--- a/Курс 3/НИР/НИР_Кринкин.docx
+++ b/Курс 3/НИР/НИР_Кринкин.docx
@@ -1104,6 +1104,182 @@
           <w:lang w:val="ru-RU"/>
         </w:rPr>
       </w:pPr>
+      <w:r>
+        <w:rPr>
+          <w:lang w:val="ru-RU"/>
+        </w:rPr>
+        <w:t xml:space="preserve">Введение – </w:t>
+      </w:r>
+      <w:r>
+        <w:rPr>
+          <w:color w:val="00B050"/>
+          <w:lang w:val="ru-RU"/>
+        </w:rPr>
+        <w:t>готово</w:t>
+      </w:r>
+    </w:p>
+    <w:p>
+      <w:pPr>
+        <w:rPr>
+          <w:lang w:val="ru-RU"/>
+        </w:rPr>
+      </w:pPr>
+      <w:r>
+        <w:rPr>
+          <w:lang w:val="ru-RU"/>
+        </w:rPr>
+        <w:t>Раздел 1</w:t>
+      </w:r>
+      <w:r>
+        <w:rPr>
+          <w:lang w:val="ru-RU"/>
+        </w:rPr>
+        <w:t xml:space="preserve"> </w:t>
+      </w:r>
+      <w:r>
+        <w:rPr>
+          <w:lang w:val="ru-RU"/>
+        </w:rPr>
+        <w:t xml:space="preserve">– </w:t>
+      </w:r>
+      <w:r>
+        <w:rPr>
+          <w:color w:val="ED7D31" w:themeColor="accent2"/>
+          <w:lang w:val="ru-RU"/>
+        </w:rPr>
+        <w:t>частично</w:t>
+      </w:r>
+    </w:p>
+    <w:p>
+      <w:pPr>
+        <w:rPr>
+          <w:lang w:val="ru-RU"/>
+        </w:rPr>
+      </w:pPr>
+      <w:r>
+        <w:rPr>
+          <w:lang w:val="ru-RU"/>
+        </w:rPr>
+        <w:t>Раздел 2</w:t>
+      </w:r>
+      <w:r>
+        <w:rPr>
+          <w:lang w:val="ru-RU"/>
+        </w:rPr>
+        <w:t xml:space="preserve"> – </w:t>
+      </w:r>
+      <w:r>
+        <w:rPr>
+          <w:color w:val="00B050"/>
+          <w:lang w:val="ru-RU"/>
+        </w:rPr>
+        <w:t>готово</w:t>
+      </w:r>
+    </w:p>
+    <w:p>
+      <w:pPr>
+        <w:rPr>
+          <w:lang w:val="ru-RU"/>
+        </w:rPr>
+      </w:pPr>
+      <w:r>
+        <w:rPr>
+          <w:lang w:val="ru-RU"/>
+        </w:rPr>
+        <w:t>Раздел 3</w:t>
+      </w:r>
+      <w:r>
+        <w:rPr>
+          <w:lang w:val="ru-RU"/>
+        </w:rPr>
+        <w:t xml:space="preserve"> – </w:t>
+      </w:r>
+      <w:r>
+        <w:rPr>
+          <w:color w:val="00B050"/>
+          <w:lang w:val="ru-RU"/>
+        </w:rPr>
+        <w:t>готово</w:t>
+      </w:r>
+    </w:p>
+    <w:p>
+      <w:pPr>
+        <w:rPr>
+          <w:lang w:val="ru-RU"/>
+        </w:rPr>
+      </w:pPr>
+      <w:r>
+        <w:rPr>
+          <w:lang w:val="ru-RU"/>
+        </w:rPr>
+        <w:t>Раздел 4</w:t>
+      </w:r>
+      <w:r>
+        <w:rPr>
+          <w:lang w:val="ru-RU"/>
+        </w:rPr>
+        <w:t xml:space="preserve"> – </w:t>
+      </w:r>
+      <w:r>
+        <w:rPr>
+          <w:color w:val="ED7D31" w:themeColor="accent2"/>
+          <w:lang w:val="ru-RU"/>
+        </w:rPr>
+        <w:t>частично</w:t>
+      </w:r>
+    </w:p>
+    <w:p>
+      <w:pPr>
+        <w:rPr>
+          <w:lang w:val="en-US"/>
+        </w:rPr>
+      </w:pPr>
+      <w:r>
+        <w:rPr>
+          <w:lang w:val="ru-RU"/>
+        </w:rPr>
+        <w:t>Раздел 5</w:t>
+      </w:r>
+      <w:r>
+        <w:rPr>
+          <w:lang w:val="ru-RU"/>
+        </w:rPr>
+        <w:t xml:space="preserve"> – </w:t>
+      </w:r>
+      <w:r>
+        <w:rPr>
+          <w:color w:val="EE0000"/>
+          <w:lang w:val="ru-RU"/>
+        </w:rPr>
+        <w:t>нет</w:t>
+      </w:r>
+    </w:p>
+    <w:p>
+      <w:pPr>
+        <w:rPr>
+          <w:lang w:val="ru-RU"/>
+        </w:rPr>
+      </w:pPr>
+      <w:r>
+        <w:rPr>
+          <w:lang w:val="ru-RU"/>
+        </w:rPr>
+        <w:t xml:space="preserve">Заключение - </w:t>
+      </w:r>
+      <w:r>
+        <w:rPr>
+          <w:color w:val="EE0000"/>
+          <w:lang w:val="ru-RU"/>
+        </w:rPr>
+        <w:t>нет</w:t>
+      </w:r>
+    </w:p>
+    <w:p>
+      <w:pPr>
+        <w:rPr>
+          <w:lang w:val="ru-RU"/>
+        </w:rPr>
+      </w:pPr>
     </w:p>
     <w:p>
       <w:pPr>
@@ -1182,19 +1358,7 @@
         <w:rPr>
           <w:lang w:val="ru-RU"/>
         </w:rPr>
-        <w:t xml:space="preserve">. </w:t>
-      </w:r>
-      <w:r>
-        <w:rPr>
-          <w:lang w:val="ru-RU"/>
-        </w:rPr>
-        <w:t xml:space="preserve">Транскрибирование </w:t>
-      </w:r>
-      <w:r>
-        <w:rPr>
-          <w:lang w:val="ru-RU"/>
-        </w:rPr>
-        <w:t>текста вручную это крайне трудоёмкий процесс, который подразумевает прослушивание и интерпретацию аудио информации человеком. Трудоёмкость этого процесса практически невозможно облегчить, опираясь лишь на человеческий труд. Исходя из этого были разработаны автоматические технические средства для транскрибирования речи в текст.</w:t>
+        <w:t>. Транскрибирование текста вручную это крайне трудоёмкий процесс, который подразумевает прослушивание и интерпретацию аудио информации человеком. Трудоёмкость этого процесса практически невозможно облегчить, опираясь лишь на человеческий труд. Исходя из этого были разработаны автоматические технические средства для транскрибирования речи в текст.</w:t>
       </w:r>
     </w:p>
     <w:p>
@@ -1302,22 +1466,822 @@
     </w:p>
     <w:p>
       <w:pPr>
-        <w:rPr>
-          <w:lang w:val="ru-RU"/>
-        </w:rPr>
-      </w:pPr>
-      <w:r>
-        <w:rPr>
-          <w:lang w:val="ru-RU"/>
-        </w:rPr>
-        <w:t>Это там ну да</w:t>
-      </w:r>
-    </w:p>
-    <w:p>
-      <w:pPr>
-        <w:spacing w:after="160" w:line="278" w:lineRule="auto"/>
-        <w:ind w:firstLine="0"/>
-        <w:jc w:val="left"/>
+        <w:ind w:firstLine="426"/>
+        <w:rPr>
+          <w:rFonts w:eastAsia="Times New Roman" w:cs="Times New Roman"/>
+          <w:color w:val="EE0000"/>
+          <w:szCs w:val="28"/>
+          <w:lang w:eastAsia="ru-RU"/>
+        </w:rPr>
+      </w:pPr>
+      <w:r>
+        <w:rPr>
+          <w:rFonts w:eastAsia="Times New Roman" w:cs="Times New Roman"/>
+          <w:color w:val="EE0000"/>
+          <w:szCs w:val="28"/>
+          <w:lang w:eastAsia="ru-RU"/>
+        </w:rPr>
+        <w:t>Предметная область исследования определяется такими ключевыми понятиями, как автоматическое распознавание речи (ASR), обработка естественного языка (NLP), транскрибация аудио и видео в текст, искусственный интеллект и конфиденциальность данных. Поэтому выбрана тема ВКР: «Автоматическое транскрибирование устной речи в письменный текст с использованием технологий искусственного интеллекта».</w:t>
+      </w:r>
+    </w:p>
+    <w:p>
+      <w:pPr>
+        <w:ind w:firstLine="426"/>
+        <w:rPr>
+          <w:rFonts w:eastAsia="Times New Roman" w:cs="Times New Roman"/>
+          <w:szCs w:val="28"/>
+          <w:lang w:eastAsia="ru-RU"/>
+        </w:rPr>
+      </w:pPr>
+      <w:r>
+        <w:rPr>
+          <w:rFonts w:eastAsia="Times New Roman" w:cs="Times New Roman"/>
+          <w:szCs w:val="28"/>
+          <w:lang w:eastAsia="ru-RU"/>
+        </w:rPr>
+        <w:t>Транскриб</w:t>
+      </w:r>
+      <w:r>
+        <w:rPr>
+          <w:rFonts w:eastAsia="Times New Roman" w:cs="Times New Roman"/>
+          <w:szCs w:val="28"/>
+          <w:lang w:eastAsia="ru-RU"/>
+        </w:rPr>
+        <w:t xml:space="preserve">ирование </w:t>
+      </w:r>
+      <w:r>
+        <w:rPr>
+          <w:rFonts w:eastAsia="Times New Roman" w:cs="Times New Roman"/>
+          <w:szCs w:val="28"/>
+          <w:lang w:eastAsia="ru-RU"/>
+        </w:rPr>
+        <w:t>—</w:t>
+      </w:r>
+      <w:r>
+        <w:rPr>
+          <w:rFonts w:eastAsia="Times New Roman" w:cs="Times New Roman"/>
+          <w:szCs w:val="28"/>
+          <w:lang w:eastAsia="ru-RU"/>
+        </w:rPr>
+        <w:t xml:space="preserve"> </w:t>
+      </w:r>
+      <w:r>
+        <w:rPr>
+          <w:rFonts w:eastAsia="Times New Roman" w:cs="Times New Roman"/>
+          <w:szCs w:val="28"/>
+          <w:lang w:eastAsia="ru-RU"/>
+        </w:rPr>
+        <w:t>это</w:t>
+      </w:r>
+      <w:r>
+        <w:rPr>
+          <w:rFonts w:eastAsia="Times New Roman" w:cs="Times New Roman"/>
+          <w:szCs w:val="28"/>
+          <w:lang w:eastAsia="ru-RU"/>
+        </w:rPr>
+        <w:t xml:space="preserve"> </w:t>
+      </w:r>
+      <w:r>
+        <w:rPr>
+          <w:rFonts w:eastAsia="Times New Roman" w:cs="Times New Roman"/>
+          <w:szCs w:val="28"/>
+          <w:lang w:eastAsia="ru-RU"/>
+        </w:rPr>
+        <w:t>мощный инструмент, который помогает преобразовывать аудиовизуальный контент в удобный для анализа и использования текст.</w:t>
+      </w:r>
+      <w:r>
+        <w:rPr>
+          <w:rFonts w:eastAsia="Times New Roman" w:cs="Times New Roman"/>
+          <w:szCs w:val="28"/>
+          <w:lang w:eastAsia="ru-RU"/>
+        </w:rPr>
+        <w:t xml:space="preserve"> </w:t>
+      </w:r>
+      <w:r>
+        <w:rPr>
+          <w:rFonts w:eastAsia="Times New Roman" w:cs="Times New Roman"/>
+          <w:szCs w:val="28"/>
+          <w:lang w:eastAsia="ru-RU"/>
+        </w:rPr>
+        <w:t>Это особенно актуально для таких сфер, как судебное делопроизводство, образование и корпоративный сектор, где требуется быстрая и точная расшифровка аудиозаписей интервью, лекций, совещаний и выступлений.</w:t>
+      </w:r>
+      <w:r>
+        <w:rPr>
+          <w:rFonts w:eastAsia="Times New Roman" w:cs="Times New Roman"/>
+          <w:szCs w:val="28"/>
+          <w:lang w:eastAsia="ru-RU"/>
+        </w:rPr>
+        <w:t xml:space="preserve"> Также оно применяется в</w:t>
+      </w:r>
+      <w:r>
+        <w:rPr>
+          <w:rFonts w:eastAsia="Times New Roman" w:cs="Times New Roman"/>
+          <w:szCs w:val="28"/>
+          <w:lang w:eastAsia="ru-RU"/>
+        </w:rPr>
+        <w:t xml:space="preserve"> медиа и журналистике. Журналисты и репортеры используют транскрибацию для того, чтобы переводить интервью, пресс-конференции и другие мероприятия в текстовый формат. Это облегчает создание статей и материалов на основе оригинальных источников</w:t>
+      </w:r>
+      <w:r>
+        <w:rPr>
+          <w:rFonts w:eastAsia="Times New Roman" w:cs="Times New Roman"/>
+          <w:szCs w:val="28"/>
+          <w:lang w:val="ru-RU" w:eastAsia="ru-RU"/>
+        </w:rPr>
+        <w:t xml:space="preserve"> </w:t>
+      </w:r>
+      <w:r>
+        <w:rPr>
+          <w:rFonts w:eastAsia="Times New Roman" w:cs="Times New Roman"/>
+          <w:szCs w:val="28"/>
+          <w:lang w:eastAsia="ru-RU"/>
+        </w:rPr>
+        <w:t>[</w:t>
+      </w:r>
+      <w:r>
+        <w:rPr>
+          <w:rFonts w:eastAsia="Times New Roman" w:cs="Times New Roman"/>
+          <w:szCs w:val="28"/>
+          <w:lang w:val="ru-RU" w:eastAsia="ru-RU"/>
+        </w:rPr>
+        <w:t>#</w:t>
+      </w:r>
+      <w:r>
+        <w:rPr>
+          <w:rFonts w:eastAsia="Times New Roman" w:cs="Times New Roman"/>
+          <w:szCs w:val="28"/>
+          <w:lang w:val="ru-RU" w:eastAsia="ru-RU"/>
+        </w:rPr>
+        <w:t>дс 22</w:t>
+      </w:r>
+      <w:r>
+        <w:rPr>
+          <w:rFonts w:eastAsia="Times New Roman" w:cs="Times New Roman"/>
+          <w:szCs w:val="28"/>
+          <w:lang w:eastAsia="ru-RU"/>
+        </w:rPr>
+        <w:t>].</w:t>
+      </w:r>
+    </w:p>
+    <w:p>
+      <w:pPr>
+        <w:ind w:firstLine="426"/>
+        <w:rPr>
+          <w:rFonts w:eastAsia="Times New Roman" w:cs="Times New Roman"/>
+          <w:szCs w:val="28"/>
+          <w:lang w:eastAsia="ru-RU"/>
+        </w:rPr>
+      </w:pPr>
+      <w:r>
+        <w:rPr>
+          <w:rFonts w:eastAsia="Times New Roman" w:cs="Times New Roman"/>
+          <w:szCs w:val="28"/>
+          <w:lang w:eastAsia="ru-RU"/>
+        </w:rPr>
+        <w:t>Текстовая расшифровка аудиозаписей абсолютно необходима для всех специалистов, любителей и обычных пользователей аудио- и видеоконтента. Точная расшифровка любой записи — это лучший способ сэкономить время и деньги</w:t>
+      </w:r>
+      <w:r>
+        <w:rPr>
+          <w:rFonts w:eastAsia="Times New Roman" w:cs="Times New Roman"/>
+          <w:szCs w:val="28"/>
+          <w:lang w:eastAsia="ru-RU"/>
+        </w:rPr>
+        <w:t xml:space="preserve">. </w:t>
+      </w:r>
+      <w:r>
+        <w:rPr>
+          <w:rFonts w:eastAsia="Times New Roman" w:cs="Times New Roman"/>
+          <w:szCs w:val="28"/>
+          <w:lang w:eastAsia="ru-RU"/>
+        </w:rPr>
+        <w:t>В современных условиях организации все больше стремятся к сокращению времени, требующегося для принятия решений на основе данных, собранных в ходе проведения фокус-групп. В связи с чем все активнее используются цифровые технологии их обработки и анализа.</w:t>
+      </w:r>
+    </w:p>
+    <w:p>
+      <w:pPr>
+        <w:ind w:firstLine="426"/>
+        <w:rPr>
+          <w:rFonts w:eastAsia="Times New Roman" w:cs="Times New Roman"/>
+          <w:szCs w:val="28"/>
+          <w:lang w:eastAsia="ru-RU"/>
+        </w:rPr>
+      </w:pPr>
+      <w:r>
+        <w:rPr>
+          <w:rFonts w:eastAsia="Times New Roman" w:cs="Times New Roman"/>
+          <w:szCs w:val="28"/>
+          <w:lang w:eastAsia="ru-RU"/>
+        </w:rPr>
+        <w:t xml:space="preserve">Наиболее широко признанным видом транскрипции является преобразование источника разговорного языка в текст, например, в компьютерную запись, подходящую для печати в виде документа, отчета. </w:t>
+      </w:r>
+    </w:p>
+    <w:p>
+      <w:pPr>
+        <w:ind w:firstLine="426"/>
+        <w:rPr>
+          <w:rFonts w:eastAsia="Times New Roman" w:cs="Times New Roman"/>
+          <w:szCs w:val="28"/>
+          <w:lang w:eastAsia="ru-RU"/>
+        </w:rPr>
+      </w:pPr>
+      <w:r>
+        <w:rPr>
+          <w:rFonts w:eastAsia="Times New Roman" w:cs="Times New Roman"/>
+          <w:szCs w:val="28"/>
+          <w:lang w:eastAsia="ru-RU"/>
+        </w:rPr>
+        <w:lastRenderedPageBreak/>
+        <w:t xml:space="preserve">Ручная транскрипция — это процесс набора произносимых слов так, как они слышатся. Хотя этот метод может занять много времени и быть неточным, он предлагает некоторые преимущества, такие как доступность и точность. </w:t>
+      </w:r>
+    </w:p>
+    <w:p>
+      <w:pPr>
+        <w:ind w:firstLine="426"/>
+        <w:rPr>
+          <w:rFonts w:eastAsia="Times New Roman" w:cs="Times New Roman"/>
+          <w:szCs w:val="28"/>
+          <w:lang w:eastAsia="ru-RU"/>
+        </w:rPr>
+      </w:pPr>
+      <w:r>
+        <w:rPr>
+          <w:rFonts w:eastAsia="Times New Roman" w:cs="Times New Roman"/>
+          <w:szCs w:val="28"/>
+          <w:lang w:eastAsia="ru-RU"/>
+        </w:rPr>
+        <w:t xml:space="preserve">Технологическая транскрипция использует программное обеспечение для преобразования аудиофайлов в текстовый формат. Этот тип транскрипции предлагает несколько преимуществ по сравнению с ручной транскрипцией, включая скорость, точность и экономичность. </w:t>
+      </w:r>
+    </w:p>
+    <w:p>
+      <w:pPr>
+        <w:ind w:firstLine="426"/>
+        <w:rPr>
+          <w:rFonts w:eastAsia="Times New Roman" w:cs="Times New Roman"/>
+          <w:szCs w:val="28"/>
+          <w:lang w:eastAsia="ru-RU"/>
+        </w:rPr>
+      </w:pPr>
+      <w:r>
+        <w:rPr>
+          <w:rFonts w:eastAsia="Times New Roman" w:cs="Times New Roman"/>
+          <w:szCs w:val="28"/>
+          <w:lang w:eastAsia="ru-RU"/>
+        </w:rPr>
+        <w:t xml:space="preserve">Существуют различные типы транскрипции: </w:t>
+      </w:r>
+    </w:p>
+    <w:p>
+      <w:pPr>
+        <w:pStyle w:val="a7"/>
+        <w:numPr>
+          <w:ilvl w:val="0"/>
+          <w:numId w:val="11"/>
+        </w:numPr>
+        <w:ind w:left="709" w:hanging="283"/>
+        <w:rPr>
+          <w:lang w:eastAsia="ru-RU"/>
+        </w:rPr>
+      </w:pPr>
+      <w:r>
+        <w:rPr>
+          <w:lang w:eastAsia="ru-RU"/>
+        </w:rPr>
+        <w:t>живая транскрипция — это когда чьи-то слова транскрибируются в режиме</w:t>
+      </w:r>
+      <w:r>
+        <w:rPr>
+          <w:lang w:val="ru-RU" w:eastAsia="ru-RU"/>
+        </w:rPr>
+        <w:t xml:space="preserve"> </w:t>
+      </w:r>
+      <w:r>
+        <w:rPr>
+          <w:lang w:eastAsia="ru-RU"/>
+        </w:rPr>
+        <w:t xml:space="preserve">реального времени, когда они говорят. </w:t>
+      </w:r>
+    </w:p>
+    <w:p>
+      <w:pPr>
+        <w:pStyle w:val="a7"/>
+        <w:numPr>
+          <w:ilvl w:val="0"/>
+          <w:numId w:val="11"/>
+        </w:numPr>
+        <w:ind w:left="709" w:hanging="283"/>
+        <w:rPr>
+          <w:lang w:eastAsia="ru-RU"/>
+        </w:rPr>
+      </w:pPr>
+      <w:r>
+        <w:rPr>
+          <w:lang w:eastAsia="ru-RU"/>
+        </w:rPr>
+        <w:t xml:space="preserve">полная транскрипция — это когда аудиозапись (обычно лекция или речь) расшифровывается после того, как событие произошло. </w:t>
+      </w:r>
+    </w:p>
+    <w:p>
+      <w:pPr>
+        <w:ind w:firstLine="426"/>
+        <w:rPr>
+          <w:lang w:eastAsia="ru-RU"/>
+        </w:rPr>
+      </w:pPr>
+      <w:r>
+        <w:rPr>
+          <w:lang w:eastAsia="ru-RU"/>
+        </w:rPr>
+        <w:t>Задача программ по преобразованию звука в текст — грамотно перевести и отредактировать аудио или видео в другой формат: убрать слова</w:t>
+      </w:r>
+      <w:r>
+        <w:rPr>
+          <w:lang w:eastAsia="ru-RU"/>
+        </w:rPr>
+        <w:t xml:space="preserve"> </w:t>
+      </w:r>
+      <w:r>
+        <w:rPr>
+          <w:lang w:eastAsia="ru-RU"/>
+        </w:rPr>
+        <w:t>паразиты, неправильные фразы, паузы и шум. Готовый текст должен состоять из логичных фраз, построенных по правилам русского языка</w:t>
+      </w:r>
+      <w:r>
+        <w:rPr>
+          <w:lang w:val="ru-RU" w:eastAsia="ru-RU"/>
+        </w:rPr>
+        <w:t xml:space="preserve"> </w:t>
+      </w:r>
+      <w:r>
+        <w:rPr>
+          <w:lang w:eastAsia="ru-RU"/>
+        </w:rPr>
+        <w:t>[</w:t>
+      </w:r>
+      <w:r>
+        <w:rPr>
+          <w:lang w:val="ru-RU" w:eastAsia="ru-RU"/>
+        </w:rPr>
+        <w:t>#</w:t>
+      </w:r>
+      <w:r>
+        <w:rPr>
+          <w:lang w:val="ru-RU" w:eastAsia="ru-RU"/>
+        </w:rPr>
+        <w:t xml:space="preserve">дс </w:t>
+      </w:r>
+      <w:r>
+        <w:rPr>
+          <w:lang w:eastAsia="ru-RU"/>
+        </w:rPr>
+        <w:t>2</w:t>
+      </w:r>
+      <w:r>
+        <w:rPr>
+          <w:lang w:val="ru-RU" w:eastAsia="ru-RU"/>
+        </w:rPr>
+        <w:t>3</w:t>
+      </w:r>
+      <w:r>
+        <w:rPr>
+          <w:lang w:eastAsia="ru-RU"/>
+        </w:rPr>
+        <w:t>, с. 1-2</w:t>
+      </w:r>
+      <w:r>
+        <w:rPr>
+          <w:lang w:eastAsia="ru-RU"/>
+        </w:rPr>
+        <w:t>].</w:t>
+      </w:r>
+    </w:p>
+    <w:p>
+      <w:pPr>
+        <w:ind w:firstLine="426"/>
+        <w:rPr>
+          <w:lang w:eastAsia="ru-RU"/>
+        </w:rPr>
+      </w:pPr>
+      <w:r>
+        <w:rPr>
+          <w:lang w:eastAsia="ru-RU"/>
+        </w:rPr>
+        <w:t xml:space="preserve">Автоматическая транскрибация имеет высокие риски получения недостоверной информации. Количество ошибок, допускаемых при определении адресанта речи напрямую связано с количеством участников фокус-группы. Сам процесс транскрибации предполагает последовательную смену состояния собранной информации. При этом следует учитывать, что в процессе транскрибации изменяется не только форма представления информации из звуковой в текстовую. Также изменениям могут подвергаться достоверность, целостность и конфиденциальность информации. Например, звук на аудиозаписи может содержать различные неинформативные посторонние шумы, которые после обработки через систему транскрибации будут очищены. В итоге полученный на выходе текст чаще всего не будет содержать их описания. </w:t>
+      </w:r>
+    </w:p>
+    <w:p>
+      <w:pPr>
+        <w:ind w:firstLine="426"/>
+        <w:rPr>
+          <w:lang w:eastAsia="ru-RU"/>
+        </w:rPr>
+      </w:pPr>
+      <w:r>
+        <w:rPr>
+          <w:lang w:eastAsia="ru-RU"/>
+        </w:rPr>
+        <w:lastRenderedPageBreak/>
+        <w:t>Результативность систем транскрибации предполагает соответствие результатов процесса транскрибации требованиям к качеству полученной текстовой информации. Она зависит от ряда факторов</w:t>
+      </w:r>
+      <w:r>
+        <w:rPr>
+          <w:lang w:eastAsia="ru-RU"/>
+        </w:rPr>
+        <w:t>:</w:t>
+      </w:r>
+    </w:p>
+    <w:p>
+      <w:pPr>
+        <w:ind w:firstLine="426"/>
+        <w:rPr>
+          <w:lang w:eastAsia="ru-RU"/>
+        </w:rPr>
+      </w:pPr>
+      <w:r>
+        <w:rPr>
+          <w:lang w:eastAsia="ru-RU"/>
+        </w:rPr>
+        <w:t xml:space="preserve">Во-первых, значимым является количество участников. </w:t>
+      </w:r>
+    </w:p>
+    <w:p>
+      <w:pPr>
+        <w:ind w:firstLine="426"/>
+        <w:rPr>
+          <w:lang w:eastAsia="ru-RU"/>
+        </w:rPr>
+      </w:pPr>
+      <w:r>
+        <w:rPr>
+          <w:lang w:eastAsia="ru-RU"/>
+        </w:rPr>
+        <w:t xml:space="preserve">Во-вторых, результат транскрибации зависит от того, является ли транскрибация потоковой или создается транскрипт аудио/видео записи. Потоковая транскрибация может выдавать большее количество ошибок, чем транскрибация аудио/видео записи. </w:t>
+      </w:r>
+    </w:p>
+    <w:p>
+      <w:pPr>
+        <w:ind w:firstLine="426"/>
+        <w:rPr>
+          <w:lang w:eastAsia="ru-RU"/>
+        </w:rPr>
+      </w:pPr>
+      <w:r>
+        <w:rPr>
+          <w:lang w:eastAsia="ru-RU"/>
+        </w:rPr>
+        <w:t xml:space="preserve">В-третьих, результативность транскрибации связана с используемыми в ходе беседы языками. Ошибки могут возникать в случае, когда адресанты используют в речи иностранные слова или термины, либо в фокус-группе принимают участие иностранцы. </w:t>
+      </w:r>
+    </w:p>
+    <w:p>
+      <w:pPr>
+        <w:ind w:firstLine="426"/>
+        <w:rPr>
+          <w:lang w:eastAsia="ru-RU"/>
+        </w:rPr>
+      </w:pPr>
+      <w:r>
+        <w:rPr>
+          <w:lang w:eastAsia="ru-RU"/>
+        </w:rPr>
+        <w:t>В-четвертых, на результативность влияет среда, в которой проводится интервью или фокус-группа. Если запись ведется через микрофон, установленный возле каждого говорящего, результативность будет выше</w:t>
+      </w:r>
+      <w:r>
+        <w:rPr>
+          <w:lang w:eastAsia="ru-RU"/>
+        </w:rPr>
+        <w:t xml:space="preserve"> </w:t>
+      </w:r>
+      <w:r>
+        <w:rPr>
+          <w:lang w:eastAsia="ru-RU"/>
+        </w:rPr>
+        <w:t>[</w:t>
+      </w:r>
+      <w:r>
+        <w:rPr>
+          <w:lang w:eastAsia="ru-RU"/>
+        </w:rPr>
+        <w:t>6</w:t>
+      </w:r>
+      <w:r>
+        <w:rPr>
+          <w:lang w:eastAsia="ru-RU"/>
+        </w:rPr>
+        <w:t xml:space="preserve">, </w:t>
+      </w:r>
+      <w:r>
+        <w:rPr>
+          <w:lang w:eastAsia="ru-RU"/>
+        </w:rPr>
+        <w:t>с. 2</w:t>
+      </w:r>
+      <w:r>
+        <w:rPr>
+          <w:lang w:eastAsia="ru-RU"/>
+        </w:rPr>
+        <w:t>]</w:t>
+      </w:r>
+      <w:r>
+        <w:rPr>
+          <w:lang w:eastAsia="ru-RU"/>
+        </w:rPr>
+        <w:t>.</w:t>
+      </w:r>
+    </w:p>
+    <w:p>
+      <w:pPr>
+        <w:ind w:firstLine="426"/>
+        <w:rPr>
+          <w:lang w:eastAsia="ru-RU"/>
+        </w:rPr>
+      </w:pPr>
+      <w:r>
+        <w:rPr>
+          <w:lang w:eastAsia="ru-RU"/>
+        </w:rPr>
+        <w:t>Искусственный интеллект</w:t>
+      </w:r>
+      <w:r>
+        <w:rPr>
+          <w:lang w:eastAsia="ru-RU"/>
+        </w:rPr>
+        <w:t xml:space="preserve"> </w:t>
+      </w:r>
+      <w:r>
+        <w:rPr>
+          <w:lang w:eastAsia="ru-RU"/>
+        </w:rPr>
+        <w:t>в данной предметной области применяется для создания автоматизированных систем распознавания речи</w:t>
+      </w:r>
+      <w:r>
+        <w:rPr>
+          <w:lang w:eastAsia="ru-RU"/>
+        </w:rPr>
+        <w:t xml:space="preserve">. </w:t>
+      </w:r>
+      <w:r>
+        <w:rPr>
+          <w:lang w:eastAsia="ru-RU"/>
+        </w:rPr>
+        <w:t>Нейросети способны быстро преобразовать речь в текст с высокой точностью, даже если в записи есть шумы или акценты.</w:t>
+      </w:r>
+      <w:r>
+        <w:rPr>
+          <w:lang w:eastAsia="ru-RU"/>
+        </w:rPr>
+        <w:t xml:space="preserve"> </w:t>
+      </w:r>
+      <w:r>
+        <w:rPr>
+          <w:lang w:eastAsia="ru-RU"/>
+        </w:rPr>
+        <w:t>Современные нейросети учатся на ходу, адаптируясь к новым задачам и языкам.</w:t>
+      </w:r>
+      <w:r>
+        <w:rPr>
+          <w:lang w:eastAsia="ru-RU"/>
+        </w:rPr>
+        <w:t xml:space="preserve"> </w:t>
+      </w:r>
+      <w:r>
+        <w:rPr>
+          <w:lang w:eastAsia="ru-RU"/>
+        </w:rPr>
+        <w:t>[</w:t>
+      </w:r>
+      <w:r>
+        <w:rPr>
+          <w:lang w:val="en-US" w:eastAsia="ru-RU"/>
+        </w:rPr>
+        <w:t>#</w:t>
+      </w:r>
+      <w:proofErr w:type="spellStart"/>
+      <w:r>
+        <w:rPr>
+          <w:lang w:val="ru-RU" w:eastAsia="ru-RU"/>
+        </w:rPr>
+        <w:t>дс</w:t>
+      </w:r>
+      <w:proofErr w:type="spellEnd"/>
+      <w:r>
+        <w:rPr>
+          <w:lang w:val="ru-RU" w:eastAsia="ru-RU"/>
+        </w:rPr>
+        <w:t xml:space="preserve"> 25</w:t>
+      </w:r>
+      <w:r>
+        <w:rPr>
+          <w:lang w:eastAsia="ru-RU"/>
+        </w:rPr>
+        <w:t>]</w:t>
+      </w:r>
+    </w:p>
+    <w:p>
+      <w:pPr>
+        <w:ind w:firstLine="426"/>
+        <w:rPr>
+          <w:lang w:eastAsia="ru-RU"/>
+        </w:rPr>
+      </w:pPr>
+      <w:r>
+        <w:rPr>
+          <w:lang w:eastAsia="ru-RU"/>
+        </w:rPr>
+        <w:t>Разработка систем автоматического распознавания речи на основе ИИ представляет собой важное направление в области технологий обработки речи. Применение современных методов и алгоритмов позволяет достигать высокой точности распознавания и обеспечивать широкие возможности для различных приложений. Существуют такие методы и алгоритмы распознавания речи, как:</w:t>
+      </w:r>
+    </w:p>
+    <w:p>
+      <w:pPr>
+        <w:pStyle w:val="a7"/>
+        <w:numPr>
+          <w:ilvl w:val="0"/>
+          <w:numId w:val="12"/>
+        </w:numPr>
+        <w:ind w:left="709" w:hanging="283"/>
+        <w:rPr>
+          <w:lang w:eastAsia="ru-RU"/>
+        </w:rPr>
+      </w:pPr>
+      <w:r>
+        <w:rPr>
+          <w:lang w:eastAsia="ru-RU"/>
+        </w:rPr>
+        <w:t xml:space="preserve">Нейронные сети и глубокое обучение, играющие ключевую роль в современных системах </w:t>
+      </w:r>
+      <w:r>
+        <w:rPr>
+          <w:lang w:val="en-US" w:eastAsia="ru-RU"/>
+        </w:rPr>
+        <w:t>ASR</w:t>
+      </w:r>
+      <w:r>
+        <w:rPr>
+          <w:lang w:eastAsia="ru-RU"/>
+        </w:rPr>
+        <w:t>, обеспечивая высокую точность распознания.</w:t>
+      </w:r>
+    </w:p>
+    <w:p>
+      <w:pPr>
+        <w:pStyle w:val="a7"/>
+        <w:numPr>
+          <w:ilvl w:val="0"/>
+          <w:numId w:val="12"/>
+        </w:numPr>
+        <w:ind w:left="709" w:hanging="283"/>
+        <w:rPr>
+          <w:lang w:eastAsia="ru-RU"/>
+        </w:rPr>
+      </w:pPr>
+      <w:r>
+        <w:rPr>
+          <w:lang w:eastAsia="ru-RU"/>
+        </w:rPr>
+        <w:lastRenderedPageBreak/>
+        <w:t xml:space="preserve">Обработка естественного языка </w:t>
+      </w:r>
+      <w:r>
+        <w:rPr>
+          <w:lang w:eastAsia="ru-RU"/>
+        </w:rPr>
+        <w:t>(</w:t>
+      </w:r>
+      <w:r>
+        <w:rPr>
+          <w:lang w:val="en-US" w:eastAsia="ru-RU"/>
+        </w:rPr>
+        <w:t>NLP</w:t>
+      </w:r>
+      <w:r>
+        <w:rPr>
+          <w:lang w:eastAsia="ru-RU"/>
+        </w:rPr>
+        <w:t>)</w:t>
+      </w:r>
+      <w:r>
+        <w:rPr>
+          <w:lang w:eastAsia="ru-RU"/>
+        </w:rPr>
+        <w:t xml:space="preserve">, используящаяся для инерпритации и обработки текста, полученного от систем </w:t>
+      </w:r>
+      <w:r>
+        <w:rPr>
+          <w:lang w:val="en-US" w:eastAsia="ru-RU"/>
+        </w:rPr>
+        <w:t>ASR</w:t>
+      </w:r>
+      <w:r>
+        <w:rPr>
+          <w:lang w:eastAsia="ru-RU"/>
+        </w:rPr>
+        <w:t>.</w:t>
+      </w:r>
+    </w:p>
+    <w:p>
+      <w:pPr>
+        <w:rPr>
+          <w:color w:val="EE0000"/>
+          <w:lang w:eastAsia="ru-RU"/>
+        </w:rPr>
+      </w:pPr>
+      <w:r>
+        <w:rPr>
+          <w:color w:val="EE0000"/>
+          <w:lang w:eastAsia="ru-RU"/>
+        </w:rPr>
+        <w:t>Примеры, преимущества и вызовы описаны в статье  «Разработка систем автоматического распознавания речи на основе искусственного интеллекта» авторов Сеитова С., Хатамова С., Машрыковой Ш. [</w:t>
+      </w:r>
+      <w:r>
+        <w:rPr>
+          <w:color w:val="EE0000"/>
+          <w:lang w:val="ru-RU" w:eastAsia="ru-RU"/>
+        </w:rPr>
+        <w:t>#</w:t>
+      </w:r>
+      <w:r>
+        <w:rPr>
+          <w:color w:val="EE0000"/>
+          <w:lang w:val="ru-RU" w:eastAsia="ru-RU"/>
+        </w:rPr>
+        <w:t>дс</w:t>
+      </w:r>
+      <w:r>
+        <w:rPr>
+          <w:color w:val="EE0000"/>
+          <w:lang w:val="ru-RU" w:eastAsia="ru-RU"/>
+        </w:rPr>
+        <w:t xml:space="preserve"> 27</w:t>
+      </w:r>
+      <w:r>
+        <w:rPr>
+          <w:color w:val="EE0000"/>
+          <w:lang w:eastAsia="ru-RU"/>
+        </w:rPr>
+        <w:t>].</w:t>
+      </w:r>
+    </w:p>
+    <w:p>
+      <w:pPr>
+        <w:ind w:firstLine="426"/>
+        <w:rPr>
+          <w:lang w:eastAsia="ru-RU"/>
+        </w:rPr>
+      </w:pPr>
+      <w:r>
+        <w:rPr>
+          <w:lang w:val="ru-RU" w:eastAsia="ru-RU"/>
+        </w:rPr>
+        <w:t>В общем и целом, автоматическое транскрибирование при помощи технологии искусственного интеллекта позволяет сильно повысить эффективность работы путём сокращения временных затрат, отсутствия необходимости воспринимать аудио и видео материал, а также исключая фактор человеческих ошибок. Подробнее обо всех преимуществах и возможных трудностях описано в статье</w:t>
+      </w:r>
+      <w:r>
+        <w:rPr>
+          <w:lang w:eastAsia="ru-RU"/>
+        </w:rPr>
+        <w:t xml:space="preserve"> </w:t>
+      </w:r>
+      <w:r>
+        <w:rPr>
+          <w:lang w:eastAsia="ru-RU"/>
+        </w:rPr>
+        <w:t> «Разработка систем автоматического распознавания речи на основе искусственного интеллекта» авторов Сеитова С., Хатамова С., Машрыковой Ш.</w:t>
+      </w:r>
+      <w:r>
+        <w:rPr>
+          <w:lang w:eastAsia="ru-RU"/>
+        </w:rPr>
+        <w:t xml:space="preserve"> </w:t>
+      </w:r>
+      <w:r>
+        <w:rPr>
+          <w:lang w:eastAsia="ru-RU"/>
+        </w:rPr>
+        <w:t>[</w:t>
+      </w:r>
+      <w:r>
+        <w:rPr>
+          <w:lang w:val="ru-RU" w:eastAsia="ru-RU"/>
+        </w:rPr>
+        <w:t>#</w:t>
+      </w:r>
+      <w:r>
+        <w:rPr>
+          <w:lang w:val="ru-RU" w:eastAsia="ru-RU"/>
+        </w:rPr>
+        <w:t>дс 27</w:t>
+      </w:r>
+      <w:r>
+        <w:rPr>
+          <w:lang w:eastAsia="ru-RU"/>
+        </w:rPr>
+        <w:t>]</w:t>
+      </w:r>
+      <w:r>
+        <w:rPr>
+          <w:lang w:eastAsia="ru-RU"/>
+        </w:rPr>
+        <w:t>.</w:t>
+      </w:r>
+    </w:p>
+    <w:p>
+      <w:pPr>
         <w:rPr>
           <w:lang w:val="ru-RU"/>
         </w:rPr>
@@ -1331,7 +2295,7 @@
     </w:p>
     <w:p>
       <w:pPr>
-        <w:ind w:firstLine="0"/>
+        <w:pStyle w:val="1"/>
         <w:rPr>
           <w:lang w:val="ru-RU"/>
         </w:rPr>
@@ -3292,25 +4256,8 @@
         </w:trPr>
         <w:tc>
           <w:tcPr>
-            <w:tcW w:w="302" w:type="pct"/>
-            <w:vAlign w:val="center"/>
-          </w:tcPr>
-          <w:p>
-            <w:pPr>
-              <w:spacing w:line="23" w:lineRule="atLeast"/>
-              <w:ind w:firstLine="0"/>
-              <w:jc w:val="center"/>
-              <w:rPr>
-                <w:rFonts w:eastAsia="Calibri"/>
-                <w:bCs/>
-                <w:sz w:val="24"/>
-              </w:rPr>
-            </w:pPr>
-          </w:p>
-        </w:tc>
-        <w:tc>
-          <w:tcPr>
-            <w:tcW w:w="1182" w:type="pct"/>
+            <w:tcW w:w="5000" w:type="pct"/>
+            <w:gridSpan w:val="5"/>
             <w:vAlign w:val="center"/>
           </w:tcPr>
           <w:p>
@@ -3332,59 +4279,6 @@
               </w:rPr>
               <w:t>Этап 3. Разработка</w:t>
             </w:r>
-          </w:p>
-        </w:tc>
-        <w:tc>
-          <w:tcPr>
-            <w:tcW w:w="801" w:type="pct"/>
-          </w:tcPr>
-          <w:p>
-            <w:pPr>
-              <w:spacing w:line="23" w:lineRule="atLeast"/>
-              <w:ind w:firstLine="0"/>
-              <w:jc w:val="left"/>
-              <w:rPr>
-                <w:rFonts w:eastAsia="Calibri"/>
-                <w:bCs/>
-                <w:sz w:val="24"/>
-              </w:rPr>
-            </w:pPr>
-          </w:p>
-        </w:tc>
-        <w:tc>
-          <w:tcPr>
-            <w:tcW w:w="1448" w:type="pct"/>
-            <w:vAlign w:val="center"/>
-          </w:tcPr>
-          <w:p>
-            <w:pPr>
-              <w:spacing w:line="23" w:lineRule="atLeast"/>
-              <w:ind w:firstLine="0"/>
-              <w:jc w:val="left"/>
-              <w:rPr>
-                <w:rFonts w:eastAsia="Calibri"/>
-                <w:bCs/>
-                <w:sz w:val="24"/>
-              </w:rPr>
-            </w:pPr>
-          </w:p>
-        </w:tc>
-        <w:tc>
-          <w:tcPr>
-            <w:tcW w:w="1267" w:type="pct"/>
-            <w:vAlign w:val="center"/>
-          </w:tcPr>
-          <w:p>
-            <w:pPr>
-              <w:spacing w:line="23" w:lineRule="atLeast"/>
-              <w:ind w:firstLine="0"/>
-              <w:jc w:val="left"/>
-              <w:rPr>
-                <w:rFonts w:eastAsia="Calibri"/>
-                <w:bCs/>
-                <w:sz w:val="24"/>
-              </w:rPr>
-            </w:pPr>
           </w:p>
         </w:tc>
       </w:tr>
@@ -4820,25 +5714,8 @@
         </w:trPr>
         <w:tc>
           <w:tcPr>
-            <w:tcW w:w="302" w:type="pct"/>
-            <w:vAlign w:val="center"/>
-          </w:tcPr>
-          <w:p>
-            <w:pPr>
-              <w:spacing w:line="23" w:lineRule="atLeast"/>
-              <w:ind w:firstLine="0"/>
-              <w:jc w:val="center"/>
-              <w:rPr>
-                <w:rFonts w:eastAsia="Calibri"/>
-                <w:bCs/>
-                <w:sz w:val="24"/>
-              </w:rPr>
-            </w:pPr>
-          </w:p>
-        </w:tc>
-        <w:tc>
-          <w:tcPr>
-            <w:tcW w:w="1182" w:type="pct"/>
+            <w:tcW w:w="5000" w:type="pct"/>
+            <w:gridSpan w:val="5"/>
             <w:vAlign w:val="center"/>
           </w:tcPr>
           <w:p>
@@ -4860,59 +5737,6 @@
               </w:rPr>
               <w:t>Этап 4. Внедрение</w:t>
             </w:r>
-          </w:p>
-        </w:tc>
-        <w:tc>
-          <w:tcPr>
-            <w:tcW w:w="801" w:type="pct"/>
-          </w:tcPr>
-          <w:p>
-            <w:pPr>
-              <w:spacing w:line="23" w:lineRule="atLeast"/>
-              <w:ind w:firstLine="0"/>
-              <w:jc w:val="left"/>
-              <w:rPr>
-                <w:rFonts w:eastAsia="Calibri"/>
-                <w:bCs/>
-                <w:sz w:val="24"/>
-              </w:rPr>
-            </w:pPr>
-          </w:p>
-        </w:tc>
-        <w:tc>
-          <w:tcPr>
-            <w:tcW w:w="1448" w:type="pct"/>
-            <w:vAlign w:val="center"/>
-          </w:tcPr>
-          <w:p>
-            <w:pPr>
-              <w:spacing w:line="23" w:lineRule="atLeast"/>
-              <w:ind w:firstLine="0"/>
-              <w:jc w:val="left"/>
-              <w:rPr>
-                <w:rFonts w:eastAsia="Calibri"/>
-                <w:bCs/>
-                <w:sz w:val="24"/>
-              </w:rPr>
-            </w:pPr>
-          </w:p>
-        </w:tc>
-        <w:tc>
-          <w:tcPr>
-            <w:tcW w:w="1267" w:type="pct"/>
-            <w:vAlign w:val="center"/>
-          </w:tcPr>
-          <w:p>
-            <w:pPr>
-              <w:spacing w:line="23" w:lineRule="atLeast"/>
-              <w:ind w:firstLine="0"/>
-              <w:jc w:val="left"/>
-              <w:rPr>
-                <w:rFonts w:eastAsia="Calibri"/>
-                <w:bCs/>
-                <w:sz w:val="24"/>
-              </w:rPr>
-            </w:pPr>
           </w:p>
         </w:tc>
       </w:tr>
@@ -5779,7 +6603,7 @@
     </w:p>
     <w:p>
       <w:pPr>
-        <w:ind w:firstLine="0"/>
+        <w:pStyle w:val="1"/>
         <w:rPr>
           <w:lang w:val="ru-RU"/>
         </w:rPr>
@@ -5802,7 +6626,62 @@
         <w:rPr>
           <w:lang w:val="ru-RU"/>
         </w:rPr>
-        <w:t>…</w:t>
+        <w:t>Для реализации поставленных перед проектом задач необходимо выбрать такие инструменты, которые бы позволили сделать транскрибирование аудио достаточно быстрым и достаточно точным, при этом затрачивая на это как можно меньшее количество как денежных, так и технических и человеческих средств.</w:t>
+      </w:r>
+    </w:p>
+    <w:p>
+      <w:pPr>
+        <w:rPr>
+          <w:lang w:val="ru-RU"/>
+        </w:rPr>
+      </w:pPr>
+      <w:r>
+        <w:rPr>
+          <w:lang w:val="ru-RU"/>
+        </w:rPr>
+        <w:t xml:space="preserve">Чтобы реализовать программный продукт необходимо определиться с тем какой язык программирования будет более предпочтителен для решения поставленных задач. </w:t>
+      </w:r>
+      <w:r>
+        <w:t xml:space="preserve">Язык программирования - это инструмент, с помощью которого программисты создают инструкции для компьютера. Эти инструкции могут быть простыми, как "вывести на экран сообщение", или сложными, как "создать трехмерную игру". Существует множество различных языков программирования, каждый из которых имеет свои особенности и предназначен для решения </w:t>
+      </w:r>
+      <w:r>
+        <w:rPr>
+          <w:lang w:val="ru-RU"/>
+        </w:rPr>
+        <w:t>специфичных</w:t>
+      </w:r>
+      <w:r>
+        <w:t xml:space="preserve"> задач.</w:t>
+      </w:r>
+      <w:r>
+        <w:rPr>
+          <w:lang w:val="ru-RU"/>
+        </w:rPr>
+        <w:t xml:space="preserve"> </w:t>
+      </w:r>
+      <w:r>
+        <w:rPr>
+          <w:lang w:val="ru-RU"/>
+        </w:rPr>
+        <w:t>[#</w:t>
+      </w:r>
+      <w:r>
+        <w:rPr>
+          <w:lang w:val="ru-RU"/>
+        </w:rPr>
+        <w:t>дс 20</w:t>
+      </w:r>
+      <w:r>
+        <w:rPr>
+          <w:lang w:val="ru-RU"/>
+        </w:rPr>
+        <w:t>]</w:t>
+      </w:r>
+      <w:r>
+        <w:rPr>
+          <w:lang w:val="ru-RU"/>
+        </w:rPr>
+        <w:t>.</w:t>
       </w:r>
     </w:p>
     <w:p>
@@ -5884,13 +6763,7 @@
         <w:rPr>
           <w:lang w:val="ru-RU"/>
         </w:rPr>
-        <w:t xml:space="preserve">дс </w:t>
-      </w:r>
-      <w:r>
-        <w:rPr>
-          <w:lang w:val="ru-RU"/>
-        </w:rPr>
-        <w:t>19</w:t>
+        <w:t>дс 19</w:t>
       </w:r>
       <w:r>
         <w:rPr>
@@ -5966,7 +6839,14 @@
         <w:rPr>
           <w:color w:val="000000"/>
         </w:rPr>
-        <w:t>]. Его преимуществами являются максимальная производительность и наличие возможностей для работы с системными ресурсами и оптимизации. Недостатком является сложность в поддержке и масштабировании.</w:t>
+        <w:t xml:space="preserve">]. Его преимуществами являются максимальная производительность и наличие возможностей для работы с системными ресурсами и </w:t>
+      </w:r>
+      <w:r>
+        <w:rPr>
+          <w:color w:val="000000"/>
+        </w:rPr>
+        <w:lastRenderedPageBreak/>
+        <w:t>оптимизации. Недостатком является сложность в поддержке и масштабировании.</w:t>
       </w:r>
     </w:p>
     <w:p>
@@ -6041,7 +6921,19 @@
         <w:rPr>
           <w:color w:val="000000"/>
         </w:rPr>
-        <w:t>JavaScript – универсальный язык программирования, ориентированный на разработку web-интерфейсов [</w:t>
+        <w:t xml:space="preserve">JavaScript – универсальный язык программирования, ориентированный на разработку </w:t>
+      </w:r>
+      <w:r>
+        <w:rPr>
+          <w:color w:val="000000"/>
+        </w:rPr>
+        <w:t>W</w:t>
+      </w:r>
+      <w:r>
+        <w:rPr>
+          <w:color w:val="000000"/>
+        </w:rPr>
+        <w:t>eb-интерфейсов [</w:t>
       </w:r>
       <w:r>
         <w:rPr>
@@ -6066,76 +6958,221 @@
         <w:rPr>
           <w:color w:val="000000"/>
         </w:rPr>
-        <w:t xml:space="preserve">]. К его преимуществам относится его поддержка всеми браузерами, наличие большого </w:t>
+        <w:t xml:space="preserve">]. К его преимуществам относится его поддержка всеми браузерами, наличие большого количества </w:t>
       </w:r>
       <w:r>
         <w:rPr>
           <w:color w:val="000000"/>
+          <w:lang w:val="ru-RU"/>
+        </w:rPr>
+        <w:t>готовых инструментов</w:t>
+      </w:r>
+      <w:r>
+        <w:rPr>
+          <w:color w:val="000000"/>
+        </w:rPr>
+        <w:t>, а также возможность создания динамичных интерфейсов. Однако он не оптимален для высокопроизводительных задач.</w:t>
+      </w:r>
+    </w:p>
+    <w:p>
+      <w:pPr>
+        <w:rPr>
+          <w:lang w:val="ru-RU"/>
+        </w:rPr>
+      </w:pPr>
+      <w:r>
+        <w:rPr>
+          <w:lang w:val="ru-RU"/>
+        </w:rPr>
+        <w:t xml:space="preserve">Для реализации части обработки аудио был выбран язык программирования </w:t>
+      </w:r>
+      <w:r>
+        <w:rPr>
+          <w:lang w:val="en-US"/>
+        </w:rPr>
+        <w:t>Python</w:t>
+      </w:r>
+      <w:r>
+        <w:rPr>
+          <w:lang w:val="ru-RU"/>
+        </w:rPr>
+        <w:t xml:space="preserve"> </w:t>
+      </w:r>
+      <w:r>
+        <w:rPr>
+          <w:lang w:val="ru-RU"/>
+        </w:rPr>
+        <w:t xml:space="preserve">за его гибкие возможности в сфере обработки данных и наличия удобных инструментов для решения задач при помощи искусственного интеллекта. Пользовательский интерфейс программы по началу было решено исполнить на том же языке программирования, однако заказчик выразил пожелание чтобы интерфейс программы открывался при помощи браузера, поэтому был выполнен переход на язык программирования </w:t>
+      </w:r>
+      <w:r>
+        <w:rPr>
+          <w:lang w:val="en-US"/>
+        </w:rPr>
+        <w:t>Java</w:t>
+      </w:r>
+      <w:r>
+        <w:rPr>
+          <w:lang w:val="ru-RU"/>
+        </w:rPr>
+        <w:t xml:space="preserve"> </w:t>
+      </w:r>
+      <w:r>
+        <w:rPr>
+          <w:lang w:val="en-US"/>
+        </w:rPr>
+        <w:t>Script</w:t>
+      </w:r>
+      <w:r>
+        <w:rPr>
+          <w:lang w:val="ru-RU"/>
+        </w:rPr>
+        <w:t>.</w:t>
+      </w:r>
+      <w:r>
+        <w:rPr>
+          <w:lang w:val="ru-RU"/>
+        </w:rPr>
+        <w:t xml:space="preserve"> Этот язык создан для того, чтобы работать в браузере и управлять поведением </w:t>
+      </w:r>
+      <w:r>
+        <w:rPr>
+          <w:lang w:val="en-US"/>
+        </w:rPr>
+        <w:t>Web</w:t>
+      </w:r>
+      <w:r>
+        <w:rPr>
+          <w:lang w:val="ru-RU"/>
+        </w:rPr>
+        <w:t>-</w:t>
+      </w:r>
+      <w:r>
+        <w:rPr>
+          <w:lang w:val="ru-RU"/>
+        </w:rPr>
+        <w:t>страниц, из-за чего идеально подходит для решения поставленной задачи.</w:t>
+      </w:r>
+    </w:p>
+    <w:p>
+      <w:pPr>
+        <w:rPr>
+          <w:lang w:val="ru-RU"/>
+        </w:rPr>
+      </w:pPr>
+      <w:r>
+        <w:rPr>
+          <w:lang w:val="ru-RU"/>
+        </w:rPr>
+        <w:t>Для эффективной разработки программного продукта необходима среда разработки (</w:t>
+      </w:r>
+      <w:r>
+        <w:rPr>
+          <w:lang w:val="en-US"/>
+        </w:rPr>
+        <w:t>IDE</w:t>
+      </w:r>
+      <w:r>
+        <w:rPr>
+          <w:lang w:val="ru-RU"/>
+        </w:rPr>
+        <w:t>).</w:t>
+      </w:r>
+      <w:r>
+        <w:rPr>
+          <w:lang w:val="ru-RU"/>
+        </w:rPr>
+        <w:t xml:space="preserve"> </w:t>
+      </w:r>
+      <w:r>
+        <w:rPr>
+          <w:lang w:val="ru-RU"/>
+        </w:rPr>
+        <w:t xml:space="preserve">Среда разработки </w:t>
+      </w:r>
+      <w:r>
+        <w:rPr>
+          <w:lang w:val="ru-RU"/>
+        </w:rPr>
+        <w:t>–</w:t>
+      </w:r>
+      <w:r>
+        <w:rPr>
+          <w:lang w:val="ru-RU"/>
+        </w:rPr>
+        <w:t xml:space="preserve"> это набор процедур и инструментов для разработки, тестирования и отладки приложения или программы. Другими словами, среда разработки программного обеспечения и веб-разработки </w:t>
+      </w:r>
+      <w:r>
+        <w:rPr>
+          <w:lang w:val="ru-RU"/>
+        </w:rPr>
+        <w:t>— это</w:t>
+      </w:r>
+      <w:r>
+        <w:rPr>
+          <w:lang w:val="ru-RU"/>
+        </w:rPr>
+        <w:t xml:space="preserve"> </w:t>
+      </w:r>
+      <w:r>
+        <w:rPr>
+          <w:lang w:val="ru-RU"/>
         </w:rPr>
         <w:lastRenderedPageBreak/>
-        <w:t>количества библиотек и фреймворков, а также возможность создания динамичных интерфейсов. Однако он не оптимален для высокопроизводительных серверных задач.</w:t>
-      </w:r>
-    </w:p>
-    <w:p>
-      <w:pPr>
-        <w:rPr>
-          <w:lang w:val="ru-RU"/>
-        </w:rPr>
-      </w:pPr>
-      <w:r>
-        <w:rPr>
-          <w:lang w:val="ru-RU"/>
-        </w:rPr>
-        <w:t xml:space="preserve">В качестве основного языка программирования был выбран язык программирования </w:t>
-      </w:r>
-      <w:r>
-        <w:rPr>
-          <w:lang w:val="en-US"/>
-        </w:rPr>
-        <w:t>Python</w:t>
-      </w:r>
-      <w:r>
-        <w:rPr>
-          <w:lang w:val="ru-RU"/>
-        </w:rPr>
-        <w:t xml:space="preserve">, а для разработки интерфейса программы был выбран </w:t>
-      </w:r>
-      <w:r>
-        <w:rPr>
-          <w:lang w:val="en-US"/>
-        </w:rPr>
-        <w:t>JavaScript</w:t>
-      </w:r>
-      <w:r>
-        <w:rPr>
-          <w:lang w:val="ru-RU"/>
-        </w:rPr>
-        <w:t>.</w:t>
-      </w:r>
-    </w:p>
-    <w:p>
-      <w:pPr>
-        <w:rPr>
-          <w:lang w:val="ru-RU"/>
-        </w:rPr>
-      </w:pPr>
-      <w:r>
-        <w:rPr>
-          <w:lang w:val="ru-RU"/>
-        </w:rPr>
-        <w:t>Для эффективной разработки программного продукта необходима среда разработки (</w:t>
-      </w:r>
-      <w:r>
-        <w:rPr>
-          <w:lang w:val="en-US"/>
-        </w:rPr>
-        <w:t>IDE</w:t>
-      </w:r>
-      <w:r>
-        <w:rPr>
-          <w:lang w:val="ru-RU"/>
-        </w:rPr>
-        <w:t>). Среди вариантов сред разработки рассматривались:</w:t>
+        <w:t>рабочая среда</w:t>
+      </w:r>
+      <w:r>
+        <w:rPr>
+          <w:lang w:val="ru-RU"/>
+        </w:rPr>
+        <w:t xml:space="preserve"> для </w:t>
+      </w:r>
+      <w:r>
+        <w:rPr>
+          <w:lang w:val="ru-RU"/>
+        </w:rPr>
+        <w:t>разработчиков, в которой можно вносить изменения, не нарушая ничего в реальной среде. Интегрированная среда разработки часто используются как инструмент программирования, чтобы помочь разработчику</w:t>
+      </w:r>
+      <w:r>
+        <w:rPr>
+          <w:lang w:val="ru-RU"/>
+        </w:rPr>
+        <w:t xml:space="preserve">. </w:t>
+      </w:r>
+      <w:r>
+        <w:rPr>
+          <w:lang w:val="ru-RU"/>
+        </w:rPr>
+        <w:t>[#</w:t>
+      </w:r>
+      <w:r>
+        <w:rPr>
+          <w:lang w:val="ru-RU"/>
+        </w:rPr>
+        <w:t>дс 21</w:t>
+      </w:r>
+      <w:r>
+        <w:rPr>
+          <w:lang w:val="ru-RU"/>
+        </w:rPr>
+        <w:t xml:space="preserve">]. </w:t>
+      </w:r>
+      <w:r>
+        <w:rPr>
+          <w:lang w:val="ru-RU"/>
+        </w:rPr>
+        <w:t>Среди вариантов сред разработки</w:t>
+      </w:r>
+      <w:r>
+        <w:rPr>
+          <w:lang w:val="ru-RU"/>
+        </w:rPr>
+        <w:t>, которые подойдут для написания программы на выбранных языках программирования</w:t>
+      </w:r>
+      <w:r>
+        <w:rPr>
+          <w:lang w:val="ru-RU"/>
+        </w:rPr>
+        <w:t xml:space="preserve"> рассматривались:</w:t>
       </w:r>
     </w:p>
     <w:p>
@@ -6220,13 +7257,7 @@
         <w:rPr>
           <w:lang w:val="ru-RU"/>
         </w:rPr>
-        <w:t xml:space="preserve"> [#дс 3]. </w:t>
-      </w:r>
-      <w:r>
-        <w:rPr>
-          <w:lang w:val="ru-RU"/>
-        </w:rPr>
-        <w:t>Недостатком этой среды является довольно небольшая функциональность при начале работы с ней.</w:t>
+        <w:t xml:space="preserve"> [#дс 3].</w:t>
       </w:r>
     </w:p>
     <w:p>
@@ -6329,31 +7360,43 @@
         <w:rPr>
           <w:lang w:val="ru-RU"/>
         </w:rPr>
-        <w:t xml:space="preserve">, глубокий рефакторинг, организацией архитектуры, управлением зависимостями и многими другими. Основным недостатком является тяжеловесность всей платформы </w:t>
+        <w:t xml:space="preserve">, глубокий рефакторинг, организацией архитектуры, управлением зависимостями и многими другими. </w:t>
+      </w:r>
+      <w:r>
+        <w:rPr>
+          <w:lang w:val="ru-RU"/>
+        </w:rPr>
+        <w:t xml:space="preserve">Для работы с языком программирования </w:t>
       </w:r>
       <w:r>
         <w:rPr>
           <w:lang w:val="en-US"/>
         </w:rPr>
-        <w:t>JetBrains</w:t>
-      </w:r>
-      <w:r>
-        <w:rPr>
-          <w:lang w:val="ru-RU"/>
-        </w:rPr>
-        <w:t xml:space="preserve">, на которой построена </w:t>
+        <w:t>Java</w:t>
+      </w:r>
+      <w:r>
+        <w:rPr>
+          <w:lang w:val="ru-RU"/>
+        </w:rPr>
+        <w:t xml:space="preserve"> </w:t>
       </w:r>
       <w:r>
         <w:rPr>
           <w:lang w:val="en-US"/>
         </w:rPr>
-        <w:t>IDE</w:t>
-      </w:r>
-      <w:r>
-        <w:rPr>
-          <w:lang w:val="ru-RU"/>
-        </w:rPr>
-        <w:t>. Она требует большое количество оперативной памяти и места на диске для работы всех своих инструментов.</w:t>
+        <w:t>Script</w:t>
+      </w:r>
+      <w:r>
+        <w:rPr>
+          <w:lang w:val="ru-RU"/>
+        </w:rPr>
+        <w:t xml:space="preserve"> </w:t>
+      </w:r>
+      <w:r>
+        <w:rPr>
+          <w:lang w:val="ru-RU"/>
+        </w:rPr>
+        <w:t>потребуется дополнительно установить расширения.</w:t>
       </w:r>
     </w:p>
     <w:p>
@@ -6408,130 +7451,192 @@
         <w:rPr>
           <w:lang w:val="ru-RU"/>
         </w:rPr>
-        <w:t xml:space="preserve">, разрабатываемая уже на протяжении 25 лет. Предоставляет все </w:t>
-      </w:r>
+        <w:t xml:space="preserve">, разрабатываемая уже на протяжении 25 лет. Предоставляет все необходимые функции, такие как: подсветка и анализ кода, работа с отладчиком, отображение документации, структуры проекта и многие другие. Распространяется по платной модели, но имеет 30-дневную пробную версию </w:t>
+      </w:r>
+      <w:r>
+        <w:rPr>
+          <w:lang w:val="ru-RU"/>
+        </w:rPr>
+        <w:t>[#</w:t>
+      </w:r>
+      <w:r>
+        <w:rPr>
+          <w:lang w:val="ru-RU"/>
+        </w:rPr>
+        <w:t>дс 10</w:t>
+      </w:r>
+      <w:r>
+        <w:rPr>
+          <w:lang w:val="ru-RU"/>
+        </w:rPr>
+        <w:t>]</w:t>
+      </w:r>
+      <w:r>
+        <w:rPr>
+          <w:lang w:val="ru-RU"/>
+        </w:rPr>
+        <w:t xml:space="preserve">. К сожалению, эта среда разработки не может предоставить многие современные возможности и </w:t>
+      </w:r>
+      <w:r>
+        <w:rPr>
+          <w:lang w:val="ru-RU"/>
+        </w:rPr>
+        <w:t>не поддерживает работу с несколькими языками программирования.</w:t>
+      </w:r>
+    </w:p>
+    <w:p>
+      <w:pPr>
+        <w:rPr>
+          <w:lang w:val="ru-RU"/>
+        </w:rPr>
+      </w:pPr>
       <w:r>
         <w:rPr>
           <w:lang w:val="ru-RU"/>
         </w:rPr>
         <w:lastRenderedPageBreak/>
-        <w:t xml:space="preserve">необходимые функции, такие как: подсветка и анализ кода, работа с отладчиком, отображение документации, структуры проекта и многие другие. Распространяется по платной модели, но имеет 30-дневную пробную версию </w:t>
-      </w:r>
-      <w:r>
-        <w:rPr>
-          <w:lang w:val="ru-RU"/>
-        </w:rPr>
-        <w:t>[#</w:t>
-      </w:r>
-      <w:r>
-        <w:rPr>
-          <w:lang w:val="ru-RU"/>
-        </w:rPr>
-        <w:t>дс 10</w:t>
-      </w:r>
-      <w:r>
-        <w:rPr>
-          <w:lang w:val="ru-RU"/>
+        <w:t xml:space="preserve">Из всех </w:t>
+      </w:r>
+      <w:r>
+        <w:rPr>
+          <w:lang w:val="ru-RU"/>
+        </w:rPr>
+        <w:t>вышеописанных</w:t>
+      </w:r>
+      <w:r>
+        <w:rPr>
+          <w:lang w:val="ru-RU"/>
+        </w:rPr>
+        <w:t xml:space="preserve"> вариантов была выбрана среда разработки </w:t>
+      </w:r>
+      <w:r>
+        <w:rPr>
+          <w:lang w:val="en-US"/>
+        </w:rPr>
+        <w:t>Visual</w:t>
+      </w:r>
+      <w:r>
+        <w:rPr>
+          <w:lang w:val="ru-RU"/>
+        </w:rPr>
+        <w:t xml:space="preserve"> </w:t>
+      </w:r>
+      <w:r>
+        <w:rPr>
+          <w:lang w:val="en-US"/>
+        </w:rPr>
+        <w:t>Studio</w:t>
+      </w:r>
+      <w:r>
+        <w:rPr>
+          <w:lang w:val="ru-RU"/>
+        </w:rPr>
+        <w:t xml:space="preserve"> </w:t>
+      </w:r>
+      <w:r>
+        <w:rPr>
+          <w:lang w:val="en-US"/>
+        </w:rPr>
+        <w:t>Code</w:t>
+      </w:r>
+      <w:r>
+        <w:rPr>
+          <w:lang w:val="ru-RU"/>
+        </w:rPr>
+        <w:t xml:space="preserve"> </w:t>
+      </w:r>
+      <w:r>
+        <w:rPr>
+          <w:lang w:val="ru-RU"/>
+        </w:rPr>
+        <w:t xml:space="preserve">из-за сравнительно быстрой работы, чистого интерфейса и </w:t>
+      </w:r>
+      <w:r>
+        <w:rPr>
+          <w:lang w:val="ru-RU"/>
+        </w:rPr>
+        <w:t>большого количества расширений</w:t>
+      </w:r>
+      <w:r>
+        <w:rPr>
+          <w:lang w:val="ru-RU"/>
+        </w:rPr>
+        <w:t xml:space="preserve">, с помощью которых можно добавить полную поддержку </w:t>
+      </w:r>
+      <w:r>
+        <w:rPr>
+          <w:lang w:val="ru-RU"/>
+        </w:rPr>
+        <w:t>необходимых для работы языков программирования</w:t>
+      </w:r>
+      <w:r>
+        <w:rPr>
+          <w:lang w:val="ru-RU"/>
+        </w:rPr>
+        <w:t>.</w:t>
+      </w:r>
+    </w:p>
+    <w:p>
+      <w:pPr>
+        <w:rPr>
+          <w:lang w:val="ru-RU"/>
+        </w:rPr>
+      </w:pPr>
+      <w:r>
+        <w:t>Выбор оптимального инструмента для транскрибации остается нетривиальной задачей из-за компромисса между точностью, скоростью и ресурсоемкостью</w:t>
+      </w:r>
+      <w:r>
+        <w:rPr>
+          <w:lang w:val="ru-RU"/>
+        </w:rPr>
+        <w:t xml:space="preserve"> [</w:t>
+      </w:r>
+      <w:r>
+        <w:rPr>
+          <w:lang w:val="en-US"/>
+        </w:rPr>
+        <w:t>#</w:t>
+      </w:r>
+      <w:proofErr w:type="spellStart"/>
+      <w:r>
+        <w:rPr>
+          <w:lang w:val="ru-RU"/>
+        </w:rPr>
+        <w:t>дс</w:t>
+      </w:r>
+      <w:proofErr w:type="spellEnd"/>
+      <w:r>
+        <w:rPr>
+          <w:lang w:val="ru-RU"/>
+        </w:rPr>
+        <w:t xml:space="preserve"> 28</w:t>
+      </w:r>
+      <w:r>
+        <w:rPr>
+          <w:lang w:val="en-US"/>
         </w:rPr>
         <w:t>]</w:t>
       </w:r>
       <w:r>
-        <w:rPr>
-          <w:lang w:val="ru-RU"/>
-        </w:rPr>
-        <w:t>. К сожалению, эта среда разработки не может предоставить многие современные возможности и не является такой гибкой как многие её аналоги.</w:t>
-      </w:r>
-    </w:p>
-    <w:p>
-      <w:pPr>
-        <w:rPr>
-          <w:lang w:val="ru-RU"/>
-        </w:rPr>
-      </w:pPr>
-      <w:r>
-        <w:rPr>
-          <w:lang w:val="ru-RU"/>
-        </w:rPr>
-        <w:t xml:space="preserve">Из всех представленных вариантов была выбрана среда разработки </w:t>
-      </w:r>
-      <w:r>
-        <w:rPr>
-          <w:lang w:val="en-US"/>
-        </w:rPr>
-        <w:t>Visual</w:t>
-      </w:r>
-      <w:r>
-        <w:rPr>
-          <w:lang w:val="ru-RU"/>
-        </w:rPr>
+        <w:t>.</w:t>
+      </w:r>
+      <w:r>
         <w:t xml:space="preserve"> </w:t>
       </w:r>
       <w:r>
-        <w:rPr>
-          <w:lang w:val="en-US"/>
-        </w:rPr>
-        <w:t>Studio</w:t>
-      </w:r>
-      <w:r>
-        <w:rPr>
-          <w:lang w:val="ru-RU"/>
-        </w:rPr>
-        <w:t xml:space="preserve"> </w:t>
-      </w:r>
-      <w:r>
-        <w:rPr>
-          <w:lang w:val="en-US"/>
-        </w:rPr>
-        <w:t>Code</w:t>
-      </w:r>
-      <w:r>
-        <w:rPr>
-          <w:lang w:val="ru-RU"/>
-        </w:rPr>
-        <w:t xml:space="preserve"> </w:t>
-      </w:r>
-      <w:r>
-        <w:rPr>
-          <w:lang w:val="ru-RU"/>
-        </w:rPr>
-        <w:t xml:space="preserve">из-за сравнительно быстрой работы, чистого интерфейса и поддержки плагинов, с помощью которых можно нивелировать недостаток низкой функциональности и добавить полную поддержку языка </w:t>
-      </w:r>
-      <w:r>
-        <w:rPr>
-          <w:lang w:val="en-US"/>
-        </w:rPr>
-        <w:t>Python</w:t>
-      </w:r>
-      <w:r>
-        <w:rPr>
-          <w:lang w:val="ru-RU"/>
-        </w:rPr>
-        <w:t>.</w:t>
-      </w:r>
-    </w:p>
-    <w:p>
-      <w:pPr>
-        <w:rPr>
-          <w:lang w:val="ru-RU"/>
-        </w:rPr>
-      </w:pPr>
-      <w:r>
-        <w:rPr>
-          <w:lang w:val="ru-RU"/>
-        </w:rPr>
-        <w:t xml:space="preserve">Выбор происходил </w:t>
-      </w:r>
-      <w:r>
-        <w:rPr>
-          <w:lang w:val="ru-RU"/>
-        </w:rPr>
-        <w:t xml:space="preserve">среди </w:t>
-      </w:r>
-      <w:r>
-        <w:rPr>
-          <w:lang w:val="ru-RU"/>
-        </w:rPr>
-        <w:t>следующих технологий транскрибирования речи:</w:t>
+        <w:t>Система транскрибирования речи является «серцем» всего проекта, поэтому крайне важно выбрать</w:t>
+      </w:r>
+      <w:r>
+        <w:rPr>
+          <w:lang w:val="ru-RU"/>
+        </w:rPr>
+        <w:t xml:space="preserve"> такой вариант, который бы позволил как можно лучше выполнить пожелания заказчика и оправдал ожидания от разрабатываемого продукта. </w:t>
+      </w:r>
+      <w:r>
+        <w:rPr>
+          <w:lang w:val="ru-RU"/>
+        </w:rPr>
+        <w:t>Выбор происходил среди следующих технологий транскрибирования речи:</w:t>
       </w:r>
     </w:p>
     <w:p>
@@ -6871,6 +7976,7 @@
           <w:ilvl w:val="0"/>
           <w:numId w:val="5"/>
         </w:numPr>
+        <w:ind w:left="851"/>
         <w:rPr>
           <w:lang w:val="ru-RU"/>
         </w:rPr>
@@ -6923,13 +8029,7 @@
         <w:rPr>
           <w:lang w:val="ru-RU"/>
         </w:rPr>
-        <w:t>, описанной выше</w:t>
-      </w:r>
-      <w:r>
-        <w:rPr>
-          <w:lang w:val="ru-RU"/>
-        </w:rPr>
-        <w:t xml:space="preserve"> –</w:t>
+        <w:t>, описанной выше –</w:t>
       </w:r>
       <w:r>
         <w:rPr>
@@ -7106,13 +8206,103 @@
         <w:rPr>
           <w:lang w:val="en-US"/>
         </w:rPr>
+        <w:t>OpenAI</w:t>
+      </w:r>
+      <w:r>
+        <w:rPr>
+          <w:lang w:val="ru-RU"/>
+        </w:rPr>
+        <w:t xml:space="preserve"> </w:t>
+      </w:r>
+      <w:r>
+        <w:rPr>
+          <w:lang w:val="en-US"/>
+        </w:rPr>
         <w:t>Whisper</w:t>
       </w:r>
       <w:r>
         <w:rPr>
           <w:lang w:val="ru-RU"/>
         </w:rPr>
-        <w:t xml:space="preserve"> из-за своей репутации как надёжной и точной системы, но после того, как предоставленные ограничения на её пользование обойдены не были, а также когда собственная реализация </w:t>
+        <w:t xml:space="preserve"> из-за </w:t>
+      </w:r>
+      <w:r>
+        <w:rPr>
+          <w:lang w:val="ru-RU"/>
+        </w:rPr>
+        <w:t>хорошей</w:t>
+      </w:r>
+      <w:r>
+        <w:rPr>
+          <w:lang w:val="ru-RU"/>
+        </w:rPr>
+        <w:t xml:space="preserve"> репутации </w:t>
+      </w:r>
+      <w:r>
+        <w:rPr>
+          <w:lang w:val="ru-RU"/>
+        </w:rPr>
+        <w:t>в качестве</w:t>
+      </w:r>
+      <w:r>
+        <w:rPr>
+          <w:lang w:val="ru-RU"/>
+        </w:rPr>
+        <w:t xml:space="preserve"> надёжной и точной системы</w:t>
+      </w:r>
+      <w:r>
+        <w:rPr>
+          <w:lang w:val="ru-RU"/>
+        </w:rPr>
+        <w:t xml:space="preserve"> для транскрибирования речи</w:t>
+      </w:r>
+      <w:r>
+        <w:rPr>
+          <w:lang w:val="ru-RU"/>
+        </w:rPr>
+        <w:t xml:space="preserve">, </w:t>
+      </w:r>
+      <w:r>
+        <w:rPr>
+          <w:lang w:val="ru-RU"/>
+        </w:rPr>
+        <w:t xml:space="preserve">но, к сожалению, от неё пришлось отказаться по причине наличия ограничений в использовании со стороны компании </w:t>
+      </w:r>
+      <w:r>
+        <w:rPr>
+          <w:lang w:val="en-US"/>
+        </w:rPr>
+        <w:t>OpenAI</w:t>
+      </w:r>
+      <w:r>
+        <w:rPr>
+          <w:lang w:val="ru-RU"/>
+        </w:rPr>
+        <w:t>.</w:t>
+      </w:r>
+      <w:r>
+        <w:rPr>
+          <w:lang w:val="ru-RU"/>
+        </w:rPr>
+        <w:t xml:space="preserve"> </w:t>
+      </w:r>
+      <w:r>
+        <w:rPr>
+          <w:lang w:val="ru-RU"/>
+        </w:rPr>
+        <w:t>Т</w:t>
+      </w:r>
+      <w:r>
+        <w:rPr>
+          <w:lang w:val="ru-RU"/>
+        </w:rPr>
+        <w:t xml:space="preserve">акже </w:t>
+      </w:r>
+      <w:r>
+        <w:rPr>
+          <w:lang w:val="ru-RU"/>
+        </w:rPr>
+        <w:t xml:space="preserve">с этой системой возникли проблемы реализации достаточно точного алгоритма </w:t>
       </w:r>
       <w:proofErr w:type="spellStart"/>
       <w:r>
@@ -7126,7 +8316,13 @@
         <w:rPr>
           <w:lang w:val="ru-RU"/>
         </w:rPr>
-        <w:t xml:space="preserve"> оказалась крайне неточной было решено перейти на более подходящее решение – </w:t>
+        <w:t>, поэтому б</w:t>
+      </w:r>
+      <w:r>
+        <w:rPr>
+          <w:lang w:val="ru-RU"/>
+        </w:rPr>
+        <w:t xml:space="preserve">ыло решено перейти на более подходящее решение – </w:t>
       </w:r>
       <w:proofErr w:type="spellStart"/>
       <w:r>
@@ -7181,7 +8377,7 @@
     </w:p>
     <w:p>
       <w:pPr>
-        <w:ind w:firstLine="0"/>
+        <w:pStyle w:val="1"/>
         <w:rPr>
           <w:lang w:val="ru-RU"/>
         </w:rPr>
@@ -7192,6 +8388,27 @@
         </w:rPr>
         <w:lastRenderedPageBreak/>
         <w:t>4. Анализ существующих технических решений</w:t>
+      </w:r>
+    </w:p>
+    <w:p>
+      <w:pPr>
+        <w:rPr>
+          <w:lang w:val="en-US"/>
+        </w:rPr>
+      </w:pPr>
+      <w:proofErr w:type="spellStart"/>
+      <w:r>
+        <w:rPr>
+          <w:lang w:val="ru-RU"/>
+        </w:rPr>
+        <w:t>Рыно</w:t>
+      </w:r>
+      <w:proofErr w:type="spellEnd"/>
+      <w:r>
+        <w:rPr>
+          <w:lang w:val="ru-RU"/>
+        </w:rPr>
+        <w:t xml:space="preserve"> к</w:t>
       </w:r>
     </w:p>
     <w:p>
@@ -7295,25 +8512,7 @@
         <w:rPr>
           <w:lang w:val="ru-RU"/>
         </w:rPr>
-        <w:t xml:space="preserve"> - </w:t>
-      </w:r>
-      <w:r>
-        <w:rPr>
-          <w:lang w:val="ru-RU"/>
-        </w:rPr>
-        <w:t>один из</w:t>
-      </w:r>
-      <w:r>
-        <w:rPr>
-          <w:lang w:val="ru-RU"/>
-        </w:rPr>
-        <w:t xml:space="preserve"> </w:t>
-      </w:r>
-      <w:r>
-        <w:rPr>
-          <w:lang w:val="ru-RU"/>
-        </w:rPr>
-        <w:t xml:space="preserve">самых популярных </w:t>
+        <w:t xml:space="preserve"> - один из самых популярных </w:t>
       </w:r>
       <w:r>
         <w:rPr>
@@ -7325,19 +8524,7 @@
         <w:rPr>
           <w:lang w:val="ru-RU"/>
         </w:rPr>
-        <w:t xml:space="preserve"> распознавания речи, чему</w:t>
-      </w:r>
-      <w:r>
-        <w:rPr>
-          <w:lang w:val="ru-RU"/>
-        </w:rPr>
-        <w:t xml:space="preserve"> </w:t>
-      </w:r>
-      <w:r>
-        <w:rPr>
-          <w:lang w:val="ru-RU"/>
-        </w:rPr>
-        <w:t>способствуют следующие достоинства:</w:t>
+        <w:t xml:space="preserve"> распознавания речи, чему способствуют следующие достоинства:</w:t>
       </w:r>
     </w:p>
     <w:p>
@@ -7700,43 +8887,7 @@
         <w:rPr>
           <w:lang w:val="ru-RU"/>
         </w:rPr>
-        <w:t>7. Автоматическая пунктуация, специальные</w:t>
-      </w:r>
-      <w:r>
-        <w:rPr>
-          <w:lang w:val="ru-RU"/>
-        </w:rPr>
-        <w:t xml:space="preserve"> </w:t>
-      </w:r>
-      <w:r>
-        <w:rPr>
-          <w:lang w:val="ru-RU"/>
-        </w:rPr>
-        <w:t>речевые модели и некоторые другие продвинутые</w:t>
-      </w:r>
-      <w:r>
-        <w:rPr>
-          <w:lang w:val="ru-RU"/>
-        </w:rPr>
-        <w:t xml:space="preserve"> </w:t>
-      </w:r>
-      <w:r>
-        <w:rPr>
-          <w:lang w:val="ru-RU"/>
-        </w:rPr>
-        <w:t>функции, доступные для некоторых языков,</w:t>
-      </w:r>
-      <w:r>
-        <w:rPr>
-          <w:lang w:val="ru-RU"/>
-        </w:rPr>
-        <w:t xml:space="preserve"> </w:t>
-      </w:r>
-      <w:r>
-        <w:rPr>
-          <w:lang w:val="ru-RU"/>
-        </w:rPr>
-        <w:t>преимущественно, для английского.</w:t>
+        <w:t>7. Автоматическая пунктуация, специальные речевые модели и некоторые другие продвинутые функции, доступные для некоторых языков, преимущественно, для английского.</w:t>
       </w:r>
     </w:p>
     <w:p>
@@ -7756,43 +8907,7 @@
         <w:rPr>
           <w:lang w:val="ru-RU"/>
         </w:rPr>
-        <w:t xml:space="preserve"> предоставляет готовые библиотеки</w:t>
-      </w:r>
-      <w:r>
-        <w:rPr>
-          <w:lang w:val="ru-RU"/>
-        </w:rPr>
-        <w:t xml:space="preserve"> </w:t>
-      </w:r>
-      <w:r>
-        <w:rPr>
-          <w:lang w:val="ru-RU"/>
-        </w:rPr>
-        <w:t>клиентов для множества языков</w:t>
-      </w:r>
-      <w:r>
-        <w:rPr>
-          <w:lang w:val="ru-RU"/>
-        </w:rPr>
-        <w:t xml:space="preserve"> </w:t>
-      </w:r>
-      <w:r>
-        <w:rPr>
-          <w:lang w:val="ru-RU"/>
-        </w:rPr>
-        <w:t>программирования, что существенно облегчает</w:t>
-      </w:r>
-      <w:r>
-        <w:rPr>
-          <w:lang w:val="ru-RU"/>
-        </w:rPr>
-        <w:t xml:space="preserve"> </w:t>
-      </w:r>
-      <w:r>
-        <w:rPr>
-          <w:lang w:val="ru-RU"/>
-        </w:rPr>
-        <w:t xml:space="preserve">настройку данного </w:t>
+        <w:t xml:space="preserve"> предоставляет готовые библиотеки клиентов для множества языков программирования, что существенно облегчает настройку данного </w:t>
       </w:r>
       <w:r>
         <w:rPr>
@@ -8049,14 +9164,8 @@
         <w:rPr>
           <w:lang w:val="ru-RU"/>
         </w:rPr>
-        <w:t xml:space="preserve">Недостатком сервиса для заказчика же является довольно высокая стоимость (более 750 за час материала), отсутствие возможности </w:t>
-      </w:r>
-      <w:r>
-        <w:rPr>
-          <w:lang w:val="ru-RU"/>
-        </w:rPr>
         <w:lastRenderedPageBreak/>
-        <w:t xml:space="preserve">локальной обработки, </w:t>
+        <w:t xml:space="preserve">Недостатком сервиса для заказчика же является довольно высокая стоимость (более 750 за час материала), отсутствие возможности локальной обработки, </w:t>
       </w:r>
       <w:r>
         <w:rPr>
@@ -8132,10 +9241,7 @@
         </w:rPr>
       </w:pPr>
       <w:r>
-        <w:t>Open Voice OS</w:t>
-      </w:r>
-      <w:r>
-        <w:t xml:space="preserve"> – </w:t>
+        <w:t xml:space="preserve">Open Voice OS – </w:t>
       </w:r>
       <w:r>
         <w:rPr>
@@ -8159,6 +9265,24 @@
         <w:rPr>
           <w:lang w:val="ru-RU"/>
         </w:rPr>
+        <w:t xml:space="preserve"> [#</w:t>
+      </w:r>
+      <w:r>
+        <w:rPr>
+          <w:lang w:val="ru-RU"/>
+        </w:rPr>
+        <w:t>дс 29</w:t>
+      </w:r>
+      <w:r>
+        <w:rPr>
+          <w:lang w:val="ru-RU"/>
+        </w:rPr>
+        <w:t>]</w:t>
+      </w:r>
+      <w:r>
+        <w:rPr>
+          <w:lang w:val="ru-RU"/>
+        </w:rPr>
         <w:t xml:space="preserve"> </w:t>
       </w:r>
       <w:r>
@@ -8257,7 +9381,7 @@
     </w:p>
     <w:p>
       <w:pPr>
-        <w:ind w:firstLine="0"/>
+        <w:pStyle w:val="1"/>
         <w:rPr>
           <w:lang w:val="ru-RU"/>
         </w:rPr>
@@ -8490,21 +9614,7 @@
             <w:rStyle w:val="ac"/>
             <w:lang w:val="ru-RU"/>
           </w:rPr>
-          <w:t>https://elibrary.ru/item.asp?id=5393</w:t>
-        </w:r>
-        <w:r>
-          <w:rPr>
-            <w:rStyle w:val="ac"/>
-            <w:lang w:val="ru-RU"/>
-          </w:rPr>
-          <w:t>5</w:t>
-        </w:r>
-        <w:r>
-          <w:rPr>
-            <w:rStyle w:val="ac"/>
-            <w:lang w:val="ru-RU"/>
-          </w:rPr>
-          <w:t>158</w:t>
+          <w:t>https://elibrary.ru/item.asp?id=53935158</w:t>
         </w:r>
       </w:hyperlink>
     </w:p>
@@ -8658,21 +9768,7 @@
             <w:rStyle w:val="ac"/>
             <w:lang w:val="en-US"/>
           </w:rPr>
-          <w:t>https://openai</w:t>
-        </w:r>
-        <w:r>
-          <w:rPr>
-            <w:rStyle w:val="ac"/>
-            <w:lang w:val="en-US"/>
-          </w:rPr>
-          <w:t>.</w:t>
-        </w:r>
-        <w:r>
-          <w:rPr>
-            <w:rStyle w:val="ac"/>
-            <w:lang w:val="en-US"/>
-          </w:rPr>
-          <w:t>com/index/whisper/</w:t>
+          <w:t>https://openai.com/index/whisper/</w:t>
         </w:r>
       </w:hyperlink>
     </w:p>
@@ -8810,9 +9906,614 @@
           <w:ilvl w:val="0"/>
           <w:numId w:val="3"/>
         </w:numPr>
-        <w:rPr>
-          <w:lang w:val="ru-RU"/>
-        </w:rPr>
+      </w:pPr>
+      <w:hyperlink r:id="rId19" w:history="1">
+        <w:r>
+          <w:rPr>
+            <w:rStyle w:val="ac"/>
+          </w:rPr>
+          <w:t>https://cyberleninka.ru/article/n/yazyki-programmirovaniya-kakimi-byvayut-i-kakoy-vybrat</w:t>
+        </w:r>
+      </w:hyperlink>
+    </w:p>
+    <w:p>
+      <w:pPr>
+        <w:pStyle w:val="a7"/>
+        <w:numPr>
+          <w:ilvl w:val="0"/>
+          <w:numId w:val="3"/>
+        </w:numPr>
+      </w:pPr>
+      <w:hyperlink r:id="rId20" w:history="1">
+        <w:r>
+          <w:rPr>
+            <w:rStyle w:val="ac"/>
+          </w:rPr>
+          <w:t>https://www.google.de/books/edition/%D0%A6%D0%B8%D1%84%D1%80%D0%BE%D0%B2%D1%8B%D0%B5_%D1%82%D0%B5%D1%85%D0%BD%D0%BE%D0%BB%D0%BE%D0%B3%D0%B8%D0%B8_%D0%B0/OIt1EQAAQBAJ?hl=ru&amp;gbpv=1&amp;dq=%22%D1%81%D1%80%D0%B5%D0%B4%D0%B0+%D1%80%D0%B0%D0%B7%D1%80%D0%B0%D0%B1%D0%BE%D1%82%D0%BA%D0%B8+%E2%80%93+%D1%8D%D1%82%D0%BE%22&amp;pg=PA151&amp;printsec=frontcover</w:t>
+        </w:r>
+      </w:hyperlink>
+    </w:p>
+    <w:p>
+      <w:pPr>
+        <w:pStyle w:val="a7"/>
+        <w:numPr>
+          <w:ilvl w:val="0"/>
+          <w:numId w:val="3"/>
+        </w:numPr>
+        <w:rPr>
+          <w:lang w:eastAsia="ru-RU"/>
+        </w:rPr>
+      </w:pPr>
+      <w:r>
+        <w:rPr>
+          <w:lang w:eastAsia="ru-RU"/>
+        </w:rPr>
+        <w:t>Что такое транскрибация и зачем она нужна в современном мире?</w:t>
+      </w:r>
+      <w:r>
+        <w:rPr>
+          <w:lang w:eastAsia="ru-RU"/>
+        </w:rPr>
+        <w:t xml:space="preserve"> </w:t>
+      </w:r>
+      <w:r>
+        <w:rPr>
+          <w:lang w:val="en-US" w:eastAsia="ru-RU"/>
+        </w:rPr>
+        <w:t>URL</w:t>
+      </w:r>
+      <w:r>
+        <w:rPr>
+          <w:lang w:eastAsia="ru-RU"/>
+        </w:rPr>
+        <w:t xml:space="preserve">: </w:t>
+      </w:r>
+      <w:r>
+        <w:fldChar w:fldCharType="begin"/>
+      </w:r>
+      <w:r>
+        <w:instrText>HYPERLINK "https://www.interfax.ru/pressreleases/1042372%20/"</w:instrText>
+      </w:r>
+      <w:r>
+        <w:fldChar w:fldCharType="separate"/>
+      </w:r>
+      <w:r>
+        <w:rPr>
+          <w:rStyle w:val="ac"/>
+          <w:lang w:val="en-US" w:eastAsia="ru-RU"/>
+        </w:rPr>
+        <w:t>https</w:t>
+      </w:r>
+      <w:r>
+        <w:rPr>
+          <w:rStyle w:val="ac"/>
+          <w:lang w:eastAsia="ru-RU"/>
+        </w:rPr>
+        <w:t>://</w:t>
+      </w:r>
+      <w:r>
+        <w:rPr>
+          <w:rStyle w:val="ac"/>
+          <w:lang w:val="en-US" w:eastAsia="ru-RU"/>
+        </w:rPr>
+        <w:t>www</w:t>
+      </w:r>
+      <w:r>
+        <w:rPr>
+          <w:rStyle w:val="ac"/>
+          <w:lang w:eastAsia="ru-RU"/>
+        </w:rPr>
+        <w:t>.</w:t>
+      </w:r>
+      <w:proofErr w:type="spellStart"/>
+      <w:r>
+        <w:rPr>
+          <w:rStyle w:val="ac"/>
+          <w:lang w:val="en-US" w:eastAsia="ru-RU"/>
+        </w:rPr>
+        <w:t>interfax</w:t>
+      </w:r>
+      <w:proofErr w:type="spellEnd"/>
+      <w:r>
+        <w:rPr>
+          <w:rStyle w:val="ac"/>
+          <w:lang w:eastAsia="ru-RU"/>
+        </w:rPr>
+        <w:t>.</w:t>
+      </w:r>
+      <w:proofErr w:type="spellStart"/>
+      <w:r>
+        <w:rPr>
+          <w:rStyle w:val="ac"/>
+          <w:lang w:val="en-US" w:eastAsia="ru-RU"/>
+        </w:rPr>
+        <w:t>ru</w:t>
+      </w:r>
+      <w:proofErr w:type="spellEnd"/>
+      <w:r>
+        <w:rPr>
+          <w:rStyle w:val="ac"/>
+          <w:lang w:eastAsia="ru-RU"/>
+        </w:rPr>
+        <w:t>/</w:t>
+      </w:r>
+      <w:proofErr w:type="spellStart"/>
+      <w:r>
+        <w:rPr>
+          <w:rStyle w:val="ac"/>
+          <w:lang w:val="en-US" w:eastAsia="ru-RU"/>
+        </w:rPr>
+        <w:t>pressreleases</w:t>
+      </w:r>
+      <w:proofErr w:type="spellEnd"/>
+      <w:r>
+        <w:rPr>
+          <w:rStyle w:val="ac"/>
+          <w:lang w:eastAsia="ru-RU"/>
+        </w:rPr>
+        <w:t>/1042372</w:t>
+      </w:r>
+      <w:r>
+        <w:rPr>
+          <w:rStyle w:val="ac"/>
+          <w:color w:val="auto"/>
+          <w:lang w:eastAsia="ru-RU"/>
+        </w:rPr>
+        <w:t xml:space="preserve"> /</w:t>
+      </w:r>
+      <w:r>
+        <w:fldChar w:fldCharType="end"/>
+      </w:r>
+      <w:r>
+        <w:rPr>
+          <w:lang w:eastAsia="ru-RU"/>
+        </w:rPr>
+        <w:t xml:space="preserve"> (</w:t>
+      </w:r>
+      <w:r>
+        <w:rPr>
+          <w:lang w:eastAsia="ru-RU"/>
+        </w:rPr>
+        <w:t>дата обращения 05.12.2025</w:t>
+      </w:r>
+      <w:r>
+        <w:rPr>
+          <w:lang w:eastAsia="ru-RU"/>
+        </w:rPr>
+        <w:t>)</w:t>
+      </w:r>
+    </w:p>
+    <w:p>
+      <w:pPr>
+        <w:pStyle w:val="a7"/>
+        <w:numPr>
+          <w:ilvl w:val="0"/>
+          <w:numId w:val="3"/>
+        </w:numPr>
+        <w:rPr>
+          <w:lang w:eastAsia="ru-RU"/>
+        </w:rPr>
+      </w:pPr>
+      <w:r>
+        <w:rPr>
+          <w:lang w:eastAsia="ru-RU"/>
+        </w:rPr>
+        <w:t>Елизаров, Д. А. применение системы транскрибирования / Д. А. Елизаров, П. Е. Колпакова // Математическое и экспериментальное моделирование физических процессов : Сборник материалов Всероссийской научно-практической конференции с международным участием, Биробиджан, 15 декабря 2022 года / Под научной редакцией В.М. Козина. – Биробиджан: Приамурский государственный университет им. Шолом-Алейхема, 2023. – С. 13-16. – EDN BXAZZQ.</w:t>
+      </w:r>
+      <w:r>
+        <w:rPr>
+          <w:lang w:eastAsia="ru-RU"/>
+        </w:rPr>
+        <w:t xml:space="preserve"> </w:t>
+      </w:r>
+      <w:r>
+        <w:rPr>
+          <w:lang w:val="en-US" w:eastAsia="ru-RU"/>
+        </w:rPr>
+        <w:t>URL</w:t>
+      </w:r>
+      <w:r>
+        <w:rPr>
+          <w:lang w:eastAsia="ru-RU"/>
+        </w:rPr>
+        <w:t xml:space="preserve">: </w:t>
+      </w:r>
+      <w:r>
+        <w:fldChar w:fldCharType="begin"/>
+      </w:r>
+      <w:r>
+        <w:instrText>HYPERLINK "https://elibrary.ru/item.asp?id=50780350"</w:instrText>
+      </w:r>
+      <w:r>
+        <w:fldChar w:fldCharType="separate"/>
+      </w:r>
+      <w:r>
+        <w:rPr>
+          <w:rStyle w:val="ac"/>
+          <w:lang w:val="en-US" w:eastAsia="ru-RU"/>
+        </w:rPr>
+        <w:t>https</w:t>
+      </w:r>
+      <w:r>
+        <w:rPr>
+          <w:rStyle w:val="ac"/>
+          <w:lang w:eastAsia="ru-RU"/>
+        </w:rPr>
+        <w:t>://</w:t>
+      </w:r>
+      <w:proofErr w:type="spellStart"/>
+      <w:r>
+        <w:rPr>
+          <w:rStyle w:val="ac"/>
+          <w:lang w:val="en-US" w:eastAsia="ru-RU"/>
+        </w:rPr>
+        <w:t>elibrary</w:t>
+      </w:r>
+      <w:proofErr w:type="spellEnd"/>
+      <w:r>
+        <w:rPr>
+          <w:rStyle w:val="ac"/>
+          <w:lang w:eastAsia="ru-RU"/>
+        </w:rPr>
+        <w:t>.</w:t>
+      </w:r>
+      <w:proofErr w:type="spellStart"/>
+      <w:r>
+        <w:rPr>
+          <w:rStyle w:val="ac"/>
+          <w:lang w:val="en-US" w:eastAsia="ru-RU"/>
+        </w:rPr>
+        <w:t>ru</w:t>
+      </w:r>
+      <w:proofErr w:type="spellEnd"/>
+      <w:r>
+        <w:rPr>
+          <w:rStyle w:val="ac"/>
+          <w:lang w:eastAsia="ru-RU"/>
+        </w:rPr>
+        <w:t>/</w:t>
+      </w:r>
+      <w:r>
+        <w:rPr>
+          <w:rStyle w:val="ac"/>
+          <w:lang w:val="en-US" w:eastAsia="ru-RU"/>
+        </w:rPr>
+        <w:t>item</w:t>
+      </w:r>
+      <w:r>
+        <w:rPr>
+          <w:rStyle w:val="ac"/>
+          <w:lang w:eastAsia="ru-RU"/>
+        </w:rPr>
+        <w:t>.</w:t>
+      </w:r>
+      <w:r>
+        <w:rPr>
+          <w:rStyle w:val="ac"/>
+          <w:lang w:val="en-US" w:eastAsia="ru-RU"/>
+        </w:rPr>
+        <w:t>asp</w:t>
+      </w:r>
+      <w:r>
+        <w:rPr>
+          <w:rStyle w:val="ac"/>
+          <w:lang w:eastAsia="ru-RU"/>
+        </w:rPr>
+        <w:t>?</w:t>
+      </w:r>
+      <w:r>
+        <w:rPr>
+          <w:rStyle w:val="ac"/>
+          <w:lang w:val="en-US" w:eastAsia="ru-RU"/>
+        </w:rPr>
+        <w:t>id</w:t>
+      </w:r>
+      <w:r>
+        <w:rPr>
+          <w:rStyle w:val="ac"/>
+          <w:lang w:eastAsia="ru-RU"/>
+        </w:rPr>
+        <w:t>=50780350</w:t>
+      </w:r>
+      <w:r>
+        <w:fldChar w:fldCharType="end"/>
+      </w:r>
+      <w:r>
+        <w:rPr>
+          <w:lang w:eastAsia="ru-RU"/>
+        </w:rPr>
+        <w:t xml:space="preserve"> </w:t>
+      </w:r>
+      <w:r>
+        <w:rPr>
+          <w:lang w:eastAsia="ru-RU"/>
+        </w:rPr>
+        <w:t>/ (</w:t>
+      </w:r>
+      <w:r>
+        <w:rPr>
+          <w:lang w:eastAsia="ru-RU"/>
+        </w:rPr>
+        <w:t>дата обращения 05.12.2025</w:t>
+      </w:r>
+      <w:r>
+        <w:rPr>
+          <w:lang w:eastAsia="ru-RU"/>
+        </w:rPr>
+        <w:t>)</w:t>
+      </w:r>
+    </w:p>
+    <w:p>
+      <w:pPr>
+        <w:pStyle w:val="a7"/>
+        <w:numPr>
+          <w:ilvl w:val="0"/>
+          <w:numId w:val="3"/>
+        </w:numPr>
+        <w:rPr>
+          <w:lang w:eastAsia="ru-RU"/>
+        </w:rPr>
+      </w:pPr>
+      <w:r>
+        <w:rPr>
+          <w:lang w:eastAsia="ru-RU"/>
+        </w:rPr>
+        <w:t xml:space="preserve">Толкачева, Е. В. Применение систем автоматического транскрибирования данных фокус-групп при проведении исследований в организациях / Е. В. Толкачева // Инновационная парадигма экономических механизмов хозяйствования : Сборник научных трудов IX Международной научно-практической конференции, Симферополь, 15 мая 2024 года. – Симферополь: ООО "Издательство Типография </w:t>
+      </w:r>
+      <w:r>
+        <w:rPr>
+          <w:lang w:eastAsia="ru-RU"/>
+        </w:rPr>
+        <w:lastRenderedPageBreak/>
+        <w:t>"Ариал", 2024. – С. 656-658. – EDN PZLBXI.</w:t>
+      </w:r>
+      <w:r>
+        <w:rPr>
+          <w:lang w:eastAsia="ru-RU"/>
+        </w:rPr>
+        <w:t xml:space="preserve"> </w:t>
+      </w:r>
+      <w:r>
+        <w:rPr>
+          <w:lang w:val="en-US" w:eastAsia="ru-RU"/>
+        </w:rPr>
+        <w:t>URL</w:t>
+      </w:r>
+      <w:r>
+        <w:rPr>
+          <w:lang w:eastAsia="ru-RU"/>
+        </w:rPr>
+        <w:t xml:space="preserve">: </w:t>
+      </w:r>
+      <w:r>
+        <w:fldChar w:fldCharType="begin"/>
+      </w:r>
+      <w:r>
+        <w:instrText>HYPERLINK "https://elibrary.ru/item.asp?id=67343956"</w:instrText>
+      </w:r>
+      <w:r>
+        <w:fldChar w:fldCharType="separate"/>
+      </w:r>
+      <w:r>
+        <w:rPr>
+          <w:rStyle w:val="ac"/>
+          <w:lang w:val="en-US" w:eastAsia="ru-RU"/>
+        </w:rPr>
+        <w:t>https</w:t>
+      </w:r>
+      <w:r>
+        <w:rPr>
+          <w:rStyle w:val="ac"/>
+          <w:lang w:eastAsia="ru-RU"/>
+        </w:rPr>
+        <w:t>://</w:t>
+      </w:r>
+      <w:proofErr w:type="spellStart"/>
+      <w:r>
+        <w:rPr>
+          <w:rStyle w:val="ac"/>
+          <w:lang w:val="en-US" w:eastAsia="ru-RU"/>
+        </w:rPr>
+        <w:t>elibrary</w:t>
+      </w:r>
+      <w:proofErr w:type="spellEnd"/>
+      <w:r>
+        <w:rPr>
+          <w:rStyle w:val="ac"/>
+          <w:lang w:eastAsia="ru-RU"/>
+        </w:rPr>
+        <w:t>.</w:t>
+      </w:r>
+      <w:proofErr w:type="spellStart"/>
+      <w:r>
+        <w:rPr>
+          <w:rStyle w:val="ac"/>
+          <w:lang w:val="en-US" w:eastAsia="ru-RU"/>
+        </w:rPr>
+        <w:t>ru</w:t>
+      </w:r>
+      <w:proofErr w:type="spellEnd"/>
+      <w:r>
+        <w:rPr>
+          <w:rStyle w:val="ac"/>
+          <w:lang w:eastAsia="ru-RU"/>
+        </w:rPr>
+        <w:t>/</w:t>
+      </w:r>
+      <w:r>
+        <w:rPr>
+          <w:rStyle w:val="ac"/>
+          <w:lang w:val="en-US" w:eastAsia="ru-RU"/>
+        </w:rPr>
+        <w:t>item</w:t>
+      </w:r>
+      <w:r>
+        <w:rPr>
+          <w:rStyle w:val="ac"/>
+          <w:lang w:eastAsia="ru-RU"/>
+        </w:rPr>
+        <w:t>.</w:t>
+      </w:r>
+      <w:r>
+        <w:rPr>
+          <w:rStyle w:val="ac"/>
+          <w:lang w:val="en-US" w:eastAsia="ru-RU"/>
+        </w:rPr>
+        <w:t>asp</w:t>
+      </w:r>
+      <w:r>
+        <w:rPr>
+          <w:rStyle w:val="ac"/>
+          <w:lang w:eastAsia="ru-RU"/>
+        </w:rPr>
+        <w:t>?</w:t>
+      </w:r>
+      <w:r>
+        <w:rPr>
+          <w:rStyle w:val="ac"/>
+          <w:lang w:val="en-US" w:eastAsia="ru-RU"/>
+        </w:rPr>
+        <w:t>id</w:t>
+      </w:r>
+      <w:r>
+        <w:rPr>
+          <w:rStyle w:val="ac"/>
+          <w:lang w:eastAsia="ru-RU"/>
+        </w:rPr>
+        <w:t>=67343956</w:t>
+      </w:r>
+      <w:r>
+        <w:fldChar w:fldCharType="end"/>
+      </w:r>
+      <w:r>
+        <w:rPr>
+          <w:lang w:eastAsia="ru-RU"/>
+        </w:rPr>
+        <w:t xml:space="preserve"> / (</w:t>
+      </w:r>
+      <w:r>
+        <w:rPr>
+          <w:lang w:eastAsia="ru-RU"/>
+        </w:rPr>
+        <w:t>Дата обращения 05. 12. 2025</w:t>
+      </w:r>
+      <w:r>
+        <w:rPr>
+          <w:lang w:eastAsia="ru-RU"/>
+        </w:rPr>
+        <w:t>)</w:t>
+      </w:r>
+    </w:p>
+    <w:p>
+      <w:pPr>
+        <w:pStyle w:val="a7"/>
+        <w:numPr>
+          <w:ilvl w:val="0"/>
+          <w:numId w:val="3"/>
+        </w:numPr>
+        <w:rPr>
+          <w:lang w:eastAsia="ru-RU"/>
+        </w:rPr>
+      </w:pPr>
+      <w:r>
+        <w:rPr>
+          <w:lang w:eastAsia="ru-RU"/>
+        </w:rPr>
+        <w:t xml:space="preserve"> </w:t>
+      </w:r>
+      <w:r>
+        <w:rPr>
+          <w:lang w:eastAsia="ru-RU"/>
+        </w:rPr>
+        <w:t>Введенская В. В. Транскрибация как метод научного исследования в юриспруденции / В. В. Введенская // Вопросы российского и международного права. - 2021. - Т. 11, № 2A. - С. 262-269 .</w:t>
+      </w:r>
+    </w:p>
+    <w:p>
+      <w:pPr>
+        <w:pStyle w:val="a7"/>
+        <w:numPr>
+          <w:ilvl w:val="0"/>
+          <w:numId w:val="3"/>
+        </w:numPr>
+        <w:rPr>
+          <w:lang w:eastAsia="ru-RU"/>
+        </w:rPr>
+      </w:pPr>
+      <w:r>
+        <w:rPr>
+          <w:lang w:eastAsia="ru-RU"/>
+        </w:rPr>
+        <w:t>Сивков М. Н. Проблемы и особенности транскрибирования социологических интервью / М. Н. Сивков // Документ. Архив. История. Современность: Сборник научных трудов / Гл. редактор Л.Н. Мазур. Том Выпуск 23. - Екатеринбург: Уральский федеральный университет имени первого Президента России Б.Н. Ельцина, 2023. - С. 14-21.</w:t>
+      </w:r>
+    </w:p>
+    <w:p>
+      <w:pPr>
+        <w:pStyle w:val="a7"/>
+        <w:numPr>
+          <w:ilvl w:val="0"/>
+          <w:numId w:val="3"/>
+        </w:numPr>
+        <w:rPr>
+          <w:lang w:eastAsia="ru-RU"/>
+        </w:rPr>
+      </w:pPr>
+      <w:hyperlink r:id="rId21" w:history="1">
+        <w:r>
+          <w:rPr>
+            <w:rStyle w:val="ac"/>
+            <w:lang w:eastAsia="ru-RU"/>
+          </w:rPr>
+          <w:t>https://www.interfax.ru/pressreleases/1017511</w:t>
+        </w:r>
+      </w:hyperlink>
+      <w:r>
+        <w:rPr>
+          <w:lang w:eastAsia="ru-RU"/>
+        </w:rPr>
+        <w:t xml:space="preserve"> </w:t>
+      </w:r>
+    </w:p>
+    <w:p>
+      <w:pPr>
+        <w:pStyle w:val="a7"/>
+        <w:numPr>
+          <w:ilvl w:val="0"/>
+          <w:numId w:val="3"/>
+        </w:numPr>
+      </w:pPr>
+      <w:hyperlink r:id="rId22" w:history="1">
+        <w:r>
+          <w:rPr>
+            <w:rStyle w:val="ac"/>
+          </w:rPr>
+          <w:t>https://cyberleninka.ru/article/n/metod-optimalnogo-vybora-bibliotek-dlya-transkribatsii-audiofaylov</w:t>
+        </w:r>
+      </w:hyperlink>
+    </w:p>
+    <w:p>
+      <w:pPr>
+        <w:pStyle w:val="a7"/>
+        <w:numPr>
+          <w:ilvl w:val="0"/>
+          <w:numId w:val="3"/>
+        </w:numPr>
+      </w:pPr>
+      <w:hyperlink r:id="rId23" w:history="1">
+        <w:r>
+          <w:rPr>
+            <w:rStyle w:val="ac"/>
+          </w:rPr>
+          <w:t>https://cyberleninka.ru/article/n/kratko-pro-docker</w:t>
+        </w:r>
+      </w:hyperlink>
+    </w:p>
+    <w:p>
+      <w:pPr>
+        <w:pStyle w:val="a7"/>
+        <w:numPr>
+          <w:ilvl w:val="0"/>
+          <w:numId w:val="3"/>
+        </w:numPr>
       </w:pPr>
     </w:p>
     <w:sectPr>
@@ -9455,6 +11156,119 @@
     </w:lvl>
   </w:abstractNum>
   <w:abstractNum w:abstractNumId="6" w15:restartNumberingAfterBreak="0">
+    <w:nsid w:val="4F5247E0"/>
+    <w:multiLevelType w:val="hybridMultilevel"/>
+    <w:tmpl w:val="F1EC70D2"/>
+    <w:lvl w:ilvl="0" w:tplc="04190001">
+      <w:start w:val="1"/>
+      <w:numFmt w:val="bullet"/>
+      <w:lvlText w:val=""/>
+      <w:lvlJc w:val="left"/>
+      <w:pPr>
+        <w:ind w:left="1150" w:hanging="360"/>
+      </w:pPr>
+      <w:rPr>
+        <w:rFonts w:ascii="Symbol" w:hAnsi="Symbol" w:hint="default"/>
+      </w:rPr>
+    </w:lvl>
+    <w:lvl w:ilvl="1" w:tplc="04190003" w:tentative="1">
+      <w:start w:val="1"/>
+      <w:numFmt w:val="bullet"/>
+      <w:lvlText w:val="o"/>
+      <w:lvlJc w:val="left"/>
+      <w:pPr>
+        <w:ind w:left="1870" w:hanging="360"/>
+      </w:pPr>
+      <w:rPr>
+        <w:rFonts w:ascii="Courier New" w:hAnsi="Courier New" w:cs="Courier New" w:hint="default"/>
+      </w:rPr>
+    </w:lvl>
+    <w:lvl w:ilvl="2" w:tplc="04190005" w:tentative="1">
+      <w:start w:val="1"/>
+      <w:numFmt w:val="bullet"/>
+      <w:lvlText w:val=""/>
+      <w:lvlJc w:val="left"/>
+      <w:pPr>
+        <w:ind w:left="2590" w:hanging="360"/>
+      </w:pPr>
+      <w:rPr>
+        <w:rFonts w:ascii="Wingdings" w:hAnsi="Wingdings" w:hint="default"/>
+      </w:rPr>
+    </w:lvl>
+    <w:lvl w:ilvl="3" w:tplc="04190001" w:tentative="1">
+      <w:start w:val="1"/>
+      <w:numFmt w:val="bullet"/>
+      <w:lvlText w:val=""/>
+      <w:lvlJc w:val="left"/>
+      <w:pPr>
+        <w:ind w:left="3310" w:hanging="360"/>
+      </w:pPr>
+      <w:rPr>
+        <w:rFonts w:ascii="Symbol" w:hAnsi="Symbol" w:hint="default"/>
+      </w:rPr>
+    </w:lvl>
+    <w:lvl w:ilvl="4" w:tplc="04190003" w:tentative="1">
+      <w:start w:val="1"/>
+      <w:numFmt w:val="bullet"/>
+      <w:lvlText w:val="o"/>
+      <w:lvlJc w:val="left"/>
+      <w:pPr>
+        <w:ind w:left="4030" w:hanging="360"/>
+      </w:pPr>
+      <w:rPr>
+        <w:rFonts w:ascii="Courier New" w:hAnsi="Courier New" w:cs="Courier New" w:hint="default"/>
+      </w:rPr>
+    </w:lvl>
+    <w:lvl w:ilvl="5" w:tplc="04190005" w:tentative="1">
+      <w:start w:val="1"/>
+      <w:numFmt w:val="bullet"/>
+      <w:lvlText w:val=""/>
+      <w:lvlJc w:val="left"/>
+      <w:pPr>
+        <w:ind w:left="4750" w:hanging="360"/>
+      </w:pPr>
+      <w:rPr>
+        <w:rFonts w:ascii="Wingdings" w:hAnsi="Wingdings" w:hint="default"/>
+      </w:rPr>
+    </w:lvl>
+    <w:lvl w:ilvl="6" w:tplc="04190001" w:tentative="1">
+      <w:start w:val="1"/>
+      <w:numFmt w:val="bullet"/>
+      <w:lvlText w:val=""/>
+      <w:lvlJc w:val="left"/>
+      <w:pPr>
+        <w:ind w:left="5470" w:hanging="360"/>
+      </w:pPr>
+      <w:rPr>
+        <w:rFonts w:ascii="Symbol" w:hAnsi="Symbol" w:hint="default"/>
+      </w:rPr>
+    </w:lvl>
+    <w:lvl w:ilvl="7" w:tplc="04190003" w:tentative="1">
+      <w:start w:val="1"/>
+      <w:numFmt w:val="bullet"/>
+      <w:lvlText w:val="o"/>
+      <w:lvlJc w:val="left"/>
+      <w:pPr>
+        <w:ind w:left="6190" w:hanging="360"/>
+      </w:pPr>
+      <w:rPr>
+        <w:rFonts w:ascii="Courier New" w:hAnsi="Courier New" w:cs="Courier New" w:hint="default"/>
+      </w:rPr>
+    </w:lvl>
+    <w:lvl w:ilvl="8" w:tplc="04190005" w:tentative="1">
+      <w:start w:val="1"/>
+      <w:numFmt w:val="bullet"/>
+      <w:lvlText w:val=""/>
+      <w:lvlJc w:val="left"/>
+      <w:pPr>
+        <w:ind w:left="6910" w:hanging="360"/>
+      </w:pPr>
+      <w:rPr>
+        <w:rFonts w:ascii="Wingdings" w:hAnsi="Wingdings" w:hint="default"/>
+      </w:rPr>
+    </w:lvl>
+  </w:abstractNum>
+  <w:abstractNum w:abstractNumId="7" w15:restartNumberingAfterBreak="0">
     <w:nsid w:val="59E97E85"/>
     <w:multiLevelType w:val="hybridMultilevel"/>
     <w:tmpl w:val="0220C726"/>
@@ -9540,7 +11354,120 @@
       </w:pPr>
     </w:lvl>
   </w:abstractNum>
-  <w:abstractNum w:abstractNumId="7" w15:restartNumberingAfterBreak="0">
+  <w:abstractNum w:abstractNumId="8" w15:restartNumberingAfterBreak="0">
+    <w:nsid w:val="5EDE364C"/>
+    <w:multiLevelType w:val="hybridMultilevel"/>
+    <w:tmpl w:val="4C2E11BC"/>
+    <w:lvl w:ilvl="0" w:tplc="04190001">
+      <w:start w:val="1"/>
+      <w:numFmt w:val="bullet"/>
+      <w:lvlText w:val=""/>
+      <w:lvlJc w:val="left"/>
+      <w:pPr>
+        <w:ind w:left="1150" w:hanging="360"/>
+      </w:pPr>
+      <w:rPr>
+        <w:rFonts w:ascii="Symbol" w:hAnsi="Symbol" w:hint="default"/>
+      </w:rPr>
+    </w:lvl>
+    <w:lvl w:ilvl="1" w:tplc="04190003" w:tentative="1">
+      <w:start w:val="1"/>
+      <w:numFmt w:val="bullet"/>
+      <w:lvlText w:val="o"/>
+      <w:lvlJc w:val="left"/>
+      <w:pPr>
+        <w:ind w:left="1870" w:hanging="360"/>
+      </w:pPr>
+      <w:rPr>
+        <w:rFonts w:ascii="Courier New" w:hAnsi="Courier New" w:cs="Courier New" w:hint="default"/>
+      </w:rPr>
+    </w:lvl>
+    <w:lvl w:ilvl="2" w:tplc="04190005" w:tentative="1">
+      <w:start w:val="1"/>
+      <w:numFmt w:val="bullet"/>
+      <w:lvlText w:val=""/>
+      <w:lvlJc w:val="left"/>
+      <w:pPr>
+        <w:ind w:left="2590" w:hanging="360"/>
+      </w:pPr>
+      <w:rPr>
+        <w:rFonts w:ascii="Wingdings" w:hAnsi="Wingdings" w:hint="default"/>
+      </w:rPr>
+    </w:lvl>
+    <w:lvl w:ilvl="3" w:tplc="04190001" w:tentative="1">
+      <w:start w:val="1"/>
+      <w:numFmt w:val="bullet"/>
+      <w:lvlText w:val=""/>
+      <w:lvlJc w:val="left"/>
+      <w:pPr>
+        <w:ind w:left="3310" w:hanging="360"/>
+      </w:pPr>
+      <w:rPr>
+        <w:rFonts w:ascii="Symbol" w:hAnsi="Symbol" w:hint="default"/>
+      </w:rPr>
+    </w:lvl>
+    <w:lvl w:ilvl="4" w:tplc="04190003" w:tentative="1">
+      <w:start w:val="1"/>
+      <w:numFmt w:val="bullet"/>
+      <w:lvlText w:val="o"/>
+      <w:lvlJc w:val="left"/>
+      <w:pPr>
+        <w:ind w:left="4030" w:hanging="360"/>
+      </w:pPr>
+      <w:rPr>
+        <w:rFonts w:ascii="Courier New" w:hAnsi="Courier New" w:cs="Courier New" w:hint="default"/>
+      </w:rPr>
+    </w:lvl>
+    <w:lvl w:ilvl="5" w:tplc="04190005" w:tentative="1">
+      <w:start w:val="1"/>
+      <w:numFmt w:val="bullet"/>
+      <w:lvlText w:val=""/>
+      <w:lvlJc w:val="left"/>
+      <w:pPr>
+        <w:ind w:left="4750" w:hanging="360"/>
+      </w:pPr>
+      <w:rPr>
+        <w:rFonts w:ascii="Wingdings" w:hAnsi="Wingdings" w:hint="default"/>
+      </w:rPr>
+    </w:lvl>
+    <w:lvl w:ilvl="6" w:tplc="04190001" w:tentative="1">
+      <w:start w:val="1"/>
+      <w:numFmt w:val="bullet"/>
+      <w:lvlText w:val=""/>
+      <w:lvlJc w:val="left"/>
+      <w:pPr>
+        <w:ind w:left="5470" w:hanging="360"/>
+      </w:pPr>
+      <w:rPr>
+        <w:rFonts w:ascii="Symbol" w:hAnsi="Symbol" w:hint="default"/>
+      </w:rPr>
+    </w:lvl>
+    <w:lvl w:ilvl="7" w:tplc="04190003" w:tentative="1">
+      <w:start w:val="1"/>
+      <w:numFmt w:val="bullet"/>
+      <w:lvlText w:val="o"/>
+      <w:lvlJc w:val="left"/>
+      <w:pPr>
+        <w:ind w:left="6190" w:hanging="360"/>
+      </w:pPr>
+      <w:rPr>
+        <w:rFonts w:ascii="Courier New" w:hAnsi="Courier New" w:cs="Courier New" w:hint="default"/>
+      </w:rPr>
+    </w:lvl>
+    <w:lvl w:ilvl="8" w:tplc="04190005" w:tentative="1">
+      <w:start w:val="1"/>
+      <w:numFmt w:val="bullet"/>
+      <w:lvlText w:val=""/>
+      <w:lvlJc w:val="left"/>
+      <w:pPr>
+        <w:ind w:left="6910" w:hanging="360"/>
+      </w:pPr>
+      <w:rPr>
+        <w:rFonts w:ascii="Wingdings" w:hAnsi="Wingdings" w:hint="default"/>
+      </w:rPr>
+    </w:lvl>
+  </w:abstractNum>
+  <w:abstractNum w:abstractNumId="9" w15:restartNumberingAfterBreak="0">
     <w:nsid w:val="62AE7F63"/>
     <w:multiLevelType w:val="multilevel"/>
     <w:tmpl w:val="E34EB49E"/>
@@ -9626,7 +11553,96 @@
       </w:pPr>
     </w:lvl>
   </w:abstractNum>
-  <w:abstractNum w:abstractNumId="8" w15:restartNumberingAfterBreak="0">
+  <w:abstractNum w:abstractNumId="10" w15:restartNumberingAfterBreak="0">
+    <w:nsid w:val="6EA637AB"/>
+    <w:multiLevelType w:val="hybridMultilevel"/>
+    <w:tmpl w:val="D5D2519E"/>
+    <w:lvl w:ilvl="0" w:tplc="4DBEC5C6">
+      <w:start w:val="1"/>
+      <w:numFmt w:val="decimal"/>
+      <w:lvlText w:val="%1."/>
+      <w:lvlJc w:val="left"/>
+      <w:pPr>
+        <w:ind w:left="786" w:hanging="360"/>
+      </w:pPr>
+      <w:rPr>
+        <w:rFonts w:hint="default"/>
+      </w:rPr>
+    </w:lvl>
+    <w:lvl w:ilvl="1" w:tplc="04190019" w:tentative="1">
+      <w:start w:val="1"/>
+      <w:numFmt w:val="lowerLetter"/>
+      <w:lvlText w:val="%2."/>
+      <w:lvlJc w:val="left"/>
+      <w:pPr>
+        <w:ind w:left="1506" w:hanging="360"/>
+      </w:pPr>
+    </w:lvl>
+    <w:lvl w:ilvl="2" w:tplc="0419001B" w:tentative="1">
+      <w:start w:val="1"/>
+      <w:numFmt w:val="lowerRoman"/>
+      <w:lvlText w:val="%3."/>
+      <w:lvlJc w:val="right"/>
+      <w:pPr>
+        <w:ind w:left="2226" w:hanging="180"/>
+      </w:pPr>
+    </w:lvl>
+    <w:lvl w:ilvl="3" w:tplc="0419000F" w:tentative="1">
+      <w:start w:val="1"/>
+      <w:numFmt w:val="decimal"/>
+      <w:lvlText w:val="%4."/>
+      <w:lvlJc w:val="left"/>
+      <w:pPr>
+        <w:ind w:left="2946" w:hanging="360"/>
+      </w:pPr>
+    </w:lvl>
+    <w:lvl w:ilvl="4" w:tplc="04190019" w:tentative="1">
+      <w:start w:val="1"/>
+      <w:numFmt w:val="lowerLetter"/>
+      <w:lvlText w:val="%5."/>
+      <w:lvlJc w:val="left"/>
+      <w:pPr>
+        <w:ind w:left="3666" w:hanging="360"/>
+      </w:pPr>
+    </w:lvl>
+    <w:lvl w:ilvl="5" w:tplc="0419001B" w:tentative="1">
+      <w:start w:val="1"/>
+      <w:numFmt w:val="lowerRoman"/>
+      <w:lvlText w:val="%6."/>
+      <w:lvlJc w:val="right"/>
+      <w:pPr>
+        <w:ind w:left="4386" w:hanging="180"/>
+      </w:pPr>
+    </w:lvl>
+    <w:lvl w:ilvl="6" w:tplc="0419000F" w:tentative="1">
+      <w:start w:val="1"/>
+      <w:numFmt w:val="decimal"/>
+      <w:lvlText w:val="%7."/>
+      <w:lvlJc w:val="left"/>
+      <w:pPr>
+        <w:ind w:left="5106" w:hanging="360"/>
+      </w:pPr>
+    </w:lvl>
+    <w:lvl w:ilvl="7" w:tplc="04190019" w:tentative="1">
+      <w:start w:val="1"/>
+      <w:numFmt w:val="lowerLetter"/>
+      <w:lvlText w:val="%8."/>
+      <w:lvlJc w:val="left"/>
+      <w:pPr>
+        <w:ind w:left="5826" w:hanging="360"/>
+      </w:pPr>
+    </w:lvl>
+    <w:lvl w:ilvl="8" w:tplc="0419001B" w:tentative="1">
+      <w:start w:val="1"/>
+      <w:numFmt w:val="lowerRoman"/>
+      <w:lvlText w:val="%9."/>
+      <w:lvlJc w:val="right"/>
+      <w:pPr>
+        <w:ind w:left="6546" w:hanging="180"/>
+      </w:pPr>
+    </w:lvl>
+  </w:abstractNum>
+  <w:abstractNum w:abstractNumId="11" w15:restartNumberingAfterBreak="0">
     <w:nsid w:val="77401D8C"/>
     <w:multiLevelType w:val="hybridMultilevel"/>
     <w:tmpl w:val="3FF28CBE"/>
@@ -9743,10 +11759,10 @@
     <w:abstractNumId w:val="3"/>
   </w:num>
   <w:num w:numId="2" w16cid:durableId="330836810">
-    <w:abstractNumId w:val="8"/>
+    <w:abstractNumId w:val="11"/>
   </w:num>
   <w:num w:numId="3" w16cid:durableId="2129813295">
-    <w:abstractNumId w:val="6"/>
+    <w:abstractNumId w:val="7"/>
   </w:num>
   <w:num w:numId="4" w16cid:durableId="271596478">
     <w:abstractNumId w:val="0"/>
@@ -9758,13 +11774,22 @@
     <w:abstractNumId w:val="2"/>
   </w:num>
   <w:num w:numId="7" w16cid:durableId="2171568">
-    <w:abstractNumId w:val="7"/>
+    <w:abstractNumId w:val="9"/>
   </w:num>
   <w:num w:numId="8" w16cid:durableId="1494371105">
     <w:abstractNumId w:val="1"/>
   </w:num>
   <w:num w:numId="9" w16cid:durableId="376860634">
     <w:abstractNumId w:val="5"/>
+  </w:num>
+  <w:num w:numId="10" w16cid:durableId="1219902315">
+    <w:abstractNumId w:val="10"/>
+  </w:num>
+  <w:num w:numId="11" w16cid:durableId="1049257415">
+    <w:abstractNumId w:val="6"/>
+  </w:num>
+  <w:num w:numId="12" w16cid:durableId="234559171">
+    <w:abstractNumId w:val="8"/>
   </w:num>
 </w:numbering>
 </file>
@@ -10169,7 +12194,7 @@
   <w:style w:type="paragraph" w:default="1" w:styleId="a">
     <w:name w:val="Normal"/>
     <w:qFormat/>
-    <w:rsid w:val="005A395E"/>
+    <w:rsid w:val="00C109B4"/>
     <w:pPr>
       <w:spacing w:after="0" w:line="360" w:lineRule="auto"/>
       <w:ind w:firstLine="425"/>

--- a/Курс 3/НИР/НИР_Кринкин.docx
+++ b/Курс 3/НИР/НИР_Кринкин.docx
@@ -1144,6 +1144,66 @@
       </w:r>
       <w:r>
         <w:rPr>
+          <w:color w:val="00B050"/>
+          <w:lang w:val="ru-RU"/>
+        </w:rPr>
+        <w:t>готово</w:t>
+      </w:r>
+    </w:p>
+    <w:p>
+      <w:pPr>
+        <w:rPr>
+          <w:lang w:val="ru-RU"/>
+        </w:rPr>
+      </w:pPr>
+      <w:r>
+        <w:rPr>
+          <w:lang w:val="ru-RU"/>
+        </w:rPr>
+        <w:t xml:space="preserve">Раздел 2 – </w:t>
+      </w:r>
+      <w:r>
+        <w:rPr>
+          <w:color w:val="00B050"/>
+          <w:lang w:val="ru-RU"/>
+        </w:rPr>
+        <w:t>готово</w:t>
+      </w:r>
+    </w:p>
+    <w:p>
+      <w:pPr>
+        <w:rPr>
+          <w:lang w:val="ru-RU"/>
+        </w:rPr>
+      </w:pPr>
+      <w:r>
+        <w:rPr>
+          <w:lang w:val="ru-RU"/>
+        </w:rPr>
+        <w:t xml:space="preserve">Раздел 3 – </w:t>
+      </w:r>
+      <w:r>
+        <w:rPr>
+          <w:color w:val="00B050"/>
+          <w:lang w:val="ru-RU"/>
+        </w:rPr>
+        <w:t>готово</w:t>
+      </w:r>
+    </w:p>
+    <w:p>
+      <w:pPr>
+        <w:rPr>
+          <w:lang w:val="ru-RU"/>
+        </w:rPr>
+      </w:pPr>
+      <w:r>
+        <w:rPr>
+          <w:lang w:val="ru-RU"/>
+        </w:rPr>
+        <w:t xml:space="preserve">Раздел 4 – </w:t>
+      </w:r>
+      <w:r>
+        <w:rPr>
           <w:color w:val="ED7D31" w:themeColor="accent2"/>
           <w:lang w:val="ru-RU"/>
         </w:rPr>
@@ -1160,91 +1220,7 @@
         <w:rPr>
           <w:lang w:val="ru-RU"/>
         </w:rPr>
-        <w:t>Раздел 2</w:t>
-      </w:r>
-      <w:r>
-        <w:rPr>
-          <w:lang w:val="ru-RU"/>
-        </w:rPr>
-        <w:t xml:space="preserve"> – </w:t>
-      </w:r>
-      <w:r>
-        <w:rPr>
-          <w:color w:val="00B050"/>
-          <w:lang w:val="ru-RU"/>
-        </w:rPr>
-        <w:t>готово</w:t>
-      </w:r>
-    </w:p>
-    <w:p>
-      <w:pPr>
-        <w:rPr>
-          <w:lang w:val="ru-RU"/>
-        </w:rPr>
-      </w:pPr>
-      <w:r>
-        <w:rPr>
-          <w:lang w:val="ru-RU"/>
-        </w:rPr>
-        <w:t>Раздел 3</w:t>
-      </w:r>
-      <w:r>
-        <w:rPr>
-          <w:lang w:val="ru-RU"/>
-        </w:rPr>
-        <w:t xml:space="preserve"> – </w:t>
-      </w:r>
-      <w:r>
-        <w:rPr>
-          <w:color w:val="00B050"/>
-          <w:lang w:val="ru-RU"/>
-        </w:rPr>
-        <w:t>готово</w:t>
-      </w:r>
-    </w:p>
-    <w:p>
-      <w:pPr>
-        <w:rPr>
-          <w:lang w:val="ru-RU"/>
-        </w:rPr>
-      </w:pPr>
-      <w:r>
-        <w:rPr>
-          <w:lang w:val="ru-RU"/>
-        </w:rPr>
-        <w:t>Раздел 4</w:t>
-      </w:r>
-      <w:r>
-        <w:rPr>
-          <w:lang w:val="ru-RU"/>
-        </w:rPr>
-        <w:t xml:space="preserve"> – </w:t>
-      </w:r>
-      <w:r>
-        <w:rPr>
-          <w:color w:val="ED7D31" w:themeColor="accent2"/>
-          <w:lang w:val="ru-RU"/>
-        </w:rPr>
-        <w:t>частично</w:t>
-      </w:r>
-    </w:p>
-    <w:p>
-      <w:pPr>
-        <w:rPr>
-          <w:lang w:val="en-US"/>
-        </w:rPr>
-      </w:pPr>
-      <w:r>
-        <w:rPr>
-          <w:lang w:val="ru-RU"/>
-        </w:rPr>
-        <w:t>Раздел 5</w:t>
-      </w:r>
-      <w:r>
-        <w:rPr>
-          <w:lang w:val="ru-RU"/>
-        </w:rPr>
-        <w:t xml:space="preserve"> – </w:t>
+        <w:t xml:space="preserve">Раздел 5 – </w:t>
       </w:r>
       <w:r>
         <w:rPr>
@@ -1469,26 +1445,6 @@
         <w:ind w:firstLine="426"/>
         <w:rPr>
           <w:rFonts w:eastAsia="Times New Roman" w:cs="Times New Roman"/>
-          <w:color w:val="EE0000"/>
-          <w:szCs w:val="28"/>
-          <w:lang w:eastAsia="ru-RU"/>
-        </w:rPr>
-      </w:pPr>
-      <w:r>
-        <w:rPr>
-          <w:rFonts w:eastAsia="Times New Roman" w:cs="Times New Roman"/>
-          <w:color w:val="EE0000"/>
-          <w:szCs w:val="28"/>
-          <w:lang w:eastAsia="ru-RU"/>
-        </w:rPr>
-        <w:t>Предметная область исследования определяется такими ключевыми понятиями, как автоматическое распознавание речи (ASR), обработка естественного языка (NLP), транскрибация аудио и видео в текст, искусственный интеллект и конфиденциальность данных. Поэтому выбрана тема ВКР: «Автоматическое транскрибирование устной речи в письменный текст с использованием технологий искусственного интеллекта».</w:t>
-      </w:r>
-    </w:p>
-    <w:p>
-      <w:pPr>
-        <w:ind w:firstLine="426"/>
-        <w:rPr>
-          <w:rFonts w:eastAsia="Times New Roman" w:cs="Times New Roman"/>
           <w:szCs w:val="28"/>
           <w:lang w:eastAsia="ru-RU"/>
         </w:rPr>
@@ -1645,87 +1601,223 @@
           <w:szCs w:val="28"/>
           <w:lang w:eastAsia="ru-RU"/>
         </w:rPr>
-        <w:t xml:space="preserve">. </w:t>
+        <w:t>.</w:t>
       </w:r>
       <w:r>
         <w:rPr>
           <w:rFonts w:eastAsia="Times New Roman" w:cs="Times New Roman"/>
           <w:szCs w:val="28"/>
-          <w:lang w:eastAsia="ru-RU"/>
-        </w:rPr>
-        <w:t>В современных условиях организации все больше стремятся к сокращению времени, требующегося для принятия решений на основе данных, собранных в ходе проведения фокус-групп. В связи с чем все активнее используются цифровые технологии их обработки и анализа.</w:t>
-      </w:r>
-    </w:p>
-    <w:p>
-      <w:pPr>
-        <w:ind w:firstLine="426"/>
+          <w:lang w:val="ru-RU" w:eastAsia="ru-RU"/>
+        </w:rPr>
+        <w:t xml:space="preserve"> </w:t>
+      </w:r>
+      <w:r>
         <w:rPr>
           <w:rFonts w:eastAsia="Times New Roman" w:cs="Times New Roman"/>
           <w:szCs w:val="28"/>
-          <w:lang w:eastAsia="ru-RU"/>
-        </w:rPr>
-      </w:pPr>
+          <w:lang w:val="ru-RU" w:eastAsia="ru-RU"/>
+        </w:rPr>
+        <w:t>[#</w:t>
+      </w:r>
       <w:r>
         <w:rPr>
           <w:rFonts w:eastAsia="Times New Roman" w:cs="Times New Roman"/>
           <w:szCs w:val="28"/>
-          <w:lang w:eastAsia="ru-RU"/>
-        </w:rPr>
-        <w:t xml:space="preserve">Наиболее широко признанным видом транскрипции является преобразование источника разговорного языка в текст, например, в компьютерную запись, подходящую для печати в виде документа, отчета. </w:t>
-      </w:r>
-    </w:p>
-    <w:p>
-      <w:pPr>
-        <w:ind w:firstLine="426"/>
+          <w:lang w:val="ru-RU" w:eastAsia="ru-RU"/>
+        </w:rPr>
+        <w:t>дс 30</w:t>
+      </w:r>
+      <w:r>
         <w:rPr>
           <w:rFonts w:eastAsia="Times New Roman" w:cs="Times New Roman"/>
           <w:szCs w:val="28"/>
-          <w:lang w:eastAsia="ru-RU"/>
-        </w:rPr>
-      </w:pPr>
+          <w:lang w:val="ru-RU" w:eastAsia="ru-RU"/>
+        </w:rPr>
+        <w:t>]</w:t>
+      </w:r>
       <w:r>
         <w:rPr>
           <w:rFonts w:eastAsia="Times New Roman" w:cs="Times New Roman"/>
           <w:szCs w:val="28"/>
           <w:lang w:eastAsia="ru-RU"/>
         </w:rPr>
-        <w:lastRenderedPageBreak/>
-        <w:t xml:space="preserve">Ручная транскрипция — это процесс набора произносимых слов так, как они слышатся. Хотя этот метод может занять много времени и быть неточным, он предлагает некоторые преимущества, такие как доступность и точность. </w:t>
-      </w:r>
-    </w:p>
-    <w:p>
-      <w:pPr>
-        <w:ind w:firstLine="426"/>
+        <w:t xml:space="preserve"> </w:t>
+      </w:r>
+      <w:r>
         <w:rPr>
           <w:rFonts w:eastAsia="Times New Roman" w:cs="Times New Roman"/>
           <w:szCs w:val="28"/>
           <w:lang w:eastAsia="ru-RU"/>
         </w:rPr>
-      </w:pPr>
+        <w:t>В современных условиях организации все больше стремятся к сокращению времени, требующегося для принятия решений на основе данных, собранных в ходе проведения фокус-групп. В связи с чем все активнее используются цифровые технологии их обработки и анализа</w:t>
+      </w:r>
       <w:r>
         <w:rPr>
           <w:rFonts w:eastAsia="Times New Roman" w:cs="Times New Roman"/>
           <w:szCs w:val="28"/>
-          <w:lang w:eastAsia="ru-RU"/>
-        </w:rPr>
-        <w:t xml:space="preserve">Технологическая транскрипция использует программное обеспечение для преобразования аудиофайлов в текстовый формат. Этот тип транскрипции предлагает несколько преимуществ по сравнению с ручной транскрипцией, включая скорость, точность и экономичность. </w:t>
-      </w:r>
-    </w:p>
-    <w:p>
-      <w:pPr>
-        <w:ind w:firstLine="426"/>
+          <w:lang w:val="ru-RU" w:eastAsia="ru-RU"/>
+        </w:rPr>
+        <w:t xml:space="preserve"> </w:t>
+      </w:r>
+      <w:r>
         <w:rPr>
           <w:rFonts w:eastAsia="Times New Roman" w:cs="Times New Roman"/>
           <w:szCs w:val="28"/>
-          <w:lang w:eastAsia="ru-RU"/>
-        </w:rPr>
-      </w:pPr>
+          <w:lang w:val="ru-RU" w:eastAsia="ru-RU"/>
+        </w:rPr>
+        <w:t>[#</w:t>
+      </w:r>
       <w:r>
         <w:rPr>
           <w:rFonts w:eastAsia="Times New Roman" w:cs="Times New Roman"/>
           <w:szCs w:val="28"/>
-          <w:lang w:eastAsia="ru-RU"/>
-        </w:rPr>
+          <w:lang w:val="ru-RU" w:eastAsia="ru-RU"/>
+        </w:rPr>
+        <w:t>дс</w:t>
+      </w:r>
+      <w:r>
+        <w:rPr>
+          <w:rFonts w:eastAsia="Times New Roman" w:cs="Times New Roman"/>
+          <w:szCs w:val="28"/>
+          <w:lang w:val="ru-RU" w:eastAsia="ru-RU"/>
+        </w:rPr>
+        <w:t xml:space="preserve"> </w:t>
+      </w:r>
+      <w:r>
+        <w:rPr>
+          <w:rFonts w:eastAsia="Times New Roman" w:cs="Times New Roman"/>
+          <w:szCs w:val="28"/>
+          <w:lang w:val="ru-RU" w:eastAsia="ru-RU"/>
+        </w:rPr>
+        <w:t>24</w:t>
+      </w:r>
+      <w:r>
+        <w:rPr>
+          <w:rFonts w:eastAsia="Times New Roman" w:cs="Times New Roman"/>
+          <w:szCs w:val="28"/>
+          <w:lang w:val="ru-RU" w:eastAsia="ru-RU"/>
+        </w:rPr>
+        <w:t>]</w:t>
+      </w:r>
+      <w:r>
+        <w:rPr>
+          <w:rFonts w:eastAsia="Times New Roman" w:cs="Times New Roman"/>
+          <w:szCs w:val="28"/>
+          <w:lang w:eastAsia="ru-RU"/>
+        </w:rPr>
+        <w:t>.</w:t>
+      </w:r>
+    </w:p>
+    <w:p>
+      <w:pPr>
+        <w:ind w:firstLine="426"/>
+        <w:rPr>
+          <w:rFonts w:eastAsia="Times New Roman" w:cs="Times New Roman"/>
+          <w:szCs w:val="28"/>
+          <w:lang w:eastAsia="ru-RU"/>
+        </w:rPr>
+      </w:pPr>
+      <w:r>
+        <w:rPr>
+          <w:rFonts w:eastAsia="Times New Roman" w:cs="Times New Roman"/>
+          <w:szCs w:val="28"/>
+          <w:lang w:eastAsia="ru-RU"/>
+        </w:rPr>
+        <w:t xml:space="preserve">Наиболее широко признанным видом транскрипции является преобразование источника разговорного языка в текст, например, в компьютерную запись, подходящую для печати в виде документа, отчета. </w:t>
+      </w:r>
+    </w:p>
+    <w:p>
+      <w:pPr>
+        <w:ind w:firstLine="426"/>
+        <w:rPr>
+          <w:rFonts w:eastAsia="Times New Roman" w:cs="Times New Roman"/>
+          <w:szCs w:val="28"/>
+          <w:lang w:eastAsia="ru-RU"/>
+        </w:rPr>
+      </w:pPr>
+      <w:r>
+        <w:rPr>
+          <w:rFonts w:eastAsia="Times New Roman" w:cs="Times New Roman"/>
+          <w:szCs w:val="28"/>
+          <w:lang w:eastAsia="ru-RU"/>
+        </w:rPr>
+        <w:t>Ручная транскрипция — это процесс набора произносимых слов так, как они слышатся. Хотя этот метод может занять много времени и быть неточным, он предлагает некоторые преимущества, такие как доступность и точность</w:t>
+      </w:r>
+      <w:r>
+        <w:rPr>
+          <w:rFonts w:eastAsia="Times New Roman" w:cs="Times New Roman"/>
+          <w:szCs w:val="28"/>
+          <w:lang w:val="ru-RU" w:eastAsia="ru-RU"/>
+        </w:rPr>
+        <w:t xml:space="preserve"> </w:t>
+      </w:r>
+      <w:r>
+        <w:rPr>
+          <w:rFonts w:eastAsia="Times New Roman" w:cs="Times New Roman"/>
+          <w:szCs w:val="28"/>
+          <w:lang w:val="ru-RU" w:eastAsia="ru-RU"/>
+        </w:rPr>
+        <w:t>[#</w:t>
+      </w:r>
+      <w:r>
+        <w:rPr>
+          <w:rFonts w:eastAsia="Times New Roman" w:cs="Times New Roman"/>
+          <w:szCs w:val="28"/>
+          <w:lang w:val="ru-RU" w:eastAsia="ru-RU"/>
+        </w:rPr>
+        <w:t>дс 30</w:t>
+      </w:r>
+      <w:r>
+        <w:rPr>
+          <w:rFonts w:eastAsia="Times New Roman" w:cs="Times New Roman"/>
+          <w:szCs w:val="28"/>
+          <w:lang w:val="ru-RU" w:eastAsia="ru-RU"/>
+        </w:rPr>
+        <w:t>]</w:t>
+      </w:r>
+      <w:r>
+        <w:rPr>
+          <w:rFonts w:eastAsia="Times New Roman" w:cs="Times New Roman"/>
+          <w:szCs w:val="28"/>
+          <w:lang w:eastAsia="ru-RU"/>
+        </w:rPr>
+        <w:t xml:space="preserve">. </w:t>
+      </w:r>
+    </w:p>
+    <w:p>
+      <w:pPr>
+        <w:ind w:firstLine="426"/>
+        <w:rPr>
+          <w:rFonts w:eastAsia="Times New Roman" w:cs="Times New Roman"/>
+          <w:szCs w:val="28"/>
+          <w:lang w:eastAsia="ru-RU"/>
+        </w:rPr>
+      </w:pPr>
+      <w:r>
+        <w:rPr>
+          <w:rFonts w:eastAsia="Times New Roman" w:cs="Times New Roman"/>
+          <w:szCs w:val="28"/>
+          <w:lang w:eastAsia="ru-RU"/>
+        </w:rPr>
+        <w:t xml:space="preserve">Технологическая транскрипция использует программное обеспечение для преобразования аудиофайлов в текстовый формат. Этот тип транскрипции предлагает несколько преимуществ по сравнению с ручной транскрипцией, включая скорость, точность и экономичность. </w:t>
+      </w:r>
+    </w:p>
+    <w:p>
+      <w:pPr>
+        <w:ind w:firstLine="426"/>
+        <w:rPr>
+          <w:rFonts w:eastAsia="Times New Roman" w:cs="Times New Roman"/>
+          <w:szCs w:val="28"/>
+          <w:lang w:eastAsia="ru-RU"/>
+        </w:rPr>
+      </w:pPr>
+      <w:r>
+        <w:rPr>
+          <w:rFonts w:eastAsia="Times New Roman" w:cs="Times New Roman"/>
+          <w:szCs w:val="28"/>
+          <w:lang w:eastAsia="ru-RU"/>
+        </w:rPr>
+        <w:lastRenderedPageBreak/>
         <w:t xml:space="preserve">Существуют различные типы транскрипции: </w:t>
       </w:r>
     </w:p>
@@ -1857,14 +1949,14 @@
       <w:pPr>
         <w:ind w:firstLine="426"/>
         <w:rPr>
-          <w:lang w:eastAsia="ru-RU"/>
-        </w:rPr>
-      </w:pPr>
-      <w:r>
-        <w:rPr>
-          <w:lang w:eastAsia="ru-RU"/>
-        </w:rPr>
-        <w:t xml:space="preserve">Автоматическая транскрибация имеет высокие риски получения недостоверной информации. Количество ошибок, допускаемых при определении адресанта речи напрямую связано с количеством участников фокус-группы. Сам процесс транскрибации предполагает последовательную смену состояния собранной информации. При этом следует учитывать, что в процессе транскрибации изменяется не только форма представления информации из звуковой в текстовую. Также изменениям могут подвергаться достоверность, целостность и конфиденциальность информации. Например, звук на аудиозаписи может содержать различные неинформативные посторонние шумы, которые после обработки через систему транскрибации будут очищены. В итоге полученный на выходе текст чаще всего не будет содержать их описания. </w:t>
+          <w:lang w:val="ru-RU" w:eastAsia="ru-RU"/>
+        </w:rPr>
+      </w:pPr>
+      <w:r>
+        <w:rPr>
+          <w:lang w:eastAsia="ru-RU"/>
+        </w:rPr>
+        <w:t xml:space="preserve">Автоматическая транскрибация имеет высокие риски получения недостоверной информации. Количество ошибок, допускаемых при определении адресанта речи напрямую связано с количеством участников фокус-группы. </w:t>
       </w:r>
     </w:p>
     <w:p>
@@ -1878,14 +1970,70 @@
         <w:rPr>
           <w:lang w:eastAsia="ru-RU"/>
         </w:rPr>
+        <w:t xml:space="preserve">Сам процесс транскрибации предполагает последовательную смену состояния собранной информации. При этом следует учитывать, что в процессе транскрибации изменяется не только форма представления информации из звуковой в текстовую. Также изменениям могут подвергаться достоверность, целостность и конфиденциальность информации. Например, звук на аудиозаписи может содержать различные неинформативные посторонние шумы, которые после обработки через систему транскрибации будут очищены. В итоге полученный на выходе текст чаще всего не будет содержать их описания. </w:t>
+      </w:r>
+    </w:p>
+    <w:p>
+      <w:pPr>
+        <w:ind w:firstLine="426"/>
+        <w:rPr>
+          <w:lang w:eastAsia="ru-RU"/>
+        </w:rPr>
+      </w:pPr>
+      <w:r>
+        <w:rPr>
+          <w:lang w:eastAsia="ru-RU"/>
+        </w:rPr>
+        <w:t>Результативность систем транскрибации предполагает соответствие результатов процесса транскрибации требованиям к качеству полученной текстовой информации. Она зависит от ряда факторов</w:t>
+      </w:r>
+      <w:r>
+        <w:rPr>
+          <w:lang w:eastAsia="ru-RU"/>
+        </w:rPr>
+        <w:t>:</w:t>
+      </w:r>
+    </w:p>
+    <w:p>
+      <w:pPr>
+        <w:ind w:firstLine="426"/>
+        <w:rPr>
+          <w:lang w:eastAsia="ru-RU"/>
+        </w:rPr>
+      </w:pPr>
+      <w:r>
+        <w:rPr>
+          <w:lang w:eastAsia="ru-RU"/>
+        </w:rPr>
+        <w:t xml:space="preserve">Во-первых, значимым является количество участников. </w:t>
+      </w:r>
+    </w:p>
+    <w:p>
+      <w:pPr>
+        <w:ind w:firstLine="426"/>
+        <w:rPr>
+          <w:lang w:eastAsia="ru-RU"/>
+        </w:rPr>
+      </w:pPr>
+      <w:r>
+        <w:rPr>
+          <w:lang w:eastAsia="ru-RU"/>
+        </w:rPr>
+        <w:t xml:space="preserve">Во-вторых, результат транскрибации зависит от того, является ли транскрибация потоковой или создается транскрипт аудио/видео записи. Потоковая транскрибация может выдавать большее количество ошибок, чем транскрибация аудио/видео записи. </w:t>
+      </w:r>
+    </w:p>
+    <w:p>
+      <w:pPr>
+        <w:ind w:firstLine="426"/>
+        <w:rPr>
+          <w:lang w:eastAsia="ru-RU"/>
+        </w:rPr>
+      </w:pPr>
+      <w:r>
+        <w:rPr>
+          <w:lang w:eastAsia="ru-RU"/>
+        </w:rPr>
         <w:lastRenderedPageBreak/>
-        <w:t>Результативность систем транскрибации предполагает соответствие результатов процесса транскрибации требованиям к качеству полученной текстовой информации. Она зависит от ряда факторов</w:t>
-      </w:r>
-      <w:r>
-        <w:rPr>
-          <w:lang w:eastAsia="ru-RU"/>
-        </w:rPr>
-        <w:t>:</w:t>
+        <w:t xml:space="preserve">В-третьих, результативность транскрибации связана с используемыми в ходе беседы языками. Ошибки могут возникать в случае, когда адресанты используют в речи иностранные слова или термины, либо в фокус-группе принимают участие иностранцы. </w:t>
       </w:r>
     </w:p>
     <w:p>
@@ -1899,7 +2047,98 @@
         <w:rPr>
           <w:lang w:eastAsia="ru-RU"/>
         </w:rPr>
-        <w:t xml:space="preserve">Во-первых, значимым является количество участников. </w:t>
+        <w:t>В-четвертых, на результативность влияет среда, в которой проводится интервью или фокус-группа. Если запись ведется через микрофон, установленный возле каждого говорящего, результативность будет выше</w:t>
+      </w:r>
+      <w:r>
+        <w:rPr>
+          <w:lang w:eastAsia="ru-RU"/>
+        </w:rPr>
+        <w:t xml:space="preserve"> </w:t>
+      </w:r>
+      <w:r>
+        <w:rPr>
+          <w:lang w:eastAsia="ru-RU"/>
+        </w:rPr>
+        <w:t>[</w:t>
+      </w:r>
+      <w:r>
+        <w:rPr>
+          <w:lang w:val="ru-RU" w:eastAsia="ru-RU"/>
+        </w:rPr>
+        <w:t>#</w:t>
+      </w:r>
+      <w:r>
+        <w:rPr>
+          <w:lang w:val="ru-RU" w:eastAsia="ru-RU"/>
+        </w:rPr>
+        <w:t>дс 24</w:t>
+      </w:r>
+      <w:r>
+        <w:rPr>
+          <w:lang w:eastAsia="ru-RU"/>
+        </w:rPr>
+        <w:t xml:space="preserve">, </w:t>
+      </w:r>
+      <w:r>
+        <w:rPr>
+          <w:lang w:eastAsia="ru-RU"/>
+        </w:rPr>
+        <w:t>с. 2</w:t>
+      </w:r>
+      <w:r>
+        <w:rPr>
+          <w:lang w:eastAsia="ru-RU"/>
+        </w:rPr>
+        <w:t>]</w:t>
+      </w:r>
+      <w:r>
+        <w:rPr>
+          <w:lang w:eastAsia="ru-RU"/>
+        </w:rPr>
+        <w:t>.</w:t>
+      </w:r>
+    </w:p>
+    <w:p>
+      <w:pPr>
+        <w:rPr>
+          <w:lang w:eastAsia="ru-RU"/>
+        </w:rPr>
+      </w:pPr>
+      <w:r>
+        <w:rPr>
+          <w:lang w:val="ru-RU"/>
+        </w:rPr>
+        <w:t>Искусственный интеллект (ИИ) стал неотъемлемой частью управления информационными технологиями благодаря своей способности к анализу данных, обучению на основе опыта и автоматизации процессов</w:t>
+      </w:r>
+      <w:r>
+        <w:rPr>
+          <w:lang w:val="ru-RU"/>
+        </w:rPr>
+        <w:t xml:space="preserve"> </w:t>
+      </w:r>
+      <w:r>
+        <w:rPr>
+          <w:lang w:val="ru-RU"/>
+        </w:rPr>
+        <w:t>[#</w:t>
+      </w:r>
+      <w:r>
+        <w:rPr>
+          <w:lang w:val="ru-RU"/>
+        </w:rPr>
+        <w:t>дс 31</w:t>
+      </w:r>
+      <w:r>
+        <w:rPr>
+          <w:lang w:val="ru-RU"/>
+        </w:rPr>
+        <w:t>]</w:t>
+      </w:r>
+      <w:r>
+        <w:rPr>
+          <w:lang w:val="ru-RU"/>
+        </w:rPr>
+        <w:t>.</w:t>
       </w:r>
     </w:p>
     <w:p>
@@ -1911,37 +2150,9 @@
       </w:pPr>
       <w:r>
         <w:rPr>
-          <w:lang w:eastAsia="ru-RU"/>
-        </w:rPr>
-        <w:t xml:space="preserve">Во-вторых, результат транскрибации зависит от того, является ли транскрибация потоковой или создается транскрипт аудио/видео записи. Потоковая транскрибация может выдавать большее количество ошибок, чем транскрибация аудио/видео записи. </w:t>
-      </w:r>
-    </w:p>
-    <w:p>
-      <w:pPr>
-        <w:ind w:firstLine="426"/>
-        <w:rPr>
-          <w:lang w:eastAsia="ru-RU"/>
-        </w:rPr>
-      </w:pPr>
-      <w:r>
-        <w:rPr>
-          <w:lang w:eastAsia="ru-RU"/>
-        </w:rPr>
-        <w:t xml:space="preserve">В-третьих, результативность транскрибации связана с используемыми в ходе беседы языками. Ошибки могут возникать в случае, когда адресанты используют в речи иностранные слова или термины, либо в фокус-группе принимают участие иностранцы. </w:t>
-      </w:r>
-    </w:p>
-    <w:p>
-      <w:pPr>
-        <w:ind w:firstLine="426"/>
-        <w:rPr>
-          <w:lang w:eastAsia="ru-RU"/>
-        </w:rPr>
-      </w:pPr>
-      <w:r>
-        <w:rPr>
-          <w:lang w:eastAsia="ru-RU"/>
-        </w:rPr>
-        <w:t>В-четвертых, на результативность влияет среда, в которой проводится интервью или фокус-группа. Если запись ведется через микрофон, установленный возле каждого говорящего, результативность будет выше</w:t>
+          <w:lang w:val="ru-RU" w:eastAsia="ru-RU"/>
+        </w:rPr>
+        <w:t>В</w:t>
       </w:r>
       <w:r>
         <w:rPr>
@@ -1951,121 +2162,81 @@
       </w:r>
       <w:r>
         <w:rPr>
+          <w:lang w:val="ru-RU" w:eastAsia="ru-RU"/>
+        </w:rPr>
+        <w:t xml:space="preserve">исследуемой </w:t>
+      </w:r>
+      <w:r>
+        <w:rPr>
+          <w:lang w:eastAsia="ru-RU"/>
+        </w:rPr>
+        <w:t xml:space="preserve">предметной области </w:t>
+      </w:r>
+      <w:r>
+        <w:rPr>
+          <w:lang w:val="ru-RU" w:eastAsia="ru-RU"/>
+        </w:rPr>
+        <w:t>и</w:t>
+      </w:r>
+      <w:r>
+        <w:rPr>
+          <w:lang w:eastAsia="ru-RU"/>
+        </w:rPr>
+        <w:t xml:space="preserve">скусственный интеллект </w:t>
+      </w:r>
+      <w:r>
+        <w:rPr>
+          <w:lang w:eastAsia="ru-RU"/>
+        </w:rPr>
+        <w:t>применяется для создания автоматизированных систем распознавания речи</w:t>
+      </w:r>
+      <w:r>
+        <w:rPr>
+          <w:lang w:eastAsia="ru-RU"/>
+        </w:rPr>
+        <w:t xml:space="preserve">. </w:t>
+      </w:r>
+      <w:r>
+        <w:rPr>
+          <w:lang w:eastAsia="ru-RU"/>
+        </w:rPr>
+        <w:t>Нейросети способны быстро преобразовать речь в текст с высокой точностью, даже если в записи есть шумы или акценты.</w:t>
+      </w:r>
+      <w:r>
+        <w:rPr>
+          <w:lang w:eastAsia="ru-RU"/>
+        </w:rPr>
+        <w:t xml:space="preserve"> </w:t>
+      </w:r>
+      <w:r>
+        <w:rPr>
+          <w:lang w:eastAsia="ru-RU"/>
+        </w:rPr>
+        <w:t>Современные нейросети учатся на ходу, адаптируясь к новым задачам и языкам.</w:t>
+      </w:r>
+      <w:r>
+        <w:rPr>
+          <w:lang w:eastAsia="ru-RU"/>
+        </w:rPr>
+        <w:t xml:space="preserve"> </w:t>
+      </w:r>
+      <w:r>
+        <w:rPr>
           <w:lang w:eastAsia="ru-RU"/>
         </w:rPr>
         <w:t>[</w:t>
       </w:r>
       <w:r>
         <w:rPr>
-          <w:lang w:eastAsia="ru-RU"/>
-        </w:rPr>
-        <w:t>6</w:t>
-      </w:r>
-      <w:r>
-        <w:rPr>
-          <w:lang w:eastAsia="ru-RU"/>
-        </w:rPr>
-        <w:t xml:space="preserve">, </w:t>
-      </w:r>
-      <w:r>
-        <w:rPr>
-          <w:lang w:eastAsia="ru-RU"/>
-        </w:rPr>
-        <w:t>с. 2</w:t>
-      </w:r>
-      <w:r>
-        <w:rPr>
-          <w:lang w:eastAsia="ru-RU"/>
-        </w:rPr>
-        <w:t>]</w:t>
-      </w:r>
-      <w:r>
-        <w:rPr>
-          <w:lang w:eastAsia="ru-RU"/>
-        </w:rPr>
-        <w:t>.</w:t>
-      </w:r>
-    </w:p>
-    <w:p>
-      <w:pPr>
-        <w:ind w:firstLine="426"/>
-        <w:rPr>
-          <w:lang w:eastAsia="ru-RU"/>
-        </w:rPr>
-      </w:pPr>
-      <w:r>
-        <w:rPr>
-          <w:lang w:eastAsia="ru-RU"/>
-        </w:rPr>
-        <w:t>Искусственный интеллект</w:t>
-      </w:r>
-      <w:r>
-        <w:rPr>
-          <w:lang w:eastAsia="ru-RU"/>
-        </w:rPr>
-        <w:t xml:space="preserve"> </w:t>
-      </w:r>
-      <w:r>
-        <w:rPr>
-          <w:lang w:eastAsia="ru-RU"/>
-        </w:rPr>
-        <w:t>в данной предметной области применяется для создания автоматизированных систем распознавания речи</w:t>
-      </w:r>
-      <w:r>
-        <w:rPr>
-          <w:lang w:eastAsia="ru-RU"/>
-        </w:rPr>
-        <w:t xml:space="preserve">. </w:t>
-      </w:r>
-      <w:r>
-        <w:rPr>
-          <w:lang w:eastAsia="ru-RU"/>
-        </w:rPr>
-        <w:t>Нейросети способны быстро преобразовать речь в текст с высокой точностью, даже если в записи есть шумы или акценты.</w:t>
-      </w:r>
-      <w:r>
-        <w:rPr>
-          <w:lang w:eastAsia="ru-RU"/>
-        </w:rPr>
-        <w:t xml:space="preserve"> </w:t>
-      </w:r>
-      <w:r>
-        <w:rPr>
-          <w:lang w:eastAsia="ru-RU"/>
-        </w:rPr>
-        <w:t>Современные нейросети учатся на ходу, адаптируясь к новым задачам и языкам.</w:t>
-      </w:r>
-      <w:r>
-        <w:rPr>
-          <w:lang w:eastAsia="ru-RU"/>
-        </w:rPr>
-        <w:t xml:space="preserve"> </w:t>
-      </w:r>
-      <w:r>
-        <w:rPr>
-          <w:lang w:eastAsia="ru-RU"/>
-        </w:rPr>
-        <w:t>[</w:t>
-      </w:r>
-      <w:r>
-        <w:rPr>
-          <w:lang w:val="en-US" w:eastAsia="ru-RU"/>
+          <w:lang w:val="ru-RU" w:eastAsia="ru-RU"/>
         </w:rPr>
         <w:t>#</w:t>
       </w:r>
-      <w:proofErr w:type="spellStart"/>
       <w:r>
         <w:rPr>
           <w:lang w:val="ru-RU" w:eastAsia="ru-RU"/>
         </w:rPr>
-        <w:t>дс</w:t>
-      </w:r>
-      <w:proofErr w:type="spellEnd"/>
-      <w:r>
-        <w:rPr>
-          <w:lang w:val="ru-RU" w:eastAsia="ru-RU"/>
-        </w:rPr>
-        <w:t xml:space="preserve"> 25</w:t>
+        <w:t>дс 25</w:t>
       </w:r>
       <w:r>
         <w:rPr>
@@ -2135,38 +2306,106 @@
         <w:rPr>
           <w:lang w:eastAsia="ru-RU"/>
         </w:rPr>
+        <w:t xml:space="preserve">Обработка естественного языка </w:t>
+      </w:r>
+      <w:r>
+        <w:rPr>
+          <w:lang w:eastAsia="ru-RU"/>
+        </w:rPr>
+        <w:t>(</w:t>
+      </w:r>
+      <w:r>
+        <w:rPr>
+          <w:lang w:val="en-US" w:eastAsia="ru-RU"/>
+        </w:rPr>
+        <w:t>NLP</w:t>
+      </w:r>
+      <w:r>
+        <w:rPr>
+          <w:lang w:eastAsia="ru-RU"/>
+        </w:rPr>
+        <w:t>)</w:t>
+      </w:r>
+      <w:r>
+        <w:rPr>
+          <w:lang w:eastAsia="ru-RU"/>
+        </w:rPr>
+        <w:t xml:space="preserve">, используящаяся для инерпритации и обработки текста, полученного от систем </w:t>
+      </w:r>
+      <w:r>
+        <w:rPr>
+          <w:lang w:val="en-US" w:eastAsia="ru-RU"/>
+        </w:rPr>
+        <w:t>ASR</w:t>
+      </w:r>
+      <w:r>
+        <w:rPr>
+          <w:lang w:eastAsia="ru-RU"/>
+        </w:rPr>
+        <w:t>.</w:t>
+      </w:r>
+    </w:p>
+    <w:p>
+      <w:pPr>
+        <w:ind w:firstLine="426"/>
+        <w:rPr>
+          <w:lang w:val="ru-RU" w:eastAsia="ru-RU"/>
+        </w:rPr>
+      </w:pPr>
+      <w:r>
+        <w:rPr>
+          <w:lang w:val="ru-RU" w:eastAsia="ru-RU"/>
+        </w:rPr>
+        <w:t xml:space="preserve">В общем и целом, автоматическое транскрибирование при помощи технологии искусственного интеллекта позволяет сильно повысить эффективность работы путём сокращения временных затрат, отсутствия необходимости воспринимать аудио и видео материал, а также исключая </w:t>
+      </w:r>
+      <w:r>
+        <w:rPr>
+          <w:lang w:val="ru-RU" w:eastAsia="ru-RU"/>
+        </w:rPr>
         <w:lastRenderedPageBreak/>
-        <w:t xml:space="preserve">Обработка естественного языка </w:t>
-      </w:r>
-      <w:r>
-        <w:rPr>
-          <w:lang w:eastAsia="ru-RU"/>
-        </w:rPr>
-        <w:t>(</w:t>
-      </w:r>
-      <w:r>
-        <w:rPr>
-          <w:lang w:val="en-US" w:eastAsia="ru-RU"/>
-        </w:rPr>
-        <w:t>NLP</w:t>
-      </w:r>
-      <w:r>
-        <w:rPr>
-          <w:lang w:eastAsia="ru-RU"/>
-        </w:rPr>
-        <w:t>)</w:t>
-      </w:r>
-      <w:r>
-        <w:rPr>
-          <w:lang w:eastAsia="ru-RU"/>
-        </w:rPr>
-        <w:t xml:space="preserve">, используящаяся для инерпритации и обработки текста, полученного от систем </w:t>
-      </w:r>
-      <w:r>
-        <w:rPr>
-          <w:lang w:val="en-US" w:eastAsia="ru-RU"/>
-        </w:rPr>
-        <w:t>ASR</w:t>
+        <w:t>фактор человеческих ошибок. Подробнее обо всех преимуществах и возможных трудностях описано в статье</w:t>
+      </w:r>
+      <w:r>
+        <w:rPr>
+          <w:lang w:eastAsia="ru-RU"/>
+        </w:rPr>
+        <w:t xml:space="preserve"> </w:t>
+      </w:r>
+      <w:r>
+        <w:rPr>
+          <w:lang w:eastAsia="ru-RU"/>
+        </w:rPr>
+        <w:t> «Разработка систем автоматического распознавания речи на основе искусственного интеллекта» авторов Сеитова С., Хатамова С., Машрыковой Ш.</w:t>
+      </w:r>
+      <w:r>
+        <w:rPr>
+          <w:lang w:eastAsia="ru-RU"/>
+        </w:rPr>
+        <w:t xml:space="preserve"> </w:t>
+      </w:r>
+      <w:r>
+        <w:rPr>
+          <w:lang w:eastAsia="ru-RU"/>
+        </w:rPr>
+        <w:t>[</w:t>
+      </w:r>
+      <w:r>
+        <w:rPr>
+          <w:lang w:val="ru-RU" w:eastAsia="ru-RU"/>
+        </w:rPr>
+        <w:t>#</w:t>
+      </w:r>
+      <w:r>
+        <w:rPr>
+          <w:lang w:val="ru-RU" w:eastAsia="ru-RU"/>
+        </w:rPr>
+        <w:t>дс 27</w:t>
+      </w:r>
+      <w:r>
+        <w:rPr>
+          <w:lang w:eastAsia="ru-RU"/>
+        </w:rPr>
+        <w:t>]</w:t>
       </w:r>
       <w:r>
         <w:rPr>
@@ -2177,107 +2416,129 @@
     </w:p>
     <w:p>
       <w:pPr>
-        <w:rPr>
-          <w:color w:val="EE0000"/>
-          <w:lang w:eastAsia="ru-RU"/>
-        </w:rPr>
-      </w:pPr>
-      <w:r>
-        <w:rPr>
-          <w:color w:val="EE0000"/>
-          <w:lang w:eastAsia="ru-RU"/>
-        </w:rPr>
-        <w:t>Примеры, преимущества и вызовы описаны в статье  «Разработка систем автоматического распознавания речи на основе искусственного интеллекта» авторов Сеитова С., Хатамова С., Машрыковой Ш. [</w:t>
-      </w:r>
-      <w:r>
-        <w:rPr>
-          <w:color w:val="EE0000"/>
+        <w:ind w:firstLine="426"/>
+        <w:rPr>
           <w:lang w:val="ru-RU" w:eastAsia="ru-RU"/>
         </w:rPr>
-        <w:t>#</w:t>
-      </w:r>
-      <w:r>
-        <w:rPr>
-          <w:color w:val="EE0000"/>
+      </w:pPr>
+      <w:r>
+        <w:rPr>
           <w:lang w:val="ru-RU" w:eastAsia="ru-RU"/>
         </w:rPr>
-        <w:t>дс</w:t>
-      </w:r>
-      <w:r>
-        <w:rPr>
-          <w:color w:val="EE0000"/>
+        <w:t xml:space="preserve">С. Г. </w:t>
+      </w:r>
+      <w:r>
+        <w:t>Корконосенко</w:t>
+      </w:r>
+      <w:r>
+        <w:rPr>
+          <w:lang w:val="ru-RU"/>
+        </w:rPr>
+        <w:t xml:space="preserve"> в учебнике для вузов «Политическая журналистика» пишет следующее:</w:t>
+      </w:r>
+      <w:r>
+        <w:rPr>
           <w:lang w:val="ru-RU" w:eastAsia="ru-RU"/>
         </w:rPr>
-        <w:t xml:space="preserve"> 27</w:t>
-      </w:r>
-      <w:r>
-        <w:rPr>
-          <w:color w:val="EE0000"/>
-          <w:lang w:eastAsia="ru-RU"/>
-        </w:rPr>
-        <w:t>].</w:t>
+        <w:t xml:space="preserve"> «Выполнение требований конфиденциальности является делом профессиональной этики и чести журналиста» </w:t>
+      </w:r>
+      <w:r>
+        <w:rPr>
+          <w:lang w:val="ru-RU" w:eastAsia="ru-RU"/>
+        </w:rPr>
+        <w:t>[#</w:t>
+      </w:r>
+      <w:r>
+        <w:rPr>
+          <w:lang w:val="ru-RU" w:eastAsia="ru-RU"/>
+        </w:rPr>
+        <w:t>дс 32</w:t>
+      </w:r>
+      <w:r>
+        <w:rPr>
+          <w:lang w:val="ru-RU" w:eastAsia="ru-RU"/>
+        </w:rPr>
+        <w:t>]</w:t>
+      </w:r>
+      <w:r>
+        <w:rPr>
+          <w:lang w:val="ru-RU" w:eastAsia="ru-RU"/>
+        </w:rPr>
+        <w:t xml:space="preserve">, а это означает что при система автоматическом транскрибирования для журналистов должна обеспечивать высокий уровень сохранности данных. </w:t>
+      </w:r>
+      <w:r>
+        <w:rPr>
+          <w:lang w:val="ru-RU" w:eastAsia="ru-RU"/>
+        </w:rPr>
+        <w:t xml:space="preserve">В работе Кузьмичевой К. Е. </w:t>
+      </w:r>
+      <w:r>
+        <w:rPr>
+          <w:lang w:val="ru-RU" w:eastAsia="ru-RU"/>
+        </w:rPr>
+        <w:t>[#</w:t>
+      </w:r>
+      <w:r>
+        <w:rPr>
+          <w:lang w:val="ru-RU" w:eastAsia="ru-RU"/>
+        </w:rPr>
+        <w:t>дс 33</w:t>
+      </w:r>
+      <w:r>
+        <w:rPr>
+          <w:lang w:val="ru-RU" w:eastAsia="ru-RU"/>
+        </w:rPr>
+        <w:t xml:space="preserve">] </w:t>
+      </w:r>
+      <w:r>
+        <w:rPr>
+          <w:lang w:val="ru-RU" w:eastAsia="ru-RU"/>
+        </w:rPr>
+        <w:t xml:space="preserve">описывается </w:t>
+      </w:r>
+      <w:r>
+        <w:rPr>
+          <w:lang w:val="ru-RU" w:eastAsia="ru-RU"/>
+        </w:rPr>
+        <w:t xml:space="preserve">архитектура сервиса для распознавания речи, в которой явно участвует обработка на стороне сервера </w:t>
+      </w:r>
+      <w:r>
+        <w:rPr>
+          <w:lang w:val="ru-RU" w:eastAsia="ru-RU"/>
+        </w:rPr>
+        <w:t>[#</w:t>
+      </w:r>
+      <w:r>
+        <w:rPr>
+          <w:lang w:val="ru-RU" w:eastAsia="ru-RU"/>
+        </w:rPr>
+        <w:t>дс 34</w:t>
+      </w:r>
+      <w:r>
+        <w:rPr>
+          <w:lang w:val="ru-RU" w:eastAsia="ru-RU"/>
+        </w:rPr>
+        <w:t>]</w:t>
+      </w:r>
+      <w:r>
+        <w:rPr>
+          <w:lang w:val="ru-RU" w:eastAsia="ru-RU"/>
+        </w:rPr>
+        <w:t>, что означает что обрабатываемые данные попадают неким третьим лицам, что совершенно недопустимо если речь идёт о конфиденциальности. По этой причине крайне востребованной является разработка собственного продукта для транскрибирования устной речи в текст.</w:t>
       </w:r>
     </w:p>
     <w:p>
       <w:pPr>
         <w:ind w:firstLine="426"/>
         <w:rPr>
-          <w:lang w:eastAsia="ru-RU"/>
-        </w:rPr>
-      </w:pPr>
-      <w:r>
-        <w:rPr>
           <w:lang w:val="ru-RU" w:eastAsia="ru-RU"/>
         </w:rPr>
-        <w:t>В общем и целом, автоматическое транскрибирование при помощи технологии искусственного интеллекта позволяет сильно повысить эффективность работы путём сокращения временных затрат, отсутствия необходимости воспринимать аудио и видео материал, а также исключая фактор человеческих ошибок. Подробнее обо всех преимуществах и возможных трудностях описано в статье</w:t>
-      </w:r>
-      <w:r>
-        <w:rPr>
-          <w:lang w:eastAsia="ru-RU"/>
-        </w:rPr>
-        <w:t xml:space="preserve"> </w:t>
-      </w:r>
-      <w:r>
-        <w:rPr>
-          <w:lang w:eastAsia="ru-RU"/>
-        </w:rPr>
-        <w:t> «Разработка систем автоматического распознавания речи на основе искусственного интеллекта» авторов Сеитова С., Хатамова С., Машрыковой Ш.</w:t>
-      </w:r>
-      <w:r>
-        <w:rPr>
-          <w:lang w:eastAsia="ru-RU"/>
-        </w:rPr>
-        <w:t xml:space="preserve"> </w:t>
-      </w:r>
-      <w:r>
-        <w:rPr>
-          <w:lang w:eastAsia="ru-RU"/>
-        </w:rPr>
-        <w:t>[</w:t>
-      </w:r>
+      </w:pPr>
       <w:r>
         <w:rPr>
           <w:lang w:val="ru-RU" w:eastAsia="ru-RU"/>
         </w:rPr>
-        <w:t>#</w:t>
-      </w:r>
-      <w:r>
-        <w:rPr>
-          <w:lang w:val="ru-RU" w:eastAsia="ru-RU"/>
-        </w:rPr>
-        <w:t>дс 27</w:t>
-      </w:r>
-      <w:r>
-        <w:rPr>
-          <w:lang w:eastAsia="ru-RU"/>
-        </w:rPr>
-        <w:t>]</w:t>
-      </w:r>
-      <w:r>
-        <w:rPr>
-          <w:lang w:eastAsia="ru-RU"/>
-        </w:rPr>
-        <w:t>.</w:t>
+        <w:t>На основе описания предметной области была сформирована тема работы: «Автоматическое транскрибирование устной речи в текст при помощи искусственного интеллекта».</w:t>
       </w:r>
     </w:p>
     <w:p>
@@ -7081,62 +7342,26 @@
         <w:rPr>
           <w:lang w:val="ru-RU"/>
         </w:rPr>
+        <w:t xml:space="preserve"> Среда разработки – это набор процедур и инструментов для разработки, тестирования и отладки приложения или программы. Другими словами, среда разработки программного обеспечения и веб-разработки </w:t>
+      </w:r>
+      <w:r>
+        <w:rPr>
+          <w:lang w:val="ru-RU"/>
+        </w:rPr>
+        <w:t>— это</w:t>
+      </w:r>
+      <w:r>
+        <w:rPr>
+          <w:lang w:val="ru-RU"/>
+        </w:rPr>
         <w:t xml:space="preserve"> </w:t>
       </w:r>
       <w:r>
         <w:rPr>
           <w:lang w:val="ru-RU"/>
         </w:rPr>
-        <w:t xml:space="preserve">Среда разработки </w:t>
-      </w:r>
-      <w:r>
-        <w:rPr>
-          <w:lang w:val="ru-RU"/>
-        </w:rPr>
-        <w:t>–</w:t>
-      </w:r>
-      <w:r>
-        <w:rPr>
-          <w:lang w:val="ru-RU"/>
-        </w:rPr>
-        <w:t xml:space="preserve"> это набор процедур и инструментов для разработки, тестирования и отладки приложения или программы. Другими словами, среда разработки программного обеспечения и веб-разработки </w:t>
-      </w:r>
-      <w:r>
-        <w:rPr>
-          <w:lang w:val="ru-RU"/>
-        </w:rPr>
-        <w:t>— это</w:t>
-      </w:r>
-      <w:r>
-        <w:rPr>
-          <w:lang w:val="ru-RU"/>
-        </w:rPr>
-        <w:t xml:space="preserve"> </w:t>
-      </w:r>
-      <w:r>
-        <w:rPr>
-          <w:lang w:val="ru-RU"/>
-        </w:rPr>
         <w:lastRenderedPageBreak/>
-        <w:t>рабочая среда</w:t>
-      </w:r>
-      <w:r>
-        <w:rPr>
-          <w:lang w:val="ru-RU"/>
-        </w:rPr>
-        <w:t xml:space="preserve"> для </w:t>
-      </w:r>
-      <w:r>
-        <w:rPr>
-          <w:lang w:val="ru-RU"/>
-        </w:rPr>
-        <w:t>разработчиков, в которой можно вносить изменения, не нарушая ничего в реальной среде. Интегрированная среда разработки часто используются как инструмент программирования, чтобы помочь разработчику</w:t>
-      </w:r>
-      <w:r>
-        <w:rPr>
-          <w:lang w:val="ru-RU"/>
-        </w:rPr>
-        <w:t xml:space="preserve">. </w:t>
+        <w:t xml:space="preserve">рабочая среда для разработчиков, в которой можно вносить изменения, не нарушая ничего в реальной среде. Интегрированная среда разработки часто используются как инструмент программирования, чтобы помочь разработчику. </w:t>
       </w:r>
       <w:r>
         <w:rPr>
@@ -7593,35 +7818,24 @@
       </w:r>
       <w:r>
         <w:rPr>
-          <w:lang w:val="en-US"/>
+          <w:lang w:val="ru-RU"/>
         </w:rPr>
         <w:t>#</w:t>
       </w:r>
-      <w:proofErr w:type="spellStart"/>
-      <w:r>
-        <w:rPr>
-          <w:lang w:val="ru-RU"/>
-        </w:rPr>
-        <w:t>дс</w:t>
-      </w:r>
-      <w:proofErr w:type="spellEnd"/>
-      <w:r>
-        <w:rPr>
-          <w:lang w:val="ru-RU"/>
-        </w:rPr>
-        <w:t xml:space="preserve"> 28</w:t>
-      </w:r>
-      <w:r>
-        <w:rPr>
-          <w:lang w:val="en-US"/>
+      <w:r>
+        <w:rPr>
+          <w:lang w:val="ru-RU"/>
+        </w:rPr>
+        <w:t>дс 28</w:t>
+      </w:r>
+      <w:r>
+        <w:rPr>
+          <w:lang w:val="ru-RU"/>
         </w:rPr>
         <w:t>]</w:t>
       </w:r>
       <w:r>
-        <w:t>.</w:t>
-      </w:r>
-      <w:r>
-        <w:t xml:space="preserve"> </w:t>
+        <w:t xml:space="preserve">. </w:t>
       </w:r>
       <w:r>
         <w:t>Система транскрибирования речи является «серцем» всего проекта, поэтому крайне важно выбрать</w:t>
@@ -8393,7 +8607,7 @@
     <w:p>
       <w:pPr>
         <w:rPr>
-          <w:lang w:val="en-US"/>
+          <w:lang w:val="ru-RU"/>
         </w:rPr>
       </w:pPr>
       <w:proofErr w:type="spellStart"/>
@@ -8899,6 +9113,12 @@
       </w:pPr>
       <w:r>
         <w:rPr>
+          <w:lang w:val="ru-RU"/>
+        </w:rPr>
+        <w:t xml:space="preserve">Компания </w:t>
+      </w:r>
+      <w:r>
+        <w:rPr>
           <w:lang w:val="en-US"/>
         </w:rPr>
         <w:t>Google</w:t>
@@ -9075,7 +9295,19 @@
         <w:rPr>
           <w:lang w:val="ru-RU"/>
         </w:rPr>
-        <w:t xml:space="preserve">Сервис от </w:t>
+        <w:t xml:space="preserve">Сервис </w:t>
+      </w:r>
+      <w:r>
+        <w:rPr>
+          <w:lang w:val="ru-RU"/>
+        </w:rPr>
+        <w:t>компании</w:t>
+      </w:r>
+      <w:r>
+        <w:rPr>
+          <w:lang w:val="ru-RU"/>
+        </w:rPr>
+        <w:t xml:space="preserve"> </w:t>
       </w:r>
       <w:r>
         <w:rPr>
@@ -10504,6 +10736,91 @@
             <w:rStyle w:val="ac"/>
           </w:rPr>
           <w:t>https://cyberleninka.ru/article/n/kratko-pro-docker</w:t>
+        </w:r>
+      </w:hyperlink>
+    </w:p>
+    <w:p>
+      <w:pPr>
+        <w:pStyle w:val="a7"/>
+        <w:numPr>
+          <w:ilvl w:val="0"/>
+          <w:numId w:val="3"/>
+        </w:numPr>
+      </w:pPr>
+      <w:hyperlink r:id="rId24" w:history="1">
+        <w:r>
+          <w:rPr>
+            <w:rStyle w:val="ac"/>
+          </w:rPr>
+          <w:t>https://vestnik-rosnou.ru/sites/default/files/87_CC%204%202023.pdf</w:t>
+        </w:r>
+      </w:hyperlink>
+    </w:p>
+    <w:p>
+      <w:pPr>
+        <w:pStyle w:val="a7"/>
+        <w:numPr>
+          <w:ilvl w:val="0"/>
+          <w:numId w:val="3"/>
+        </w:numPr>
+      </w:pPr>
+      <w:hyperlink r:id="rId25" w:history="1">
+        <w:r>
+          <w:rPr>
+            <w:rStyle w:val="ac"/>
+          </w:rPr>
+          <w:t>https://www.google.de/books/edition/%D0%98%D0%BD%D1%84%D0%BE%D1%80%D0%BC%D0%B0%D1%86%D0%B8%D0%BE%D0%BD%D0%BD%D1%8B%D0%B5_%D1%82%D0%B5%D1%85%D0%BD%D0%BE/EmkSEQAAQBAJ?hl=en&amp;gbpv=0</w:t>
+        </w:r>
+      </w:hyperlink>
+    </w:p>
+    <w:p>
+      <w:pPr>
+        <w:pStyle w:val="a7"/>
+        <w:numPr>
+          <w:ilvl w:val="0"/>
+          <w:numId w:val="3"/>
+        </w:numPr>
+      </w:pPr>
+      <w:hyperlink r:id="rId26" w:history="1">
+        <w:r>
+          <w:rPr>
+            <w:rStyle w:val="ac"/>
+          </w:rPr>
+          <w:t>https://www.google.de/books/edition/%D0%9F%D0%BE%D0%BB%D0%B8%D1%82%D0%B8%D1%87%D0%B5%D1%81%D0%BA%D0%B0%D1%8F_%D0%B6%D1%83%D1%80%D0%BD%D0%B0%D0%BB%D0%B8/kCYkEAAAQBAJ?hl=ru&amp;gbpv=0&amp;kptab=overview</w:t>
+        </w:r>
+      </w:hyperlink>
+    </w:p>
+    <w:p>
+      <w:pPr>
+        <w:pStyle w:val="a7"/>
+        <w:numPr>
+          <w:ilvl w:val="0"/>
+          <w:numId w:val="3"/>
+        </w:numPr>
+      </w:pPr>
+      <w:hyperlink r:id="rId27" w:history="1">
+        <w:r>
+          <w:rPr>
+            <w:rStyle w:val="ac"/>
+          </w:rPr>
+          <w:t>https://www.elibrary.ru/item.asp?id=48004881</w:t>
+        </w:r>
+      </w:hyperlink>
+    </w:p>
+    <w:p>
+      <w:pPr>
+        <w:pStyle w:val="a7"/>
+        <w:numPr>
+          <w:ilvl w:val="0"/>
+          <w:numId w:val="3"/>
+        </w:numPr>
+      </w:pPr>
+      <w:hyperlink r:id="rId28" w:history="1">
+        <w:r>
+          <w:rPr>
+            <w:rStyle w:val="ac"/>
+          </w:rPr>
+          <w:t>https://cyberleninka.ru/article/n/obzor-razlichnyh-web-serverov</w:t>
         </w:r>
       </w:hyperlink>
     </w:p>
@@ -12404,6 +12721,7 @@
   <w:style w:type="character" w:default="1" w:styleId="a0">
     <w:name w:val="Default Paragraph Font"/>
     <w:uiPriority w:val="1"/>
+    <w:semiHidden/>
     <w:unhideWhenUsed/>
   </w:style>
   <w:style w:type="table" w:default="1" w:styleId="a1">

--- a/Курс 3/НИР/НИР_Кринкин.docx
+++ b/Курс 3/НИР/НИР_Кринкин.docx
@@ -1204,10 +1204,10 @@
       </w:r>
       <w:r>
         <w:rPr>
-          <w:color w:val="ED7D31" w:themeColor="accent2"/>
-          <w:lang w:val="ru-RU"/>
-        </w:rPr>
-        <w:t>частично</w:t>
+          <w:color w:val="00B050"/>
+          <w:lang w:val="ru-RU"/>
+        </w:rPr>
+        <w:t>готово</w:t>
       </w:r>
     </w:p>
     <w:p>
@@ -1224,10 +1224,10 @@
       </w:r>
       <w:r>
         <w:rPr>
-          <w:color w:val="EE0000"/>
-          <w:lang w:val="ru-RU"/>
-        </w:rPr>
-        <w:t>нет</w:t>
+          <w:color w:val="00B050"/>
+          <w:lang w:val="ru-RU"/>
+        </w:rPr>
+        <w:t>готово</w:t>
       </w:r>
     </w:p>
     <w:p>
@@ -2416,9 +2416,108 @@
     </w:p>
     <w:p>
       <w:pPr>
+        <w:rPr>
+          <w:lang w:val="ru-RU"/>
+        </w:rPr>
+      </w:pPr>
+      <w:proofErr w:type="spellStart"/>
+      <w:r>
+        <w:rPr>
+          <w:lang w:val="ru-RU"/>
+        </w:rPr>
+        <w:t>Диаризация</w:t>
+      </w:r>
+      <w:proofErr w:type="spellEnd"/>
+      <w:r>
+        <w:rPr>
+          <w:lang w:val="ru-RU"/>
+        </w:rPr>
+        <w:t xml:space="preserve"> – это процесс разделения входящего аудиопотока на</w:t>
+      </w:r>
+      <w:r>
+        <w:rPr>
+          <w:lang w:val="ru-RU"/>
+        </w:rPr>
+        <w:t xml:space="preserve"> </w:t>
+      </w:r>
+      <w:r>
+        <w:rPr>
+          <w:lang w:val="ru-RU"/>
+        </w:rPr>
+        <w:t>однородные сегменты в соответствии с принадлежностью аудиопотока</w:t>
+      </w:r>
+      <w:r>
+        <w:rPr>
+          <w:lang w:val="ru-RU"/>
+        </w:rPr>
+        <w:t xml:space="preserve"> </w:t>
+      </w:r>
+      <w:r>
+        <w:rPr>
+          <w:lang w:val="ru-RU"/>
+        </w:rPr>
+        <w:t>тому или иному говорящему. Иными словами, запись нужно разделить</w:t>
+      </w:r>
+      <w:r>
+        <w:rPr>
+          <w:lang w:val="ru-RU"/>
+        </w:rPr>
+        <w:t xml:space="preserve"> </w:t>
+      </w:r>
+      <w:r>
+        <w:rPr>
+          <w:lang w:val="ru-RU"/>
+        </w:rPr>
+        <w:t>на кусочки и пронумеровать: вот в этих местах говорит один человек, а</w:t>
+      </w:r>
+      <w:r>
+        <w:rPr>
+          <w:lang w:val="ru-RU"/>
+        </w:rPr>
+        <w:t xml:space="preserve"> </w:t>
+      </w:r>
+      <w:r>
+        <w:rPr>
+          <w:lang w:val="ru-RU"/>
+        </w:rPr>
+        <w:t>вот в этих другой. С точки зрения машинного обучения, подобного рода задачи принадлежат к классу обучения без учителя и называются</w:t>
+      </w:r>
+      <w:r>
+        <w:rPr>
+          <w:lang w:val="ru-RU"/>
+        </w:rPr>
+        <w:t xml:space="preserve"> </w:t>
+      </w:r>
+      <w:r>
+        <w:rPr>
+          <w:lang w:val="ru-RU"/>
+        </w:rPr>
+        <w:t>кластеризацией. [#</w:t>
+      </w:r>
+      <w:r>
+        <w:rPr>
+          <w:lang w:val="ru-RU"/>
+        </w:rPr>
+        <w:t>дс 39</w:t>
+      </w:r>
+      <w:r>
+        <w:rPr>
+          <w:lang w:val="ru-RU"/>
+        </w:rPr>
+        <w:t>]</w:t>
+      </w:r>
+      <w:r>
+        <w:rPr>
+          <w:lang w:val="ru-RU"/>
+        </w:rPr>
+        <w:t>.</w:t>
+      </w:r>
+    </w:p>
+    <w:p>
+      <w:pPr>
         <w:ind w:firstLine="426"/>
         <w:rPr>
-          <w:lang w:val="ru-RU" w:eastAsia="ru-RU"/>
+          <w:lang w:val="en-US" w:eastAsia="ru-RU"/>
         </w:rPr>
       </w:pPr>
       <w:r>
@@ -8407,7 +8506,7 @@
     <w:p>
       <w:pPr>
         <w:rPr>
-          <w:lang w:val="ru-RU"/>
+          <w:lang w:val="en-US"/>
         </w:rPr>
       </w:pPr>
       <w:r>
@@ -8575,8 +8674,1264 @@
     </w:p>
     <w:p>
       <w:pPr>
+        <w:rPr>
+          <w:lang w:val="ru-RU"/>
+        </w:rPr>
+      </w:pPr>
+      <w:r>
+        <w:rPr>
+          <w:lang w:val="ru-RU"/>
+        </w:rPr>
+        <w:t xml:space="preserve">Для реализации взаимодействия интерфейса программы с серверной частью на </w:t>
+      </w:r>
+      <w:r>
+        <w:rPr>
+          <w:lang w:val="en-US"/>
+        </w:rPr>
+        <w:t>Python</w:t>
+      </w:r>
+      <w:r>
+        <w:rPr>
+          <w:lang w:val="ru-RU"/>
+        </w:rPr>
+        <w:t xml:space="preserve"> </w:t>
+      </w:r>
+      <w:r>
+        <w:rPr>
+          <w:lang w:val="ru-RU"/>
+        </w:rPr>
+        <w:t xml:space="preserve">используется </w:t>
+      </w:r>
+      <w:r>
+        <w:rPr>
+          <w:lang w:val="en-US"/>
+        </w:rPr>
+        <w:t>REST</w:t>
+      </w:r>
+      <w:r>
+        <w:rPr>
+          <w:lang w:val="ru-RU"/>
+        </w:rPr>
+        <w:t xml:space="preserve"> </w:t>
+      </w:r>
+      <w:r>
+        <w:rPr>
+          <w:lang w:val="en-US"/>
+        </w:rPr>
+        <w:t>API</w:t>
+      </w:r>
+      <w:r>
+        <w:rPr>
+          <w:lang w:val="ru-RU"/>
+        </w:rPr>
+        <w:t>.</w:t>
+      </w:r>
+      <w:r>
+        <w:rPr>
+          <w:lang w:val="ru-RU"/>
+        </w:rPr>
+        <w:t xml:space="preserve"> </w:t>
+      </w:r>
+      <w:proofErr w:type="spellStart"/>
+      <w:r>
+        <w:rPr>
+          <w:lang w:val="ru-RU"/>
+        </w:rPr>
+        <w:t>Representational</w:t>
+      </w:r>
+      <w:proofErr w:type="spellEnd"/>
+      <w:r>
+        <w:rPr>
+          <w:lang w:val="ru-RU"/>
+        </w:rPr>
+        <w:t xml:space="preserve"> State Transfer </w:t>
+      </w:r>
+      <w:r>
+        <w:rPr>
+          <w:lang w:val="ru-RU"/>
+        </w:rPr>
+        <w:lastRenderedPageBreak/>
+        <w:t xml:space="preserve">(REST) Application </w:t>
+      </w:r>
+      <w:proofErr w:type="spellStart"/>
+      <w:r>
+        <w:rPr>
+          <w:lang w:val="ru-RU"/>
+        </w:rPr>
+        <w:t>Programming</w:t>
+      </w:r>
+      <w:proofErr w:type="spellEnd"/>
+      <w:r>
+        <w:rPr>
+          <w:lang w:val="ru-RU"/>
+        </w:rPr>
+        <w:t xml:space="preserve"> Interface (API) – это не</w:t>
+      </w:r>
+      <w:r>
+        <w:rPr>
+          <w:lang w:val="ru-RU"/>
+        </w:rPr>
+        <w:t xml:space="preserve"> </w:t>
+      </w:r>
+      <w:r>
+        <w:rPr>
+          <w:lang w:val="ru-RU"/>
+        </w:rPr>
+        <w:t>единственный строго определённый протокол взаимодействия компонентов программы, это</w:t>
+      </w:r>
+      <w:r>
+        <w:rPr>
+          <w:lang w:val="ru-RU"/>
+        </w:rPr>
+        <w:t xml:space="preserve"> </w:t>
+      </w:r>
+      <w:r>
+        <w:rPr>
+          <w:lang w:val="ru-RU"/>
+        </w:rPr>
+        <w:t>архитектурный стиль разработки. Он описывает процесс проектирования интерфейса</w:t>
+      </w:r>
+      <w:r>
+        <w:rPr>
+          <w:lang w:val="ru-RU"/>
+        </w:rPr>
+        <w:t xml:space="preserve"> </w:t>
+      </w:r>
+      <w:r>
+        <w:rPr>
+          <w:lang w:val="ru-RU"/>
+        </w:rPr>
+        <w:t>разработчиком для взаимодействия своего приложения со внешними элементами. Принципы</w:t>
+      </w:r>
+      <w:r>
+        <w:rPr>
+          <w:lang w:val="ru-RU"/>
+        </w:rPr>
+        <w:t xml:space="preserve"> </w:t>
+      </w:r>
+      <w:r>
+        <w:rPr>
+          <w:lang w:val="ru-RU"/>
+        </w:rPr>
+        <w:t>и ограничения данного архитектурного стиля были определены Роем Филдингом в 2000 году,</w:t>
+      </w:r>
+      <w:r>
+        <w:rPr>
+          <w:lang w:val="ru-RU"/>
+        </w:rPr>
+        <w:t xml:space="preserve"> </w:t>
+      </w:r>
+      <w:r>
+        <w:rPr>
+          <w:lang w:val="ru-RU"/>
+        </w:rPr>
+        <w:t>он является одним из создателей протокола HTTP, если интерфейс полностью соответствует</w:t>
+      </w:r>
+      <w:r>
+        <w:rPr>
+          <w:lang w:val="ru-RU"/>
+        </w:rPr>
+        <w:t xml:space="preserve"> </w:t>
+      </w:r>
+      <w:r>
+        <w:rPr>
+          <w:lang w:val="ru-RU"/>
+        </w:rPr>
+        <w:t xml:space="preserve">принципам, то он называется </w:t>
+      </w:r>
+      <w:proofErr w:type="spellStart"/>
+      <w:r>
+        <w:rPr>
+          <w:lang w:val="ru-RU"/>
+        </w:rPr>
+        <w:t>RESTful</w:t>
+      </w:r>
+      <w:proofErr w:type="spellEnd"/>
+      <w:r>
+        <w:rPr>
+          <w:lang w:val="ru-RU"/>
+        </w:rPr>
+        <w:t xml:space="preserve"> [</w:t>
+      </w:r>
+      <w:r>
+        <w:rPr>
+          <w:lang w:val="ru-RU"/>
+        </w:rPr>
+        <w:t>#</w:t>
+      </w:r>
+      <w:r>
+        <w:rPr>
+          <w:lang w:val="ru-RU"/>
+        </w:rPr>
+        <w:t>дс 6</w:t>
+      </w:r>
+      <w:r>
+        <w:rPr>
+          <w:lang w:val="ru-RU"/>
+        </w:rPr>
+        <w:t>].</w:t>
+      </w:r>
+    </w:p>
+    <w:p>
+      <w:pPr>
+        <w:rPr>
+          <w:lang w:val="ru-RU"/>
+        </w:rPr>
+      </w:pPr>
+      <w:r>
+        <w:rPr>
+          <w:lang w:val="ru-RU"/>
+        </w:rPr>
+        <w:t xml:space="preserve">Для реализации </w:t>
+      </w:r>
+      <w:proofErr w:type="spellStart"/>
+      <w:r>
+        <w:rPr>
+          <w:lang w:val="ru-RU"/>
+        </w:rPr>
+        <w:t>RESTful</w:t>
+      </w:r>
+      <w:proofErr w:type="spellEnd"/>
+      <w:r>
+        <w:rPr>
+          <w:lang w:val="ru-RU"/>
+        </w:rPr>
+        <w:t xml:space="preserve"> интерфейса для взаимодействия на </w:t>
+      </w:r>
+      <w:r>
+        <w:rPr>
+          <w:lang w:val="en-US"/>
+        </w:rPr>
+        <w:t>Python</w:t>
+      </w:r>
+      <w:r>
+        <w:rPr>
+          <w:lang w:val="ru-RU"/>
+        </w:rPr>
+        <w:t xml:space="preserve"> </w:t>
+      </w:r>
+      <w:r>
+        <w:rPr>
+          <w:lang w:val="ru-RU"/>
+        </w:rPr>
+        <w:t>существуют следующие инструменты:</w:t>
+      </w:r>
+    </w:p>
+    <w:p>
+      <w:pPr>
+        <w:pStyle w:val="a7"/>
+        <w:numPr>
+          <w:ilvl w:val="0"/>
+          <w:numId w:val="14"/>
+        </w:numPr>
+        <w:spacing w:after="160"/>
+        <w:rPr>
+          <w:lang w:val="ru-RU"/>
+        </w:rPr>
+      </w:pPr>
+      <w:r>
+        <w:rPr>
+          <w:lang w:val="en-US"/>
+        </w:rPr>
+        <w:t>Django</w:t>
+      </w:r>
+      <w:r>
+        <w:rPr>
+          <w:lang w:val="ru-RU"/>
+        </w:rPr>
+        <w:t xml:space="preserve"> – </w:t>
+      </w:r>
+      <w:r>
+        <w:rPr>
+          <w:lang w:val="ru-RU"/>
+        </w:rPr>
+        <w:t xml:space="preserve">Среда </w:t>
+      </w:r>
+      <w:proofErr w:type="spellStart"/>
+      <w:r>
+        <w:rPr>
+          <w:lang w:val="ru-RU"/>
+        </w:rPr>
+        <w:t>Django</w:t>
+      </w:r>
+      <w:proofErr w:type="spellEnd"/>
+      <w:r>
+        <w:rPr>
+          <w:lang w:val="ru-RU"/>
+        </w:rPr>
+        <w:t xml:space="preserve"> была разработана и выпущена </w:t>
+      </w:r>
+      <w:proofErr w:type="spellStart"/>
+      <w:r>
+        <w:rPr>
+          <w:lang w:val="ru-RU"/>
+        </w:rPr>
+        <w:t>Django</w:t>
+      </w:r>
+      <w:proofErr w:type="spellEnd"/>
+      <w:r>
+        <w:rPr>
+          <w:lang w:val="ru-RU"/>
+        </w:rPr>
+        <w:t xml:space="preserve"> Software Foundation в 2005 году.</w:t>
+      </w:r>
+      <w:r>
+        <w:rPr>
+          <w:lang w:val="ru-RU"/>
+        </w:rPr>
+        <w:t xml:space="preserve"> </w:t>
+      </w:r>
+      <w:r>
+        <w:rPr>
+          <w:lang w:val="en-US"/>
+        </w:rPr>
+        <w:t xml:space="preserve">Django </w:t>
+      </w:r>
+      <w:r>
+        <w:rPr>
+          <w:lang w:val="ru-RU"/>
+        </w:rPr>
+        <w:t>лицензирован</w:t>
+      </w:r>
+      <w:r>
+        <w:rPr>
+          <w:lang w:val="en-US"/>
+        </w:rPr>
+        <w:t xml:space="preserve"> </w:t>
+      </w:r>
+      <w:r>
+        <w:rPr>
+          <w:lang w:val="ru-RU"/>
+        </w:rPr>
+        <w:t>по</w:t>
+      </w:r>
+      <w:r>
+        <w:rPr>
+          <w:lang w:val="en-US"/>
+        </w:rPr>
+        <w:t xml:space="preserve"> </w:t>
+      </w:r>
+      <w:r>
+        <w:rPr>
+          <w:lang w:val="ru-RU"/>
+        </w:rPr>
+        <w:t>лицензии</w:t>
+      </w:r>
+      <w:r>
+        <w:rPr>
+          <w:lang w:val="en-US"/>
+        </w:rPr>
+        <w:t xml:space="preserve"> 3-clause BSD (Berkeley Software Distribution). </w:t>
+      </w:r>
+      <w:r>
+        <w:rPr>
+          <w:lang w:val="ru-RU"/>
+        </w:rPr>
+        <w:t>Он</w:t>
+      </w:r>
+      <w:r>
+        <w:rPr>
+          <w:lang w:val="en-US"/>
+        </w:rPr>
+        <w:t xml:space="preserve"> </w:t>
+      </w:r>
+      <w:r>
+        <w:rPr>
+          <w:lang w:val="ru-RU"/>
+        </w:rPr>
+        <w:t>используется</w:t>
+      </w:r>
+      <w:r>
+        <w:rPr>
+          <w:lang w:val="en-US"/>
+        </w:rPr>
+        <w:t xml:space="preserve"> </w:t>
+      </w:r>
+      <w:r>
+        <w:rPr>
+          <w:lang w:val="ru-RU"/>
+        </w:rPr>
+        <w:t>на</w:t>
+      </w:r>
+      <w:r>
+        <w:rPr>
+          <w:lang w:val="en-US"/>
+        </w:rPr>
+        <w:t xml:space="preserve"> </w:t>
+      </w:r>
+      <w:r>
+        <w:rPr>
+          <w:lang w:val="ru-RU"/>
+        </w:rPr>
+        <w:t>некоторых</w:t>
+      </w:r>
+      <w:r>
+        <w:rPr>
+          <w:lang w:val="en-US"/>
+        </w:rPr>
+        <w:t xml:space="preserve"> </w:t>
+      </w:r>
+      <w:r>
+        <w:rPr>
+          <w:lang w:val="ru-RU"/>
+        </w:rPr>
+        <w:t>известных</w:t>
+      </w:r>
+      <w:r>
+        <w:rPr>
+          <w:lang w:val="en-US"/>
+        </w:rPr>
+        <w:t xml:space="preserve"> </w:t>
+      </w:r>
+      <w:r>
+        <w:rPr>
+          <w:lang w:val="ru-RU"/>
+        </w:rPr>
+        <w:t>веб</w:t>
+      </w:r>
+      <w:r>
+        <w:rPr>
+          <w:lang w:val="en-US"/>
+        </w:rPr>
+        <w:t>-</w:t>
+      </w:r>
+      <w:r>
+        <w:rPr>
+          <w:lang w:val="ru-RU"/>
+        </w:rPr>
+        <w:t>сайтах</w:t>
+      </w:r>
+      <w:r>
+        <w:rPr>
+          <w:lang w:val="en-US"/>
+        </w:rPr>
+        <w:t xml:space="preserve">, </w:t>
+      </w:r>
+      <w:r>
+        <w:rPr>
+          <w:lang w:val="ru-RU"/>
+        </w:rPr>
+        <w:t>таких</w:t>
+      </w:r>
+      <w:r>
+        <w:rPr>
+          <w:lang w:val="en-US"/>
+        </w:rPr>
+        <w:t xml:space="preserve"> </w:t>
+      </w:r>
+      <w:r>
+        <w:rPr>
+          <w:lang w:val="ru-RU"/>
+        </w:rPr>
+        <w:t>как</w:t>
+      </w:r>
+      <w:r>
+        <w:rPr>
+          <w:lang w:val="en-US"/>
+        </w:rPr>
+        <w:t xml:space="preserve"> Mozilla, Instagram, Bitbucket,</w:t>
+      </w:r>
+      <w:r>
+        <w:rPr>
+          <w:lang w:val="en-US"/>
+        </w:rPr>
+        <w:t xml:space="preserve"> </w:t>
+      </w:r>
+      <w:r>
+        <w:rPr>
+          <w:lang w:val="en-US"/>
+        </w:rPr>
+        <w:t xml:space="preserve">Pinterest </w:t>
+      </w:r>
+      <w:r>
+        <w:rPr>
+          <w:lang w:val="ru-RU"/>
+        </w:rPr>
+        <w:t>и</w:t>
+      </w:r>
+      <w:r>
+        <w:rPr>
+          <w:lang w:val="en-US"/>
+        </w:rPr>
+        <w:t xml:space="preserve"> </w:t>
+      </w:r>
+      <w:r>
+        <w:rPr>
+          <w:lang w:val="ru-RU"/>
+        </w:rPr>
+        <w:t>т</w:t>
+      </w:r>
+      <w:r>
+        <w:rPr>
+          <w:lang w:val="en-US"/>
+        </w:rPr>
+        <w:t>.</w:t>
+      </w:r>
+      <w:r>
+        <w:rPr>
+          <w:lang w:val="ru-RU"/>
+        </w:rPr>
+        <w:t>д</w:t>
+      </w:r>
+      <w:r>
+        <w:rPr>
+          <w:lang w:val="en-US"/>
+        </w:rPr>
+        <w:t xml:space="preserve">. </w:t>
+      </w:r>
+      <w:r>
+        <w:rPr>
+          <w:lang w:val="ru-RU"/>
+        </w:rPr>
+        <w:t>Всё</w:t>
+      </w:r>
+      <w:r>
+        <w:rPr>
+          <w:lang w:val="en-US"/>
+        </w:rPr>
+        <w:t xml:space="preserve"> </w:t>
+      </w:r>
+      <w:r>
+        <w:rPr>
+          <w:lang w:val="ru-RU"/>
+        </w:rPr>
+        <w:t>обслуживание</w:t>
+      </w:r>
+      <w:r>
+        <w:rPr>
+          <w:lang w:val="en-US"/>
+        </w:rPr>
+        <w:t xml:space="preserve"> </w:t>
+      </w:r>
+      <w:r>
+        <w:rPr>
+          <w:lang w:val="ru-RU"/>
+        </w:rPr>
+        <w:t>и</w:t>
+      </w:r>
+      <w:r>
+        <w:rPr>
+          <w:lang w:val="en-US"/>
+        </w:rPr>
+        <w:t xml:space="preserve"> </w:t>
+      </w:r>
+      <w:r>
+        <w:rPr>
+          <w:lang w:val="ru-RU"/>
+        </w:rPr>
+        <w:t>выпуски</w:t>
+      </w:r>
+      <w:r>
+        <w:rPr>
+          <w:lang w:val="en-US"/>
+        </w:rPr>
+        <w:t xml:space="preserve"> </w:t>
+      </w:r>
+      <w:r>
+        <w:rPr>
+          <w:lang w:val="ru-RU"/>
+        </w:rPr>
+        <w:t>осуществляется</w:t>
+      </w:r>
+      <w:r>
+        <w:rPr>
+          <w:lang w:val="en-US"/>
+        </w:rPr>
+        <w:t xml:space="preserve"> Django Software Foundatio</w:t>
+      </w:r>
+      <w:r>
+        <w:rPr>
+          <w:lang w:val="en-US"/>
+        </w:rPr>
+        <w:t>n</w:t>
+      </w:r>
+      <w:r>
+        <w:rPr>
+          <w:lang w:val="en-US"/>
+        </w:rPr>
+        <w:t xml:space="preserve">. </w:t>
+      </w:r>
+      <w:proofErr w:type="spellStart"/>
+      <w:r>
+        <w:rPr>
+          <w:lang w:val="ru-RU"/>
+        </w:rPr>
+        <w:t>Django</w:t>
+      </w:r>
+      <w:proofErr w:type="spellEnd"/>
+      <w:r>
+        <w:rPr>
+          <w:lang w:val="ru-RU"/>
+        </w:rPr>
+        <w:t xml:space="preserve"> легок и имеет автономную функцию для целей разработки и тестирования.</w:t>
+      </w:r>
+      <w:r>
+        <w:rPr>
+          <w:lang w:val="ru-RU"/>
+        </w:rPr>
+        <w:t xml:space="preserve"> </w:t>
+      </w:r>
+      <w:r>
+        <w:rPr>
+          <w:lang w:val="ru-RU"/>
+        </w:rPr>
+        <w:t xml:space="preserve">Основная цель инфраструктуры </w:t>
+      </w:r>
+      <w:proofErr w:type="spellStart"/>
+      <w:r>
+        <w:rPr>
+          <w:lang w:val="ru-RU"/>
+        </w:rPr>
+        <w:t>Django</w:t>
+      </w:r>
+      <w:proofErr w:type="spellEnd"/>
+      <w:r>
+        <w:rPr>
+          <w:lang w:val="ru-RU"/>
+        </w:rPr>
+        <w:t xml:space="preserve"> – облегчить разработку сложных веб-приложений</w:t>
+      </w:r>
+      <w:r>
+        <w:rPr>
+          <w:lang w:val="ru-RU"/>
+        </w:rPr>
+        <w:t xml:space="preserve"> </w:t>
+      </w:r>
+      <w:r>
+        <w:rPr>
+          <w:lang w:val="ru-RU"/>
+        </w:rPr>
+        <w:t>за меньшее время.</w:t>
+      </w:r>
+      <w:r>
+        <w:rPr>
+          <w:lang w:val="ru-RU"/>
+        </w:rPr>
+        <w:t xml:space="preserve"> </w:t>
+      </w:r>
+      <w:r>
+        <w:rPr>
+          <w:lang w:val="ru-RU"/>
+        </w:rPr>
+        <w:t>Это подчеркивает возможность многократного использования компонентов, меньше</w:t>
+      </w:r>
+      <w:r>
+        <w:rPr>
+          <w:lang w:val="ru-RU"/>
+        </w:rPr>
+        <w:t xml:space="preserve"> </w:t>
+      </w:r>
+      <w:r>
+        <w:rPr>
+          <w:lang w:val="ru-RU"/>
+        </w:rPr>
+        <w:t>кода, слабое связывание и быструю разработку. Он также предоставляет создание,</w:t>
+      </w:r>
+      <w:r>
+        <w:rPr>
+          <w:lang w:val="ru-RU"/>
+        </w:rPr>
+        <w:t xml:space="preserve"> </w:t>
+      </w:r>
+      <w:r>
+        <w:rPr>
+          <w:lang w:val="ru-RU"/>
+        </w:rPr>
+        <w:t>обновление, чтение и удаление интерфейса, созданного посредством самоанализа и</w:t>
+      </w:r>
+      <w:r>
+        <w:rPr>
+          <w:lang w:val="ru-RU"/>
+        </w:rPr>
+        <w:t xml:space="preserve"> </w:t>
+      </w:r>
+      <w:r>
+        <w:rPr>
+          <w:lang w:val="ru-RU"/>
+        </w:rPr>
+        <w:t>созданного с помощью моделей администратора. Они используют разные подходы для</w:t>
+      </w:r>
+      <w:r>
+        <w:rPr>
+          <w:lang w:val="ru-RU"/>
+        </w:rPr>
+        <w:t xml:space="preserve"> </w:t>
+      </w:r>
+      <w:r>
+        <w:rPr>
+          <w:lang w:val="ru-RU"/>
+        </w:rPr>
+        <w:t>разработки веб-приложения и создания дизайна API на основе REST. Инфраструктура</w:t>
+      </w:r>
+      <w:r>
+        <w:rPr>
+          <w:lang w:val="ru-RU"/>
+        </w:rPr>
+        <w:t xml:space="preserve"> </w:t>
+      </w:r>
+      <w:proofErr w:type="spellStart"/>
+      <w:r>
+        <w:rPr>
+          <w:lang w:val="ru-RU"/>
+        </w:rPr>
+        <w:t>Django</w:t>
+      </w:r>
+      <w:proofErr w:type="spellEnd"/>
+      <w:r>
+        <w:rPr>
+          <w:lang w:val="ru-RU"/>
+        </w:rPr>
+        <w:t xml:space="preserve"> использует собственную встроенную пользовательскую модель, которая облегчает</w:t>
+      </w:r>
+      <w:r>
+        <w:rPr>
+          <w:lang w:val="ru-RU"/>
+        </w:rPr>
+        <w:t xml:space="preserve"> </w:t>
+      </w:r>
+      <w:r>
+        <w:rPr>
+          <w:lang w:val="ru-RU"/>
+        </w:rPr>
+        <w:t>авторизацию и аутентификацию API</w:t>
+      </w:r>
+      <w:r>
+        <w:rPr>
+          <w:lang w:val="en-US"/>
+        </w:rPr>
+        <w:t xml:space="preserve"> [#</w:t>
+      </w:r>
+      <w:proofErr w:type="spellStart"/>
+      <w:r>
+        <w:rPr>
+          <w:lang w:val="ru-RU"/>
+        </w:rPr>
+        <w:t>дс</w:t>
+      </w:r>
+      <w:proofErr w:type="spellEnd"/>
+      <w:r>
+        <w:rPr>
+          <w:lang w:val="ru-RU"/>
+        </w:rPr>
+        <w:t xml:space="preserve"> 48</w:t>
+      </w:r>
+      <w:r>
+        <w:rPr>
+          <w:lang w:val="en-US"/>
+        </w:rPr>
+        <w:t>]</w:t>
+      </w:r>
+      <w:r>
+        <w:rPr>
+          <w:lang w:val="ru-RU"/>
+        </w:rPr>
+        <w:t>.</w:t>
+      </w:r>
+      <w:r>
+        <w:rPr>
+          <w:lang w:val="ru-RU"/>
+        </w:rPr>
+        <w:t xml:space="preserve"> </w:t>
+      </w:r>
+    </w:p>
+    <w:p>
+      <w:pPr>
+        <w:pStyle w:val="a7"/>
+        <w:numPr>
+          <w:ilvl w:val="0"/>
+          <w:numId w:val="14"/>
+        </w:numPr>
+        <w:spacing w:after="160"/>
+        <w:rPr>
+          <w:lang w:val="ru-RU"/>
+        </w:rPr>
+      </w:pPr>
+      <w:proofErr w:type="spellStart"/>
+      <w:r>
+        <w:rPr>
+          <w:lang w:val="ru-RU"/>
+        </w:rPr>
+        <w:t>Flask</w:t>
+      </w:r>
+      <w:proofErr w:type="spellEnd"/>
+      <w:r>
+        <w:rPr>
+          <w:lang w:val="ru-RU"/>
+        </w:rPr>
+        <w:t xml:space="preserve"> – это микро-фреймворк, написанный на Python. Он не требует каких-либо</w:t>
+      </w:r>
+      <w:r>
+        <w:rPr>
+          <w:lang w:val="ru-RU"/>
+        </w:rPr>
+        <w:t xml:space="preserve"> </w:t>
+      </w:r>
+      <w:r>
+        <w:rPr>
+          <w:lang w:val="ru-RU"/>
+        </w:rPr>
+        <w:t>специальных библиотек или инструментов, а также не имеет уровня абстракции базы</w:t>
+      </w:r>
+      <w:r>
+        <w:rPr>
+          <w:lang w:val="ru-RU"/>
+        </w:rPr>
+        <w:t xml:space="preserve"> </w:t>
+      </w:r>
+      <w:r>
+        <w:rPr>
+          <w:lang w:val="ru-RU"/>
+        </w:rPr>
+        <w:t>данных, встроенных сторонних библиотек и общих функций или методов проверки форм.</w:t>
+      </w:r>
+      <w:r>
+        <w:rPr>
+          <w:lang w:val="ru-RU"/>
+        </w:rPr>
+        <w:t xml:space="preserve"> </w:t>
+      </w:r>
+      <w:r>
+        <w:rPr>
+          <w:lang w:val="ru-RU"/>
+        </w:rPr>
+        <w:t xml:space="preserve">Тем не менее, он </w:t>
+      </w:r>
+      <w:r>
+        <w:rPr>
+          <w:lang w:val="ru-RU"/>
+        </w:rPr>
+        <w:lastRenderedPageBreak/>
+        <w:t>предоставляет широкий спектр расширений, которые, если их</w:t>
+      </w:r>
+      <w:r>
+        <w:rPr>
+          <w:lang w:val="ru-RU"/>
+        </w:rPr>
+        <w:t xml:space="preserve"> </w:t>
+      </w:r>
+      <w:r>
+        <w:rPr>
+          <w:lang w:val="ru-RU"/>
+        </w:rPr>
+        <w:t xml:space="preserve">использовать, работают как встроенный </w:t>
+      </w:r>
+      <w:proofErr w:type="spellStart"/>
+      <w:r>
+        <w:rPr>
+          <w:lang w:val="ru-RU"/>
+        </w:rPr>
+        <w:t>Flask</w:t>
+      </w:r>
+      <w:proofErr w:type="spellEnd"/>
+      <w:r>
+        <w:rPr>
+          <w:lang w:val="ru-RU"/>
+        </w:rPr>
+        <w:t>. Потребность в расширениях возникает как</w:t>
+      </w:r>
+      <w:r>
+        <w:rPr>
+          <w:lang w:val="ru-RU"/>
+        </w:rPr>
+        <w:t xml:space="preserve"> </w:t>
+      </w:r>
+      <w:r>
+        <w:rPr>
+          <w:lang w:val="ru-RU"/>
+        </w:rPr>
+        <w:t>часть объектно-реляционного отображения, обработки загрузки, проверки форм,</w:t>
+      </w:r>
+      <w:r>
+        <w:rPr>
+          <w:lang w:val="ru-RU"/>
+        </w:rPr>
+        <w:t xml:space="preserve"> </w:t>
+      </w:r>
+      <w:r>
+        <w:rPr>
+          <w:lang w:val="ru-RU"/>
+        </w:rPr>
+        <w:t>технологий открытой аутентификации и многих общих инструментов, зависящих от</w:t>
+      </w:r>
+      <w:r>
+        <w:rPr>
+          <w:lang w:val="ru-RU"/>
+        </w:rPr>
+        <w:t xml:space="preserve"> </w:t>
+      </w:r>
+      <w:r>
+        <w:rPr>
+          <w:lang w:val="ru-RU"/>
+        </w:rPr>
+        <w:t>инфраструктуры. Можно также ожидать очень быстрое и частое обновление расширений</w:t>
+      </w:r>
+      <w:r>
+        <w:rPr>
+          <w:lang w:val="ru-RU"/>
+        </w:rPr>
+        <w:t xml:space="preserve"> </w:t>
+      </w:r>
+      <w:r>
+        <w:rPr>
+          <w:lang w:val="ru-RU"/>
+        </w:rPr>
+        <w:t>[#</w:t>
+      </w:r>
+      <w:r>
+        <w:rPr>
+          <w:lang w:val="ru-RU"/>
+        </w:rPr>
+        <w:t>дс 47</w:t>
+      </w:r>
+      <w:r>
+        <w:rPr>
+          <w:lang w:val="ru-RU"/>
+        </w:rPr>
+        <w:t>]</w:t>
+      </w:r>
+      <w:r>
+        <w:rPr>
+          <w:lang w:val="ru-RU"/>
+        </w:rPr>
+        <w:t>.</w:t>
+      </w:r>
+    </w:p>
+    <w:p>
+      <w:pPr>
+        <w:pStyle w:val="a7"/>
+        <w:numPr>
+          <w:ilvl w:val="0"/>
+          <w:numId w:val="14"/>
+        </w:numPr>
+        <w:spacing w:after="160"/>
+        <w:rPr>
+          <w:lang w:val="ru-RU"/>
+        </w:rPr>
+      </w:pPr>
+      <w:proofErr w:type="spellStart"/>
+      <w:r>
+        <w:rPr>
+          <w:lang w:val="ru-RU"/>
+        </w:rPr>
+        <w:t>FastAPI</w:t>
+      </w:r>
+      <w:proofErr w:type="spellEnd"/>
+      <w:r>
+        <w:rPr>
+          <w:lang w:val="ru-RU"/>
+        </w:rPr>
+        <w:t xml:space="preserve"> – это новый веб фреймворк, активно набирающий популярность.</w:t>
+      </w:r>
+      <w:r>
+        <w:rPr>
+          <w:lang w:val="ru-RU"/>
+        </w:rPr>
+        <w:t xml:space="preserve"> </w:t>
+      </w:r>
+      <w:r>
+        <w:rPr>
+          <w:lang w:val="ru-RU"/>
+        </w:rPr>
+        <w:t xml:space="preserve">Несмотря на то, что </w:t>
+      </w:r>
+      <w:proofErr w:type="spellStart"/>
+      <w:r>
+        <w:rPr>
+          <w:lang w:val="ru-RU"/>
+        </w:rPr>
+        <w:t>FastAPI</w:t>
+      </w:r>
+      <w:proofErr w:type="spellEnd"/>
+      <w:r>
+        <w:rPr>
+          <w:lang w:val="ru-RU"/>
+        </w:rPr>
+        <w:t xml:space="preserve"> «молодой» фреймворк, он поддерживает множество</w:t>
+      </w:r>
+      <w:r>
+        <w:rPr>
+          <w:lang w:val="ru-RU"/>
+        </w:rPr>
+        <w:t xml:space="preserve"> </w:t>
+      </w:r>
+      <w:r>
+        <w:rPr>
+          <w:lang w:val="ru-RU"/>
+        </w:rPr>
+        <w:t xml:space="preserve">современных технологий, отсутствующих в </w:t>
+      </w:r>
+      <w:proofErr w:type="spellStart"/>
+      <w:r>
+        <w:rPr>
+          <w:lang w:val="ru-RU"/>
+        </w:rPr>
+        <w:t>Django</w:t>
+      </w:r>
+      <w:proofErr w:type="spellEnd"/>
+      <w:r>
+        <w:rPr>
+          <w:lang w:val="ru-RU"/>
+        </w:rPr>
+        <w:t xml:space="preserve"> и </w:t>
+      </w:r>
+      <w:proofErr w:type="spellStart"/>
+      <w:r>
+        <w:rPr>
+          <w:lang w:val="ru-RU"/>
+        </w:rPr>
+        <w:t>Flask</w:t>
+      </w:r>
+      <w:proofErr w:type="spellEnd"/>
+      <w:r>
+        <w:rPr>
+          <w:lang w:val="ru-RU"/>
+        </w:rPr>
+        <w:t>, а именно асинхронный режим</w:t>
+      </w:r>
+      <w:r>
+        <w:rPr>
+          <w:lang w:val="ru-RU"/>
+        </w:rPr>
+        <w:t xml:space="preserve"> </w:t>
+      </w:r>
+      <w:r>
+        <w:rPr>
+          <w:lang w:val="ru-RU"/>
+        </w:rPr>
+        <w:t>работы</w:t>
+      </w:r>
+      <w:r>
+        <w:rPr>
+          <w:lang w:val="ru-RU"/>
+        </w:rPr>
+        <w:t xml:space="preserve"> </w:t>
+      </w:r>
+      <w:r>
+        <w:rPr>
+          <w:lang w:val="ru-RU"/>
+        </w:rPr>
+        <w:t xml:space="preserve">и </w:t>
+      </w:r>
+      <w:proofErr w:type="spellStart"/>
+      <w:r>
+        <w:rPr>
+          <w:lang w:val="ru-RU"/>
+        </w:rPr>
+        <w:t>Websocket</w:t>
+      </w:r>
+      <w:proofErr w:type="spellEnd"/>
+      <w:r>
+        <w:rPr>
+          <w:lang w:val="ru-RU"/>
+        </w:rPr>
+        <w:t>-</w:t>
+      </w:r>
+      <w:r>
+        <w:rPr>
+          <w:lang w:val="ru-RU"/>
+        </w:rPr>
+        <w:t>соединение. К другим достоинства</w:t>
+      </w:r>
+      <w:r>
+        <w:rPr>
+          <w:lang w:val="ru-RU"/>
+        </w:rPr>
+        <w:t xml:space="preserve"> </w:t>
+      </w:r>
+      <w:r>
+        <w:rPr>
+          <w:lang w:val="ru-RU"/>
+        </w:rPr>
+        <w:t xml:space="preserve">можно отнести автоматическую генерацию API </w:t>
+      </w:r>
+      <w:proofErr w:type="spellStart"/>
+      <w:r>
+        <w:rPr>
+          <w:lang w:val="ru-RU"/>
+        </w:rPr>
+        <w:t>Swagger</w:t>
+      </w:r>
+      <w:proofErr w:type="spellEnd"/>
+      <w:r>
+        <w:rPr>
+          <w:lang w:val="ru-RU"/>
+        </w:rPr>
+        <w:t xml:space="preserve"> и </w:t>
+      </w:r>
+      <w:proofErr w:type="spellStart"/>
+      <w:r>
+        <w:rPr>
+          <w:lang w:val="ru-RU"/>
+        </w:rPr>
+        <w:t>Redoc</w:t>
+      </w:r>
+      <w:proofErr w:type="spellEnd"/>
+      <w:r>
+        <w:rPr>
+          <w:lang w:val="ru-RU"/>
+        </w:rPr>
+        <w:t>, очень быструю скорость</w:t>
+      </w:r>
+      <w:r>
+        <w:rPr>
+          <w:lang w:val="ru-RU"/>
+        </w:rPr>
+        <w:t xml:space="preserve"> </w:t>
+      </w:r>
+      <w:r>
+        <w:rPr>
+          <w:lang w:val="ru-RU"/>
+        </w:rPr>
+        <w:t xml:space="preserve">работы (системы, написанные на </w:t>
+      </w:r>
+      <w:proofErr w:type="spellStart"/>
+      <w:r>
+        <w:rPr>
+          <w:lang w:val="ru-RU"/>
+        </w:rPr>
+        <w:t>FastAPI</w:t>
+      </w:r>
+      <w:proofErr w:type="spellEnd"/>
+      <w:r>
+        <w:rPr>
+          <w:lang w:val="ru-RU"/>
+        </w:rPr>
+        <w:t>, значительно превосходят по скорости</w:t>
+      </w:r>
+      <w:r>
+        <w:rPr>
+          <w:lang w:val="ru-RU"/>
+        </w:rPr>
+        <w:t xml:space="preserve"> </w:t>
+      </w:r>
+      <w:r>
+        <w:rPr>
+          <w:lang w:val="ru-RU"/>
+        </w:rPr>
+        <w:t xml:space="preserve">обработки запросов аналоги, написанные на </w:t>
+      </w:r>
+      <w:proofErr w:type="spellStart"/>
+      <w:r>
+        <w:rPr>
+          <w:lang w:val="ru-RU"/>
+        </w:rPr>
+        <w:t>Django</w:t>
+      </w:r>
+      <w:proofErr w:type="spellEnd"/>
+      <w:r>
+        <w:rPr>
+          <w:lang w:val="ru-RU"/>
+        </w:rPr>
+        <w:t xml:space="preserve"> или </w:t>
+      </w:r>
+      <w:proofErr w:type="spellStart"/>
+      <w:r>
+        <w:rPr>
+          <w:lang w:val="ru-RU"/>
+        </w:rPr>
+        <w:t>Flask</w:t>
+      </w:r>
+      <w:proofErr w:type="spellEnd"/>
+      <w:r>
+        <w:rPr>
+          <w:lang w:val="ru-RU"/>
+        </w:rPr>
+        <w:t>), а также качественную</w:t>
+      </w:r>
+      <w:r>
+        <w:rPr>
+          <w:lang w:val="ru-RU"/>
+        </w:rPr>
+        <w:t xml:space="preserve"> </w:t>
+      </w:r>
+      <w:r>
+        <w:rPr>
+          <w:lang w:val="ru-RU"/>
+        </w:rPr>
+        <w:t>документацию самого фреймворка</w:t>
+      </w:r>
+      <w:r>
+        <w:rPr>
+          <w:lang w:val="ru-RU"/>
+        </w:rPr>
+        <w:t xml:space="preserve"> </w:t>
+      </w:r>
+      <w:r>
+        <w:rPr>
+          <w:lang w:val="ru-RU"/>
+        </w:rPr>
+        <w:t>[#</w:t>
+      </w:r>
+      <w:r>
+        <w:rPr>
+          <w:lang w:val="ru-RU"/>
+        </w:rPr>
+        <w:t>дс 49</w:t>
+      </w:r>
+      <w:r>
+        <w:rPr>
+          <w:lang w:val="ru-RU"/>
+        </w:rPr>
+        <w:t>]</w:t>
+      </w:r>
+      <w:r>
+        <w:rPr>
+          <w:lang w:val="ru-RU"/>
+        </w:rPr>
+        <w:t>.</w:t>
+      </w:r>
+    </w:p>
+    <w:p>
+      <w:pPr>
+        <w:rPr>
+          <w:lang w:val="ru-RU"/>
+        </w:rPr>
+      </w:pPr>
+      <w:r>
+        <w:rPr>
+          <w:lang w:val="ru-RU"/>
+        </w:rPr>
+        <w:t xml:space="preserve">Из всех перечисленных инструментов командой был выбран </w:t>
+      </w:r>
+      <w:r>
+        <w:rPr>
+          <w:lang w:val="en-US"/>
+        </w:rPr>
+        <w:t>Flask</w:t>
+      </w:r>
+      <w:r>
+        <w:rPr>
+          <w:lang w:val="ru-RU"/>
+        </w:rPr>
+        <w:t xml:space="preserve"> из-за простоты организации взаимодействия между пользовательским интерфейсом и серверной частью. </w:t>
+      </w:r>
+      <w:r>
+        <w:rPr>
+          <w:lang w:val="en-US"/>
+        </w:rPr>
+        <w:t>Flask</w:t>
+      </w:r>
+      <w:r>
+        <w:rPr>
+          <w:lang w:val="ru-RU"/>
+        </w:rPr>
+        <w:t xml:space="preserve"> </w:t>
+      </w:r>
+      <w:r>
+        <w:rPr>
+          <w:lang w:val="ru-RU"/>
+        </w:rPr>
+        <w:t>предоставляет инструменты достаточные для создания проекта уровня разрабатываемого в рамках проекта, другие же перечисленные инструменты в какой-то степени можно считать излишествами, которые лишь увеличат нагрузку на команду и могут повлиять на производительность.</w:t>
+      </w:r>
+    </w:p>
+    <w:p>
+      <w:pPr>
+        <w:pStyle w:val="a7"/>
+        <w:numPr>
+          <w:ilvl w:val="0"/>
+          <w:numId w:val="14"/>
+        </w:numPr>
         <w:spacing w:after="160" w:line="278" w:lineRule="auto"/>
-        <w:ind w:firstLine="0"/>
         <w:jc w:val="left"/>
         <w:rPr>
           <w:lang w:val="ru-RU"/>
@@ -8610,32 +9965,59 @@
           <w:lang w:val="ru-RU"/>
         </w:rPr>
       </w:pPr>
-      <w:proofErr w:type="spellStart"/>
-      <w:r>
-        <w:rPr>
-          <w:lang w:val="ru-RU"/>
-        </w:rPr>
-        <w:t>Рыно</w:t>
-      </w:r>
-      <w:proofErr w:type="spellEnd"/>
-      <w:r>
-        <w:rPr>
-          <w:lang w:val="ru-RU"/>
-        </w:rPr>
-        <w:t xml:space="preserve"> к</w:t>
-      </w:r>
-    </w:p>
-    <w:p>
-      <w:pPr>
-        <w:rPr>
-          <w:lang w:val="ru-RU"/>
-        </w:rPr>
-      </w:pPr>
-      <w:r>
-        <w:rPr>
-          <w:lang w:val="ru-RU"/>
-        </w:rPr>
-        <w:t>Существуют в общем такие вот штуки:</w:t>
+      <w:r>
+        <w:rPr>
+          <w:lang w:val="ru-RU"/>
+        </w:rPr>
+        <w:t>Технология транскрибации или распознавания речи является одним из важных направлений</w:t>
+      </w:r>
+      <w:r>
+        <w:rPr>
+          <w:lang w:val="ru-RU"/>
+        </w:rPr>
+        <w:t xml:space="preserve"> </w:t>
+      </w:r>
+      <w:r>
+        <w:rPr>
+          <w:lang w:val="ru-RU"/>
+        </w:rPr>
+        <w:t>в IT-секторе. Это позволяет получать ценную информацию для различных сфер деятельности, таких как повседневная жизнь и рабочий процесс</w:t>
+      </w:r>
+      <w:r>
+        <w:rPr>
+          <w:lang w:val="ru-RU"/>
+        </w:rPr>
+        <w:t xml:space="preserve"> </w:t>
+      </w:r>
+      <w:r>
+        <w:rPr>
+          <w:lang w:val="ru-RU"/>
+        </w:rPr>
+        <w:t>[#</w:t>
+      </w:r>
+      <w:r>
+        <w:rPr>
+          <w:lang w:val="ru-RU"/>
+        </w:rPr>
+        <w:t xml:space="preserve">дс </w:t>
+      </w:r>
+      <w:r>
+        <w:rPr>
+          <w:lang w:val="ru-RU"/>
+        </w:rPr>
+        <w:t>50]</w:t>
+      </w:r>
+      <w:r>
+        <w:rPr>
+          <w:lang w:val="ru-RU"/>
+        </w:rPr>
+        <w:t>.</w:t>
+      </w:r>
+      <w:r>
+        <w:rPr>
+          <w:lang w:val="ru-RU"/>
+        </w:rPr>
+        <w:t xml:space="preserve"> Поэтому за последнее десятилетие появилось достаточно большое количество сервисов, предоставляющие подобные услуги:</w:t>
       </w:r>
     </w:p>
     <w:p>
@@ -9382,6 +10764,7 @@
         <w:rPr>
           <w:lang w:val="ru-RU"/>
         </w:rPr>
+        <w:lastRenderedPageBreak/>
         <w:t xml:space="preserve">Преимуществами сервиса являются: распознавание более 20 языков, простой интерфейс, учёт знаков препинания исходя из интонации говорящего, поддержка многих форматов аудио и видео, а также форматов экспорта текста. </w:t>
       </w:r>
     </w:p>
@@ -9396,7 +10779,6 @@
         <w:rPr>
           <w:lang w:val="ru-RU"/>
         </w:rPr>
-        <w:lastRenderedPageBreak/>
         <w:t xml:space="preserve">Недостатком сервиса для заказчика же является довольно высокая стоимость (более 750 за час материала), отсутствие возможности локальной обработки, </w:t>
       </w:r>
       <w:r>
@@ -9632,19 +11014,1993 @@
           <w:lang w:val="ru-RU"/>
         </w:rPr>
       </w:pPr>
+      <w:r>
+        <w:rPr>
+          <w:lang w:val="ru-RU"/>
+        </w:rPr>
+        <w:t xml:space="preserve">В основе всего проекта лежит </w:t>
+      </w:r>
+      <w:r>
+        <w:rPr>
+          <w:lang w:val="ru-RU"/>
+        </w:rPr>
+        <w:t xml:space="preserve">обработка аудио при помощи </w:t>
+      </w:r>
+      <w:r>
+        <w:rPr>
+          <w:lang w:val="ru-RU"/>
+        </w:rPr>
+        <w:t xml:space="preserve">технологий </w:t>
+      </w:r>
+      <w:r>
+        <w:rPr>
+          <w:lang w:val="ru-RU"/>
+        </w:rPr>
+        <w:t>машинного обучения, а именно при помощи технологии искусственного интеллекта.</w:t>
+      </w:r>
+      <w:r>
+        <w:rPr>
+          <w:lang w:val="ru-RU"/>
+        </w:rPr>
+        <w:t xml:space="preserve"> В основе </w:t>
+      </w:r>
+      <w:r>
+        <w:rPr>
+          <w:lang w:val="ru-RU"/>
+        </w:rPr>
+        <w:t>машинного обучения лежат алгоритмы градиентной регрессии и градиентного спуска.</w:t>
+      </w:r>
+    </w:p>
+    <w:p>
+      <w:pPr>
+        <w:rPr>
+          <w:lang w:val="ru-RU"/>
+        </w:rPr>
+      </w:pPr>
+      <w:r>
+        <w:rPr>
+          <w:lang w:val="ru-RU"/>
+        </w:rPr>
+        <w:t>С помощью регрессионного анализа можно создать математическую модель объекта или явления на основе экспериментов или наблюдений. Эти модели представляют собой определенные математические соотношения между показателями работы объекта/характеристиками наблюдаемого явления и обусловливающими их величинами [</w:t>
+      </w:r>
+      <w:r>
+        <w:rPr>
+          <w:lang w:val="ru-RU"/>
+        </w:rPr>
+        <w:t>#</w:t>
+      </w:r>
+      <w:r>
+        <w:rPr>
+          <w:lang w:val="ru-RU"/>
+        </w:rPr>
+        <w:t>дс 36</w:t>
+      </w:r>
+      <w:r>
+        <w:rPr>
+          <w:lang w:val="ru-RU"/>
+        </w:rPr>
+        <w:t>].</w:t>
+      </w:r>
+    </w:p>
+    <w:p>
+      <w:pPr>
+        <w:rPr>
+          <w:lang w:val="ru-RU"/>
+        </w:rPr>
+      </w:pPr>
+      <w:r>
+        <w:rPr>
+          <w:lang w:val="ru-RU"/>
+        </w:rPr>
+        <w:t xml:space="preserve">Регрессия </w:t>
+      </w:r>
+      <w:r>
+        <w:rPr>
+          <w:lang w:val="ru-RU"/>
+        </w:rPr>
+        <w:t>— это</w:t>
+      </w:r>
+      <w:r>
+        <w:rPr>
+          <w:lang w:val="ru-RU"/>
+        </w:rPr>
+        <w:t xml:space="preserve"> метод моделирования целевого значения на основе независимых предикторов. Этот метод, как правило, используется для прогнозирования и выяснения причинно-следственных связей между переменными. Методы регрессии различаются в зависимости от количества независимых переменных и типа отношений между независимыми и зависимыми переменными</w:t>
+      </w:r>
+      <w:r>
+        <w:rPr>
+          <w:lang w:val="ru-RU"/>
+        </w:rPr>
+        <w:t xml:space="preserve"> [#</w:t>
+      </w:r>
+      <w:r>
+        <w:rPr>
+          <w:lang w:val="ru-RU"/>
+        </w:rPr>
+        <w:t>дс 37</w:t>
+      </w:r>
+      <w:r>
+        <w:rPr>
+          <w:lang w:val="ru-RU"/>
+        </w:rPr>
+        <w:t>]</w:t>
+      </w:r>
+      <w:r>
+        <w:rPr>
+          <w:lang w:val="ru-RU"/>
+        </w:rPr>
+        <w:t>.</w:t>
+      </w:r>
+      <w:r>
+        <w:rPr>
+          <w:lang w:val="ru-RU"/>
+        </w:rPr>
+        <w:t xml:space="preserve"> </w:t>
+      </w:r>
+    </w:p>
+    <w:p>
+      <w:pPr>
+        <w:rPr>
+          <w:lang w:val="ru-RU"/>
+        </w:rPr>
+      </w:pPr>
+      <w:r>
+        <w:rPr>
+          <w:lang w:val="ru-RU"/>
+        </w:rPr>
+        <w:t>Основной смысл алгоритма линейной регрессии заключается в том, чтобы найти наилучшие значения для а0 и a</w:t>
+      </w:r>
+      <w:r>
+        <w:rPr>
+          <w:lang w:val="ru-RU"/>
+        </w:rPr>
+        <w:t>1</w:t>
+      </w:r>
+      <w:r>
+        <w:rPr>
+          <w:lang w:val="ru-RU"/>
+        </w:rPr>
+        <w:t xml:space="preserve"> </w:t>
+      </w:r>
+      <w:r>
+        <w:rPr>
+          <w:lang w:val="ru-RU"/>
+        </w:rPr>
+        <w:t>[#</w:t>
+      </w:r>
+      <w:r>
+        <w:rPr>
+          <w:lang w:val="ru-RU"/>
+        </w:rPr>
+        <w:t>дс 37</w:t>
+      </w:r>
+      <w:r>
+        <w:rPr>
+          <w:lang w:val="ru-RU"/>
+        </w:rPr>
+        <w:t>]</w:t>
+      </w:r>
+      <w:r>
+        <w:rPr>
+          <w:lang w:val="ru-RU"/>
+        </w:rPr>
+        <w:t>.</w:t>
+      </w:r>
+    </w:p>
+    <w:p>
+      <w:pPr>
+        <w:rPr>
+          <w:lang w:val="ru-RU"/>
+        </w:rPr>
+      </w:pPr>
+      <w:r>
+        <w:rPr>
+          <w:lang w:val="ru-RU"/>
+        </w:rPr>
+        <w:t>Метод градиентного спуска – это общепринятая</w:t>
+      </w:r>
+      <w:r>
+        <w:rPr>
+          <w:lang w:val="ru-RU"/>
+        </w:rPr>
+        <w:t xml:space="preserve"> </w:t>
+      </w:r>
+      <w:r>
+        <w:rPr>
+          <w:lang w:val="ru-RU"/>
+        </w:rPr>
+        <w:t>стратегия для оптимизации, используемая в глубоком обучении и машинном обучении.</w:t>
+      </w:r>
+    </w:p>
+    <w:p>
+      <w:pPr>
+        <w:rPr>
+          <w:lang w:val="ru-RU"/>
+        </w:rPr>
+      </w:pPr>
+      <w:r>
+        <w:rPr>
+          <w:lang w:val="ru-RU"/>
+        </w:rPr>
+        <w:t>Градиент – это вектор, который по своему направлению представляет наибольшее увеличение</w:t>
+      </w:r>
+      <w:r>
+        <w:rPr>
+          <w:lang w:val="ru-RU"/>
+        </w:rPr>
+        <w:t xml:space="preserve"> </w:t>
+      </w:r>
+      <w:r>
+        <w:rPr>
+          <w:lang w:val="ru-RU"/>
+        </w:rPr>
+        <w:t>функции. В математическом анализе градиентом</w:t>
+      </w:r>
+      <w:r>
+        <w:rPr>
+          <w:lang w:val="ru-RU"/>
+        </w:rPr>
+        <w:t xml:space="preserve"> </w:t>
+      </w:r>
+      <w:r>
+        <w:rPr>
+          <w:lang w:val="ru-RU"/>
+        </w:rPr>
+        <w:t>называют вектор, координаты которого являются</w:t>
+      </w:r>
+      <w:r>
+        <w:rPr>
+          <w:lang w:val="ru-RU"/>
+        </w:rPr>
+        <w:t xml:space="preserve"> </w:t>
+      </w:r>
+      <w:r>
+        <w:rPr>
+          <w:lang w:val="ru-RU"/>
+        </w:rPr>
+        <w:t>частными производными функции, то есть, если</w:t>
+      </w:r>
+      <w:r>
+        <w:rPr>
+          <w:lang w:val="ru-RU"/>
+        </w:rPr>
+        <w:t xml:space="preserve"> </w:t>
+      </w:r>
+      <w:r>
+        <w:rPr>
+          <w:lang w:val="ru-RU"/>
+        </w:rPr>
+        <w:t xml:space="preserve">задана функция </w:t>
+      </w:r>
+      <m:oMath>
+        <m:r>
+          <w:rPr>
+            <w:rFonts w:ascii="Cambria Math" w:hAnsi="Cambria Math"/>
+            <w:lang w:val="ru-RU"/>
+          </w:rPr>
+          <m:t>f</m:t>
+        </m:r>
+        <m:r>
+          <w:rPr>
+            <w:rFonts w:ascii="Cambria Math" w:hAnsi="Cambria Math"/>
+            <w:lang w:val="ru-RU"/>
+          </w:rPr>
+          <m:t>(</m:t>
+        </m:r>
+        <m:r>
+          <w:rPr>
+            <w:rFonts w:ascii="Cambria Math" w:hAnsi="Cambria Math"/>
+            <w:lang w:val="ru-RU"/>
+          </w:rPr>
+          <m:t>x</m:t>
+        </m:r>
+        <m:r>
+          <w:rPr>
+            <w:rFonts w:ascii="Cambria Math" w:hAnsi="Cambria Math"/>
+            <w:lang w:val="ru-RU"/>
+          </w:rPr>
+          <m:t>,</m:t>
+        </m:r>
+        <m:r>
+          <w:rPr>
+            <w:rFonts w:ascii="Cambria Math" w:hAnsi="Cambria Math"/>
+            <w:lang w:val="en-US"/>
+          </w:rPr>
+          <m:t>y</m:t>
+        </m:r>
+        <m:r>
+          <w:rPr>
+            <w:rFonts w:ascii="Cambria Math" w:hAnsi="Cambria Math"/>
+            <w:lang w:val="ru-RU"/>
+          </w:rPr>
+          <m:t>,</m:t>
+        </m:r>
+        <m:r>
+          <w:rPr>
+            <w:rFonts w:ascii="Cambria Math" w:hAnsi="Cambria Math"/>
+            <w:lang w:val="ru-RU"/>
+          </w:rPr>
+          <m:t>z</m:t>
+        </m:r>
+        <m:r>
+          <w:rPr>
+            <w:rFonts w:ascii="Cambria Math" w:hAnsi="Cambria Math"/>
+            <w:lang w:val="ru-RU"/>
+          </w:rPr>
+          <m:t>)</m:t>
+        </m:r>
+      </m:oMath>
+      <w:r>
+        <w:rPr>
+          <w:lang w:val="ru-RU"/>
+        </w:rPr>
+        <w:t>, то градиент рассчитывается по следующей формуле [</w:t>
+      </w:r>
+      <w:r>
+        <w:rPr>
+          <w:lang w:val="ru-RU"/>
+        </w:rPr>
+        <w:t>#</w:t>
+      </w:r>
+      <w:r>
+        <w:rPr>
+          <w:lang w:val="ru-RU"/>
+        </w:rPr>
+        <w:t>дс 35</w:t>
+      </w:r>
+      <w:r>
+        <w:rPr>
+          <w:lang w:val="ru-RU"/>
+        </w:rPr>
+        <w:t>]:</w:t>
+      </w:r>
+    </w:p>
+    <w:p>
+      <w:pPr>
+        <w:rPr>
+          <w:rFonts w:eastAsiaTheme="minorEastAsia"/>
+          <w:lang w:val="ru-RU"/>
+        </w:rPr>
+      </w:pPr>
+      <m:oMathPara>
+        <m:oMath>
+          <m:r>
+            <w:rPr>
+              <w:rFonts w:ascii="Cambria Math" w:hAnsi="Cambria Math"/>
+              <w:lang w:val="ru-RU"/>
+            </w:rPr>
+            <m:t>g</m:t>
+          </m:r>
+          <m:r>
+            <w:rPr>
+              <w:rFonts w:ascii="Cambria Math" w:hAnsi="Cambria Math"/>
+              <w:lang w:val="en-US"/>
+            </w:rPr>
+            <m:t>rad</m:t>
+          </m:r>
+          <m:r>
+            <w:rPr>
+              <w:rFonts w:ascii="Cambria Math" w:hAnsi="Cambria Math"/>
+              <w:lang w:val="ru-RU"/>
+            </w:rPr>
+            <m:t xml:space="preserve"> </m:t>
+          </m:r>
+          <m:r>
+            <w:rPr>
+              <w:rFonts w:ascii="Cambria Math" w:hAnsi="Cambria Math"/>
+              <w:lang w:val="en-US"/>
+            </w:rPr>
+            <m:t>f</m:t>
+          </m:r>
+          <m:r>
+            <w:rPr>
+              <w:rFonts w:ascii="Cambria Math" w:hAnsi="Cambria Math"/>
+              <w:lang w:val="ru-RU"/>
+            </w:rPr>
+            <m:t>=</m:t>
+          </m:r>
+          <m:d>
+            <m:dPr>
+              <m:ctrlPr>
+                <w:rPr>
+                  <w:rFonts w:ascii="Cambria Math" w:hAnsi="Cambria Math"/>
+                  <w:i/>
+                  <w:lang w:val="en-US"/>
+                </w:rPr>
+              </m:ctrlPr>
+            </m:dPr>
+            <m:e>
+              <m:f>
+                <m:fPr>
+                  <m:ctrlPr>
+                    <w:rPr>
+                      <w:rFonts w:ascii="Cambria Math" w:hAnsi="Cambria Math"/>
+                      <w:i/>
+                      <w:lang w:val="en-US"/>
+                    </w:rPr>
+                  </m:ctrlPr>
+                </m:fPr>
+                <m:num>
+                  <m:r>
+                    <w:rPr>
+                      <w:rFonts w:ascii="Cambria Math" w:hAnsi="Cambria Math"/>
+                      <w:lang w:val="en-US"/>
+                    </w:rPr>
+                    <m:t>∂f</m:t>
+                  </m:r>
+                </m:num>
+                <m:den>
+                  <m:r>
+                    <w:rPr>
+                      <w:rFonts w:ascii="Cambria Math" w:hAnsi="Cambria Math"/>
+                      <w:lang w:val="en-US"/>
+                    </w:rPr>
+                    <m:t>∂x</m:t>
+                  </m:r>
+                </m:den>
+              </m:f>
+              <m:r>
+                <w:rPr>
+                  <w:rFonts w:ascii="Cambria Math" w:hAnsi="Cambria Math"/>
+                  <w:lang w:val="ru-RU"/>
+                </w:rPr>
+                <m:t>,</m:t>
+              </m:r>
+              <m:f>
+                <m:fPr>
+                  <m:ctrlPr>
+                    <w:rPr>
+                      <w:rFonts w:ascii="Cambria Math" w:hAnsi="Cambria Math"/>
+                      <w:i/>
+                      <w:lang w:val="en-US"/>
+                    </w:rPr>
+                  </m:ctrlPr>
+                </m:fPr>
+                <m:num>
+                  <m:r>
+                    <w:rPr>
+                      <w:rFonts w:ascii="Cambria Math" w:hAnsi="Cambria Math"/>
+                      <w:lang w:val="en-US"/>
+                    </w:rPr>
+                    <m:t>∂f</m:t>
+                  </m:r>
+                </m:num>
+                <m:den>
+                  <m:r>
+                    <w:rPr>
+                      <w:rFonts w:ascii="Cambria Math" w:hAnsi="Cambria Math"/>
+                      <w:lang w:val="en-US"/>
+                    </w:rPr>
+                    <m:t>∂y</m:t>
+                  </m:r>
+                </m:den>
+              </m:f>
+              <m:r>
+                <w:rPr>
+                  <w:rFonts w:ascii="Cambria Math" w:hAnsi="Cambria Math"/>
+                  <w:lang w:val="ru-RU"/>
+                </w:rPr>
+                <m:t>,</m:t>
+              </m:r>
+              <m:f>
+                <m:fPr>
+                  <m:ctrlPr>
+                    <w:rPr>
+                      <w:rFonts w:ascii="Cambria Math" w:hAnsi="Cambria Math"/>
+                      <w:i/>
+                      <w:lang w:val="en-US"/>
+                    </w:rPr>
+                  </m:ctrlPr>
+                </m:fPr>
+                <m:num>
+                  <m:r>
+                    <w:rPr>
+                      <w:rFonts w:ascii="Cambria Math" w:hAnsi="Cambria Math"/>
+                      <w:lang w:val="en-US"/>
+                    </w:rPr>
+                    <m:t>∂f</m:t>
+                  </m:r>
+                </m:num>
+                <m:den>
+                  <m:r>
+                    <w:rPr>
+                      <w:rFonts w:ascii="Cambria Math" w:hAnsi="Cambria Math"/>
+                      <w:lang w:val="en-US"/>
+                    </w:rPr>
+                    <m:t>∂z</m:t>
+                  </m:r>
+                </m:den>
+              </m:f>
+            </m:e>
+          </m:d>
+        </m:oMath>
+      </m:oMathPara>
+    </w:p>
+    <w:p>
+      <w:pPr>
+        <w:rPr>
+          <w:lang w:val="ru-RU"/>
+        </w:rPr>
+      </w:pPr>
+      <w:r>
+        <w:rPr>
+          <w:lang w:val="ru-RU"/>
+        </w:rPr>
+        <w:t xml:space="preserve">При помощи градиентного спуска можно найти оптимальное значение для переменных функции за </w:t>
+      </w:r>
+      <w:r>
+        <w:rPr>
+          <w:lang w:val="en-US"/>
+        </w:rPr>
+        <w:t>n</w:t>
+      </w:r>
+      <w:r>
+        <w:rPr>
+          <w:lang w:val="ru-RU"/>
+        </w:rPr>
+        <w:t>-</w:t>
+      </w:r>
       <w:proofErr w:type="spellStart"/>
       <w:r>
         <w:rPr>
           <w:lang w:val="ru-RU"/>
         </w:rPr>
-        <w:t>Гадеееем</w:t>
+        <w:t>ое</w:t>
       </w:r>
       <w:proofErr w:type="spellEnd"/>
       <w:r>
         <w:rPr>
           <w:lang w:val="ru-RU"/>
         </w:rPr>
-        <w:t xml:space="preserve"> ИИ же</w:t>
+        <w:t xml:space="preserve"> количество итераций.</w:t>
+      </w:r>
+    </w:p>
+    <w:p>
+      <w:pPr>
+        <w:rPr>
+          <w:lang w:val="ru-RU"/>
+        </w:rPr>
+      </w:pPr>
+      <w:r>
+        <w:rPr>
+          <w:lang w:val="ru-RU"/>
+        </w:rPr>
+        <w:lastRenderedPageBreak/>
+        <w:t xml:space="preserve">Помимо этих основных алгоритмов внутри выбранных библиотек для машинного обучения используются: </w:t>
+      </w:r>
+      <w:r>
+        <w:rPr>
+          <w:lang w:val="ru-RU"/>
+        </w:rPr>
+        <w:t xml:space="preserve">прямое распространение, обобщение градиентного спуска, обратное распространение и другие </w:t>
+      </w:r>
+      <w:r>
+        <w:rPr>
+          <w:lang w:val="ru-RU"/>
+        </w:rPr>
+        <w:t>[#</w:t>
+      </w:r>
+      <w:r>
+        <w:rPr>
+          <w:lang w:val="ru-RU"/>
+        </w:rPr>
+        <w:t>дс 38</w:t>
+      </w:r>
+      <w:r>
+        <w:rPr>
+          <w:lang w:val="ru-RU"/>
+        </w:rPr>
+        <w:t>]</w:t>
+      </w:r>
+      <w:r>
+        <w:rPr>
+          <w:lang w:val="ru-RU"/>
+        </w:rPr>
+        <w:t>.</w:t>
+      </w:r>
+    </w:p>
+    <w:p>
+      <w:pPr>
+        <w:rPr>
+          <w:lang w:val="ru-RU"/>
+        </w:rPr>
+      </w:pPr>
+      <w:r>
+        <w:rPr>
+          <w:lang w:val="ru-RU"/>
+        </w:rPr>
+        <w:t xml:space="preserve">После распознавания речи в продукте используется алгоритм </w:t>
+      </w:r>
+      <w:proofErr w:type="spellStart"/>
+      <w:r>
+        <w:rPr>
+          <w:lang w:val="ru-RU"/>
+        </w:rPr>
+        <w:t>диаризации</w:t>
+      </w:r>
+      <w:proofErr w:type="spellEnd"/>
+      <w:r>
+        <w:rPr>
+          <w:lang w:val="ru-RU"/>
+        </w:rPr>
+        <w:t>.</w:t>
+      </w:r>
+    </w:p>
+    <w:p>
+      <w:pPr>
+        <w:rPr>
+          <w:lang w:val="ru-RU"/>
+        </w:rPr>
+      </w:pPr>
+      <w:r>
+        <w:rPr>
+          <w:lang w:val="ru-RU"/>
+        </w:rPr>
+        <w:t xml:space="preserve">В задачах обработки речи существует несколько подходов к извлечению признаков. Одним из них является получение мел-частотных </w:t>
+      </w:r>
+      <w:proofErr w:type="spellStart"/>
+      <w:r>
+        <w:rPr>
+          <w:lang w:val="ru-RU"/>
+        </w:rPr>
+        <w:t>кепстральных</w:t>
+      </w:r>
+      <w:proofErr w:type="spellEnd"/>
+      <w:r>
+        <w:rPr>
+          <w:lang w:val="ru-RU"/>
+        </w:rPr>
+        <w:t xml:space="preserve"> коэффициентов (</w:t>
+      </w:r>
+      <w:r>
+        <w:rPr>
+          <w:lang w:val="en-US"/>
+        </w:rPr>
+        <w:t>Mel</w:t>
+      </w:r>
+      <w:r>
+        <w:rPr>
+          <w:lang w:val="ru-RU"/>
+        </w:rPr>
+        <w:t>-</w:t>
+      </w:r>
+      <w:r>
+        <w:rPr>
+          <w:lang w:val="en-US"/>
+        </w:rPr>
+        <w:t>frequency</w:t>
+      </w:r>
+      <w:r>
+        <w:rPr>
+          <w:lang w:val="ru-RU"/>
+        </w:rPr>
+        <w:t xml:space="preserve"> </w:t>
+      </w:r>
+      <w:r>
+        <w:rPr>
+          <w:lang w:val="en-US"/>
+        </w:rPr>
+        <w:t>cepstral</w:t>
+      </w:r>
+      <w:r>
+        <w:rPr>
+          <w:lang w:val="ru-RU"/>
+        </w:rPr>
+        <w:t xml:space="preserve"> </w:t>
+      </w:r>
+      <w:r>
+        <w:rPr>
+          <w:lang w:val="en-US"/>
+        </w:rPr>
+        <w:t>coefficients</w:t>
+      </w:r>
+      <w:r>
+        <w:rPr>
+          <w:lang w:val="ru-RU"/>
+        </w:rPr>
+        <w:t xml:space="preserve"> – </w:t>
+      </w:r>
+      <w:r>
+        <w:rPr>
+          <w:lang w:val="en-US"/>
+        </w:rPr>
+        <w:t>MFCC</w:t>
+      </w:r>
+      <w:r>
+        <w:rPr>
+          <w:lang w:val="ru-RU"/>
+        </w:rPr>
+        <w:t>).</w:t>
+      </w:r>
+      <w:r>
+        <w:rPr>
+          <w:lang w:val="ru-RU"/>
+        </w:rPr>
+        <w:t xml:space="preserve"> </w:t>
+      </w:r>
+      <w:r>
+        <w:rPr>
+          <w:lang w:val="ru-RU"/>
+        </w:rPr>
+        <w:t>MFCC – это своеобразное представление энергии спектра сигнала.</w:t>
+      </w:r>
+      <w:r>
+        <w:rPr>
+          <w:lang w:val="ru-RU"/>
+        </w:rPr>
+        <w:t xml:space="preserve"> </w:t>
+      </w:r>
+      <w:r>
+        <w:rPr>
+          <w:lang w:val="ru-RU"/>
+        </w:rPr>
+        <w:t>[#</w:t>
+      </w:r>
+      <w:r>
+        <w:rPr>
+          <w:lang w:val="ru-RU"/>
+        </w:rPr>
+        <w:t>дс 40</w:t>
+      </w:r>
+      <w:r>
+        <w:rPr>
+          <w:lang w:val="ru-RU"/>
+        </w:rPr>
+        <w:t>]</w:t>
+      </w:r>
+      <w:r>
+        <w:rPr>
+          <w:lang w:val="ru-RU"/>
+        </w:rPr>
+        <w:t xml:space="preserve"> Именно он и используется в выбранной модели </w:t>
+      </w:r>
+      <w:proofErr w:type="spellStart"/>
+      <w:r>
+        <w:rPr>
+          <w:lang w:val="ru-RU"/>
+        </w:rPr>
+        <w:t>диаризации</w:t>
+      </w:r>
+      <w:proofErr w:type="spellEnd"/>
+      <w:r>
+        <w:rPr>
+          <w:lang w:val="ru-RU"/>
+        </w:rPr>
+        <w:t>.</w:t>
+      </w:r>
+    </w:p>
+    <w:p>
+      <w:pPr>
+        <w:rPr>
+          <w:lang w:val="ru-RU"/>
+        </w:rPr>
+      </w:pPr>
+      <w:r>
+        <w:rPr>
+          <w:lang w:val="ru-RU"/>
+        </w:rPr>
+        <w:t>Исходный сигнал нарезают на фреймы длиной 16-40 мс. Далее</w:t>
+      </w:r>
+      <w:r>
+        <w:rPr>
+          <w:lang w:val="ru-RU"/>
+        </w:rPr>
+        <w:t xml:space="preserve">, </w:t>
+      </w:r>
+      <w:r>
+        <w:rPr>
+          <w:lang w:val="ru-RU"/>
+        </w:rPr>
+        <w:t>применив к фрейму окно Хемминга, делают быстрое преобразование</w:t>
+      </w:r>
+      <w:r>
+        <w:rPr>
+          <w:lang w:val="ru-RU"/>
+        </w:rPr>
+        <w:t xml:space="preserve"> </w:t>
+      </w:r>
+      <w:r>
+        <w:rPr>
+          <w:lang w:val="ru-RU"/>
+        </w:rPr>
+        <w:t xml:space="preserve">Фурье и получают спектральную плотность мощности. Затем специальной «гребёнкой» фильтров, расположенных равномерно </w:t>
+      </w:r>
+      <w:r>
+        <w:rPr>
+          <w:lang w:val="ru-RU"/>
+        </w:rPr>
+        <w:t>по мел</w:t>
+      </w:r>
+      <w:r>
+        <w:rPr>
+          <w:lang w:val="ru-RU"/>
+        </w:rPr>
+        <w:t>-</w:t>
+      </w:r>
+      <w:r>
+        <w:rPr>
+          <w:lang w:val="ru-RU"/>
+        </w:rPr>
+        <w:t>шкале,</w:t>
+      </w:r>
+      <w:r>
+        <w:rPr>
+          <w:lang w:val="ru-RU"/>
+        </w:rPr>
+        <w:t xml:space="preserve"> делают мел</w:t>
+      </w:r>
+      <w:r>
+        <w:rPr>
+          <w:lang w:val="ru-RU"/>
+        </w:rPr>
+        <w:t>-</w:t>
+      </w:r>
+      <w:r>
+        <w:rPr>
+          <w:lang w:val="ru-RU"/>
+        </w:rPr>
+        <w:t>спектрограмму, к которой применяют дискретное</w:t>
+      </w:r>
+      <w:r>
+        <w:rPr>
+          <w:lang w:val="ru-RU"/>
+        </w:rPr>
+        <w:t xml:space="preserve"> </w:t>
+      </w:r>
+      <w:r>
+        <w:rPr>
+          <w:lang w:val="ru-RU"/>
+        </w:rPr>
+        <w:t>косинусное преобразование (DCT) – широко используемый алгоритм</w:t>
+      </w:r>
+      <w:r>
+        <w:rPr>
+          <w:lang w:val="ru-RU"/>
+        </w:rPr>
+        <w:t xml:space="preserve"> </w:t>
+      </w:r>
+      <w:r>
+        <w:rPr>
+          <w:lang w:val="ru-RU"/>
+        </w:rPr>
+        <w:t>сжатия данных. Полученные таким образом коэффициенты представляют из себя некую сжатую характеристику фрейма, при этом, по</w:t>
+      </w:r>
+      <w:r>
+        <w:rPr>
+          <w:lang w:val="ru-RU"/>
+        </w:rPr>
+        <w:t>с</w:t>
+      </w:r>
+      <w:r>
+        <w:rPr>
+          <w:lang w:val="ru-RU"/>
+        </w:rPr>
+        <w:t>кольку фильтры, которые мы применяли, расположены были в мел</w:t>
+      </w:r>
+      <w:r>
+        <w:rPr>
+          <w:lang w:val="ru-RU"/>
+        </w:rPr>
+        <w:t>-</w:t>
+      </w:r>
+      <w:r>
+        <w:rPr>
+          <w:lang w:val="ru-RU"/>
+        </w:rPr>
+        <w:t>шкале, коэффициенты несут больше информации в диапазоне восприятия человеческого уха. Как правило, используют от 13 до 25 MFCC на</w:t>
+      </w:r>
+      <w:r>
+        <w:rPr>
+          <w:lang w:val="ru-RU"/>
+        </w:rPr>
+        <w:t xml:space="preserve"> </w:t>
+      </w:r>
+      <w:r>
+        <w:rPr>
+          <w:lang w:val="ru-RU"/>
+        </w:rPr>
+        <w:t>фрейм. Поскольку помимо самого спектра индивидуальность голоса</w:t>
+      </w:r>
+      <w:r>
+        <w:rPr>
+          <w:lang w:val="ru-RU"/>
+        </w:rPr>
+        <w:t xml:space="preserve"> </w:t>
+      </w:r>
+      <w:r>
+        <w:rPr>
+          <w:lang w:val="ru-RU"/>
+        </w:rPr>
+        <w:t>формируется скоростью и ускорениями, MFCC комбинируют с первой</w:t>
+      </w:r>
+      <w:r>
+        <w:rPr>
+          <w:lang w:val="ru-RU"/>
+        </w:rPr>
+        <w:t xml:space="preserve"> </w:t>
+      </w:r>
+      <w:r>
+        <w:rPr>
+          <w:lang w:val="ru-RU"/>
+        </w:rPr>
+        <w:t>и второй производными</w:t>
+      </w:r>
+      <w:r>
+        <w:rPr>
+          <w:lang w:val="ru-RU"/>
+        </w:rPr>
+        <w:t xml:space="preserve"> [#</w:t>
+      </w:r>
+      <w:r>
+        <w:rPr>
+          <w:lang w:val="ru-RU"/>
+        </w:rPr>
+        <w:t>дс 41</w:t>
+      </w:r>
+      <w:r>
+        <w:rPr>
+          <w:lang w:val="ru-RU"/>
+        </w:rPr>
+        <w:t>]</w:t>
+      </w:r>
+      <w:r>
+        <w:rPr>
+          <w:lang w:val="ru-RU"/>
+        </w:rPr>
+        <w:t>.</w:t>
+      </w:r>
+    </w:p>
+    <w:p>
+      <w:pPr>
+        <w:rPr>
+          <w:lang w:val="ru-RU"/>
+        </w:rPr>
+      </w:pPr>
+      <w:r>
+        <w:rPr>
+          <w:lang w:val="ru-RU"/>
+        </w:rPr>
+        <w:t>В остальной части программы используются такие алгоритмы как: сортировка, поиск, хеширование</w:t>
+      </w:r>
+      <w:r>
+        <w:rPr>
+          <w:lang w:val="ru-RU"/>
+        </w:rPr>
+        <w:t>.</w:t>
+      </w:r>
+    </w:p>
+    <w:p>
+      <w:pPr>
+        <w:rPr>
+          <w:lang w:val="en-US"/>
+        </w:rPr>
+      </w:pPr>
+      <w:r>
+        <w:rPr>
+          <w:lang w:val="ru-RU"/>
+        </w:rPr>
+        <w:t xml:space="preserve">В </w:t>
+      </w:r>
+      <w:r>
+        <w:rPr>
+          <w:lang w:val="en-US"/>
+        </w:rPr>
+        <w:t>Python</w:t>
+      </w:r>
+      <w:r>
+        <w:rPr>
+          <w:lang w:val="ru-RU"/>
+        </w:rPr>
+        <w:t xml:space="preserve"> </w:t>
+      </w:r>
+      <w:r>
+        <w:rPr>
+          <w:lang w:val="ru-RU"/>
+        </w:rPr>
+        <w:t xml:space="preserve">под вызовом метода </w:t>
+      </w:r>
+      <w:r>
+        <w:rPr>
+          <w:lang w:val="ru-RU"/>
+        </w:rPr>
+        <w:t>.</w:t>
+      </w:r>
+      <w:r>
+        <w:rPr>
+          <w:lang w:val="en-US"/>
+        </w:rPr>
+        <w:t>sort</w:t>
+      </w:r>
+      <w:r>
+        <w:rPr>
+          <w:lang w:val="ru-RU"/>
+        </w:rPr>
+        <w:t>()</w:t>
+      </w:r>
+      <w:r>
+        <w:rPr>
+          <w:lang w:val="ru-RU"/>
+        </w:rPr>
+        <w:t xml:space="preserve"> скрывается алгоритм </w:t>
+      </w:r>
+      <w:proofErr w:type="spellStart"/>
+      <w:r>
+        <w:rPr>
+          <w:lang w:val="en-US"/>
+        </w:rPr>
+        <w:t>Timsort</w:t>
+      </w:r>
+      <w:proofErr w:type="spellEnd"/>
+      <w:r>
+        <w:rPr>
+          <w:lang w:val="ru-RU"/>
+        </w:rPr>
+        <w:t>, разработанный одним из разработчиков интерпретатора</w:t>
+      </w:r>
+      <w:r>
+        <w:rPr>
+          <w:lang w:val="ru-RU"/>
+        </w:rPr>
+        <w:t xml:space="preserve"> </w:t>
+      </w:r>
+      <w:proofErr w:type="spellStart"/>
+      <w:r>
+        <w:rPr>
+          <w:lang w:val="en-US"/>
+        </w:rPr>
+        <w:t>CPython</w:t>
+      </w:r>
+      <w:proofErr w:type="spellEnd"/>
+      <w:r>
+        <w:rPr>
+          <w:lang w:val="ru-RU"/>
+        </w:rPr>
+        <w:t>.</w:t>
+      </w:r>
+      <w:r>
+        <w:rPr>
+          <w:lang w:val="ru-RU"/>
+        </w:rPr>
+        <w:t xml:space="preserve"> </w:t>
+      </w:r>
+      <w:r>
+        <w:rPr>
+          <w:lang w:val="ru-RU"/>
+        </w:rPr>
+        <w:t xml:space="preserve">Суть </w:t>
+      </w:r>
+      <w:proofErr w:type="spellStart"/>
+      <w:r>
+        <w:rPr>
+          <w:lang w:val="ru-RU"/>
+        </w:rPr>
+        <w:t>Timsort</w:t>
+      </w:r>
+      <w:proofErr w:type="spellEnd"/>
+      <w:r>
+        <w:rPr>
+          <w:lang w:val="ru-RU"/>
+        </w:rPr>
+        <w:t xml:space="preserve">: исходный массив разбивается на </w:t>
+      </w:r>
+      <w:proofErr w:type="spellStart"/>
+      <w:r>
+        <w:rPr>
+          <w:lang w:val="ru-RU"/>
+        </w:rPr>
+        <w:t>подмассивы</w:t>
+      </w:r>
+      <w:proofErr w:type="spellEnd"/>
+      <w:r>
+        <w:rPr>
+          <w:lang w:val="ru-RU"/>
+        </w:rPr>
+        <w:t>. Затем</w:t>
+      </w:r>
+      <w:r>
+        <w:rPr>
+          <w:lang w:val="ru-RU"/>
+        </w:rPr>
+        <w:t xml:space="preserve"> </w:t>
+      </w:r>
+      <w:r>
+        <w:rPr>
+          <w:lang w:val="ru-RU"/>
+        </w:rPr>
+        <w:t xml:space="preserve">каждый </w:t>
+      </w:r>
+      <w:proofErr w:type="spellStart"/>
+      <w:r>
+        <w:rPr>
+          <w:lang w:val="ru-RU"/>
+        </w:rPr>
+        <w:t>подмассив</w:t>
+      </w:r>
+      <w:proofErr w:type="spellEnd"/>
+      <w:r>
+        <w:rPr>
+          <w:lang w:val="ru-RU"/>
+        </w:rPr>
+        <w:t xml:space="preserve"> сортируется алгоритмом сортировки вставками,</w:t>
+      </w:r>
+      <w:r>
+        <w:rPr>
+          <w:lang w:val="ru-RU"/>
+        </w:rPr>
+        <w:t xml:space="preserve"> </w:t>
+      </w:r>
+      <w:r>
+        <w:rPr>
+          <w:lang w:val="ru-RU"/>
+        </w:rPr>
+        <w:t xml:space="preserve">затем при помощи сортировки слиянием </w:t>
+      </w:r>
+      <w:proofErr w:type="spellStart"/>
+      <w:r>
+        <w:rPr>
+          <w:lang w:val="ru-RU"/>
+        </w:rPr>
+        <w:t>подмассивы</w:t>
+      </w:r>
+      <w:proofErr w:type="spellEnd"/>
+      <w:r>
+        <w:rPr>
+          <w:lang w:val="ru-RU"/>
+        </w:rPr>
+        <w:t xml:space="preserve"> сливаются в</w:t>
+      </w:r>
+      <w:r>
+        <w:rPr>
+          <w:lang w:val="ru-RU"/>
+        </w:rPr>
+        <w:t xml:space="preserve"> </w:t>
+      </w:r>
+      <w:r>
+        <w:rPr>
+          <w:lang w:val="ru-RU"/>
+        </w:rPr>
+        <w:t>результирующий массив. Была реализована последовательная версия</w:t>
+      </w:r>
+      <w:r>
+        <w:rPr>
+          <w:lang w:val="ru-RU"/>
+        </w:rPr>
+        <w:t xml:space="preserve"> </w:t>
+      </w:r>
+      <w:r>
+        <w:rPr>
+          <w:lang w:val="ru-RU"/>
+        </w:rPr>
+        <w:t xml:space="preserve">алгоритма, при использовании модификации </w:t>
+      </w:r>
+      <w:r>
+        <w:rPr>
+          <w:lang w:val="ru-RU"/>
+        </w:rPr>
+        <w:lastRenderedPageBreak/>
+        <w:t>«галоп». Также была</w:t>
+      </w:r>
+      <w:r>
+        <w:rPr>
+          <w:lang w:val="ru-RU"/>
+        </w:rPr>
+        <w:t xml:space="preserve"> </w:t>
+      </w:r>
+      <w:r>
+        <w:rPr>
+          <w:lang w:val="ru-RU"/>
+        </w:rPr>
+        <w:t>выявлена возможность добавления распараллеливания отдельных</w:t>
+      </w:r>
+      <w:r>
+        <w:rPr>
+          <w:lang w:val="ru-RU"/>
+        </w:rPr>
+        <w:t xml:space="preserve"> </w:t>
+      </w:r>
+      <w:r>
+        <w:rPr>
+          <w:lang w:val="ru-RU"/>
+        </w:rPr>
+        <w:t>частей алгоритма для увеличения его эффективности.</w:t>
+      </w:r>
+      <w:r>
+        <w:rPr>
+          <w:lang w:val="ru-RU"/>
+        </w:rPr>
+        <w:t xml:space="preserve"> </w:t>
+      </w:r>
+    </w:p>
+    <w:p>
+      <w:pPr>
+        <w:rPr>
+          <w:lang w:val="ru-RU"/>
+        </w:rPr>
+      </w:pPr>
+      <w:r>
+        <w:rPr>
+          <w:lang w:val="ru-RU"/>
+        </w:rPr>
+        <w:t>На этапе сортировок вставками одновременно сортируется</w:t>
+      </w:r>
+      <w:r>
+        <w:rPr>
+          <w:lang w:val="ru-RU"/>
+        </w:rPr>
+        <w:t xml:space="preserve"> </w:t>
+      </w:r>
+      <w:r>
+        <w:rPr>
+          <w:lang w:val="ru-RU"/>
+        </w:rPr>
+        <w:t xml:space="preserve">несколько </w:t>
+      </w:r>
+      <w:proofErr w:type="spellStart"/>
+      <w:r>
+        <w:rPr>
+          <w:lang w:val="ru-RU"/>
+        </w:rPr>
+        <w:t>run’ов</w:t>
+      </w:r>
+      <w:proofErr w:type="spellEnd"/>
+      <w:r>
+        <w:rPr>
+          <w:lang w:val="ru-RU"/>
+        </w:rPr>
+        <w:t>. При прохождении этапа слияния параллельно</w:t>
+      </w:r>
+      <w:r>
+        <w:rPr>
+          <w:lang w:val="ru-RU"/>
+        </w:rPr>
+        <w:t xml:space="preserve"> </w:t>
+      </w:r>
+      <w:r>
+        <w:rPr>
+          <w:lang w:val="ru-RU"/>
+        </w:rPr>
+        <w:t xml:space="preserve">сливается множество пар соседних </w:t>
+      </w:r>
+      <w:proofErr w:type="spellStart"/>
+      <w:r>
+        <w:rPr>
+          <w:lang w:val="ru-RU"/>
+        </w:rPr>
+        <w:t>подмассивов</w:t>
+      </w:r>
+      <w:proofErr w:type="spellEnd"/>
+      <w:r>
+        <w:rPr>
+          <w:lang w:val="ru-RU"/>
+        </w:rPr>
+        <w:t>. Количество</w:t>
+      </w:r>
+      <w:r>
+        <w:rPr>
+          <w:lang w:val="ru-RU"/>
+        </w:rPr>
+        <w:t xml:space="preserve"> </w:t>
+      </w:r>
+      <w:r>
+        <w:rPr>
+          <w:lang w:val="ru-RU"/>
+        </w:rPr>
+        <w:t>одновременно выполняемых задач зависит от используемой системы и</w:t>
+      </w:r>
+      <w:r>
+        <w:rPr>
+          <w:lang w:val="ru-RU"/>
+        </w:rPr>
+        <w:t xml:space="preserve"> </w:t>
+      </w:r>
+      <w:r>
+        <w:rPr>
+          <w:lang w:val="ru-RU"/>
+        </w:rPr>
+        <w:t>аппаратного обеспечения.</w:t>
+      </w:r>
+      <w:r>
+        <w:rPr>
+          <w:lang w:val="ru-RU"/>
+        </w:rPr>
+        <w:t xml:space="preserve"> </w:t>
+      </w:r>
+      <w:r>
+        <w:rPr>
+          <w:lang w:val="ru-RU"/>
+        </w:rPr>
+        <w:t>[#</w:t>
+      </w:r>
+      <w:r>
+        <w:rPr>
+          <w:lang w:val="ru-RU"/>
+        </w:rPr>
+        <w:t>дс 42</w:t>
+      </w:r>
+      <w:r>
+        <w:rPr>
+          <w:lang w:val="ru-RU"/>
+        </w:rPr>
+        <w:t>]</w:t>
+      </w:r>
+      <w:r>
+        <w:rPr>
+          <w:lang w:val="ru-RU"/>
+        </w:rPr>
+        <w:t>.</w:t>
+      </w:r>
+      <w:r>
+        <w:rPr>
+          <w:lang w:val="ru-RU"/>
+        </w:rPr>
+        <w:t xml:space="preserve"> Сложность такой сортировки оценивается в </w:t>
+      </w:r>
+      <m:oMath>
+        <m:r>
+          <w:rPr>
+            <w:rFonts w:ascii="Cambria Math" w:hAnsi="Cambria Math"/>
+            <w:lang w:val="en-US"/>
+          </w:rPr>
+          <m:t>O</m:t>
+        </m:r>
+        <m:r>
+          <w:rPr>
+            <w:rFonts w:ascii="Cambria Math" w:hAnsi="Cambria Math"/>
+            <w:lang w:val="ru-RU"/>
+          </w:rPr>
+          <m:t>(</m:t>
+        </m:r>
+        <m:r>
+          <w:rPr>
+            <w:rFonts w:ascii="Cambria Math" w:hAnsi="Cambria Math"/>
+            <w:lang w:val="en-US"/>
+          </w:rPr>
+          <m:t>n</m:t>
+        </m:r>
+        <m:r>
+          <w:rPr>
+            <w:rFonts w:ascii="Cambria Math" w:hAnsi="Cambria Math"/>
+            <w:lang w:val="ru-RU"/>
+          </w:rPr>
+          <m:t>*</m:t>
+        </m:r>
+        <m:r>
+          <w:rPr>
+            <w:rFonts w:ascii="Cambria Math" w:hAnsi="Cambria Math"/>
+            <w:lang w:val="en-US"/>
+          </w:rPr>
+          <m:t>log</m:t>
+        </m:r>
+        <m:r>
+          <w:rPr>
+            <w:rFonts w:ascii="Cambria Math" w:hAnsi="Cambria Math"/>
+            <w:lang w:val="ru-RU"/>
+          </w:rPr>
+          <m:t xml:space="preserve"> </m:t>
+        </m:r>
+        <m:r>
+          <w:rPr>
+            <w:rFonts w:ascii="Cambria Math" w:hAnsi="Cambria Math"/>
+            <w:lang w:val="en-US"/>
+          </w:rPr>
+          <m:t>n</m:t>
+        </m:r>
+        <m:r>
+          <w:rPr>
+            <w:rFonts w:ascii="Cambria Math" w:hAnsi="Cambria Math"/>
+            <w:lang w:val="ru-RU"/>
+          </w:rPr>
+          <m:t>)</m:t>
+        </m:r>
+      </m:oMath>
+      <w:r>
+        <w:rPr>
+          <w:rFonts w:eastAsiaTheme="minorEastAsia"/>
+          <w:lang w:val="ru-RU"/>
+        </w:rPr>
+        <w:t xml:space="preserve">, что </w:t>
+      </w:r>
+      <w:r>
+        <w:rPr>
+          <w:rFonts w:eastAsiaTheme="minorEastAsia"/>
+          <w:lang w:val="ru-RU"/>
+        </w:rPr>
+        <w:t xml:space="preserve">сопоставимо со скоростью </w:t>
+      </w:r>
+      <w:r>
+        <w:rPr>
+          <w:rFonts w:eastAsiaTheme="minorEastAsia"/>
+          <w:lang w:val="ru-RU"/>
+        </w:rPr>
+        <w:t>алгоритм</w:t>
+      </w:r>
+      <w:r>
+        <w:rPr>
+          <w:rFonts w:eastAsiaTheme="minorEastAsia"/>
+          <w:lang w:val="ru-RU"/>
+        </w:rPr>
+        <w:t>а</w:t>
+      </w:r>
+      <w:r>
+        <w:rPr>
+          <w:rFonts w:eastAsiaTheme="minorEastAsia"/>
+          <w:lang w:val="ru-RU"/>
+        </w:rPr>
+        <w:t xml:space="preserve"> быстрой сортировки </w:t>
+      </w:r>
+      <w:r>
+        <w:rPr>
+          <w:rFonts w:eastAsiaTheme="minorEastAsia"/>
+          <w:lang w:val="ru-RU"/>
+        </w:rPr>
+        <w:t>[</w:t>
+      </w:r>
+      <w:r>
+        <w:rPr>
+          <w:rFonts w:eastAsiaTheme="minorEastAsia"/>
+          <w:lang w:val="ru-RU"/>
+        </w:rPr>
+        <w:t>#</w:t>
+      </w:r>
+      <w:r>
+        <w:rPr>
+          <w:rFonts w:eastAsiaTheme="minorEastAsia"/>
+          <w:lang w:val="ru-RU"/>
+        </w:rPr>
+        <w:t>дс 4</w:t>
+      </w:r>
+      <w:r>
+        <w:rPr>
+          <w:rFonts w:eastAsiaTheme="minorEastAsia"/>
+          <w:lang w:val="ru-RU"/>
+        </w:rPr>
+        <w:t>6</w:t>
+      </w:r>
+      <w:r>
+        <w:rPr>
+          <w:rFonts w:eastAsiaTheme="minorEastAsia"/>
+          <w:lang w:val="ru-RU"/>
+        </w:rPr>
+        <w:t>]</w:t>
+      </w:r>
+      <w:r>
+        <w:rPr>
+          <w:lang w:val="ru-RU"/>
+        </w:rPr>
+        <w:t>.</w:t>
+      </w:r>
+    </w:p>
+    <w:p>
+      <w:pPr>
+        <w:rPr>
+          <w:lang w:val="ru-RU"/>
+        </w:rPr>
+      </w:pPr>
+      <w:r>
+        <w:rPr>
+          <w:lang w:val="ru-RU"/>
+        </w:rPr>
+        <w:t xml:space="preserve">Под методом поиска индекса – </w:t>
+      </w:r>
+      <w:r>
+        <w:rPr>
+          <w:lang w:val="ru-RU"/>
+        </w:rPr>
+        <w:t>.</w:t>
+      </w:r>
+      <w:r>
+        <w:rPr>
+          <w:lang w:val="en-US"/>
+        </w:rPr>
+        <w:t>index</w:t>
+      </w:r>
+      <w:r>
+        <w:rPr>
+          <w:lang w:val="ru-RU"/>
+        </w:rPr>
+        <w:t>()</w:t>
+      </w:r>
+      <w:r>
+        <w:rPr>
+          <w:lang w:val="ru-RU"/>
+        </w:rPr>
+        <w:t xml:space="preserve"> скрывается обыкновенный проход по списку, в чём можно </w:t>
+      </w:r>
+      <w:r>
+        <w:rPr>
+          <w:lang w:val="ru-RU"/>
+        </w:rPr>
+        <w:t>убедится,</w:t>
+      </w:r>
+      <w:r>
+        <w:rPr>
+          <w:lang w:val="ru-RU"/>
+        </w:rPr>
+        <w:t xml:space="preserve"> просмотрев исходный код интерпретатора </w:t>
+      </w:r>
+      <w:proofErr w:type="spellStart"/>
+      <w:r>
+        <w:rPr>
+          <w:lang w:val="en-US"/>
+        </w:rPr>
+        <w:t>CPython</w:t>
+      </w:r>
+      <w:proofErr w:type="spellEnd"/>
+      <w:r>
+        <w:rPr>
+          <w:lang w:val="ru-RU"/>
+        </w:rPr>
+        <w:t xml:space="preserve"> [#</w:t>
+      </w:r>
+      <w:r>
+        <w:rPr>
+          <w:lang w:val="ru-RU"/>
+        </w:rPr>
+        <w:t>дс 43</w:t>
+      </w:r>
+      <w:r>
+        <w:rPr>
+          <w:lang w:val="ru-RU"/>
+        </w:rPr>
+        <w:t>].</w:t>
+      </w:r>
+      <w:r>
+        <w:rPr>
+          <w:lang w:val="ru-RU"/>
+        </w:rPr>
+        <w:t xml:space="preserve"> Сложность такого алгоритма оценивается в </w:t>
+      </w:r>
+      <m:oMath>
+        <m:r>
+          <w:rPr>
+            <w:rFonts w:ascii="Cambria Math" w:hAnsi="Cambria Math"/>
+            <w:lang w:val="en-US"/>
+          </w:rPr>
+          <m:t>O</m:t>
+        </m:r>
+        <m:r>
+          <w:rPr>
+            <w:rFonts w:ascii="Cambria Math" w:hAnsi="Cambria Math"/>
+            <w:lang w:val="ru-RU"/>
+          </w:rPr>
+          <m:t>(</m:t>
+        </m:r>
+        <m:r>
+          <w:rPr>
+            <w:rFonts w:ascii="Cambria Math" w:hAnsi="Cambria Math"/>
+            <w:lang w:val="en-US"/>
+          </w:rPr>
+          <m:t>n</m:t>
+        </m:r>
+        <m:r>
+          <w:rPr>
+            <w:rFonts w:ascii="Cambria Math" w:hAnsi="Cambria Math"/>
+            <w:lang w:val="ru-RU"/>
+          </w:rPr>
+          <m:t>)</m:t>
+        </m:r>
+      </m:oMath>
+      <w:r>
+        <w:rPr>
+          <w:lang w:val="ru-RU"/>
+        </w:rPr>
+        <w:t>.</w:t>
+      </w:r>
+    </w:p>
+    <w:p>
+      <w:pPr>
+        <w:rPr>
+          <w:lang w:val="ru-RU"/>
+        </w:rPr>
+      </w:pPr>
+      <w:r>
+        <w:rPr>
+          <w:lang w:val="ru-RU"/>
+        </w:rPr>
+        <w:t xml:space="preserve">Хеширование в программе происходит, используя алгоритм </w:t>
+      </w:r>
+      <w:r>
+        <w:rPr>
+          <w:lang w:val="en-US"/>
+        </w:rPr>
+        <w:t>SHA</w:t>
+      </w:r>
+      <w:r>
+        <w:rPr>
+          <w:lang w:val="ru-RU"/>
+        </w:rPr>
+        <w:t>-256</w:t>
+      </w:r>
+      <w:r>
+        <w:rPr>
+          <w:lang w:val="ru-RU"/>
+        </w:rPr>
+        <w:t>.</w:t>
+      </w:r>
+    </w:p>
+    <w:p>
+      <w:pPr>
+        <w:rPr>
+          <w:lang w:val="ru-RU"/>
+        </w:rPr>
+      </w:pPr>
+      <w:r>
+        <w:rPr>
+          <w:lang w:val="ru-RU"/>
+        </w:rPr>
+        <w:t xml:space="preserve">Алгоритм SHA-256 (Secure </w:t>
+      </w:r>
+      <w:proofErr w:type="spellStart"/>
+      <w:r>
+        <w:rPr>
+          <w:lang w:val="ru-RU"/>
+        </w:rPr>
+        <w:t>Hash</w:t>
+      </w:r>
+      <w:proofErr w:type="spellEnd"/>
+      <w:r>
+        <w:rPr>
+          <w:lang w:val="ru-RU"/>
+        </w:rPr>
+        <w:t xml:space="preserve"> </w:t>
+      </w:r>
+      <w:proofErr w:type="spellStart"/>
+      <w:r>
+        <w:rPr>
+          <w:lang w:val="ru-RU"/>
+        </w:rPr>
+        <w:t>Algorithm</w:t>
+      </w:r>
+      <w:proofErr w:type="spellEnd"/>
+      <w:r>
+        <w:rPr>
+          <w:lang w:val="ru-RU"/>
+        </w:rPr>
+        <w:t xml:space="preserve"> 256-bit) – это безопасный алгоритм</w:t>
+      </w:r>
+      <w:r>
+        <w:rPr>
+          <w:lang w:val="ru-RU"/>
+        </w:rPr>
+        <w:t xml:space="preserve"> </w:t>
+      </w:r>
+      <w:r>
+        <w:rPr>
+          <w:lang w:val="ru-RU"/>
+        </w:rPr>
+        <w:t>хеширования, применяющийся для шифрования данных [</w:t>
+      </w:r>
+      <w:r>
+        <w:rPr>
+          <w:lang w:val="ru-RU"/>
+        </w:rPr>
+        <w:t>#</w:t>
+      </w:r>
+      <w:r>
+        <w:rPr>
+          <w:lang w:val="ru-RU"/>
+        </w:rPr>
+        <w:t>дс 44</w:t>
+      </w:r>
+      <w:r>
+        <w:rPr>
+          <w:lang w:val="ru-RU"/>
+        </w:rPr>
+        <w:t>]. Размер выходных данных этого</w:t>
+      </w:r>
+      <w:r>
+        <w:rPr>
+          <w:lang w:val="ru-RU"/>
+        </w:rPr>
+        <w:t xml:space="preserve"> </w:t>
+      </w:r>
+      <w:r>
+        <w:rPr>
+          <w:lang w:val="ru-RU"/>
+        </w:rPr>
+        <w:t xml:space="preserve">алгоритма независим от размера входных данных. Данные на выходе, так называемый </w:t>
+      </w:r>
+      <w:proofErr w:type="spellStart"/>
+      <w:r>
+        <w:rPr>
+          <w:lang w:val="ru-RU"/>
+        </w:rPr>
+        <w:t>хеш</w:t>
+      </w:r>
+      <w:proofErr w:type="spellEnd"/>
+      <w:r>
+        <w:rPr>
+          <w:lang w:val="ru-RU"/>
+        </w:rPr>
+        <w:t>,</w:t>
+      </w:r>
+      <w:r>
+        <w:rPr>
+          <w:lang w:val="ru-RU"/>
+        </w:rPr>
+        <w:t xml:space="preserve"> </w:t>
+      </w:r>
+      <w:r>
+        <w:rPr>
+          <w:lang w:val="ru-RU"/>
+        </w:rPr>
+        <w:t xml:space="preserve">составляют строго 256 бит. В таких алгоритмах очень важно количество уникальных </w:t>
+      </w:r>
+      <w:proofErr w:type="spellStart"/>
+      <w:r>
+        <w:rPr>
+          <w:lang w:val="ru-RU"/>
+        </w:rPr>
+        <w:t>хешей</w:t>
+      </w:r>
+      <w:proofErr w:type="spellEnd"/>
+      <w:r>
+        <w:rPr>
+          <w:lang w:val="ru-RU"/>
+        </w:rPr>
+        <w:t>,</w:t>
+      </w:r>
+      <w:r>
+        <w:rPr>
+          <w:lang w:val="ru-RU"/>
+        </w:rPr>
+        <w:t xml:space="preserve"> </w:t>
+      </w:r>
+      <w:r>
+        <w:rPr>
+          <w:lang w:val="ru-RU"/>
+        </w:rPr>
+        <w:t xml:space="preserve">которые этот алгоритм могут сгенерировать. Чем уникальных </w:t>
+      </w:r>
+      <w:proofErr w:type="spellStart"/>
+      <w:r>
+        <w:rPr>
+          <w:lang w:val="ru-RU"/>
+        </w:rPr>
+        <w:t>хешей</w:t>
+      </w:r>
+      <w:proofErr w:type="spellEnd"/>
+      <w:r>
+        <w:rPr>
+          <w:lang w:val="ru-RU"/>
+        </w:rPr>
+        <w:t xml:space="preserve"> больше, тем меньше</w:t>
+      </w:r>
+      <w:r>
+        <w:rPr>
+          <w:lang w:val="ru-RU"/>
+        </w:rPr>
+        <w:t xml:space="preserve"> </w:t>
+      </w:r>
+      <w:r>
+        <w:rPr>
+          <w:lang w:val="ru-RU"/>
+        </w:rPr>
+        <w:t xml:space="preserve">вероятность того, что один и тот же </w:t>
+      </w:r>
+      <w:proofErr w:type="spellStart"/>
+      <w:r>
+        <w:rPr>
+          <w:lang w:val="ru-RU"/>
+        </w:rPr>
+        <w:t>хеш</w:t>
+      </w:r>
+      <w:proofErr w:type="spellEnd"/>
+      <w:r>
+        <w:rPr>
+          <w:lang w:val="ru-RU"/>
+        </w:rPr>
+        <w:t xml:space="preserve"> будет использован несколько раз.</w:t>
+      </w:r>
+    </w:p>
+    <w:p>
+      <w:pPr>
+        <w:rPr>
+          <w:lang w:val="ru-RU"/>
+        </w:rPr>
+      </w:pPr>
+      <w:r>
+        <w:rPr>
+          <w:lang w:val="ru-RU"/>
+        </w:rPr>
+        <w:t>Алгоритм SHA-256 включен в семейство алгоритмов SHA-2. В основу алгоритма</w:t>
+      </w:r>
+      <w:r>
+        <w:rPr>
+          <w:lang w:val="ru-RU"/>
+        </w:rPr>
+        <w:t xml:space="preserve"> </w:t>
+      </w:r>
+      <w:r>
+        <w:rPr>
+          <w:lang w:val="ru-RU"/>
+        </w:rPr>
+        <w:t xml:space="preserve">вошла структура Меркла – </w:t>
+      </w:r>
+      <w:proofErr w:type="spellStart"/>
+      <w:r>
+        <w:rPr>
+          <w:lang w:val="ru-RU"/>
+        </w:rPr>
+        <w:t>Дамгора</w:t>
+      </w:r>
+      <w:proofErr w:type="spellEnd"/>
+      <w:r>
+        <w:rPr>
+          <w:lang w:val="ru-RU"/>
+        </w:rPr>
+        <w:t>, смысл которой заключается в методе построения</w:t>
+      </w:r>
+      <w:r>
+        <w:rPr>
+          <w:lang w:val="ru-RU"/>
+        </w:rPr>
+        <w:t xml:space="preserve"> </w:t>
+      </w:r>
+      <w:r>
+        <w:rPr>
+          <w:lang w:val="ru-RU"/>
+        </w:rPr>
+        <w:t>криптографических хеш-функций, которые разбивают входные данные произвольной длины</w:t>
+      </w:r>
+      <w:r>
+        <w:rPr>
+          <w:lang w:val="ru-RU"/>
+        </w:rPr>
+        <w:t xml:space="preserve"> </w:t>
+      </w:r>
+      <w:r>
+        <w:rPr>
+          <w:lang w:val="ru-RU"/>
+        </w:rPr>
+        <w:t>на блоки фиксированной длины. После разбиения, обработка этих блоков производится в</w:t>
+      </w:r>
+      <w:r>
+        <w:rPr>
+          <w:lang w:val="ru-RU"/>
+        </w:rPr>
+        <w:t xml:space="preserve"> </w:t>
+      </w:r>
+      <w:r>
+        <w:rPr>
+          <w:lang w:val="ru-RU"/>
+        </w:rPr>
+        <w:t>порядке очереди, с применением односторонней функции сжатия, в которой каждый</w:t>
+      </w:r>
+      <w:r>
+        <w:rPr>
+          <w:lang w:val="ru-RU"/>
+        </w:rPr>
+        <w:t xml:space="preserve"> </w:t>
+      </w:r>
+      <w:r>
+        <w:rPr>
+          <w:lang w:val="ru-RU"/>
+        </w:rPr>
+        <w:t>входной блок принимается совместно с выходным блоком от предыдущей обработки.</w:t>
+      </w:r>
+      <w:r>
+        <w:rPr>
+          <w:lang w:val="ru-RU"/>
+        </w:rPr>
+        <w:t xml:space="preserve"> </w:t>
+      </w:r>
+      <w:r>
+        <w:rPr>
+          <w:lang w:val="ru-RU"/>
+        </w:rPr>
+        <w:t xml:space="preserve">Пример </w:t>
+      </w:r>
+      <w:proofErr w:type="spellStart"/>
+      <w:r>
+        <w:rPr>
+          <w:lang w:val="ru-RU"/>
+        </w:rPr>
+        <w:t>хешей</w:t>
+      </w:r>
+      <w:proofErr w:type="spellEnd"/>
+      <w:r>
+        <w:rPr>
+          <w:lang w:val="ru-RU"/>
+        </w:rPr>
+        <w:t>, сгенерированных алгоритмом, представлены на рисунке 1. К преимуществам</w:t>
+      </w:r>
+      <w:r>
+        <w:rPr>
+          <w:lang w:val="ru-RU"/>
+        </w:rPr>
+        <w:t xml:space="preserve"> </w:t>
+      </w:r>
+      <w:r>
+        <w:rPr>
+          <w:lang w:val="ru-RU"/>
+        </w:rPr>
+        <w:t>алгоритма можно отнести минимальный шанс коллизий, когда несколько различных потоков</w:t>
+      </w:r>
+      <w:r>
+        <w:rPr>
+          <w:lang w:val="ru-RU"/>
+        </w:rPr>
+        <w:t xml:space="preserve"> </w:t>
+      </w:r>
+      <w:r>
+        <w:rPr>
+          <w:lang w:val="ru-RU"/>
+        </w:rPr>
+        <w:t>входных данных могут дать одинаковый поток выходных. У алгоритма SHA-256 существует</w:t>
+      </w:r>
+      <w:r>
+        <w:rPr>
+          <w:lang w:val="ru-RU"/>
+        </w:rPr>
+        <w:t xml:space="preserve"> </w:t>
+      </w:r>
+      <w:r>
+        <w:rPr>
+          <w:lang w:val="ru-RU"/>
+        </w:rPr>
+        <w:t>2256 возможных вариантов хеш-</w:t>
+      </w:r>
+      <w:r>
+        <w:rPr>
+          <w:lang w:val="ru-RU"/>
+        </w:rPr>
+        <w:lastRenderedPageBreak/>
+        <w:t>значений, поэтому в случае какой-либо атаки, если</w:t>
+      </w:r>
+      <w:r>
+        <w:rPr>
+          <w:lang w:val="ru-RU"/>
+        </w:rPr>
+        <w:t xml:space="preserve"> </w:t>
+      </w:r>
+      <w:r>
+        <w:rPr>
+          <w:lang w:val="ru-RU"/>
+        </w:rPr>
+        <w:t>производить перебор всех комбинаций для поиска нужной, то на взлом уйдет большое</w:t>
+      </w:r>
+      <w:r>
+        <w:rPr>
+          <w:lang w:val="ru-RU"/>
+        </w:rPr>
+        <w:t xml:space="preserve"> </w:t>
+      </w:r>
+      <w:r>
+        <w:rPr>
+          <w:lang w:val="ru-RU"/>
+        </w:rPr>
+        <w:t>количество операций и времени [</w:t>
+      </w:r>
+      <w:r>
+        <w:rPr>
+          <w:lang w:val="ru-RU"/>
+        </w:rPr>
+        <w:t>#</w:t>
+      </w:r>
+      <w:r>
+        <w:rPr>
+          <w:lang w:val="ru-RU"/>
+        </w:rPr>
+        <w:t>дс 45</w:t>
+      </w:r>
+      <w:r>
+        <w:rPr>
+          <w:lang w:val="ru-RU"/>
+        </w:rPr>
+        <w:t>].</w:t>
+      </w:r>
+    </w:p>
+    <w:p>
+      <w:pPr>
+        <w:rPr>
+          <w:lang w:val="ru-RU"/>
+        </w:rPr>
+      </w:pPr>
+      <w:r>
+        <w:rPr>
+          <w:lang w:val="ru-RU"/>
+        </w:rPr>
+        <w:t>Выбранный математический аппарат позволяет достаточно эффективно реализовать всю необходимую функциональность продукта. Хотя основными и самыми затратными являются алгоритмы машинного обучения алгоритмы, используемые для построения взаимодействия пользователя с программой или для управления хранящимися данными также должны быть достаточно эффективными для обеспечения отзывчивости интерфейса программы и положительного пользовательского опыта.</w:t>
       </w:r>
     </w:p>
     <w:p>
@@ -9735,15 +13091,66 @@
           <w:lang w:val="ru-RU"/>
         </w:rPr>
       </w:pPr>
-      <w:hyperlink r:id="rId6" w:history="1">
-        <w:r>
-          <w:rPr>
-            <w:rStyle w:val="ac"/>
-            <w:lang w:val="ru-RU"/>
-          </w:rPr>
-          <w:t>https://elibrary.ru/item.asp?id=39241402</w:t>
-        </w:r>
-      </w:hyperlink>
+      <w:r>
+        <w:rPr>
+          <w:lang w:val="ru-RU"/>
+        </w:rPr>
+        <w:t>1</w:t>
+      </w:r>
+      <w:r>
+        <w:t>Каменская, А. С. Адаптация Google Cloud Speech-to-text API для автоматической транскрибации веб-конференций в реальном времени / А. С. Каменская // Автоматика и программная инженерия. – 2019. – № 2(28). – С. 19-23. – EDN NQOKPT.</w:t>
+      </w:r>
+      <w:r>
+        <w:t xml:space="preserve"> </w:t>
+      </w:r>
+      <w:r>
+        <w:rPr>
+          <w:lang w:val="ru-RU"/>
+        </w:rPr>
+        <w:t>Режим доступа</w:t>
+      </w:r>
+      <w:r>
+        <w:rPr>
+          <w:lang w:val="ru-RU"/>
+        </w:rPr>
+        <w:t xml:space="preserve">: </w:t>
+      </w:r>
+      <w:r>
+        <w:rPr>
+          <w:lang w:val="ru-RU"/>
+        </w:rPr>
+        <w:t>https://elibrary.ru/item.asp?id=39241402</w:t>
+      </w:r>
+      <w:r>
+        <w:t xml:space="preserve"> (</w:t>
+      </w:r>
+      <w:r>
+        <w:rPr>
+          <w:lang w:val="ru-RU"/>
+        </w:rPr>
+        <w:t>д</w:t>
+      </w:r>
+      <w:r>
+        <w:rPr>
+          <w:lang w:val="ru-RU"/>
+        </w:rPr>
+        <w:t xml:space="preserve">ата обращения: </w:t>
+      </w:r>
+      <w:r>
+        <w:rPr>
+          <w:lang w:val="ru-RU"/>
+        </w:rPr>
+        <w:t>08.12.2025</w:t>
+      </w:r>
+      <w:r>
+        <w:t>)</w:t>
+      </w:r>
+      <w:r>
+        <w:rPr>
+          <w:lang w:val="ru-RU"/>
+        </w:rPr>
+        <w:t>.</w:t>
+      </w:r>
     </w:p>
     <w:p>
       <w:pPr>
@@ -9756,15 +13163,72 @@
           <w:lang w:val="ru-RU"/>
         </w:rPr>
       </w:pPr>
-      <w:hyperlink r:id="rId7" w:history="1">
-        <w:r>
-          <w:rPr>
-            <w:rStyle w:val="ac"/>
-            <w:lang w:val="ru-RU"/>
-          </w:rPr>
-          <w:t>https://elibrary.ru/item.asp?id=61335239</w:t>
-        </w:r>
-      </w:hyperlink>
+      <w:r>
+        <w:rPr>
+          <w:lang w:val="ru-RU"/>
+        </w:rPr>
+        <w:t>2</w:t>
+      </w:r>
+      <w:r>
+        <w:t>Кочетков, М. А. Исследование востребованности на рынке специалистов, освоивших инструменты бережливого производства «диаграмма Ганта», «диаграмма Исикавы» и «диаграмма спагетти» / М. А. Кочетков // Бизнес-трансформация: управление улучшениями. – 2023. – № 4. – С. 48-54. – EDN WSQWCV.</w:t>
+      </w:r>
+      <w:r>
+        <w:t xml:space="preserve"> </w:t>
+      </w:r>
+      <w:r>
+        <w:rPr>
+          <w:lang w:val="ru-RU"/>
+        </w:rPr>
+        <w:t>Режим доступа</w:t>
+      </w:r>
+      <w:r>
+        <w:rPr>
+          <w:lang w:val="ru-RU"/>
+        </w:rPr>
+        <w:t xml:space="preserve">: </w:t>
+      </w:r>
+      <w:r>
+        <w:rPr>
+          <w:lang w:val="ru-RU"/>
+        </w:rPr>
+        <w:t>https://elibrary.ru/item.asp?id=61335239</w:t>
+      </w:r>
+      <w:r>
+        <w:rPr>
+          <w:lang w:val="ru-RU"/>
+        </w:rPr>
+        <w:t xml:space="preserve"> </w:t>
+      </w:r>
+      <w:r>
+        <w:t>(</w:t>
+      </w:r>
+      <w:r>
+        <w:rPr>
+          <w:lang w:val="ru-RU"/>
+        </w:rPr>
+        <w:t>д</w:t>
+      </w:r>
+      <w:r>
+        <w:rPr>
+          <w:lang w:val="ru-RU"/>
+        </w:rPr>
+        <w:t xml:space="preserve">ата обращения: </w:t>
+      </w:r>
+      <w:r>
+        <w:rPr>
+          <w:lang w:val="ru-RU"/>
+        </w:rPr>
+        <w:t>08.12.2025</w:t>
+      </w:r>
+      <w:r>
+        <w:t>)</w:t>
+      </w:r>
+      <w:r>
+        <w:rPr>
+          <w:lang w:val="ru-RU"/>
+        </w:rPr>
+        <w:t>.</w:t>
+      </w:r>
     </w:p>
     <w:p>
       <w:pPr>
@@ -9777,15 +13241,96 @@
           <w:lang w:val="ru-RU"/>
         </w:rPr>
       </w:pPr>
-      <w:hyperlink r:id="rId8" w:history="1">
-        <w:r>
-          <w:rPr>
-            <w:rStyle w:val="ac"/>
-            <w:lang w:val="ru-RU"/>
-          </w:rPr>
-          <w:t>https://elibrary.ru/item.asp?id=58803818</w:t>
-        </w:r>
-      </w:hyperlink>
+      <w:r>
+        <w:rPr>
+          <w:lang w:val="ru-RU"/>
+        </w:rPr>
+        <w:t>3</w:t>
+      </w:r>
+      <w:r>
+        <w:t>Паскевичян, А. А. Анализ и сравнение популярны средств разработки в рамках обучения программированию на языке C, C++ / А. А. Паскевичян, А. В. Свищев // Моя профессиональная карьера. – 2023. – Т. 3, № 55. – С. 218-223. – EDN HTPUIH.</w:t>
+      </w:r>
+      <w:r>
+        <w:t xml:space="preserve"> </w:t>
+      </w:r>
+      <w:r>
+        <w:rPr>
+          <w:lang w:val="ru-RU"/>
+        </w:rPr>
+        <w:t>Режим доступа</w:t>
+      </w:r>
+      <w:r>
+        <w:rPr>
+          <w:lang w:val="ru-RU"/>
+        </w:rPr>
+        <w:t xml:space="preserve">: </w:t>
+      </w:r>
+      <w:r>
+        <w:rPr>
+          <w:lang w:val="ru-RU"/>
+        </w:rPr>
+        <w:t>https://elibrary.ru/item.asp?id</w:t>
+      </w:r>
+      <w:r>
+        <w:rPr>
+          <w:lang w:val="ru-RU"/>
+        </w:rPr>
+        <w:t>=</w:t>
+      </w:r>
+      <w:r>
+        <w:rPr>
+          <w:lang w:val="ru-RU"/>
+        </w:rPr>
+        <w:t>5880</w:t>
+      </w:r>
+      <w:r>
+        <w:rPr>
+          <w:lang w:val="ru-RU"/>
+        </w:rPr>
+        <w:t>3</w:t>
+      </w:r>
+      <w:r>
+        <w:rPr>
+          <w:lang w:val="ru-RU"/>
+        </w:rPr>
+        <w:t>818</w:t>
+      </w:r>
+      <w:r>
+        <w:rPr>
+          <w:lang w:val="ru-RU"/>
+        </w:rPr>
+        <w:t xml:space="preserve"> </w:t>
+      </w:r>
+      <w:r>
+        <w:t>(</w:t>
+      </w:r>
+      <w:r>
+        <w:rPr>
+          <w:lang w:val="ru-RU"/>
+        </w:rPr>
+        <w:t>д</w:t>
+      </w:r>
+      <w:r>
+        <w:rPr>
+          <w:lang w:val="ru-RU"/>
+        </w:rPr>
+        <w:t xml:space="preserve">ата обращения: </w:t>
+      </w:r>
+      <w:r>
+        <w:rPr>
+          <w:lang w:val="ru-RU"/>
+        </w:rPr>
+        <w:t>08.12.2025</w:t>
+      </w:r>
+      <w:r>
+        <w:t>)</w:t>
+      </w:r>
+      <w:r>
+        <w:rPr>
+          <w:lang w:val="ru-RU"/>
+        </w:rPr>
+        <w:t>.</w:t>
+      </w:r>
     </w:p>
     <w:p>
       <w:pPr>
@@ -9798,15 +13343,144 @@
           <w:lang w:val="ru-RU"/>
         </w:rPr>
       </w:pPr>
-      <w:hyperlink r:id="rId9" w:history="1">
-        <w:r>
-          <w:rPr>
-            <w:rStyle w:val="ac"/>
-            <w:lang w:val="ru-RU"/>
-          </w:rPr>
-          <w:t>https://speech2text.pro/</w:t>
-        </w:r>
-      </w:hyperlink>
+      <w:r>
+        <w:rPr>
+          <w:lang w:val="ru-RU"/>
+        </w:rPr>
+        <w:t>4</w:t>
+      </w:r>
+      <w:r>
+        <w:rPr>
+          <w:lang w:val="en-US"/>
+        </w:rPr>
+        <w:t>Speech</w:t>
+      </w:r>
+      <w:r>
+        <w:rPr>
+          <w:lang w:val="ru-RU"/>
+        </w:rPr>
+        <w:t>2</w:t>
+      </w:r>
+      <w:r>
+        <w:rPr>
+          <w:lang w:val="en-US"/>
+        </w:rPr>
+        <w:t>Text</w:t>
+      </w:r>
+      <w:r>
+        <w:rPr>
+          <w:lang w:val="ru-RU"/>
+        </w:rPr>
+        <w:t xml:space="preserve"> – </w:t>
+      </w:r>
+      <w:r>
+        <w:rPr>
+          <w:lang w:val="ru-RU"/>
+        </w:rPr>
+        <w:t>сервис</w:t>
+      </w:r>
+      <w:r>
+        <w:rPr>
+          <w:lang w:val="ru-RU"/>
+        </w:rPr>
+        <w:t xml:space="preserve"> </w:t>
+      </w:r>
+      <w:r>
+        <w:rPr>
+          <w:lang w:val="ru-RU"/>
+        </w:rPr>
+        <w:t>для</w:t>
+      </w:r>
+      <w:r>
+        <w:rPr>
+          <w:lang w:val="ru-RU"/>
+        </w:rPr>
+        <w:t xml:space="preserve"> </w:t>
+      </w:r>
+      <w:r>
+        <w:rPr>
+          <w:lang w:val="ru-RU"/>
+        </w:rPr>
+        <w:t xml:space="preserve">конвертации речи в текст. </w:t>
+      </w:r>
+      <w:r>
+        <w:rPr>
+          <w:lang w:val="ru-RU"/>
+        </w:rPr>
+        <w:t>[</w:t>
+      </w:r>
+      <w:r>
+        <w:rPr>
+          <w:lang w:val="ru-RU"/>
+        </w:rPr>
+        <w:t>Электронный ресурс</w:t>
+      </w:r>
+      <w:r>
+        <w:rPr>
+          <w:lang w:val="ru-RU"/>
+        </w:rPr>
+        <w:t>]</w:t>
+      </w:r>
+      <w:r>
+        <w:rPr>
+          <w:lang w:val="ru-RU"/>
+        </w:rPr>
+        <w:t xml:space="preserve">. Режим доступа: </w:t>
+      </w:r>
+      <w:r>
+        <w:rPr>
+          <w:lang w:val="en-US"/>
+        </w:rPr>
+        <w:t>https</w:t>
+      </w:r>
+      <w:r>
+        <w:rPr>
+          <w:lang w:val="ru-RU"/>
+        </w:rPr>
+        <w:t>://</w:t>
+      </w:r>
+      <w:r>
+        <w:rPr>
+          <w:lang w:val="en-US"/>
+        </w:rPr>
+        <w:t>speech</w:t>
+      </w:r>
+      <w:r>
+        <w:rPr>
+          <w:lang w:val="ru-RU"/>
+        </w:rPr>
+        <w:t>2</w:t>
+      </w:r>
+      <w:r>
+        <w:rPr>
+          <w:lang w:val="en-US"/>
+        </w:rPr>
+        <w:t>text</w:t>
+      </w:r>
+      <w:r>
+        <w:rPr>
+          <w:lang w:val="ru-RU"/>
+        </w:rPr>
+        <w:t>.</w:t>
+      </w:r>
+      <w:r>
+        <w:rPr>
+          <w:lang w:val="en-US"/>
+        </w:rPr>
+        <w:t>pro</w:t>
+      </w:r>
+      <w:r>
+        <w:rPr>
+          <w:lang w:val="ru-RU"/>
+        </w:rPr>
+        <w:t>/</w:t>
+      </w:r>
+      <w:r>
+        <w:rPr>
+          <w:lang w:val="ru-RU"/>
+        </w:rPr>
+        <w:t xml:space="preserve"> (дата обращения: 08.12.2025).</w:t>
+      </w:r>
     </w:p>
     <w:p>
       <w:pPr>
@@ -9815,19 +13489,46 @@
           <w:ilvl w:val="0"/>
           <w:numId w:val="3"/>
         </w:numPr>
-        <w:rPr>
-          <w:lang w:val="ru-RU"/>
-        </w:rPr>
-      </w:pPr>
-      <w:hyperlink r:id="rId10" w:history="1">
-        <w:r>
-          <w:rPr>
-            <w:rStyle w:val="ac"/>
-            <w:lang w:val="ru-RU"/>
-          </w:rPr>
-          <w:t>https://cyberleninka.ru/article/n/model-golosovogo-upravleniya-dvizheniem-poezdov-na-stantsii</w:t>
-        </w:r>
-      </w:hyperlink>
+      </w:pPr>
+      <w:r>
+        <w:rPr>
+          <w:lang w:val="ru-RU"/>
+        </w:rPr>
+        <w:t>5</w:t>
+      </w:r>
+      <w:r>
+        <w:t xml:space="preserve">Чепцов Михаил Николаевич, Подолян Александр Анатольевич, Гавриченков Игорь Сергеевич </w:t>
+      </w:r>
+      <w:r>
+        <w:rPr>
+          <w:lang w:val="ru-RU"/>
+        </w:rPr>
+        <w:t>М</w:t>
+      </w:r>
+      <w:r>
+        <w:t xml:space="preserve">одель голосового управления движением поездов на станции </w:t>
+      </w:r>
+      <w:r>
+        <w:t xml:space="preserve">// Сборник научных трудов ДОНИЖТ. 2024. №1 (72). </w:t>
+      </w:r>
+      <w:r>
+        <w:rPr>
+          <w:lang w:val="ru-RU"/>
+        </w:rPr>
+        <w:t>Режим доступа</w:t>
+      </w:r>
+      <w:r>
+        <w:t xml:space="preserve">: https://cyberleninka.ru/article/n/model-golosovogo-upravleniya-dvizheniem-poezdov-na-stantsii (дата обращения: </w:t>
+      </w:r>
+      <w:r>
+        <w:rPr>
+          <w:lang w:val="ru-RU"/>
+        </w:rPr>
+        <w:t>08</w:t>
+      </w:r>
+      <w:r>
+        <w:t>.12.2025).</w:t>
+      </w:r>
     </w:p>
     <w:p>
       <w:pPr>
@@ -9836,19 +13537,92 @@
           <w:ilvl w:val="0"/>
           <w:numId w:val="3"/>
         </w:numPr>
-        <w:rPr>
-          <w:lang w:val="ru-RU"/>
-        </w:rPr>
-      </w:pPr>
-      <w:hyperlink r:id="rId11" w:history="1">
-        <w:r>
-          <w:rPr>
-            <w:rStyle w:val="ac"/>
-            <w:lang w:val="ru-RU"/>
-          </w:rPr>
-          <w:t>https://elibrary.ru/item.asp?id=53935158</w:t>
-        </w:r>
-      </w:hyperlink>
+      </w:pPr>
+      <w:r>
+        <w:rPr>
+          <w:lang w:val="ru-RU"/>
+        </w:rPr>
+        <w:t>6</w:t>
+      </w:r>
+      <w:r>
+        <w:t>Аникин, Д. А. Анализ методов авторизации и аутентификации REST API / Д. А. Аникин // Международный журнал информационных технологий и энергоэффективности. – 2023. – Т. 8, № 5-2(31). – С. 120-</w:t>
+      </w:r>
+      <w:r>
+        <w:lastRenderedPageBreak/>
+        <w:t>124. – EDN DZKSMQ.</w:t>
+      </w:r>
+      <w:r>
+        <w:rPr>
+          <w:lang w:val="ru-RU"/>
+        </w:rPr>
+        <w:t xml:space="preserve"> </w:t>
+      </w:r>
+      <w:r>
+        <w:rPr>
+          <w:lang w:val="ru-RU"/>
+        </w:rPr>
+        <w:t>Режим доступа</w:t>
+      </w:r>
+      <w:r>
+        <w:rPr>
+          <w:lang w:val="ru-RU"/>
+        </w:rPr>
+        <w:t xml:space="preserve">: </w:t>
+      </w:r>
+      <w:r>
+        <w:t>https://elibrary.ru/item.asp?id=5</w:t>
+      </w:r>
+      <w:r>
+        <w:t>3</w:t>
+      </w:r>
+      <w:r>
+        <w:t>93</w:t>
+      </w:r>
+      <w:r>
+        <w:t>5</w:t>
+      </w:r>
+      <w:r>
+        <w:t>1</w:t>
+      </w:r>
+      <w:r>
+        <w:t>5</w:t>
+      </w:r>
+      <w:r>
+        <w:t>8</w:t>
+      </w:r>
+      <w:r>
+        <w:t xml:space="preserve"> </w:t>
+      </w:r>
+      <w:r>
+        <w:t>(</w:t>
+      </w:r>
+      <w:r>
+        <w:rPr>
+          <w:lang w:val="ru-RU"/>
+        </w:rPr>
+        <w:t>д</w:t>
+      </w:r>
+      <w:r>
+        <w:rPr>
+          <w:lang w:val="ru-RU"/>
+        </w:rPr>
+        <w:t xml:space="preserve">ата обращения: </w:t>
+      </w:r>
+      <w:r>
+        <w:rPr>
+          <w:lang w:val="ru-RU"/>
+        </w:rPr>
+        <w:t>08.12.2025</w:t>
+      </w:r>
+      <w:r>
+        <w:t>)</w:t>
+      </w:r>
+      <w:r>
+        <w:rPr>
+          <w:lang w:val="ru-RU"/>
+        </w:rPr>
+        <w:t>.</w:t>
+      </w:r>
     </w:p>
     <w:p>
       <w:pPr>
@@ -9858,18 +13632,45 @@
           <w:numId w:val="3"/>
         </w:numPr>
         <w:rPr>
-          <w:lang w:val="ru-RU"/>
-        </w:rPr>
-      </w:pPr>
-      <w:hyperlink r:id="rId12" w:history="1">
-        <w:r>
-          <w:rPr>
-            <w:rStyle w:val="ac"/>
-            <w:lang w:val="ru-RU"/>
-          </w:rPr>
-          <w:t>https://yandex.cloud/ru/docs/speechkit/</w:t>
-        </w:r>
-      </w:hyperlink>
+          <w:sz w:val="48"/>
+        </w:rPr>
+      </w:pPr>
+      <w:r>
+        <w:rPr>
+          <w:lang w:val="en-US"/>
+        </w:rPr>
+        <w:t>7</w:t>
+      </w:r>
+      <w:r>
+        <w:t>Yandex SpeechKit</w:t>
+      </w:r>
+      <w:r>
+        <w:rPr>
+          <w:lang w:val="en-US"/>
+        </w:rPr>
+        <w:t xml:space="preserve"> – Yandex Cloud Docs. </w:t>
+      </w:r>
+      <w:r>
+        <w:rPr>
+          <w:lang w:val="ru-RU"/>
+        </w:rPr>
+        <w:t xml:space="preserve">[Электронный ресурс]. Режим доступа: </w:t>
+      </w:r>
+      <w:r>
+        <w:t>https://yandex.cloud/ru/docs/spee</w:t>
+      </w:r>
+      <w:r>
+        <w:t>c</w:t>
+      </w:r>
+      <w:r>
+        <w:t>hkit/</w:t>
+      </w:r>
+      <w:r>
+        <w:rPr>
+          <w:lang w:val="ru-RU"/>
+        </w:rPr>
+        <w:t xml:space="preserve"> (дата обращения: 08.12.12).</w:t>
+      </w:r>
     </w:p>
     <w:p>
       <w:pPr>
@@ -9882,15 +13683,77 @@
           <w:lang w:val="ru-RU"/>
         </w:rPr>
       </w:pPr>
-      <w:hyperlink r:id="rId13" w:history="1">
-        <w:r>
-          <w:rPr>
-            <w:rStyle w:val="ac"/>
-            <w:lang w:val="ru-RU"/>
-          </w:rPr>
-          <w:t>https://github.com/OpenVoiceOS/ovos-docker-stt</w:t>
-        </w:r>
-      </w:hyperlink>
+      <w:r>
+        <w:rPr>
+          <w:rStyle w:val="af1"/>
+          <w:b w:val="0"/>
+          <w:bCs w:val="0"/>
+          <w:lang w:val="ru-RU"/>
+        </w:rPr>
+        <w:t>8</w:t>
+      </w:r>
+      <w:r>
+        <w:rPr>
+          <w:rStyle w:val="af1"/>
+          <w:b w:val="0"/>
+          <w:bCs w:val="0"/>
+        </w:rPr>
+        <w:t>ovos-docker-stt</w:t>
+      </w:r>
+      <w:r>
+        <w:rPr>
+          <w:lang w:val="ru-RU"/>
+        </w:rPr>
+        <w:t xml:space="preserve"> – </w:t>
+      </w:r>
+      <w:r>
+        <w:rPr>
+          <w:lang w:val="en-US"/>
+        </w:rPr>
+        <w:t>GitHub</w:t>
+      </w:r>
+      <w:r>
+        <w:rPr>
+          <w:lang w:val="ru-RU"/>
+        </w:rPr>
+        <w:t xml:space="preserve">. </w:t>
+      </w:r>
+      <w:r>
+        <w:rPr>
+          <w:lang w:val="ru-RU"/>
+        </w:rPr>
+        <w:t xml:space="preserve">[Электронный ресурс]. Режим доступа: </w:t>
+      </w:r>
+      <w:r>
+        <w:rPr>
+          <w:lang w:val="ru-RU"/>
+        </w:rPr>
+        <w:t>https://github.com/OpenVoiceO</w:t>
+      </w:r>
+      <w:r>
+        <w:rPr>
+          <w:lang w:val="ru-RU"/>
+        </w:rPr>
+        <w:t>S</w:t>
+      </w:r>
+      <w:r>
+        <w:rPr>
+          <w:lang w:val="ru-RU"/>
+        </w:rPr>
+        <w:t>/ovos-docker-stt</w:t>
+      </w:r>
+      <w:r>
+        <w:rPr>
+          <w:lang w:val="ru-RU"/>
+        </w:rPr>
+        <w:t xml:space="preserve"> (дата обращения: 08.12.2025)</w:t>
+      </w:r>
+      <w:r>
+        <w:rPr>
+          <w:lang w:val="ru-RU"/>
+        </w:rPr>
+        <w:t>.</w:t>
+      </w:r>
     </w:p>
     <w:p>
       <w:pPr>
@@ -9907,6 +13770,12 @@
         <w:rPr>
           <w:lang w:val="en-US"/>
         </w:rPr>
+        <w:t>9</w:t>
+      </w:r>
+      <w:r>
+        <w:rPr>
+          <w:lang w:val="en-US"/>
+        </w:rPr>
         <w:t>B</w:t>
       </w:r>
       <w:r>
@@ -9947,19 +13816,17 @@
         </w:rPr>
         <w:t xml:space="preserve"> </w:t>
       </w:r>
-      <w:proofErr w:type="spellStart"/>
-      <w:r>
-        <w:rPr>
-          <w:lang w:val="ru-RU"/>
-        </w:rPr>
-        <w:t>Birmingham</w:t>
-      </w:r>
-      <w:proofErr w:type="spellEnd"/>
-      <w:r>
-        <w:rPr>
-          <w:lang w:val="ru-RU"/>
-        </w:rPr>
-        <w:t>. UK, 2023</w:t>
+      <w:r>
+        <w:rPr>
+          <w:lang w:val="en-US"/>
+        </w:rPr>
+        <w:t>Birmingham. UK, 2023</w:t>
+      </w:r>
+      <w:r>
+        <w:rPr>
+          <w:lang w:val="en-US"/>
+        </w:rPr>
+        <w:t>.</w:t>
       </w:r>
     </w:p>
     <w:p>
@@ -9970,18 +13837,115 @@
           <w:numId w:val="3"/>
         </w:numPr>
         <w:rPr>
-          <w:lang w:val="en-US"/>
-        </w:rPr>
-      </w:pPr>
-      <w:hyperlink r:id="rId14" w:history="1">
-        <w:r>
-          <w:rPr>
-            <w:rStyle w:val="ac"/>
-            <w:lang w:val="en-US"/>
-          </w:rPr>
-          <w:t>https://wingware.com/</w:t>
-        </w:r>
-      </w:hyperlink>
+          <w:lang w:val="ru-RU"/>
+        </w:rPr>
+      </w:pPr>
+      <w:r>
+        <w:rPr>
+          <w:lang w:val="ru-RU"/>
+        </w:rPr>
+        <w:t>10</w:t>
+      </w:r>
+      <w:r>
+        <w:rPr>
+          <w:lang w:val="en-US"/>
+        </w:rPr>
+        <w:t xml:space="preserve">Wing IDE – </w:t>
+      </w:r>
+      <w:proofErr w:type="spellStart"/>
+      <w:r>
+        <w:rPr>
+          <w:lang w:val="en-US"/>
+        </w:rPr>
+        <w:t>Wingware</w:t>
+      </w:r>
+      <w:proofErr w:type="spellEnd"/>
+      <w:r>
+        <w:rPr>
+          <w:lang w:val="en-US"/>
+        </w:rPr>
+        <w:t xml:space="preserve">. </w:t>
+      </w:r>
+      <w:r>
+        <w:rPr>
+          <w:lang w:val="ru-RU"/>
+        </w:rPr>
+        <w:t xml:space="preserve">[Электронный ресурс]. Режим доступа: </w:t>
+      </w:r>
+      <w:r>
+        <w:rPr>
+          <w:lang w:val="en-US"/>
+        </w:rPr>
+        <w:t>https</w:t>
+      </w:r>
+      <w:r>
+        <w:rPr>
+          <w:lang w:val="ru-RU"/>
+        </w:rPr>
+        <w:t>://</w:t>
+      </w:r>
+      <w:proofErr w:type="spellStart"/>
+      <w:r>
+        <w:rPr>
+          <w:lang w:val="en-US"/>
+        </w:rPr>
+        <w:t>wingw</w:t>
+      </w:r>
+      <w:r>
+        <w:rPr>
+          <w:lang w:val="en-US"/>
+        </w:rPr>
+        <w:t>a</w:t>
+      </w:r>
+      <w:r>
+        <w:rPr>
+          <w:lang w:val="en-US"/>
+        </w:rPr>
+        <w:t>re</w:t>
+      </w:r>
+      <w:proofErr w:type="spellEnd"/>
+      <w:r>
+        <w:rPr>
+          <w:lang w:val="ru-RU"/>
+        </w:rPr>
+        <w:t>.</w:t>
+      </w:r>
+      <w:r>
+        <w:rPr>
+          <w:lang w:val="en-US"/>
+        </w:rPr>
+        <w:t>com</w:t>
+      </w:r>
+      <w:r>
+        <w:rPr>
+          <w:lang w:val="ru-RU"/>
+        </w:rPr>
+        <w:t>/</w:t>
+      </w:r>
+      <w:r>
+        <w:rPr>
+          <w:lang w:val="ru-RU"/>
+        </w:rPr>
+        <w:t xml:space="preserve"> (</w:t>
+      </w:r>
+      <w:r>
+        <w:rPr>
+          <w:lang w:val="ru-RU"/>
+        </w:rPr>
+        <w:t>дата обращения: 08.12.2025</w:t>
+      </w:r>
+      <w:r>
+        <w:rPr>
+          <w:lang w:val="ru-RU"/>
+        </w:rPr>
+        <w:t>)</w:t>
+      </w:r>
+      <w:r>
+        <w:rPr>
+          <w:lang w:val="ru-RU"/>
+        </w:rPr>
+        <w:t>.</w:t>
+      </w:r>
     </w:p>
     <w:p>
       <w:pPr>
@@ -9991,18 +13955,123 @@
           <w:numId w:val="3"/>
         </w:numPr>
         <w:rPr>
-          <w:lang w:val="en-US"/>
-        </w:rPr>
-      </w:pPr>
-      <w:hyperlink r:id="rId15" w:history="1">
-        <w:r>
-          <w:rPr>
-            <w:rStyle w:val="ac"/>
-            <w:lang w:val="en-US"/>
-          </w:rPr>
-          <w:t>https://openai.com/index/whisper/</w:t>
-        </w:r>
-      </w:hyperlink>
+          <w:rFonts w:eastAsia="Times New Roman" w:cs="Times New Roman"/>
+          <w:kern w:val="36"/>
+          <w:lang w:eastAsia="ru-RU"/>
+          <w14:ligatures w14:val="none"/>
+        </w:rPr>
+      </w:pPr>
+      <w:r>
+        <w:rPr>
+          <w:rFonts w:eastAsia="Times New Roman" w:cs="Times New Roman"/>
+          <w:kern w:val="36"/>
+          <w:lang w:val="ru-RU" w:eastAsia="ru-RU"/>
+          <w14:ligatures w14:val="none"/>
+        </w:rPr>
+        <w:t>11</w:t>
+      </w:r>
+      <w:r>
+        <w:rPr>
+          <w:rFonts w:eastAsia="Times New Roman" w:cs="Times New Roman"/>
+          <w:kern w:val="36"/>
+          <w:lang w:eastAsia="ru-RU"/>
+          <w14:ligatures w14:val="none"/>
+        </w:rPr>
+        <w:t>Introducing Whisper</w:t>
+      </w:r>
+      <w:r>
+        <w:rPr>
+          <w:rFonts w:eastAsia="Times New Roman" w:cs="Times New Roman"/>
+          <w:kern w:val="36"/>
+          <w:lang w:val="en-US" w:eastAsia="ru-RU"/>
+          <w14:ligatures w14:val="none"/>
+        </w:rPr>
+        <w:t xml:space="preserve"> – OpenAI. </w:t>
+      </w:r>
+      <w:r>
+        <w:rPr>
+          <w:lang w:val="ru-RU"/>
+        </w:rPr>
+        <w:t xml:space="preserve">[Электронный ресурс]. Режим доступа: </w:t>
+      </w:r>
+      <w:r>
+        <w:rPr>
+          <w:szCs w:val="28"/>
+          <w:lang w:val="en-US"/>
+        </w:rPr>
+        <w:t>https</w:t>
+      </w:r>
+      <w:r>
+        <w:rPr>
+          <w:szCs w:val="28"/>
+          <w:lang w:val="ru-RU"/>
+        </w:rPr>
+        <w:t>://</w:t>
+      </w:r>
+      <w:proofErr w:type="spellStart"/>
+      <w:r>
+        <w:rPr>
+          <w:szCs w:val="28"/>
+          <w:lang w:val="en-US"/>
+        </w:rPr>
+        <w:t>openai</w:t>
+      </w:r>
+      <w:proofErr w:type="spellEnd"/>
+      <w:r>
+        <w:rPr>
+          <w:szCs w:val="28"/>
+          <w:lang w:val="ru-RU"/>
+        </w:rPr>
+        <w:t>.</w:t>
+      </w:r>
+      <w:r>
+        <w:rPr>
+          <w:szCs w:val="28"/>
+          <w:lang w:val="en-US"/>
+        </w:rPr>
+        <w:t>com</w:t>
+      </w:r>
+      <w:r>
+        <w:rPr>
+          <w:szCs w:val="28"/>
+          <w:lang w:val="ru-RU"/>
+        </w:rPr>
+        <w:t>/</w:t>
+      </w:r>
+      <w:r>
+        <w:rPr>
+          <w:szCs w:val="28"/>
+          <w:lang w:val="en-US"/>
+        </w:rPr>
+        <w:t>index</w:t>
+      </w:r>
+      <w:r>
+        <w:rPr>
+          <w:szCs w:val="28"/>
+          <w:lang w:val="ru-RU"/>
+        </w:rPr>
+        <w:t>/</w:t>
+      </w:r>
+      <w:r>
+        <w:rPr>
+          <w:szCs w:val="28"/>
+          <w:lang w:val="en-US"/>
+        </w:rPr>
+        <w:t>whisper</w:t>
+      </w:r>
+      <w:r>
+        <w:rPr>
+          <w:szCs w:val="28"/>
+          <w:lang w:val="ru-RU"/>
+        </w:rPr>
+        <w:t>/</w:t>
+      </w:r>
+      <w:r>
+        <w:rPr>
+          <w:lang w:val="ru-RU"/>
+        </w:rPr>
+        <w:t xml:space="preserve"> (дата обращения: 08.12.2025).</w:t>
+      </w:r>
     </w:p>
     <w:p>
       <w:pPr>
@@ -10012,18 +14081,125 @@
           <w:numId w:val="3"/>
         </w:numPr>
         <w:rPr>
-          <w:lang w:val="en-US"/>
-        </w:rPr>
-      </w:pPr>
-      <w:hyperlink r:id="rId16" w:history="1">
-        <w:r>
-          <w:rPr>
-            <w:rStyle w:val="ac"/>
-            <w:lang w:val="en-US"/>
-          </w:rPr>
-          <w:t>https://github.com/SYSTRAN/faster-whisper</w:t>
-        </w:r>
-      </w:hyperlink>
+          <w:lang w:val="ru-RU"/>
+        </w:rPr>
+      </w:pPr>
+      <w:r>
+        <w:rPr>
+          <w:lang w:val="ru-RU"/>
+        </w:rPr>
+        <w:t>12</w:t>
+      </w:r>
+      <w:r>
+        <w:rPr>
+          <w:lang w:val="en-US"/>
+        </w:rPr>
+        <w:t xml:space="preserve">faster-whisper </w:t>
+      </w:r>
+      <w:r>
+        <w:rPr>
+          <w:lang w:val="ru-RU"/>
+        </w:rPr>
+        <w:t xml:space="preserve">– </w:t>
+      </w:r>
+      <w:r>
+        <w:rPr>
+          <w:lang w:val="en-US"/>
+        </w:rPr>
+        <w:t>GitHub</w:t>
+      </w:r>
+      <w:r>
+        <w:rPr>
+          <w:lang w:val="ru-RU"/>
+        </w:rPr>
+        <w:t xml:space="preserve">. [Электронный ресурс]. Режим доступа: </w:t>
+      </w:r>
+      <w:r>
+        <w:rPr>
+          <w:lang w:val="en-US"/>
+        </w:rPr>
+        <w:t>https</w:t>
+      </w:r>
+      <w:r>
+        <w:rPr>
+          <w:lang w:val="ru-RU"/>
+        </w:rPr>
+        <w:t>://</w:t>
+      </w:r>
+      <w:proofErr w:type="spellStart"/>
+      <w:r>
+        <w:rPr>
+          <w:lang w:val="en-US"/>
+        </w:rPr>
+        <w:t>github</w:t>
+      </w:r>
+      <w:proofErr w:type="spellEnd"/>
+      <w:r>
+        <w:rPr>
+          <w:lang w:val="ru-RU"/>
+        </w:rPr>
+        <w:t>.</w:t>
+      </w:r>
+      <w:r>
+        <w:rPr>
+          <w:lang w:val="en-US"/>
+        </w:rPr>
+        <w:t>com</w:t>
+      </w:r>
+      <w:r>
+        <w:rPr>
+          <w:lang w:val="ru-RU"/>
+        </w:rPr>
+        <w:t>/</w:t>
+      </w:r>
+      <w:r>
+        <w:rPr>
+          <w:lang w:val="en-US"/>
+        </w:rPr>
+        <w:t>SYSTRAN</w:t>
+      </w:r>
+      <w:r>
+        <w:rPr>
+          <w:lang w:val="ru-RU"/>
+        </w:rPr>
+        <w:t>/</w:t>
+      </w:r>
+      <w:r>
+        <w:rPr>
+          <w:lang w:val="en-US"/>
+        </w:rPr>
+        <w:t>faster</w:t>
+      </w:r>
+      <w:r>
+        <w:rPr>
+          <w:lang w:val="ru-RU"/>
+        </w:rPr>
+        <w:t>-</w:t>
+      </w:r>
+      <w:r>
+        <w:rPr>
+          <w:lang w:val="en-US"/>
+        </w:rPr>
+        <w:t>whisper</w:t>
+      </w:r>
+      <w:r>
+        <w:rPr>
+          <w:lang w:val="ru-RU"/>
+        </w:rPr>
+        <w:t xml:space="preserve"> </w:t>
+      </w:r>
+      <w:r>
+        <w:rPr>
+          <w:lang w:val="ru-RU"/>
+        </w:rPr>
+        <w:t>(дата обращения: 08.12.2025)</w:t>
+      </w:r>
+      <w:r>
+        <w:rPr>
+          <w:lang w:val="ru-RU"/>
+        </w:rPr>
+        <w:t>.</w:t>
+      </w:r>
     </w:p>
     <w:p>
       <w:pPr>
@@ -10033,18 +14209,137 @@
           <w:numId w:val="3"/>
         </w:numPr>
         <w:rPr>
-          <w:lang w:val="en-US"/>
-        </w:rPr>
-      </w:pPr>
-      <w:hyperlink r:id="rId17" w:history="1">
-        <w:r>
-          <w:rPr>
-            <w:rStyle w:val="ac"/>
-            <w:lang w:val="en-US"/>
-          </w:rPr>
-          <w:t>https://github.com/pyannote/pyannote-audio</w:t>
-        </w:r>
-      </w:hyperlink>
+          <w:lang w:val="ru-RU"/>
+        </w:rPr>
+      </w:pPr>
+      <w:r>
+        <w:rPr>
+          <w:lang w:val="ru-RU"/>
+        </w:rPr>
+        <w:t>13</w:t>
+      </w:r>
+      <w:proofErr w:type="spellStart"/>
+      <w:r>
+        <w:rPr>
+          <w:lang w:val="en-US"/>
+        </w:rPr>
+        <w:t>pyannote</w:t>
+      </w:r>
+      <w:proofErr w:type="spellEnd"/>
+      <w:r>
+        <w:rPr>
+          <w:lang w:val="en-US"/>
+        </w:rPr>
+        <w:t xml:space="preserve">-audio </w:t>
+      </w:r>
+      <w:r>
+        <w:rPr>
+          <w:lang w:val="ru-RU"/>
+        </w:rPr>
+        <w:t xml:space="preserve">– </w:t>
+      </w:r>
+      <w:r>
+        <w:rPr>
+          <w:lang w:val="en-US"/>
+        </w:rPr>
+        <w:t>GitHub</w:t>
+      </w:r>
+      <w:r>
+        <w:rPr>
+          <w:lang w:val="ru-RU"/>
+        </w:rPr>
+        <w:t xml:space="preserve">. [Электронный ресурс]. Режим доступа: </w:t>
+      </w:r>
+      <w:r>
+        <w:rPr>
+          <w:lang w:val="en-US"/>
+        </w:rPr>
+        <w:t>https</w:t>
+      </w:r>
+      <w:r>
+        <w:rPr>
+          <w:lang w:val="ru-RU"/>
+        </w:rPr>
+        <w:t>://</w:t>
+      </w:r>
+      <w:proofErr w:type="spellStart"/>
+      <w:r>
+        <w:rPr>
+          <w:lang w:val="en-US"/>
+        </w:rPr>
+        <w:t>github</w:t>
+      </w:r>
+      <w:proofErr w:type="spellEnd"/>
+      <w:r>
+        <w:rPr>
+          <w:lang w:val="ru-RU"/>
+        </w:rPr>
+        <w:t>.</w:t>
+      </w:r>
+      <w:r>
+        <w:rPr>
+          <w:lang w:val="en-US"/>
+        </w:rPr>
+        <w:t>com</w:t>
+      </w:r>
+      <w:r>
+        <w:rPr>
+          <w:lang w:val="ru-RU"/>
+        </w:rPr>
+        <w:t>/</w:t>
+      </w:r>
+      <w:proofErr w:type="spellStart"/>
+      <w:r>
+        <w:rPr>
+          <w:lang w:val="en-US"/>
+        </w:rPr>
+        <w:t>pyannote</w:t>
+      </w:r>
+      <w:proofErr w:type="spellEnd"/>
+      <w:r>
+        <w:rPr>
+          <w:lang w:val="ru-RU"/>
+        </w:rPr>
+        <w:t>/</w:t>
+      </w:r>
+      <w:proofErr w:type="spellStart"/>
+      <w:r>
+        <w:rPr>
+          <w:lang w:val="en-US"/>
+        </w:rPr>
+        <w:t>pyannote</w:t>
+      </w:r>
+      <w:proofErr w:type="spellEnd"/>
+      <w:r>
+        <w:rPr>
+          <w:lang w:val="ru-RU"/>
+        </w:rPr>
+        <w:t>-</w:t>
+      </w:r>
+      <w:r>
+        <w:rPr>
+          <w:lang w:val="en-US"/>
+        </w:rPr>
+        <w:t>audio</w:t>
+      </w:r>
+      <w:r>
+        <w:rPr>
+          <w:lang w:val="ru-RU"/>
+        </w:rPr>
+        <w:t xml:space="preserve"> </w:t>
+      </w:r>
+      <w:r>
+        <w:rPr>
+          <w:lang w:val="ru-RU"/>
+        </w:rPr>
+        <w:t>(дата обращения: 08.12.2025)</w:t>
+      </w:r>
+      <w:r>
+        <w:rPr>
+          <w:lang w:val="ru-RU"/>
+        </w:rPr>
+        <w:t>.</w:t>
+      </w:r>
     </w:p>
     <w:p>
       <w:pPr>
@@ -10054,18 +14349,129 @@
           <w:numId w:val="3"/>
         </w:numPr>
         <w:rPr>
-          <w:lang w:val="en-US"/>
-        </w:rPr>
-      </w:pPr>
-      <w:hyperlink r:id="rId18" w:history="1">
-        <w:r>
-          <w:rPr>
-            <w:rStyle w:val="ac"/>
-            <w:lang w:val="en-US"/>
-          </w:rPr>
-          <w:t>https://github.com/m-bain/whisperX</w:t>
-        </w:r>
-      </w:hyperlink>
+          <w:lang w:val="ru-RU"/>
+        </w:rPr>
+      </w:pPr>
+      <w:r>
+        <w:rPr>
+          <w:lang w:val="ru-RU"/>
+        </w:rPr>
+        <w:t>14</w:t>
+      </w:r>
+      <w:r>
+        <w:rPr>
+          <w:lang w:val="en-US"/>
+        </w:rPr>
+        <w:t xml:space="preserve">whisper </w:t>
+      </w:r>
+      <w:r>
+        <w:rPr>
+          <w:lang w:val="ru-RU"/>
+        </w:rPr>
+        <w:t xml:space="preserve">– </w:t>
+      </w:r>
+      <w:r>
+        <w:rPr>
+          <w:lang w:val="en-US"/>
+        </w:rPr>
+        <w:t>GitHub</w:t>
+      </w:r>
+      <w:r>
+        <w:rPr>
+          <w:lang w:val="ru-RU"/>
+        </w:rPr>
+        <w:t xml:space="preserve">. [Электронный ресурс]. Режим доступа: </w:t>
+      </w:r>
+      <w:r>
+        <w:rPr>
+          <w:lang w:val="en-US"/>
+        </w:rPr>
+        <w:t>https</w:t>
+      </w:r>
+      <w:r>
+        <w:rPr>
+          <w:lang w:val="ru-RU"/>
+        </w:rPr>
+        <w:t>://</w:t>
+      </w:r>
+      <w:proofErr w:type="spellStart"/>
+      <w:r>
+        <w:rPr>
+          <w:lang w:val="en-US"/>
+        </w:rPr>
+        <w:t>github</w:t>
+      </w:r>
+      <w:proofErr w:type="spellEnd"/>
+      <w:r>
+        <w:rPr>
+          <w:lang w:val="ru-RU"/>
+        </w:rPr>
+        <w:t>.</w:t>
+      </w:r>
+      <w:r>
+        <w:rPr>
+          <w:lang w:val="en-US"/>
+        </w:rPr>
+        <w:t>com</w:t>
+      </w:r>
+      <w:r>
+        <w:rPr>
+          <w:lang w:val="ru-RU"/>
+        </w:rPr>
+        <w:t>/</w:t>
+      </w:r>
+      <w:r>
+        <w:rPr>
+          <w:lang w:val="en-US"/>
+        </w:rPr>
+        <w:t>m</w:t>
+      </w:r>
+      <w:r>
+        <w:rPr>
+          <w:lang w:val="ru-RU"/>
+        </w:rPr>
+        <w:t>-</w:t>
+      </w:r>
+      <w:proofErr w:type="spellStart"/>
+      <w:r>
+        <w:rPr>
+          <w:lang w:val="en-US"/>
+        </w:rPr>
+        <w:t>bain</w:t>
+      </w:r>
+      <w:proofErr w:type="spellEnd"/>
+      <w:r>
+        <w:rPr>
+          <w:lang w:val="ru-RU"/>
+        </w:rPr>
+        <w:t>/</w:t>
+      </w:r>
+      <w:proofErr w:type="spellStart"/>
+      <w:r>
+        <w:rPr>
+          <w:lang w:val="en-US"/>
+        </w:rPr>
+        <w:t>whisperX</w:t>
+      </w:r>
+      <w:proofErr w:type="spellEnd"/>
+      <w:r>
+        <w:rPr>
+          <w:lang w:val="ru-RU"/>
+        </w:rPr>
+        <w:t xml:space="preserve"> </w:t>
+      </w:r>
+      <w:r>
+        <w:rPr>
+          <w:lang w:val="ru-RU"/>
+        </w:rPr>
+        <w:t>(дата обращения: 08.12.2025)</w:t>
+      </w:r>
+      <w:r>
+        <w:rPr>
+          <w:lang w:val="ru-RU"/>
+        </w:rPr>
+        <w:t>.</w:t>
+      </w:r>
     </w:p>
     <w:p>
       <w:pPr>
@@ -10076,6 +14482,12 @@
         </w:numPr>
       </w:pPr>
       <w:r>
+        <w:rPr>
+          <w:lang w:val="ru-RU"/>
+        </w:rPr>
+        <w:t>15</w:t>
+      </w:r>
+      <w:r>
         <w:t>Албахари, Дж. C# 7.0. Справочник. Полное описание языка / Дж. Албахари, Б. Албахари. : Пер. с англ. – СПб. : ООО «Альфа-книга», 2018. – 1024 с.</w:t>
       </w:r>
     </w:p>
@@ -10088,6 +14500,12 @@
         </w:numPr>
       </w:pPr>
       <w:r>
+        <w:rPr>
+          <w:lang w:val="ru-RU"/>
+        </w:rPr>
+        <w:t>16</w:t>
+      </w:r>
+      <w:r>
         <w:t>Страуструп, Б. Язык программирования C++. Краткий курс, 2-е изд. : Пер. с англ. – СПб. : ООО «Диалектика», 2019. – 320 с.</w:t>
       </w:r>
     </w:p>
@@ -10100,6 +14518,12 @@
         </w:numPr>
       </w:pPr>
       <w:r>
+        <w:rPr>
+          <w:lang w:val="ru-RU"/>
+        </w:rPr>
+        <w:t>17</w:t>
+      </w:r>
+      <w:r>
         <w:t>Кольцов, Д. М. Python. Полное руководство – СПб. : Издательство Наука и Техника, 2022. – 480 с.</w:t>
       </w:r>
     </w:p>
@@ -10112,6 +14536,13 @@
         </w:numPr>
       </w:pPr>
       <w:r>
+        <w:rPr>
+          <w:lang w:val="ru-RU"/>
+        </w:rPr>
+        <w:lastRenderedPageBreak/>
+        <w:t>18</w:t>
+      </w:r>
+      <w:r>
         <w:t>Полуэктова, Н. Р. Разработка веб-приложений : учебное пособие для вузов – 2-е изд. – Москва : Издательство Юрайт, 2024. — 204 с.</w:t>
       </w:r>
     </w:p>
@@ -10124,11 +14555,13 @@
         </w:numPr>
       </w:pPr>
       <w:r>
-        <w:t>Грачев М. К. Aspect. Net Framework и его применение в задаче протоколирования – Текст : электронный // Вестник Санкт-</w:t>
-      </w:r>
-      <w:r>
-        <w:lastRenderedPageBreak/>
-        <w:t>Петербургского университета. Прикладная математика. Информатика. Процессы управления. – 2008. – № 4.</w:t>
+        <w:rPr>
+          <w:lang w:val="ru-RU"/>
+        </w:rPr>
+        <w:t>19</w:t>
+      </w:r>
+      <w:r>
+        <w:t>Грачев М. К. Aspect. Net Framework и его применение в задаче протоколирования – Текст : электронный // Вестник Санкт-Петербургского университета. Прикладная математика. Информатика. Процессы управления. – 2008. – № 4.</w:t>
       </w:r>
     </w:p>
     <w:p>
@@ -10138,15 +14571,43 @@
           <w:ilvl w:val="0"/>
           <w:numId w:val="3"/>
         </w:numPr>
-      </w:pPr>
-      <w:hyperlink r:id="rId19" w:history="1">
-        <w:r>
-          <w:rPr>
-            <w:rStyle w:val="ac"/>
-          </w:rPr>
-          <w:t>https://cyberleninka.ru/article/n/yazyki-programmirovaniya-kakimi-byvayut-i-kakoy-vybrat</w:t>
-        </w:r>
-      </w:hyperlink>
+        <w:rPr>
+          <w:sz w:val="24"/>
+        </w:rPr>
+      </w:pPr>
+      <w:r>
+        <w:rPr>
+          <w:lang w:val="ru-RU"/>
+        </w:rPr>
+        <w:t>20</w:t>
+      </w:r>
+      <w:r>
+        <w:t xml:space="preserve">Гурбангылычева М. Б. </w:t>
+      </w:r>
+      <w:r>
+        <w:t>Языки программирования – какими бывают и какой выбрать</w:t>
+      </w:r>
+      <w:r>
+        <w:t xml:space="preserve"> // Символ науки. 2023. №12-2. </w:t>
+      </w:r>
+      <w:r>
+        <w:rPr>
+          <w:lang w:val="ru-RU"/>
+        </w:rPr>
+        <w:t>Режим доступа</w:t>
+      </w:r>
+      <w:r>
+        <w:t xml:space="preserve">: https://cyberleninka.ru/article/n/yazyki-programmirovaniya-kakimi-byvayut-i-kakoy-vybrat (дата обращения: </w:t>
+      </w:r>
+      <w:r>
+        <w:rPr>
+          <w:lang w:val="ru-RU"/>
+        </w:rPr>
+        <w:t>09</w:t>
+      </w:r>
+      <w:r>
+        <w:t>.12.2025).</w:t>
+      </w:r>
     </w:p>
     <w:p>
       <w:pPr>
@@ -10155,15 +14616,51 @@
           <w:ilvl w:val="0"/>
           <w:numId w:val="3"/>
         </w:numPr>
-      </w:pPr>
-      <w:hyperlink r:id="rId20" w:history="1">
-        <w:r>
-          <w:rPr>
-            <w:rStyle w:val="ac"/>
-          </w:rPr>
-          <w:t>https://www.google.de/books/edition/%D0%A6%D0%B8%D1%84%D1%80%D0%BE%D0%B2%D1%8B%D0%B5_%D1%82%D0%B5%D1%85%D0%BD%D0%BE%D0%BB%D0%BE%D0%B3%D0%B8%D0%B8_%D0%B0/OIt1EQAAQBAJ?hl=ru&amp;gbpv=1&amp;dq=%22%D1%81%D1%80%D0%B5%D0%B4%D0%B0+%D1%80%D0%B0%D0%B7%D1%80%D0%B0%D0%B1%D0%BE%D1%82%D0%BA%D0%B8+%E2%80%93+%D1%8D%D1%82%D0%BE%22&amp;pg=PA151&amp;printsec=frontcover</w:t>
-        </w:r>
-      </w:hyperlink>
+        <w:rPr>
+          <w:lang w:eastAsia="ru-RU"/>
+        </w:rPr>
+      </w:pPr>
+      <w:r>
+        <w:rPr>
+          <w:lang w:val="ru-RU"/>
+        </w:rPr>
+        <w:t>21</w:t>
+      </w:r>
+      <w:r>
+        <w:t xml:space="preserve">Цифровые технологии анализа данных в сельском хозяйстве / А. П. Зинченко, А. В. Уколова, В. В. Демичев [и др.] ; Российский государственный аграрный университет – МСХА им. К. А. Тимирязева. – Москва : Научный консультант, 2022. – 260 с. : ил., табл. – Режим </w:t>
+      </w:r>
+      <w:r>
+        <w:rPr>
+          <w:color w:val="000000" w:themeColor="text1"/>
+        </w:rPr>
+        <w:t xml:space="preserve">доступа: по подписке. – </w:t>
+      </w:r>
+      <w:r>
+        <w:rPr>
+          <w:color w:val="000000" w:themeColor="text1"/>
+          <w:lang w:val="ru-RU"/>
+        </w:rPr>
+        <w:t>Режим доступа</w:t>
+      </w:r>
+      <w:r>
+        <w:rPr>
+          <w:color w:val="000000" w:themeColor="text1"/>
+        </w:rPr>
+        <w:t xml:space="preserve">: https://biblioclub.ru/index.php?page=book&amp;id=712235 (дата обращения: </w:t>
+      </w:r>
+      <w:r>
+        <w:rPr>
+          <w:color w:val="000000" w:themeColor="text1"/>
+          <w:lang w:val="ru-RU"/>
+        </w:rPr>
+        <w:t>09</w:t>
+      </w:r>
+      <w:r>
+        <w:rPr>
+          <w:color w:val="000000" w:themeColor="text1"/>
+        </w:rPr>
+        <w:t>.12.2025).</w:t>
+      </w:r>
     </w:p>
     <w:p>
       <w:pPr>
@@ -10178,61 +14675,110 @@
       </w:pPr>
       <w:r>
         <w:rPr>
+          <w:lang w:val="ru-RU" w:eastAsia="ru-RU"/>
+        </w:rPr>
+        <w:t>22</w:t>
+      </w:r>
+      <w:r>
+        <w:rPr>
           <w:lang w:eastAsia="ru-RU"/>
         </w:rPr>
         <w:t>Что такое транскрибация и зачем она нужна в современном мире?</w:t>
       </w:r>
       <w:r>
         <w:rPr>
+          <w:lang w:val="ru-RU" w:eastAsia="ru-RU"/>
+        </w:rPr>
+        <w:t xml:space="preserve"> </w:t>
+      </w:r>
+      <w:r>
+        <w:rPr>
+          <w:lang w:val="ru-RU" w:eastAsia="ru-RU"/>
+        </w:rPr>
+        <w:t>–</w:t>
+      </w:r>
+      <w:r>
+        <w:rPr>
+          <w:lang w:val="ru-RU" w:eastAsia="ru-RU"/>
+        </w:rPr>
+        <w:t xml:space="preserve"> </w:t>
+      </w:r>
+      <w:r>
+        <w:rPr>
+          <w:lang w:val="ru-RU" w:eastAsia="ru-RU"/>
+        </w:rPr>
+        <w:t xml:space="preserve">Интерфакс. </w:t>
+      </w:r>
+      <w:r>
+        <w:rPr>
+          <w:lang w:val="ru-RU" w:eastAsia="ru-RU"/>
+        </w:rPr>
+        <w:t>[</w:t>
+      </w:r>
+      <w:r>
+        <w:rPr>
+          <w:lang w:val="ru-RU" w:eastAsia="ru-RU"/>
+        </w:rPr>
+        <w:t>Электронный ресурс</w:t>
+      </w:r>
+      <w:r>
+        <w:rPr>
+          <w:lang w:val="ru-RU" w:eastAsia="ru-RU"/>
+        </w:rPr>
+        <w:t>]</w:t>
+      </w:r>
+      <w:r>
+        <w:rPr>
           <w:lang w:eastAsia="ru-RU"/>
         </w:rPr>
         <w:t xml:space="preserve"> </w:t>
       </w:r>
       <w:r>
         <w:rPr>
+          <w:lang w:val="ru-RU" w:eastAsia="ru-RU"/>
+        </w:rPr>
+        <w:t>Режим доступа</w:t>
+      </w:r>
+      <w:r>
+        <w:rPr>
+          <w:lang w:eastAsia="ru-RU"/>
+        </w:rPr>
+        <w:t xml:space="preserve">: </w:t>
+      </w:r>
+      <w:r>
+        <w:rPr>
           <w:lang w:val="en-US" w:eastAsia="ru-RU"/>
         </w:rPr>
-        <w:t>URL</w:t>
+        <w:t>https</w:t>
       </w:r>
       <w:r>
         <w:rPr>
           <w:lang w:eastAsia="ru-RU"/>
         </w:rPr>
-        <w:t xml:space="preserve">: </w:t>
-      </w:r>
-      <w:r>
-        <w:fldChar w:fldCharType="begin"/>
-      </w:r>
-      <w:r>
-        <w:instrText>HYPERLINK "https://www.interfax.ru/pressreleases/1042372%20/"</w:instrText>
-      </w:r>
-      <w:r>
-        <w:fldChar w:fldCharType="separate"/>
-      </w:r>
-      <w:r>
-        <w:rPr>
-          <w:rStyle w:val="ac"/>
+        <w:t>://</w:t>
+      </w:r>
+      <w:r>
+        <w:rPr>
           <w:lang w:val="en-US" w:eastAsia="ru-RU"/>
         </w:rPr>
-        <w:t>https</w:t>
-      </w:r>
-      <w:r>
-        <w:rPr>
-          <w:rStyle w:val="ac"/>
+        <w:t>www</w:t>
+      </w:r>
+      <w:r>
+        <w:rPr>
           <w:lang w:eastAsia="ru-RU"/>
         </w:rPr>
-        <w:t>://</w:t>
-      </w:r>
-      <w:r>
-        <w:rPr>
-          <w:rStyle w:val="ac"/>
+        <w:t>.</w:t>
+      </w:r>
+      <w:proofErr w:type="spellStart"/>
+      <w:r>
+        <w:rPr>
           <w:lang w:val="en-US" w:eastAsia="ru-RU"/>
         </w:rPr>
-        <w:t>www</w:t>
-      </w:r>
-      <w:r>
-        <w:rPr>
-          <w:rStyle w:val="ac"/>
+        <w:t>interfax</w:t>
+      </w:r>
+      <w:proofErr w:type="spellEnd"/>
+      <w:r>
+        <w:rPr>
           <w:lang w:eastAsia="ru-RU"/>
         </w:rPr>
         <w:t>.</w:t>
@@ -10240,79 +14786,66 @@
       <w:proofErr w:type="spellStart"/>
       <w:r>
         <w:rPr>
-          <w:rStyle w:val="ac"/>
           <w:lang w:val="en-US" w:eastAsia="ru-RU"/>
         </w:rPr>
-        <w:t>interfax</w:t>
+        <w:t>ru</w:t>
       </w:r>
       <w:proofErr w:type="spellEnd"/>
       <w:r>
         <w:rPr>
-          <w:rStyle w:val="ac"/>
           <w:lang w:eastAsia="ru-RU"/>
         </w:rPr>
+        <w:t>/</w:t>
+      </w:r>
+      <w:proofErr w:type="spellStart"/>
+      <w:r>
+        <w:rPr>
+          <w:lang w:val="en-US" w:eastAsia="ru-RU"/>
+        </w:rPr>
+        <w:t>pressreleases</w:t>
+      </w:r>
+      <w:proofErr w:type="spellEnd"/>
+      <w:r>
+        <w:rPr>
+          <w:lang w:eastAsia="ru-RU"/>
+        </w:rPr>
+        <w:t>/1042372/</w:t>
+      </w:r>
+      <w:r>
+        <w:rPr>
+          <w:lang w:eastAsia="ru-RU"/>
+        </w:rPr>
+        <w:t xml:space="preserve"> (</w:t>
+      </w:r>
+      <w:r>
+        <w:rPr>
+          <w:lang w:eastAsia="ru-RU"/>
+        </w:rPr>
+        <w:t>дата обращения 0</w:t>
+      </w:r>
+      <w:r>
+        <w:rPr>
+          <w:lang w:val="ru-RU" w:eastAsia="ru-RU"/>
+        </w:rPr>
+        <w:t>9</w:t>
+      </w:r>
+      <w:r>
+        <w:rPr>
+          <w:lang w:eastAsia="ru-RU"/>
+        </w:rPr>
+        <w:t>.12.2025</w:t>
+      </w:r>
+      <w:r>
+        <w:rPr>
+          <w:lang w:eastAsia="ru-RU"/>
+        </w:rPr>
+        <w:t>)</w:t>
+      </w:r>
+      <w:r>
+        <w:rPr>
+          <w:lang w:val="ru-RU" w:eastAsia="ru-RU"/>
+        </w:rPr>
         <w:t>.</w:t>
-      </w:r>
-      <w:proofErr w:type="spellStart"/>
-      <w:r>
-        <w:rPr>
-          <w:rStyle w:val="ac"/>
-          <w:lang w:val="en-US" w:eastAsia="ru-RU"/>
-        </w:rPr>
-        <w:t>ru</w:t>
-      </w:r>
-      <w:proofErr w:type="spellEnd"/>
-      <w:r>
-        <w:rPr>
-          <w:rStyle w:val="ac"/>
-          <w:lang w:eastAsia="ru-RU"/>
-        </w:rPr>
-        <w:t>/</w:t>
-      </w:r>
-      <w:proofErr w:type="spellStart"/>
-      <w:r>
-        <w:rPr>
-          <w:rStyle w:val="ac"/>
-          <w:lang w:val="en-US" w:eastAsia="ru-RU"/>
-        </w:rPr>
-        <w:t>pressreleases</w:t>
-      </w:r>
-      <w:proofErr w:type="spellEnd"/>
-      <w:r>
-        <w:rPr>
-          <w:rStyle w:val="ac"/>
-          <w:lang w:eastAsia="ru-RU"/>
-        </w:rPr>
-        <w:t>/1042372</w:t>
-      </w:r>
-      <w:r>
-        <w:rPr>
-          <w:rStyle w:val="ac"/>
-          <w:color w:val="auto"/>
-          <w:lang w:eastAsia="ru-RU"/>
-        </w:rPr>
-        <w:t xml:space="preserve"> /</w:t>
-      </w:r>
-      <w:r>
-        <w:fldChar w:fldCharType="end"/>
-      </w:r>
-      <w:r>
-        <w:rPr>
-          <w:lang w:eastAsia="ru-RU"/>
-        </w:rPr>
-        <w:t xml:space="preserve"> (</w:t>
-      </w:r>
-      <w:r>
-        <w:rPr>
-          <w:lang w:eastAsia="ru-RU"/>
-        </w:rPr>
-        <w:t>дата обращения 05.12.2025</w:t>
-      </w:r>
-      <w:r>
-        <w:rPr>
-          <w:lang w:eastAsia="ru-RU"/>
-        </w:rPr>
-        <w:t>)</w:t>
       </w:r>
     </w:p>
     <w:p>
@@ -10328,6 +14861,12 @@
       </w:pPr>
       <w:r>
         <w:rPr>
+          <w:lang w:val="ru-RU" w:eastAsia="ru-RU"/>
+        </w:rPr>
+        <w:t>23</w:t>
+      </w:r>
+      <w:r>
+        <w:rPr>
           <w:lang w:eastAsia="ru-RU"/>
         </w:rPr>
         <w:t>Елизаров, Д. А. применение системы транскрибирования / Д. А. Елизаров, П. Е. Колпакова // Математическое и экспериментальное моделирование физических процессов : Сборник материалов Всероссийской научно-практической конференции с международным участием, Биробиджан, 15 декабря 2022 года / Под научной редакцией В.М. Козина. – Биробиджан: Приамурский государственный университет им. Шолом-Алейхема, 2023. – С. 13-16. – EDN BXAZZQ.</w:t>
@@ -10340,139 +14879,133 @@
       </w:r>
       <w:r>
         <w:rPr>
+          <w:lang w:val="ru-RU"/>
+        </w:rPr>
+        <w:t>Режим доступа</w:t>
+      </w:r>
+      <w:r>
+        <w:rPr>
+          <w:lang w:eastAsia="ru-RU"/>
+        </w:rPr>
+        <w:t xml:space="preserve">: </w:t>
+      </w:r>
+      <w:r>
+        <w:rPr>
           <w:lang w:val="en-US" w:eastAsia="ru-RU"/>
         </w:rPr>
-        <w:t>URL</w:t>
+        <w:t>https</w:t>
       </w:r>
       <w:r>
         <w:rPr>
           <w:lang w:eastAsia="ru-RU"/>
         </w:rPr>
-        <w:t xml:space="preserve">: </w:t>
-      </w:r>
-      <w:r>
-        <w:fldChar w:fldCharType="begin"/>
-      </w:r>
-      <w:r>
-        <w:instrText>HYPERLINK "https://elibrary.ru/item.asp?id=50780350"</w:instrText>
-      </w:r>
-      <w:r>
-        <w:fldChar w:fldCharType="separate"/>
-      </w:r>
-      <w:r>
-        <w:rPr>
-          <w:rStyle w:val="ac"/>
+        <w:t>://</w:t>
+      </w:r>
+      <w:proofErr w:type="spellStart"/>
+      <w:r>
+        <w:rPr>
           <w:lang w:val="en-US" w:eastAsia="ru-RU"/>
         </w:rPr>
-        <w:t>https</w:t>
-      </w:r>
-      <w:r>
-        <w:rPr>
-          <w:rStyle w:val="ac"/>
+        <w:t>elibrary</w:t>
+      </w:r>
+      <w:proofErr w:type="spellEnd"/>
+      <w:r>
+        <w:rPr>
           <w:lang w:eastAsia="ru-RU"/>
         </w:rPr>
-        <w:t>://</w:t>
+        <w:t>.</w:t>
       </w:r>
       <w:proofErr w:type="spellStart"/>
       <w:r>
         <w:rPr>
-          <w:rStyle w:val="ac"/>
           <w:lang w:val="en-US" w:eastAsia="ru-RU"/>
         </w:rPr>
-        <w:t>elibrary</w:t>
+        <w:t>ru</w:t>
       </w:r>
       <w:proofErr w:type="spellEnd"/>
       <w:r>
         <w:rPr>
-          <w:rStyle w:val="ac"/>
           <w:lang w:eastAsia="ru-RU"/>
         </w:rPr>
+        <w:t>/</w:t>
+      </w:r>
+      <w:r>
+        <w:rPr>
+          <w:lang w:val="en-US" w:eastAsia="ru-RU"/>
+        </w:rPr>
+        <w:t>item</w:t>
+      </w:r>
+      <w:r>
+        <w:rPr>
+          <w:lang w:eastAsia="ru-RU"/>
+        </w:rPr>
         <w:t>.</w:t>
       </w:r>
-      <w:proofErr w:type="spellStart"/>
-      <w:r>
-        <w:rPr>
-          <w:rStyle w:val="ac"/>
+      <w:r>
+        <w:rPr>
           <w:lang w:val="en-US" w:eastAsia="ru-RU"/>
         </w:rPr>
-        <w:t>ru</w:t>
-      </w:r>
-      <w:proofErr w:type="spellEnd"/>
-      <w:r>
-        <w:rPr>
-          <w:rStyle w:val="ac"/>
+        <w:t>asp</w:t>
+      </w:r>
+      <w:r>
+        <w:rPr>
           <w:lang w:eastAsia="ru-RU"/>
         </w:rPr>
-        <w:t>/</w:t>
-      </w:r>
-      <w:r>
-        <w:rPr>
-          <w:rStyle w:val="ac"/>
+        <w:t>?</w:t>
+      </w:r>
+      <w:r>
+        <w:rPr>
           <w:lang w:val="en-US" w:eastAsia="ru-RU"/>
         </w:rPr>
-        <w:t>item</w:t>
-      </w:r>
-      <w:r>
-        <w:rPr>
-          <w:rStyle w:val="ac"/>
+        <w:t>id</w:t>
+      </w:r>
+      <w:r>
+        <w:rPr>
           <w:lang w:eastAsia="ru-RU"/>
         </w:rPr>
+        <w:t>=50780350</w:t>
+      </w:r>
+      <w:r>
+        <w:rPr>
+          <w:lang w:val="ru-RU" w:eastAsia="ru-RU"/>
+        </w:rPr>
+        <w:t xml:space="preserve"> </w:t>
+      </w:r>
+      <w:r>
+        <w:rPr>
+          <w:lang w:eastAsia="ru-RU"/>
+        </w:rPr>
+        <w:t>(</w:t>
+      </w:r>
+      <w:r>
+        <w:rPr>
+          <w:lang w:eastAsia="ru-RU"/>
+        </w:rPr>
+        <w:t>дата обращения 0</w:t>
+      </w:r>
+      <w:r>
+        <w:rPr>
+          <w:lang w:val="ru-RU" w:eastAsia="ru-RU"/>
+        </w:rPr>
+        <w:t>9</w:t>
+      </w:r>
+      <w:r>
+        <w:rPr>
+          <w:lang w:eastAsia="ru-RU"/>
+        </w:rPr>
+        <w:t>.12.2025</w:t>
+      </w:r>
+      <w:r>
+        <w:rPr>
+          <w:lang w:eastAsia="ru-RU"/>
+        </w:rPr>
+        <w:t>)</w:t>
+      </w:r>
+      <w:r>
+        <w:rPr>
+          <w:lang w:val="ru-RU" w:eastAsia="ru-RU"/>
+        </w:rPr>
         <w:t>.</w:t>
-      </w:r>
-      <w:r>
-        <w:rPr>
-          <w:rStyle w:val="ac"/>
-          <w:lang w:val="en-US" w:eastAsia="ru-RU"/>
-        </w:rPr>
-        <w:t>asp</w:t>
-      </w:r>
-      <w:r>
-        <w:rPr>
-          <w:rStyle w:val="ac"/>
-          <w:lang w:eastAsia="ru-RU"/>
-        </w:rPr>
-        <w:t>?</w:t>
-      </w:r>
-      <w:r>
-        <w:rPr>
-          <w:rStyle w:val="ac"/>
-          <w:lang w:val="en-US" w:eastAsia="ru-RU"/>
-        </w:rPr>
-        <w:t>id</w:t>
-      </w:r>
-      <w:r>
-        <w:rPr>
-          <w:rStyle w:val="ac"/>
-          <w:lang w:eastAsia="ru-RU"/>
-        </w:rPr>
-        <w:t>=50780350</w:t>
-      </w:r>
-      <w:r>
-        <w:fldChar w:fldCharType="end"/>
-      </w:r>
-      <w:r>
-        <w:rPr>
-          <w:lang w:eastAsia="ru-RU"/>
-        </w:rPr>
-        <w:t xml:space="preserve"> </w:t>
-      </w:r>
-      <w:r>
-        <w:rPr>
-          <w:lang w:eastAsia="ru-RU"/>
-        </w:rPr>
-        <w:t>/ (</w:t>
-      </w:r>
-      <w:r>
-        <w:rPr>
-          <w:lang w:eastAsia="ru-RU"/>
-        </w:rPr>
-        <w:t>дата обращения 05.12.2025</w:t>
-      </w:r>
-      <w:r>
-        <w:rPr>
-          <w:lang w:eastAsia="ru-RU"/>
-        </w:rPr>
-        <w:t>)</w:t>
       </w:r>
     </w:p>
     <w:p>
@@ -10488,152 +15021,158 @@
       </w:pPr>
       <w:r>
         <w:rPr>
+          <w:lang w:val="ru-RU" w:eastAsia="ru-RU"/>
+        </w:rPr>
+        <w:lastRenderedPageBreak/>
+        <w:t>24</w:t>
+      </w:r>
+      <w:r>
+        <w:rPr>
           <w:lang w:eastAsia="ru-RU"/>
         </w:rPr>
-        <w:t xml:space="preserve">Толкачева, Е. В. Применение систем автоматического транскрибирования данных фокус-групп при проведении исследований в организациях / Е. В. Толкачева // Инновационная парадигма экономических механизмов хозяйствования : Сборник научных трудов IX Международной научно-практической конференции, Симферополь, 15 мая 2024 года. – Симферополь: ООО "Издательство Типография </w:t>
+        <w:t>Толкачева, Е. В. Применение систем автоматического транскрибирования данных фокус-групп при проведении исследований в организациях / Е. В. Толкачева // Инновационная парадигма экономических механизмов хозяйствования : Сборник научных трудов IX Международной научно-практической конференции, Симферополь, 15 мая 2024 года. – Симферополь: ООО "Издательство Типография "Ариал", 2024. – С. 656-658. – EDN PZLBXI.</w:t>
       </w:r>
       <w:r>
         <w:rPr>
           <w:lang w:eastAsia="ru-RU"/>
         </w:rPr>
-        <w:lastRenderedPageBreak/>
-        <w:t>"Ариал", 2024. – С. 656-658. – EDN PZLBXI.</w:t>
+        <w:t xml:space="preserve"> </w:t>
+      </w:r>
+      <w:r>
+        <w:rPr>
+          <w:lang w:val="ru-RU"/>
+        </w:rPr>
+        <w:t>Режим доступа</w:t>
       </w:r>
       <w:r>
         <w:rPr>
           <w:lang w:eastAsia="ru-RU"/>
         </w:rPr>
-        <w:t xml:space="preserve"> </w:t>
+        <w:t xml:space="preserve">: </w:t>
       </w:r>
       <w:r>
         <w:rPr>
           <w:lang w:val="en-US" w:eastAsia="ru-RU"/>
         </w:rPr>
-        <w:t>URL</w:t>
+        <w:t>https</w:t>
       </w:r>
       <w:r>
         <w:rPr>
           <w:lang w:eastAsia="ru-RU"/>
         </w:rPr>
-        <w:t xml:space="preserve">: </w:t>
-      </w:r>
-      <w:r>
-        <w:fldChar w:fldCharType="begin"/>
-      </w:r>
-      <w:r>
-        <w:instrText>HYPERLINK "https://elibrary.ru/item.asp?id=67343956"</w:instrText>
-      </w:r>
-      <w:r>
-        <w:fldChar w:fldCharType="separate"/>
-      </w:r>
-      <w:r>
-        <w:rPr>
-          <w:rStyle w:val="ac"/>
+        <w:t>://</w:t>
+      </w:r>
+      <w:proofErr w:type="spellStart"/>
+      <w:r>
+        <w:rPr>
           <w:lang w:val="en-US" w:eastAsia="ru-RU"/>
         </w:rPr>
-        <w:t>https</w:t>
-      </w:r>
-      <w:r>
-        <w:rPr>
-          <w:rStyle w:val="ac"/>
+        <w:t>elibrary</w:t>
+      </w:r>
+      <w:proofErr w:type="spellEnd"/>
+      <w:r>
+        <w:rPr>
           <w:lang w:eastAsia="ru-RU"/>
         </w:rPr>
-        <w:t>://</w:t>
+        <w:t>.</w:t>
       </w:r>
       <w:proofErr w:type="spellStart"/>
       <w:r>
         <w:rPr>
-          <w:rStyle w:val="ac"/>
           <w:lang w:val="en-US" w:eastAsia="ru-RU"/>
         </w:rPr>
-        <w:t>elibrary</w:t>
+        <w:t>ru</w:t>
       </w:r>
       <w:proofErr w:type="spellEnd"/>
       <w:r>
         <w:rPr>
-          <w:rStyle w:val="ac"/>
           <w:lang w:eastAsia="ru-RU"/>
         </w:rPr>
+        <w:t>/</w:t>
+      </w:r>
+      <w:r>
+        <w:rPr>
+          <w:lang w:val="en-US" w:eastAsia="ru-RU"/>
+        </w:rPr>
+        <w:t>item</w:t>
+      </w:r>
+      <w:r>
+        <w:rPr>
+          <w:lang w:eastAsia="ru-RU"/>
+        </w:rPr>
         <w:t>.</w:t>
       </w:r>
-      <w:proofErr w:type="spellStart"/>
-      <w:r>
-        <w:rPr>
-          <w:rStyle w:val="ac"/>
+      <w:r>
+        <w:rPr>
           <w:lang w:val="en-US" w:eastAsia="ru-RU"/>
         </w:rPr>
-        <w:t>ru</w:t>
-      </w:r>
-      <w:proofErr w:type="spellEnd"/>
-      <w:r>
-        <w:rPr>
-          <w:rStyle w:val="ac"/>
+        <w:t>asp</w:t>
+      </w:r>
+      <w:r>
+        <w:rPr>
           <w:lang w:eastAsia="ru-RU"/>
         </w:rPr>
-        <w:t>/</w:t>
-      </w:r>
-      <w:r>
-        <w:rPr>
-          <w:rStyle w:val="ac"/>
+        <w:t>?</w:t>
+      </w:r>
+      <w:r>
+        <w:rPr>
           <w:lang w:val="en-US" w:eastAsia="ru-RU"/>
         </w:rPr>
-        <w:t>item</w:t>
-      </w:r>
-      <w:r>
-        <w:rPr>
-          <w:rStyle w:val="ac"/>
+        <w:t>id</w:t>
+      </w:r>
+      <w:r>
+        <w:rPr>
           <w:lang w:eastAsia="ru-RU"/>
         </w:rPr>
+        <w:t>=67343956</w:t>
+      </w:r>
+      <w:r>
+        <w:rPr>
+          <w:lang w:eastAsia="ru-RU"/>
+        </w:rPr>
+        <w:t xml:space="preserve"> / (</w:t>
+      </w:r>
+      <w:r>
+        <w:rPr>
+          <w:lang w:eastAsia="ru-RU"/>
+        </w:rPr>
+        <w:t>Дата обращения 0</w:t>
+      </w:r>
+      <w:r>
+        <w:rPr>
+          <w:lang w:val="ru-RU" w:eastAsia="ru-RU"/>
+        </w:rPr>
+        <w:t>9</w:t>
+      </w:r>
+      <w:r>
+        <w:rPr>
+          <w:lang w:eastAsia="ru-RU"/>
+        </w:rPr>
+        <w:t>.12</w:t>
+      </w:r>
+      <w:r>
+        <w:rPr>
+          <w:lang w:val="ru-RU" w:eastAsia="ru-RU"/>
+        </w:rPr>
         <w:t>.</w:t>
       </w:r>
       <w:r>
         <w:rPr>
-          <w:rStyle w:val="ac"/>
-          <w:lang w:val="en-US" w:eastAsia="ru-RU"/>
-        </w:rPr>
-        <w:t>asp</w:t>
-      </w:r>
-      <w:r>
-        <w:rPr>
-          <w:rStyle w:val="ac"/>
           <w:lang w:eastAsia="ru-RU"/>
         </w:rPr>
-        <w:t>?</w:t>
-      </w:r>
-      <w:r>
-        <w:rPr>
-          <w:rStyle w:val="ac"/>
-          <w:lang w:val="en-US" w:eastAsia="ru-RU"/>
-        </w:rPr>
-        <w:t>id</w:t>
-      </w:r>
-      <w:r>
-        <w:rPr>
-          <w:rStyle w:val="ac"/>
+        <w:t>2025</w:t>
+      </w:r>
+      <w:r>
+        <w:rPr>
           <w:lang w:eastAsia="ru-RU"/>
         </w:rPr>
-        <w:t>=67343956</w:t>
-      </w:r>
-      <w:r>
-        <w:fldChar w:fldCharType="end"/>
-      </w:r>
-      <w:r>
-        <w:rPr>
-          <w:lang w:eastAsia="ru-RU"/>
-        </w:rPr>
-        <w:t xml:space="preserve"> / (</w:t>
-      </w:r>
-      <w:r>
-        <w:rPr>
-          <w:lang w:eastAsia="ru-RU"/>
-        </w:rPr>
-        <w:t>Дата обращения 05. 12. 2025</w:t>
-      </w:r>
-      <w:r>
-        <w:rPr>
-          <w:lang w:eastAsia="ru-RU"/>
-        </w:rPr>
         <w:t>)</w:t>
+      </w:r>
+      <w:r>
+        <w:rPr>
+          <w:lang w:val="ru-RU" w:eastAsia="ru-RU"/>
+        </w:rPr>
+        <w:t>.</w:t>
       </w:r>
     </w:p>
     <w:p>
@@ -10649,15 +15188,15 @@
       </w:pPr>
       <w:r>
         <w:rPr>
+          <w:lang w:val="ru-RU" w:eastAsia="ru-RU"/>
+        </w:rPr>
+        <w:t>25</w:t>
+      </w:r>
+      <w:r>
+        <w:rPr>
           <w:lang w:eastAsia="ru-RU"/>
         </w:rPr>
-        <w:t xml:space="preserve"> </w:t>
-      </w:r>
-      <w:r>
-        <w:rPr>
-          <w:lang w:eastAsia="ru-RU"/>
-        </w:rPr>
-        <w:t>Введенская В. В. Транскрибация как метод научного исследования в юриспруденции / В. В. Введенская // Вопросы российского и международного права. - 2021. - Т. 11, № 2A. - С. 262-269 .</w:t>
+        <w:t>Введенская В. В. Транскрибация как метод научного исследования в юриспруденции / В. В. Введенская // Вопросы российского и международного права. - 2021. - Т. 11, № 2A. - С. 262-269.</w:t>
       </w:r>
     </w:p>
     <w:p>
@@ -10673,6 +15212,12 @@
       </w:pPr>
       <w:r>
         <w:rPr>
+          <w:lang w:val="ru-RU" w:eastAsia="ru-RU"/>
+        </w:rPr>
+        <w:t>26</w:t>
+      </w:r>
+      <w:r>
+        <w:rPr>
           <w:lang w:eastAsia="ru-RU"/>
         </w:rPr>
         <w:t>Сивков М. Н. Проблемы и особенности транскрибирования социологических интервью / М. Н. Сивков // Документ. Архив. История. Современность: Сборник научных трудов / Гл. редактор Л.Н. Мазур. Том Выпуск 23. - Екатеринбург: Уральский федеральный университет имени первого Президента России Б.Н. Ельцина, 2023. - С. 14-21.</w:t>
@@ -10686,23 +15231,89 @@
           <w:numId w:val="3"/>
         </w:numPr>
         <w:rPr>
+          <w:sz w:val="48"/>
+        </w:rPr>
+      </w:pPr>
+      <w:r>
+        <w:rPr>
+          <w:lang w:val="ru-RU"/>
+        </w:rPr>
+        <w:t>27</w:t>
+      </w:r>
+      <w:r>
+        <w:t>Как искусственный интеллект упрощает расшифровку аудио и видео</w:t>
+      </w:r>
+      <w:r>
+        <w:rPr>
+          <w:lang w:val="ru-RU"/>
+        </w:rPr>
+        <w:t xml:space="preserve"> </w:t>
+      </w:r>
+      <w:r>
+        <w:rPr>
+          <w:lang w:val="ru-RU"/>
+        </w:rPr>
+        <w:t xml:space="preserve">– Интерфакс. </w:t>
+      </w:r>
+      <w:r>
+        <w:rPr>
+          <w:lang w:val="ru-RU"/>
+        </w:rPr>
+        <w:t>[</w:t>
+      </w:r>
+      <w:r>
+        <w:rPr>
+          <w:lang w:val="ru-RU"/>
+        </w:rPr>
+        <w:t>Электронный ресурс</w:t>
+      </w:r>
+      <w:r>
+        <w:rPr>
+          <w:lang w:val="ru-RU"/>
+        </w:rPr>
+        <w:t>]</w:t>
+      </w:r>
+      <w:r>
+        <w:rPr>
+          <w:lang w:val="ru-RU"/>
+        </w:rPr>
+        <w:t>. Режим доступа:</w:t>
+      </w:r>
+      <w:r>
+        <w:rPr>
+          <w:lang w:val="ru-RU"/>
+        </w:rPr>
+        <w:t xml:space="preserve"> </w:t>
+      </w:r>
+      <w:r>
+        <w:rPr>
           <w:lang w:eastAsia="ru-RU"/>
         </w:rPr>
-      </w:pPr>
-      <w:hyperlink r:id="rId21" w:history="1">
-        <w:r>
-          <w:rPr>
-            <w:rStyle w:val="ac"/>
-            <w:lang w:eastAsia="ru-RU"/>
-          </w:rPr>
-          <w:t>https://www.interfax.ru/pressreleases/1017511</w:t>
-        </w:r>
-      </w:hyperlink>
+        <w:t>https://www.interfax.ru/pressreleases/1017</w:t>
+      </w:r>
       <w:r>
         <w:rPr>
           <w:lang w:eastAsia="ru-RU"/>
         </w:rPr>
-        <w:t xml:space="preserve"> </w:t>
+        <w:t>5</w:t>
+      </w:r>
+      <w:r>
+        <w:rPr>
+          <w:lang w:eastAsia="ru-RU"/>
+        </w:rPr>
+        <w:t>11</w:t>
+      </w:r>
+      <w:r>
+        <w:rPr>
+          <w:lang w:eastAsia="ru-RU"/>
+        </w:rPr>
+        <w:t xml:space="preserve"> </w:t>
+      </w:r>
+      <w:r>
+        <w:rPr>
+          <w:lang w:val="ru-RU" w:eastAsia="ru-RU"/>
+        </w:rPr>
+        <w:t>(дата обращения: 10.12.2025).</w:t>
       </w:r>
     </w:p>
     <w:p>
@@ -10712,15 +15323,43 @@
           <w:ilvl w:val="0"/>
           <w:numId w:val="3"/>
         </w:numPr>
-      </w:pPr>
-      <w:hyperlink r:id="rId22" w:history="1">
-        <w:r>
-          <w:rPr>
-            <w:rStyle w:val="ac"/>
-          </w:rPr>
-          <w:t>https://cyberleninka.ru/article/n/metod-optimalnogo-vybora-bibliotek-dlya-transkribatsii-audiofaylov</w:t>
-        </w:r>
-      </w:hyperlink>
+        <w:rPr>
+          <w:sz w:val="24"/>
+        </w:rPr>
+      </w:pPr>
+      <w:r>
+        <w:rPr>
+          <w:lang w:val="ru-RU"/>
+        </w:rPr>
+        <w:t>28</w:t>
+      </w:r>
+      <w:r>
+        <w:t xml:space="preserve">Жауров С. Н. </w:t>
+      </w:r>
+      <w:r>
+        <w:t xml:space="preserve">Метод оптимального выбора библиотек для транскрибации аудиофайлов </w:t>
+      </w:r>
+      <w:r>
+        <w:t xml:space="preserve">// Инновационная наука. 2025. №6-2. </w:t>
+      </w:r>
+      <w:r>
+        <w:rPr>
+          <w:lang w:val="ru-RU"/>
+        </w:rPr>
+        <w:t>Режим доступа</w:t>
+      </w:r>
+      <w:r>
+        <w:t>: https://cyberleninka.ru/article/n/metod-optimalnogo-vybora-bibliotek-dlya-transkribatsii-audiofaylov (дата обращения: 1</w:t>
+      </w:r>
+      <w:r>
+        <w:rPr>
+          <w:lang w:val="ru-RU"/>
+        </w:rPr>
+        <w:t>0</w:t>
+      </w:r>
+      <w:r>
+        <w:t>.12.2025).</w:t>
+      </w:r>
     </w:p>
     <w:p>
       <w:pPr>
@@ -10729,15 +15368,37 @@
           <w:ilvl w:val="0"/>
           <w:numId w:val="3"/>
         </w:numPr>
-      </w:pPr>
-      <w:hyperlink r:id="rId23" w:history="1">
-        <w:r>
-          <w:rPr>
-            <w:rStyle w:val="ac"/>
-          </w:rPr>
-          <w:t>https://cyberleninka.ru/article/n/kratko-pro-docker</w:t>
-        </w:r>
-      </w:hyperlink>
+        <w:rPr>
+          <w:sz w:val="24"/>
+        </w:rPr>
+      </w:pPr>
+      <w:r>
+        <w:rPr>
+          <w:lang w:val="ru-RU"/>
+        </w:rPr>
+        <w:t>29</w:t>
+      </w:r>
+      <w:r>
+        <w:t xml:space="preserve">Брыжинская А. В., Чернова С. В. КРАТКО ПРО DOCKER // Теория и практика современной науки. 2019. №10 (52). </w:t>
+      </w:r>
+      <w:r>
+        <w:rPr>
+          <w:lang w:val="ru-RU"/>
+        </w:rPr>
+        <w:t>Режим доступа</w:t>
+      </w:r>
+      <w:r>
+        <w:t>: https://cyberleninka.ru/article/n/kratko-pro-docker (дата обращения: 1</w:t>
+      </w:r>
+      <w:r>
+        <w:rPr>
+          <w:lang w:val="ru-RU"/>
+        </w:rPr>
+        <w:t>1</w:t>
+      </w:r>
+      <w:r>
+        <w:t>.12.2025).</w:t>
+      </w:r>
     </w:p>
     <w:p>
       <w:pPr>
@@ -10747,14 +15408,22 @@
           <w:numId w:val="3"/>
         </w:numPr>
       </w:pPr>
-      <w:hyperlink r:id="rId24" w:history="1">
-        <w:r>
-          <w:rPr>
-            <w:rStyle w:val="ac"/>
-          </w:rPr>
-          <w:t>https://vestnik-rosnou.ru/sites/default/files/87_CC%204%202023.pdf</w:t>
-        </w:r>
-      </w:hyperlink>
+      <w:r>
+        <w:rPr>
+          <w:lang w:val="ru-RU"/>
+        </w:rPr>
+        <w:t>30</w:t>
+      </w:r>
+      <w:r>
+        <w:t xml:space="preserve">Елизаров, Д.А. Разработка системы транскрибации аудиои видеоконтента // Д.А. Елизаров // Вестник Российского нового </w:t>
+      </w:r>
+      <w:r>
+        <w:lastRenderedPageBreak/>
+        <w:t>университета серия «Сложные системы: модели, анализ, управление». - 2023. № 4. - 87-95</w:t>
+      </w:r>
+      <w:r>
+        <w:t>.</w:t>
+      </w:r>
     </w:p>
     <w:p>
       <w:pPr>
@@ -10764,14 +15433,63 @@
           <w:numId w:val="3"/>
         </w:numPr>
       </w:pPr>
-      <w:hyperlink r:id="rId25" w:history="1">
-        <w:r>
-          <w:rPr>
-            <w:rStyle w:val="ac"/>
-          </w:rPr>
-          <w:t>https://www.google.de/books/edition/%D0%98%D0%BD%D1%84%D0%BE%D1%80%D0%BC%D0%B0%D1%86%D0%B8%D0%BE%D0%BD%D0%BD%D1%8B%D0%B5_%D1%82%D0%B5%D1%85%D0%BD%D0%BE/EmkSEQAAQBAJ?hl=en&amp;gbpv=0</w:t>
-        </w:r>
-      </w:hyperlink>
+      <w:r>
+        <w:rPr>
+          <w:lang w:val="ru-RU"/>
+        </w:rPr>
+        <w:t>31</w:t>
+      </w:r>
+      <w:r>
+        <w:rPr>
+          <w:lang w:val="ru-RU"/>
+        </w:rPr>
+        <w:t xml:space="preserve">Джураева, А. О. </w:t>
+      </w:r>
+      <w:r>
+        <w:t>Информационные технологии и управление искусственным интеллектом</w:t>
+      </w:r>
+      <w:r>
+        <w:rPr>
+          <w:lang w:val="ru-RU"/>
+        </w:rPr>
+        <w:t xml:space="preserve">: </w:t>
+      </w:r>
+      <w:r>
+        <w:rPr>
+          <w:lang w:val="ru-RU"/>
+        </w:rPr>
+        <w:t>«</w:t>
+      </w:r>
+      <w:r>
+        <w:rPr>
+          <w:lang w:val="ru-RU"/>
+        </w:rPr>
+        <w:t>Издательские решения»</w:t>
+      </w:r>
+      <w:r>
+        <w:rPr>
+          <w:lang w:val="ru-RU"/>
+        </w:rPr>
+        <w:t>, 2024</w:t>
+      </w:r>
+      <w:r>
+        <w:rPr>
+          <w:lang w:val="ru-RU"/>
+        </w:rPr>
+        <w:t xml:space="preserve">. – </w:t>
+      </w:r>
+      <w:r>
+        <w:rPr>
+          <w:lang w:val="ru-RU"/>
+        </w:rPr>
+        <w:t>652</w:t>
+      </w:r>
+      <w:r>
+        <w:rPr>
+          <w:lang w:val="ru-RU"/>
+        </w:rPr>
+        <w:t xml:space="preserve"> с.</w:t>
+      </w:r>
     </w:p>
     <w:p>
       <w:pPr>
@@ -10781,14 +15499,15 @@
           <w:numId w:val="3"/>
         </w:numPr>
       </w:pPr>
-      <w:hyperlink r:id="rId26" w:history="1">
-        <w:r>
-          <w:rPr>
-            <w:rStyle w:val="ac"/>
-          </w:rPr>
-          <w:t>https://www.google.de/books/edition/%D0%9F%D0%BE%D0%BB%D0%B8%D1%82%D0%B8%D1%87%D0%B5%D1%81%D0%BA%D0%B0%D1%8F_%D0%B6%D1%83%D1%80%D0%BD%D0%B0%D0%BB%D0%B8/kCYkEAAAQBAJ?hl=ru&amp;gbpv=0&amp;kptab=overview</w:t>
-        </w:r>
-      </w:hyperlink>
+      <w:r>
+        <w:rPr>
+          <w:lang w:val="ru-RU"/>
+        </w:rPr>
+        <w:t>32</w:t>
+      </w:r>
+      <w:r>
+        <w:t>Политическая журналистика : учебник для бакалавриата и магистратуры / С. Г. Корконосенко [и др.] ; под ред. С. Г. Корконосенко. — М. : Издательство Юрайт, 2015. — 319 с.</w:t>
+      </w:r>
     </w:p>
     <w:p>
       <w:pPr>
@@ -10798,14 +15517,66 @@
           <w:numId w:val="3"/>
         </w:numPr>
       </w:pPr>
-      <w:hyperlink r:id="rId27" w:history="1">
-        <w:r>
-          <w:rPr>
-            <w:rStyle w:val="ac"/>
-          </w:rPr>
-          <w:t>https://www.elibrary.ru/item.asp?id=48004881</w:t>
-        </w:r>
-      </w:hyperlink>
+      <w:r>
+        <w:rPr>
+          <w:lang w:val="ru-RU"/>
+        </w:rPr>
+        <w:t>33</w:t>
+      </w:r>
+      <w:r>
+        <w:t>Кузьмичева, К. Е. Сервис для распознавания эмоций на основе анализа записей деловых телефонных разговоров / К. Е. Кузьмичева // Сборник трудов X Конгресса молодых ученых : Материалы Конгресса, Санкт-Петербург, 14–17 апреля 2021 года. Том 1. – Санкт-Петербург: федеральное государственное автономное образовательное учреждение высшего образования "Национальный исследовательский университет ИТМО", 2021. – С. 104-107. – EDN VGZULU.</w:t>
+      </w:r>
+      <w:r>
+        <w:rPr>
+          <w:lang w:val="ru-RU"/>
+        </w:rPr>
+        <w:t xml:space="preserve"> </w:t>
+      </w:r>
+      <w:r>
+        <w:rPr>
+          <w:lang w:val="ru-RU"/>
+        </w:rPr>
+        <w:t>Режим доступа</w:t>
+      </w:r>
+      <w:r>
+        <w:rPr>
+          <w:lang w:val="ru-RU"/>
+        </w:rPr>
+        <w:t xml:space="preserve">: </w:t>
+      </w:r>
+      <w:r>
+        <w:t>https://www.elibrary</w:t>
+      </w:r>
+      <w:r>
+        <w:t>.</w:t>
+      </w:r>
+      <w:r>
+        <w:t>ru/item.asp?id=48004881</w:t>
+      </w:r>
+      <w:r>
+        <w:rPr>
+          <w:lang w:val="ru-RU"/>
+        </w:rPr>
+        <w:t xml:space="preserve"> (дата обращения: 1</w:t>
+      </w:r>
+      <w:r>
+        <w:rPr>
+          <w:lang w:val="ru-RU"/>
+        </w:rPr>
+        <w:t>1</w:t>
+      </w:r>
+      <w:r>
+        <w:rPr>
+          <w:lang w:val="ru-RU"/>
+        </w:rPr>
+        <w:t>.12.2025)</w:t>
+      </w:r>
+      <w:r>
+        <w:rPr>
+          <w:lang w:val="ru-RU"/>
+        </w:rPr>
+        <w:t>.</w:t>
+      </w:r>
     </w:p>
     <w:p>
       <w:pPr>
@@ -10814,15 +15585,37 @@
           <w:ilvl w:val="0"/>
           <w:numId w:val="3"/>
         </w:numPr>
-      </w:pPr>
-      <w:hyperlink r:id="rId28" w:history="1">
-        <w:r>
-          <w:rPr>
-            <w:rStyle w:val="ac"/>
-          </w:rPr>
-          <w:t>https://cyberleninka.ru/article/n/obzor-razlichnyh-web-serverov</w:t>
-        </w:r>
-      </w:hyperlink>
+        <w:rPr>
+          <w:sz w:val="24"/>
+        </w:rPr>
+      </w:pPr>
+      <w:r>
+        <w:rPr>
+          <w:lang w:val="ru-RU"/>
+        </w:rPr>
+        <w:t>34</w:t>
+      </w:r>
+      <w:r>
+        <w:t xml:space="preserve">Рылёва А. А., Мелузов О. В. ОБЗОР РАЗЛИЧНЫХ WEB-СЕРВЕРОВ // Форум молодых ученых. 2018. №12-3 (28). </w:t>
+      </w:r>
+      <w:r>
+        <w:rPr>
+          <w:lang w:val="ru-RU"/>
+        </w:rPr>
+        <w:t>Режим доступа</w:t>
+      </w:r>
+      <w:r>
+        <w:t>: https://cyberleninka.ru/article/n/obzor-razlichnyh-web-serverov (дата обращения: 1</w:t>
+      </w:r>
+      <w:r>
+        <w:rPr>
+          <w:lang w:val="ru-RU"/>
+        </w:rPr>
+        <w:t>1</w:t>
+      </w:r>
+      <w:r>
+        <w:t>.12.2025).</w:t>
+      </w:r>
     </w:p>
     <w:p>
       <w:pPr>
@@ -10832,6 +15625,892 @@
           <w:numId w:val="3"/>
         </w:numPr>
       </w:pPr>
+      <w:r>
+        <w:rPr>
+          <w:lang w:val="ru-RU"/>
+        </w:rPr>
+        <w:t>35</w:t>
+      </w:r>
+      <w:r>
+        <w:t>Мартынов, А. В. Метод градиентного спуска в машинном обучении / А. В. Мартынов, В. Е. Кандыба // Шаг в науку. – 2022. – № 4. – С. 4-8. – EDN MHHFTM.</w:t>
+      </w:r>
+      <w:r>
+        <w:rPr>
+          <w:lang w:val="ru-RU"/>
+        </w:rPr>
+        <w:t xml:space="preserve"> </w:t>
+      </w:r>
+      <w:r>
+        <w:rPr>
+          <w:lang w:val="ru-RU"/>
+        </w:rPr>
+        <w:t>Режим доступа</w:t>
+      </w:r>
+      <w:r>
+        <w:rPr>
+          <w:lang w:val="ru-RU"/>
+        </w:rPr>
+        <w:t xml:space="preserve">: </w:t>
+      </w:r>
+      <w:r>
+        <w:t>https://www.elibrary.ru/i</w:t>
+      </w:r>
+      <w:r>
+        <w:t>t</w:t>
+      </w:r>
+      <w:r>
+        <w:t>em.asp?id=49988015</w:t>
+      </w:r>
+      <w:r>
+        <w:rPr>
+          <w:lang w:val="ru-RU"/>
+        </w:rPr>
+        <w:t xml:space="preserve"> (дата обращения: 1</w:t>
+      </w:r>
+      <w:r>
+        <w:rPr>
+          <w:lang w:val="ru-RU"/>
+        </w:rPr>
+        <w:t>2</w:t>
+      </w:r>
+      <w:r>
+        <w:rPr>
+          <w:lang w:val="ru-RU"/>
+        </w:rPr>
+        <w:t>.12.2025)</w:t>
+      </w:r>
+      <w:r>
+        <w:rPr>
+          <w:lang w:val="ru-RU"/>
+        </w:rPr>
+        <w:t>.</w:t>
+      </w:r>
+    </w:p>
+    <w:p>
+      <w:pPr>
+        <w:pStyle w:val="a7"/>
+        <w:numPr>
+          <w:ilvl w:val="0"/>
+          <w:numId w:val="3"/>
+        </w:numPr>
+      </w:pPr>
+      <w:r>
+        <w:rPr>
+          <w:lang w:val="ru-RU"/>
+        </w:rPr>
+        <w:t>36</w:t>
+      </w:r>
+      <w:r>
+        <w:rPr>
+          <w:lang w:val="ru-RU"/>
+        </w:rPr>
+        <w:t xml:space="preserve">Вучков И., Бояджиева Л., </w:t>
+      </w:r>
+      <w:proofErr w:type="spellStart"/>
+      <w:r>
+        <w:rPr>
+          <w:lang w:val="ru-RU"/>
+        </w:rPr>
+        <w:t>Солаков</w:t>
+      </w:r>
+      <w:proofErr w:type="spellEnd"/>
+      <w:r>
+        <w:rPr>
+          <w:lang w:val="ru-RU"/>
+        </w:rPr>
+        <w:t xml:space="preserve"> Е. Прикладной линейный регрессионный анализ. М.: Финансы и статистика, 1987. - 230 с.</w:t>
+      </w:r>
+    </w:p>
+    <w:p>
+      <w:pPr>
+        <w:pStyle w:val="a7"/>
+        <w:numPr>
+          <w:ilvl w:val="0"/>
+          <w:numId w:val="3"/>
+        </w:numPr>
+        <w:rPr>
+          <w:sz w:val="24"/>
+        </w:rPr>
+      </w:pPr>
+      <w:r>
+        <w:rPr>
+          <w:lang w:val="ru-RU"/>
+        </w:rPr>
+        <w:t>37</w:t>
+      </w:r>
+      <w:r>
+        <w:t xml:space="preserve">Ротова О. М., Шибанова А. Д. ОСНОВНЫЕ ПРИНЦИПЫ МЕТОДА ЛИНЕЙНОЙ РЕГРЕССИИ // Теория и практика современной науки. </w:t>
+      </w:r>
+      <w:r>
+        <w:lastRenderedPageBreak/>
+        <w:t xml:space="preserve">2020. №1 (55). </w:t>
+      </w:r>
+      <w:r>
+        <w:rPr>
+          <w:lang w:val="ru-RU"/>
+        </w:rPr>
+        <w:t>Режим доступа</w:t>
+      </w:r>
+      <w:r>
+        <w:t>: https://cyberleninka.ru/article/n/osnovnye-printsipy-metoda-lineynoy-regressii (дата обращения: 1</w:t>
+      </w:r>
+      <w:r>
+        <w:rPr>
+          <w:lang w:val="ru-RU"/>
+        </w:rPr>
+        <w:t>2</w:t>
+      </w:r>
+      <w:r>
+        <w:t>.12.2025).</w:t>
+      </w:r>
+    </w:p>
+    <w:p>
+      <w:pPr>
+        <w:pStyle w:val="a7"/>
+        <w:numPr>
+          <w:ilvl w:val="0"/>
+          <w:numId w:val="3"/>
+        </w:numPr>
+      </w:pPr>
+      <w:r>
+        <w:rPr>
+          <w:lang w:val="ru-RU"/>
+        </w:rPr>
+        <w:t>38</w:t>
+      </w:r>
+      <w:r>
+        <w:t>Траск, Э. Грокаем глубокое обучение / Э. Траск; перевод с английского А. Киселев; редакторы: Ю. Сергиенко [и др.]. — Санкт-Петербург : Питер, 2024. — 355 с.</w:t>
+      </w:r>
+    </w:p>
+    <w:p>
+      <w:pPr>
+        <w:pStyle w:val="a7"/>
+        <w:numPr>
+          <w:ilvl w:val="0"/>
+          <w:numId w:val="3"/>
+        </w:numPr>
+      </w:pPr>
+      <w:r>
+        <w:rPr>
+          <w:lang w:val="en-US"/>
+        </w:rPr>
+        <w:t>39</w:t>
+      </w:r>
+      <w:r>
+        <w:t>Roman Aperdannier, Sigurd Schacht, Alexander Piazza. A Review</w:t>
+      </w:r>
+      <w:r>
+        <w:rPr>
+          <w:lang w:val="en-US"/>
+        </w:rPr>
+        <w:t xml:space="preserve"> </w:t>
+      </w:r>
+      <w:r>
+        <w:t>of Common Online Speaker Diarization Methods // arxiv.org URL:</w:t>
+      </w:r>
+      <w:r>
+        <w:rPr>
+          <w:lang w:val="en-US"/>
+        </w:rPr>
+        <w:t xml:space="preserve"> </w:t>
+      </w:r>
+      <w:r>
+        <w:t xml:space="preserve">https://arxiv.org/pdf/2406.14464v1 (дата обращения: </w:t>
+      </w:r>
+      <w:r>
+        <w:rPr>
+          <w:lang w:val="en-US"/>
+        </w:rPr>
+        <w:t>1</w:t>
+      </w:r>
+      <w:r>
+        <w:rPr>
+          <w:lang w:val="en-US"/>
+        </w:rPr>
+        <w:t>2</w:t>
+      </w:r>
+      <w:r>
+        <w:t>.</w:t>
+      </w:r>
+      <w:r>
+        <w:rPr>
+          <w:lang w:val="en-US"/>
+        </w:rPr>
+        <w:t>12</w:t>
+      </w:r>
+      <w:r>
+        <w:t>.202</w:t>
+      </w:r>
+      <w:r>
+        <w:rPr>
+          <w:lang w:val="en-US"/>
+        </w:rPr>
+        <w:t>5</w:t>
+      </w:r>
+      <w:r>
+        <w:t>).</w:t>
+      </w:r>
+    </w:p>
+    <w:p>
+      <w:pPr>
+        <w:pStyle w:val="a7"/>
+        <w:numPr>
+          <w:ilvl w:val="0"/>
+          <w:numId w:val="3"/>
+        </w:numPr>
+      </w:pPr>
+      <w:r>
+        <w:rPr>
+          <w:lang w:val="en-US"/>
+        </w:rPr>
+        <w:t>40</w:t>
+      </w:r>
+      <w:r>
+        <w:t>Gandhi S., Hollemans M., Khalusova M., Srivastav V. Preprocessing an audio dataset // Huggingface.co. URL:</w:t>
+      </w:r>
+      <w:r>
+        <w:rPr>
+          <w:lang w:val="en-US"/>
+        </w:rPr>
+        <w:t xml:space="preserve"> </w:t>
+      </w:r>
+      <w:r>
+        <w:t xml:space="preserve">https://huggingface.co/learn/audio-course/chapter1/preprocessing (дата обращения: </w:t>
+      </w:r>
+      <w:r>
+        <w:rPr>
+          <w:lang w:val="en-US"/>
+        </w:rPr>
+        <w:t>1</w:t>
+      </w:r>
+      <w:r>
+        <w:rPr>
+          <w:lang w:val="en-US"/>
+        </w:rPr>
+        <w:t>2</w:t>
+      </w:r>
+      <w:r>
+        <w:t>.</w:t>
+      </w:r>
+      <w:r>
+        <w:rPr>
+          <w:lang w:val="en-US"/>
+        </w:rPr>
+        <w:t>12</w:t>
+      </w:r>
+      <w:r>
+        <w:t>.</w:t>
+      </w:r>
+      <w:r>
+        <w:rPr>
+          <w:lang w:val="en-US"/>
+        </w:rPr>
+        <w:t>2025</w:t>
+      </w:r>
+      <w:r>
+        <w:t>).</w:t>
+      </w:r>
+    </w:p>
+    <w:p>
+      <w:pPr>
+        <w:pStyle w:val="a7"/>
+        <w:numPr>
+          <w:ilvl w:val="0"/>
+          <w:numId w:val="3"/>
+        </w:numPr>
+      </w:pPr>
+      <w:r>
+        <w:rPr>
+          <w:lang w:val="ru-RU"/>
+        </w:rPr>
+        <w:t>41</w:t>
+      </w:r>
+      <w:r>
+        <w:t>Васенков, П. А. Улучшение модели распознавания речи с помощью диаризации / П. А. Васенков, О. Д. Лысенко, В. А. Щеглов // Электронный журнал: наука, техника и образование. – 2024. – № S2(49). – С. 190-196. – EDN IAPSHM.</w:t>
+      </w:r>
+      <w:r>
+        <w:rPr>
+          <w:lang w:val="ru-RU"/>
+        </w:rPr>
+        <w:t xml:space="preserve"> </w:t>
+      </w:r>
+      <w:r>
+        <w:rPr>
+          <w:lang w:val="ru-RU"/>
+        </w:rPr>
+        <w:t>Режим доступа</w:t>
+      </w:r>
+      <w:r>
+        <w:rPr>
+          <w:lang w:val="ru-RU"/>
+        </w:rPr>
+        <w:t xml:space="preserve">: </w:t>
+      </w:r>
+      <w:r>
+        <w:t>https://www.elibrary.ru/item.asp?id=75252396</w:t>
+      </w:r>
+      <w:r>
+        <w:t xml:space="preserve"> </w:t>
+      </w:r>
+      <w:r>
+        <w:rPr>
+          <w:lang w:val="ru-RU"/>
+        </w:rPr>
+        <w:t>(дата обращения: 12.12.2025)</w:t>
+      </w:r>
+      <w:r>
+        <w:rPr>
+          <w:lang w:val="ru-RU"/>
+        </w:rPr>
+        <w:t>.</w:t>
+      </w:r>
+    </w:p>
+    <w:p>
+      <w:pPr>
+        <w:pStyle w:val="a7"/>
+        <w:numPr>
+          <w:ilvl w:val="0"/>
+          <w:numId w:val="3"/>
+        </w:numPr>
+      </w:pPr>
+      <w:r>
+        <w:rPr>
+          <w:lang w:val="ru-RU"/>
+        </w:rPr>
+        <w:t>42</w:t>
+      </w:r>
+      <w:r>
+        <w:t>Охлопков, С. М. Исследование особенностей алгоритма сортировки Timsort / С. М. Охлопков // Математическое моделирование и информационные технологии : Девятнадцатая всероссийская (одиннадцатая международная) научно-техническая конференция студентов, аспирантов и молодых ученых. Материалы конференции. В 6-ти томах, Иваново, 14–16 мая 2024 года. – Иваново: Ивановский государственный энергетический университет им. В.И. Ленина, 2024. – С. 92. – EDN SVEAXQ.</w:t>
+      </w:r>
+      <w:r>
+        <w:rPr>
+          <w:lang w:val="ru-RU"/>
+        </w:rPr>
+        <w:t xml:space="preserve"> </w:t>
+      </w:r>
+      <w:r>
+        <w:rPr>
+          <w:lang w:val="ru-RU"/>
+        </w:rPr>
+        <w:t>Режим доступа</w:t>
+      </w:r>
+      <w:r>
+        <w:rPr>
+          <w:lang w:val="ru-RU"/>
+        </w:rPr>
+        <w:t xml:space="preserve">: </w:t>
+      </w:r>
+      <w:r>
+        <w:t>https://www.elibrary.ru/item.asp?id=68018103</w:t>
+      </w:r>
+      <w:r>
+        <w:t xml:space="preserve"> </w:t>
+      </w:r>
+      <w:r>
+        <w:rPr>
+          <w:lang w:val="ru-RU"/>
+        </w:rPr>
+        <w:t>(дата обращения: 12.12.2025)</w:t>
+      </w:r>
+      <w:r>
+        <w:rPr>
+          <w:lang w:val="ru-RU"/>
+        </w:rPr>
+        <w:t>.</w:t>
+      </w:r>
+    </w:p>
+    <w:p>
+      <w:pPr>
+        <w:pStyle w:val="a7"/>
+        <w:numPr>
+          <w:ilvl w:val="0"/>
+          <w:numId w:val="3"/>
+        </w:numPr>
+      </w:pPr>
+      <w:r>
+        <w:rPr>
+          <w:lang w:val="en-US"/>
+        </w:rPr>
+        <w:t>43</w:t>
+      </w:r>
+      <w:r>
+        <w:t xml:space="preserve">cpython/Objects/listobject.c </w:t>
+      </w:r>
+      <w:proofErr w:type="spellStart"/>
+      <w:r>
+        <w:rPr>
+          <w:lang w:val="en-US"/>
+        </w:rPr>
+        <w:t>find</w:t>
+      </w:r>
+      <w:r>
+        <w:rPr>
+          <w:lang w:val="en-US"/>
+        </w:rPr>
+        <w:t>index</w:t>
+      </w:r>
+      <w:proofErr w:type="spellEnd"/>
+      <w:r>
+        <w:rPr>
+          <w:lang w:val="en-US"/>
+        </w:rPr>
+        <w:t xml:space="preserve"> method</w:t>
+      </w:r>
+      <w:r>
+        <w:t xml:space="preserve"> </w:t>
+      </w:r>
+      <w:r>
+        <w:t>source code</w:t>
+      </w:r>
+      <w:r>
+        <w:t xml:space="preserve"> </w:t>
+      </w:r>
+      <w:r>
+        <w:t>–</w:t>
+      </w:r>
+      <w:r>
+        <w:t xml:space="preserve"> GitHub. </w:t>
+      </w:r>
+      <w:r>
+        <w:t>[</w:t>
+      </w:r>
+      <w:r>
+        <w:rPr>
+          <w:lang w:val="ru-RU"/>
+        </w:rPr>
+        <w:t>Электронный</w:t>
+      </w:r>
+      <w:r>
+        <w:rPr>
+          <w:lang w:val="en-US"/>
+        </w:rPr>
+        <w:t xml:space="preserve"> </w:t>
+      </w:r>
+      <w:r>
+        <w:rPr>
+          <w:lang w:val="ru-RU"/>
+        </w:rPr>
+        <w:t>ресурс</w:t>
+      </w:r>
+      <w:r>
+        <w:t>]</w:t>
+      </w:r>
+      <w:r>
+        <w:rPr>
+          <w:lang w:val="en-US"/>
+        </w:rPr>
+        <w:t xml:space="preserve">. </w:t>
+      </w:r>
+      <w:r>
+        <w:rPr>
+          <w:lang w:val="ru-RU"/>
+        </w:rPr>
+        <w:t xml:space="preserve">Режим доступа: </w:t>
+      </w:r>
+      <w:r>
+        <w:lastRenderedPageBreak/>
+        <w:t>https://github.com/python/cpython/blob/e6373c0d8b59512aa7f0dea7f3fb162b6ed10fa4/Objects/listobject.c#L2601</w:t>
+      </w:r>
+      <w:r>
+        <w:rPr>
+          <w:lang w:val="ru-RU"/>
+        </w:rPr>
+        <w:t xml:space="preserve"> (дата обращения: 12.12.2025).</w:t>
+      </w:r>
+    </w:p>
+    <w:p>
+      <w:pPr>
+        <w:pStyle w:val="a7"/>
+        <w:numPr>
+          <w:ilvl w:val="0"/>
+          <w:numId w:val="3"/>
+        </w:numPr>
+        <w:rPr>
+          <w:rFonts w:eastAsia="Times New Roman" w:cs="Times New Roman"/>
+          <w:kern w:val="36"/>
+          <w:sz w:val="48"/>
+          <w:szCs w:val="48"/>
+          <w:lang w:val="ru-RU" w:eastAsia="ru-RU"/>
+          <w14:ligatures w14:val="none"/>
+        </w:rPr>
+      </w:pPr>
+      <w:r>
+        <w:rPr>
+          <w:lang w:val="ru-RU"/>
+        </w:rPr>
+        <w:t>44</w:t>
+      </w:r>
+      <w:r>
+        <w:t>«Привет, мир»: разбираем каждый шаг хэш-алгоритма SHA-256</w:t>
+      </w:r>
+      <w:r>
+        <w:rPr>
+          <w:lang w:val="ru-RU"/>
+        </w:rPr>
+        <w:t xml:space="preserve"> – </w:t>
+      </w:r>
+      <w:r>
+        <w:t>Habr [Электронный ресурс]. – Режим доступа: https://habr.com/ru/company/selectel/blog/530262/ (дата</w:t>
+      </w:r>
+      <w:r>
+        <w:rPr>
+          <w:lang w:val="ru-RU"/>
+        </w:rPr>
+        <w:t xml:space="preserve"> </w:t>
+      </w:r>
+      <w:r>
+        <w:t>обращения: 1</w:t>
+      </w:r>
+      <w:r>
+        <w:rPr>
+          <w:lang w:val="ru-RU"/>
+        </w:rPr>
+        <w:t>2</w:t>
+      </w:r>
+      <w:r>
+        <w:t>.</w:t>
+      </w:r>
+      <w:r>
+        <w:rPr>
+          <w:lang w:val="ru-RU"/>
+        </w:rPr>
+        <w:t>12</w:t>
+      </w:r>
+      <w:r>
+        <w:t>.202</w:t>
+      </w:r>
+      <w:r>
+        <w:rPr>
+          <w:lang w:val="ru-RU"/>
+        </w:rPr>
+        <w:t>5</w:t>
+      </w:r>
+      <w:r>
+        <w:t>).</w:t>
+      </w:r>
+    </w:p>
+    <w:p>
+      <w:pPr>
+        <w:pStyle w:val="a7"/>
+        <w:numPr>
+          <w:ilvl w:val="0"/>
+          <w:numId w:val="3"/>
+        </w:numPr>
+        <w:rPr>
+          <w:rFonts w:eastAsia="Times New Roman" w:cs="Times New Roman"/>
+          <w:b/>
+          <w:bCs/>
+          <w:kern w:val="36"/>
+          <w:sz w:val="48"/>
+          <w:szCs w:val="48"/>
+          <w:lang w:eastAsia="ru-RU"/>
+          <w14:ligatures w14:val="none"/>
+        </w:rPr>
+      </w:pPr>
+      <w:r>
+        <w:rPr>
+          <w:lang w:val="ru-RU" w:eastAsia="ru-RU"/>
+        </w:rPr>
+        <w:t>45</w:t>
+      </w:r>
+      <w:r>
+        <w:rPr>
+          <w:lang w:eastAsia="ru-RU"/>
+        </w:rPr>
+        <w:t>What is SHA-256?</w:t>
+      </w:r>
+      <w:r>
+        <w:t xml:space="preserve"> - </w:t>
+      </w:r>
+      <w:r>
+        <w:t>Boot</w:t>
+      </w:r>
+      <w:r>
+        <w:t>.dev [Электронный ресурс]. – Режим доступа: https://blog.boot.dev/cryptography/how-sha-2-works-step-by-step-sha-256/ (дата обращения: 1</w:t>
+      </w:r>
+      <w:r>
+        <w:rPr>
+          <w:lang w:val="ru-RU"/>
+        </w:rPr>
+        <w:t>2</w:t>
+      </w:r>
+      <w:r>
+        <w:t>.</w:t>
+      </w:r>
+      <w:r>
+        <w:rPr>
+          <w:lang w:val="ru-RU"/>
+        </w:rPr>
+        <w:t>12</w:t>
+      </w:r>
+      <w:r>
+        <w:t>.202</w:t>
+      </w:r>
+      <w:r>
+        <w:rPr>
+          <w:lang w:val="ru-RU"/>
+        </w:rPr>
+        <w:t>5</w:t>
+      </w:r>
+      <w:r>
+        <w:t>).</w:t>
+      </w:r>
+    </w:p>
+    <w:p>
+      <w:pPr>
+        <w:pStyle w:val="a7"/>
+        <w:numPr>
+          <w:ilvl w:val="0"/>
+          <w:numId w:val="3"/>
+        </w:numPr>
+      </w:pPr>
+      <w:r>
+        <w:rPr>
+          <w:lang w:val="ru-RU"/>
+        </w:rPr>
+        <w:t>46</w:t>
+      </w:r>
+      <w:r>
+        <w:t>Коновалов, Г. Г. Механизм алгоритма быстрой сортировки QuickSort / Г. Г. Коновалов // Тенденции развития науки и образования. – 2024. – № 113-6. – С. 48-50. – DOI 10.18411/trnio-09-2024-218. – EDN IDGBSC.</w:t>
+      </w:r>
+      <w:r>
+        <w:rPr>
+          <w:lang w:val="ru-RU"/>
+        </w:rPr>
+        <w:t xml:space="preserve"> </w:t>
+      </w:r>
+      <w:r>
+        <w:rPr>
+          <w:lang w:val="ru-RU"/>
+        </w:rPr>
+        <w:t>Режим доступа</w:t>
+      </w:r>
+      <w:r>
+        <w:rPr>
+          <w:lang w:val="ru-RU"/>
+        </w:rPr>
+        <w:t xml:space="preserve">: </w:t>
+      </w:r>
+      <w:r>
+        <w:t>https://www.elibrary.ru/item.asp?id=72867847</w:t>
+      </w:r>
+      <w:r>
+        <w:t xml:space="preserve"> </w:t>
+      </w:r>
+      <w:r>
+        <w:rPr>
+          <w:lang w:val="ru-RU"/>
+        </w:rPr>
+        <w:t>(дата обращения: 12.12.2025)</w:t>
+      </w:r>
+      <w:r>
+        <w:rPr>
+          <w:lang w:val="ru-RU"/>
+        </w:rPr>
+        <w:t>.</w:t>
+      </w:r>
+    </w:p>
+    <w:p>
+      <w:pPr>
+        <w:pStyle w:val="a7"/>
+        <w:numPr>
+          <w:ilvl w:val="0"/>
+          <w:numId w:val="3"/>
+        </w:numPr>
+      </w:pPr>
+      <w:r>
+        <w:rPr>
+          <w:lang w:val="ru-RU"/>
+        </w:rPr>
+        <w:t>47</w:t>
+      </w:r>
+      <w:r>
+        <w:t>Flask’s documentation [Электронный ресурс] URL:</w:t>
+      </w:r>
+      <w:r>
+        <w:rPr>
+          <w:lang w:val="ru-RU"/>
+        </w:rPr>
+        <w:t xml:space="preserve"> </w:t>
+      </w:r>
+      <w:r>
+        <w:t>https://flask.palletsprojects.com/en/1.1.x/ (дата обращения: 12.</w:t>
+      </w:r>
+      <w:r>
+        <w:rPr>
+          <w:lang w:val="ru-RU"/>
+        </w:rPr>
+        <w:t>1</w:t>
+      </w:r>
+      <w:r>
+        <w:t>2.202</w:t>
+      </w:r>
+      <w:r>
+        <w:rPr>
+          <w:lang w:val="ru-RU"/>
+        </w:rPr>
+        <w:t>5</w:t>
+      </w:r>
+      <w:r>
+        <w:t>).</w:t>
+      </w:r>
+    </w:p>
+    <w:p>
+      <w:pPr>
+        <w:pStyle w:val="a7"/>
+        <w:numPr>
+          <w:ilvl w:val="0"/>
+          <w:numId w:val="3"/>
+        </w:numPr>
+      </w:pPr>
+      <w:r>
+        <w:t>48</w:t>
+      </w:r>
+      <w:r>
+        <w:t>Грузин, Н. А. Сравнение фреймворков для разработки веб-приложений: LARAVEL, DJANGO и FLASK / Н. А. Грузин // Modern Science. – 2020. – № 2-1. – С. 359-364. – EDN UQVAGU.</w:t>
+      </w:r>
+      <w:r>
+        <w:t xml:space="preserve"> </w:t>
+      </w:r>
+      <w:r>
+        <w:rPr>
+          <w:lang w:val="ru-RU"/>
+        </w:rPr>
+        <w:t>Режим доступа</w:t>
+      </w:r>
+      <w:r>
+        <w:rPr>
+          <w:lang w:val="ru-RU"/>
+        </w:rPr>
+        <w:t xml:space="preserve">: </w:t>
+      </w:r>
+      <w:r>
+        <w:t>https://www.elibrary.ru/item.asp?id=42416108</w:t>
+      </w:r>
+      <w:r>
+        <w:rPr>
+          <w:lang w:val="ru-RU"/>
+        </w:rPr>
+        <w:t xml:space="preserve"> (дата обращения: 12.12.2025)</w:t>
+      </w:r>
+      <w:r>
+        <w:rPr>
+          <w:lang w:val="ru-RU"/>
+        </w:rPr>
+        <w:t>.</w:t>
+      </w:r>
+    </w:p>
+    <w:p>
+      <w:pPr>
+        <w:pStyle w:val="a7"/>
+        <w:numPr>
+          <w:ilvl w:val="0"/>
+          <w:numId w:val="3"/>
+        </w:numPr>
+      </w:pPr>
+      <w:r>
+        <w:rPr>
+          <w:lang w:val="ru-RU"/>
+        </w:rPr>
+        <w:t>49</w:t>
+      </w:r>
+      <w:r>
+        <w:t>Богачев, Р. Е. Реализация серверной части веб систем с использованием фреймворка Fastapi / Р. Е. Богачев, Н. В. Зариковская // Актуальные научные исследования в современном мире. – 2021. – № 11-15(79). – С. 368-373. – EDN QCWPAU.</w:t>
+      </w:r>
+      <w:r>
+        <w:rPr>
+          <w:lang w:val="ru-RU"/>
+        </w:rPr>
+        <w:t xml:space="preserve"> </w:t>
+      </w:r>
+      <w:r>
+        <w:rPr>
+          <w:lang w:val="ru-RU"/>
+        </w:rPr>
+        <w:t>Режим доступа</w:t>
+      </w:r>
+      <w:r>
+        <w:rPr>
+          <w:lang w:val="ru-RU"/>
+        </w:rPr>
+        <w:t xml:space="preserve">: </w:t>
+      </w:r>
+      <w:r>
+        <w:t>https://www.elibrary.ru/ite</w:t>
+      </w:r>
+      <w:r>
+        <w:t>m</w:t>
+      </w:r>
+      <w:r>
+        <w:t>.asp?id=47571509</w:t>
+      </w:r>
+      <w:r>
+        <w:t xml:space="preserve"> </w:t>
+      </w:r>
+      <w:r>
+        <w:rPr>
+          <w:lang w:val="ru-RU"/>
+        </w:rPr>
+        <w:t>(дата обращения: 12.12.2025).</w:t>
+      </w:r>
+    </w:p>
+    <w:p>
+      <w:pPr>
+        <w:pStyle w:val="a7"/>
+        <w:numPr>
+          <w:ilvl w:val="0"/>
+          <w:numId w:val="3"/>
+        </w:numPr>
+      </w:pPr>
+      <w:r>
+        <w:rPr>
+          <w:lang w:val="ru-RU"/>
+        </w:rPr>
+        <w:t>50</w:t>
+      </w:r>
+      <w:r>
+        <w:t xml:space="preserve">Костицын, В. В. Проектирование и документирование системы автоматической транскрибации речи / В. В. Костицын, Н. С. Кнутова // Актуальные проблемы математики, механики и информатики : Сборник </w:t>
+      </w:r>
+      <w:r>
+        <w:lastRenderedPageBreak/>
+        <w:t>статей по материалам студенческой конференции, Пермь, 24 апреля – 20  2023 года. – Пермь: Пермский государственный национальный исследовательский университет, 2023. – С. 188-196. – EDN YYZCRA.</w:t>
+      </w:r>
+      <w:r>
+        <w:rPr>
+          <w:lang w:val="ru-RU"/>
+        </w:rPr>
+        <w:t xml:space="preserve"> </w:t>
+      </w:r>
+      <w:r>
+        <w:rPr>
+          <w:lang w:val="ru-RU"/>
+        </w:rPr>
+        <w:t>Режим доступа</w:t>
+      </w:r>
+      <w:r>
+        <w:rPr>
+          <w:lang w:val="ru-RU"/>
+        </w:rPr>
+        <w:t xml:space="preserve">: </w:t>
+      </w:r>
+      <w:r>
+        <w:t>https://www.elibrary.ru/item.asp?id=5488</w:t>
+      </w:r>
+      <w:r>
+        <w:t>8</w:t>
+      </w:r>
+      <w:r>
+        <w:t>909</w:t>
+      </w:r>
+      <w:r>
+        <w:t xml:space="preserve"> </w:t>
+      </w:r>
+      <w:r>
+        <w:rPr>
+          <w:lang w:val="ru-RU"/>
+        </w:rPr>
+        <w:t>(дата обращения: 12.12.2025).</w:t>
+      </w:r>
     </w:p>
     <w:sectPr>
       <w:pgSz w:w="11906" w:h="16838"/>
@@ -11360,16 +17039,16 @@
     </w:lvl>
   </w:abstractNum>
   <w:abstractNum w:abstractNumId="5" w15:restartNumberingAfterBreak="0">
-    <w:nsid w:val="45AD495F"/>
+    <w:nsid w:val="39C90589"/>
     <w:multiLevelType w:val="hybridMultilevel"/>
-    <w:tmpl w:val="0C764994"/>
+    <w:tmpl w:val="00ECD4A8"/>
     <w:lvl w:ilvl="0" w:tplc="04190001">
       <w:start w:val="1"/>
       <w:numFmt w:val="bullet"/>
       <w:lvlText w:val=""/>
       <w:lvlJc w:val="left"/>
       <w:pPr>
-        <w:ind w:left="1146" w:hanging="360"/>
+        <w:ind w:left="1145" w:hanging="360"/>
       </w:pPr>
       <w:rPr>
         <w:rFonts w:ascii="Symbol" w:hAnsi="Symbol" w:hint="default"/>
@@ -11381,6 +17060,119 @@
       <w:lvlText w:val="o"/>
       <w:lvlJc w:val="left"/>
       <w:pPr>
+        <w:ind w:left="1865" w:hanging="360"/>
+      </w:pPr>
+      <w:rPr>
+        <w:rFonts w:ascii="Courier New" w:hAnsi="Courier New" w:cs="Courier New" w:hint="default"/>
+      </w:rPr>
+    </w:lvl>
+    <w:lvl w:ilvl="2" w:tplc="04190005" w:tentative="1">
+      <w:start w:val="1"/>
+      <w:numFmt w:val="bullet"/>
+      <w:lvlText w:val=""/>
+      <w:lvlJc w:val="left"/>
+      <w:pPr>
+        <w:ind w:left="2585" w:hanging="360"/>
+      </w:pPr>
+      <w:rPr>
+        <w:rFonts w:ascii="Wingdings" w:hAnsi="Wingdings" w:hint="default"/>
+      </w:rPr>
+    </w:lvl>
+    <w:lvl w:ilvl="3" w:tplc="04190001" w:tentative="1">
+      <w:start w:val="1"/>
+      <w:numFmt w:val="bullet"/>
+      <w:lvlText w:val=""/>
+      <w:lvlJc w:val="left"/>
+      <w:pPr>
+        <w:ind w:left="3305" w:hanging="360"/>
+      </w:pPr>
+      <w:rPr>
+        <w:rFonts w:ascii="Symbol" w:hAnsi="Symbol" w:hint="default"/>
+      </w:rPr>
+    </w:lvl>
+    <w:lvl w:ilvl="4" w:tplc="04190003" w:tentative="1">
+      <w:start w:val="1"/>
+      <w:numFmt w:val="bullet"/>
+      <w:lvlText w:val="o"/>
+      <w:lvlJc w:val="left"/>
+      <w:pPr>
+        <w:ind w:left="4025" w:hanging="360"/>
+      </w:pPr>
+      <w:rPr>
+        <w:rFonts w:ascii="Courier New" w:hAnsi="Courier New" w:cs="Courier New" w:hint="default"/>
+      </w:rPr>
+    </w:lvl>
+    <w:lvl w:ilvl="5" w:tplc="04190005" w:tentative="1">
+      <w:start w:val="1"/>
+      <w:numFmt w:val="bullet"/>
+      <w:lvlText w:val=""/>
+      <w:lvlJc w:val="left"/>
+      <w:pPr>
+        <w:ind w:left="4745" w:hanging="360"/>
+      </w:pPr>
+      <w:rPr>
+        <w:rFonts w:ascii="Wingdings" w:hAnsi="Wingdings" w:hint="default"/>
+      </w:rPr>
+    </w:lvl>
+    <w:lvl w:ilvl="6" w:tplc="04190001" w:tentative="1">
+      <w:start w:val="1"/>
+      <w:numFmt w:val="bullet"/>
+      <w:lvlText w:val=""/>
+      <w:lvlJc w:val="left"/>
+      <w:pPr>
+        <w:ind w:left="5465" w:hanging="360"/>
+      </w:pPr>
+      <w:rPr>
+        <w:rFonts w:ascii="Symbol" w:hAnsi="Symbol" w:hint="default"/>
+      </w:rPr>
+    </w:lvl>
+    <w:lvl w:ilvl="7" w:tplc="04190003" w:tentative="1">
+      <w:start w:val="1"/>
+      <w:numFmt w:val="bullet"/>
+      <w:lvlText w:val="o"/>
+      <w:lvlJc w:val="left"/>
+      <w:pPr>
+        <w:ind w:left="6185" w:hanging="360"/>
+      </w:pPr>
+      <w:rPr>
+        <w:rFonts w:ascii="Courier New" w:hAnsi="Courier New" w:cs="Courier New" w:hint="default"/>
+      </w:rPr>
+    </w:lvl>
+    <w:lvl w:ilvl="8" w:tplc="04190005" w:tentative="1">
+      <w:start w:val="1"/>
+      <w:numFmt w:val="bullet"/>
+      <w:lvlText w:val=""/>
+      <w:lvlJc w:val="left"/>
+      <w:pPr>
+        <w:ind w:left="6905" w:hanging="360"/>
+      </w:pPr>
+      <w:rPr>
+        <w:rFonts w:ascii="Wingdings" w:hAnsi="Wingdings" w:hint="default"/>
+      </w:rPr>
+    </w:lvl>
+  </w:abstractNum>
+  <w:abstractNum w:abstractNumId="6" w15:restartNumberingAfterBreak="0">
+    <w:nsid w:val="45AD495F"/>
+    <w:multiLevelType w:val="hybridMultilevel"/>
+    <w:tmpl w:val="0C764994"/>
+    <w:lvl w:ilvl="0" w:tplc="04190001">
+      <w:start w:val="1"/>
+      <w:numFmt w:val="bullet"/>
+      <w:lvlText w:val=""/>
+      <w:lvlJc w:val="left"/>
+      <w:pPr>
+        <w:ind w:left="1146" w:hanging="360"/>
+      </w:pPr>
+      <w:rPr>
+        <w:rFonts w:ascii="Symbol" w:hAnsi="Symbol" w:hint="default"/>
+      </w:rPr>
+    </w:lvl>
+    <w:lvl w:ilvl="1" w:tplc="04190003" w:tentative="1">
+      <w:start w:val="1"/>
+      <w:numFmt w:val="bullet"/>
+      <w:lvlText w:val="o"/>
+      <w:lvlJc w:val="left"/>
+      <w:pPr>
         <w:ind w:left="1866" w:hanging="360"/>
       </w:pPr>
       <w:rPr>
@@ -11472,7 +17264,7 @@
       </w:rPr>
     </w:lvl>
   </w:abstractNum>
-  <w:abstractNum w:abstractNumId="6" w15:restartNumberingAfterBreak="0">
+  <w:abstractNum w:abstractNumId="7" w15:restartNumberingAfterBreak="0">
     <w:nsid w:val="4F5247E0"/>
     <w:multiLevelType w:val="hybridMultilevel"/>
     <w:tmpl w:val="F1EC70D2"/>
@@ -11585,11 +17377,11 @@
       </w:rPr>
     </w:lvl>
   </w:abstractNum>
-  <w:abstractNum w:abstractNumId="7" w15:restartNumberingAfterBreak="0">
+  <w:abstractNum w:abstractNumId="8" w15:restartNumberingAfterBreak="0">
     <w:nsid w:val="59E97E85"/>
     <w:multiLevelType w:val="hybridMultilevel"/>
-    <w:tmpl w:val="0220C726"/>
-    <w:lvl w:ilvl="0" w:tplc="0419000F">
+    <w:tmpl w:val="391AF6A6"/>
+    <w:lvl w:ilvl="0" w:tplc="FF309658">
       <w:start w:val="1"/>
       <w:numFmt w:val="decimal"/>
       <w:lvlText w:val="%1."/>
@@ -11597,6 +17389,12 @@
       <w:pPr>
         <w:ind w:left="720" w:hanging="360"/>
       </w:pPr>
+      <w:rPr>
+        <w:b w:val="0"/>
+        <w:bCs w:val="0"/>
+        <w:sz w:val="28"/>
+        <w:szCs w:val="28"/>
+      </w:rPr>
     </w:lvl>
     <w:lvl w:ilvl="1" w:tplc="04190019" w:tentative="1">
       <w:start w:val="1"/>
@@ -11671,7 +17469,7 @@
       </w:pPr>
     </w:lvl>
   </w:abstractNum>
-  <w:abstractNum w:abstractNumId="8" w15:restartNumberingAfterBreak="0">
+  <w:abstractNum w:abstractNumId="9" w15:restartNumberingAfterBreak="0">
     <w:nsid w:val="5EDE364C"/>
     <w:multiLevelType w:val="hybridMultilevel"/>
     <w:tmpl w:val="4C2E11BC"/>
@@ -11784,7 +17582,7 @@
       </w:rPr>
     </w:lvl>
   </w:abstractNum>
-  <w:abstractNum w:abstractNumId="9" w15:restartNumberingAfterBreak="0">
+  <w:abstractNum w:abstractNumId="10" w15:restartNumberingAfterBreak="0">
     <w:nsid w:val="62AE7F63"/>
     <w:multiLevelType w:val="multilevel"/>
     <w:tmpl w:val="E34EB49E"/>
@@ -11870,7 +17668,7 @@
       </w:pPr>
     </w:lvl>
   </w:abstractNum>
-  <w:abstractNum w:abstractNumId="10" w15:restartNumberingAfterBreak="0">
+  <w:abstractNum w:abstractNumId="11" w15:restartNumberingAfterBreak="0">
     <w:nsid w:val="6EA637AB"/>
     <w:multiLevelType w:val="hybridMultilevel"/>
     <w:tmpl w:val="D5D2519E"/>
@@ -11959,7 +17757,7 @@
       </w:pPr>
     </w:lvl>
   </w:abstractNum>
-  <w:abstractNum w:abstractNumId="11" w15:restartNumberingAfterBreak="0">
+  <w:abstractNum w:abstractNumId="12" w15:restartNumberingAfterBreak="0">
     <w:nsid w:val="77401D8C"/>
     <w:multiLevelType w:val="hybridMultilevel"/>
     <w:tmpl w:val="3FF28CBE"/>
@@ -12072,14 +17870,127 @@
       </w:rPr>
     </w:lvl>
   </w:abstractNum>
+  <w:abstractNum w:abstractNumId="13" w15:restartNumberingAfterBreak="0">
+    <w:nsid w:val="7E4E38EF"/>
+    <w:multiLevelType w:val="hybridMultilevel"/>
+    <w:tmpl w:val="F4784DCC"/>
+    <w:lvl w:ilvl="0" w:tplc="04190001">
+      <w:start w:val="1"/>
+      <w:numFmt w:val="bullet"/>
+      <w:lvlText w:val=""/>
+      <w:lvlJc w:val="left"/>
+      <w:pPr>
+        <w:ind w:left="720" w:hanging="360"/>
+      </w:pPr>
+      <w:rPr>
+        <w:rFonts w:ascii="Symbol" w:hAnsi="Symbol" w:hint="default"/>
+      </w:rPr>
+    </w:lvl>
+    <w:lvl w:ilvl="1" w:tplc="04190003" w:tentative="1">
+      <w:start w:val="1"/>
+      <w:numFmt w:val="bullet"/>
+      <w:lvlText w:val="o"/>
+      <w:lvlJc w:val="left"/>
+      <w:pPr>
+        <w:ind w:left="1440" w:hanging="360"/>
+      </w:pPr>
+      <w:rPr>
+        <w:rFonts w:ascii="Courier New" w:hAnsi="Courier New" w:cs="Courier New" w:hint="default"/>
+      </w:rPr>
+    </w:lvl>
+    <w:lvl w:ilvl="2" w:tplc="04190005" w:tentative="1">
+      <w:start w:val="1"/>
+      <w:numFmt w:val="bullet"/>
+      <w:lvlText w:val=""/>
+      <w:lvlJc w:val="left"/>
+      <w:pPr>
+        <w:ind w:left="2160" w:hanging="360"/>
+      </w:pPr>
+      <w:rPr>
+        <w:rFonts w:ascii="Wingdings" w:hAnsi="Wingdings" w:hint="default"/>
+      </w:rPr>
+    </w:lvl>
+    <w:lvl w:ilvl="3" w:tplc="04190001" w:tentative="1">
+      <w:start w:val="1"/>
+      <w:numFmt w:val="bullet"/>
+      <w:lvlText w:val=""/>
+      <w:lvlJc w:val="left"/>
+      <w:pPr>
+        <w:ind w:left="2880" w:hanging="360"/>
+      </w:pPr>
+      <w:rPr>
+        <w:rFonts w:ascii="Symbol" w:hAnsi="Symbol" w:hint="default"/>
+      </w:rPr>
+    </w:lvl>
+    <w:lvl w:ilvl="4" w:tplc="04190003" w:tentative="1">
+      <w:start w:val="1"/>
+      <w:numFmt w:val="bullet"/>
+      <w:lvlText w:val="o"/>
+      <w:lvlJc w:val="left"/>
+      <w:pPr>
+        <w:ind w:left="3600" w:hanging="360"/>
+      </w:pPr>
+      <w:rPr>
+        <w:rFonts w:ascii="Courier New" w:hAnsi="Courier New" w:cs="Courier New" w:hint="default"/>
+      </w:rPr>
+    </w:lvl>
+    <w:lvl w:ilvl="5" w:tplc="04190005" w:tentative="1">
+      <w:start w:val="1"/>
+      <w:numFmt w:val="bullet"/>
+      <w:lvlText w:val=""/>
+      <w:lvlJc w:val="left"/>
+      <w:pPr>
+        <w:ind w:left="4320" w:hanging="360"/>
+      </w:pPr>
+      <w:rPr>
+        <w:rFonts w:ascii="Wingdings" w:hAnsi="Wingdings" w:hint="default"/>
+      </w:rPr>
+    </w:lvl>
+    <w:lvl w:ilvl="6" w:tplc="04190001" w:tentative="1">
+      <w:start w:val="1"/>
+      <w:numFmt w:val="bullet"/>
+      <w:lvlText w:val=""/>
+      <w:lvlJc w:val="left"/>
+      <w:pPr>
+        <w:ind w:left="5040" w:hanging="360"/>
+      </w:pPr>
+      <w:rPr>
+        <w:rFonts w:ascii="Symbol" w:hAnsi="Symbol" w:hint="default"/>
+      </w:rPr>
+    </w:lvl>
+    <w:lvl w:ilvl="7" w:tplc="04190003" w:tentative="1">
+      <w:start w:val="1"/>
+      <w:numFmt w:val="bullet"/>
+      <w:lvlText w:val="o"/>
+      <w:lvlJc w:val="left"/>
+      <w:pPr>
+        <w:ind w:left="5760" w:hanging="360"/>
+      </w:pPr>
+      <w:rPr>
+        <w:rFonts w:ascii="Courier New" w:hAnsi="Courier New" w:cs="Courier New" w:hint="default"/>
+      </w:rPr>
+    </w:lvl>
+    <w:lvl w:ilvl="8" w:tplc="04190005" w:tentative="1">
+      <w:start w:val="1"/>
+      <w:numFmt w:val="bullet"/>
+      <w:lvlText w:val=""/>
+      <w:lvlJc w:val="left"/>
+      <w:pPr>
+        <w:ind w:left="6480" w:hanging="360"/>
+      </w:pPr>
+      <w:rPr>
+        <w:rFonts w:ascii="Wingdings" w:hAnsi="Wingdings" w:hint="default"/>
+      </w:rPr>
+    </w:lvl>
+  </w:abstractNum>
   <w:num w:numId="1" w16cid:durableId="600140251">
     <w:abstractNumId w:val="3"/>
   </w:num>
   <w:num w:numId="2" w16cid:durableId="330836810">
-    <w:abstractNumId w:val="11"/>
+    <w:abstractNumId w:val="12"/>
   </w:num>
   <w:num w:numId="3" w16cid:durableId="2129813295">
-    <w:abstractNumId w:val="7"/>
+    <w:abstractNumId w:val="8"/>
   </w:num>
   <w:num w:numId="4" w16cid:durableId="271596478">
     <w:abstractNumId w:val="0"/>
@@ -12091,22 +18002,28 @@
     <w:abstractNumId w:val="2"/>
   </w:num>
   <w:num w:numId="7" w16cid:durableId="2171568">
-    <w:abstractNumId w:val="9"/>
+    <w:abstractNumId w:val="10"/>
   </w:num>
   <w:num w:numId="8" w16cid:durableId="1494371105">
     <w:abstractNumId w:val="1"/>
   </w:num>
   <w:num w:numId="9" w16cid:durableId="376860634">
+    <w:abstractNumId w:val="6"/>
+  </w:num>
+  <w:num w:numId="10" w16cid:durableId="1219902315">
+    <w:abstractNumId w:val="11"/>
+  </w:num>
+  <w:num w:numId="11" w16cid:durableId="1049257415">
+    <w:abstractNumId w:val="7"/>
+  </w:num>
+  <w:num w:numId="12" w16cid:durableId="234559171">
+    <w:abstractNumId w:val="9"/>
+  </w:num>
+  <w:num w:numId="13" w16cid:durableId="1356807713">
     <w:abstractNumId w:val="5"/>
   </w:num>
-  <w:num w:numId="10" w16cid:durableId="1219902315">
-    <w:abstractNumId w:val="10"/>
-  </w:num>
-  <w:num w:numId="11" w16cid:durableId="1049257415">
-    <w:abstractNumId w:val="6"/>
-  </w:num>
-  <w:num w:numId="12" w16cid:durableId="234559171">
-    <w:abstractNumId w:val="8"/>
+  <w:num w:numId="14" w16cid:durableId="64571196">
+    <w:abstractNumId w:val="13"/>
   </w:num>
 </w:numbering>
 </file>
@@ -12511,7 +18428,7 @@
   <w:style w:type="paragraph" w:default="1" w:styleId="a">
     <w:name w:val="Normal"/>
     <w:qFormat/>
-    <w:rsid w:val="00C109B4"/>
+    <w:rsid w:val="000F7891"/>
     <w:pPr>
       <w:spacing w:after="0" w:line="360" w:lineRule="auto"/>
       <w:ind w:firstLine="425"/>
@@ -12721,7 +18638,6 @@
   <w:style w:type="character" w:default="1" w:styleId="a0">
     <w:name w:val="Default Paragraph Font"/>
     <w:uiPriority w:val="1"/>
-    <w:semiHidden/>
     <w:unhideWhenUsed/>
   </w:style>
   <w:style w:type="table" w:default="1" w:styleId="a1">
@@ -13080,6 +18996,46 @@
     <w:basedOn w:val="a0"/>
     <w:rsid w:val="00EC62BC"/>
   </w:style>
+  <w:style w:type="character" w:styleId="af">
+    <w:name w:val="Placeholder Text"/>
+    <w:basedOn w:val="a0"/>
+    <w:uiPriority w:val="99"/>
+    <w:semiHidden/>
+    <w:rsid w:val="00631A71"/>
+    <w:rPr>
+      <w:color w:val="666666"/>
+    </w:rPr>
+  </w:style>
+  <w:style w:type="paragraph" w:styleId="af0">
+    <w:name w:val="Normal (Web)"/>
+    <w:basedOn w:val="a"/>
+    <w:uiPriority w:val="99"/>
+    <w:unhideWhenUsed/>
+    <w:rsid w:val="00D102B5"/>
+    <w:pPr>
+      <w:spacing w:before="100" w:beforeAutospacing="1" w:after="100" w:afterAutospacing="1" w:line="240" w:lineRule="auto"/>
+      <w:ind w:firstLine="0"/>
+      <w:jc w:val="left"/>
+    </w:pPr>
+    <w:rPr>
+      <w:rFonts w:eastAsia="Times New Roman" w:cs="Times New Roman"/>
+      <w:kern w:val="0"/>
+      <w:sz w:val="24"/>
+      <w:lang w:eastAsia="ru-RU"/>
+      <w14:ligatures w14:val="none"/>
+    </w:rPr>
+  </w:style>
+  <w:style w:type="character" w:styleId="af1">
+    <w:name w:val="Strong"/>
+    <w:basedOn w:val="a0"/>
+    <w:uiPriority w:val="22"/>
+    <w:qFormat/>
+    <w:rsid w:val="00162948"/>
+    <w:rPr>
+      <w:b/>
+      <w:bCs/>
+    </w:rPr>
+  </w:style>
 </w:styles>
 </file>
 

--- a/Курс 3/НИР/НИР_Кринкин.docx
+++ b/Курс 3/НИР/НИР_Кринкин.docx
@@ -1559,7 +1559,41 @@
           <w:szCs w:val="28"/>
           <w:lang w:val="ru-RU" w:eastAsia="ru-RU"/>
         </w:rPr>
-        <w:t>#</w:t>
+        <w:t>36</w:t>
+      </w:r>
+      <w:r>
+        <w:rPr>
+          <w:rFonts w:eastAsia="Times New Roman" w:cs="Times New Roman"/>
+          <w:szCs w:val="28"/>
+          <w:lang w:eastAsia="ru-RU"/>
+        </w:rPr>
+        <w:t>].</w:t>
+      </w:r>
+    </w:p>
+    <w:p>
+      <w:pPr>
+        <w:ind w:firstLine="426"/>
+        <w:rPr>
+          <w:rFonts w:eastAsia="Times New Roman" w:cs="Times New Roman"/>
+          <w:szCs w:val="28"/>
+          <w:lang w:eastAsia="ru-RU"/>
+        </w:rPr>
+      </w:pPr>
+      <w:r>
+        <w:rPr>
+          <w:rFonts w:eastAsia="Times New Roman" w:cs="Times New Roman"/>
+          <w:szCs w:val="28"/>
+          <w:lang w:eastAsia="ru-RU"/>
+        </w:rPr>
+        <w:t>Текстовая расшифровка аудиозаписей абсолютно необходима для всех специалистов, любителей и обычных пользователей аудио- и видеоконтента. Точная расшифровка любой записи — это лучший способ сэкономить время и деньги</w:t>
+      </w:r>
+      <w:r>
+        <w:rPr>
+          <w:rFonts w:eastAsia="Times New Roman" w:cs="Times New Roman"/>
+          <w:szCs w:val="28"/>
+          <w:lang w:eastAsia="ru-RU"/>
+        </w:rPr>
+        <w:t>.</w:t>
       </w:r>
       <w:r>
         <w:rPr>
@@ -1567,7 +1601,31 @@
           <w:szCs w:val="28"/>
           <w:lang w:val="ru-RU" w:eastAsia="ru-RU"/>
         </w:rPr>
-        <w:t>дс 22</w:t>
+        <w:t xml:space="preserve"> </w:t>
+      </w:r>
+      <w:r>
+        <w:rPr>
+          <w:rFonts w:eastAsia="Times New Roman" w:cs="Times New Roman"/>
+          <w:szCs w:val="28"/>
+          <w:lang w:val="ru-RU" w:eastAsia="ru-RU"/>
+        </w:rPr>
+        <w:t>[</w:t>
+      </w:r>
+      <w:r>
+        <w:rPr>
+          <w:rFonts w:eastAsia="Times New Roman" w:cs="Times New Roman"/>
+          <w:szCs w:val="28"/>
+          <w:lang w:val="ru-RU" w:eastAsia="ru-RU"/>
+        </w:rPr>
+        <w:t>13</w:t>
+      </w:r>
+      <w:r>
+        <w:rPr>
+          <w:rFonts w:eastAsia="Times New Roman" w:cs="Times New Roman"/>
+          <w:szCs w:val="28"/>
+          <w:lang w:val="ru-RU" w:eastAsia="ru-RU"/>
+        </w:rPr>
+        <w:t>]</w:t>
       </w:r>
       <w:r>
         <w:rPr>
@@ -1575,33 +1633,91 @@
           <w:szCs w:val="28"/>
           <w:lang w:eastAsia="ru-RU"/>
         </w:rPr>
-        <w:t>].</w:t>
-      </w:r>
-    </w:p>
-    <w:p>
-      <w:pPr>
-        <w:ind w:firstLine="426"/>
+        <w:t xml:space="preserve"> </w:t>
+      </w:r>
+      <w:r>
         <w:rPr>
           <w:rFonts w:eastAsia="Times New Roman" w:cs="Times New Roman"/>
           <w:szCs w:val="28"/>
           <w:lang w:eastAsia="ru-RU"/>
         </w:rPr>
-      </w:pPr>
+        <w:t>В современных условиях организации все больше стремятся к сокращению времени, требующегося для принятия решений на основе данных, собранных в ходе проведения фокус-групп. В связи с чем все активнее используются цифровые технологии их обработки и анализа</w:t>
+      </w:r>
+      <w:r>
+        <w:rPr>
+          <w:rFonts w:eastAsia="Times New Roman" w:cs="Times New Roman"/>
+          <w:szCs w:val="28"/>
+          <w:lang w:val="ru-RU" w:eastAsia="ru-RU"/>
+        </w:rPr>
+        <w:t xml:space="preserve"> </w:t>
+      </w:r>
+      <w:r>
+        <w:rPr>
+          <w:rFonts w:eastAsia="Times New Roman" w:cs="Times New Roman"/>
+          <w:szCs w:val="28"/>
+          <w:lang w:val="ru-RU" w:eastAsia="ru-RU"/>
+        </w:rPr>
+        <w:t>[</w:t>
+      </w:r>
+      <w:r>
+        <w:rPr>
+          <w:rFonts w:eastAsia="Times New Roman" w:cs="Times New Roman"/>
+          <w:szCs w:val="28"/>
+          <w:lang w:val="ru-RU" w:eastAsia="ru-RU"/>
+        </w:rPr>
+        <w:t>32</w:t>
+      </w:r>
+      <w:r>
+        <w:rPr>
+          <w:rFonts w:eastAsia="Times New Roman" w:cs="Times New Roman"/>
+          <w:szCs w:val="28"/>
+          <w:lang w:val="ru-RU" w:eastAsia="ru-RU"/>
+        </w:rPr>
+        <w:t>]</w:t>
+      </w:r>
       <w:r>
         <w:rPr>
           <w:rFonts w:eastAsia="Times New Roman" w:cs="Times New Roman"/>
           <w:szCs w:val="28"/>
           <w:lang w:eastAsia="ru-RU"/>
         </w:rPr>
-        <w:t>Текстовая расшифровка аудиозаписей абсолютно необходима для всех специалистов, любителей и обычных пользователей аудио- и видеоконтента. Точная расшифровка любой записи — это лучший способ сэкономить время и деньги</w:t>
-      </w:r>
-      <w:r>
+        <w:t>.</w:t>
+      </w:r>
+    </w:p>
+    <w:p>
+      <w:pPr>
+        <w:ind w:firstLine="426"/>
         <w:rPr>
           <w:rFonts w:eastAsia="Times New Roman" w:cs="Times New Roman"/>
           <w:szCs w:val="28"/>
           <w:lang w:eastAsia="ru-RU"/>
         </w:rPr>
-        <w:t>.</w:t>
+      </w:pPr>
+      <w:r>
+        <w:rPr>
+          <w:rFonts w:eastAsia="Times New Roman" w:cs="Times New Roman"/>
+          <w:szCs w:val="28"/>
+          <w:lang w:eastAsia="ru-RU"/>
+        </w:rPr>
+        <w:t xml:space="preserve">Наиболее широко признанным видом транскрипции является преобразование источника разговорного языка в текст, например, в компьютерную запись, подходящую для печати в виде документа, отчета. </w:t>
+      </w:r>
+    </w:p>
+    <w:p>
+      <w:pPr>
+        <w:ind w:firstLine="426"/>
+        <w:rPr>
+          <w:rFonts w:eastAsia="Times New Roman" w:cs="Times New Roman"/>
+          <w:szCs w:val="28"/>
+          <w:lang w:eastAsia="ru-RU"/>
+        </w:rPr>
+      </w:pPr>
+      <w:r>
+        <w:rPr>
+          <w:rFonts w:eastAsia="Times New Roman" w:cs="Times New Roman"/>
+          <w:szCs w:val="28"/>
+          <w:lang w:eastAsia="ru-RU"/>
+        </w:rPr>
+        <w:t>Ручная транскрипция — это процесс набора произносимых слов так, как они слышатся. Хотя этот метод может занять много времени и быть неточным, он предлагает некоторые преимущества, такие как доступность и точность</w:t>
       </w:r>
       <w:r>
         <w:rPr>
@@ -1617,7 +1733,7 @@
           <w:szCs w:val="28"/>
           <w:lang w:val="ru-RU" w:eastAsia="ru-RU"/>
         </w:rPr>
-        <w:t>[#</w:t>
+        <w:t>[13</w:t>
       </w:r>
       <w:r>
         <w:rPr>
@@ -1625,14 +1741,6 @@
           <w:szCs w:val="28"/>
           <w:lang w:val="ru-RU" w:eastAsia="ru-RU"/>
         </w:rPr>
-        <w:t>дс 30</w:t>
-      </w:r>
-      <w:r>
-        <w:rPr>
-          <w:rFonts w:eastAsia="Times New Roman" w:cs="Times New Roman"/>
-          <w:szCs w:val="28"/>
-          <w:lang w:val="ru-RU" w:eastAsia="ru-RU"/>
-        </w:rPr>
         <w:t>]</w:t>
       </w:r>
       <w:r>
@@ -1641,63 +1749,59 @@
           <w:szCs w:val="28"/>
           <w:lang w:eastAsia="ru-RU"/>
         </w:rPr>
-        <w:t xml:space="preserve"> </w:t>
-      </w:r>
-      <w:r>
+        <w:t xml:space="preserve">. </w:t>
+      </w:r>
+    </w:p>
+    <w:p>
+      <w:pPr>
+        <w:ind w:firstLine="426"/>
         <w:rPr>
           <w:rFonts w:eastAsia="Times New Roman" w:cs="Times New Roman"/>
           <w:szCs w:val="28"/>
           <w:lang w:eastAsia="ru-RU"/>
         </w:rPr>
-        <w:t>В современных условиях организации все больше стремятся к сокращению времени, требующегося для принятия решений на основе данных, собранных в ходе проведения фокус-групп. В связи с чем все активнее используются цифровые технологии их обработки и анализа</w:t>
-      </w:r>
-      <w:r>
-        <w:rPr>
-          <w:rFonts w:eastAsia="Times New Roman" w:cs="Times New Roman"/>
-          <w:szCs w:val="28"/>
+      </w:pPr>
+      <w:r>
+        <w:rPr>
+          <w:lang w:eastAsia="ru-RU"/>
+        </w:rPr>
+        <w:t>В эпоху цифровых технологий востребованы удобные инструменты, позволяющие преобразовывать аудио и видео в текст</w:t>
+      </w:r>
+      <w:r>
+        <w:rPr>
+          <w:lang w:eastAsia="ru-RU"/>
+        </w:rPr>
+        <w:t xml:space="preserve"> </w:t>
+      </w:r>
+      <w:r>
+        <w:rPr>
           <w:lang w:val="ru-RU" w:eastAsia="ru-RU"/>
         </w:rPr>
-        <w:t xml:space="preserve"> </w:t>
-      </w:r>
-      <w:r>
-        <w:rPr>
-          <w:rFonts w:eastAsia="Times New Roman" w:cs="Times New Roman"/>
-          <w:szCs w:val="28"/>
+        <w:t>[</w:t>
+      </w:r>
+      <w:r>
+        <w:rPr>
+          <w:lang w:val="en-US" w:eastAsia="ru-RU"/>
+        </w:rPr>
+        <w:t>30</w:t>
+      </w:r>
+      <w:r>
+        <w:rPr>
           <w:lang w:val="ru-RU" w:eastAsia="ru-RU"/>
         </w:rPr>
-        <w:t>[#</w:t>
-      </w:r>
-      <w:r>
-        <w:rPr>
-          <w:rFonts w:eastAsia="Times New Roman" w:cs="Times New Roman"/>
-          <w:szCs w:val="28"/>
-          <w:lang w:val="ru-RU" w:eastAsia="ru-RU"/>
-        </w:rPr>
-        <w:t>дс</w:t>
-      </w:r>
-      <w:r>
-        <w:rPr>
-          <w:rFonts w:eastAsia="Times New Roman" w:cs="Times New Roman"/>
-          <w:szCs w:val="28"/>
-          <w:lang w:val="ru-RU" w:eastAsia="ru-RU"/>
-        </w:rPr>
-        <w:t xml:space="preserve"> </w:t>
-      </w:r>
-      <w:r>
-        <w:rPr>
-          <w:rFonts w:eastAsia="Times New Roman" w:cs="Times New Roman"/>
-          <w:szCs w:val="28"/>
-          <w:lang w:val="ru-RU" w:eastAsia="ru-RU"/>
-        </w:rPr>
-        <w:t>24</w:t>
-      </w:r>
-      <w:r>
-        <w:rPr>
-          <w:rFonts w:eastAsia="Times New Roman" w:cs="Times New Roman"/>
-          <w:szCs w:val="28"/>
-          <w:lang w:val="ru-RU" w:eastAsia="ru-RU"/>
-        </w:rPr>
         <w:t>]</w:t>
+      </w:r>
+      <w:r>
+        <w:rPr>
+          <w:lang w:eastAsia="ru-RU"/>
+        </w:rPr>
+        <w:t>.</w:t>
+      </w:r>
+      <w:r>
+        <w:rPr>
+          <w:lang w:eastAsia="ru-RU"/>
+        </w:rPr>
+        <w:t xml:space="preserve"> </w:t>
       </w:r>
       <w:r>
         <w:rPr>
@@ -1705,119 +1809,33 @@
           <w:szCs w:val="28"/>
           <w:lang w:eastAsia="ru-RU"/>
         </w:rPr>
-        <w:t>.</w:t>
-      </w:r>
-    </w:p>
-    <w:p>
-      <w:pPr>
-        <w:ind w:firstLine="426"/>
+        <w:t xml:space="preserve">Технологическая транскрипция использует программное обеспечение для преобразования аудиофайлов в текстовый формат. Этот тип транскрипции предлагает </w:t>
+      </w:r>
+      <w:r>
         <w:rPr>
           <w:rFonts w:eastAsia="Times New Roman" w:cs="Times New Roman"/>
           <w:szCs w:val="28"/>
           <w:lang w:eastAsia="ru-RU"/>
         </w:rPr>
-      </w:pPr>
-      <w:r>
+        <w:lastRenderedPageBreak/>
+        <w:t xml:space="preserve">несколько преимуществ по сравнению с ручной транскрипцией, включая скорость, точность и экономичность. </w:t>
+      </w:r>
+    </w:p>
+    <w:p>
+      <w:pPr>
+        <w:ind w:firstLine="426"/>
         <w:rPr>
           <w:rFonts w:eastAsia="Times New Roman" w:cs="Times New Roman"/>
           <w:szCs w:val="28"/>
           <w:lang w:eastAsia="ru-RU"/>
         </w:rPr>
-        <w:t xml:space="preserve">Наиболее широко признанным видом транскрипции является преобразование источника разговорного языка в текст, например, в компьютерную запись, подходящую для печати в виде документа, отчета. </w:t>
-      </w:r>
-    </w:p>
-    <w:p>
-      <w:pPr>
-        <w:ind w:firstLine="426"/>
+      </w:pPr>
+      <w:r>
         <w:rPr>
           <w:rFonts w:eastAsia="Times New Roman" w:cs="Times New Roman"/>
           <w:szCs w:val="28"/>
           <w:lang w:eastAsia="ru-RU"/>
         </w:rPr>
-      </w:pPr>
-      <w:r>
-        <w:rPr>
-          <w:rFonts w:eastAsia="Times New Roman" w:cs="Times New Roman"/>
-          <w:szCs w:val="28"/>
-          <w:lang w:eastAsia="ru-RU"/>
-        </w:rPr>
-        <w:t>Ручная транскрипция — это процесс набора произносимых слов так, как они слышатся. Хотя этот метод может занять много времени и быть неточным, он предлагает некоторые преимущества, такие как доступность и точность</w:t>
-      </w:r>
-      <w:r>
-        <w:rPr>
-          <w:rFonts w:eastAsia="Times New Roman" w:cs="Times New Roman"/>
-          <w:szCs w:val="28"/>
-          <w:lang w:val="ru-RU" w:eastAsia="ru-RU"/>
-        </w:rPr>
-        <w:t xml:space="preserve"> </w:t>
-      </w:r>
-      <w:r>
-        <w:rPr>
-          <w:rFonts w:eastAsia="Times New Roman" w:cs="Times New Roman"/>
-          <w:szCs w:val="28"/>
-          <w:lang w:val="ru-RU" w:eastAsia="ru-RU"/>
-        </w:rPr>
-        <w:t>[#</w:t>
-      </w:r>
-      <w:r>
-        <w:rPr>
-          <w:rFonts w:eastAsia="Times New Roman" w:cs="Times New Roman"/>
-          <w:szCs w:val="28"/>
-          <w:lang w:val="ru-RU" w:eastAsia="ru-RU"/>
-        </w:rPr>
-        <w:t>дс 30</w:t>
-      </w:r>
-      <w:r>
-        <w:rPr>
-          <w:rFonts w:eastAsia="Times New Roman" w:cs="Times New Roman"/>
-          <w:szCs w:val="28"/>
-          <w:lang w:val="ru-RU" w:eastAsia="ru-RU"/>
-        </w:rPr>
-        <w:t>]</w:t>
-      </w:r>
-      <w:r>
-        <w:rPr>
-          <w:rFonts w:eastAsia="Times New Roman" w:cs="Times New Roman"/>
-          <w:szCs w:val="28"/>
-          <w:lang w:eastAsia="ru-RU"/>
-        </w:rPr>
-        <w:t xml:space="preserve">. </w:t>
-      </w:r>
-    </w:p>
-    <w:p>
-      <w:pPr>
-        <w:ind w:firstLine="426"/>
-        <w:rPr>
-          <w:rFonts w:eastAsia="Times New Roman" w:cs="Times New Roman"/>
-          <w:szCs w:val="28"/>
-          <w:lang w:eastAsia="ru-RU"/>
-        </w:rPr>
-      </w:pPr>
-      <w:r>
-        <w:rPr>
-          <w:rFonts w:eastAsia="Times New Roman" w:cs="Times New Roman"/>
-          <w:szCs w:val="28"/>
-          <w:lang w:eastAsia="ru-RU"/>
-        </w:rPr>
-        <w:t xml:space="preserve">Технологическая транскрипция использует программное обеспечение для преобразования аудиофайлов в текстовый формат. Этот тип транскрипции предлагает несколько преимуществ по сравнению с ручной транскрипцией, включая скорость, точность и экономичность. </w:t>
-      </w:r>
-    </w:p>
-    <w:p>
-      <w:pPr>
-        <w:ind w:firstLine="426"/>
-        <w:rPr>
-          <w:rFonts w:eastAsia="Times New Roman" w:cs="Times New Roman"/>
-          <w:szCs w:val="28"/>
-          <w:lang w:eastAsia="ru-RU"/>
-        </w:rPr>
-      </w:pPr>
-      <w:r>
-        <w:rPr>
-          <w:rFonts w:eastAsia="Times New Roman" w:cs="Times New Roman"/>
-          <w:szCs w:val="28"/>
-          <w:lang w:eastAsia="ru-RU"/>
-        </w:rPr>
-        <w:lastRenderedPageBreak/>
         <w:t xml:space="preserve">Существуют различные типы транскрипции: </w:t>
       </w:r>
     </w:p>
@@ -1912,331 +1930,307 @@
         <w:rPr>
           <w:lang w:val="ru-RU" w:eastAsia="ru-RU"/>
         </w:rPr>
-        <w:t>#</w:t>
-      </w:r>
-      <w:r>
+        <w:t>12</w:t>
+      </w:r>
+      <w:r>
+        <w:rPr>
+          <w:lang w:eastAsia="ru-RU"/>
+        </w:rPr>
+        <w:t>, с. 1-2</w:t>
+      </w:r>
+      <w:r>
+        <w:rPr>
+          <w:lang w:eastAsia="ru-RU"/>
+        </w:rPr>
+        <w:t>].</w:t>
+      </w:r>
+    </w:p>
+    <w:p>
+      <w:pPr>
+        <w:ind w:firstLine="426"/>
         <w:rPr>
           <w:lang w:val="ru-RU" w:eastAsia="ru-RU"/>
         </w:rPr>
-        <w:t xml:space="preserve">дс </w:t>
-      </w:r>
+      </w:pPr>
       <w:r>
         <w:rPr>
           <w:lang w:eastAsia="ru-RU"/>
         </w:rPr>
-        <w:t>2</w:t>
+        <w:t xml:space="preserve">Автоматическая транскрибация имеет высокие риски получения недостоверной информации. Количество ошибок, допускаемых при определении адресанта речи напрямую связано с количеством участников фокус-группы. </w:t>
+      </w:r>
+    </w:p>
+    <w:p>
+      <w:pPr>
+        <w:ind w:firstLine="426"/>
+        <w:rPr>
+          <w:lang w:eastAsia="ru-RU"/>
+        </w:rPr>
+      </w:pPr>
+      <w:r>
+        <w:rPr>
+          <w:lang w:eastAsia="ru-RU"/>
+        </w:rPr>
+        <w:t xml:space="preserve">Сам процесс транскрибации предполагает последовательную смену состояния собранной информации. При этом следует учитывать, что в процессе транскрибации изменяется не только форма представления информации из звуковой в текстовую. Также изменениям могут подвергаться достоверность, целостность и конфиденциальность информации. Например, звук на аудиозаписи может содержать различные неинформативные посторонние шумы, которые после обработки через систему транскрибации будут очищены. В итоге полученный на выходе текст чаще всего не будет содержать их описания. </w:t>
+      </w:r>
+    </w:p>
+    <w:p>
+      <w:pPr>
+        <w:ind w:firstLine="426"/>
+        <w:rPr>
+          <w:lang w:eastAsia="ru-RU"/>
+        </w:rPr>
+      </w:pPr>
+      <w:r>
+        <w:rPr>
+          <w:lang w:eastAsia="ru-RU"/>
+        </w:rPr>
+        <w:t>Результативность систем транскрибации предполагает соответствие результатов процесса транскрибации требованиям к качеству полученной текстовой информации. Она зависит от ряда факторов</w:t>
+      </w:r>
+      <w:r>
+        <w:rPr>
+          <w:lang w:eastAsia="ru-RU"/>
+        </w:rPr>
+        <w:t>:</w:t>
+      </w:r>
+    </w:p>
+    <w:p>
+      <w:pPr>
+        <w:ind w:firstLine="426"/>
+        <w:rPr>
+          <w:lang w:eastAsia="ru-RU"/>
+        </w:rPr>
+      </w:pPr>
+      <w:r>
+        <w:rPr>
+          <w:lang w:eastAsia="ru-RU"/>
+        </w:rPr>
+        <w:t xml:space="preserve">Во-первых, значимым является количество участников. </w:t>
+      </w:r>
+    </w:p>
+    <w:p>
+      <w:pPr>
+        <w:ind w:firstLine="426"/>
+        <w:rPr>
+          <w:lang w:eastAsia="ru-RU"/>
+        </w:rPr>
+      </w:pPr>
+      <w:r>
+        <w:rPr>
+          <w:lang w:eastAsia="ru-RU"/>
+        </w:rPr>
+        <w:t xml:space="preserve">Во-вторых, результат транскрибации зависит от того, является ли транскрибация потоковой или создается транскрипт аудио/видео записи. </w:t>
+      </w:r>
+      <w:r>
+        <w:rPr>
+          <w:lang w:eastAsia="ru-RU"/>
+        </w:rPr>
+        <w:lastRenderedPageBreak/>
+        <w:t xml:space="preserve">Потоковая транскрибация может выдавать большее количество ошибок, чем транскрибация аудио/видео записи. </w:t>
+      </w:r>
+    </w:p>
+    <w:p>
+      <w:pPr>
+        <w:ind w:firstLine="426"/>
+        <w:rPr>
+          <w:lang w:eastAsia="ru-RU"/>
+        </w:rPr>
+      </w:pPr>
+      <w:r>
+        <w:rPr>
+          <w:lang w:eastAsia="ru-RU"/>
+        </w:rPr>
+        <w:t xml:space="preserve">В-третьих, результативность транскрибации связана с используемыми в ходе беседы языками. Ошибки могут возникать в случае, когда адресанты используют в речи иностранные слова или термины, либо в фокус-группе принимают участие иностранцы. </w:t>
+      </w:r>
+    </w:p>
+    <w:p>
+      <w:pPr>
+        <w:ind w:firstLine="426"/>
+        <w:rPr>
+          <w:lang w:eastAsia="ru-RU"/>
+        </w:rPr>
+      </w:pPr>
+      <w:r>
+        <w:rPr>
+          <w:lang w:eastAsia="ru-RU"/>
+        </w:rPr>
+        <w:t>В-четвертых, на результативность влияет среда, в которой проводится интервью или фокус-группа. Если запись ведется через микрофон, установленный возле каждого говорящего, результативность будет выше</w:t>
+      </w:r>
+      <w:r>
+        <w:rPr>
+          <w:lang w:eastAsia="ru-RU"/>
+        </w:rPr>
+        <w:t xml:space="preserve"> </w:t>
+      </w:r>
+      <w:r>
+        <w:rPr>
+          <w:lang w:eastAsia="ru-RU"/>
+        </w:rPr>
+        <w:t>[</w:t>
       </w:r>
       <w:r>
         <w:rPr>
           <w:lang w:val="ru-RU" w:eastAsia="ru-RU"/>
         </w:rPr>
-        <w:t>3</w:t>
+        <w:t>32</w:t>
       </w:r>
       <w:r>
         <w:rPr>
           <w:lang w:eastAsia="ru-RU"/>
         </w:rPr>
-        <w:t>, с. 1-2</w:t>
+        <w:t xml:space="preserve">, </w:t>
       </w:r>
       <w:r>
         <w:rPr>
           <w:lang w:eastAsia="ru-RU"/>
         </w:rPr>
-        <w:t>].</w:t>
+        <w:t>с. 2</w:t>
+      </w:r>
+      <w:r>
+        <w:rPr>
+          <w:lang w:eastAsia="ru-RU"/>
+        </w:rPr>
+        <w:t>]</w:t>
+      </w:r>
+      <w:r>
+        <w:rPr>
+          <w:lang w:eastAsia="ru-RU"/>
+        </w:rPr>
+        <w:t>.</w:t>
+      </w:r>
+    </w:p>
+    <w:p>
+      <w:pPr>
+        <w:rPr>
+          <w:lang w:eastAsia="ru-RU"/>
+        </w:rPr>
+      </w:pPr>
+      <w:r>
+        <w:rPr>
+          <w:lang w:val="ru-RU"/>
+        </w:rPr>
+        <w:t>Искусственный интеллект (ИИ) стал неотъемлемой частью управления информационными технологиями благодаря своей способности к анализу данных, обучению на основе опыта и автоматизации процессов</w:t>
+      </w:r>
+      <w:r>
+        <w:rPr>
+          <w:lang w:val="ru-RU"/>
+        </w:rPr>
+        <w:t xml:space="preserve"> </w:t>
+      </w:r>
+      <w:r>
+        <w:rPr>
+          <w:lang w:val="ru-RU"/>
+        </w:rPr>
+        <w:t>[</w:t>
+      </w:r>
+      <w:r>
+        <w:rPr>
+          <w:lang w:val="ru-RU"/>
+        </w:rPr>
+        <w:t>11</w:t>
+      </w:r>
+      <w:r>
+        <w:rPr>
+          <w:lang w:val="ru-RU"/>
+        </w:rPr>
+        <w:t>]</w:t>
+      </w:r>
+      <w:r>
+        <w:rPr>
+          <w:lang w:val="ru-RU"/>
+        </w:rPr>
+        <w:t>.</w:t>
       </w:r>
     </w:p>
     <w:p>
       <w:pPr>
         <w:ind w:firstLine="426"/>
         <w:rPr>
+          <w:lang w:eastAsia="ru-RU"/>
+        </w:rPr>
+      </w:pPr>
+      <w:r>
+        <w:rPr>
           <w:lang w:val="ru-RU" w:eastAsia="ru-RU"/>
         </w:rPr>
-      </w:pPr>
+        <w:t>В</w:t>
+      </w:r>
       <w:r>
         <w:rPr>
           <w:lang w:eastAsia="ru-RU"/>
         </w:rPr>
-        <w:t xml:space="preserve">Автоматическая транскрибация имеет высокие риски получения недостоверной информации. Количество ошибок, допускаемых при определении адресанта речи напрямую связано с количеством участников фокус-группы. </w:t>
-      </w:r>
-    </w:p>
-    <w:p>
-      <w:pPr>
-        <w:ind w:firstLine="426"/>
+        <w:t xml:space="preserve"> </w:t>
+      </w:r>
+      <w:r>
+        <w:rPr>
+          <w:lang w:val="ru-RU" w:eastAsia="ru-RU"/>
+        </w:rPr>
+        <w:t xml:space="preserve">исследуемой </w:t>
+      </w:r>
+      <w:r>
         <w:rPr>
           <w:lang w:eastAsia="ru-RU"/>
         </w:rPr>
-      </w:pPr>
+        <w:t xml:space="preserve">предметной области </w:t>
+      </w:r>
+      <w:r>
+        <w:rPr>
+          <w:lang w:val="ru-RU" w:eastAsia="ru-RU"/>
+        </w:rPr>
+        <w:t>и</w:t>
+      </w:r>
       <w:r>
         <w:rPr>
           <w:lang w:eastAsia="ru-RU"/>
         </w:rPr>
-        <w:t xml:space="preserve">Сам процесс транскрибации предполагает последовательную смену состояния собранной информации. При этом следует учитывать, что в процессе транскрибации изменяется не только форма представления информации из звуковой в текстовую. Также изменениям могут подвергаться достоверность, целостность и конфиденциальность информации. Например, звук на аудиозаписи может содержать различные неинформативные посторонние шумы, которые после обработки через систему транскрибации будут очищены. В итоге полученный на выходе текст чаще всего не будет содержать их описания. </w:t>
-      </w:r>
-    </w:p>
-    <w:p>
-      <w:pPr>
-        <w:ind w:firstLine="426"/>
+        <w:t xml:space="preserve">скусственный интеллект </w:t>
+      </w:r>
+      <w:r>
         <w:rPr>
           <w:lang w:eastAsia="ru-RU"/>
         </w:rPr>
-      </w:pPr>
+        <w:t>применяется для создания автоматизированных систем распознавания речи</w:t>
+      </w:r>
       <w:r>
         <w:rPr>
           <w:lang w:eastAsia="ru-RU"/>
         </w:rPr>
-        <w:t>Результативность систем транскрибации предполагает соответствие результатов процесса транскрибации требованиям к качеству полученной текстовой информации. Она зависит от ряда факторов</w:t>
+        <w:t xml:space="preserve">. </w:t>
       </w:r>
       <w:r>
         <w:rPr>
           <w:lang w:eastAsia="ru-RU"/>
         </w:rPr>
-        <w:t>:</w:t>
-      </w:r>
-    </w:p>
-    <w:p>
-      <w:pPr>
-        <w:ind w:firstLine="426"/>
+        <w:t>Нейросети способны быстро преобразовать речь в текст с высокой точностью, даже если в записи есть шумы или акценты.</w:t>
+      </w:r>
+      <w:r>
         <w:rPr>
           <w:lang w:eastAsia="ru-RU"/>
         </w:rPr>
-      </w:pPr>
+        <w:t xml:space="preserve"> </w:t>
+      </w:r>
       <w:r>
         <w:rPr>
           <w:lang w:eastAsia="ru-RU"/>
         </w:rPr>
-        <w:t xml:space="preserve">Во-первых, значимым является количество участников. </w:t>
-      </w:r>
-    </w:p>
-    <w:p>
-      <w:pPr>
-        <w:ind w:firstLine="426"/>
+        <w:t>Современные нейросети учатся на ходу, адаптируясь к новым задачам и языкам.</w:t>
+      </w:r>
+      <w:r>
         <w:rPr>
           <w:lang w:eastAsia="ru-RU"/>
         </w:rPr>
-      </w:pPr>
+        <w:t xml:space="preserve"> </w:t>
+      </w:r>
       <w:r>
         <w:rPr>
           <w:lang w:eastAsia="ru-RU"/>
         </w:rPr>
-        <w:t xml:space="preserve">Во-вторых, результат транскрибации зависит от того, является ли транскрибация потоковой или создается транскрипт аудио/видео записи. Потоковая транскрибация может выдавать большее количество ошибок, чем транскрибация аудио/видео записи. </w:t>
-      </w:r>
-    </w:p>
-    <w:p>
-      <w:pPr>
-        <w:ind w:firstLine="426"/>
-        <w:rPr>
-          <w:lang w:eastAsia="ru-RU"/>
-        </w:rPr>
-      </w:pPr>
-      <w:r>
-        <w:rPr>
-          <w:lang w:eastAsia="ru-RU"/>
-        </w:rPr>
-        <w:lastRenderedPageBreak/>
-        <w:t xml:space="preserve">В-третьих, результативность транскрибации связана с используемыми в ходе беседы языками. Ошибки могут возникать в случае, когда адресанты используют в речи иностранные слова или термины, либо в фокус-группе принимают участие иностранцы. </w:t>
-      </w:r>
-    </w:p>
-    <w:p>
-      <w:pPr>
-        <w:ind w:firstLine="426"/>
-        <w:rPr>
-          <w:lang w:eastAsia="ru-RU"/>
-        </w:rPr>
-      </w:pPr>
-      <w:r>
-        <w:rPr>
-          <w:lang w:eastAsia="ru-RU"/>
-        </w:rPr>
-        <w:t>В-четвертых, на результативность влияет среда, в которой проводится интервью или фокус-группа. Если запись ведется через микрофон, установленный возле каждого говорящего, результативность будет выше</w:t>
-      </w:r>
-      <w:r>
-        <w:rPr>
-          <w:lang w:eastAsia="ru-RU"/>
-        </w:rPr>
-        <w:t xml:space="preserve"> </w:t>
-      </w:r>
-      <w:r>
-        <w:rPr>
-          <w:lang w:eastAsia="ru-RU"/>
-        </w:rPr>
         <w:t>[</w:t>
       </w:r>
       <w:r>
         <w:rPr>
-          <w:lang w:val="ru-RU" w:eastAsia="ru-RU"/>
-        </w:rPr>
-        <w:t>#</w:t>
-      </w:r>
-      <w:r>
-        <w:rPr>
-          <w:lang w:val="ru-RU" w:eastAsia="ru-RU"/>
-        </w:rPr>
-        <w:t>дс 24</w:t>
-      </w:r>
-      <w:r>
-        <w:rPr>
-          <w:lang w:eastAsia="ru-RU"/>
-        </w:rPr>
-        <w:t xml:space="preserve">, </w:t>
-      </w:r>
-      <w:r>
-        <w:rPr>
-          <w:lang w:eastAsia="ru-RU"/>
-        </w:rPr>
-        <w:t>с. 2</w:t>
-      </w:r>
-      <w:r>
-        <w:rPr>
-          <w:lang w:eastAsia="ru-RU"/>
-        </w:rPr>
-        <w:t>]</w:t>
-      </w:r>
-      <w:r>
-        <w:rPr>
-          <w:lang w:eastAsia="ru-RU"/>
-        </w:rPr>
-        <w:t>.</w:t>
-      </w:r>
-    </w:p>
-    <w:p>
-      <w:pPr>
-        <w:rPr>
-          <w:lang w:eastAsia="ru-RU"/>
-        </w:rPr>
-      </w:pPr>
-      <w:r>
-        <w:rPr>
-          <w:lang w:val="ru-RU"/>
-        </w:rPr>
-        <w:t>Искусственный интеллект (ИИ) стал неотъемлемой частью управления информационными технологиями благодаря своей способности к анализу данных, обучению на основе опыта и автоматизации процессов</w:t>
-      </w:r>
-      <w:r>
-        <w:rPr>
-          <w:lang w:val="ru-RU"/>
-        </w:rPr>
-        <w:t xml:space="preserve"> </w:t>
-      </w:r>
-      <w:r>
-        <w:rPr>
-          <w:lang w:val="ru-RU"/>
-        </w:rPr>
-        <w:t>[#</w:t>
-      </w:r>
-      <w:r>
-        <w:rPr>
-          <w:lang w:val="ru-RU"/>
-        </w:rPr>
-        <w:t>дс 31</w:t>
-      </w:r>
-      <w:r>
-        <w:rPr>
-          <w:lang w:val="ru-RU"/>
-        </w:rPr>
-        <w:t>]</w:t>
-      </w:r>
-      <w:r>
-        <w:rPr>
-          <w:lang w:val="ru-RU"/>
-        </w:rPr>
-        <w:t>.</w:t>
-      </w:r>
-    </w:p>
-    <w:p>
-      <w:pPr>
-        <w:ind w:firstLine="426"/>
-        <w:rPr>
-          <w:lang w:eastAsia="ru-RU"/>
-        </w:rPr>
-      </w:pPr>
-      <w:r>
-        <w:rPr>
-          <w:lang w:val="ru-RU" w:eastAsia="ru-RU"/>
-        </w:rPr>
-        <w:t>В</w:t>
-      </w:r>
-      <w:r>
-        <w:rPr>
-          <w:lang w:eastAsia="ru-RU"/>
-        </w:rPr>
-        <w:t xml:space="preserve"> </w:t>
-      </w:r>
-      <w:r>
-        <w:rPr>
-          <w:lang w:val="ru-RU" w:eastAsia="ru-RU"/>
-        </w:rPr>
-        <w:t xml:space="preserve">исследуемой </w:t>
-      </w:r>
-      <w:r>
-        <w:rPr>
-          <w:lang w:eastAsia="ru-RU"/>
-        </w:rPr>
-        <w:t xml:space="preserve">предметной области </w:t>
-      </w:r>
-      <w:r>
-        <w:rPr>
-          <w:lang w:val="ru-RU" w:eastAsia="ru-RU"/>
-        </w:rPr>
-        <w:t>и</w:t>
-      </w:r>
-      <w:r>
-        <w:rPr>
-          <w:lang w:eastAsia="ru-RU"/>
-        </w:rPr>
-        <w:t xml:space="preserve">скусственный интеллект </w:t>
-      </w:r>
-      <w:r>
-        <w:rPr>
-          <w:lang w:eastAsia="ru-RU"/>
-        </w:rPr>
-        <w:t>применяется для создания автоматизированных систем распознавания речи</w:t>
-      </w:r>
-      <w:r>
-        <w:rPr>
-          <w:lang w:eastAsia="ru-RU"/>
-        </w:rPr>
-        <w:t xml:space="preserve">. </w:t>
-      </w:r>
-      <w:r>
-        <w:rPr>
-          <w:lang w:eastAsia="ru-RU"/>
-        </w:rPr>
-        <w:t>Нейросети способны быстро преобразовать речь в текст с высокой точностью, даже если в записи есть шумы или акценты.</w:t>
-      </w:r>
-      <w:r>
-        <w:rPr>
-          <w:lang w:eastAsia="ru-RU"/>
-        </w:rPr>
-        <w:t xml:space="preserve"> </w:t>
-      </w:r>
-      <w:r>
-        <w:rPr>
-          <w:lang w:eastAsia="ru-RU"/>
-        </w:rPr>
-        <w:t>Современные нейросети учатся на ходу, адаптируясь к новым задачам и языкам.</w:t>
-      </w:r>
-      <w:r>
-        <w:rPr>
-          <w:lang w:eastAsia="ru-RU"/>
-        </w:rPr>
-        <w:t xml:space="preserve"> </w:t>
-      </w:r>
-      <w:r>
-        <w:rPr>
-          <w:lang w:eastAsia="ru-RU"/>
-        </w:rPr>
-        <w:t>[</w:t>
-      </w:r>
-      <w:r>
-        <w:rPr>
-          <w:lang w:val="ru-RU" w:eastAsia="ru-RU"/>
-        </w:rPr>
-        <w:t>#</w:t>
-      </w:r>
-      <w:r>
-        <w:rPr>
-          <w:lang w:val="ru-RU" w:eastAsia="ru-RU"/>
-        </w:rPr>
-        <w:t>дс 25</w:t>
+          <w:lang w:val="en-US" w:eastAsia="ru-RU"/>
+        </w:rPr>
+        <w:t>6</w:t>
       </w:r>
       <w:r>
         <w:rPr>
@@ -2356,14 +2350,14 @@
         <w:rPr>
           <w:lang w:val="ru-RU" w:eastAsia="ru-RU"/>
         </w:rPr>
-        <w:t xml:space="preserve">В общем и целом, автоматическое транскрибирование при помощи технологии искусственного интеллекта позволяет сильно повысить эффективность работы путём сокращения временных затрат, отсутствия необходимости воспринимать аудио и видео материал, а также исключая </w:t>
+        <w:t xml:space="preserve">В общем и целом, автоматическое транскрибирование при помощи технологии искусственного интеллекта позволяет сильно повысить </w:t>
       </w:r>
       <w:r>
         <w:rPr>
           <w:lang w:val="ru-RU" w:eastAsia="ru-RU"/>
         </w:rPr>
         <w:lastRenderedPageBreak/>
-        <w:t>фактор человеческих ошибок. Подробнее обо всех преимуществах и возможных трудностях описано в статье</w:t>
+        <w:t>эффективность работы путём сокращения временных затрат, отсутствия необходимости воспринимать аудио и видео материал, а также исключая фактор человеческих ошибок. Подробнее обо всех преимуществах и возможных трудностях описано в статье</w:t>
       </w:r>
       <w:r>
         <w:rPr>
@@ -2393,225 +2387,219 @@
         <w:rPr>
           <w:lang w:val="ru-RU" w:eastAsia="ru-RU"/>
         </w:rPr>
-        <w:t>#</w:t>
-      </w:r>
+        <w:t>15</w:t>
+      </w:r>
+      <w:r>
+        <w:rPr>
+          <w:lang w:eastAsia="ru-RU"/>
+        </w:rPr>
+        <w:t>]</w:t>
+      </w:r>
+      <w:r>
+        <w:rPr>
+          <w:lang w:eastAsia="ru-RU"/>
+        </w:rPr>
+        <w:t>.</w:t>
+      </w:r>
+    </w:p>
+    <w:p>
+      <w:pPr>
+        <w:rPr>
+          <w:lang w:val="ru-RU"/>
+        </w:rPr>
+      </w:pPr>
+      <w:proofErr w:type="spellStart"/>
+      <w:r>
+        <w:rPr>
+          <w:lang w:val="ru-RU"/>
+        </w:rPr>
+        <w:t>Диаризация</w:t>
+      </w:r>
+      <w:proofErr w:type="spellEnd"/>
+      <w:r>
+        <w:rPr>
+          <w:lang w:val="ru-RU"/>
+        </w:rPr>
+        <w:t xml:space="preserve"> – это процесс разделения входящего аудиопотока на</w:t>
+      </w:r>
+      <w:r>
+        <w:rPr>
+          <w:lang w:val="ru-RU"/>
+        </w:rPr>
+        <w:t xml:space="preserve"> </w:t>
+      </w:r>
+      <w:r>
+        <w:rPr>
+          <w:lang w:val="ru-RU"/>
+        </w:rPr>
+        <w:t>однородные сегменты в соответствии с принадлежностью аудиопотока</w:t>
+      </w:r>
+      <w:r>
+        <w:rPr>
+          <w:lang w:val="ru-RU"/>
+        </w:rPr>
+        <w:t xml:space="preserve"> </w:t>
+      </w:r>
+      <w:r>
+        <w:rPr>
+          <w:lang w:val="ru-RU"/>
+        </w:rPr>
+        <w:t>тому или иному говорящему. Иными словами, запись нужно разделить</w:t>
+      </w:r>
+      <w:r>
+        <w:rPr>
+          <w:lang w:val="ru-RU"/>
+        </w:rPr>
+        <w:t xml:space="preserve"> </w:t>
+      </w:r>
+      <w:r>
+        <w:rPr>
+          <w:lang w:val="ru-RU"/>
+        </w:rPr>
+        <w:t>на кусочки и пронумеровать: вот в этих местах говорит один человек, а</w:t>
+      </w:r>
+      <w:r>
+        <w:rPr>
+          <w:lang w:val="ru-RU"/>
+        </w:rPr>
+        <w:t xml:space="preserve"> </w:t>
+      </w:r>
+      <w:r>
+        <w:rPr>
+          <w:lang w:val="ru-RU"/>
+        </w:rPr>
+        <w:t>вот в этих другой. С точки зрения машинного обучения, подобного рода задачи принадлежат к классу обучения без учителя и называются</w:t>
+      </w:r>
+      <w:r>
+        <w:rPr>
+          <w:lang w:val="ru-RU"/>
+        </w:rPr>
+        <w:t xml:space="preserve"> </w:t>
+      </w:r>
+      <w:r>
+        <w:rPr>
+          <w:lang w:val="ru-RU"/>
+        </w:rPr>
+        <w:t>кластеризацией. [</w:t>
+      </w:r>
+      <w:r>
+        <w:rPr>
+          <w:lang w:val="en-US"/>
+        </w:rPr>
+        <w:t>45</w:t>
+      </w:r>
+      <w:r>
+        <w:rPr>
+          <w:lang w:val="ru-RU"/>
+        </w:rPr>
+        <w:t>]</w:t>
+      </w:r>
+      <w:r>
+        <w:rPr>
+          <w:lang w:val="ru-RU"/>
+        </w:rPr>
+        <w:t>.</w:t>
+      </w:r>
+    </w:p>
+    <w:p>
+      <w:pPr>
+        <w:ind w:firstLine="426"/>
+        <w:rPr>
+          <w:lang w:val="en-US" w:eastAsia="ru-RU"/>
+        </w:rPr>
+      </w:pPr>
       <w:r>
         <w:rPr>
           <w:lang w:val="ru-RU" w:eastAsia="ru-RU"/>
         </w:rPr>
-        <w:t>дс 27</w:t>
-      </w:r>
-      <w:r>
-        <w:rPr>
-          <w:lang w:eastAsia="ru-RU"/>
+        <w:t xml:space="preserve">С. Г. </w:t>
+      </w:r>
+      <w:r>
+        <w:t>Корконосенко</w:t>
+      </w:r>
+      <w:r>
+        <w:rPr>
+          <w:lang w:val="ru-RU"/>
+        </w:rPr>
+        <w:t xml:space="preserve"> в учебнике для вузов «Политическая журналистика» пишет следующее:</w:t>
+      </w:r>
+      <w:r>
+        <w:rPr>
+          <w:lang w:val="ru-RU" w:eastAsia="ru-RU"/>
+        </w:rPr>
+        <w:t xml:space="preserve"> «Выполнение требований конфиденциальности является делом профессиональной этики и чести журналиста» </w:t>
+      </w:r>
+      <w:r>
+        <w:rPr>
+          <w:lang w:val="ru-RU" w:eastAsia="ru-RU"/>
+        </w:rPr>
+        <w:t>[</w:t>
+      </w:r>
+      <w:r>
+        <w:rPr>
+          <w:lang w:val="ru-RU" w:eastAsia="ru-RU"/>
+        </w:rPr>
+        <w:t>25</w:t>
+      </w:r>
+      <w:r>
+        <w:rPr>
+          <w:lang w:val="ru-RU" w:eastAsia="ru-RU"/>
         </w:rPr>
         <w:t>]</w:t>
       </w:r>
       <w:r>
         <w:rPr>
-          <w:lang w:eastAsia="ru-RU"/>
-        </w:rPr>
-        <w:t>.</w:t>
-      </w:r>
-    </w:p>
-    <w:p>
-      <w:pPr>
-        <w:rPr>
-          <w:lang w:val="ru-RU"/>
-        </w:rPr>
-      </w:pPr>
-      <w:proofErr w:type="spellStart"/>
-      <w:r>
-        <w:rPr>
-          <w:lang w:val="ru-RU"/>
-        </w:rPr>
-        <w:t>Диаризация</w:t>
-      </w:r>
-      <w:proofErr w:type="spellEnd"/>
-      <w:r>
-        <w:rPr>
-          <w:lang w:val="ru-RU"/>
-        </w:rPr>
-        <w:t xml:space="preserve"> – это процесс разделения входящего аудиопотока на</w:t>
-      </w:r>
-      <w:r>
-        <w:rPr>
-          <w:lang w:val="ru-RU"/>
-        </w:rPr>
-        <w:t xml:space="preserve"> </w:t>
-      </w:r>
-      <w:r>
-        <w:rPr>
-          <w:lang w:val="ru-RU"/>
-        </w:rPr>
-        <w:t>однородные сегменты в соответствии с принадлежностью аудиопотока</w:t>
-      </w:r>
-      <w:r>
-        <w:rPr>
-          <w:lang w:val="ru-RU"/>
-        </w:rPr>
-        <w:t xml:space="preserve"> </w:t>
-      </w:r>
-      <w:r>
-        <w:rPr>
-          <w:lang w:val="ru-RU"/>
-        </w:rPr>
-        <w:t>тому или иному говорящему. Иными словами, запись нужно разделить</w:t>
-      </w:r>
-      <w:r>
-        <w:rPr>
-          <w:lang w:val="ru-RU"/>
-        </w:rPr>
-        <w:t xml:space="preserve"> </w:t>
-      </w:r>
-      <w:r>
-        <w:rPr>
-          <w:lang w:val="ru-RU"/>
-        </w:rPr>
-        <w:t>на кусочки и пронумеровать: вот в этих местах говорит один человек, а</w:t>
-      </w:r>
-      <w:r>
-        <w:rPr>
-          <w:lang w:val="ru-RU"/>
-        </w:rPr>
-        <w:t xml:space="preserve"> </w:t>
-      </w:r>
-      <w:r>
-        <w:rPr>
-          <w:lang w:val="ru-RU"/>
-        </w:rPr>
-        <w:t>вот в этих другой. С точки зрения машинного обучения, подобного рода задачи принадлежат к классу обучения без учителя и называются</w:t>
-      </w:r>
-      <w:r>
-        <w:rPr>
-          <w:lang w:val="ru-RU"/>
-        </w:rPr>
-        <w:t xml:space="preserve"> </w:t>
-      </w:r>
-      <w:r>
-        <w:rPr>
-          <w:lang w:val="ru-RU"/>
-        </w:rPr>
-        <w:t>кластеризацией. [#</w:t>
-      </w:r>
-      <w:r>
-        <w:rPr>
-          <w:lang w:val="ru-RU"/>
-        </w:rPr>
-        <w:t>дс 39</w:t>
-      </w:r>
-      <w:r>
-        <w:rPr>
-          <w:lang w:val="ru-RU"/>
-        </w:rPr>
-        <w:t>]</w:t>
-      </w:r>
-      <w:r>
-        <w:rPr>
-          <w:lang w:val="ru-RU"/>
-        </w:rPr>
-        <w:t>.</w:t>
-      </w:r>
-    </w:p>
-    <w:p>
-      <w:pPr>
-        <w:ind w:firstLine="426"/>
-        <w:rPr>
-          <w:lang w:val="en-US" w:eastAsia="ru-RU"/>
-        </w:rPr>
-      </w:pPr>
-      <w:r>
-        <w:rPr>
           <w:lang w:val="ru-RU" w:eastAsia="ru-RU"/>
         </w:rPr>
-        <w:t xml:space="preserve">С. Г. </w:t>
-      </w:r>
-      <w:r>
-        <w:t>Корконосенко</w:t>
-      </w:r>
-      <w:r>
-        <w:rPr>
-          <w:lang w:val="ru-RU"/>
-        </w:rPr>
-        <w:t xml:space="preserve"> в учебнике для вузов «Политическая журналистика» пишет следующее:</w:t>
+        <w:t xml:space="preserve">, а это означает что при система автоматическом транскрибирования для журналистов должна обеспечивать высокий уровень сохранности данных. </w:t>
       </w:r>
       <w:r>
         <w:rPr>
           <w:lang w:val="ru-RU" w:eastAsia="ru-RU"/>
         </w:rPr>
-        <w:t xml:space="preserve"> «Выполнение требований конфиденциальности является делом профессиональной этики и чести журналиста» </w:t>
+        <w:t xml:space="preserve">В работе Кузьмичевой К. Е. </w:t>
       </w:r>
       <w:r>
         <w:rPr>
           <w:lang w:val="ru-RU" w:eastAsia="ru-RU"/>
         </w:rPr>
-        <w:t>[#</w:t>
+        <w:t>[</w:t>
       </w:r>
       <w:r>
         <w:rPr>
           <w:lang w:val="ru-RU" w:eastAsia="ru-RU"/>
         </w:rPr>
-        <w:t>дс 32</w:t>
+        <w:t>21</w:t>
       </w:r>
       <w:r>
         <w:rPr>
           <w:lang w:val="ru-RU" w:eastAsia="ru-RU"/>
         </w:rPr>
-        <w:t>]</w:t>
+        <w:t xml:space="preserve">] </w:t>
       </w:r>
       <w:r>
         <w:rPr>
           <w:lang w:val="ru-RU" w:eastAsia="ru-RU"/>
         </w:rPr>
-        <w:t xml:space="preserve">, а это означает что при система автоматическом транскрибирования для журналистов должна обеспечивать высокий уровень сохранности данных. </w:t>
+        <w:t xml:space="preserve">описывается </w:t>
       </w:r>
       <w:r>
         <w:rPr>
           <w:lang w:val="ru-RU" w:eastAsia="ru-RU"/>
         </w:rPr>
-        <w:t xml:space="preserve">В работе Кузьмичевой К. Е. </w:t>
+        <w:t xml:space="preserve">архитектура сервиса для распознавания речи, в которой явно участвует обработка на стороне сервера </w:t>
       </w:r>
       <w:r>
         <w:rPr>
           <w:lang w:val="ru-RU" w:eastAsia="ru-RU"/>
         </w:rPr>
-        <w:t>[#</w:t>
+        <w:t>[</w:t>
       </w:r>
       <w:r>
         <w:rPr>
           <w:lang w:val="ru-RU" w:eastAsia="ru-RU"/>
         </w:rPr>
-        <w:t>дс 33</w:t>
-      </w:r>
-      <w:r>
-        <w:rPr>
-          <w:lang w:val="ru-RU" w:eastAsia="ru-RU"/>
-        </w:rPr>
-        <w:t xml:space="preserve">] </w:t>
-      </w:r>
-      <w:r>
-        <w:rPr>
-          <w:lang w:val="ru-RU" w:eastAsia="ru-RU"/>
-        </w:rPr>
-        <w:t xml:space="preserve">описывается </w:t>
-      </w:r>
-      <w:r>
-        <w:rPr>
-          <w:lang w:val="ru-RU" w:eastAsia="ru-RU"/>
-        </w:rPr>
-        <w:t xml:space="preserve">архитектура сервиса для распознавания речи, в которой явно участвует обработка на стороне сервера </w:t>
-      </w:r>
-      <w:r>
-        <w:rPr>
-          <w:lang w:val="ru-RU" w:eastAsia="ru-RU"/>
-        </w:rPr>
-        <w:t>[#</w:t>
-      </w:r>
-      <w:r>
-        <w:rPr>
-          <w:lang w:val="ru-RU" w:eastAsia="ru-RU"/>
-        </w:rPr>
-        <w:t>дс 34</w:t>
+        <w:t>29</w:t>
       </w:r>
       <w:r>
         <w:rPr>
@@ -2698,13 +2686,19 @@
         <w:rPr>
           <w:lang w:val="ru-RU"/>
         </w:rPr>
-        <w:t>[#</w:t>
-      </w:r>
-      <w:r>
-        <w:rPr>
-          <w:lang w:val="ru-RU"/>
-        </w:rPr>
-        <w:t>дс 2</w:t>
+        <w:t>[</w:t>
+      </w:r>
+      <w:r>
+        <w:rPr>
+          <w:lang w:val="ru-RU"/>
+        </w:rPr>
+        <w:t>2</w:t>
+      </w:r>
+      <w:r>
+        <w:rPr>
+          <w:lang w:val="ru-RU"/>
+        </w:rPr>
+        <w:t>0</w:t>
       </w:r>
       <w:r>
         <w:rPr>
@@ -7023,13 +7017,13 @@
         <w:rPr>
           <w:lang w:val="ru-RU"/>
         </w:rPr>
-        <w:t>[#</w:t>
-      </w:r>
-      <w:r>
-        <w:rPr>
-          <w:lang w:val="ru-RU"/>
-        </w:rPr>
-        <w:t>дс 20</w:t>
+        <w:t>[</w:t>
+      </w:r>
+      <w:r>
+        <w:rPr>
+          <w:lang w:val="en-US"/>
+        </w:rPr>
+        <w:t>10</w:t>
       </w:r>
       <w:r>
         <w:rPr>
@@ -7080,36 +7074,25 @@
         <w:rPr>
           <w:color w:val="000000"/>
         </w:rPr>
-        <w:t>C# – современный объектно-ориентированный язык, разработанный компанией Microsoft, который используется для создания настольных, мобильных и web-приложений [</w:t>
-      </w:r>
-      <w:r>
-        <w:rPr>
-          <w:lang w:val="ru-RU"/>
-        </w:rPr>
-        <w:t>#</w:t>
-      </w:r>
-      <w:r>
-        <w:rPr>
-          <w:lang w:val="ru-RU"/>
-        </w:rPr>
-        <w:t xml:space="preserve">дс </w:t>
+        <w:t xml:space="preserve">C# – современный объектно-ориентированный язык, разработанный компанией Microsoft, который используется для создания настольных, мобильных и web-приложений </w:t>
       </w:r>
       <w:r>
         <w:rPr>
           <w:color w:val="000000"/>
+          <w:lang w:val="ru-RU"/>
+        </w:rPr>
+        <w:t>[</w:t>
+      </w:r>
+      <w:r>
+        <w:rPr>
+          <w:color w:val="000000"/>
+          <w:lang w:val="ru-RU"/>
         </w:rPr>
         <w:t>1</w:t>
       </w:r>
       <w:r>
         <w:rPr>
           <w:color w:val="000000"/>
-          <w:lang w:val="ru-RU"/>
-        </w:rPr>
-        <w:t>5</w:t>
-      </w:r>
-      <w:r>
-        <w:rPr>
-          <w:color w:val="000000"/>
         </w:rPr>
         <w:t>]. Подходит для разработки на платформе .NET. Он обладает рядом преимуществ, таких как интеграция с экосистемой Microsoft, высокая производительность для серверной разработки и поддержка инструментов .NET Framework [</w:t>
       </w:r>
@@ -7117,13 +7100,7 @@
         <w:rPr>
           <w:lang w:val="ru-RU"/>
         </w:rPr>
-        <w:t>#</w:t>
-      </w:r>
-      <w:r>
-        <w:rPr>
-          <w:lang w:val="ru-RU"/>
-        </w:rPr>
-        <w:t>дс 19</w:t>
+        <w:t>8</w:t>
       </w:r>
       <w:r>
         <w:rPr>
@@ -7177,36 +7154,13 @@
         <w:t>C++ – язык программирования высокого уровня, ориентированный на высокую производительность и контроль над ресурсами [</w:t>
       </w:r>
       <w:r>
-        <w:rPr>
-          <w:lang w:val="ru-RU"/>
-        </w:rPr>
-        <w:t>#</w:t>
-      </w:r>
-      <w:r>
-        <w:rPr>
-          <w:lang w:val="ru-RU"/>
-        </w:rPr>
-        <w:t xml:space="preserve">дс </w:t>
+        <w:t>31</w:t>
       </w:r>
       <w:r>
         <w:rPr>
           <w:color w:val="000000"/>
-          <w:lang w:val="ru-RU"/>
-        </w:rPr>
-        <w:t>16</w:t>
-      </w:r>
-      <w:r>
-        <w:rPr>
-          <w:color w:val="000000"/>
-        </w:rPr>
-        <w:t xml:space="preserve">]. Его преимуществами являются максимальная производительность и наличие возможностей для работы с системными ресурсами и </w:t>
-      </w:r>
-      <w:r>
-        <w:rPr>
-          <w:color w:val="000000"/>
-        </w:rPr>
-        <w:lastRenderedPageBreak/>
-        <w:t>оптимизации. Недостатком является сложность в поддержке и масштабировании.</w:t>
+        </w:rPr>
+        <w:t>]. Его преимуществами являются максимальная производительность и наличие возможностей для работы с системными ресурсами и оптимизации. Недостатком является сложность в поддержке и масштабировании.</w:t>
       </w:r>
     </w:p>
     <w:p>
@@ -7231,19 +7185,8 @@
         <w:rPr>
           <w:color w:val="000000"/>
         </w:rPr>
+        <w:lastRenderedPageBreak/>
         <w:t>Python – объектно-ориентированный, интерпретируемый, переносимый язык программирования высокого уровня, популярный в задачах анализа данных, автоматизации и написания серверной логики [</w:t>
-      </w:r>
-      <w:r>
-        <w:rPr>
-          <w:lang w:val="ru-RU"/>
-        </w:rPr>
-        <w:t>#</w:t>
-      </w:r>
-      <w:r>
-        <w:rPr>
-          <w:lang w:val="ru-RU"/>
-        </w:rPr>
-        <w:t xml:space="preserve">дс </w:t>
       </w:r>
       <w:r>
         <w:rPr>
@@ -7299,37 +7242,24 @@
         <w:rPr>
           <w:lang w:val="ru-RU"/>
         </w:rPr>
-        <w:t>#</w:t>
-      </w:r>
-      <w:r>
-        <w:rPr>
-          <w:lang w:val="ru-RU"/>
-        </w:rPr>
-        <w:t xml:space="preserve">дс </w:t>
+        <w:t>26</w:t>
       </w:r>
       <w:r>
         <w:rPr>
           <w:color w:val="000000"/>
-          <w:lang w:val="ru-RU"/>
-        </w:rPr>
-        <w:t>18</w:t>
+        </w:rPr>
+        <w:t xml:space="preserve">]. К его преимуществам относится его поддержка всеми браузерами, наличие большого количества </w:t>
       </w:r>
       <w:r>
         <w:rPr>
           <w:color w:val="000000"/>
-        </w:rPr>
-        <w:t xml:space="preserve">]. К его преимуществам относится его поддержка всеми браузерами, наличие большого количества </w:t>
+          <w:lang w:val="ru-RU"/>
+        </w:rPr>
+        <w:t>готовых инструментов</w:t>
       </w:r>
       <w:r>
         <w:rPr>
           <w:color w:val="000000"/>
-          <w:lang w:val="ru-RU"/>
-        </w:rPr>
-        <w:t>готовых инструментов</w:t>
-      </w:r>
-      <w:r>
-        <w:rPr>
-          <w:color w:val="000000"/>
         </w:rPr>
         <w:t>, а также возможность создания динамичных интерфейсов. Однако он не оптимален для высокопроизводительных задач.</w:t>
       </w:r>
@@ -7453,26 +7383,20 @@
         <w:rPr>
           <w:lang w:val="ru-RU"/>
         </w:rPr>
-        <w:t xml:space="preserve"> </w:t>
+        <w:t xml:space="preserve"> рабочая среда для разработчиков, в которой можно вносить изменения, не нарушая ничего в реальной среде. Интегрированная среда разработки часто используются как инструмент программирования, чтобы помочь разработчику. </w:t>
       </w:r>
       <w:r>
         <w:rPr>
           <w:lang w:val="ru-RU"/>
         </w:rPr>
         <w:lastRenderedPageBreak/>
-        <w:t xml:space="preserve">рабочая среда для разработчиков, в которой можно вносить изменения, не нарушая ничего в реальной среде. Интегрированная среда разработки часто используются как инструмент программирования, чтобы помочь разработчику. </w:t>
-      </w:r>
-      <w:r>
-        <w:rPr>
-          <w:lang w:val="ru-RU"/>
-        </w:rPr>
-        <w:t>[#</w:t>
-      </w:r>
-      <w:r>
-        <w:rPr>
-          <w:lang w:val="ru-RU"/>
-        </w:rPr>
-        <w:t>дс 21</w:t>
+        <w:t>[</w:t>
+      </w:r>
+      <w:r>
+        <w:rPr>
+          <w:lang w:val="en-US"/>
+        </w:rPr>
+        <w:t>34</w:t>
       </w:r>
       <w:r>
         <w:rPr>
@@ -7581,7 +7505,19 @@
         <w:rPr>
           <w:lang w:val="ru-RU"/>
         </w:rPr>
-        <w:t xml:space="preserve"> [#дс 3].</w:t>
+        <w:t xml:space="preserve"> [</w:t>
+      </w:r>
+      <w:r>
+        <w:rPr>
+          <w:lang w:val="ru-RU"/>
+        </w:rPr>
+        <w:t>24</w:t>
+      </w:r>
+      <w:r>
+        <w:rPr>
+          <w:lang w:val="ru-RU"/>
+        </w:rPr>
+        <w:t>].</w:t>
       </w:r>
     </w:p>
     <w:p>
@@ -7642,19 +7578,13 @@
         <w:rPr>
           <w:lang w:val="ru-RU"/>
         </w:rPr>
-        <w:t xml:space="preserve"> [#</w:t>
-      </w:r>
-      <w:r>
-        <w:rPr>
-          <w:lang w:val="ru-RU"/>
-        </w:rPr>
-        <w:t xml:space="preserve">дс </w:t>
-      </w:r>
-      <w:r>
-        <w:rPr>
-          <w:lang w:val="ru-RU"/>
-        </w:rPr>
-        <w:t>9</w:t>
+        <w:t xml:space="preserve"> [</w:t>
+      </w:r>
+      <w:r>
+        <w:rPr>
+          <w:lang w:val="ru-RU"/>
+        </w:rPr>
+        <w:t>37</w:t>
       </w:r>
       <w:r>
         <w:rPr>
@@ -7781,13 +7711,13 @@
         <w:rPr>
           <w:lang w:val="ru-RU"/>
         </w:rPr>
-        <w:t>[#</w:t>
-      </w:r>
-      <w:r>
-        <w:rPr>
-          <w:lang w:val="ru-RU"/>
-        </w:rPr>
-        <w:t>дс 10</w:t>
+        <w:t>[</w:t>
+      </w:r>
+      <w:r>
+        <w:rPr>
+          <w:lang w:val="en-US"/>
+        </w:rPr>
+        <w:t>49</w:t>
       </w:r>
       <w:r>
         <w:rPr>
@@ -7818,67 +7748,67 @@
         <w:rPr>
           <w:lang w:val="ru-RU"/>
         </w:rPr>
+        <w:t xml:space="preserve">Из всех </w:t>
+      </w:r>
+      <w:r>
+        <w:rPr>
+          <w:lang w:val="ru-RU"/>
+        </w:rPr>
+        <w:t>вышеописанных</w:t>
+      </w:r>
+      <w:r>
+        <w:rPr>
+          <w:lang w:val="ru-RU"/>
+        </w:rPr>
+        <w:t xml:space="preserve"> вариантов была выбрана среда разработки </w:t>
+      </w:r>
+      <w:r>
+        <w:rPr>
+          <w:lang w:val="en-US"/>
+        </w:rPr>
+        <w:t>Visual</w:t>
+      </w:r>
+      <w:r>
+        <w:rPr>
+          <w:lang w:val="ru-RU"/>
+        </w:rPr>
+        <w:t xml:space="preserve"> </w:t>
+      </w:r>
+      <w:r>
+        <w:rPr>
+          <w:lang w:val="en-US"/>
+        </w:rPr>
+        <w:t>Studio</w:t>
+      </w:r>
+      <w:r>
+        <w:rPr>
+          <w:lang w:val="ru-RU"/>
+        </w:rPr>
+        <w:t xml:space="preserve"> </w:t>
+      </w:r>
+      <w:r>
+        <w:rPr>
+          <w:lang w:val="en-US"/>
+        </w:rPr>
+        <w:t>Code</w:t>
+      </w:r>
+      <w:r>
+        <w:rPr>
+          <w:lang w:val="ru-RU"/>
+        </w:rPr>
+        <w:t xml:space="preserve"> </w:t>
+      </w:r>
+      <w:r>
+        <w:rPr>
+          <w:lang w:val="ru-RU"/>
+        </w:rPr>
+        <w:t xml:space="preserve">из-за сравнительно быстрой работы, чистого интерфейса и </w:t>
+      </w:r>
+      <w:r>
+        <w:rPr>
+          <w:lang w:val="ru-RU"/>
+        </w:rPr>
         <w:lastRenderedPageBreak/>
-        <w:t xml:space="preserve">Из всех </w:t>
-      </w:r>
-      <w:r>
-        <w:rPr>
-          <w:lang w:val="ru-RU"/>
-        </w:rPr>
-        <w:t>вышеописанных</w:t>
-      </w:r>
-      <w:r>
-        <w:rPr>
-          <w:lang w:val="ru-RU"/>
-        </w:rPr>
-        <w:t xml:space="preserve"> вариантов была выбрана среда разработки </w:t>
-      </w:r>
-      <w:r>
-        <w:rPr>
-          <w:lang w:val="en-US"/>
-        </w:rPr>
-        <w:t>Visual</w:t>
-      </w:r>
-      <w:r>
-        <w:rPr>
-          <w:lang w:val="ru-RU"/>
-        </w:rPr>
-        <w:t xml:space="preserve"> </w:t>
-      </w:r>
-      <w:r>
-        <w:rPr>
-          <w:lang w:val="en-US"/>
-        </w:rPr>
-        <w:t>Studio</w:t>
-      </w:r>
-      <w:r>
-        <w:rPr>
-          <w:lang w:val="ru-RU"/>
-        </w:rPr>
-        <w:t xml:space="preserve"> </w:t>
-      </w:r>
-      <w:r>
-        <w:rPr>
-          <w:lang w:val="en-US"/>
-        </w:rPr>
-        <w:t>Code</w:t>
-      </w:r>
-      <w:r>
-        <w:rPr>
-          <w:lang w:val="ru-RU"/>
-        </w:rPr>
-        <w:t xml:space="preserve"> </w:t>
-      </w:r>
-      <w:r>
-        <w:rPr>
-          <w:lang w:val="ru-RU"/>
-        </w:rPr>
-        <w:t xml:space="preserve">из-за сравнительно быстрой работы, чистого интерфейса и </w:t>
-      </w:r>
-      <w:r>
-        <w:rPr>
-          <w:lang w:val="ru-RU"/>
-        </w:rPr>
         <w:t>большого количества расширений</w:t>
       </w:r>
       <w:r>
@@ -7917,15 +7847,9 @@
       </w:r>
       <w:r>
         <w:rPr>
-          <w:lang w:val="ru-RU"/>
-        </w:rPr>
-        <w:t>#</w:t>
-      </w:r>
-      <w:r>
-        <w:rPr>
-          <w:lang w:val="ru-RU"/>
-        </w:rPr>
-        <w:t>дс 28</w:t>
+          <w:lang w:val="en-US"/>
+        </w:rPr>
+        <w:t>14</w:t>
       </w:r>
       <w:r>
         <w:rPr>
@@ -8046,7 +7970,13 @@
         <w:rPr>
           <w:lang w:val="ru-RU"/>
         </w:rPr>
-        <w:t xml:space="preserve">. Данная модель работает в режиме оффлайн, с установленной речевой моделью [#дс </w:t>
+        <w:t>. Данная модель работает в режиме оффлайн, с установленной речевой моделью [</w:t>
+      </w:r>
+      <w:r>
+        <w:rPr>
+          <w:lang w:val="ru-RU"/>
+        </w:rPr>
+        <w:t>3</w:t>
       </w:r>
       <w:r>
         <w:rPr>
@@ -8104,19 +8034,13 @@
         <w:rPr>
           <w:lang w:val="ru-RU"/>
         </w:rPr>
-        <w:t xml:space="preserve"> [#</w:t>
-      </w:r>
-      <w:r>
-        <w:rPr>
-          <w:lang w:val="ru-RU"/>
-        </w:rPr>
-        <w:t xml:space="preserve">дс </w:t>
-      </w:r>
-      <w:r>
-        <w:rPr>
-          <w:lang w:val="ru-RU"/>
-        </w:rPr>
-        <w:t>7</w:t>
+        <w:t xml:space="preserve"> [</w:t>
+      </w:r>
+      <w:r>
+        <w:rPr>
+          <w:lang w:val="ru-RU"/>
+        </w:rPr>
+        <w:t>50</w:t>
       </w:r>
       <w:r>
         <w:rPr>
@@ -8155,13 +8079,13 @@
         <w:rPr>
           <w:lang w:val="ru-RU"/>
         </w:rPr>
-        <w:t xml:space="preserve"> [#</w:t>
-      </w:r>
-      <w:r>
-        <w:rPr>
-          <w:lang w:val="ru-RU"/>
-        </w:rPr>
-        <w:t>дс 6</w:t>
+        <w:t xml:space="preserve"> [</w:t>
+      </w:r>
+      <w:r>
+        <w:rPr>
+          <w:lang w:val="ru-RU"/>
+        </w:rPr>
+        <w:t>2</w:t>
       </w:r>
       <w:r>
         <w:rPr>
@@ -8234,13 +8158,13 @@
         <w:rPr>
           <w:lang w:val="ru-RU"/>
         </w:rPr>
-        <w:t>[#</w:t>
-      </w:r>
-      <w:r>
-        <w:rPr>
-          <w:lang w:val="ru-RU"/>
-        </w:rPr>
-        <w:t>дс 11</w:t>
+        <w:t>[</w:t>
+      </w:r>
+      <w:r>
+        <w:rPr>
+          <w:lang w:val="en-US"/>
+        </w:rPr>
+        <w:t>42</w:t>
       </w:r>
       <w:r>
         <w:rPr>
@@ -8252,14 +8176,14 @@
         <w:rPr>
           <w:lang w:val="ru-RU"/>
         </w:rPr>
-        <w:t xml:space="preserve">. Также модель обучена на </w:t>
+        <w:t xml:space="preserve">. Также модель обучена на определение речи в условиях плохого качества записи. Технология уже используется многими коммерческими программными продуктами в сети Интернет, </w:t>
       </w:r>
       <w:r>
         <w:rPr>
           <w:lang w:val="ru-RU"/>
         </w:rPr>
         <w:lastRenderedPageBreak/>
-        <w:t xml:space="preserve">определение речи в условиях плохого качества записи. Технология уже используется многими коммерческими программными продуктами в сети Интернет, что вызывает доверие к качеству обработки и позволяет программным продуктам на её основе быть схожими по характеристикам. Основным недостатком этой модели является </w:t>
+        <w:t xml:space="preserve">что вызывает доверие к качеству обработки и позволяет программным продуктам на её основе быть схожими по характеристикам. Основным недостатком этой модели является </w:t>
       </w:r>
       <w:r>
         <w:rPr>
@@ -8378,13 +8302,13 @@
         <w:rPr>
           <w:lang w:val="ru-RU"/>
         </w:rPr>
-        <w:t>[#</w:t>
-      </w:r>
-      <w:r>
-        <w:rPr>
-          <w:lang w:val="ru-RU"/>
-        </w:rPr>
-        <w:t>дс 12</w:t>
+        <w:t>[</w:t>
+      </w:r>
+      <w:r>
+        <w:rPr>
+          <w:lang w:val="ru-RU"/>
+        </w:rPr>
+        <w:t>39</w:t>
       </w:r>
       <w:r>
         <w:rPr>
@@ -8436,13 +8360,13 @@
         <w:rPr>
           <w:lang w:val="ru-RU"/>
         </w:rPr>
-        <w:t>[#</w:t>
-      </w:r>
-      <w:r>
-        <w:rPr>
-          <w:lang w:val="ru-RU"/>
-        </w:rPr>
-        <w:t>дс 13</w:t>
+        <w:t>[</w:t>
+      </w:r>
+      <w:r>
+        <w:rPr>
+          <w:lang w:val="ru-RU"/>
+        </w:rPr>
+        <w:t>44</w:t>
       </w:r>
       <w:r>
         <w:rPr>
@@ -8480,390 +8404,376 @@
         <w:rPr>
           <w:lang w:val="en-US"/>
         </w:rPr>
-        <w:t>[#</w:t>
+        <w:t>[</w:t>
+      </w:r>
+      <w:r>
+        <w:rPr>
+          <w:lang w:val="ru-RU"/>
+        </w:rPr>
+        <w:t>4</w:t>
+      </w:r>
+      <w:r>
+        <w:rPr>
+          <w:lang w:val="en-US"/>
+        </w:rPr>
+        <w:t>8</w:t>
+      </w:r>
+      <w:r>
+        <w:rPr>
+          <w:lang w:val="en-US"/>
+        </w:rPr>
+        <w:t>]</w:t>
+      </w:r>
+    </w:p>
+    <w:p>
+      <w:pPr>
+        <w:rPr>
+          <w:lang w:val="en-US"/>
+        </w:rPr>
+      </w:pPr>
+      <w:r>
+        <w:rPr>
+          <w:lang w:val="ru-RU"/>
+        </w:rPr>
+        <w:t xml:space="preserve">В качестве основной технологии поначалу была выбрана система </w:t>
+      </w:r>
+      <w:r>
+        <w:rPr>
+          <w:lang w:val="en-US"/>
+        </w:rPr>
+        <w:t>OpenAI</w:t>
+      </w:r>
+      <w:r>
+        <w:rPr>
+          <w:lang w:val="ru-RU"/>
+        </w:rPr>
+        <w:t xml:space="preserve"> </w:t>
+      </w:r>
+      <w:r>
+        <w:rPr>
+          <w:lang w:val="en-US"/>
+        </w:rPr>
+        <w:t>Whisper</w:t>
+      </w:r>
+      <w:r>
+        <w:rPr>
+          <w:lang w:val="ru-RU"/>
+        </w:rPr>
+        <w:t xml:space="preserve"> из-за </w:t>
+      </w:r>
+      <w:r>
+        <w:rPr>
+          <w:lang w:val="ru-RU"/>
+        </w:rPr>
+        <w:t>хорошей</w:t>
+      </w:r>
+      <w:r>
+        <w:rPr>
+          <w:lang w:val="ru-RU"/>
+        </w:rPr>
+        <w:t xml:space="preserve"> репутации </w:t>
+      </w:r>
+      <w:r>
+        <w:rPr>
+          <w:lang w:val="ru-RU"/>
+        </w:rPr>
+        <w:t>в качестве</w:t>
+      </w:r>
+      <w:r>
+        <w:rPr>
+          <w:lang w:val="ru-RU"/>
+        </w:rPr>
+        <w:t xml:space="preserve"> надёжной и точной системы</w:t>
+      </w:r>
+      <w:r>
+        <w:rPr>
+          <w:lang w:val="ru-RU"/>
+        </w:rPr>
+        <w:t xml:space="preserve"> для транскрибирования речи</w:t>
+      </w:r>
+      <w:r>
+        <w:rPr>
+          <w:lang w:val="ru-RU"/>
+        </w:rPr>
+        <w:t xml:space="preserve">, </w:t>
+      </w:r>
+      <w:r>
+        <w:rPr>
+          <w:lang w:val="ru-RU"/>
+        </w:rPr>
+        <w:t xml:space="preserve">но, к сожалению, от неё пришлось отказаться по причине наличия ограничений в использовании со стороны компании </w:t>
+      </w:r>
+      <w:r>
+        <w:rPr>
+          <w:lang w:val="en-US"/>
+        </w:rPr>
+        <w:t>OpenAI</w:t>
+      </w:r>
+      <w:r>
+        <w:rPr>
+          <w:lang w:val="ru-RU"/>
+        </w:rPr>
+        <w:t>.</w:t>
+      </w:r>
+      <w:r>
+        <w:rPr>
+          <w:lang w:val="ru-RU"/>
+        </w:rPr>
+        <w:t xml:space="preserve"> </w:t>
+      </w:r>
+      <w:r>
+        <w:rPr>
+          <w:lang w:val="ru-RU"/>
+        </w:rPr>
+        <w:t>Т</w:t>
+      </w:r>
+      <w:r>
+        <w:rPr>
+          <w:lang w:val="ru-RU"/>
+        </w:rPr>
+        <w:t xml:space="preserve">акже </w:t>
+      </w:r>
+      <w:r>
+        <w:rPr>
+          <w:lang w:val="ru-RU"/>
+        </w:rPr>
+        <w:t xml:space="preserve">с этой системой возникли проблемы реализации достаточно точного алгоритма </w:t>
       </w:r>
       <w:proofErr w:type="spellStart"/>
       <w:r>
         <w:rPr>
           <w:lang w:val="ru-RU"/>
         </w:rPr>
-        <w:t>дс</w:t>
+        <w:t>диаризации</w:t>
       </w:r>
       <w:proofErr w:type="spellEnd"/>
       <w:r>
         <w:rPr>
           <w:lang w:val="ru-RU"/>
         </w:rPr>
-        <w:t xml:space="preserve"> 14</w:t>
-      </w:r>
-      <w:r>
-        <w:rPr>
-          <w:lang w:val="en-US"/>
-        </w:rPr>
-        <w:t>]</w:t>
-      </w:r>
-    </w:p>
-    <w:p>
-      <w:pPr>
-        <w:rPr>
-          <w:lang w:val="en-US"/>
-        </w:rPr>
-      </w:pPr>
-      <w:r>
-        <w:rPr>
-          <w:lang w:val="ru-RU"/>
-        </w:rPr>
-        <w:t xml:space="preserve">В качестве основной технологии поначалу была выбрана система </w:t>
-      </w:r>
-      <w:r>
-        <w:rPr>
-          <w:lang w:val="en-US"/>
-        </w:rPr>
-        <w:t>OpenAI</w:t>
-      </w:r>
-      <w:r>
-        <w:rPr>
-          <w:lang w:val="ru-RU"/>
-        </w:rPr>
-        <w:t xml:space="preserve"> </w:t>
-      </w:r>
-      <w:r>
-        <w:rPr>
-          <w:lang w:val="en-US"/>
-        </w:rPr>
-        <w:t>Whisper</w:t>
-      </w:r>
-      <w:r>
-        <w:rPr>
-          <w:lang w:val="ru-RU"/>
-        </w:rPr>
-        <w:t xml:space="preserve"> из-за </w:t>
-      </w:r>
-      <w:r>
-        <w:rPr>
-          <w:lang w:val="ru-RU"/>
-        </w:rPr>
-        <w:t>хорошей</w:t>
-      </w:r>
-      <w:r>
-        <w:rPr>
-          <w:lang w:val="ru-RU"/>
-        </w:rPr>
-        <w:t xml:space="preserve"> репутации </w:t>
-      </w:r>
-      <w:r>
-        <w:rPr>
-          <w:lang w:val="ru-RU"/>
-        </w:rPr>
-        <w:t>в качестве</w:t>
-      </w:r>
-      <w:r>
-        <w:rPr>
-          <w:lang w:val="ru-RU"/>
-        </w:rPr>
-        <w:t xml:space="preserve"> надёжной и точной системы</w:t>
-      </w:r>
-      <w:r>
-        <w:rPr>
-          <w:lang w:val="ru-RU"/>
-        </w:rPr>
-        <w:t xml:space="preserve"> для транскрибирования речи</w:t>
-      </w:r>
-      <w:r>
-        <w:rPr>
-          <w:lang w:val="ru-RU"/>
-        </w:rPr>
-        <w:t xml:space="preserve">, </w:t>
-      </w:r>
-      <w:r>
-        <w:rPr>
-          <w:lang w:val="ru-RU"/>
-        </w:rPr>
-        <w:t xml:space="preserve">но, к сожалению, от неё пришлось отказаться по причине наличия ограничений в использовании со стороны компании </w:t>
-      </w:r>
-      <w:r>
-        <w:rPr>
-          <w:lang w:val="en-US"/>
-        </w:rPr>
-        <w:t>OpenAI</w:t>
-      </w:r>
+        <w:t>, поэтому б</w:t>
+      </w:r>
+      <w:r>
+        <w:rPr>
+          <w:lang w:val="ru-RU"/>
+        </w:rPr>
+        <w:t xml:space="preserve">ыло решено перейти на более подходящее решение – </w:t>
+      </w:r>
+      <w:proofErr w:type="spellStart"/>
+      <w:r>
+        <w:rPr>
+          <w:lang w:val="en-US"/>
+        </w:rPr>
+        <w:t>WhisperX</w:t>
+      </w:r>
+      <w:proofErr w:type="spellEnd"/>
+      <w:r>
+        <w:rPr>
+          <w:lang w:val="ru-RU"/>
+        </w:rPr>
+        <w:t xml:space="preserve">. </w:t>
+      </w:r>
+      <w:r>
+        <w:rPr>
+          <w:lang w:val="ru-RU"/>
+        </w:rPr>
+        <w:t xml:space="preserve">С использованием этой системы удалось увеличить время обработки, снизить затрачиваемые ресурсы на обработку, добиться полностью локальной обработки аудио, а также кратно увеличить точность </w:t>
+      </w:r>
+      <w:proofErr w:type="spellStart"/>
+      <w:r>
+        <w:rPr>
+          <w:lang w:val="ru-RU"/>
+        </w:rPr>
+        <w:t>диаризации</w:t>
+      </w:r>
+      <w:proofErr w:type="spellEnd"/>
       <w:r>
         <w:rPr>
           <w:lang w:val="ru-RU"/>
         </w:rPr>
         <w:t>.</w:t>
       </w:r>
-      <w:r>
-        <w:rPr>
-          <w:lang w:val="ru-RU"/>
-        </w:rPr>
-        <w:t xml:space="preserve"> </w:t>
-      </w:r>
-      <w:r>
-        <w:rPr>
-          <w:lang w:val="ru-RU"/>
-        </w:rPr>
-        <w:t>Т</w:t>
-      </w:r>
-      <w:r>
-        <w:rPr>
-          <w:lang w:val="ru-RU"/>
-        </w:rPr>
-        <w:t xml:space="preserve">акже </w:t>
-      </w:r>
-      <w:r>
-        <w:rPr>
-          <w:lang w:val="ru-RU"/>
-        </w:rPr>
-        <w:t xml:space="preserve">с этой системой возникли проблемы реализации достаточно точного алгоритма </w:t>
+    </w:p>
+    <w:p>
+      <w:pPr>
+        <w:rPr>
+          <w:lang w:val="ru-RU"/>
+        </w:rPr>
+      </w:pPr>
+      <w:r>
+        <w:rPr>
+          <w:lang w:val="ru-RU"/>
+        </w:rPr>
+        <w:t xml:space="preserve">Для реализации взаимодействия интерфейса программы с серверной частью на </w:t>
+      </w:r>
+      <w:r>
+        <w:rPr>
+          <w:lang w:val="en-US"/>
+        </w:rPr>
+        <w:t>Python</w:t>
+      </w:r>
+      <w:r>
+        <w:rPr>
+          <w:lang w:val="ru-RU"/>
+        </w:rPr>
+        <w:t xml:space="preserve"> </w:t>
+      </w:r>
+      <w:r>
+        <w:rPr>
+          <w:lang w:val="ru-RU"/>
+        </w:rPr>
+        <w:t xml:space="preserve">используется </w:t>
+      </w:r>
+      <w:r>
+        <w:rPr>
+          <w:lang w:val="en-US"/>
+        </w:rPr>
+        <w:t>REST</w:t>
+      </w:r>
+      <w:r>
+        <w:rPr>
+          <w:lang w:val="ru-RU"/>
+        </w:rPr>
+        <w:t xml:space="preserve"> </w:t>
+      </w:r>
+      <w:r>
+        <w:rPr>
+          <w:lang w:val="en-US"/>
+        </w:rPr>
+        <w:t>API</w:t>
+      </w:r>
+      <w:r>
+        <w:rPr>
+          <w:lang w:val="ru-RU"/>
+        </w:rPr>
+        <w:t>.</w:t>
+      </w:r>
+      <w:r>
+        <w:rPr>
+          <w:lang w:val="ru-RU"/>
+        </w:rPr>
+        <w:t xml:space="preserve"> </w:t>
       </w:r>
       <w:proofErr w:type="spellStart"/>
       <w:r>
         <w:rPr>
           <w:lang w:val="ru-RU"/>
         </w:rPr>
-        <w:t>диаризации</w:t>
+        <w:t>Representational</w:t>
       </w:r>
       <w:proofErr w:type="spellEnd"/>
       <w:r>
         <w:rPr>
           <w:lang w:val="ru-RU"/>
         </w:rPr>
-        <w:t>, поэтому б</w:t>
-      </w:r>
-      <w:r>
-        <w:rPr>
-          <w:lang w:val="ru-RU"/>
-        </w:rPr>
-        <w:t xml:space="preserve">ыло решено перейти на более подходящее решение – </w:t>
+        <w:t xml:space="preserve"> State Transfer (REST) Application </w:t>
       </w:r>
       <w:proofErr w:type="spellStart"/>
       <w:r>
         <w:rPr>
-          <w:lang w:val="en-US"/>
-        </w:rPr>
-        <w:t>WhisperX</w:t>
+          <w:lang w:val="ru-RU"/>
+        </w:rPr>
+        <w:t>Programming</w:t>
       </w:r>
       <w:proofErr w:type="spellEnd"/>
       <w:r>
         <w:rPr>
           <w:lang w:val="ru-RU"/>
         </w:rPr>
-        <w:t xml:space="preserve">. </w:t>
-      </w:r>
-      <w:r>
-        <w:rPr>
-          <w:lang w:val="ru-RU"/>
-        </w:rPr>
-        <w:t xml:space="preserve">С использованием этой системы удалось увеличить время обработки, снизить затрачиваемые ресурсы на обработку, добиться полностью локальной обработки аудио, а также кратно увеличить точность </w:t>
+        <w:t xml:space="preserve"> Interface (API) – это не</w:t>
+      </w:r>
+      <w:r>
+        <w:rPr>
+          <w:lang w:val="ru-RU"/>
+        </w:rPr>
+        <w:t xml:space="preserve"> </w:t>
+      </w:r>
+      <w:r>
+        <w:rPr>
+          <w:lang w:val="ru-RU"/>
+        </w:rPr>
+        <w:t>единственный строго определённый протокол взаимодействия компонентов программы, это</w:t>
+      </w:r>
+      <w:r>
+        <w:rPr>
+          <w:lang w:val="ru-RU"/>
+        </w:rPr>
+        <w:t xml:space="preserve"> </w:t>
+      </w:r>
+      <w:r>
+        <w:rPr>
+          <w:lang w:val="ru-RU"/>
+        </w:rPr>
+        <w:lastRenderedPageBreak/>
+        <w:t>архитектурный стиль разработки. Он описывает процесс проектирования интерфейса</w:t>
+      </w:r>
+      <w:r>
+        <w:rPr>
+          <w:lang w:val="ru-RU"/>
+        </w:rPr>
+        <w:t xml:space="preserve"> </w:t>
+      </w:r>
+      <w:r>
+        <w:rPr>
+          <w:lang w:val="ru-RU"/>
+        </w:rPr>
+        <w:t>разработчиком для взаимодействия своего приложения со внешними элементами. Принципы</w:t>
+      </w:r>
+      <w:r>
+        <w:rPr>
+          <w:lang w:val="ru-RU"/>
+        </w:rPr>
+        <w:t xml:space="preserve"> </w:t>
+      </w:r>
+      <w:r>
+        <w:rPr>
+          <w:lang w:val="ru-RU"/>
+        </w:rPr>
+        <w:t>и ограничения данного архитектурного стиля были определены Роем Филдингом в 2000 году,</w:t>
+      </w:r>
+      <w:r>
+        <w:rPr>
+          <w:lang w:val="ru-RU"/>
+        </w:rPr>
+        <w:t xml:space="preserve"> </w:t>
+      </w:r>
+      <w:r>
+        <w:rPr>
+          <w:lang w:val="ru-RU"/>
+        </w:rPr>
+        <w:t>он является одним из создателей протокола HTTP, если интерфейс полностью соответствует</w:t>
+      </w:r>
+      <w:r>
+        <w:rPr>
+          <w:lang w:val="ru-RU"/>
+        </w:rPr>
+        <w:t xml:space="preserve"> </w:t>
+      </w:r>
+      <w:r>
+        <w:rPr>
+          <w:lang w:val="ru-RU"/>
+        </w:rPr>
+        <w:t xml:space="preserve">принципам, то он называется </w:t>
       </w:r>
       <w:proofErr w:type="spellStart"/>
       <w:r>
         <w:rPr>
           <w:lang w:val="ru-RU"/>
         </w:rPr>
-        <w:t>диаризации</w:t>
+        <w:t>RESTful</w:t>
       </w:r>
       <w:proofErr w:type="spellEnd"/>
       <w:r>
         <w:rPr>
           <w:lang w:val="ru-RU"/>
         </w:rPr>
-        <w:t>.</w:t>
-      </w:r>
-    </w:p>
-    <w:p>
-      <w:pPr>
-        <w:rPr>
-          <w:lang w:val="ru-RU"/>
-        </w:rPr>
-      </w:pPr>
-      <w:r>
-        <w:rPr>
-          <w:lang w:val="ru-RU"/>
-        </w:rPr>
-        <w:t xml:space="preserve">Для реализации взаимодействия интерфейса программы с серверной частью на </w:t>
-      </w:r>
-      <w:r>
-        <w:rPr>
-          <w:lang w:val="en-US"/>
-        </w:rPr>
-        <w:t>Python</w:t>
-      </w:r>
-      <w:r>
-        <w:rPr>
-          <w:lang w:val="ru-RU"/>
-        </w:rPr>
-        <w:t xml:space="preserve"> </w:t>
-      </w:r>
-      <w:r>
-        <w:rPr>
-          <w:lang w:val="ru-RU"/>
-        </w:rPr>
-        <w:t xml:space="preserve">используется </w:t>
-      </w:r>
-      <w:r>
-        <w:rPr>
-          <w:lang w:val="en-US"/>
-        </w:rPr>
-        <w:t>REST</w:t>
-      </w:r>
-      <w:r>
-        <w:rPr>
-          <w:lang w:val="ru-RU"/>
-        </w:rPr>
-        <w:t xml:space="preserve"> </w:t>
-      </w:r>
-      <w:r>
-        <w:rPr>
-          <w:lang w:val="en-US"/>
-        </w:rPr>
-        <w:t>API</w:t>
-      </w:r>
-      <w:r>
-        <w:rPr>
-          <w:lang w:val="ru-RU"/>
-        </w:rPr>
-        <w:t>.</w:t>
-      </w:r>
-      <w:r>
-        <w:rPr>
-          <w:lang w:val="ru-RU"/>
-        </w:rPr>
-        <w:t xml:space="preserve"> </w:t>
-      </w:r>
-      <w:proofErr w:type="spellStart"/>
-      <w:r>
-        <w:rPr>
-          <w:lang w:val="ru-RU"/>
-        </w:rPr>
-        <w:t>Representational</w:t>
-      </w:r>
-      <w:proofErr w:type="spellEnd"/>
-      <w:r>
-        <w:rPr>
-          <w:lang w:val="ru-RU"/>
-        </w:rPr>
-        <w:t xml:space="preserve"> State Transfer </w:t>
-      </w:r>
-      <w:r>
-        <w:rPr>
-          <w:lang w:val="ru-RU"/>
-        </w:rPr>
-        <w:lastRenderedPageBreak/>
-        <w:t xml:space="preserve">(REST) Application </w:t>
-      </w:r>
-      <w:proofErr w:type="spellStart"/>
-      <w:r>
-        <w:rPr>
-          <w:lang w:val="ru-RU"/>
-        </w:rPr>
-        <w:t>Programming</w:t>
-      </w:r>
-      <w:proofErr w:type="spellEnd"/>
-      <w:r>
-        <w:rPr>
-          <w:lang w:val="ru-RU"/>
-        </w:rPr>
-        <w:t xml:space="preserve"> Interface (API) – это не</w:t>
-      </w:r>
-      <w:r>
-        <w:rPr>
-          <w:lang w:val="ru-RU"/>
-        </w:rPr>
-        <w:t xml:space="preserve"> </w:t>
-      </w:r>
-      <w:r>
-        <w:rPr>
-          <w:lang w:val="ru-RU"/>
-        </w:rPr>
-        <w:t>единственный строго определённый протокол взаимодействия компонентов программы, это</w:t>
-      </w:r>
-      <w:r>
-        <w:rPr>
-          <w:lang w:val="ru-RU"/>
-        </w:rPr>
-        <w:t xml:space="preserve"> </w:t>
-      </w:r>
-      <w:r>
-        <w:rPr>
-          <w:lang w:val="ru-RU"/>
-        </w:rPr>
-        <w:t>архитектурный стиль разработки. Он описывает процесс проектирования интерфейса</w:t>
-      </w:r>
-      <w:r>
-        <w:rPr>
-          <w:lang w:val="ru-RU"/>
-        </w:rPr>
-        <w:t xml:space="preserve"> </w:t>
-      </w:r>
-      <w:r>
-        <w:rPr>
-          <w:lang w:val="ru-RU"/>
-        </w:rPr>
-        <w:t>разработчиком для взаимодействия своего приложения со внешними элементами. Принципы</w:t>
-      </w:r>
-      <w:r>
-        <w:rPr>
-          <w:lang w:val="ru-RU"/>
-        </w:rPr>
-        <w:t xml:space="preserve"> </w:t>
-      </w:r>
-      <w:r>
-        <w:rPr>
-          <w:lang w:val="ru-RU"/>
-        </w:rPr>
-        <w:t>и ограничения данного архитектурного стиля были определены Роем Филдингом в 2000 году,</w:t>
-      </w:r>
-      <w:r>
-        <w:rPr>
-          <w:lang w:val="ru-RU"/>
-        </w:rPr>
-        <w:t xml:space="preserve"> </w:t>
-      </w:r>
-      <w:r>
-        <w:rPr>
-          <w:lang w:val="ru-RU"/>
-        </w:rPr>
-        <w:t>он является одним из создателей протокола HTTP, если интерфейс полностью соответствует</w:t>
-      </w:r>
-      <w:r>
-        <w:rPr>
-          <w:lang w:val="ru-RU"/>
-        </w:rPr>
-        <w:t xml:space="preserve"> </w:t>
-      </w:r>
-      <w:r>
-        <w:rPr>
-          <w:lang w:val="ru-RU"/>
-        </w:rPr>
-        <w:t xml:space="preserve">принципам, то он называется </w:t>
-      </w:r>
-      <w:proofErr w:type="spellStart"/>
-      <w:r>
-        <w:rPr>
-          <w:lang w:val="ru-RU"/>
-        </w:rPr>
-        <w:t>RESTful</w:t>
-      </w:r>
-      <w:proofErr w:type="spellEnd"/>
-      <w:r>
-        <w:rPr>
-          <w:lang w:val="ru-RU"/>
-        </w:rPr>
         <w:t xml:space="preserve"> [</w:t>
       </w:r>
       <w:r>
         <w:rPr>
           <w:lang w:val="ru-RU"/>
         </w:rPr>
-        <w:t>#</w:t>
-      </w:r>
-      <w:r>
-        <w:rPr>
-          <w:lang w:val="ru-RU"/>
-        </w:rPr>
-        <w:t>дс 6</w:t>
+        <w:t>2</w:t>
       </w:r>
       <w:r>
         <w:rPr>
@@ -9399,21 +9309,13 @@
         <w:rPr>
           <w:lang w:val="en-US"/>
         </w:rPr>
-        <w:t xml:space="preserve"> [#</w:t>
-      </w:r>
-      <w:proofErr w:type="spellStart"/>
-      <w:r>
-        <w:rPr>
-          <w:lang w:val="ru-RU"/>
-        </w:rPr>
-        <w:t>дс</w:t>
-      </w:r>
-      <w:proofErr w:type="spellEnd"/>
-      <w:r>
-        <w:rPr>
-          <w:lang w:val="ru-RU"/>
-        </w:rPr>
-        <w:t xml:space="preserve"> 48</w:t>
+        <w:t xml:space="preserve"> [</w:t>
+      </w:r>
+      <w:r>
+        <w:rPr>
+          <w:lang w:val="en-US"/>
+        </w:rPr>
+        <w:t>9</w:t>
       </w:r>
       <w:r>
         <w:rPr>
@@ -9494,40 +9396,40 @@
         <w:rPr>
           <w:lang w:val="ru-RU"/>
         </w:rPr>
-        <w:t xml:space="preserve">Тем не менее, он </w:t>
+        <w:t>Тем не менее, он предоставляет широкий спектр расширений, которые, если их</w:t>
+      </w:r>
+      <w:r>
+        <w:rPr>
+          <w:lang w:val="ru-RU"/>
+        </w:rPr>
+        <w:t xml:space="preserve"> </w:t>
+      </w:r>
+      <w:r>
+        <w:rPr>
+          <w:lang w:val="ru-RU"/>
+        </w:rPr>
+        <w:t xml:space="preserve">использовать, работают как встроенный </w:t>
+      </w:r>
+      <w:proofErr w:type="spellStart"/>
+      <w:r>
+        <w:rPr>
+          <w:lang w:val="ru-RU"/>
+        </w:rPr>
+        <w:t>Flask</w:t>
+      </w:r>
+      <w:proofErr w:type="spellEnd"/>
+      <w:r>
+        <w:rPr>
+          <w:lang w:val="ru-RU"/>
+        </w:rPr>
+        <w:t xml:space="preserve">. Потребность в </w:t>
       </w:r>
       <w:r>
         <w:rPr>
           <w:lang w:val="ru-RU"/>
         </w:rPr>
         <w:lastRenderedPageBreak/>
-        <w:t>предоставляет широкий спектр расширений, которые, если их</w:t>
-      </w:r>
-      <w:r>
-        <w:rPr>
-          <w:lang w:val="ru-RU"/>
-        </w:rPr>
-        <w:t xml:space="preserve"> </w:t>
-      </w:r>
-      <w:r>
-        <w:rPr>
-          <w:lang w:val="ru-RU"/>
-        </w:rPr>
-        <w:t xml:space="preserve">использовать, работают как встроенный </w:t>
-      </w:r>
-      <w:proofErr w:type="spellStart"/>
-      <w:r>
-        <w:rPr>
-          <w:lang w:val="ru-RU"/>
-        </w:rPr>
-        <w:t>Flask</w:t>
-      </w:r>
-      <w:proofErr w:type="spellEnd"/>
-      <w:r>
-        <w:rPr>
-          <w:lang w:val="ru-RU"/>
-        </w:rPr>
-        <w:t>. Потребность в расширениях возникает как</w:t>
+        <w:t>расширениях возникает как</w:t>
       </w:r>
       <w:r>
         <w:rPr>
@@ -9575,13 +9477,19 @@
         <w:rPr>
           <w:lang w:val="ru-RU"/>
         </w:rPr>
-        <w:t>[#</w:t>
-      </w:r>
-      <w:r>
-        <w:rPr>
-          <w:lang w:val="ru-RU"/>
-        </w:rPr>
-        <w:t>дс 47</w:t>
+        <w:t>[</w:t>
+      </w:r>
+      <w:r>
+        <w:rPr>
+          <w:lang w:val="ru-RU"/>
+        </w:rPr>
+        <w:t>4</w:t>
+      </w:r>
+      <w:r>
+        <w:rPr>
+          <w:lang w:val="ru-RU"/>
+        </w:rPr>
+        <w:t>0</w:t>
       </w:r>
       <w:r>
         <w:rPr>
@@ -9860,13 +9768,13 @@
         <w:rPr>
           <w:lang w:val="ru-RU"/>
         </w:rPr>
-        <w:t>[#</w:t>
-      </w:r>
-      <w:r>
-        <w:rPr>
-          <w:lang w:val="ru-RU"/>
-        </w:rPr>
-        <w:t>дс 49</w:t>
+        <w:t>[</w:t>
+      </w:r>
+      <w:r>
+        <w:rPr>
+          <w:lang w:val="ru-RU"/>
+        </w:rPr>
+        <w:t>3</w:t>
       </w:r>
       <w:r>
         <w:rPr>
@@ -9993,19 +9901,19 @@
         <w:rPr>
           <w:lang w:val="ru-RU"/>
         </w:rPr>
-        <w:t>[#</w:t>
-      </w:r>
-      <w:r>
-        <w:rPr>
-          <w:lang w:val="ru-RU"/>
-        </w:rPr>
-        <w:t xml:space="preserve">дс </w:t>
-      </w:r>
-      <w:r>
-        <w:rPr>
-          <w:lang w:val="ru-RU"/>
-        </w:rPr>
-        <w:t>50]</w:t>
+        <w:t>[</w:t>
+      </w:r>
+      <w:r>
+        <w:rPr>
+          <w:lang w:val="ru-RU"/>
+        </w:rPr>
+        <w:t>19</w:t>
+      </w:r>
+      <w:r>
+        <w:rPr>
+          <w:lang w:val="ru-RU"/>
+        </w:rPr>
+        <w:t>]</w:t>
       </w:r>
       <w:r>
         <w:rPr>
@@ -10533,13 +10441,13 @@
         <w:rPr>
           <w:lang w:val="ru-RU"/>
         </w:rPr>
-        <w:t>[#</w:t>
-      </w:r>
-      <w:r>
-        <w:rPr>
-          <w:lang w:val="ru-RU"/>
-        </w:rPr>
-        <w:t>дс 1</w:t>
+        <w:t>[</w:t>
+      </w:r>
+      <w:r>
+        <w:rPr>
+          <w:lang w:val="ru-RU"/>
+        </w:rPr>
+        <w:t>16</w:t>
       </w:r>
       <w:r>
         <w:rPr>
@@ -10645,13 +10553,19 @@
         <w:rPr>
           <w:lang w:val="ru-RU"/>
         </w:rPr>
-        <w:t>[#</w:t>
-      </w:r>
-      <w:r>
-        <w:rPr>
-          <w:lang w:val="ru-RU"/>
-        </w:rPr>
-        <w:t>дс 1</w:t>
+        <w:t>[</w:t>
+      </w:r>
+      <w:r>
+        <w:rPr>
+          <w:lang w:val="ru-RU"/>
+        </w:rPr>
+        <w:t>1</w:t>
+      </w:r>
+      <w:r>
+        <w:rPr>
+          <w:lang w:val="en-US"/>
+        </w:rPr>
+        <w:t>6</w:t>
       </w:r>
       <w:r>
         <w:rPr>
@@ -10821,13 +10735,19 @@
         <w:rPr>
           <w:lang w:val="ru-RU"/>
         </w:rPr>
-        <w:t>[#</w:t>
-      </w:r>
-      <w:r>
-        <w:rPr>
-          <w:lang w:val="ru-RU"/>
-        </w:rPr>
-        <w:t>дс 4</w:t>
+        <w:t>[</w:t>
+      </w:r>
+      <w:r>
+        <w:rPr>
+          <w:lang w:val="ru-RU"/>
+        </w:rPr>
+        <w:t>4</w:t>
+      </w:r>
+      <w:r>
+        <w:rPr>
+          <w:lang w:val="ru-RU"/>
+        </w:rPr>
+        <w:t>6</w:t>
       </w:r>
       <w:r>
         <w:rPr>
@@ -10879,13 +10799,13 @@
         <w:rPr>
           <w:lang w:val="ru-RU"/>
         </w:rPr>
-        <w:t xml:space="preserve"> [#</w:t>
-      </w:r>
-      <w:r>
-        <w:rPr>
-          <w:lang w:val="ru-RU"/>
-        </w:rPr>
-        <w:t>дс 29</w:t>
+        <w:t xml:space="preserve"> [</w:t>
+      </w:r>
+      <w:r>
+        <w:rPr>
+          <w:lang w:val="ru-RU"/>
+        </w:rPr>
+        <w:t>4</w:t>
       </w:r>
       <w:r>
         <w:rPr>
@@ -10951,27 +10871,13 @@
         <w:rPr>
           <w:lang w:val="en-US"/>
         </w:rPr>
-        <w:t>[#</w:t>
-      </w:r>
-      <w:proofErr w:type="spellStart"/>
-      <w:r>
-        <w:rPr>
-          <w:lang w:val="ru-RU"/>
-        </w:rPr>
-        <w:t>дс</w:t>
-      </w:r>
-      <w:proofErr w:type="spellEnd"/>
-      <w:r>
-        <w:rPr>
-          <w:lang w:val="ru-RU"/>
-        </w:rPr>
-        <w:t xml:space="preserve"> </w:t>
-      </w:r>
-      <w:r>
-        <w:rPr>
-          <w:lang w:val="en-US"/>
-        </w:rPr>
-        <w:t>8</w:t>
+        <w:t>[</w:t>
+      </w:r>
+      <w:r>
+        <w:rPr>
+          <w:lang w:val="en-US"/>
+        </w:rPr>
+        <w:t>43</w:t>
       </w:r>
       <w:r>
         <w:rPr>
@@ -11067,13 +10973,7 @@
         <w:rPr>
           <w:lang w:val="ru-RU"/>
         </w:rPr>
-        <w:t>#</w:t>
-      </w:r>
-      <w:r>
-        <w:rPr>
-          <w:lang w:val="ru-RU"/>
-        </w:rPr>
-        <w:t>дс 36</w:t>
+        <w:t>7</w:t>
       </w:r>
       <w:r>
         <w:rPr>
@@ -11110,13 +11010,13 @@
         <w:rPr>
           <w:lang w:val="ru-RU"/>
         </w:rPr>
-        <w:t xml:space="preserve"> [#</w:t>
-      </w:r>
-      <w:r>
-        <w:rPr>
-          <w:lang w:val="ru-RU"/>
-        </w:rPr>
-        <w:t>дс 37</w:t>
+        <w:t xml:space="preserve"> [</w:t>
+      </w:r>
+      <w:r>
+        <w:rPr>
+          <w:lang w:val="ru-RU"/>
+        </w:rPr>
+        <w:t>28</w:t>
       </w:r>
       <w:r>
         <w:rPr>
@@ -11165,13 +11065,13 @@
         <w:rPr>
           <w:lang w:val="ru-RU"/>
         </w:rPr>
-        <w:t>[#</w:t>
-      </w:r>
-      <w:r>
-        <w:rPr>
-          <w:lang w:val="ru-RU"/>
-        </w:rPr>
-        <w:t>дс 37</w:t>
+        <w:t>[</w:t>
+      </w:r>
+      <w:r>
+        <w:rPr>
+          <w:lang w:val="ru-RU"/>
+        </w:rPr>
+        <w:t>28</w:t>
       </w:r>
       <w:r>
         <w:rPr>
@@ -11333,19 +11233,27 @@
         <w:rPr>
           <w:lang w:val="ru-RU"/>
         </w:rPr>
-        <w:t>, то градиент рассчитывается по следующей формуле [</w:t>
-      </w:r>
-      <w:r>
-        <w:rPr>
-          <w:lang w:val="ru-RU"/>
-        </w:rPr>
-        <w:t>#</w:t>
-      </w:r>
-      <w:r>
-        <w:rPr>
-          <w:lang w:val="ru-RU"/>
-        </w:rPr>
-        <w:t>дс 35</w:t>
+        <w:t>, то градиент рассчиты</w:t>
+      </w:r>
+      <w:proofErr w:type="spellStart"/>
+      <w:r>
+        <w:rPr>
+          <w:lang w:val="ru-RU"/>
+        </w:rPr>
+        <w:t>вается</w:t>
+      </w:r>
+      <w:proofErr w:type="spellEnd"/>
+      <w:r>
+        <w:rPr>
+          <w:lang w:val="ru-RU"/>
+        </w:rPr>
+        <w:t xml:space="preserve"> по следующей формуле [</w:t>
+      </w:r>
+      <w:r>
+        <w:rPr>
+          <w:lang w:val="ru-RU"/>
+        </w:rPr>
+        <w:t>22</w:t>
       </w:r>
       <w:r>
         <w:rPr>
@@ -11577,13 +11485,13 @@
         <w:rPr>
           <w:lang w:val="ru-RU"/>
         </w:rPr>
-        <w:t>[#</w:t>
-      </w:r>
-      <w:r>
-        <w:rPr>
-          <w:lang w:val="ru-RU"/>
-        </w:rPr>
-        <w:t>дс 38</w:t>
+        <w:t>[</w:t>
+      </w:r>
+      <w:r>
+        <w:rPr>
+          <w:lang w:val="ru-RU"/>
+        </w:rPr>
+        <w:t>33</w:t>
       </w:r>
       <w:r>
         <w:rPr>
@@ -11733,13 +11641,13 @@
         <w:rPr>
           <w:lang w:val="ru-RU"/>
         </w:rPr>
-        <w:t>[#</w:t>
-      </w:r>
-      <w:r>
-        <w:rPr>
-          <w:lang w:val="ru-RU"/>
-        </w:rPr>
-        <w:t>дс 40</w:t>
+        <w:t>[</w:t>
+      </w:r>
+      <w:r>
+        <w:rPr>
+          <w:lang w:val="en-US"/>
+        </w:rPr>
+        <w:t>41</w:t>
       </w:r>
       <w:r>
         <w:rPr>
@@ -11928,13 +11836,13 @@
         <w:rPr>
           <w:lang w:val="ru-RU"/>
         </w:rPr>
-        <w:t xml:space="preserve"> [#</w:t>
-      </w:r>
-      <w:r>
-        <w:rPr>
-          <w:lang w:val="ru-RU"/>
-        </w:rPr>
-        <w:t>дс 41</w:t>
+        <w:t xml:space="preserve"> [</w:t>
+      </w:r>
+      <w:r>
+        <w:rPr>
+          <w:lang w:val="ru-RU"/>
+        </w:rPr>
+        <w:t>5</w:t>
       </w:r>
       <w:r>
         <w:rPr>
@@ -12308,13 +12216,13 @@
         <w:rPr>
           <w:lang w:val="ru-RU"/>
         </w:rPr>
-        <w:t>[#</w:t>
-      </w:r>
-      <w:r>
-        <w:rPr>
-          <w:lang w:val="ru-RU"/>
-        </w:rPr>
-        <w:t>дс 42</w:t>
+        <w:t>[</w:t>
+      </w:r>
+      <w:r>
+        <w:rPr>
+          <w:lang w:val="ru-RU"/>
+        </w:rPr>
+        <w:t>23</w:t>
       </w:r>
       <w:r>
         <w:rPr>
@@ -12439,27 +12347,13 @@
           <w:rFonts w:eastAsiaTheme="minorEastAsia"/>
           <w:lang w:val="ru-RU"/>
         </w:rPr>
-        <w:t>#</w:t>
+        <w:t>18</w:t>
       </w:r>
       <w:r>
         <w:rPr>
           <w:rFonts w:eastAsiaTheme="minorEastAsia"/>
           <w:lang w:val="ru-RU"/>
         </w:rPr>
-        <w:t>дс 4</w:t>
-      </w:r>
-      <w:r>
-        <w:rPr>
-          <w:rFonts w:eastAsiaTheme="minorEastAsia"/>
-          <w:lang w:val="ru-RU"/>
-        </w:rPr>
-        <w:t>6</w:t>
-      </w:r>
-      <w:r>
-        <w:rPr>
-          <w:rFonts w:eastAsiaTheme="minorEastAsia"/>
-          <w:lang w:val="ru-RU"/>
-        </w:rPr>
         <w:t>]</w:t>
       </w:r>
       <w:r>
@@ -12529,13 +12423,13 @@
         <w:rPr>
           <w:lang w:val="ru-RU"/>
         </w:rPr>
-        <w:t xml:space="preserve"> [#</w:t>
-      </w:r>
-      <w:r>
-        <w:rPr>
-          <w:lang w:val="ru-RU"/>
-        </w:rPr>
-        <w:t>дс 43</w:t>
+        <w:t xml:space="preserve"> [</w:t>
+      </w:r>
+      <w:r>
+        <w:rPr>
+          <w:lang w:val="ru-RU"/>
+        </w:rPr>
+        <w:t>38</w:t>
       </w:r>
       <w:r>
         <w:rPr>
@@ -12673,13 +12567,7 @@
         <w:rPr>
           <w:lang w:val="ru-RU"/>
         </w:rPr>
-        <w:t>#</w:t>
-      </w:r>
-      <w:r>
-        <w:rPr>
-          <w:lang w:val="ru-RU"/>
-        </w:rPr>
-        <w:t>дс 44</w:t>
+        <w:t>27</w:t>
       </w:r>
       <w:r>
         <w:rPr>
@@ -12975,13 +12863,7 @@
         <w:rPr>
           <w:lang w:val="ru-RU"/>
         </w:rPr>
-        <w:t>#</w:t>
-      </w:r>
-      <w:r>
-        <w:rPr>
-          <w:lang w:val="ru-RU"/>
-        </w:rPr>
-        <w:t>дс 45</w:t>
+        <w:t>47</w:t>
       </w:r>
       <w:r>
         <w:rPr>
@@ -13087,69 +12969,9 @@
           <w:ilvl w:val="0"/>
           <w:numId w:val="3"/>
         </w:numPr>
-        <w:rPr>
-          <w:lang w:val="ru-RU"/>
-        </w:rPr>
-      </w:pPr>
-      <w:r>
-        <w:rPr>
-          <w:lang w:val="ru-RU"/>
-        </w:rPr>
-        <w:t>1</w:t>
-      </w:r>
-      <w:r>
-        <w:t>Каменская, А. С. Адаптация Google Cloud Speech-to-text API для автоматической транскрибации веб-конференций в реальном времени / А. С. Каменская // Автоматика и программная инженерия. – 2019. – № 2(28). – С. 19-23. – EDN NQOKPT.</w:t>
-      </w:r>
-      <w:r>
-        <w:t xml:space="preserve"> </w:t>
-      </w:r>
-      <w:r>
-        <w:rPr>
-          <w:lang w:val="ru-RU"/>
-        </w:rPr>
-        <w:t>Режим доступа</w:t>
-      </w:r>
-      <w:r>
-        <w:rPr>
-          <w:lang w:val="ru-RU"/>
-        </w:rPr>
-        <w:t xml:space="preserve">: </w:t>
-      </w:r>
-      <w:r>
-        <w:rPr>
-          <w:lang w:val="ru-RU"/>
-        </w:rPr>
-        <w:t>https://elibrary.ru/item.asp?id=39241402</w:t>
-      </w:r>
-      <w:r>
-        <w:t xml:space="preserve"> (</w:t>
-      </w:r>
-      <w:r>
-        <w:rPr>
-          <w:lang w:val="ru-RU"/>
-        </w:rPr>
-        <w:t>д</w:t>
-      </w:r>
-      <w:r>
-        <w:rPr>
-          <w:lang w:val="ru-RU"/>
-        </w:rPr>
-        <w:t xml:space="preserve">ата обращения: </w:t>
-      </w:r>
-      <w:r>
-        <w:rPr>
-          <w:lang w:val="ru-RU"/>
-        </w:rPr>
-        <w:t>08.12.2025</w:t>
-      </w:r>
-      <w:r>
-        <w:t>)</w:t>
-      </w:r>
-      <w:r>
-        <w:rPr>
-          <w:lang w:val="ru-RU"/>
-        </w:rPr>
-        <w:t>.</w:t>
+      </w:pPr>
+      <w:r>
+        <w:t>Албахари, Дж. C# 7.0. Справочник. Полное описание языка / Дж. Албахари, Б. Албахари. : Пер. с англ. – СПб. : ООО «Альфа-книга», 2018. – 1024 с.</w:t>
       </w:r>
     </w:p>
     <w:p>
@@ -13159,20 +12981,14 @@
           <w:ilvl w:val="0"/>
           <w:numId w:val="3"/>
         </w:numPr>
-        <w:rPr>
-          <w:lang w:val="ru-RU"/>
-        </w:rPr>
-      </w:pPr>
-      <w:r>
-        <w:rPr>
-          <w:lang w:val="ru-RU"/>
-        </w:rPr>
-        <w:t>2</w:t>
-      </w:r>
-      <w:r>
-        <w:t>Кочетков, М. А. Исследование востребованности на рынке специалистов, освоивших инструменты бережливого производства «диаграмма Ганта», «диаграмма Исикавы» и «диаграмма спагетти» / М. А. Кочетков // Бизнес-трансформация: управление улучшениями. – 2023. – № 4. – С. 48-54. – EDN WSQWCV.</w:t>
-      </w:r>
-      <w:r>
+      </w:pPr>
+      <w:r>
+        <w:t>Аникин, Д. А. Анализ методов авторизации и аутентификации REST API / Д. А. Аникин // Международный журнал информационных технологий и энергоэффективности. – 2023. – Т. 8, № 5-2(31). – С. 120-124. – EDN DZKSMQ.</w:t>
+      </w:r>
+      <w:r>
+        <w:rPr>
+          <w:lang w:val="ru-RU"/>
+        </w:rPr>
         <w:t xml:space="preserve"> </w:t>
       </w:r>
       <w:r>
@@ -13188,15 +13004,27 @@
         <w:t xml:space="preserve">: </w:t>
       </w:r>
       <w:r>
-        <w:rPr>
-          <w:lang w:val="ru-RU"/>
-        </w:rPr>
-        <w:t>https://elibrary.ru/item.asp?id=61335239</w:t>
-      </w:r>
-      <w:r>
-        <w:rPr>
-          <w:lang w:val="ru-RU"/>
-        </w:rPr>
+        <w:t>https://elibrary.ru/item.asp?id=5</w:t>
+      </w:r>
+      <w:r>
+        <w:t>3</w:t>
+      </w:r>
+      <w:r>
+        <w:t>93</w:t>
+      </w:r>
+      <w:r>
+        <w:t>5</w:t>
+      </w:r>
+      <w:r>
+        <w:t>1</w:t>
+      </w:r>
+      <w:r>
+        <w:t>5</w:t>
+      </w:r>
+      <w:r>
+        <w:t>8</w:t>
+      </w:r>
+      <w:r>
         <w:t xml:space="preserve"> </w:t>
       </w:r>
       <w:r>
@@ -13237,20 +13065,14 @@
           <w:ilvl w:val="0"/>
           <w:numId w:val="3"/>
         </w:numPr>
-        <w:rPr>
-          <w:lang w:val="ru-RU"/>
-        </w:rPr>
-      </w:pPr>
-      <w:r>
-        <w:rPr>
-          <w:lang w:val="ru-RU"/>
-        </w:rPr>
-        <w:t>3</w:t>
-      </w:r>
-      <w:r>
-        <w:t>Паскевичян, А. А. Анализ и сравнение популярны средств разработки в рамках обучения программированию на языке C, C++ / А. А. Паскевичян, А. В. Свищев // Моя профессиональная карьера. – 2023. – Т. 3, № 55. – С. 218-223. – EDN HTPUIH.</w:t>
-      </w:r>
-      <w:r>
+      </w:pPr>
+      <w:r>
+        <w:t>Богачев, Р. Е. Реализация серверной части веб систем с использованием фреймворка Fastapi / Р. Е. Богачев, Н. В. Зариковская // Актуальные научные исследования в современном мире. – 2021. – № 11-15(79). – С. 368-373. – EDN QCWPAU.</w:t>
+      </w:r>
+      <w:r>
+        <w:rPr>
+          <w:lang w:val="ru-RU"/>
+        </w:rPr>
         <w:t xml:space="preserve"> </w:t>
       </w:r>
       <w:r>
@@ -13266,70 +13088,22 @@
         <w:t xml:space="preserve">: </w:t>
       </w:r>
       <w:r>
-        <w:rPr>
-          <w:lang w:val="ru-RU"/>
-        </w:rPr>
-        <w:t>https://elibrary.ru/item.asp?id</w:t>
-      </w:r>
-      <w:r>
-        <w:rPr>
-          <w:lang w:val="ru-RU"/>
-        </w:rPr>
-        <w:t>=</w:t>
-      </w:r>
-      <w:r>
-        <w:rPr>
-          <w:lang w:val="ru-RU"/>
-        </w:rPr>
-        <w:t>5880</w:t>
-      </w:r>
-      <w:r>
-        <w:rPr>
-          <w:lang w:val="ru-RU"/>
-        </w:rPr>
-        <w:t>3</w:t>
-      </w:r>
-      <w:r>
-        <w:rPr>
-          <w:lang w:val="ru-RU"/>
-        </w:rPr>
-        <w:t>818</w:t>
-      </w:r>
-      <w:r>
-        <w:rPr>
-          <w:lang w:val="ru-RU"/>
-        </w:rPr>
-        <w:t xml:space="preserve"> </w:t>
-      </w:r>
-      <w:r>
-        <w:t>(</w:t>
-      </w:r>
-      <w:r>
-        <w:rPr>
-          <w:lang w:val="ru-RU"/>
-        </w:rPr>
-        <w:t>д</w:t>
-      </w:r>
-      <w:r>
-        <w:rPr>
-          <w:lang w:val="ru-RU"/>
-        </w:rPr>
-        <w:t xml:space="preserve">ата обращения: </w:t>
-      </w:r>
-      <w:r>
-        <w:rPr>
-          <w:lang w:val="ru-RU"/>
-        </w:rPr>
-        <w:t>08.12.2025</w:t>
-      </w:r>
-      <w:r>
-        <w:t>)</w:t>
-      </w:r>
-      <w:r>
-        <w:rPr>
-          <w:lang w:val="ru-RU"/>
-        </w:rPr>
-        <w:t>.</w:t>
+        <w:t>https://www.elibrary.ru/ite</w:t>
+      </w:r>
+      <w:r>
+        <w:t>m</w:t>
+      </w:r>
+      <w:r>
+        <w:t>.asp?id=47571509</w:t>
+      </w:r>
+      <w:r>
+        <w:t xml:space="preserve"> </w:t>
+      </w:r>
+      <w:r>
+        <w:rPr>
+          <w:lang w:val="ru-RU"/>
+        </w:rPr>
+        <w:t>(дата обращения: 12.12.2025).</w:t>
       </w:r>
     </w:p>
     <w:p>
@@ -13340,146 +13114,44 @@
           <w:numId w:val="3"/>
         </w:numPr>
         <w:rPr>
-          <w:lang w:val="ru-RU"/>
-        </w:rPr>
-      </w:pPr>
-      <w:r>
-        <w:rPr>
-          <w:lang w:val="ru-RU"/>
-        </w:rPr>
-        <w:t>4</w:t>
-      </w:r>
-      <w:r>
-        <w:rPr>
-          <w:lang w:val="en-US"/>
-        </w:rPr>
-        <w:t>Speech</w:t>
-      </w:r>
-      <w:r>
-        <w:rPr>
-          <w:lang w:val="ru-RU"/>
-        </w:rPr>
-        <w:t>2</w:t>
-      </w:r>
-      <w:r>
-        <w:rPr>
-          <w:lang w:val="en-US"/>
-        </w:rPr>
-        <w:t>Text</w:t>
-      </w:r>
-      <w:r>
-        <w:rPr>
-          <w:lang w:val="ru-RU"/>
-        </w:rPr>
-        <w:t xml:space="preserve"> – </w:t>
-      </w:r>
-      <w:r>
-        <w:rPr>
-          <w:lang w:val="ru-RU"/>
-        </w:rPr>
-        <w:t>сервис</w:t>
-      </w:r>
-      <w:r>
-        <w:rPr>
-          <w:lang w:val="ru-RU"/>
-        </w:rPr>
-        <w:t xml:space="preserve"> </w:t>
-      </w:r>
-      <w:r>
-        <w:rPr>
-          <w:lang w:val="ru-RU"/>
-        </w:rPr>
-        <w:t>для</w:t>
-      </w:r>
-      <w:r>
-        <w:rPr>
-          <w:lang w:val="ru-RU"/>
-        </w:rPr>
-        <w:t xml:space="preserve"> </w:t>
-      </w:r>
-      <w:r>
-        <w:rPr>
-          <w:lang w:val="ru-RU"/>
-        </w:rPr>
-        <w:t xml:space="preserve">конвертации речи в текст. </w:t>
-      </w:r>
-      <w:r>
-        <w:rPr>
-          <w:lang w:val="ru-RU"/>
-        </w:rPr>
-        <w:t>[</w:t>
-      </w:r>
-      <w:r>
-        <w:rPr>
-          <w:lang w:val="ru-RU"/>
-        </w:rPr>
-        <w:t>Электронный ресурс</w:t>
-      </w:r>
-      <w:r>
-        <w:rPr>
-          <w:lang w:val="ru-RU"/>
-        </w:rPr>
-        <w:t>]</w:t>
-      </w:r>
-      <w:r>
-        <w:rPr>
-          <w:lang w:val="ru-RU"/>
-        </w:rPr>
-        <w:t xml:space="preserve">. Режим доступа: </w:t>
-      </w:r>
-      <w:r>
-        <w:rPr>
-          <w:lang w:val="en-US"/>
-        </w:rPr>
-        <w:t>https</w:t>
-      </w:r>
-      <w:r>
-        <w:rPr>
-          <w:lang w:val="ru-RU"/>
-        </w:rPr>
-        <w:t>://</w:t>
-      </w:r>
-      <w:r>
-        <w:rPr>
-          <w:lang w:val="en-US"/>
-        </w:rPr>
-        <w:t>speech</w:t>
-      </w:r>
-      <w:r>
-        <w:rPr>
-          <w:lang w:val="ru-RU"/>
-        </w:rPr>
-        <w:t>2</w:t>
-      </w:r>
-      <w:r>
-        <w:rPr>
-          <w:lang w:val="en-US"/>
-        </w:rPr>
-        <w:t>text</w:t>
-      </w:r>
-      <w:r>
-        <w:rPr>
-          <w:lang w:val="ru-RU"/>
-        </w:rPr>
-        <w:t>.</w:t>
-      </w:r>
-      <w:r>
-        <w:rPr>
-          <w:lang w:val="en-US"/>
-        </w:rPr>
-        <w:t>pro</w:t>
-      </w:r>
-      <w:r>
-        <w:rPr>
-          <w:lang w:val="ru-RU"/>
-        </w:rPr>
-        <w:t>/</w:t>
-      </w:r>
-      <w:r>
-        <w:rPr>
-          <w:lang w:val="ru-RU"/>
-        </w:rPr>
-        <w:t xml:space="preserve"> (дата обращения: 08.12.2025).</w:t>
+          <w:sz w:val="24"/>
+        </w:rPr>
+      </w:pPr>
+      <w:r>
+        <w:t xml:space="preserve">Брыжинская А. В., Чернова С. В. </w:t>
+      </w:r>
+      <w:r>
+        <w:t xml:space="preserve">Кратко про </w:t>
+      </w:r>
+      <w:r>
+        <w:rPr>
+          <w:lang w:val="en-US"/>
+        </w:rPr>
+        <w:t>D</w:t>
+      </w:r>
+      <w:r>
+        <w:t xml:space="preserve">ocker </w:t>
+      </w:r>
+      <w:r>
+        <w:t xml:space="preserve">// Теория и практика современной науки. 2019. №10 (52). </w:t>
+      </w:r>
+      <w:r>
+        <w:rPr>
+          <w:lang w:val="ru-RU"/>
+        </w:rPr>
+        <w:t>Режим доступа</w:t>
+      </w:r>
+      <w:r>
+        <w:t>: https://cyberleninka.ru/article/n/kratko-pro-docker (дата обращения: 1</w:t>
+      </w:r>
+      <w:r>
+        <w:rPr>
+          <w:lang w:val="ru-RU"/>
+        </w:rPr>
+        <w:t>1</w:t>
+      </w:r>
+      <w:r>
+        <w:t>.12.2025).</w:t>
       </w:r>
     </w:p>
     <w:p>
@@ -13491,25 +13163,13 @@
         </w:numPr>
       </w:pPr>
       <w:r>
-        <w:rPr>
-          <w:lang w:val="ru-RU"/>
-        </w:rPr>
-        <w:t>5</w:t>
-      </w:r>
-      <w:r>
-        <w:t xml:space="preserve">Чепцов Михаил Николаевич, Подолян Александр Анатольевич, Гавриченков Игорь Сергеевич </w:t>
-      </w:r>
-      <w:r>
-        <w:rPr>
-          <w:lang w:val="ru-RU"/>
-        </w:rPr>
-        <w:t>М</w:t>
-      </w:r>
-      <w:r>
-        <w:t xml:space="preserve">одель голосового управления движением поездов на станции </w:t>
-      </w:r>
-      <w:r>
-        <w:t xml:space="preserve">// Сборник научных трудов ДОНИЖТ. 2024. №1 (72). </w:t>
+        <w:t>Васенков, П. А. Улучшение модели распознавания речи с помощью диаризации / П. А. Васенков, О. Д. Лысенко, В. А. Щеглов // Электронный журнал: наука, техника и образование. – 2024. – № S2(49). – С. 190-196. – EDN IAPSHM.</w:t>
+      </w:r>
+      <w:r>
+        <w:rPr>
+          <w:lang w:val="ru-RU"/>
+        </w:rPr>
+        <w:t xml:space="preserve"> </w:t>
       </w:r>
       <w:r>
         <w:rPr>
@@ -13518,16 +13178,22 @@
         <w:t>Режим доступа</w:t>
       </w:r>
       <w:r>
-        <w:t xml:space="preserve">: https://cyberleninka.ru/article/n/model-golosovogo-upravleniya-dvizheniem-poezdov-na-stantsii (дата обращения: </w:t>
-      </w:r>
-      <w:r>
-        <w:rPr>
-          <w:lang w:val="ru-RU"/>
-        </w:rPr>
-        <w:t>08</w:t>
-      </w:r>
-      <w:r>
-        <w:t>.12.2025).</w:t>
+        <w:rPr>
+          <w:lang w:val="ru-RU"/>
+        </w:rPr>
+        <w:t xml:space="preserve">: </w:t>
+      </w:r>
+      <w:r>
+        <w:t>https://www.elibrary.ru/item.asp?id=75252396</w:t>
+      </w:r>
+      <w:r>
+        <w:t xml:space="preserve"> </w:t>
+      </w:r>
+      <w:r>
+        <w:rPr>
+          <w:lang w:val="ru-RU"/>
+        </w:rPr>
+        <w:t>(дата обращения: 12.12.2025).</w:t>
       </w:r>
     </w:p>
     <w:p>
@@ -13537,91 +13203,27 @@
           <w:ilvl w:val="0"/>
           <w:numId w:val="3"/>
         </w:numPr>
-      </w:pPr>
-      <w:r>
-        <w:rPr>
-          <w:lang w:val="ru-RU"/>
-        </w:rPr>
-        <w:t>6</w:t>
-      </w:r>
-      <w:r>
-        <w:t>Аникин, Д. А. Анализ методов авторизации и аутентификации REST API / Д. А. Аникин // Международный журнал информационных технологий и энергоэффективности. – 2023. – Т. 8, № 5-2(31). – С. 120-</w:t>
-      </w:r>
-      <w:r>
-        <w:lastRenderedPageBreak/>
-        <w:t>124. – EDN DZKSMQ.</w:t>
-      </w:r>
-      <w:r>
-        <w:rPr>
-          <w:lang w:val="ru-RU"/>
-        </w:rPr>
-        <w:t xml:space="preserve"> </w:t>
-      </w:r>
-      <w:r>
-        <w:rPr>
-          <w:lang w:val="ru-RU"/>
-        </w:rPr>
-        <w:t>Режим доступа</w:t>
-      </w:r>
-      <w:r>
-        <w:rPr>
-          <w:lang w:val="ru-RU"/>
-        </w:rPr>
-        <w:t xml:space="preserve">: </w:t>
-      </w:r>
-      <w:r>
-        <w:t>https://elibrary.ru/item.asp?id=5</w:t>
-      </w:r>
-      <w:r>
-        <w:t>3</w:t>
-      </w:r>
-      <w:r>
-        <w:t>93</w:t>
-      </w:r>
-      <w:r>
-        <w:t>5</w:t>
-      </w:r>
-      <w:r>
-        <w:t>1</w:t>
-      </w:r>
-      <w:r>
-        <w:t>5</w:t>
-      </w:r>
-      <w:r>
-        <w:t>8</w:t>
-      </w:r>
-      <w:r>
-        <w:t xml:space="preserve"> </w:t>
-      </w:r>
-      <w:r>
-        <w:t>(</w:t>
-      </w:r>
-      <w:r>
-        <w:rPr>
-          <w:lang w:val="ru-RU"/>
-        </w:rPr>
-        <w:t>д</w:t>
-      </w:r>
-      <w:r>
-        <w:rPr>
-          <w:lang w:val="ru-RU"/>
-        </w:rPr>
-        <w:t xml:space="preserve">ата обращения: </w:t>
-      </w:r>
-      <w:r>
-        <w:rPr>
-          <w:lang w:val="ru-RU"/>
-        </w:rPr>
-        <w:t>08.12.2025</w:t>
-      </w:r>
-      <w:r>
-        <w:t>)</w:t>
-      </w:r>
-      <w:r>
-        <w:rPr>
-          <w:lang w:val="ru-RU"/>
-        </w:rPr>
-        <w:t>.</w:t>
+        <w:rPr>
+          <w:lang w:eastAsia="ru-RU"/>
+        </w:rPr>
+      </w:pPr>
+      <w:r>
+        <w:rPr>
+          <w:lang w:eastAsia="ru-RU"/>
+        </w:rPr>
+        <w:t xml:space="preserve"> </w:t>
+      </w:r>
+      <w:r>
+        <w:rPr>
+          <w:lang w:eastAsia="ru-RU"/>
+        </w:rPr>
+        <w:t>Введенская В. В. Транскрибация как метод научного исследования в юриспруденции / В. В. Введенская // Вопросы российского и международного права. - 2021. - Т. 11, № 2A. - С. 262-269.</w:t>
+      </w:r>
+      <w:r>
+        <w:rPr>
+          <w:lang w:eastAsia="ru-RU"/>
+        </w:rPr>
+        <w:t>25</w:t>
       </w:r>
     </w:p>
     <w:p>
@@ -13631,45 +13233,34 @@
           <w:ilvl w:val="0"/>
           <w:numId w:val="3"/>
         </w:numPr>
-        <w:rPr>
-          <w:sz w:val="48"/>
-        </w:rPr>
-      </w:pPr>
-      <w:r>
-        <w:rPr>
-          <w:lang w:val="en-US"/>
-        </w:rPr>
-        <w:t>7</w:t>
-      </w:r>
-      <w:r>
-        <w:t>Yandex SpeechKit</w:t>
-      </w:r>
-      <w:r>
-        <w:rPr>
-          <w:lang w:val="en-US"/>
-        </w:rPr>
-        <w:t xml:space="preserve"> – Yandex Cloud Docs. </w:t>
-      </w:r>
-      <w:r>
-        <w:rPr>
-          <w:lang w:val="ru-RU"/>
-        </w:rPr>
-        <w:t xml:space="preserve">[Электронный ресурс]. Режим доступа: </w:t>
-      </w:r>
-      <w:r>
-        <w:t>https://yandex.cloud/ru/docs/spee</w:t>
-      </w:r>
-      <w:r>
-        <w:t>c</w:t>
-      </w:r>
-      <w:r>
-        <w:t>hkit/</w:t>
-      </w:r>
-      <w:r>
-        <w:rPr>
-          <w:lang w:val="ru-RU"/>
-        </w:rPr>
-        <w:t xml:space="preserve"> (дата обращения: 08.12.12).</w:t>
+      </w:pPr>
+      <w:proofErr w:type="spellStart"/>
+      <w:r>
+        <w:rPr>
+          <w:lang w:val="ru-RU"/>
+        </w:rPr>
+        <w:t>Вучков</w:t>
+      </w:r>
+      <w:proofErr w:type="spellEnd"/>
+      <w:r>
+        <w:rPr>
+          <w:lang w:val="ru-RU"/>
+        </w:rPr>
+        <w:t xml:space="preserve"> И., Бояджиева Л., </w:t>
+      </w:r>
+      <w:proofErr w:type="spellStart"/>
+      <w:r>
+        <w:rPr>
+          <w:lang w:val="ru-RU"/>
+        </w:rPr>
+        <w:t>Солаков</w:t>
+      </w:r>
+      <w:proofErr w:type="spellEnd"/>
+      <w:r>
+        <w:rPr>
+          <w:lang w:val="ru-RU"/>
+        </w:rPr>
+        <w:t xml:space="preserve"> Е. Прикладной линейный регрессионный анализ. М.: Финансы и статистика, 1987. - 230 с.</w:t>
       </w:r>
     </w:p>
     <w:p>
@@ -13679,80 +13270,10 @@
           <w:ilvl w:val="0"/>
           <w:numId w:val="3"/>
         </w:numPr>
-        <w:rPr>
-          <w:lang w:val="ru-RU"/>
-        </w:rPr>
-      </w:pPr>
-      <w:r>
-        <w:rPr>
-          <w:rStyle w:val="af1"/>
-          <w:b w:val="0"/>
-          <w:bCs w:val="0"/>
-          <w:lang w:val="ru-RU"/>
-        </w:rPr>
-        <w:t>8</w:t>
-      </w:r>
-      <w:r>
-        <w:rPr>
-          <w:rStyle w:val="af1"/>
-          <w:b w:val="0"/>
-          <w:bCs w:val="0"/>
-        </w:rPr>
-        <w:t>ovos-docker-stt</w:t>
-      </w:r>
-      <w:r>
-        <w:rPr>
-          <w:lang w:val="ru-RU"/>
-        </w:rPr>
-        <w:t xml:space="preserve"> – </w:t>
-      </w:r>
-      <w:r>
-        <w:rPr>
-          <w:lang w:val="en-US"/>
-        </w:rPr>
-        <w:t>GitHub</w:t>
-      </w:r>
-      <w:r>
-        <w:rPr>
-          <w:lang w:val="ru-RU"/>
-        </w:rPr>
-        <w:t xml:space="preserve">. </w:t>
-      </w:r>
-      <w:r>
-        <w:rPr>
-          <w:lang w:val="ru-RU"/>
-        </w:rPr>
-        <w:t xml:space="preserve">[Электронный ресурс]. Режим доступа: </w:t>
-      </w:r>
-      <w:r>
-        <w:rPr>
-          <w:lang w:val="ru-RU"/>
-        </w:rPr>
-        <w:t>https://github.com/OpenVoiceO</w:t>
-      </w:r>
-      <w:r>
-        <w:rPr>
-          <w:lang w:val="ru-RU"/>
-        </w:rPr>
-        <w:t>S</w:t>
-      </w:r>
-      <w:r>
-        <w:rPr>
-          <w:lang w:val="ru-RU"/>
-        </w:rPr>
-        <w:t>/ovos-docker-stt</w:t>
-      </w:r>
-      <w:r>
-        <w:rPr>
-          <w:lang w:val="ru-RU"/>
-        </w:rPr>
-        <w:t xml:space="preserve"> (дата обращения: 08.12.2025)</w:t>
-      </w:r>
-      <w:r>
-        <w:rPr>
-          <w:lang w:val="ru-RU"/>
-        </w:rPr>
-        <w:t>.</w:t>
+      </w:pPr>
+      <w:r>
+        <w:lastRenderedPageBreak/>
+        <w:t>Грачев М. К. Aspect. Net Framework и его применение в задаче протоколирования – Текст : электронный // Вестник Санкт-Петербургского университета. Прикладная математика. Информатика. Процессы управления. – 2008. – № 4.</w:t>
       </w:r>
     </w:p>
     <w:p>
@@ -13762,69 +13283,37 @@
           <w:ilvl w:val="0"/>
           <w:numId w:val="3"/>
         </w:numPr>
-        <w:rPr>
-          <w:lang w:val="en-US"/>
-        </w:rPr>
-      </w:pPr>
-      <w:r>
-        <w:rPr>
-          <w:lang w:val="en-US"/>
-        </w:rPr>
-        <w:t>9</w:t>
-      </w:r>
-      <w:r>
-        <w:rPr>
-          <w:lang w:val="en-US"/>
-        </w:rPr>
-        <w:t>B</w:t>
-      </w:r>
-      <w:r>
-        <w:rPr>
-          <w:lang w:val="en-US"/>
-        </w:rPr>
-        <w:t>ruce M. Van Horn II, Nguyen Q. Hands-on application development with PyCharm: Build</w:t>
-      </w:r>
-      <w:r>
-        <w:rPr>
-          <w:lang w:val="en-US"/>
-        </w:rPr>
-        <w:t xml:space="preserve"> </w:t>
-      </w:r>
-      <w:r>
-        <w:rPr>
-          <w:lang w:val="en-US"/>
-        </w:rPr>
-        <w:t xml:space="preserve">applications like a Pro with the ultimate Python development tool. </w:t>
-      </w:r>
-      <w:proofErr w:type="spellStart"/>
-      <w:r>
-        <w:rPr>
-          <w:lang w:val="en-US"/>
-        </w:rPr>
-        <w:t>Packt</w:t>
-      </w:r>
-      <w:proofErr w:type="spellEnd"/>
-      <w:r>
-        <w:rPr>
-          <w:lang w:val="en-US"/>
-        </w:rPr>
-        <w:t xml:space="preserve"> Publishing Ltd.:</w:t>
-      </w:r>
-      <w:r>
-        <w:rPr>
-          <w:lang w:val="en-US"/>
-        </w:rPr>
-        <w:t xml:space="preserve"> </w:t>
-      </w:r>
-      <w:r>
-        <w:rPr>
-          <w:lang w:val="en-US"/>
-        </w:rPr>
-        <w:t>Birmingham. UK, 2023</w:t>
-      </w:r>
-      <w:r>
-        <w:rPr>
-          <w:lang w:val="en-US"/>
+      </w:pPr>
+      <w:r>
+        <w:t>Грузин, Н. А. Сравнение фреймворков для разработки веб-приложений: LARAVEL, DJANGO и FLASK / Н. А. Грузин // Modern Science. – 2020. – № 2-1. – С. 359-364. – EDN UQVAGU.</w:t>
+      </w:r>
+      <w:r>
+        <w:t xml:space="preserve"> </w:t>
+      </w:r>
+      <w:r>
+        <w:rPr>
+          <w:lang w:val="ru-RU"/>
+        </w:rPr>
+        <w:t>Режим доступа</w:t>
+      </w:r>
+      <w:r>
+        <w:rPr>
+          <w:lang w:val="ru-RU"/>
+        </w:rPr>
+        <w:t xml:space="preserve">: </w:t>
+      </w:r>
+      <w:r>
+        <w:t>https://www.elibrary.ru/item.asp?id=42416108</w:t>
+      </w:r>
+      <w:r>
+        <w:rPr>
+          <w:lang w:val="ru-RU"/>
+        </w:rPr>
+        <w:t xml:space="preserve"> (дата обращения: 12.12.2025)</w:t>
+      </w:r>
+      <w:r>
+        <w:rPr>
+          <w:lang w:val="ru-RU"/>
         </w:rPr>
         <w:t>.</w:t>
       </w:r>
@@ -13837,114 +13326,35 @@
           <w:numId w:val="3"/>
         </w:numPr>
         <w:rPr>
-          <w:lang w:val="ru-RU"/>
-        </w:rPr>
-      </w:pPr>
-      <w:r>
-        <w:rPr>
-          <w:lang w:val="ru-RU"/>
-        </w:rPr>
-        <w:t>10</w:t>
-      </w:r>
-      <w:r>
-        <w:rPr>
-          <w:lang w:val="en-US"/>
-        </w:rPr>
-        <w:t xml:space="preserve">Wing IDE – </w:t>
-      </w:r>
-      <w:proofErr w:type="spellStart"/>
-      <w:r>
-        <w:rPr>
-          <w:lang w:val="en-US"/>
-        </w:rPr>
-        <w:t>Wingware</w:t>
-      </w:r>
-      <w:proofErr w:type="spellEnd"/>
-      <w:r>
-        <w:rPr>
-          <w:lang w:val="en-US"/>
-        </w:rPr>
-        <w:t xml:space="preserve">. </w:t>
-      </w:r>
-      <w:r>
-        <w:rPr>
-          <w:lang w:val="ru-RU"/>
-        </w:rPr>
-        <w:t xml:space="preserve">[Электронный ресурс]. Режим доступа: </w:t>
-      </w:r>
-      <w:r>
-        <w:rPr>
-          <w:lang w:val="en-US"/>
-        </w:rPr>
-        <w:t>https</w:t>
-      </w:r>
-      <w:r>
-        <w:rPr>
-          <w:lang w:val="ru-RU"/>
-        </w:rPr>
-        <w:t>://</w:t>
-      </w:r>
-      <w:proofErr w:type="spellStart"/>
-      <w:r>
-        <w:rPr>
-          <w:lang w:val="en-US"/>
-        </w:rPr>
-        <w:t>wingw</w:t>
-      </w:r>
-      <w:r>
-        <w:rPr>
-          <w:lang w:val="en-US"/>
-        </w:rPr>
-        <w:t>a</w:t>
-      </w:r>
-      <w:r>
-        <w:rPr>
-          <w:lang w:val="en-US"/>
-        </w:rPr>
-        <w:t>re</w:t>
-      </w:r>
-      <w:proofErr w:type="spellEnd"/>
-      <w:r>
-        <w:rPr>
-          <w:lang w:val="ru-RU"/>
-        </w:rPr>
-        <w:t>.</w:t>
-      </w:r>
-      <w:r>
-        <w:rPr>
-          <w:lang w:val="en-US"/>
-        </w:rPr>
-        <w:t>com</w:t>
-      </w:r>
-      <w:r>
-        <w:rPr>
-          <w:lang w:val="ru-RU"/>
-        </w:rPr>
-        <w:t>/</w:t>
-      </w:r>
-      <w:r>
-        <w:rPr>
-          <w:lang w:val="ru-RU"/>
-        </w:rPr>
-        <w:t xml:space="preserve"> (</w:t>
-      </w:r>
-      <w:r>
-        <w:rPr>
-          <w:lang w:val="ru-RU"/>
-        </w:rPr>
-        <w:t>дата обращения: 08.12.2025</w:t>
-      </w:r>
-      <w:r>
-        <w:rPr>
-          <w:lang w:val="ru-RU"/>
-        </w:rPr>
-        <w:t>)</w:t>
-      </w:r>
-      <w:r>
-        <w:rPr>
-          <w:lang w:val="ru-RU"/>
-        </w:rPr>
-        <w:t>.</w:t>
+          <w:sz w:val="24"/>
+        </w:rPr>
+      </w:pPr>
+      <w:r>
+        <w:t xml:space="preserve">Гурбангылычева М. Б. </w:t>
+      </w:r>
+      <w:r>
+        <w:t>Языки программирования – какими бывают и какой выбрать</w:t>
+      </w:r>
+      <w:r>
+        <w:t xml:space="preserve"> // Символ науки. 2023. №12-2. </w:t>
+      </w:r>
+      <w:r>
+        <w:rPr>
+          <w:lang w:val="ru-RU"/>
+        </w:rPr>
+        <w:t>Режим доступа</w:t>
+      </w:r>
+      <w:r>
+        <w:t xml:space="preserve">: https://cyberleninka.ru/article/n/yazyki-programmirovaniya-kakimi-byvayut-i-kakoy-vybrat (дата обращения: </w:t>
+      </w:r>
+      <w:r>
+        <w:rPr>
+          <w:lang w:val="ru-RU"/>
+        </w:rPr>
+        <w:t>09</w:t>
+      </w:r>
+      <w:r>
+        <w:t>.12.2025).</w:t>
       </w:r>
     </w:p>
     <w:p>
@@ -13954,123 +13364,57 @@
           <w:ilvl w:val="0"/>
           <w:numId w:val="3"/>
         </w:numPr>
-        <w:rPr>
-          <w:rFonts w:eastAsia="Times New Roman" w:cs="Times New Roman"/>
-          <w:kern w:val="36"/>
-          <w:lang w:eastAsia="ru-RU"/>
-          <w14:ligatures w14:val="none"/>
-        </w:rPr>
-      </w:pPr>
-      <w:r>
-        <w:rPr>
-          <w:rFonts w:eastAsia="Times New Roman" w:cs="Times New Roman"/>
-          <w:kern w:val="36"/>
-          <w:lang w:val="ru-RU" w:eastAsia="ru-RU"/>
-          <w14:ligatures w14:val="none"/>
-        </w:rPr>
-        <w:t>11</w:t>
-      </w:r>
-      <w:r>
-        <w:rPr>
-          <w:rFonts w:eastAsia="Times New Roman" w:cs="Times New Roman"/>
-          <w:kern w:val="36"/>
-          <w:lang w:eastAsia="ru-RU"/>
-          <w14:ligatures w14:val="none"/>
-        </w:rPr>
-        <w:t>Introducing Whisper</w:t>
-      </w:r>
-      <w:r>
-        <w:rPr>
-          <w:rFonts w:eastAsia="Times New Roman" w:cs="Times New Roman"/>
-          <w:kern w:val="36"/>
-          <w:lang w:val="en-US" w:eastAsia="ru-RU"/>
-          <w14:ligatures w14:val="none"/>
-        </w:rPr>
-        <w:t xml:space="preserve"> – OpenAI. </w:t>
-      </w:r>
-      <w:r>
-        <w:rPr>
-          <w:lang w:val="ru-RU"/>
-        </w:rPr>
-        <w:t xml:space="preserve">[Электронный ресурс]. Режим доступа: </w:t>
-      </w:r>
-      <w:r>
-        <w:rPr>
-          <w:szCs w:val="28"/>
-          <w:lang w:val="en-US"/>
-        </w:rPr>
-        <w:t>https</w:t>
-      </w:r>
-      <w:r>
-        <w:rPr>
-          <w:szCs w:val="28"/>
-          <w:lang w:val="ru-RU"/>
-        </w:rPr>
-        <w:t>://</w:t>
-      </w:r>
-      <w:proofErr w:type="spellStart"/>
-      <w:r>
-        <w:rPr>
-          <w:szCs w:val="28"/>
-          <w:lang w:val="en-US"/>
-        </w:rPr>
-        <w:t>openai</w:t>
-      </w:r>
-      <w:proofErr w:type="spellEnd"/>
-      <w:r>
-        <w:rPr>
-          <w:szCs w:val="28"/>
-          <w:lang w:val="ru-RU"/>
-        </w:rPr>
-        <w:t>.</w:t>
-      </w:r>
-      <w:r>
-        <w:rPr>
-          <w:szCs w:val="28"/>
-          <w:lang w:val="en-US"/>
-        </w:rPr>
-        <w:t>com</w:t>
-      </w:r>
-      <w:r>
-        <w:rPr>
-          <w:szCs w:val="28"/>
-          <w:lang w:val="ru-RU"/>
-        </w:rPr>
-        <w:t>/</w:t>
-      </w:r>
-      <w:r>
-        <w:rPr>
-          <w:szCs w:val="28"/>
-          <w:lang w:val="en-US"/>
-        </w:rPr>
-        <w:t>index</w:t>
-      </w:r>
-      <w:r>
-        <w:rPr>
-          <w:szCs w:val="28"/>
-          <w:lang w:val="ru-RU"/>
-        </w:rPr>
-        <w:t>/</w:t>
-      </w:r>
-      <w:r>
-        <w:rPr>
-          <w:szCs w:val="28"/>
-          <w:lang w:val="en-US"/>
-        </w:rPr>
-        <w:t>whisper</w:t>
-      </w:r>
-      <w:r>
-        <w:rPr>
-          <w:szCs w:val="28"/>
-          <w:lang w:val="ru-RU"/>
-        </w:rPr>
-        <w:t>/</w:t>
-      </w:r>
-      <w:r>
-        <w:rPr>
-          <w:lang w:val="ru-RU"/>
-        </w:rPr>
-        <w:t xml:space="preserve"> (дата обращения: 08.12.2025).</w:t>
+      </w:pPr>
+      <w:r>
+        <w:rPr>
+          <w:lang w:val="ru-RU"/>
+        </w:rPr>
+        <w:t xml:space="preserve">Джураева, А. О. </w:t>
+      </w:r>
+      <w:r>
+        <w:t>Информационные технологии и управление искусственным интеллектом</w:t>
+      </w:r>
+      <w:r>
+        <w:rPr>
+          <w:lang w:val="ru-RU"/>
+        </w:rPr>
+        <w:t xml:space="preserve">: </w:t>
+      </w:r>
+      <w:r>
+        <w:rPr>
+          <w:lang w:val="ru-RU"/>
+        </w:rPr>
+        <w:t>«</w:t>
+      </w:r>
+      <w:r>
+        <w:rPr>
+          <w:lang w:val="ru-RU"/>
+        </w:rPr>
+        <w:t>Издательские решения»</w:t>
+      </w:r>
+      <w:r>
+        <w:rPr>
+          <w:lang w:val="ru-RU"/>
+        </w:rPr>
+        <w:t xml:space="preserve">, 2024. – </w:t>
+      </w:r>
+      <w:r>
+        <w:rPr>
+          <w:lang w:val="ru-RU"/>
+        </w:rPr>
+        <w:t>652</w:t>
+      </w:r>
+      <w:r>
+        <w:rPr>
+          <w:lang w:val="ru-RU"/>
+        </w:rPr>
+        <w:t xml:space="preserve"> с.</w:t>
+      </w:r>
+      <w:r>
+        <w:rPr>
+          <w:lang w:val="ru-RU"/>
+        </w:rPr>
+        <w:t>31</w:t>
       </w:r>
     </w:p>
     <w:p>
@@ -14081,122 +13425,148 @@
           <w:numId w:val="3"/>
         </w:numPr>
         <w:rPr>
-          <w:lang w:val="ru-RU"/>
-        </w:rPr>
-      </w:pPr>
-      <w:r>
-        <w:rPr>
-          <w:lang w:val="ru-RU"/>
-        </w:rPr>
-        <w:t>12</w:t>
-      </w:r>
-      <w:r>
-        <w:rPr>
-          <w:lang w:val="en-US"/>
-        </w:rPr>
-        <w:t xml:space="preserve">faster-whisper </w:t>
-      </w:r>
-      <w:r>
-        <w:rPr>
-          <w:lang w:val="ru-RU"/>
-        </w:rPr>
-        <w:t xml:space="preserve">– </w:t>
-      </w:r>
-      <w:r>
-        <w:rPr>
-          <w:lang w:val="en-US"/>
-        </w:rPr>
-        <w:t>GitHub</w:t>
-      </w:r>
-      <w:r>
-        <w:rPr>
-          <w:lang w:val="ru-RU"/>
-        </w:rPr>
-        <w:t xml:space="preserve">. [Электронный ресурс]. Режим доступа: </w:t>
-      </w:r>
-      <w:r>
-        <w:rPr>
-          <w:lang w:val="en-US"/>
+          <w:lang w:eastAsia="ru-RU"/>
+        </w:rPr>
+      </w:pPr>
+      <w:r>
+        <w:rPr>
+          <w:lang w:eastAsia="ru-RU"/>
+        </w:rPr>
+        <w:t>Елизаров, Д. А. применение системы транскрибирования / Д. А. Елизаров, П. Е. Колпакова // Математическое и экспериментальное моделирование физических процессов : Сборник материалов Всероссийской научно-практической конференции с международным участием, Биробиджан, 15 декабря 2022 года / Под научной редакцией В.М. Козина. – Биробиджан: Приамурский государственный университет им. Шолом-Алейхема, 2023. – С. 13-16. – EDN BXAZZQ.</w:t>
+      </w:r>
+      <w:r>
+        <w:rPr>
+          <w:lang w:eastAsia="ru-RU"/>
+        </w:rPr>
+        <w:t xml:space="preserve"> </w:t>
+      </w:r>
+      <w:r>
+        <w:rPr>
+          <w:lang w:val="ru-RU"/>
+        </w:rPr>
+        <w:t>Режим доступа</w:t>
+      </w:r>
+      <w:r>
+        <w:rPr>
+          <w:lang w:eastAsia="ru-RU"/>
+        </w:rPr>
+        <w:t xml:space="preserve">: </w:t>
+      </w:r>
+      <w:r>
+        <w:rPr>
+          <w:lang w:val="en-US" w:eastAsia="ru-RU"/>
         </w:rPr>
         <w:t>https</w:t>
       </w:r>
       <w:r>
         <w:rPr>
-          <w:lang w:val="ru-RU"/>
+          <w:lang w:eastAsia="ru-RU"/>
         </w:rPr>
         <w:t>://</w:t>
       </w:r>
       <w:proofErr w:type="spellStart"/>
       <w:r>
         <w:rPr>
-          <w:lang w:val="en-US"/>
-        </w:rPr>
-        <w:t>github</w:t>
+          <w:lang w:val="en-US" w:eastAsia="ru-RU"/>
+        </w:rPr>
+        <w:t>elibrary</w:t>
       </w:r>
       <w:proofErr w:type="spellEnd"/>
       <w:r>
         <w:rPr>
-          <w:lang w:val="ru-RU"/>
+          <w:lang w:eastAsia="ru-RU"/>
         </w:rPr>
         <w:t>.</w:t>
       </w:r>
-      <w:r>
-        <w:rPr>
-          <w:lang w:val="en-US"/>
-        </w:rPr>
-        <w:t>com</w:t>
-      </w:r>
-      <w:r>
-        <w:rPr>
-          <w:lang w:val="ru-RU"/>
+      <w:proofErr w:type="spellStart"/>
+      <w:r>
+        <w:rPr>
+          <w:lang w:val="en-US" w:eastAsia="ru-RU"/>
+        </w:rPr>
+        <w:t>ru</w:t>
+      </w:r>
+      <w:proofErr w:type="spellEnd"/>
+      <w:r>
+        <w:rPr>
+          <w:lang w:eastAsia="ru-RU"/>
         </w:rPr>
         <w:t>/</w:t>
       </w:r>
       <w:r>
         <w:rPr>
-          <w:lang w:val="en-US"/>
-        </w:rPr>
-        <w:t>SYSTRAN</w:t>
-      </w:r>
-      <w:r>
-        <w:rPr>
-          <w:lang w:val="ru-RU"/>
-        </w:rPr>
-        <w:t>/</w:t>
-      </w:r>
-      <w:r>
-        <w:rPr>
-          <w:lang w:val="en-US"/>
-        </w:rPr>
-        <w:t>faster</w:t>
-      </w:r>
-      <w:r>
-        <w:rPr>
-          <w:lang w:val="ru-RU"/>
-        </w:rPr>
-        <w:t>-</w:t>
-      </w:r>
-      <w:r>
-        <w:rPr>
-          <w:lang w:val="en-US"/>
-        </w:rPr>
-        <w:t>whisper</w:t>
-      </w:r>
-      <w:r>
-        <w:rPr>
-          <w:lang w:val="ru-RU"/>
-        </w:rPr>
-        <w:t xml:space="preserve"> </w:t>
-      </w:r>
-      <w:r>
-        <w:rPr>
-          <w:lang w:val="ru-RU"/>
-        </w:rPr>
-        <w:t>(дата обращения: 08.12.2025)</w:t>
-      </w:r>
-      <w:r>
-        <w:rPr>
-          <w:lang w:val="ru-RU"/>
+          <w:lang w:val="en-US" w:eastAsia="ru-RU"/>
+        </w:rPr>
+        <w:t>item</w:t>
+      </w:r>
+      <w:r>
+        <w:rPr>
+          <w:lang w:eastAsia="ru-RU"/>
+        </w:rPr>
+        <w:t>.</w:t>
+      </w:r>
+      <w:r>
+        <w:rPr>
+          <w:lang w:val="en-US" w:eastAsia="ru-RU"/>
+        </w:rPr>
+        <w:t>asp</w:t>
+      </w:r>
+      <w:r>
+        <w:rPr>
+          <w:lang w:eastAsia="ru-RU"/>
+        </w:rPr>
+        <w:t>?</w:t>
+      </w:r>
+      <w:r>
+        <w:rPr>
+          <w:lang w:val="en-US" w:eastAsia="ru-RU"/>
+        </w:rPr>
+        <w:t>id</w:t>
+      </w:r>
+      <w:r>
+        <w:rPr>
+          <w:lang w:eastAsia="ru-RU"/>
+        </w:rPr>
+        <w:t>=50780350</w:t>
+      </w:r>
+      <w:r>
+        <w:rPr>
+          <w:lang w:val="ru-RU" w:eastAsia="ru-RU"/>
+        </w:rPr>
+        <w:t xml:space="preserve"> </w:t>
+      </w:r>
+      <w:r>
+        <w:rPr>
+          <w:lang w:eastAsia="ru-RU"/>
+        </w:rPr>
+        <w:t>(</w:t>
+      </w:r>
+      <w:r>
+        <w:rPr>
+          <w:lang w:eastAsia="ru-RU"/>
+        </w:rPr>
+        <w:t>дата обращения 0</w:t>
+      </w:r>
+      <w:r>
+        <w:rPr>
+          <w:lang w:val="ru-RU" w:eastAsia="ru-RU"/>
+        </w:rPr>
+        <w:t>9</w:t>
+      </w:r>
+      <w:r>
+        <w:rPr>
+          <w:lang w:eastAsia="ru-RU"/>
+        </w:rPr>
+        <w:t>.12.2025</w:t>
+      </w:r>
+      <w:r>
+        <w:rPr>
+          <w:lang w:eastAsia="ru-RU"/>
+        </w:rPr>
+        <w:t>)</w:t>
+      </w:r>
+      <w:r>
+        <w:rPr>
+          <w:lang w:val="ru-RU" w:eastAsia="ru-RU"/>
         </w:rPr>
         <w:t>.</w:t>
       </w:r>
@@ -14208,136 +13578,11 @@
           <w:ilvl w:val="0"/>
           <w:numId w:val="3"/>
         </w:numPr>
-        <w:rPr>
-          <w:lang w:val="ru-RU"/>
-        </w:rPr>
-      </w:pPr>
-      <w:r>
-        <w:rPr>
-          <w:lang w:val="ru-RU"/>
-        </w:rPr>
-        <w:t>13</w:t>
-      </w:r>
-      <w:proofErr w:type="spellStart"/>
-      <w:r>
-        <w:rPr>
-          <w:lang w:val="en-US"/>
-        </w:rPr>
-        <w:t>pyannote</w:t>
-      </w:r>
-      <w:proofErr w:type="spellEnd"/>
-      <w:r>
-        <w:rPr>
-          <w:lang w:val="en-US"/>
-        </w:rPr>
-        <w:t xml:space="preserve">-audio </w:t>
-      </w:r>
-      <w:r>
-        <w:rPr>
-          <w:lang w:val="ru-RU"/>
-        </w:rPr>
-        <w:t xml:space="preserve">– </w:t>
-      </w:r>
-      <w:r>
-        <w:rPr>
-          <w:lang w:val="en-US"/>
-        </w:rPr>
-        <w:t>GitHub</w:t>
-      </w:r>
-      <w:r>
-        <w:rPr>
-          <w:lang w:val="ru-RU"/>
-        </w:rPr>
-        <w:t xml:space="preserve">. [Электронный ресурс]. Режим доступа: </w:t>
-      </w:r>
-      <w:r>
-        <w:rPr>
-          <w:lang w:val="en-US"/>
-        </w:rPr>
-        <w:t>https</w:t>
-      </w:r>
-      <w:r>
-        <w:rPr>
-          <w:lang w:val="ru-RU"/>
-        </w:rPr>
-        <w:t>://</w:t>
-      </w:r>
-      <w:proofErr w:type="spellStart"/>
-      <w:r>
-        <w:rPr>
-          <w:lang w:val="en-US"/>
-        </w:rPr>
-        <w:t>github</w:t>
-      </w:r>
-      <w:proofErr w:type="spellEnd"/>
-      <w:r>
-        <w:rPr>
-          <w:lang w:val="ru-RU"/>
-        </w:rPr>
-        <w:t>.</w:t>
-      </w:r>
-      <w:r>
-        <w:rPr>
-          <w:lang w:val="en-US"/>
-        </w:rPr>
-        <w:t>com</w:t>
-      </w:r>
-      <w:r>
-        <w:rPr>
-          <w:lang w:val="ru-RU"/>
-        </w:rPr>
-        <w:t>/</w:t>
-      </w:r>
-      <w:proofErr w:type="spellStart"/>
-      <w:r>
-        <w:rPr>
-          <w:lang w:val="en-US"/>
-        </w:rPr>
-        <w:t>pyannote</w:t>
-      </w:r>
-      <w:proofErr w:type="spellEnd"/>
-      <w:r>
-        <w:rPr>
-          <w:lang w:val="ru-RU"/>
-        </w:rPr>
-        <w:t>/</w:t>
-      </w:r>
-      <w:proofErr w:type="spellStart"/>
-      <w:r>
-        <w:rPr>
-          <w:lang w:val="en-US"/>
-        </w:rPr>
-        <w:t>pyannote</w:t>
-      </w:r>
-      <w:proofErr w:type="spellEnd"/>
-      <w:r>
-        <w:rPr>
-          <w:lang w:val="ru-RU"/>
-        </w:rPr>
-        <w:t>-</w:t>
-      </w:r>
-      <w:r>
-        <w:rPr>
-          <w:lang w:val="en-US"/>
-        </w:rPr>
-        <w:t>audio</w:t>
-      </w:r>
-      <w:r>
-        <w:rPr>
-          <w:lang w:val="ru-RU"/>
-        </w:rPr>
-        <w:t xml:space="preserve"> </w:t>
-      </w:r>
-      <w:r>
-        <w:rPr>
-          <w:lang w:val="ru-RU"/>
-        </w:rPr>
-        <w:t>(дата обращения: 08.12.2025)</w:t>
-      </w:r>
-      <w:r>
-        <w:rPr>
-          <w:lang w:val="ru-RU"/>
-        </w:rPr>
+      </w:pPr>
+      <w:r>
+        <w:t>Елизаров, Д.А. Разработка системы транскрибации аудиои видеоконтента // Д.А. Елизаров // Вестник Российского нового университета серия «Сложные системы: модели, анализ, управление». - 2023. № 4. - 87-95</w:t>
+      </w:r>
+      <w:r>
         <w:t>.</w:t>
       </w:r>
     </w:p>
@@ -14349,128 +13594,39 @@
           <w:numId w:val="3"/>
         </w:numPr>
         <w:rPr>
-          <w:lang w:val="ru-RU"/>
-        </w:rPr>
-      </w:pPr>
-      <w:r>
-        <w:rPr>
-          <w:lang w:val="ru-RU"/>
-        </w:rPr>
-        <w:t>14</w:t>
-      </w:r>
-      <w:r>
-        <w:rPr>
-          <w:lang w:val="en-US"/>
-        </w:rPr>
-        <w:t xml:space="preserve">whisper </w:t>
-      </w:r>
-      <w:r>
-        <w:rPr>
-          <w:lang w:val="ru-RU"/>
-        </w:rPr>
-        <w:t xml:space="preserve">– </w:t>
-      </w:r>
-      <w:r>
-        <w:rPr>
-          <w:lang w:val="en-US"/>
-        </w:rPr>
-        <w:t>GitHub</w:t>
-      </w:r>
-      <w:r>
-        <w:rPr>
-          <w:lang w:val="ru-RU"/>
-        </w:rPr>
-        <w:t xml:space="preserve">. [Электронный ресурс]. Режим доступа: </w:t>
-      </w:r>
-      <w:r>
-        <w:rPr>
-          <w:lang w:val="en-US"/>
-        </w:rPr>
-        <w:t>https</w:t>
-      </w:r>
-      <w:r>
-        <w:rPr>
-          <w:lang w:val="ru-RU"/>
-        </w:rPr>
-        <w:t>://</w:t>
-      </w:r>
-      <w:proofErr w:type="spellStart"/>
-      <w:r>
-        <w:rPr>
-          <w:lang w:val="en-US"/>
-        </w:rPr>
-        <w:t>github</w:t>
-      </w:r>
-      <w:proofErr w:type="spellEnd"/>
-      <w:r>
-        <w:rPr>
-          <w:lang w:val="ru-RU"/>
-        </w:rPr>
-        <w:t>.</w:t>
-      </w:r>
-      <w:r>
-        <w:rPr>
-          <w:lang w:val="en-US"/>
-        </w:rPr>
-        <w:t>com</w:t>
-      </w:r>
-      <w:r>
-        <w:rPr>
-          <w:lang w:val="ru-RU"/>
-        </w:rPr>
-        <w:t>/</w:t>
-      </w:r>
-      <w:r>
-        <w:rPr>
-          <w:lang w:val="en-US"/>
-        </w:rPr>
-        <w:t>m</w:t>
-      </w:r>
-      <w:r>
-        <w:rPr>
-          <w:lang w:val="ru-RU"/>
-        </w:rPr>
-        <w:t>-</w:t>
-      </w:r>
-      <w:proofErr w:type="spellStart"/>
-      <w:r>
-        <w:rPr>
-          <w:lang w:val="en-US"/>
-        </w:rPr>
-        <w:t>bain</w:t>
-      </w:r>
-      <w:proofErr w:type="spellEnd"/>
-      <w:r>
-        <w:rPr>
-          <w:lang w:val="ru-RU"/>
-        </w:rPr>
-        <w:t>/</w:t>
-      </w:r>
-      <w:proofErr w:type="spellStart"/>
-      <w:r>
-        <w:rPr>
-          <w:lang w:val="en-US"/>
-        </w:rPr>
-        <w:t>whisperX</w:t>
-      </w:r>
-      <w:proofErr w:type="spellEnd"/>
-      <w:r>
-        <w:rPr>
-          <w:lang w:val="ru-RU"/>
-        </w:rPr>
-        <w:t xml:space="preserve"> </w:t>
-      </w:r>
-      <w:r>
-        <w:rPr>
-          <w:lang w:val="ru-RU"/>
-        </w:rPr>
-        <w:t>(дата обращения: 08.12.2025)</w:t>
-      </w:r>
-      <w:r>
-        <w:rPr>
-          <w:lang w:val="ru-RU"/>
-        </w:rPr>
-        <w:t>.</w:t>
+          <w:sz w:val="24"/>
+        </w:rPr>
+      </w:pPr>
+      <w:r>
+        <w:t xml:space="preserve">Жауров С. Н. </w:t>
+      </w:r>
+      <w:r>
+        <w:t xml:space="preserve">Метод оптимального выбора библиотек для транскрибации аудиофайлов </w:t>
+      </w:r>
+      <w:r>
+        <w:t xml:space="preserve">// Инновационная наука. 2025. №6-2. </w:t>
+      </w:r>
+      <w:r>
+        <w:rPr>
+          <w:lang w:val="ru-RU"/>
+        </w:rPr>
+        <w:t>Режим доступа</w:t>
+      </w:r>
+      <w:r>
+        <w:t xml:space="preserve">: </w:t>
+      </w:r>
+      <w:r>
+        <w:lastRenderedPageBreak/>
+        <w:t>https://cyberleninka.ru/article/n/metod-optimalnogo-vybora-bibliotek-dlya-transkribatsii-audiofaylov (дата обращения: 1</w:t>
+      </w:r>
+      <w:r>
+        <w:rPr>
+          <w:lang w:val="ru-RU"/>
+        </w:rPr>
+        <w:t>0</w:t>
+      </w:r>
+      <w:r>
+        <w:t>.12.2025).</w:t>
       </w:r>
     </w:p>
     <w:p>
@@ -14480,15 +13636,84 @@
           <w:ilvl w:val="0"/>
           <w:numId w:val="3"/>
         </w:numPr>
-      </w:pPr>
-      <w:r>
-        <w:rPr>
-          <w:lang w:val="ru-RU"/>
-        </w:rPr>
-        <w:t>15</w:t>
-      </w:r>
-      <w:r>
-        <w:t>Албахари, Дж. C# 7.0. Справочник. Полное описание языка / Дж. Албахари, Б. Албахари. : Пер. с англ. – СПб. : ООО «Альфа-книга», 2018. – 1024 с.</w:t>
+        <w:rPr>
+          <w:sz w:val="48"/>
+        </w:rPr>
+      </w:pPr>
+      <w:r>
+        <w:t>Как искусственный интеллект упрощает расшифровку аудио и видео</w:t>
+      </w:r>
+      <w:r>
+        <w:rPr>
+          <w:lang w:val="ru-RU"/>
+        </w:rPr>
+        <w:t xml:space="preserve"> </w:t>
+      </w:r>
+      <w:r>
+        <w:rPr>
+          <w:lang w:val="ru-RU"/>
+        </w:rPr>
+        <w:t xml:space="preserve">– Интерфакс. </w:t>
+      </w:r>
+      <w:r>
+        <w:rPr>
+          <w:lang w:val="ru-RU"/>
+        </w:rPr>
+        <w:t>[</w:t>
+      </w:r>
+      <w:r>
+        <w:rPr>
+          <w:lang w:val="ru-RU"/>
+        </w:rPr>
+        <w:t>Электронный ресурс</w:t>
+      </w:r>
+      <w:r>
+        <w:rPr>
+          <w:lang w:val="ru-RU"/>
+        </w:rPr>
+        <w:t>]</w:t>
+      </w:r>
+      <w:r>
+        <w:rPr>
+          <w:lang w:val="ru-RU"/>
+        </w:rPr>
+        <w:t>. Режим доступа:</w:t>
+      </w:r>
+      <w:r>
+        <w:rPr>
+          <w:lang w:val="ru-RU"/>
+        </w:rPr>
+        <w:t xml:space="preserve"> </w:t>
+      </w:r>
+      <w:r>
+        <w:rPr>
+          <w:lang w:eastAsia="ru-RU"/>
+        </w:rPr>
+        <w:t>https://www.interfax.ru/pressreleases/1017</w:t>
+      </w:r>
+      <w:r>
+        <w:rPr>
+          <w:lang w:eastAsia="ru-RU"/>
+        </w:rPr>
+        <w:t>5</w:t>
+      </w:r>
+      <w:r>
+        <w:rPr>
+          <w:lang w:eastAsia="ru-RU"/>
+        </w:rPr>
+        <w:t>11</w:t>
+      </w:r>
+      <w:r>
+        <w:rPr>
+          <w:lang w:eastAsia="ru-RU"/>
+        </w:rPr>
+        <w:t xml:space="preserve"> </w:t>
+      </w:r>
+      <w:r>
+        <w:rPr>
+          <w:lang w:val="ru-RU" w:eastAsia="ru-RU"/>
+        </w:rPr>
+        <w:t>(дата обращения: 10.12.2025).</w:t>
       </w:r>
     </w:p>
     <w:p>
@@ -14498,15 +13723,57 @@
           <w:ilvl w:val="0"/>
           <w:numId w:val="3"/>
         </w:numPr>
-      </w:pPr>
-      <w:r>
-        <w:rPr>
-          <w:lang w:val="ru-RU"/>
-        </w:rPr>
-        <w:t>16</w:t>
-      </w:r>
-      <w:r>
-        <w:t>Страуструп, Б. Язык программирования C++. Краткий курс, 2-е изд. : Пер. с англ. – СПб. : ООО «Диалектика», 2019. – 320 с.</w:t>
+        <w:rPr>
+          <w:lang w:val="ru-RU"/>
+        </w:rPr>
+      </w:pPr>
+      <w:r>
+        <w:t>Каменская, А. С. Адаптация Google Cloud Speech-to-text API для автоматической транскрибации веб-конференций в реальном времени / А. С. Каменская // Автоматика и программная инженерия. – 2019. – № 2(28). – С. 19-23. – EDN NQOKPT.</w:t>
+      </w:r>
+      <w:r>
+        <w:t xml:space="preserve"> </w:t>
+      </w:r>
+      <w:r>
+        <w:rPr>
+          <w:lang w:val="ru-RU"/>
+        </w:rPr>
+        <w:t>Режим доступа</w:t>
+      </w:r>
+      <w:r>
+        <w:rPr>
+          <w:lang w:val="ru-RU"/>
+        </w:rPr>
+        <w:t xml:space="preserve">: </w:t>
+      </w:r>
+      <w:r>
+        <w:rPr>
+          <w:lang w:val="ru-RU"/>
+        </w:rPr>
+        <w:t>https://elibrary.ru/item.asp?id=39241402</w:t>
+      </w:r>
+      <w:r>
+        <w:t xml:space="preserve"> (</w:t>
+      </w:r>
+      <w:r>
+        <w:rPr>
+          <w:lang w:val="ru-RU"/>
+        </w:rPr>
+        <w:t xml:space="preserve">дата обращения: </w:t>
+      </w:r>
+      <w:r>
+        <w:rPr>
+          <w:lang w:val="ru-RU"/>
+        </w:rPr>
+        <w:t>08.12.2025</w:t>
+      </w:r>
+      <w:r>
+        <w:t>)</w:t>
+      </w:r>
+      <w:r>
+        <w:rPr>
+          <w:lang w:val="ru-RU"/>
+        </w:rPr>
+        <w:t>.</w:t>
       </w:r>
     </w:p>
     <w:p>
@@ -14518,12 +13785,6 @@
         </w:numPr>
       </w:pPr>
       <w:r>
-        <w:rPr>
-          <w:lang w:val="ru-RU"/>
-        </w:rPr>
-        <w:t>17</w:t>
-      </w:r>
-      <w:r>
         <w:t>Кольцов, Д. М. Python. Полное руководство – СПб. : Издательство Наука и Техника, 2022. – 480 с.</w:t>
       </w:r>
     </w:p>
@@ -14536,14 +13797,37 @@
         </w:numPr>
       </w:pPr>
       <w:r>
-        <w:rPr>
-          <w:lang w:val="ru-RU"/>
-        </w:rPr>
-        <w:lastRenderedPageBreak/>
-        <w:t>18</w:t>
-      </w:r>
-      <w:r>
-        <w:t>Полуэктова, Н. Р. Разработка веб-приложений : учебное пособие для вузов – 2-е изд. – Москва : Издательство Юрайт, 2024. — 204 с.</w:t>
+        <w:t>Коновалов, Г. Г. Механизм алгоритма быстрой сортировки QuickSort / Г. Г. Коновалов // Тенденции развития науки и образования. – 2024. – № 113-6. – С. 48-50. – DOI 10.18411/trnio-09-2024-218. – EDN IDGBSC.</w:t>
+      </w:r>
+      <w:r>
+        <w:rPr>
+          <w:lang w:val="ru-RU"/>
+        </w:rPr>
+        <w:t xml:space="preserve"> </w:t>
+      </w:r>
+      <w:r>
+        <w:rPr>
+          <w:lang w:val="ru-RU"/>
+        </w:rPr>
+        <w:t>Режим доступа</w:t>
+      </w:r>
+      <w:r>
+        <w:rPr>
+          <w:lang w:val="ru-RU"/>
+        </w:rPr>
+        <w:t xml:space="preserve">: </w:t>
+      </w:r>
+      <w:r>
+        <w:t>https://www.elibrary.ru/item.asp?id=72867847</w:t>
+      </w:r>
+      <w:r>
+        <w:t xml:space="preserve"> </w:t>
+      </w:r>
+      <w:r>
+        <w:rPr>
+          <w:lang w:val="ru-RU"/>
+        </w:rPr>
+        <w:t>(дата обращения: 12.12.2025).</w:t>
       </w:r>
     </w:p>
     <w:p>
@@ -14555,13 +13839,43 @@
         </w:numPr>
       </w:pPr>
       <w:r>
-        <w:rPr>
-          <w:lang w:val="ru-RU"/>
-        </w:rPr>
-        <w:t>19</w:t>
-      </w:r>
-      <w:r>
-        <w:t>Грачев М. К. Aspect. Net Framework и его применение в задаче протоколирования – Текст : электронный // Вестник Санкт-Петербургского университета. Прикладная математика. Информатика. Процессы управления. – 2008. – № 4.</w:t>
+        <w:t>Костицын, В. В. Проектирование и документирование системы автоматической транскрибации речи / В. В. Костицын, Н. С. Кнутова // Актуальные проблемы математики, механики и информатики : Сборник статей по материалам студенческой конференции, Пермь, 24 апреля – 20  2023 года. – Пермь: Пермский государственный национальный исследовательский университет, 2023. – С. 188-196. – EDN YYZCRA.</w:t>
+      </w:r>
+      <w:r>
+        <w:rPr>
+          <w:lang w:val="ru-RU"/>
+        </w:rPr>
+        <w:t xml:space="preserve"> </w:t>
+      </w:r>
+      <w:r>
+        <w:rPr>
+          <w:lang w:val="ru-RU"/>
+        </w:rPr>
+        <w:t>Режим доступа</w:t>
+      </w:r>
+      <w:r>
+        <w:rPr>
+          <w:lang w:val="ru-RU"/>
+        </w:rPr>
+        <w:t xml:space="preserve">: </w:t>
+      </w:r>
+      <w:r>
+        <w:t>https://www.elibrary.ru/item.asp?id=5488</w:t>
+      </w:r>
+      <w:r>
+        <w:t>8</w:t>
+      </w:r>
+      <w:r>
+        <w:t>909</w:t>
+      </w:r>
+      <w:r>
+        <w:t xml:space="preserve"> </w:t>
+      </w:r>
+      <w:r>
+        <w:rPr>
+          <w:lang w:val="ru-RU"/>
+        </w:rPr>
+        <w:t>(дата обращения: 12.12.2025).</w:t>
       </w:r>
     </w:p>
     <w:p>
@@ -14572,23 +13886,18 @@
           <w:numId w:val="3"/>
         </w:numPr>
         <w:rPr>
-          <w:sz w:val="24"/>
-        </w:rPr>
-      </w:pPr>
-      <w:r>
-        <w:rPr>
-          <w:lang w:val="ru-RU"/>
-        </w:rPr>
-        <w:t>20</w:t>
-      </w:r>
-      <w:r>
-        <w:t xml:space="preserve">Гурбангылычева М. Б. </w:t>
-      </w:r>
-      <w:r>
-        <w:t>Языки программирования – какими бывают и какой выбрать</w:t>
-      </w:r>
-      <w:r>
-        <w:t xml:space="preserve"> // Символ науки. 2023. №12-2. </w:t>
+          <w:lang w:val="ru-RU"/>
+        </w:rPr>
+      </w:pPr>
+      <w:r>
+        <w:t xml:space="preserve">Кочетков, М. А. Исследование востребованности на рынке специалистов, освоивших инструменты бережливого производства «диаграмма Ганта», «диаграмма Исикавы» и «диаграмма спагетти» / М. А. Кочетков // Бизнес-трансформация: управление улучшениями. – 2023. </w:t>
+      </w:r>
+      <w:r>
+        <w:lastRenderedPageBreak/>
+        <w:t>– № 4. – С. 48-54. – EDN WSQWCV.</w:t>
+      </w:r>
+      <w:r>
+        <w:t xml:space="preserve"> </w:t>
       </w:r>
       <w:r>
         <w:rPr>
@@ -14597,16 +13906,52 @@
         <w:t>Режим доступа</w:t>
       </w:r>
       <w:r>
-        <w:t xml:space="preserve">: https://cyberleninka.ru/article/n/yazyki-programmirovaniya-kakimi-byvayut-i-kakoy-vybrat (дата обращения: </w:t>
-      </w:r>
-      <w:r>
-        <w:rPr>
-          <w:lang w:val="ru-RU"/>
-        </w:rPr>
-        <w:t>09</w:t>
-      </w:r>
-      <w:r>
-        <w:t>.12.2025).</w:t>
+        <w:rPr>
+          <w:lang w:val="ru-RU"/>
+        </w:rPr>
+        <w:t xml:space="preserve">: </w:t>
+      </w:r>
+      <w:r>
+        <w:rPr>
+          <w:lang w:val="ru-RU"/>
+        </w:rPr>
+        <w:t>https://elibrary.ru/item.asp?id=61335239</w:t>
+      </w:r>
+      <w:r>
+        <w:rPr>
+          <w:lang w:val="ru-RU"/>
+        </w:rPr>
+        <w:t xml:space="preserve"> </w:t>
+      </w:r>
+      <w:r>
+        <w:t>(</w:t>
+      </w:r>
+      <w:r>
+        <w:rPr>
+          <w:lang w:val="ru-RU"/>
+        </w:rPr>
+        <w:t>д</w:t>
+      </w:r>
+      <w:r>
+        <w:rPr>
+          <w:lang w:val="ru-RU"/>
+        </w:rPr>
+        <w:t xml:space="preserve">ата обращения: </w:t>
+      </w:r>
+      <w:r>
+        <w:rPr>
+          <w:lang w:val="ru-RU"/>
+        </w:rPr>
+        <w:t>08.12.2025</w:t>
+      </w:r>
+      <w:r>
+        <w:t>)</w:t>
+      </w:r>
+      <w:r>
+        <w:rPr>
+          <w:lang w:val="ru-RU"/>
+        </w:rPr>
+        <w:t>.</w:t>
       </w:r>
     </w:p>
     <w:p>
@@ -14616,50 +13961,42 @@
           <w:ilvl w:val="0"/>
           <w:numId w:val="3"/>
         </w:numPr>
-        <w:rPr>
-          <w:lang w:eastAsia="ru-RU"/>
-        </w:rPr>
-      </w:pPr>
-      <w:r>
-        <w:rPr>
-          <w:lang w:val="ru-RU"/>
-        </w:rPr>
-        <w:t>21</w:t>
-      </w:r>
-      <w:r>
-        <w:t xml:space="preserve">Цифровые технологии анализа данных в сельском хозяйстве / А. П. Зинченко, А. В. Уколова, В. В. Демичев [и др.] ; Российский государственный аграрный университет – МСХА им. К. А. Тимирязева. – Москва : Научный консультант, 2022. – 260 с. : ил., табл. – Режим </w:t>
-      </w:r>
-      <w:r>
-        <w:rPr>
-          <w:color w:val="000000" w:themeColor="text1"/>
-        </w:rPr>
-        <w:t xml:space="preserve">доступа: по подписке. – </w:t>
-      </w:r>
-      <w:r>
-        <w:rPr>
-          <w:color w:val="000000" w:themeColor="text1"/>
+      </w:pPr>
+      <w:r>
+        <w:t>Кузьмичева, К. Е. Сервис для распознавания эмоций на основе анализа записей деловых телефонных разговоров / К. Е. Кузьмичева // Сборник трудов X Конгресса молодых ученых : Материалы Конгресса, Санкт-Петербург, 14–17 апреля 2021 года. Том 1. – Санкт-Петербург: федеральное государственное автономное образовательное учреждение высшего образования "Национальный исследовательский университет ИТМО", 2021. – С. 104-107. – EDN VGZULU.</w:t>
+      </w:r>
+      <w:r>
+        <w:rPr>
+          <w:lang w:val="ru-RU"/>
+        </w:rPr>
+        <w:t xml:space="preserve"> </w:t>
+      </w:r>
+      <w:r>
+        <w:rPr>
           <w:lang w:val="ru-RU"/>
         </w:rPr>
         <w:t>Режим доступа</w:t>
       </w:r>
       <w:r>
         <w:rPr>
-          <w:color w:val="000000" w:themeColor="text1"/>
-        </w:rPr>
-        <w:t xml:space="preserve">: https://biblioclub.ru/index.php?page=book&amp;id=712235 (дата обращения: </w:t>
-      </w:r>
-      <w:r>
-        <w:rPr>
-          <w:color w:val="000000" w:themeColor="text1"/>
-          <w:lang w:val="ru-RU"/>
-        </w:rPr>
-        <w:t>09</w:t>
-      </w:r>
-      <w:r>
-        <w:rPr>
-          <w:color w:val="000000" w:themeColor="text1"/>
-        </w:rPr>
-        <w:t>.12.2025).</w:t>
+          <w:lang w:val="ru-RU"/>
+        </w:rPr>
+        <w:t xml:space="preserve">: </w:t>
+      </w:r>
+      <w:r>
+        <w:t>https://www.elibrary</w:t>
+      </w:r>
+      <w:r>
+        <w:t>.</w:t>
+      </w:r>
+      <w:r>
+        <w:t>ru/item.asp?id=48004881</w:t>
+      </w:r>
+      <w:r>
+        <w:rPr>
+          <w:lang w:val="ru-RU"/>
+        </w:rPr>
+        <w:t xml:space="preserve"> (дата обращения: 11.12.2025).</w:t>
       </w:r>
     </w:p>
     <w:p>
@@ -14669,183 +14006,42 @@
           <w:ilvl w:val="0"/>
           <w:numId w:val="3"/>
         </w:numPr>
-        <w:rPr>
-          <w:lang w:eastAsia="ru-RU"/>
-        </w:rPr>
-      </w:pPr>
-      <w:r>
-        <w:rPr>
-          <w:lang w:val="ru-RU" w:eastAsia="ru-RU"/>
-        </w:rPr>
-        <w:t>22</w:t>
-      </w:r>
-      <w:r>
-        <w:rPr>
-          <w:lang w:eastAsia="ru-RU"/>
-        </w:rPr>
-        <w:t>Что такое транскрибация и зачем она нужна в современном мире?</w:t>
-      </w:r>
-      <w:r>
-        <w:rPr>
-          <w:lang w:val="ru-RU" w:eastAsia="ru-RU"/>
-        </w:rPr>
-        <w:t xml:space="preserve"> </w:t>
-      </w:r>
-      <w:r>
-        <w:rPr>
-          <w:lang w:val="ru-RU" w:eastAsia="ru-RU"/>
-        </w:rPr>
-        <w:t>–</w:t>
-      </w:r>
-      <w:r>
-        <w:rPr>
-          <w:lang w:val="ru-RU" w:eastAsia="ru-RU"/>
-        </w:rPr>
-        <w:t xml:space="preserve"> </w:t>
-      </w:r>
-      <w:r>
-        <w:rPr>
-          <w:lang w:val="ru-RU" w:eastAsia="ru-RU"/>
-        </w:rPr>
-        <w:t xml:space="preserve">Интерфакс. </w:t>
-      </w:r>
-      <w:r>
-        <w:rPr>
-          <w:lang w:val="ru-RU" w:eastAsia="ru-RU"/>
-        </w:rPr>
-        <w:t>[</w:t>
-      </w:r>
-      <w:r>
-        <w:rPr>
-          <w:lang w:val="ru-RU" w:eastAsia="ru-RU"/>
-        </w:rPr>
-        <w:t>Электронный ресурс</w:t>
-      </w:r>
-      <w:r>
-        <w:rPr>
-          <w:lang w:val="ru-RU" w:eastAsia="ru-RU"/>
-        </w:rPr>
-        <w:t>]</w:t>
-      </w:r>
-      <w:r>
-        <w:rPr>
-          <w:lang w:eastAsia="ru-RU"/>
-        </w:rPr>
-        <w:t xml:space="preserve"> </w:t>
-      </w:r>
-      <w:r>
-        <w:rPr>
-          <w:lang w:val="ru-RU" w:eastAsia="ru-RU"/>
+      </w:pPr>
+      <w:r>
+        <w:t>Мартынов, А. В. Метод градиентного спуска в машинном обучении / А. В. Мартынов, В. Е. Кандыба // Шаг в науку. – 2022. – № 4. – С. 4-8. – EDN MHHFTM.</w:t>
+      </w:r>
+      <w:r>
+        <w:rPr>
+          <w:lang w:val="ru-RU"/>
+        </w:rPr>
+        <w:t xml:space="preserve"> </w:t>
+      </w:r>
+      <w:r>
+        <w:rPr>
+          <w:lang w:val="ru-RU"/>
         </w:rPr>
         <w:t>Режим доступа</w:t>
       </w:r>
       <w:r>
         <w:rPr>
-          <w:lang w:eastAsia="ru-RU"/>
+          <w:lang w:val="ru-RU"/>
         </w:rPr>
         <w:t xml:space="preserve">: </w:t>
       </w:r>
       <w:r>
-        <w:rPr>
-          <w:lang w:val="en-US" w:eastAsia="ru-RU"/>
-        </w:rPr>
-        <w:t>https</w:t>
-      </w:r>
-      <w:r>
-        <w:rPr>
-          <w:lang w:eastAsia="ru-RU"/>
-        </w:rPr>
-        <w:t>://</w:t>
-      </w:r>
-      <w:r>
-        <w:rPr>
-          <w:lang w:val="en-US" w:eastAsia="ru-RU"/>
-        </w:rPr>
-        <w:t>www</w:t>
-      </w:r>
-      <w:r>
-        <w:rPr>
-          <w:lang w:eastAsia="ru-RU"/>
-        </w:rPr>
-        <w:t>.</w:t>
-      </w:r>
-      <w:proofErr w:type="spellStart"/>
-      <w:r>
-        <w:rPr>
-          <w:lang w:val="en-US" w:eastAsia="ru-RU"/>
-        </w:rPr>
-        <w:t>interfax</w:t>
-      </w:r>
-      <w:proofErr w:type="spellEnd"/>
-      <w:r>
-        <w:rPr>
-          <w:lang w:eastAsia="ru-RU"/>
-        </w:rPr>
-        <w:t>.</w:t>
-      </w:r>
-      <w:proofErr w:type="spellStart"/>
-      <w:r>
-        <w:rPr>
-          <w:lang w:val="en-US" w:eastAsia="ru-RU"/>
-        </w:rPr>
-        <w:t>ru</w:t>
-      </w:r>
-      <w:proofErr w:type="spellEnd"/>
-      <w:r>
-        <w:rPr>
-          <w:lang w:eastAsia="ru-RU"/>
-        </w:rPr>
-        <w:t>/</w:t>
-      </w:r>
-      <w:proofErr w:type="spellStart"/>
-      <w:r>
-        <w:rPr>
-          <w:lang w:val="en-US" w:eastAsia="ru-RU"/>
-        </w:rPr>
-        <w:t>pressreleases</w:t>
-      </w:r>
-      <w:proofErr w:type="spellEnd"/>
-      <w:r>
-        <w:rPr>
-          <w:lang w:eastAsia="ru-RU"/>
-        </w:rPr>
-        <w:t>/1042372/</w:t>
-      </w:r>
-      <w:r>
-        <w:rPr>
-          <w:lang w:eastAsia="ru-RU"/>
-        </w:rPr>
-        <w:t xml:space="preserve"> (</w:t>
-      </w:r>
-      <w:r>
-        <w:rPr>
-          <w:lang w:eastAsia="ru-RU"/>
-        </w:rPr>
-        <w:t>дата обращения 0</w:t>
-      </w:r>
-      <w:r>
-        <w:rPr>
-          <w:lang w:val="ru-RU" w:eastAsia="ru-RU"/>
-        </w:rPr>
-        <w:t>9</w:t>
-      </w:r>
-      <w:r>
-        <w:rPr>
-          <w:lang w:eastAsia="ru-RU"/>
-        </w:rPr>
-        <w:t>.12.2025</w:t>
-      </w:r>
-      <w:r>
-        <w:rPr>
-          <w:lang w:eastAsia="ru-RU"/>
-        </w:rPr>
-        <w:t>)</w:t>
-      </w:r>
-      <w:r>
-        <w:rPr>
-          <w:lang w:val="ru-RU" w:eastAsia="ru-RU"/>
-        </w:rPr>
-        <w:t>.</w:t>
+        <w:t>https://www.elibrary.ru/i</w:t>
+      </w:r>
+      <w:r>
+        <w:t>t</w:t>
+      </w:r>
+      <w:r>
+        <w:t>em.asp?id=49988015</w:t>
+      </w:r>
+      <w:r>
+        <w:rPr>
+          <w:lang w:val="ru-RU"/>
+        </w:rPr>
+        <w:t xml:space="preserve"> (дата обращения: 12.12.2025).</w:t>
       </w:r>
     </w:p>
     <w:p>
@@ -14855,25 +14051,13 @@
           <w:ilvl w:val="0"/>
           <w:numId w:val="3"/>
         </w:numPr>
-        <w:rPr>
-          <w:lang w:eastAsia="ru-RU"/>
-        </w:rPr>
-      </w:pPr>
-      <w:r>
-        <w:rPr>
-          <w:lang w:val="ru-RU" w:eastAsia="ru-RU"/>
-        </w:rPr>
-        <w:t>23</w:t>
-      </w:r>
-      <w:r>
-        <w:rPr>
-          <w:lang w:eastAsia="ru-RU"/>
-        </w:rPr>
-        <w:t>Елизаров, Д. А. применение системы транскрибирования / Д. А. Елизаров, П. Е. Колпакова // Математическое и экспериментальное моделирование физических процессов : Сборник материалов Всероссийской научно-практической конференции с международным участием, Биробиджан, 15 декабря 2022 года / Под научной редакцией В.М. Козина. – Биробиджан: Приамурский государственный университет им. Шолом-Алейхема, 2023. – С. 13-16. – EDN BXAZZQ.</w:t>
-      </w:r>
-      <w:r>
-        <w:rPr>
-          <w:lang w:eastAsia="ru-RU"/>
+      </w:pPr>
+      <w:r>
+        <w:t>Охлопков, С. М. Исследование особенностей алгоритма сортировки Timsort / С. М. Охлопков // Математическое моделирование и информационные технологии : Девятнадцатая всероссийская (одиннадцатая международная) научно-техническая конференция студентов, аспирантов и молодых ученых. Материалы конференции. В 6-ти томах, Иваново, 14–16 мая 2024 года. – Иваново: Ивановский государственный энергетический университет им. В.И. Ленина, 2024. – С. 92. – EDN SVEAXQ.</w:t>
+      </w:r>
+      <w:r>
+        <w:rPr>
+          <w:lang w:val="ru-RU"/>
         </w:rPr>
         <w:t xml:space="preserve"> </w:t>
       </w:r>
@@ -14885,127 +14069,21 @@
       </w:r>
       <w:r>
         <w:rPr>
-          <w:lang w:eastAsia="ru-RU"/>
+          <w:lang w:val="ru-RU"/>
         </w:rPr>
         <w:t xml:space="preserve">: </w:t>
       </w:r>
       <w:r>
-        <w:rPr>
-          <w:lang w:val="en-US" w:eastAsia="ru-RU"/>
-        </w:rPr>
-        <w:t>https</w:t>
-      </w:r>
-      <w:r>
-        <w:rPr>
-          <w:lang w:eastAsia="ru-RU"/>
-        </w:rPr>
-        <w:t>://</w:t>
-      </w:r>
-      <w:proofErr w:type="spellStart"/>
-      <w:r>
-        <w:rPr>
-          <w:lang w:val="en-US" w:eastAsia="ru-RU"/>
-        </w:rPr>
-        <w:t>elibrary</w:t>
-      </w:r>
-      <w:proofErr w:type="spellEnd"/>
-      <w:r>
-        <w:rPr>
-          <w:lang w:eastAsia="ru-RU"/>
-        </w:rPr>
-        <w:t>.</w:t>
-      </w:r>
-      <w:proofErr w:type="spellStart"/>
-      <w:r>
-        <w:rPr>
-          <w:lang w:val="en-US" w:eastAsia="ru-RU"/>
-        </w:rPr>
-        <w:t>ru</w:t>
-      </w:r>
-      <w:proofErr w:type="spellEnd"/>
-      <w:r>
-        <w:rPr>
-          <w:lang w:eastAsia="ru-RU"/>
-        </w:rPr>
-        <w:t>/</w:t>
-      </w:r>
-      <w:r>
-        <w:rPr>
-          <w:lang w:val="en-US" w:eastAsia="ru-RU"/>
-        </w:rPr>
-        <w:t>item</w:t>
-      </w:r>
-      <w:r>
-        <w:rPr>
-          <w:lang w:eastAsia="ru-RU"/>
-        </w:rPr>
-        <w:t>.</w:t>
-      </w:r>
-      <w:r>
-        <w:rPr>
-          <w:lang w:val="en-US" w:eastAsia="ru-RU"/>
-        </w:rPr>
-        <w:t>asp</w:t>
-      </w:r>
-      <w:r>
-        <w:rPr>
-          <w:lang w:eastAsia="ru-RU"/>
-        </w:rPr>
-        <w:t>?</w:t>
-      </w:r>
-      <w:r>
-        <w:rPr>
-          <w:lang w:val="en-US" w:eastAsia="ru-RU"/>
-        </w:rPr>
-        <w:t>id</w:t>
-      </w:r>
-      <w:r>
-        <w:rPr>
-          <w:lang w:eastAsia="ru-RU"/>
-        </w:rPr>
-        <w:t>=50780350</w:t>
-      </w:r>
-      <w:r>
-        <w:rPr>
-          <w:lang w:val="ru-RU" w:eastAsia="ru-RU"/>
-        </w:rPr>
-        <w:t xml:space="preserve"> </w:t>
-      </w:r>
-      <w:r>
-        <w:rPr>
-          <w:lang w:eastAsia="ru-RU"/>
-        </w:rPr>
-        <w:t>(</w:t>
-      </w:r>
-      <w:r>
-        <w:rPr>
-          <w:lang w:eastAsia="ru-RU"/>
-        </w:rPr>
-        <w:t>дата обращения 0</w:t>
-      </w:r>
-      <w:r>
-        <w:rPr>
-          <w:lang w:val="ru-RU" w:eastAsia="ru-RU"/>
-        </w:rPr>
-        <w:t>9</w:t>
-      </w:r>
-      <w:r>
-        <w:rPr>
-          <w:lang w:eastAsia="ru-RU"/>
-        </w:rPr>
-        <w:t>.12.2025</w:t>
-      </w:r>
-      <w:r>
-        <w:rPr>
-          <w:lang w:eastAsia="ru-RU"/>
-        </w:rPr>
-        <w:t>)</w:t>
-      </w:r>
-      <w:r>
-        <w:rPr>
-          <w:lang w:val="ru-RU" w:eastAsia="ru-RU"/>
-        </w:rPr>
-        <w:t>.</w:t>
+        <w:t>https://www.elibrary.ru/item.asp?id=68018103</w:t>
+      </w:r>
+      <w:r>
+        <w:t xml:space="preserve"> </w:t>
+      </w:r>
+      <w:r>
+        <w:rPr>
+          <w:lang w:val="ru-RU"/>
+        </w:rPr>
+        <w:t>(дата обращения: 12.12.2025).</w:t>
       </w:r>
     </w:p>
     <w:p>
@@ -15016,26 +14094,13 @@
           <w:numId w:val="3"/>
         </w:numPr>
         <w:rPr>
-          <w:lang w:eastAsia="ru-RU"/>
-        </w:rPr>
-      </w:pPr>
-      <w:r>
-        <w:rPr>
-          <w:lang w:val="ru-RU" w:eastAsia="ru-RU"/>
-        </w:rPr>
-        <w:lastRenderedPageBreak/>
-        <w:t>24</w:t>
-      </w:r>
-      <w:r>
-        <w:rPr>
-          <w:lang w:eastAsia="ru-RU"/>
-        </w:rPr>
-        <w:t>Толкачева, Е. В. Применение систем автоматического транскрибирования данных фокус-групп при проведении исследований в организациях / Е. В. Толкачева // Инновационная парадигма экономических механизмов хозяйствования : Сборник научных трудов IX Международной научно-практической конференции, Симферополь, 15 мая 2024 года. – Симферополь: ООО "Издательство Типография "Ариал", 2024. – С. 656-658. – EDN PZLBXI.</w:t>
-      </w:r>
-      <w:r>
-        <w:rPr>
-          <w:lang w:eastAsia="ru-RU"/>
-        </w:rPr>
+          <w:lang w:val="ru-RU"/>
+        </w:rPr>
+      </w:pPr>
+      <w:r>
+        <w:t>Паскевичян, А. А. Анализ и сравнение популярны средств разработки в рамках обучения программированию на языке C, C++ / А. А. Паскевичян, А. В. Свищев // Моя профессиональная карьера. – 2023. – Т. 3, № 55. – С. 218-223. – EDN HTPUIH.</w:t>
+      </w:r>
+      <w:r>
         <w:t xml:space="preserve"> </w:t>
       </w:r>
       <w:r>
@@ -15046,131 +14111,73 @@
       </w:r>
       <w:r>
         <w:rPr>
-          <w:lang w:eastAsia="ru-RU"/>
+          <w:lang w:val="ru-RU"/>
         </w:rPr>
         <w:t xml:space="preserve">: </w:t>
       </w:r>
       <w:r>
         <w:rPr>
-          <w:lang w:val="en-US" w:eastAsia="ru-RU"/>
-        </w:rPr>
-        <w:t>https</w:t>
-      </w:r>
-      <w:r>
-        <w:rPr>
-          <w:lang w:eastAsia="ru-RU"/>
-        </w:rPr>
-        <w:t>://</w:t>
-      </w:r>
-      <w:proofErr w:type="spellStart"/>
-      <w:r>
-        <w:rPr>
-          <w:lang w:val="en-US" w:eastAsia="ru-RU"/>
-        </w:rPr>
-        <w:t>elibrary</w:t>
-      </w:r>
-      <w:proofErr w:type="spellEnd"/>
-      <w:r>
-        <w:rPr>
-          <w:lang w:eastAsia="ru-RU"/>
-        </w:rPr>
-        <w:t>.</w:t>
-      </w:r>
-      <w:proofErr w:type="spellStart"/>
-      <w:r>
-        <w:rPr>
-          <w:lang w:val="en-US" w:eastAsia="ru-RU"/>
-        </w:rPr>
-        <w:t>ru</w:t>
-      </w:r>
-      <w:proofErr w:type="spellEnd"/>
-      <w:r>
-        <w:rPr>
-          <w:lang w:eastAsia="ru-RU"/>
-        </w:rPr>
-        <w:t>/</w:t>
-      </w:r>
-      <w:r>
-        <w:rPr>
-          <w:lang w:val="en-US" w:eastAsia="ru-RU"/>
-        </w:rPr>
-        <w:t>item</w:t>
-      </w:r>
-      <w:r>
-        <w:rPr>
-          <w:lang w:eastAsia="ru-RU"/>
-        </w:rPr>
-        <w:t>.</w:t>
-      </w:r>
-      <w:r>
-        <w:rPr>
-          <w:lang w:val="en-US" w:eastAsia="ru-RU"/>
-        </w:rPr>
-        <w:t>asp</w:t>
-      </w:r>
-      <w:r>
-        <w:rPr>
-          <w:lang w:eastAsia="ru-RU"/>
-        </w:rPr>
-        <w:t>?</w:t>
-      </w:r>
-      <w:r>
-        <w:rPr>
-          <w:lang w:val="en-US" w:eastAsia="ru-RU"/>
-        </w:rPr>
-        <w:t>id</w:t>
-      </w:r>
-      <w:r>
-        <w:rPr>
-          <w:lang w:eastAsia="ru-RU"/>
-        </w:rPr>
-        <w:t>=67343956</w:t>
-      </w:r>
-      <w:r>
-        <w:rPr>
-          <w:lang w:eastAsia="ru-RU"/>
-        </w:rPr>
-        <w:t xml:space="preserve"> / (</w:t>
-      </w:r>
-      <w:r>
-        <w:rPr>
-          <w:lang w:eastAsia="ru-RU"/>
-        </w:rPr>
-        <w:t>Дата обращения 0</w:t>
-      </w:r>
-      <w:r>
-        <w:rPr>
-          <w:lang w:val="ru-RU" w:eastAsia="ru-RU"/>
-        </w:rPr>
-        <w:t>9</w:t>
-      </w:r>
-      <w:r>
-        <w:rPr>
-          <w:lang w:eastAsia="ru-RU"/>
-        </w:rPr>
-        <w:t>.12</w:t>
-      </w:r>
-      <w:r>
-        <w:rPr>
-          <w:lang w:val="ru-RU" w:eastAsia="ru-RU"/>
-        </w:rPr>
-        <w:t>.</w:t>
-      </w:r>
-      <w:r>
-        <w:rPr>
-          <w:lang w:eastAsia="ru-RU"/>
-        </w:rPr>
-        <w:t>2025</w:t>
-      </w:r>
-      <w:r>
-        <w:rPr>
-          <w:lang w:eastAsia="ru-RU"/>
-        </w:rPr>
+          <w:lang w:val="ru-RU"/>
+        </w:rPr>
+        <w:t>https://elibrary.ru/item.asp?id</w:t>
+      </w:r>
+      <w:r>
+        <w:rPr>
+          <w:lang w:val="ru-RU"/>
+        </w:rPr>
+        <w:t>=</w:t>
+      </w:r>
+      <w:r>
+        <w:rPr>
+          <w:lang w:val="ru-RU"/>
+        </w:rPr>
+        <w:t>5880</w:t>
+      </w:r>
+      <w:r>
+        <w:rPr>
+          <w:lang w:val="ru-RU"/>
+        </w:rPr>
+        <w:t>3</w:t>
+      </w:r>
+      <w:r>
+        <w:rPr>
+          <w:lang w:val="ru-RU"/>
+        </w:rPr>
+        <w:t>818</w:t>
+      </w:r>
+      <w:r>
+        <w:rPr>
+          <w:lang w:val="ru-RU"/>
+        </w:rPr>
+        <w:t xml:space="preserve"> </w:t>
+      </w:r>
+      <w:r>
+        <w:t>(</w:t>
+      </w:r>
+      <w:r>
+        <w:rPr>
+          <w:lang w:val="ru-RU"/>
+        </w:rPr>
+        <w:t>д</w:t>
+      </w:r>
+      <w:r>
+        <w:rPr>
+          <w:lang w:val="ru-RU"/>
+        </w:rPr>
+        <w:t xml:space="preserve">ата обращения: </w:t>
+      </w:r>
+      <w:r>
+        <w:rPr>
+          <w:lang w:val="ru-RU"/>
+        </w:rPr>
+        <w:t>08.12.2025</w:t>
+      </w:r>
+      <w:r>
         <w:t>)</w:t>
       </w:r>
       <w:r>
         <w:rPr>
-          <w:lang w:val="ru-RU" w:eastAsia="ru-RU"/>
+          <w:lang w:val="ru-RU"/>
         </w:rPr>
         <w:t>.</w:t>
       </w:r>
@@ -15182,21 +14189,10 @@
           <w:ilvl w:val="0"/>
           <w:numId w:val="3"/>
         </w:numPr>
-        <w:rPr>
-          <w:lang w:eastAsia="ru-RU"/>
-        </w:rPr>
-      </w:pPr>
-      <w:r>
-        <w:rPr>
-          <w:lang w:val="ru-RU" w:eastAsia="ru-RU"/>
-        </w:rPr>
-        <w:t>25</w:t>
-      </w:r>
-      <w:r>
-        <w:rPr>
-          <w:lang w:eastAsia="ru-RU"/>
-        </w:rPr>
-        <w:t>Введенская В. В. Транскрибация как метод научного исследования в юриспруденции / В. В. Введенская // Вопросы российского и международного права. - 2021. - Т. 11, № 2A. - С. 262-269.</w:t>
+      </w:pPr>
+      <w:r>
+        <w:lastRenderedPageBreak/>
+        <w:t>Политическая журналистика : учебник для бакалавриата и магистратуры / С. Г. Корконосенко [и др.] ; под ред. С. Г. Корконосенко. — М. : Издательство Юрайт, 2015. — 319 с.</w:t>
       </w:r>
     </w:p>
     <w:p>
@@ -15206,916 +14202,9 @@
           <w:ilvl w:val="0"/>
           <w:numId w:val="3"/>
         </w:numPr>
-        <w:rPr>
-          <w:lang w:eastAsia="ru-RU"/>
-        </w:rPr>
-      </w:pPr>
-      <w:r>
-        <w:rPr>
-          <w:lang w:val="ru-RU" w:eastAsia="ru-RU"/>
-        </w:rPr>
-        <w:t>26</w:t>
-      </w:r>
-      <w:r>
-        <w:rPr>
-          <w:lang w:eastAsia="ru-RU"/>
-        </w:rPr>
-        <w:t>Сивков М. Н. Проблемы и особенности транскрибирования социологических интервью / М. Н. Сивков // Документ. Архив. История. Современность: Сборник научных трудов / Гл. редактор Л.Н. Мазур. Том Выпуск 23. - Екатеринбург: Уральский федеральный университет имени первого Президента России Б.Н. Ельцина, 2023. - С. 14-21.</w:t>
-      </w:r>
-    </w:p>
-    <w:p>
-      <w:pPr>
-        <w:pStyle w:val="a7"/>
-        <w:numPr>
-          <w:ilvl w:val="0"/>
-          <w:numId w:val="3"/>
-        </w:numPr>
-        <w:rPr>
-          <w:sz w:val="48"/>
-        </w:rPr>
-      </w:pPr>
-      <w:r>
-        <w:rPr>
-          <w:lang w:val="ru-RU"/>
-        </w:rPr>
-        <w:t>27</w:t>
-      </w:r>
-      <w:r>
-        <w:t>Как искусственный интеллект упрощает расшифровку аудио и видео</w:t>
-      </w:r>
-      <w:r>
-        <w:rPr>
-          <w:lang w:val="ru-RU"/>
-        </w:rPr>
-        <w:t xml:space="preserve"> </w:t>
-      </w:r>
-      <w:r>
-        <w:rPr>
-          <w:lang w:val="ru-RU"/>
-        </w:rPr>
-        <w:t xml:space="preserve">– Интерфакс. </w:t>
-      </w:r>
-      <w:r>
-        <w:rPr>
-          <w:lang w:val="ru-RU"/>
-        </w:rPr>
-        <w:t>[</w:t>
-      </w:r>
-      <w:r>
-        <w:rPr>
-          <w:lang w:val="ru-RU"/>
-        </w:rPr>
-        <w:t>Электронный ресурс</w:t>
-      </w:r>
-      <w:r>
-        <w:rPr>
-          <w:lang w:val="ru-RU"/>
-        </w:rPr>
-        <w:t>]</w:t>
-      </w:r>
-      <w:r>
-        <w:rPr>
-          <w:lang w:val="ru-RU"/>
-        </w:rPr>
-        <w:t>. Режим доступа:</w:t>
-      </w:r>
-      <w:r>
-        <w:rPr>
-          <w:lang w:val="ru-RU"/>
-        </w:rPr>
-        <w:t xml:space="preserve"> </w:t>
-      </w:r>
-      <w:r>
-        <w:rPr>
-          <w:lang w:eastAsia="ru-RU"/>
-        </w:rPr>
-        <w:t>https://www.interfax.ru/pressreleases/1017</w:t>
-      </w:r>
-      <w:r>
-        <w:rPr>
-          <w:lang w:eastAsia="ru-RU"/>
-        </w:rPr>
-        <w:t>5</w:t>
-      </w:r>
-      <w:r>
-        <w:rPr>
-          <w:lang w:eastAsia="ru-RU"/>
-        </w:rPr>
-        <w:t>11</w:t>
-      </w:r>
-      <w:r>
-        <w:rPr>
-          <w:lang w:eastAsia="ru-RU"/>
-        </w:rPr>
-        <w:t xml:space="preserve"> </w:t>
-      </w:r>
-      <w:r>
-        <w:rPr>
-          <w:lang w:val="ru-RU" w:eastAsia="ru-RU"/>
-        </w:rPr>
-        <w:t>(дата обращения: 10.12.2025).</w:t>
-      </w:r>
-    </w:p>
-    <w:p>
-      <w:pPr>
-        <w:pStyle w:val="a7"/>
-        <w:numPr>
-          <w:ilvl w:val="0"/>
-          <w:numId w:val="3"/>
-        </w:numPr>
-        <w:rPr>
-          <w:sz w:val="24"/>
-        </w:rPr>
-      </w:pPr>
-      <w:r>
-        <w:rPr>
-          <w:lang w:val="ru-RU"/>
-        </w:rPr>
-        <w:t>28</w:t>
-      </w:r>
-      <w:r>
-        <w:t xml:space="preserve">Жауров С. Н. </w:t>
-      </w:r>
-      <w:r>
-        <w:t xml:space="preserve">Метод оптимального выбора библиотек для транскрибации аудиофайлов </w:t>
-      </w:r>
-      <w:r>
-        <w:t xml:space="preserve">// Инновационная наука. 2025. №6-2. </w:t>
-      </w:r>
-      <w:r>
-        <w:rPr>
-          <w:lang w:val="ru-RU"/>
-        </w:rPr>
-        <w:t>Режим доступа</w:t>
-      </w:r>
-      <w:r>
-        <w:t>: https://cyberleninka.ru/article/n/metod-optimalnogo-vybora-bibliotek-dlya-transkribatsii-audiofaylov (дата обращения: 1</w:t>
-      </w:r>
-      <w:r>
-        <w:rPr>
-          <w:lang w:val="ru-RU"/>
-        </w:rPr>
-        <w:t>0</w:t>
-      </w:r>
-      <w:r>
-        <w:t>.12.2025).</w:t>
-      </w:r>
-    </w:p>
-    <w:p>
-      <w:pPr>
-        <w:pStyle w:val="a7"/>
-        <w:numPr>
-          <w:ilvl w:val="0"/>
-          <w:numId w:val="3"/>
-        </w:numPr>
-        <w:rPr>
-          <w:sz w:val="24"/>
-        </w:rPr>
-      </w:pPr>
-      <w:r>
-        <w:rPr>
-          <w:lang w:val="ru-RU"/>
-        </w:rPr>
-        <w:t>29</w:t>
-      </w:r>
-      <w:r>
-        <w:t xml:space="preserve">Брыжинская А. В., Чернова С. В. КРАТКО ПРО DOCKER // Теория и практика современной науки. 2019. №10 (52). </w:t>
-      </w:r>
-      <w:r>
-        <w:rPr>
-          <w:lang w:val="ru-RU"/>
-        </w:rPr>
-        <w:t>Режим доступа</w:t>
-      </w:r>
-      <w:r>
-        <w:t>: https://cyberleninka.ru/article/n/kratko-pro-docker (дата обращения: 1</w:t>
-      </w:r>
-      <w:r>
-        <w:rPr>
-          <w:lang w:val="ru-RU"/>
-        </w:rPr>
-        <w:t>1</w:t>
-      </w:r>
-      <w:r>
-        <w:t>.12.2025).</w:t>
-      </w:r>
-    </w:p>
-    <w:p>
-      <w:pPr>
-        <w:pStyle w:val="a7"/>
-        <w:numPr>
-          <w:ilvl w:val="0"/>
-          <w:numId w:val="3"/>
-        </w:numPr>
-      </w:pPr>
-      <w:r>
-        <w:rPr>
-          <w:lang w:val="ru-RU"/>
-        </w:rPr>
-        <w:t>30</w:t>
-      </w:r>
-      <w:r>
-        <w:t xml:space="preserve">Елизаров, Д.А. Разработка системы транскрибации аудиои видеоконтента // Д.А. Елизаров // Вестник Российского нового </w:t>
-      </w:r>
-      <w:r>
-        <w:lastRenderedPageBreak/>
-        <w:t>университета серия «Сложные системы: модели, анализ, управление». - 2023. № 4. - 87-95</w:t>
-      </w:r>
-      <w:r>
-        <w:t>.</w:t>
-      </w:r>
-    </w:p>
-    <w:p>
-      <w:pPr>
-        <w:pStyle w:val="a7"/>
-        <w:numPr>
-          <w:ilvl w:val="0"/>
-          <w:numId w:val="3"/>
-        </w:numPr>
-      </w:pPr>
-      <w:r>
-        <w:rPr>
-          <w:lang w:val="ru-RU"/>
-        </w:rPr>
-        <w:t>31</w:t>
-      </w:r>
-      <w:r>
-        <w:rPr>
-          <w:lang w:val="ru-RU"/>
-        </w:rPr>
-        <w:t xml:space="preserve">Джураева, А. О. </w:t>
-      </w:r>
-      <w:r>
-        <w:t>Информационные технологии и управление искусственным интеллектом</w:t>
-      </w:r>
-      <w:r>
-        <w:rPr>
-          <w:lang w:val="ru-RU"/>
-        </w:rPr>
-        <w:t xml:space="preserve">: </w:t>
-      </w:r>
-      <w:r>
-        <w:rPr>
-          <w:lang w:val="ru-RU"/>
-        </w:rPr>
-        <w:t>«</w:t>
-      </w:r>
-      <w:r>
-        <w:rPr>
-          <w:lang w:val="ru-RU"/>
-        </w:rPr>
-        <w:t>Издательские решения»</w:t>
-      </w:r>
-      <w:r>
-        <w:rPr>
-          <w:lang w:val="ru-RU"/>
-        </w:rPr>
-        <w:t>, 2024</w:t>
-      </w:r>
-      <w:r>
-        <w:rPr>
-          <w:lang w:val="ru-RU"/>
-        </w:rPr>
-        <w:t xml:space="preserve">. – </w:t>
-      </w:r>
-      <w:r>
-        <w:rPr>
-          <w:lang w:val="ru-RU"/>
-        </w:rPr>
-        <w:t>652</w:t>
-      </w:r>
-      <w:r>
-        <w:rPr>
-          <w:lang w:val="ru-RU"/>
-        </w:rPr>
-        <w:t xml:space="preserve"> с.</w:t>
-      </w:r>
-    </w:p>
-    <w:p>
-      <w:pPr>
-        <w:pStyle w:val="a7"/>
-        <w:numPr>
-          <w:ilvl w:val="0"/>
-          <w:numId w:val="3"/>
-        </w:numPr>
-      </w:pPr>
-      <w:r>
-        <w:rPr>
-          <w:lang w:val="ru-RU"/>
-        </w:rPr>
-        <w:t>32</w:t>
-      </w:r>
-      <w:r>
-        <w:t>Политическая журналистика : учебник для бакалавриата и магистратуры / С. Г. Корконосенко [и др.] ; под ред. С. Г. Корконосенко. — М. : Издательство Юрайт, 2015. — 319 с.</w:t>
-      </w:r>
-    </w:p>
-    <w:p>
-      <w:pPr>
-        <w:pStyle w:val="a7"/>
-        <w:numPr>
-          <w:ilvl w:val="0"/>
-          <w:numId w:val="3"/>
-        </w:numPr>
-      </w:pPr>
-      <w:r>
-        <w:rPr>
-          <w:lang w:val="ru-RU"/>
-        </w:rPr>
-        <w:t>33</w:t>
-      </w:r>
-      <w:r>
-        <w:t>Кузьмичева, К. Е. Сервис для распознавания эмоций на основе анализа записей деловых телефонных разговоров / К. Е. Кузьмичева // Сборник трудов X Конгресса молодых ученых : Материалы Конгресса, Санкт-Петербург, 14–17 апреля 2021 года. Том 1. – Санкт-Петербург: федеральное государственное автономное образовательное учреждение высшего образования "Национальный исследовательский университет ИТМО", 2021. – С. 104-107. – EDN VGZULU.</w:t>
-      </w:r>
-      <w:r>
-        <w:rPr>
-          <w:lang w:val="ru-RU"/>
-        </w:rPr>
-        <w:t xml:space="preserve"> </w:t>
-      </w:r>
-      <w:r>
-        <w:rPr>
-          <w:lang w:val="ru-RU"/>
-        </w:rPr>
-        <w:t>Режим доступа</w:t>
-      </w:r>
-      <w:r>
-        <w:rPr>
-          <w:lang w:val="ru-RU"/>
-        </w:rPr>
-        <w:t xml:space="preserve">: </w:t>
-      </w:r>
-      <w:r>
-        <w:t>https://www.elibrary</w:t>
-      </w:r>
-      <w:r>
-        <w:t>.</w:t>
-      </w:r>
-      <w:r>
-        <w:t>ru/item.asp?id=48004881</w:t>
-      </w:r>
-      <w:r>
-        <w:rPr>
-          <w:lang w:val="ru-RU"/>
-        </w:rPr>
-        <w:t xml:space="preserve"> (дата обращения: 1</w:t>
-      </w:r>
-      <w:r>
-        <w:rPr>
-          <w:lang w:val="ru-RU"/>
-        </w:rPr>
-        <w:t>1</w:t>
-      </w:r>
-      <w:r>
-        <w:rPr>
-          <w:lang w:val="ru-RU"/>
-        </w:rPr>
-        <w:t>.12.2025)</w:t>
-      </w:r>
-      <w:r>
-        <w:rPr>
-          <w:lang w:val="ru-RU"/>
-        </w:rPr>
-        <w:t>.</w:t>
-      </w:r>
-    </w:p>
-    <w:p>
-      <w:pPr>
-        <w:pStyle w:val="a7"/>
-        <w:numPr>
-          <w:ilvl w:val="0"/>
-          <w:numId w:val="3"/>
-        </w:numPr>
-        <w:rPr>
-          <w:sz w:val="24"/>
-        </w:rPr>
-      </w:pPr>
-      <w:r>
-        <w:rPr>
-          <w:lang w:val="ru-RU"/>
-        </w:rPr>
-        <w:t>34</w:t>
-      </w:r>
-      <w:r>
-        <w:t xml:space="preserve">Рылёва А. А., Мелузов О. В. ОБЗОР РАЗЛИЧНЫХ WEB-СЕРВЕРОВ // Форум молодых ученых. 2018. №12-3 (28). </w:t>
-      </w:r>
-      <w:r>
-        <w:rPr>
-          <w:lang w:val="ru-RU"/>
-        </w:rPr>
-        <w:t>Режим доступа</w:t>
-      </w:r>
-      <w:r>
-        <w:t>: https://cyberleninka.ru/article/n/obzor-razlichnyh-web-serverov (дата обращения: 1</w:t>
-      </w:r>
-      <w:r>
-        <w:rPr>
-          <w:lang w:val="ru-RU"/>
-        </w:rPr>
-        <w:t>1</w:t>
-      </w:r>
-      <w:r>
-        <w:t>.12.2025).</w:t>
-      </w:r>
-    </w:p>
-    <w:p>
-      <w:pPr>
-        <w:pStyle w:val="a7"/>
-        <w:numPr>
-          <w:ilvl w:val="0"/>
-          <w:numId w:val="3"/>
-        </w:numPr>
-      </w:pPr>
-      <w:r>
-        <w:rPr>
-          <w:lang w:val="ru-RU"/>
-        </w:rPr>
-        <w:t>35</w:t>
-      </w:r>
-      <w:r>
-        <w:t>Мартынов, А. В. Метод градиентного спуска в машинном обучении / А. В. Мартынов, В. Е. Кандыба // Шаг в науку. – 2022. – № 4. – С. 4-8. – EDN MHHFTM.</w:t>
-      </w:r>
-      <w:r>
-        <w:rPr>
-          <w:lang w:val="ru-RU"/>
-        </w:rPr>
-        <w:t xml:space="preserve"> </w:t>
-      </w:r>
-      <w:r>
-        <w:rPr>
-          <w:lang w:val="ru-RU"/>
-        </w:rPr>
-        <w:t>Режим доступа</w:t>
-      </w:r>
-      <w:r>
-        <w:rPr>
-          <w:lang w:val="ru-RU"/>
-        </w:rPr>
-        <w:t xml:space="preserve">: </w:t>
-      </w:r>
-      <w:r>
-        <w:t>https://www.elibrary.ru/i</w:t>
-      </w:r>
-      <w:r>
-        <w:t>t</w:t>
-      </w:r>
-      <w:r>
-        <w:t>em.asp?id=49988015</w:t>
-      </w:r>
-      <w:r>
-        <w:rPr>
-          <w:lang w:val="ru-RU"/>
-        </w:rPr>
-        <w:t xml:space="preserve"> (дата обращения: 1</w:t>
-      </w:r>
-      <w:r>
-        <w:rPr>
-          <w:lang w:val="ru-RU"/>
-        </w:rPr>
-        <w:t>2</w:t>
-      </w:r>
-      <w:r>
-        <w:rPr>
-          <w:lang w:val="ru-RU"/>
-        </w:rPr>
-        <w:t>.12.2025)</w:t>
-      </w:r>
-      <w:r>
-        <w:rPr>
-          <w:lang w:val="ru-RU"/>
-        </w:rPr>
-        <w:t>.</w:t>
-      </w:r>
-    </w:p>
-    <w:p>
-      <w:pPr>
-        <w:pStyle w:val="a7"/>
-        <w:numPr>
-          <w:ilvl w:val="0"/>
-          <w:numId w:val="3"/>
-        </w:numPr>
-      </w:pPr>
-      <w:r>
-        <w:rPr>
-          <w:lang w:val="ru-RU"/>
-        </w:rPr>
-        <w:t>36</w:t>
-      </w:r>
-      <w:r>
-        <w:rPr>
-          <w:lang w:val="ru-RU"/>
-        </w:rPr>
-        <w:t xml:space="preserve">Вучков И., Бояджиева Л., </w:t>
-      </w:r>
-      <w:proofErr w:type="spellStart"/>
-      <w:r>
-        <w:rPr>
-          <w:lang w:val="ru-RU"/>
-        </w:rPr>
-        <w:t>Солаков</w:t>
-      </w:r>
-      <w:proofErr w:type="spellEnd"/>
-      <w:r>
-        <w:rPr>
-          <w:lang w:val="ru-RU"/>
-        </w:rPr>
-        <w:t xml:space="preserve"> Е. Прикладной линейный регрессионный анализ. М.: Финансы и статистика, 1987. - 230 с.</w:t>
-      </w:r>
-    </w:p>
-    <w:p>
-      <w:pPr>
-        <w:pStyle w:val="a7"/>
-        <w:numPr>
-          <w:ilvl w:val="0"/>
-          <w:numId w:val="3"/>
-        </w:numPr>
-        <w:rPr>
-          <w:sz w:val="24"/>
-        </w:rPr>
-      </w:pPr>
-      <w:r>
-        <w:rPr>
-          <w:lang w:val="ru-RU"/>
-        </w:rPr>
-        <w:t>37</w:t>
-      </w:r>
-      <w:r>
-        <w:t xml:space="preserve">Ротова О. М., Шибанова А. Д. ОСНОВНЫЕ ПРИНЦИПЫ МЕТОДА ЛИНЕЙНОЙ РЕГРЕССИИ // Теория и практика современной науки. </w:t>
-      </w:r>
-      <w:r>
-        <w:lastRenderedPageBreak/>
-        <w:t xml:space="preserve">2020. №1 (55). </w:t>
-      </w:r>
-      <w:r>
-        <w:rPr>
-          <w:lang w:val="ru-RU"/>
-        </w:rPr>
-        <w:t>Режим доступа</w:t>
-      </w:r>
-      <w:r>
-        <w:t>: https://cyberleninka.ru/article/n/osnovnye-printsipy-metoda-lineynoy-regressii (дата обращения: 1</w:t>
-      </w:r>
-      <w:r>
-        <w:rPr>
-          <w:lang w:val="ru-RU"/>
-        </w:rPr>
-        <w:t>2</w:t>
-      </w:r>
-      <w:r>
-        <w:t>.12.2025).</w:t>
-      </w:r>
-    </w:p>
-    <w:p>
-      <w:pPr>
-        <w:pStyle w:val="a7"/>
-        <w:numPr>
-          <w:ilvl w:val="0"/>
-          <w:numId w:val="3"/>
-        </w:numPr>
-      </w:pPr>
-      <w:r>
-        <w:rPr>
-          <w:lang w:val="ru-RU"/>
-        </w:rPr>
-        <w:t>38</w:t>
-      </w:r>
-      <w:r>
-        <w:t>Траск, Э. Грокаем глубокое обучение / Э. Траск; перевод с английского А. Киселев; редакторы: Ю. Сергиенко [и др.]. — Санкт-Петербург : Питер, 2024. — 355 с.</w:t>
-      </w:r>
-    </w:p>
-    <w:p>
-      <w:pPr>
-        <w:pStyle w:val="a7"/>
-        <w:numPr>
-          <w:ilvl w:val="0"/>
-          <w:numId w:val="3"/>
-        </w:numPr>
-      </w:pPr>
-      <w:r>
-        <w:rPr>
-          <w:lang w:val="en-US"/>
-        </w:rPr>
-        <w:t>39</w:t>
-      </w:r>
-      <w:r>
-        <w:t>Roman Aperdannier, Sigurd Schacht, Alexander Piazza. A Review</w:t>
-      </w:r>
-      <w:r>
-        <w:rPr>
-          <w:lang w:val="en-US"/>
-        </w:rPr>
-        <w:t xml:space="preserve"> </w:t>
-      </w:r>
-      <w:r>
-        <w:t>of Common Online Speaker Diarization Methods // arxiv.org URL:</w:t>
-      </w:r>
-      <w:r>
-        <w:rPr>
-          <w:lang w:val="en-US"/>
-        </w:rPr>
-        <w:t xml:space="preserve"> </w:t>
-      </w:r>
-      <w:r>
-        <w:t xml:space="preserve">https://arxiv.org/pdf/2406.14464v1 (дата обращения: </w:t>
-      </w:r>
-      <w:r>
-        <w:rPr>
-          <w:lang w:val="en-US"/>
-        </w:rPr>
-        <w:t>1</w:t>
-      </w:r>
-      <w:r>
-        <w:rPr>
-          <w:lang w:val="en-US"/>
-        </w:rPr>
-        <w:t>2</w:t>
-      </w:r>
-      <w:r>
-        <w:t>.</w:t>
-      </w:r>
-      <w:r>
-        <w:rPr>
-          <w:lang w:val="en-US"/>
-        </w:rPr>
-        <w:t>12</w:t>
-      </w:r>
-      <w:r>
-        <w:t>.202</w:t>
-      </w:r>
-      <w:r>
-        <w:rPr>
-          <w:lang w:val="en-US"/>
-        </w:rPr>
-        <w:t>5</w:t>
-      </w:r>
-      <w:r>
-        <w:t>).</w:t>
-      </w:r>
-    </w:p>
-    <w:p>
-      <w:pPr>
-        <w:pStyle w:val="a7"/>
-        <w:numPr>
-          <w:ilvl w:val="0"/>
-          <w:numId w:val="3"/>
-        </w:numPr>
-      </w:pPr>
-      <w:r>
-        <w:rPr>
-          <w:lang w:val="en-US"/>
-        </w:rPr>
-        <w:t>40</w:t>
-      </w:r>
-      <w:r>
-        <w:t>Gandhi S., Hollemans M., Khalusova M., Srivastav V. Preprocessing an audio dataset // Huggingface.co. URL:</w:t>
-      </w:r>
-      <w:r>
-        <w:rPr>
-          <w:lang w:val="en-US"/>
-        </w:rPr>
-        <w:t xml:space="preserve"> </w:t>
-      </w:r>
-      <w:r>
-        <w:t xml:space="preserve">https://huggingface.co/learn/audio-course/chapter1/preprocessing (дата обращения: </w:t>
-      </w:r>
-      <w:r>
-        <w:rPr>
-          <w:lang w:val="en-US"/>
-        </w:rPr>
-        <w:t>1</w:t>
-      </w:r>
-      <w:r>
-        <w:rPr>
-          <w:lang w:val="en-US"/>
-        </w:rPr>
-        <w:t>2</w:t>
-      </w:r>
-      <w:r>
-        <w:t>.</w:t>
-      </w:r>
-      <w:r>
-        <w:rPr>
-          <w:lang w:val="en-US"/>
-        </w:rPr>
-        <w:t>12</w:t>
-      </w:r>
-      <w:r>
-        <w:t>.</w:t>
-      </w:r>
-      <w:r>
-        <w:rPr>
-          <w:lang w:val="en-US"/>
-        </w:rPr>
-        <w:t>2025</w:t>
-      </w:r>
-      <w:r>
-        <w:t>).</w:t>
-      </w:r>
-    </w:p>
-    <w:p>
-      <w:pPr>
-        <w:pStyle w:val="a7"/>
-        <w:numPr>
-          <w:ilvl w:val="0"/>
-          <w:numId w:val="3"/>
-        </w:numPr>
-      </w:pPr>
-      <w:r>
-        <w:rPr>
-          <w:lang w:val="ru-RU"/>
-        </w:rPr>
-        <w:t>41</w:t>
-      </w:r>
-      <w:r>
-        <w:t>Васенков, П. А. Улучшение модели распознавания речи с помощью диаризации / П. А. Васенков, О. Д. Лысенко, В. А. Щеглов // Электронный журнал: наука, техника и образование. – 2024. – № S2(49). – С. 190-196. – EDN IAPSHM.</w:t>
-      </w:r>
-      <w:r>
-        <w:rPr>
-          <w:lang w:val="ru-RU"/>
-        </w:rPr>
-        <w:t xml:space="preserve"> </w:t>
-      </w:r>
-      <w:r>
-        <w:rPr>
-          <w:lang w:val="ru-RU"/>
-        </w:rPr>
-        <w:t>Режим доступа</w:t>
-      </w:r>
-      <w:r>
-        <w:rPr>
-          <w:lang w:val="ru-RU"/>
-        </w:rPr>
-        <w:t xml:space="preserve">: </w:t>
-      </w:r>
-      <w:r>
-        <w:t>https://www.elibrary.ru/item.asp?id=75252396</w:t>
-      </w:r>
-      <w:r>
-        <w:t xml:space="preserve"> </w:t>
-      </w:r>
-      <w:r>
-        <w:rPr>
-          <w:lang w:val="ru-RU"/>
-        </w:rPr>
-        <w:t>(дата обращения: 12.12.2025)</w:t>
-      </w:r>
-      <w:r>
-        <w:rPr>
-          <w:lang w:val="ru-RU"/>
-        </w:rPr>
-        <w:t>.</w:t>
-      </w:r>
-    </w:p>
-    <w:p>
-      <w:pPr>
-        <w:pStyle w:val="a7"/>
-        <w:numPr>
-          <w:ilvl w:val="0"/>
-          <w:numId w:val="3"/>
-        </w:numPr>
-      </w:pPr>
-      <w:r>
-        <w:rPr>
-          <w:lang w:val="ru-RU"/>
-        </w:rPr>
-        <w:t>42</w:t>
-      </w:r>
-      <w:r>
-        <w:t>Охлопков, С. М. Исследование особенностей алгоритма сортировки Timsort / С. М. Охлопков // Математическое моделирование и информационные технологии : Девятнадцатая всероссийская (одиннадцатая международная) научно-техническая конференция студентов, аспирантов и молодых ученых. Материалы конференции. В 6-ти томах, Иваново, 14–16 мая 2024 года. – Иваново: Ивановский государственный энергетический университет им. В.И. Ленина, 2024. – С. 92. – EDN SVEAXQ.</w:t>
-      </w:r>
-      <w:r>
-        <w:rPr>
-          <w:lang w:val="ru-RU"/>
-        </w:rPr>
-        <w:t xml:space="preserve"> </w:t>
-      </w:r>
-      <w:r>
-        <w:rPr>
-          <w:lang w:val="ru-RU"/>
-        </w:rPr>
-        <w:t>Режим доступа</w:t>
-      </w:r>
-      <w:r>
-        <w:rPr>
-          <w:lang w:val="ru-RU"/>
-        </w:rPr>
-        <w:t xml:space="preserve">: </w:t>
-      </w:r>
-      <w:r>
-        <w:t>https://www.elibrary.ru/item.asp?id=68018103</w:t>
-      </w:r>
-      <w:r>
-        <w:t xml:space="preserve"> </w:t>
-      </w:r>
-      <w:r>
-        <w:rPr>
-          <w:lang w:val="ru-RU"/>
-        </w:rPr>
-        <w:t>(дата обращения: 12.12.2025)</w:t>
-      </w:r>
-      <w:r>
-        <w:rPr>
-          <w:lang w:val="ru-RU"/>
-        </w:rPr>
-        <w:t>.</w:t>
-      </w:r>
-    </w:p>
-    <w:p>
-      <w:pPr>
-        <w:pStyle w:val="a7"/>
-        <w:numPr>
-          <w:ilvl w:val="0"/>
-          <w:numId w:val="3"/>
-        </w:numPr>
-      </w:pPr>
-      <w:r>
-        <w:rPr>
-          <w:lang w:val="en-US"/>
-        </w:rPr>
-        <w:t>43</w:t>
-      </w:r>
-      <w:r>
-        <w:t xml:space="preserve">cpython/Objects/listobject.c </w:t>
-      </w:r>
-      <w:proofErr w:type="spellStart"/>
-      <w:r>
-        <w:rPr>
-          <w:lang w:val="en-US"/>
-        </w:rPr>
-        <w:t>find</w:t>
-      </w:r>
-      <w:r>
-        <w:rPr>
-          <w:lang w:val="en-US"/>
-        </w:rPr>
-        <w:t>index</w:t>
-      </w:r>
-      <w:proofErr w:type="spellEnd"/>
-      <w:r>
-        <w:rPr>
-          <w:lang w:val="en-US"/>
-        </w:rPr>
-        <w:t xml:space="preserve"> method</w:t>
-      </w:r>
-      <w:r>
-        <w:t xml:space="preserve"> </w:t>
-      </w:r>
-      <w:r>
-        <w:t>source code</w:t>
-      </w:r>
-      <w:r>
-        <w:t xml:space="preserve"> </w:t>
-      </w:r>
-      <w:r>
-        <w:t>–</w:t>
-      </w:r>
-      <w:r>
-        <w:t xml:space="preserve"> GitHub. </w:t>
-      </w:r>
-      <w:r>
-        <w:t>[</w:t>
-      </w:r>
-      <w:r>
-        <w:rPr>
-          <w:lang w:val="ru-RU"/>
-        </w:rPr>
-        <w:t>Электронный</w:t>
-      </w:r>
-      <w:r>
-        <w:rPr>
-          <w:lang w:val="en-US"/>
-        </w:rPr>
-        <w:t xml:space="preserve"> </w:t>
-      </w:r>
-      <w:r>
-        <w:rPr>
-          <w:lang w:val="ru-RU"/>
-        </w:rPr>
-        <w:t>ресурс</w:t>
-      </w:r>
-      <w:r>
-        <w:t>]</w:t>
-      </w:r>
-      <w:r>
-        <w:rPr>
-          <w:lang w:val="en-US"/>
-        </w:rPr>
-        <w:t xml:space="preserve">. </w:t>
-      </w:r>
-      <w:r>
-        <w:rPr>
-          <w:lang w:val="ru-RU"/>
-        </w:rPr>
-        <w:t xml:space="preserve">Режим доступа: </w:t>
-      </w:r>
-      <w:r>
-        <w:lastRenderedPageBreak/>
-        <w:t>https://github.com/python/cpython/blob/e6373c0d8b59512aa7f0dea7f3fb162b6ed10fa4/Objects/listobject.c#L2601</w:t>
-      </w:r>
-      <w:r>
-        <w:rPr>
-          <w:lang w:val="ru-RU"/>
-        </w:rPr>
-        <w:t xml:space="preserve"> (дата обращения: 12.12.2025).</w:t>
+      </w:pPr>
+      <w:r>
+        <w:t>Полуэктова, Н. Р. Разработка веб-приложений : учебное пособие для вузов – 2-е изд. – Москва : Издательство Юрайт, 2024. — 204 с.18</w:t>
       </w:r>
     </w:p>
     <w:p>
@@ -16135,12 +14224,6 @@
         </w:rPr>
       </w:pPr>
       <w:r>
-        <w:rPr>
-          <w:lang w:val="ru-RU"/>
-        </w:rPr>
-        <w:t>44</w:t>
-      </w:r>
-      <w:r>
         <w:t>«Привет, мир»: разбираем каждый шаг хэш-алгоритма SHA-256</w:t>
       </w:r>
       <w:r>
@@ -16187,6 +14270,1476 @@
       </w:r>
       <w:r>
         <w:t>).</w:t>
+      </w:r>
+    </w:p>
+    <w:p>
+      <w:pPr>
+        <w:pStyle w:val="a7"/>
+        <w:numPr>
+          <w:ilvl w:val="0"/>
+          <w:numId w:val="3"/>
+        </w:numPr>
+        <w:rPr>
+          <w:sz w:val="24"/>
+        </w:rPr>
+      </w:pPr>
+      <w:r>
+        <w:t xml:space="preserve">Ротова О. М., Шибанова А. Д. </w:t>
+      </w:r>
+      <w:r>
+        <w:t>Основные принципы метода линейной регрессии</w:t>
+      </w:r>
+      <w:r>
+        <w:t xml:space="preserve"> // Теория и практика современной науки. 2020. №1 (55). </w:t>
+      </w:r>
+      <w:r>
+        <w:rPr>
+          <w:lang w:val="ru-RU"/>
+        </w:rPr>
+        <w:t>Режим доступа</w:t>
+      </w:r>
+      <w:r>
+        <w:t>: https://cyberleninka.ru/article/n/osnovnye-printsipy-metoda-lineynoy-regressii (дата обращения: 1</w:t>
+      </w:r>
+      <w:r>
+        <w:rPr>
+          <w:lang w:val="ru-RU"/>
+        </w:rPr>
+        <w:t>2</w:t>
+      </w:r>
+      <w:r>
+        <w:t>.12.2025).</w:t>
+      </w:r>
+      <w:r>
+        <w:t>37</w:t>
+      </w:r>
+    </w:p>
+    <w:p>
+      <w:pPr>
+        <w:pStyle w:val="a7"/>
+        <w:numPr>
+          <w:ilvl w:val="0"/>
+          <w:numId w:val="3"/>
+        </w:numPr>
+        <w:rPr>
+          <w:sz w:val="24"/>
+        </w:rPr>
+      </w:pPr>
+      <w:r>
+        <w:t xml:space="preserve">Рылёва А. А., Мелузов О. В. </w:t>
+      </w:r>
+      <w:r>
+        <w:t xml:space="preserve">Обзор различных </w:t>
+      </w:r>
+      <w:r>
+        <w:rPr>
+          <w:lang w:val="en-US"/>
+        </w:rPr>
+        <w:t>W</w:t>
+      </w:r>
+      <w:r>
+        <w:t>eb-серверов</w:t>
+      </w:r>
+      <w:r>
+        <w:t xml:space="preserve"> // Форум молодых ученых. 2018. №12-3 (28). </w:t>
+      </w:r>
+      <w:r>
+        <w:rPr>
+          <w:lang w:val="ru-RU"/>
+        </w:rPr>
+        <w:t>Режим доступа</w:t>
+      </w:r>
+      <w:r>
+        <w:t>: https://cyberleninka.ru/article/n/obzor-razlichnyh-web-serverov (дата обращения: 1</w:t>
+      </w:r>
+      <w:r>
+        <w:rPr>
+          <w:lang w:val="ru-RU"/>
+        </w:rPr>
+        <w:t>1</w:t>
+      </w:r>
+      <w:r>
+        <w:t>.12.2025).</w:t>
+      </w:r>
+    </w:p>
+    <w:p>
+      <w:pPr>
+        <w:pStyle w:val="a7"/>
+        <w:numPr>
+          <w:ilvl w:val="0"/>
+          <w:numId w:val="3"/>
+        </w:numPr>
+        <w:rPr>
+          <w:lang w:eastAsia="ru-RU"/>
+        </w:rPr>
+      </w:pPr>
+      <w:r>
+        <w:rPr>
+          <w:lang w:eastAsia="ru-RU"/>
+        </w:rPr>
+        <w:t>Сивков М. Н. Проблемы и особенности транскрибирования социологических интервью / М. Н. Сивков // Документ. Архив. История. Современность: Сборник научных трудов / Гл. редактор Л.Н. Мазур. Том Выпуск 23. - Екатеринбург: Уральский федеральный университет имени первого Президента России Б.Н. Ельцина, 2023. - С. 14-21.</w:t>
+      </w:r>
+    </w:p>
+    <w:p>
+      <w:pPr>
+        <w:pStyle w:val="a7"/>
+        <w:numPr>
+          <w:ilvl w:val="0"/>
+          <w:numId w:val="3"/>
+        </w:numPr>
+      </w:pPr>
+      <w:r>
+        <w:t>Страуструп, Б. Язык программирования C++. Краткий курс, 2-е изд. : Пер. с англ. – СПб. : ООО «Диалектика», 2019. – 320 с.</w:t>
+      </w:r>
+    </w:p>
+    <w:p>
+      <w:pPr>
+        <w:pStyle w:val="a7"/>
+        <w:numPr>
+          <w:ilvl w:val="0"/>
+          <w:numId w:val="3"/>
+        </w:numPr>
+        <w:rPr>
+          <w:lang w:eastAsia="ru-RU"/>
+        </w:rPr>
+      </w:pPr>
+      <w:r>
+        <w:rPr>
+          <w:lang w:eastAsia="ru-RU"/>
+        </w:rPr>
+        <w:t xml:space="preserve">Толкачева, Е. В. Применение систем автоматического транскрибирования данных фокус-групп при проведении исследований в организациях / Е. В. Толкачева // Инновационная парадигма экономических механизмов хозяйствования : Сборник научных трудов IX Международной научно-практической конференции, Симферополь, 15 мая 2024 года. – Симферополь: ООО "Издательство Типография </w:t>
+      </w:r>
+      <w:r>
+        <w:rPr>
+          <w:lang w:eastAsia="ru-RU"/>
+        </w:rPr>
+        <w:lastRenderedPageBreak/>
+        <w:t>"Ариал", 2024. – С. 656-658. – EDN PZLBXI.</w:t>
+      </w:r>
+      <w:r>
+        <w:rPr>
+          <w:lang w:eastAsia="ru-RU"/>
+        </w:rPr>
+        <w:t xml:space="preserve"> </w:t>
+      </w:r>
+      <w:r>
+        <w:rPr>
+          <w:lang w:val="ru-RU"/>
+        </w:rPr>
+        <w:t>Режим доступа</w:t>
+      </w:r>
+      <w:r>
+        <w:rPr>
+          <w:lang w:eastAsia="ru-RU"/>
+        </w:rPr>
+        <w:t xml:space="preserve">: </w:t>
+      </w:r>
+      <w:r>
+        <w:rPr>
+          <w:lang w:val="en-US" w:eastAsia="ru-RU"/>
+        </w:rPr>
+        <w:t>https</w:t>
+      </w:r>
+      <w:r>
+        <w:rPr>
+          <w:lang w:eastAsia="ru-RU"/>
+        </w:rPr>
+        <w:t>://</w:t>
+      </w:r>
+      <w:proofErr w:type="spellStart"/>
+      <w:r>
+        <w:rPr>
+          <w:lang w:val="en-US" w:eastAsia="ru-RU"/>
+        </w:rPr>
+        <w:t>elibrary</w:t>
+      </w:r>
+      <w:proofErr w:type="spellEnd"/>
+      <w:r>
+        <w:rPr>
+          <w:lang w:eastAsia="ru-RU"/>
+        </w:rPr>
+        <w:t>.</w:t>
+      </w:r>
+      <w:proofErr w:type="spellStart"/>
+      <w:r>
+        <w:rPr>
+          <w:lang w:val="en-US" w:eastAsia="ru-RU"/>
+        </w:rPr>
+        <w:t>ru</w:t>
+      </w:r>
+      <w:proofErr w:type="spellEnd"/>
+      <w:r>
+        <w:rPr>
+          <w:lang w:eastAsia="ru-RU"/>
+        </w:rPr>
+        <w:t>/</w:t>
+      </w:r>
+      <w:r>
+        <w:rPr>
+          <w:lang w:val="en-US" w:eastAsia="ru-RU"/>
+        </w:rPr>
+        <w:t>item</w:t>
+      </w:r>
+      <w:r>
+        <w:rPr>
+          <w:lang w:eastAsia="ru-RU"/>
+        </w:rPr>
+        <w:t>.</w:t>
+      </w:r>
+      <w:r>
+        <w:rPr>
+          <w:lang w:val="en-US" w:eastAsia="ru-RU"/>
+        </w:rPr>
+        <w:t>asp</w:t>
+      </w:r>
+      <w:r>
+        <w:rPr>
+          <w:lang w:eastAsia="ru-RU"/>
+        </w:rPr>
+        <w:t>?</w:t>
+      </w:r>
+      <w:r>
+        <w:rPr>
+          <w:lang w:val="en-US" w:eastAsia="ru-RU"/>
+        </w:rPr>
+        <w:t>id</w:t>
+      </w:r>
+      <w:r>
+        <w:rPr>
+          <w:lang w:eastAsia="ru-RU"/>
+        </w:rPr>
+        <w:t>=67343956</w:t>
+      </w:r>
+      <w:r>
+        <w:rPr>
+          <w:lang w:eastAsia="ru-RU"/>
+        </w:rPr>
+        <w:t xml:space="preserve"> / (</w:t>
+      </w:r>
+      <w:r>
+        <w:rPr>
+          <w:lang w:eastAsia="ru-RU"/>
+        </w:rPr>
+        <w:t>Дата обращения 0</w:t>
+      </w:r>
+      <w:r>
+        <w:rPr>
+          <w:lang w:val="ru-RU" w:eastAsia="ru-RU"/>
+        </w:rPr>
+        <w:t>9</w:t>
+      </w:r>
+      <w:r>
+        <w:rPr>
+          <w:lang w:eastAsia="ru-RU"/>
+        </w:rPr>
+        <w:t>.12</w:t>
+      </w:r>
+      <w:r>
+        <w:rPr>
+          <w:lang w:val="ru-RU" w:eastAsia="ru-RU"/>
+        </w:rPr>
+        <w:t>.</w:t>
+      </w:r>
+      <w:r>
+        <w:rPr>
+          <w:lang w:eastAsia="ru-RU"/>
+        </w:rPr>
+        <w:t>2025</w:t>
+      </w:r>
+      <w:r>
+        <w:rPr>
+          <w:lang w:eastAsia="ru-RU"/>
+        </w:rPr>
+        <w:t>)</w:t>
+      </w:r>
+      <w:r>
+        <w:rPr>
+          <w:lang w:val="ru-RU" w:eastAsia="ru-RU"/>
+        </w:rPr>
+        <w:t>.</w:t>
+      </w:r>
+    </w:p>
+    <w:p>
+      <w:pPr>
+        <w:pStyle w:val="a7"/>
+        <w:numPr>
+          <w:ilvl w:val="0"/>
+          <w:numId w:val="3"/>
+        </w:numPr>
+      </w:pPr>
+      <w:r>
+        <w:t>Траск, Э. Грокаем глубокое обучение / Э. Траск; перевод с английского А. Киселев; редакторы: Ю. Сергиенко [и др.]. — Санкт-Петербург : Питер, 2024. — 355 с.</w:t>
+      </w:r>
+    </w:p>
+    <w:p>
+      <w:pPr>
+        <w:pStyle w:val="a7"/>
+        <w:numPr>
+          <w:ilvl w:val="0"/>
+          <w:numId w:val="3"/>
+        </w:numPr>
+        <w:rPr>
+          <w:lang w:eastAsia="ru-RU"/>
+        </w:rPr>
+      </w:pPr>
+      <w:r>
+        <w:t xml:space="preserve">Цифровые технологии анализа данных в сельском хозяйстве / А. П. Зинченко, А. В. Уколова, В. В. Демичев [и др.] ; Российский государственный аграрный университет – МСХА им. К. А. Тимирязева. – Москва : Научный консультант, 2022. – 260 с. : ил., табл. – Режим </w:t>
+      </w:r>
+      <w:r>
+        <w:rPr>
+          <w:color w:val="000000" w:themeColor="text1"/>
+        </w:rPr>
+        <w:t xml:space="preserve">доступа: по подписке. – </w:t>
+      </w:r>
+      <w:r>
+        <w:rPr>
+          <w:color w:val="000000" w:themeColor="text1"/>
+          <w:lang w:val="ru-RU"/>
+        </w:rPr>
+        <w:t>Режим доступа</w:t>
+      </w:r>
+      <w:r>
+        <w:rPr>
+          <w:color w:val="000000" w:themeColor="text1"/>
+        </w:rPr>
+        <w:t xml:space="preserve">: https://biblioclub.ru/index.php?page=book&amp;id=712235 (дата обращения: </w:t>
+      </w:r>
+      <w:r>
+        <w:rPr>
+          <w:color w:val="000000" w:themeColor="text1"/>
+          <w:lang w:val="ru-RU"/>
+        </w:rPr>
+        <w:t>09</w:t>
+      </w:r>
+      <w:r>
+        <w:rPr>
+          <w:color w:val="000000" w:themeColor="text1"/>
+        </w:rPr>
+        <w:t>.12.2025).</w:t>
+      </w:r>
+    </w:p>
+    <w:p>
+      <w:pPr>
+        <w:pStyle w:val="a7"/>
+        <w:numPr>
+          <w:ilvl w:val="0"/>
+          <w:numId w:val="3"/>
+        </w:numPr>
+      </w:pPr>
+      <w:r>
+        <w:t xml:space="preserve">Чепцов Михаил Николаевич, Подолян Александр Анатольевич, Гавриченков Игорь Сергеевич </w:t>
+      </w:r>
+      <w:r>
+        <w:rPr>
+          <w:lang w:val="ru-RU"/>
+        </w:rPr>
+        <w:t>М</w:t>
+      </w:r>
+      <w:r>
+        <w:t xml:space="preserve">одель голосового управления движением поездов на станции </w:t>
+      </w:r>
+      <w:r>
+        <w:t xml:space="preserve">// Сборник научных трудов ДОНИЖТ. 2024. №1 (72). </w:t>
+      </w:r>
+      <w:r>
+        <w:rPr>
+          <w:lang w:val="ru-RU"/>
+        </w:rPr>
+        <w:t>Режим доступа</w:t>
+      </w:r>
+      <w:r>
+        <w:t xml:space="preserve">: https://cyberleninka.ru/article/n/model-golosovogo-upravleniya-dvizheniem-poezdov-na-stantsii (дата обращения: </w:t>
+      </w:r>
+      <w:r>
+        <w:rPr>
+          <w:lang w:val="ru-RU"/>
+        </w:rPr>
+        <w:t>08</w:t>
+      </w:r>
+      <w:r>
+        <w:t>.12.2025).</w:t>
+      </w:r>
+    </w:p>
+    <w:p>
+      <w:pPr>
+        <w:pStyle w:val="a7"/>
+        <w:numPr>
+          <w:ilvl w:val="0"/>
+          <w:numId w:val="3"/>
+        </w:numPr>
+        <w:rPr>
+          <w:lang w:eastAsia="ru-RU"/>
+        </w:rPr>
+      </w:pPr>
+      <w:r>
+        <w:rPr>
+          <w:lang w:eastAsia="ru-RU"/>
+        </w:rPr>
+        <w:t>Что такое транскрибация и зачем она нужна в современном мире?</w:t>
+      </w:r>
+      <w:r>
+        <w:rPr>
+          <w:lang w:val="ru-RU" w:eastAsia="ru-RU"/>
+        </w:rPr>
+        <w:t xml:space="preserve"> </w:t>
+      </w:r>
+      <w:r>
+        <w:rPr>
+          <w:lang w:val="ru-RU" w:eastAsia="ru-RU"/>
+        </w:rPr>
+        <w:t>–</w:t>
+      </w:r>
+      <w:r>
+        <w:rPr>
+          <w:lang w:val="ru-RU" w:eastAsia="ru-RU"/>
+        </w:rPr>
+        <w:t xml:space="preserve"> </w:t>
+      </w:r>
+      <w:r>
+        <w:rPr>
+          <w:lang w:val="ru-RU" w:eastAsia="ru-RU"/>
+        </w:rPr>
+        <w:t xml:space="preserve">Интерфакс. </w:t>
+      </w:r>
+      <w:r>
+        <w:rPr>
+          <w:lang w:val="ru-RU" w:eastAsia="ru-RU"/>
+        </w:rPr>
+        <w:t>[</w:t>
+      </w:r>
+      <w:r>
+        <w:rPr>
+          <w:lang w:val="ru-RU" w:eastAsia="ru-RU"/>
+        </w:rPr>
+        <w:t>Электронный ресурс</w:t>
+      </w:r>
+      <w:r>
+        <w:rPr>
+          <w:lang w:val="ru-RU" w:eastAsia="ru-RU"/>
+        </w:rPr>
+        <w:t>]</w:t>
+      </w:r>
+      <w:r>
+        <w:rPr>
+          <w:lang w:eastAsia="ru-RU"/>
+        </w:rPr>
+        <w:t xml:space="preserve"> </w:t>
+      </w:r>
+      <w:r>
+        <w:rPr>
+          <w:lang w:val="ru-RU" w:eastAsia="ru-RU"/>
+        </w:rPr>
+        <w:t>Режим доступа</w:t>
+      </w:r>
+      <w:r>
+        <w:rPr>
+          <w:lang w:eastAsia="ru-RU"/>
+        </w:rPr>
+        <w:t xml:space="preserve">: </w:t>
+      </w:r>
+      <w:r>
+        <w:rPr>
+          <w:lang w:val="en-US" w:eastAsia="ru-RU"/>
+        </w:rPr>
+        <w:t>https</w:t>
+      </w:r>
+      <w:r>
+        <w:rPr>
+          <w:lang w:eastAsia="ru-RU"/>
+        </w:rPr>
+        <w:t>://</w:t>
+      </w:r>
+      <w:r>
+        <w:rPr>
+          <w:lang w:val="en-US" w:eastAsia="ru-RU"/>
+        </w:rPr>
+        <w:t>www</w:t>
+      </w:r>
+      <w:r>
+        <w:rPr>
+          <w:lang w:eastAsia="ru-RU"/>
+        </w:rPr>
+        <w:t>.</w:t>
+      </w:r>
+      <w:proofErr w:type="spellStart"/>
+      <w:r>
+        <w:rPr>
+          <w:lang w:val="en-US" w:eastAsia="ru-RU"/>
+        </w:rPr>
+        <w:t>interfax</w:t>
+      </w:r>
+      <w:proofErr w:type="spellEnd"/>
+      <w:r>
+        <w:rPr>
+          <w:lang w:eastAsia="ru-RU"/>
+        </w:rPr>
+        <w:t>.</w:t>
+      </w:r>
+      <w:proofErr w:type="spellStart"/>
+      <w:r>
+        <w:rPr>
+          <w:lang w:val="en-US" w:eastAsia="ru-RU"/>
+        </w:rPr>
+        <w:t>ru</w:t>
+      </w:r>
+      <w:proofErr w:type="spellEnd"/>
+      <w:r>
+        <w:rPr>
+          <w:lang w:eastAsia="ru-RU"/>
+        </w:rPr>
+        <w:t>/</w:t>
+      </w:r>
+      <w:proofErr w:type="spellStart"/>
+      <w:r>
+        <w:rPr>
+          <w:lang w:val="en-US" w:eastAsia="ru-RU"/>
+        </w:rPr>
+        <w:t>pressreleases</w:t>
+      </w:r>
+      <w:proofErr w:type="spellEnd"/>
+      <w:r>
+        <w:rPr>
+          <w:lang w:eastAsia="ru-RU"/>
+        </w:rPr>
+        <w:t>/1042372/</w:t>
+      </w:r>
+      <w:r>
+        <w:rPr>
+          <w:lang w:eastAsia="ru-RU"/>
+        </w:rPr>
+        <w:t xml:space="preserve"> (</w:t>
+      </w:r>
+      <w:r>
+        <w:rPr>
+          <w:lang w:eastAsia="ru-RU"/>
+        </w:rPr>
+        <w:t>дата обращения 0</w:t>
+      </w:r>
+      <w:r>
+        <w:rPr>
+          <w:lang w:val="ru-RU" w:eastAsia="ru-RU"/>
+        </w:rPr>
+        <w:t>9</w:t>
+      </w:r>
+      <w:r>
+        <w:rPr>
+          <w:lang w:eastAsia="ru-RU"/>
+        </w:rPr>
+        <w:t>.12.2025</w:t>
+      </w:r>
+      <w:r>
+        <w:rPr>
+          <w:lang w:eastAsia="ru-RU"/>
+        </w:rPr>
+        <w:t>)</w:t>
+      </w:r>
+      <w:r>
+        <w:rPr>
+          <w:lang w:val="ru-RU" w:eastAsia="ru-RU"/>
+        </w:rPr>
+        <w:t>.</w:t>
+      </w:r>
+    </w:p>
+    <w:p>
+      <w:pPr>
+        <w:pStyle w:val="a7"/>
+        <w:numPr>
+          <w:ilvl w:val="0"/>
+          <w:numId w:val="3"/>
+        </w:numPr>
+        <w:rPr>
+          <w:lang w:val="en-US"/>
+        </w:rPr>
+      </w:pPr>
+      <w:r>
+        <w:rPr>
+          <w:lang w:val="en-US"/>
+        </w:rPr>
+        <w:t>B</w:t>
+      </w:r>
+      <w:r>
+        <w:rPr>
+          <w:lang w:val="en-US"/>
+        </w:rPr>
+        <w:t>ruce M. Van Horn II, Nguyen Q. Hands-on application development with PyCharm: Build</w:t>
+      </w:r>
+      <w:r>
+        <w:rPr>
+          <w:lang w:val="en-US"/>
+        </w:rPr>
+        <w:t xml:space="preserve"> </w:t>
+      </w:r>
+      <w:r>
+        <w:rPr>
+          <w:lang w:val="en-US"/>
+        </w:rPr>
+        <w:t xml:space="preserve">applications like a Pro with the ultimate Python development tool. </w:t>
+      </w:r>
+      <w:proofErr w:type="spellStart"/>
+      <w:r>
+        <w:rPr>
+          <w:lang w:val="en-US"/>
+        </w:rPr>
+        <w:t>Packt</w:t>
+      </w:r>
+      <w:proofErr w:type="spellEnd"/>
+      <w:r>
+        <w:rPr>
+          <w:lang w:val="en-US"/>
+        </w:rPr>
+        <w:t xml:space="preserve"> Publishing Ltd.:</w:t>
+      </w:r>
+      <w:r>
+        <w:rPr>
+          <w:lang w:val="en-US"/>
+        </w:rPr>
+        <w:t xml:space="preserve"> </w:t>
+      </w:r>
+      <w:r>
+        <w:rPr>
+          <w:lang w:val="en-US"/>
+        </w:rPr>
+        <w:t>Birmingham. UK, 2023.</w:t>
+      </w:r>
+    </w:p>
+    <w:p>
+      <w:pPr>
+        <w:pStyle w:val="a7"/>
+        <w:numPr>
+          <w:ilvl w:val="0"/>
+          <w:numId w:val="3"/>
+        </w:numPr>
+      </w:pPr>
+      <w:r>
+        <w:t xml:space="preserve">cpython/Objects/listobject.c </w:t>
+      </w:r>
+      <w:proofErr w:type="spellStart"/>
+      <w:r>
+        <w:rPr>
+          <w:lang w:val="en-US"/>
+        </w:rPr>
+        <w:t>find</w:t>
+      </w:r>
+      <w:r>
+        <w:rPr>
+          <w:lang w:val="en-US"/>
+        </w:rPr>
+        <w:t>index</w:t>
+      </w:r>
+      <w:proofErr w:type="spellEnd"/>
+      <w:r>
+        <w:rPr>
+          <w:lang w:val="en-US"/>
+        </w:rPr>
+        <w:t xml:space="preserve"> method</w:t>
+      </w:r>
+      <w:r>
+        <w:t xml:space="preserve"> </w:t>
+      </w:r>
+      <w:r>
+        <w:t>source code</w:t>
+      </w:r>
+      <w:r>
+        <w:t xml:space="preserve"> </w:t>
+      </w:r>
+      <w:r>
+        <w:t>–</w:t>
+      </w:r>
+      <w:r>
+        <w:t xml:space="preserve"> GitHub. </w:t>
+      </w:r>
+      <w:r>
+        <w:t>[</w:t>
+      </w:r>
+      <w:r>
+        <w:rPr>
+          <w:lang w:val="ru-RU"/>
+        </w:rPr>
+        <w:t>Электронный</w:t>
+      </w:r>
+      <w:r>
+        <w:rPr>
+          <w:lang w:val="en-US"/>
+        </w:rPr>
+        <w:t xml:space="preserve"> </w:t>
+      </w:r>
+      <w:r>
+        <w:rPr>
+          <w:lang w:val="ru-RU"/>
+        </w:rPr>
+        <w:t>ресурс</w:t>
+      </w:r>
+      <w:r>
+        <w:t>]</w:t>
+      </w:r>
+      <w:r>
+        <w:rPr>
+          <w:lang w:val="en-US"/>
+        </w:rPr>
+        <w:t xml:space="preserve">. </w:t>
+      </w:r>
+      <w:r>
+        <w:rPr>
+          <w:lang w:val="ru-RU"/>
+        </w:rPr>
+        <w:t xml:space="preserve">Режим доступа: </w:t>
+      </w:r>
+      <w:r>
+        <w:t>https://github.com/python/cpython/blob/e6373c0d8b59512aa7f0dea7f3fb162b6ed10fa4/Objects/listobject.c#L2601</w:t>
+      </w:r>
+      <w:r>
+        <w:rPr>
+          <w:lang w:val="ru-RU"/>
+        </w:rPr>
+        <w:t xml:space="preserve"> (дата обращения: 12.12.2025).</w:t>
+      </w:r>
+    </w:p>
+    <w:p>
+      <w:pPr>
+        <w:pStyle w:val="a7"/>
+        <w:numPr>
+          <w:ilvl w:val="0"/>
+          <w:numId w:val="3"/>
+        </w:numPr>
+        <w:rPr>
+          <w:lang w:val="ru-RU"/>
+        </w:rPr>
+      </w:pPr>
+      <w:r>
+        <w:rPr>
+          <w:lang w:val="en-US"/>
+        </w:rPr>
+        <w:lastRenderedPageBreak/>
+        <w:t xml:space="preserve">faster-whisper </w:t>
+      </w:r>
+      <w:r>
+        <w:rPr>
+          <w:lang w:val="ru-RU"/>
+        </w:rPr>
+        <w:t xml:space="preserve">– </w:t>
+      </w:r>
+      <w:r>
+        <w:rPr>
+          <w:lang w:val="en-US"/>
+        </w:rPr>
+        <w:t>GitHub</w:t>
+      </w:r>
+      <w:r>
+        <w:rPr>
+          <w:lang w:val="ru-RU"/>
+        </w:rPr>
+        <w:t xml:space="preserve">. [Электронный ресурс]. Режим доступа: </w:t>
+      </w:r>
+      <w:r>
+        <w:rPr>
+          <w:lang w:val="en-US"/>
+        </w:rPr>
+        <w:t>https</w:t>
+      </w:r>
+      <w:r>
+        <w:rPr>
+          <w:lang w:val="ru-RU"/>
+        </w:rPr>
+        <w:t>://</w:t>
+      </w:r>
+      <w:proofErr w:type="spellStart"/>
+      <w:r>
+        <w:rPr>
+          <w:lang w:val="en-US"/>
+        </w:rPr>
+        <w:t>github</w:t>
+      </w:r>
+      <w:proofErr w:type="spellEnd"/>
+      <w:r>
+        <w:rPr>
+          <w:lang w:val="ru-RU"/>
+        </w:rPr>
+        <w:t>.</w:t>
+      </w:r>
+      <w:r>
+        <w:rPr>
+          <w:lang w:val="en-US"/>
+        </w:rPr>
+        <w:t>com</w:t>
+      </w:r>
+      <w:r>
+        <w:rPr>
+          <w:lang w:val="ru-RU"/>
+        </w:rPr>
+        <w:t>/</w:t>
+      </w:r>
+      <w:r>
+        <w:rPr>
+          <w:lang w:val="en-US"/>
+        </w:rPr>
+        <w:t>SYSTRAN</w:t>
+      </w:r>
+      <w:r>
+        <w:rPr>
+          <w:lang w:val="ru-RU"/>
+        </w:rPr>
+        <w:t>/</w:t>
+      </w:r>
+      <w:r>
+        <w:rPr>
+          <w:lang w:val="en-US"/>
+        </w:rPr>
+        <w:t>faster</w:t>
+      </w:r>
+      <w:r>
+        <w:rPr>
+          <w:lang w:val="ru-RU"/>
+        </w:rPr>
+        <w:t>-</w:t>
+      </w:r>
+      <w:r>
+        <w:rPr>
+          <w:lang w:val="en-US"/>
+        </w:rPr>
+        <w:t>whisper</w:t>
+      </w:r>
+      <w:r>
+        <w:rPr>
+          <w:lang w:val="ru-RU"/>
+        </w:rPr>
+        <w:t xml:space="preserve"> </w:t>
+      </w:r>
+      <w:r>
+        <w:rPr>
+          <w:lang w:val="ru-RU"/>
+        </w:rPr>
+        <w:t>(дата обращения: 08.12.2025)</w:t>
+      </w:r>
+      <w:r>
+        <w:rPr>
+          <w:lang w:val="ru-RU"/>
+        </w:rPr>
+        <w:t>.</w:t>
+      </w:r>
+    </w:p>
+    <w:p>
+      <w:pPr>
+        <w:pStyle w:val="a7"/>
+        <w:numPr>
+          <w:ilvl w:val="0"/>
+          <w:numId w:val="3"/>
+        </w:numPr>
+      </w:pPr>
+      <w:r>
+        <w:t>Flask’s documentation [Электронный ресурс] URL:</w:t>
+      </w:r>
+      <w:r>
+        <w:rPr>
+          <w:lang w:val="ru-RU"/>
+        </w:rPr>
+        <w:t xml:space="preserve"> </w:t>
+      </w:r>
+      <w:r>
+        <w:t>https://flask.palletsprojects.com/en/1.1.x/ (дата обращения: 12.</w:t>
+      </w:r>
+      <w:r>
+        <w:rPr>
+          <w:lang w:val="ru-RU"/>
+        </w:rPr>
+        <w:t>1</w:t>
+      </w:r>
+      <w:r>
+        <w:t>2.202</w:t>
+      </w:r>
+      <w:r>
+        <w:rPr>
+          <w:lang w:val="ru-RU"/>
+        </w:rPr>
+        <w:t>5</w:t>
+      </w:r>
+      <w:r>
+        <w:t>).</w:t>
+      </w:r>
+    </w:p>
+    <w:p>
+      <w:pPr>
+        <w:pStyle w:val="a7"/>
+        <w:numPr>
+          <w:ilvl w:val="0"/>
+          <w:numId w:val="3"/>
+        </w:numPr>
+      </w:pPr>
+      <w:r>
+        <w:t>Gandhi S., Hollemans M., Khalusova M., Srivastav V. Preprocessing an audio dataset // Huggingface.co. URL:</w:t>
+      </w:r>
+      <w:r>
+        <w:rPr>
+          <w:lang w:val="en-US"/>
+        </w:rPr>
+        <w:t xml:space="preserve"> </w:t>
+      </w:r>
+      <w:r>
+        <w:t xml:space="preserve">https://huggingface.co/learn/audio-course/chapter1/preprocessing (дата обращения: </w:t>
+      </w:r>
+      <w:r>
+        <w:rPr>
+          <w:lang w:val="en-US"/>
+        </w:rPr>
+        <w:t>1</w:t>
+      </w:r>
+      <w:r>
+        <w:rPr>
+          <w:lang w:val="en-US"/>
+        </w:rPr>
+        <w:t>2</w:t>
+      </w:r>
+      <w:r>
+        <w:t>.</w:t>
+      </w:r>
+      <w:r>
+        <w:rPr>
+          <w:lang w:val="en-US"/>
+        </w:rPr>
+        <w:t>12</w:t>
+      </w:r>
+      <w:r>
+        <w:t>.</w:t>
+      </w:r>
+      <w:r>
+        <w:rPr>
+          <w:lang w:val="en-US"/>
+        </w:rPr>
+        <w:t>2025</w:t>
+      </w:r>
+      <w:r>
+        <w:t>).</w:t>
+      </w:r>
+    </w:p>
+    <w:p>
+      <w:pPr>
+        <w:pStyle w:val="a7"/>
+        <w:numPr>
+          <w:ilvl w:val="0"/>
+          <w:numId w:val="3"/>
+        </w:numPr>
+        <w:rPr>
+          <w:rFonts w:eastAsia="Times New Roman" w:cs="Times New Roman"/>
+          <w:kern w:val="36"/>
+          <w:lang w:eastAsia="ru-RU"/>
+          <w14:ligatures w14:val="none"/>
+        </w:rPr>
+      </w:pPr>
+      <w:r>
+        <w:rPr>
+          <w:rFonts w:eastAsia="Times New Roman" w:cs="Times New Roman"/>
+          <w:kern w:val="36"/>
+          <w:lang w:eastAsia="ru-RU"/>
+          <w14:ligatures w14:val="none"/>
+        </w:rPr>
+        <w:t>Introducing Whisper</w:t>
+      </w:r>
+      <w:r>
+        <w:rPr>
+          <w:rFonts w:eastAsia="Times New Roman" w:cs="Times New Roman"/>
+          <w:kern w:val="36"/>
+          <w:lang w:val="en-US" w:eastAsia="ru-RU"/>
+          <w14:ligatures w14:val="none"/>
+        </w:rPr>
+        <w:t xml:space="preserve"> – OpenAI. </w:t>
+      </w:r>
+      <w:r>
+        <w:rPr>
+          <w:lang w:val="ru-RU"/>
+        </w:rPr>
+        <w:t xml:space="preserve">[Электронный ресурс]. Режим доступа: </w:t>
+      </w:r>
+      <w:r>
+        <w:rPr>
+          <w:szCs w:val="28"/>
+          <w:lang w:val="en-US"/>
+        </w:rPr>
+        <w:t>https</w:t>
+      </w:r>
+      <w:r>
+        <w:rPr>
+          <w:szCs w:val="28"/>
+          <w:lang w:val="ru-RU"/>
+        </w:rPr>
+        <w:t>://</w:t>
+      </w:r>
+      <w:proofErr w:type="spellStart"/>
+      <w:r>
+        <w:rPr>
+          <w:szCs w:val="28"/>
+          <w:lang w:val="en-US"/>
+        </w:rPr>
+        <w:t>openai</w:t>
+      </w:r>
+      <w:proofErr w:type="spellEnd"/>
+      <w:r>
+        <w:rPr>
+          <w:szCs w:val="28"/>
+          <w:lang w:val="ru-RU"/>
+        </w:rPr>
+        <w:t>.</w:t>
+      </w:r>
+      <w:r>
+        <w:rPr>
+          <w:szCs w:val="28"/>
+          <w:lang w:val="en-US"/>
+        </w:rPr>
+        <w:t>com</w:t>
+      </w:r>
+      <w:r>
+        <w:rPr>
+          <w:szCs w:val="28"/>
+          <w:lang w:val="ru-RU"/>
+        </w:rPr>
+        <w:t>/</w:t>
+      </w:r>
+      <w:r>
+        <w:rPr>
+          <w:szCs w:val="28"/>
+          <w:lang w:val="en-US"/>
+        </w:rPr>
+        <w:t>index</w:t>
+      </w:r>
+      <w:r>
+        <w:rPr>
+          <w:szCs w:val="28"/>
+          <w:lang w:val="ru-RU"/>
+        </w:rPr>
+        <w:t>/</w:t>
+      </w:r>
+      <w:r>
+        <w:rPr>
+          <w:szCs w:val="28"/>
+          <w:lang w:val="en-US"/>
+        </w:rPr>
+        <w:t>whisper</w:t>
+      </w:r>
+      <w:r>
+        <w:rPr>
+          <w:szCs w:val="28"/>
+          <w:lang w:val="ru-RU"/>
+        </w:rPr>
+        <w:t>/</w:t>
+      </w:r>
+      <w:r>
+        <w:rPr>
+          <w:lang w:val="ru-RU"/>
+        </w:rPr>
+        <w:t xml:space="preserve"> (дата обращения: 08.12.2025).</w:t>
+      </w:r>
+    </w:p>
+    <w:p>
+      <w:pPr>
+        <w:pStyle w:val="a7"/>
+        <w:numPr>
+          <w:ilvl w:val="0"/>
+          <w:numId w:val="3"/>
+        </w:numPr>
+        <w:rPr>
+          <w:lang w:val="ru-RU"/>
+        </w:rPr>
+      </w:pPr>
+      <w:r>
+        <w:rPr>
+          <w:rStyle w:val="af1"/>
+          <w:b w:val="0"/>
+          <w:bCs w:val="0"/>
+        </w:rPr>
+        <w:t>ovos-docker-stt</w:t>
+      </w:r>
+      <w:r>
+        <w:rPr>
+          <w:lang w:val="ru-RU"/>
+        </w:rPr>
+        <w:t xml:space="preserve"> – </w:t>
+      </w:r>
+      <w:r>
+        <w:rPr>
+          <w:lang w:val="en-US"/>
+        </w:rPr>
+        <w:t>GitHub</w:t>
+      </w:r>
+      <w:r>
+        <w:rPr>
+          <w:lang w:val="ru-RU"/>
+        </w:rPr>
+        <w:t xml:space="preserve">. </w:t>
+      </w:r>
+      <w:r>
+        <w:rPr>
+          <w:lang w:val="ru-RU"/>
+        </w:rPr>
+        <w:t xml:space="preserve">[Электронный ресурс]. Режим доступа: </w:t>
+      </w:r>
+      <w:r>
+        <w:rPr>
+          <w:lang w:val="ru-RU"/>
+        </w:rPr>
+        <w:t>https://github.com/OpenVoiceO</w:t>
+      </w:r>
+      <w:r>
+        <w:rPr>
+          <w:lang w:val="ru-RU"/>
+        </w:rPr>
+        <w:t>S</w:t>
+      </w:r>
+      <w:r>
+        <w:rPr>
+          <w:lang w:val="ru-RU"/>
+        </w:rPr>
+        <w:t>/ovos-docker-stt</w:t>
+      </w:r>
+      <w:r>
+        <w:rPr>
+          <w:lang w:val="ru-RU"/>
+        </w:rPr>
+        <w:t xml:space="preserve"> (дата обращения: 08.12.2025)</w:t>
+      </w:r>
+      <w:r>
+        <w:rPr>
+          <w:lang w:val="ru-RU"/>
+        </w:rPr>
+        <w:t>.</w:t>
+      </w:r>
+    </w:p>
+    <w:p>
+      <w:pPr>
+        <w:pStyle w:val="a7"/>
+        <w:numPr>
+          <w:ilvl w:val="0"/>
+          <w:numId w:val="3"/>
+        </w:numPr>
+        <w:rPr>
+          <w:lang w:val="ru-RU"/>
+        </w:rPr>
+      </w:pPr>
+      <w:proofErr w:type="spellStart"/>
+      <w:r>
+        <w:rPr>
+          <w:lang w:val="en-US"/>
+        </w:rPr>
+        <w:t>pyannote</w:t>
+      </w:r>
+      <w:proofErr w:type="spellEnd"/>
+      <w:r>
+        <w:rPr>
+          <w:lang w:val="en-US"/>
+        </w:rPr>
+        <w:t xml:space="preserve">-audio </w:t>
+      </w:r>
+      <w:r>
+        <w:rPr>
+          <w:lang w:val="ru-RU"/>
+        </w:rPr>
+        <w:t xml:space="preserve">– </w:t>
+      </w:r>
+      <w:r>
+        <w:rPr>
+          <w:lang w:val="en-US"/>
+        </w:rPr>
+        <w:t>GitHub</w:t>
+      </w:r>
+      <w:r>
+        <w:rPr>
+          <w:lang w:val="ru-RU"/>
+        </w:rPr>
+        <w:t xml:space="preserve">. [Электронный ресурс]. Режим доступа: </w:t>
+      </w:r>
+      <w:r>
+        <w:rPr>
+          <w:lang w:val="en-US"/>
+        </w:rPr>
+        <w:t>https</w:t>
+      </w:r>
+      <w:r>
+        <w:rPr>
+          <w:lang w:val="ru-RU"/>
+        </w:rPr>
+        <w:t>://</w:t>
+      </w:r>
+      <w:proofErr w:type="spellStart"/>
+      <w:r>
+        <w:rPr>
+          <w:lang w:val="en-US"/>
+        </w:rPr>
+        <w:t>github</w:t>
+      </w:r>
+      <w:proofErr w:type="spellEnd"/>
+      <w:r>
+        <w:rPr>
+          <w:lang w:val="ru-RU"/>
+        </w:rPr>
+        <w:t>.</w:t>
+      </w:r>
+      <w:r>
+        <w:rPr>
+          <w:lang w:val="en-US"/>
+        </w:rPr>
+        <w:t>com</w:t>
+      </w:r>
+      <w:r>
+        <w:rPr>
+          <w:lang w:val="ru-RU"/>
+        </w:rPr>
+        <w:t>/</w:t>
+      </w:r>
+      <w:proofErr w:type="spellStart"/>
+      <w:r>
+        <w:rPr>
+          <w:lang w:val="en-US"/>
+        </w:rPr>
+        <w:t>pyannote</w:t>
+      </w:r>
+      <w:proofErr w:type="spellEnd"/>
+      <w:r>
+        <w:rPr>
+          <w:lang w:val="ru-RU"/>
+        </w:rPr>
+        <w:t>/</w:t>
+      </w:r>
+      <w:proofErr w:type="spellStart"/>
+      <w:r>
+        <w:rPr>
+          <w:lang w:val="en-US"/>
+        </w:rPr>
+        <w:t>pyannote</w:t>
+      </w:r>
+      <w:proofErr w:type="spellEnd"/>
+      <w:r>
+        <w:rPr>
+          <w:lang w:val="ru-RU"/>
+        </w:rPr>
+        <w:t>-</w:t>
+      </w:r>
+      <w:r>
+        <w:rPr>
+          <w:lang w:val="en-US"/>
+        </w:rPr>
+        <w:t>audio</w:t>
+      </w:r>
+      <w:r>
+        <w:rPr>
+          <w:lang w:val="ru-RU"/>
+        </w:rPr>
+        <w:t xml:space="preserve"> </w:t>
+      </w:r>
+      <w:r>
+        <w:rPr>
+          <w:lang w:val="ru-RU"/>
+        </w:rPr>
+        <w:t>(дата обращения: 08.12.2025)</w:t>
+      </w:r>
+      <w:r>
+        <w:rPr>
+          <w:lang w:val="ru-RU"/>
+        </w:rPr>
+        <w:t>.</w:t>
+      </w:r>
+    </w:p>
+    <w:p>
+      <w:pPr>
+        <w:pStyle w:val="a7"/>
+        <w:numPr>
+          <w:ilvl w:val="0"/>
+          <w:numId w:val="3"/>
+        </w:numPr>
+      </w:pPr>
+      <w:r>
+        <w:t>Roman Aperdannier, Sigurd Schacht, Alexander Piazza. A Review</w:t>
+      </w:r>
+      <w:r>
+        <w:rPr>
+          <w:lang w:val="en-US"/>
+        </w:rPr>
+        <w:t xml:space="preserve"> </w:t>
+      </w:r>
+      <w:r>
+        <w:t>of Common Online Speaker Diarization Methods // arxiv.org URL:</w:t>
+      </w:r>
+      <w:r>
+        <w:rPr>
+          <w:lang w:val="en-US"/>
+        </w:rPr>
+        <w:t xml:space="preserve"> </w:t>
+      </w:r>
+      <w:r>
+        <w:t xml:space="preserve">https://arxiv.org/pdf/2406.14464v1 (дата обращения: </w:t>
+      </w:r>
+      <w:r>
+        <w:rPr>
+          <w:lang w:val="en-US"/>
+        </w:rPr>
+        <w:t>1</w:t>
+      </w:r>
+      <w:r>
+        <w:rPr>
+          <w:lang w:val="en-US"/>
+        </w:rPr>
+        <w:t>2</w:t>
+      </w:r>
+      <w:r>
+        <w:t>.</w:t>
+      </w:r>
+      <w:r>
+        <w:rPr>
+          <w:lang w:val="en-US"/>
+        </w:rPr>
+        <w:t>12</w:t>
+      </w:r>
+      <w:r>
+        <w:t>.202</w:t>
+      </w:r>
+      <w:r>
+        <w:rPr>
+          <w:lang w:val="en-US"/>
+        </w:rPr>
+        <w:t>5</w:t>
+      </w:r>
+      <w:r>
+        <w:t>).</w:t>
+      </w:r>
+    </w:p>
+    <w:p>
+      <w:pPr>
+        <w:pStyle w:val="a7"/>
+        <w:numPr>
+          <w:ilvl w:val="0"/>
+          <w:numId w:val="3"/>
+        </w:numPr>
+        <w:rPr>
+          <w:lang w:val="ru-RU"/>
+        </w:rPr>
+      </w:pPr>
+      <w:r>
+        <w:rPr>
+          <w:lang w:val="en-US"/>
+        </w:rPr>
+        <w:t>Speech</w:t>
+      </w:r>
+      <w:r>
+        <w:rPr>
+          <w:lang w:val="ru-RU"/>
+        </w:rPr>
+        <w:t>2</w:t>
+      </w:r>
+      <w:r>
+        <w:rPr>
+          <w:lang w:val="en-US"/>
+        </w:rPr>
+        <w:t>Text</w:t>
+      </w:r>
+      <w:r>
+        <w:rPr>
+          <w:lang w:val="ru-RU"/>
+        </w:rPr>
+        <w:t xml:space="preserve"> – </w:t>
+      </w:r>
+      <w:r>
+        <w:rPr>
+          <w:lang w:val="ru-RU"/>
+        </w:rPr>
+        <w:t>сервис</w:t>
+      </w:r>
+      <w:r>
+        <w:rPr>
+          <w:lang w:val="ru-RU"/>
+        </w:rPr>
+        <w:t xml:space="preserve"> </w:t>
+      </w:r>
+      <w:r>
+        <w:rPr>
+          <w:lang w:val="ru-RU"/>
+        </w:rPr>
+        <w:t>для</w:t>
+      </w:r>
+      <w:r>
+        <w:rPr>
+          <w:lang w:val="ru-RU"/>
+        </w:rPr>
+        <w:t xml:space="preserve"> </w:t>
+      </w:r>
+      <w:r>
+        <w:rPr>
+          <w:lang w:val="ru-RU"/>
+        </w:rPr>
+        <w:t xml:space="preserve">конвертации речи в текст. </w:t>
+      </w:r>
+      <w:r>
+        <w:rPr>
+          <w:lang w:val="ru-RU"/>
+        </w:rPr>
+        <w:t>[</w:t>
+      </w:r>
+      <w:r>
+        <w:rPr>
+          <w:lang w:val="ru-RU"/>
+        </w:rPr>
+        <w:t>Электронный ресурс</w:t>
+      </w:r>
+      <w:r>
+        <w:rPr>
+          <w:lang w:val="ru-RU"/>
+        </w:rPr>
+        <w:t>]</w:t>
+      </w:r>
+      <w:r>
+        <w:rPr>
+          <w:lang w:val="ru-RU"/>
+        </w:rPr>
+        <w:t xml:space="preserve">. Режим доступа: </w:t>
+      </w:r>
+      <w:r>
+        <w:rPr>
+          <w:lang w:val="en-US"/>
+        </w:rPr>
+        <w:t>https</w:t>
+      </w:r>
+      <w:r>
+        <w:rPr>
+          <w:lang w:val="ru-RU"/>
+        </w:rPr>
+        <w:t>://</w:t>
+      </w:r>
+      <w:r>
+        <w:rPr>
+          <w:lang w:val="en-US"/>
+        </w:rPr>
+        <w:t>speech</w:t>
+      </w:r>
+      <w:r>
+        <w:rPr>
+          <w:lang w:val="ru-RU"/>
+        </w:rPr>
+        <w:t>2</w:t>
+      </w:r>
+      <w:r>
+        <w:rPr>
+          <w:lang w:val="en-US"/>
+        </w:rPr>
+        <w:t>text</w:t>
+      </w:r>
+      <w:r>
+        <w:rPr>
+          <w:lang w:val="ru-RU"/>
+        </w:rPr>
+        <w:t>.</w:t>
+      </w:r>
+      <w:r>
+        <w:rPr>
+          <w:lang w:val="en-US"/>
+        </w:rPr>
+        <w:t>pro</w:t>
+      </w:r>
+      <w:r>
+        <w:rPr>
+          <w:lang w:val="ru-RU"/>
+        </w:rPr>
+        <w:t>/</w:t>
+      </w:r>
+      <w:r>
+        <w:rPr>
+          <w:lang w:val="ru-RU"/>
+        </w:rPr>
+        <w:t xml:space="preserve"> (дата обращения: 08.12.2025).</w:t>
       </w:r>
     </w:p>
     <w:p>
@@ -16209,21 +15762,12 @@
       </w:pPr>
       <w:r>
         <w:rPr>
-          <w:lang w:val="ru-RU" w:eastAsia="ru-RU"/>
-        </w:rPr>
-        <w:t>45</w:t>
-      </w:r>
-      <w:r>
-        <w:rPr>
           <w:lang w:eastAsia="ru-RU"/>
         </w:rPr>
         <w:t>What is SHA-256?</w:t>
       </w:r>
       <w:r>
-        <w:t xml:space="preserve"> - </w:t>
-      </w:r>
-      <w:r>
-        <w:t>Boot</w:t>
+        <w:t xml:space="preserve"> - Boot</w:t>
       </w:r>
       <w:r>
         <w:t>.dev [Электронный ресурс]. – Режим доступа: https://blog.boot.dev/cryptography/how-sha-2-works-step-by-step-sha-256/ (дата обращения: 1</w:t>
@@ -16263,45 +15807,117 @@
           <w:ilvl w:val="0"/>
           <w:numId w:val="3"/>
         </w:numPr>
-      </w:pPr>
-      <w:r>
-        <w:rPr>
-          <w:lang w:val="ru-RU"/>
-        </w:rPr>
-        <w:t>46</w:t>
-      </w:r>
-      <w:r>
-        <w:t>Коновалов, Г. Г. Механизм алгоритма быстрой сортировки QuickSort / Г. Г. Коновалов // Тенденции развития науки и образования. – 2024. – № 113-6. – С. 48-50. – DOI 10.18411/trnio-09-2024-218. – EDN IDGBSC.</w:t>
-      </w:r>
-      <w:r>
-        <w:rPr>
-          <w:lang w:val="ru-RU"/>
-        </w:rPr>
-        <w:t xml:space="preserve"> </w:t>
-      </w:r>
-      <w:r>
-        <w:rPr>
-          <w:lang w:val="ru-RU"/>
-        </w:rPr>
-        <w:t>Режим доступа</w:t>
-      </w:r>
-      <w:r>
-        <w:rPr>
-          <w:lang w:val="ru-RU"/>
-        </w:rPr>
-        <w:t xml:space="preserve">: </w:t>
-      </w:r>
-      <w:r>
-        <w:t>https://www.elibrary.ru/item.asp?id=72867847</w:t>
-      </w:r>
-      <w:r>
-        <w:t xml:space="preserve"> </w:t>
-      </w:r>
-      <w:r>
-        <w:rPr>
-          <w:lang w:val="ru-RU"/>
-        </w:rPr>
-        <w:t>(дата обращения: 12.12.2025)</w:t>
+        <w:rPr>
+          <w:lang w:val="ru-RU"/>
+        </w:rPr>
+      </w:pPr>
+      <w:r>
+        <w:rPr>
+          <w:lang w:val="en-US"/>
+        </w:rPr>
+        <w:t xml:space="preserve">whisper </w:t>
+      </w:r>
+      <w:r>
+        <w:rPr>
+          <w:lang w:val="ru-RU"/>
+        </w:rPr>
+        <w:t xml:space="preserve">– </w:t>
+      </w:r>
+      <w:r>
+        <w:rPr>
+          <w:lang w:val="en-US"/>
+        </w:rPr>
+        <w:t>GitHub</w:t>
+      </w:r>
+      <w:r>
+        <w:rPr>
+          <w:lang w:val="ru-RU"/>
+        </w:rPr>
+        <w:t xml:space="preserve">. [Электронный ресурс]. Режим доступа: </w:t>
+      </w:r>
+      <w:r>
+        <w:rPr>
+          <w:lang w:val="en-US"/>
+        </w:rPr>
+        <w:t>https</w:t>
+      </w:r>
+      <w:r>
+        <w:rPr>
+          <w:lang w:val="ru-RU"/>
+        </w:rPr>
+        <w:t>://</w:t>
+      </w:r>
+      <w:proofErr w:type="spellStart"/>
+      <w:r>
+        <w:rPr>
+          <w:lang w:val="en-US"/>
+        </w:rPr>
+        <w:t>github</w:t>
+      </w:r>
+      <w:proofErr w:type="spellEnd"/>
+      <w:r>
+        <w:rPr>
+          <w:lang w:val="ru-RU"/>
+        </w:rPr>
+        <w:t>.</w:t>
+      </w:r>
+      <w:r>
+        <w:rPr>
+          <w:lang w:val="en-US"/>
+        </w:rPr>
+        <w:t>com</w:t>
+      </w:r>
+      <w:r>
+        <w:rPr>
+          <w:lang w:val="ru-RU"/>
+        </w:rPr>
+        <w:t>/</w:t>
+      </w:r>
+      <w:r>
+        <w:rPr>
+          <w:lang w:val="en-US"/>
+        </w:rPr>
+        <w:t>m</w:t>
+      </w:r>
+      <w:r>
+        <w:rPr>
+          <w:lang w:val="ru-RU"/>
+        </w:rPr>
+        <w:t>-</w:t>
+      </w:r>
+      <w:proofErr w:type="spellStart"/>
+      <w:r>
+        <w:rPr>
+          <w:lang w:val="en-US"/>
+        </w:rPr>
+        <w:t>bain</w:t>
+      </w:r>
+      <w:proofErr w:type="spellEnd"/>
+      <w:r>
+        <w:rPr>
+          <w:lang w:val="ru-RU"/>
+        </w:rPr>
+        <w:t>/</w:t>
+      </w:r>
+      <w:proofErr w:type="spellStart"/>
+      <w:r>
+        <w:rPr>
+          <w:lang w:val="en-US"/>
+        </w:rPr>
+        <w:t>whisperX</w:t>
+      </w:r>
+      <w:proofErr w:type="spellEnd"/>
+      <w:r>
+        <w:rPr>
+          <w:lang w:val="ru-RU"/>
+        </w:rPr>
+        <w:t xml:space="preserve"> </w:t>
+      </w:r>
+      <w:r>
+        <w:rPr>
+          <w:lang w:val="ru-RU"/>
+        </w:rPr>
+        <w:t>(дата обращения: 08.12.2025)</w:t>
       </w:r>
       <w:r>
         <w:rPr>
@@ -16317,42 +15933,109 @@
           <w:ilvl w:val="0"/>
           <w:numId w:val="3"/>
         </w:numPr>
-      </w:pPr>
-      <w:r>
-        <w:rPr>
-          <w:lang w:val="ru-RU"/>
-        </w:rPr>
-        <w:t>47</w:t>
-      </w:r>
-      <w:r>
-        <w:t>Flask’s documentation [Электронный ресурс] URL:</w:t>
-      </w:r>
-      <w:r>
-        <w:rPr>
-          <w:lang w:val="ru-RU"/>
-        </w:rPr>
-        <w:t xml:space="preserve"> </w:t>
-      </w:r>
-      <w:r>
-        <w:t>https://flask.palletsprojects.com/en/1.1.x/ (дата обращения: 12.</w:t>
-      </w:r>
-      <w:r>
-        <w:rPr>
-          <w:lang w:val="ru-RU"/>
-        </w:rPr>
-        <w:t>1</w:t>
-      </w:r>
-      <w:r>
-        <w:t>2.202</w:t>
-      </w:r>
-      <w:r>
-        <w:rPr>
-          <w:lang w:val="ru-RU"/>
-        </w:rPr>
-        <w:t>5</w:t>
-      </w:r>
-      <w:r>
-        <w:t>).</w:t>
+        <w:rPr>
+          <w:lang w:val="ru-RU"/>
+        </w:rPr>
+      </w:pPr>
+      <w:r>
+        <w:rPr>
+          <w:lang w:val="en-US"/>
+        </w:rPr>
+        <w:t xml:space="preserve">Wing IDE – </w:t>
+      </w:r>
+      <w:proofErr w:type="spellStart"/>
+      <w:r>
+        <w:rPr>
+          <w:lang w:val="en-US"/>
+        </w:rPr>
+        <w:t>Wingware</w:t>
+      </w:r>
+      <w:proofErr w:type="spellEnd"/>
+      <w:r>
+        <w:rPr>
+          <w:lang w:val="en-US"/>
+        </w:rPr>
+        <w:t xml:space="preserve">. </w:t>
+      </w:r>
+      <w:r>
+        <w:rPr>
+          <w:lang w:val="ru-RU"/>
+        </w:rPr>
+        <w:t xml:space="preserve">[Электронный ресурс]. Режим доступа: </w:t>
+      </w:r>
+      <w:r>
+        <w:rPr>
+          <w:lang w:val="en-US"/>
+        </w:rPr>
+        <w:t>https</w:t>
+      </w:r>
+      <w:r>
+        <w:rPr>
+          <w:lang w:val="ru-RU"/>
+        </w:rPr>
+        <w:t>://</w:t>
+      </w:r>
+      <w:proofErr w:type="spellStart"/>
+      <w:r>
+        <w:rPr>
+          <w:lang w:val="en-US"/>
+        </w:rPr>
+        <w:t>wingw</w:t>
+      </w:r>
+      <w:r>
+        <w:rPr>
+          <w:lang w:val="en-US"/>
+        </w:rPr>
+        <w:t>a</w:t>
+      </w:r>
+      <w:r>
+        <w:rPr>
+          <w:lang w:val="en-US"/>
+        </w:rPr>
+        <w:t>re</w:t>
+      </w:r>
+      <w:proofErr w:type="spellEnd"/>
+      <w:r>
+        <w:rPr>
+          <w:lang w:val="ru-RU"/>
+        </w:rPr>
+        <w:t>.</w:t>
+      </w:r>
+      <w:r>
+        <w:rPr>
+          <w:lang w:val="en-US"/>
+        </w:rPr>
+        <w:t>com</w:t>
+      </w:r>
+      <w:r>
+        <w:rPr>
+          <w:lang w:val="ru-RU"/>
+        </w:rPr>
+        <w:t>/</w:t>
+      </w:r>
+      <w:r>
+        <w:rPr>
+          <w:lang w:val="ru-RU"/>
+        </w:rPr>
+        <w:t xml:space="preserve"> (</w:t>
+      </w:r>
+      <w:r>
+        <w:rPr>
+          <w:lang w:val="ru-RU"/>
+        </w:rPr>
+        <w:t>дата обращения: 08.12.2025</w:t>
+      </w:r>
+      <w:r>
+        <w:rPr>
+          <w:lang w:val="ru-RU"/>
+        </w:rPr>
+        <w:t>)</w:t>
+      </w:r>
+      <w:r>
+        <w:rPr>
+          <w:lang w:val="ru-RU"/>
+        </w:rPr>
+        <w:t>.</w:t>
       </w:r>
     </w:p>
     <w:p>
@@ -16362,154 +16045,40 @@
           <w:ilvl w:val="0"/>
           <w:numId w:val="3"/>
         </w:numPr>
-      </w:pPr>
-      <w:r>
-        <w:t>48</w:t>
-      </w:r>
-      <w:r>
-        <w:t>Грузин, Н. А. Сравнение фреймворков для разработки веб-приложений: LARAVEL, DJANGO и FLASK / Н. А. Грузин // Modern Science. – 2020. – № 2-1. – С. 359-364. – EDN UQVAGU.</w:t>
-      </w:r>
-      <w:r>
-        <w:t xml:space="preserve"> </w:t>
-      </w:r>
-      <w:r>
-        <w:rPr>
-          <w:lang w:val="ru-RU"/>
-        </w:rPr>
-        <w:t>Режим доступа</w:t>
-      </w:r>
-      <w:r>
-        <w:rPr>
-          <w:lang w:val="ru-RU"/>
-        </w:rPr>
-        <w:t xml:space="preserve">: </w:t>
-      </w:r>
-      <w:r>
-        <w:t>https://www.elibrary.ru/item.asp?id=42416108</w:t>
-      </w:r>
-      <w:r>
-        <w:rPr>
-          <w:lang w:val="ru-RU"/>
-        </w:rPr>
-        <w:t xml:space="preserve"> (дата обращения: 12.12.2025)</w:t>
-      </w:r>
-      <w:r>
-        <w:rPr>
-          <w:lang w:val="ru-RU"/>
-        </w:rPr>
-        <w:t>.</w:t>
-      </w:r>
-    </w:p>
-    <w:p>
-      <w:pPr>
-        <w:pStyle w:val="a7"/>
-        <w:numPr>
-          <w:ilvl w:val="0"/>
-          <w:numId w:val="3"/>
-        </w:numPr>
-      </w:pPr>
-      <w:r>
-        <w:rPr>
-          <w:lang w:val="ru-RU"/>
-        </w:rPr>
-        <w:t>49</w:t>
-      </w:r>
-      <w:r>
-        <w:t>Богачев, Р. Е. Реализация серверной части веб систем с использованием фреймворка Fastapi / Р. Е. Богачев, Н. В. Зариковская // Актуальные научные исследования в современном мире. – 2021. – № 11-15(79). – С. 368-373. – EDN QCWPAU.</w:t>
-      </w:r>
-      <w:r>
-        <w:rPr>
-          <w:lang w:val="ru-RU"/>
-        </w:rPr>
-        <w:t xml:space="preserve"> </w:t>
-      </w:r>
-      <w:r>
-        <w:rPr>
-          <w:lang w:val="ru-RU"/>
-        </w:rPr>
-        <w:t>Режим доступа</w:t>
-      </w:r>
-      <w:r>
-        <w:rPr>
-          <w:lang w:val="ru-RU"/>
-        </w:rPr>
-        <w:t xml:space="preserve">: </w:t>
-      </w:r>
-      <w:r>
-        <w:t>https://www.elibrary.ru/ite</w:t>
-      </w:r>
-      <w:r>
-        <w:t>m</w:t>
-      </w:r>
-      <w:r>
-        <w:t>.asp?id=47571509</w:t>
-      </w:r>
-      <w:r>
-        <w:t xml:space="preserve"> </w:t>
-      </w:r>
-      <w:r>
-        <w:rPr>
-          <w:lang w:val="ru-RU"/>
-        </w:rPr>
-        <w:t>(дата обращения: 12.12.2025).</w:t>
-      </w:r>
-    </w:p>
-    <w:p>
-      <w:pPr>
-        <w:pStyle w:val="a7"/>
-        <w:numPr>
-          <w:ilvl w:val="0"/>
-          <w:numId w:val="3"/>
-        </w:numPr>
-      </w:pPr>
-      <w:r>
-        <w:rPr>
-          <w:lang w:val="ru-RU"/>
-        </w:rPr>
-        <w:t>50</w:t>
-      </w:r>
-      <w:r>
-        <w:t xml:space="preserve">Костицын, В. В. Проектирование и документирование системы автоматической транскрибации речи / В. В. Костицын, Н. С. Кнутова // Актуальные проблемы математики, механики и информатики : Сборник </w:t>
-      </w:r>
+        <w:rPr>
+          <w:sz w:val="48"/>
+        </w:rPr>
+      </w:pPr>
       <w:r>
         <w:lastRenderedPageBreak/>
-        <w:t>статей по материалам студенческой конференции, Пермь, 24 апреля – 20  2023 года. – Пермь: Пермский государственный национальный исследовательский университет, 2023. – С. 188-196. – EDN YYZCRA.</w:t>
-      </w:r>
-      <w:r>
-        <w:rPr>
-          <w:lang w:val="ru-RU"/>
-        </w:rPr>
-        <w:t xml:space="preserve"> </w:t>
-      </w:r>
-      <w:r>
-        <w:rPr>
-          <w:lang w:val="ru-RU"/>
-        </w:rPr>
-        <w:t>Режим доступа</w:t>
-      </w:r>
-      <w:r>
-        <w:rPr>
-          <w:lang w:val="ru-RU"/>
-        </w:rPr>
-        <w:t xml:space="preserve">: </w:t>
-      </w:r>
-      <w:r>
-        <w:t>https://www.elibrary.ru/item.asp?id=5488</w:t>
-      </w:r>
-      <w:r>
-        <w:t>8</w:t>
-      </w:r>
-      <w:r>
-        <w:t>909</w:t>
-      </w:r>
-      <w:r>
-        <w:t xml:space="preserve"> </w:t>
-      </w:r>
-      <w:r>
-        <w:rPr>
-          <w:lang w:val="ru-RU"/>
-        </w:rPr>
-        <w:t>(дата обращения: 12.12.2025).</w:t>
+        <w:t>Yandex SpeechKit</w:t>
+      </w:r>
+      <w:r>
+        <w:rPr>
+          <w:lang w:val="en-US"/>
+        </w:rPr>
+        <w:t xml:space="preserve"> – Yandex Cloud Docs. </w:t>
+      </w:r>
+      <w:r>
+        <w:rPr>
+          <w:lang w:val="ru-RU"/>
+        </w:rPr>
+        <w:t xml:space="preserve">[Электронный ресурс]. Режим доступа: </w:t>
+      </w:r>
+      <w:r>
+        <w:t>https://yandex.cloud/ru/docs/spee</w:t>
+      </w:r>
+      <w:r>
+        <w:t>c</w:t>
+      </w:r>
+      <w:r>
+        <w:t>hkit/</w:t>
+      </w:r>
+      <w:r>
+        <w:rPr>
+          <w:lang w:val="ru-RU"/>
+        </w:rPr>
+        <w:t xml:space="preserve"> (дата обращения: 08.12.12).</w:t>
       </w:r>
     </w:p>
     <w:sectPr>
@@ -17380,7 +16949,7 @@
   <w:abstractNum w:abstractNumId="8" w15:restartNumberingAfterBreak="0">
     <w:nsid w:val="59E97E85"/>
     <w:multiLevelType w:val="hybridMultilevel"/>
-    <w:tmpl w:val="391AF6A6"/>
+    <w:tmpl w:val="BD7EFF5C"/>
     <w:lvl w:ilvl="0" w:tplc="FF309658">
       <w:start w:val="1"/>
       <w:numFmt w:val="decimal"/>

--- a/Курс 3/НИР/НИР_Кринкин.docx
+++ b/Курс 3/НИР/НИР_Кринкин.docx
@@ -1083,180 +1083,1216 @@
         <w:t xml:space="preserve"> г.</w:t>
       </w:r>
     </w:p>
-    <w:p>
-      <w:pPr>
-        <w:jc w:val="center"/>
-        <w:rPr>
-          <w:lang w:val="ru-RU"/>
-        </w:rPr>
-      </w:pPr>
-      <w:r>
-        <w:rPr>
-          <w:lang w:val="ru-RU"/>
-        </w:rPr>
-        <w:lastRenderedPageBreak/>
-        <w:t>Оглавление</w:t>
-      </w:r>
-    </w:p>
-    <w:p>
-      <w:pPr>
-        <w:rPr>
-          <w:lang w:val="ru-RU"/>
-        </w:rPr>
-      </w:pPr>
-      <w:r>
-        <w:rPr>
-          <w:lang w:val="ru-RU"/>
-        </w:rPr>
-        <w:t xml:space="preserve">Введение – </w:t>
-      </w:r>
-      <w:r>
-        <w:rPr>
-          <w:color w:val="00B050"/>
-          <w:lang w:val="ru-RU"/>
-        </w:rPr>
-        <w:t>готово</w:t>
-      </w:r>
-    </w:p>
-    <w:p>
-      <w:pPr>
-        <w:rPr>
-          <w:lang w:val="ru-RU"/>
-        </w:rPr>
-      </w:pPr>
-      <w:r>
-        <w:rPr>
-          <w:lang w:val="ru-RU"/>
-        </w:rPr>
-        <w:t>Раздел 1</w:t>
-      </w:r>
-      <w:r>
-        <w:rPr>
-          <w:lang w:val="ru-RU"/>
-        </w:rPr>
-        <w:t xml:space="preserve"> </w:t>
-      </w:r>
-      <w:r>
-        <w:rPr>
-          <w:lang w:val="ru-RU"/>
-        </w:rPr>
-        <w:t xml:space="preserve">– </w:t>
-      </w:r>
-      <w:r>
-        <w:rPr>
-          <w:color w:val="00B050"/>
-          <w:lang w:val="ru-RU"/>
-        </w:rPr>
-        <w:t>готово</w:t>
-      </w:r>
-    </w:p>
-    <w:p>
-      <w:pPr>
-        <w:rPr>
-          <w:lang w:val="ru-RU"/>
-        </w:rPr>
-      </w:pPr>
-      <w:r>
-        <w:rPr>
-          <w:lang w:val="ru-RU"/>
-        </w:rPr>
-        <w:t xml:space="preserve">Раздел 2 – </w:t>
-      </w:r>
-      <w:r>
-        <w:rPr>
-          <w:color w:val="00B050"/>
-          <w:lang w:val="ru-RU"/>
-        </w:rPr>
-        <w:t>готово</w:t>
-      </w:r>
-    </w:p>
-    <w:p>
-      <w:pPr>
-        <w:rPr>
-          <w:lang w:val="ru-RU"/>
-        </w:rPr>
-      </w:pPr>
-      <w:r>
-        <w:rPr>
-          <w:lang w:val="ru-RU"/>
-        </w:rPr>
-        <w:t xml:space="preserve">Раздел 3 – </w:t>
-      </w:r>
-      <w:r>
-        <w:rPr>
-          <w:color w:val="00B050"/>
-          <w:lang w:val="ru-RU"/>
-        </w:rPr>
-        <w:t>готово</w:t>
-      </w:r>
-    </w:p>
-    <w:p>
-      <w:pPr>
-        <w:rPr>
-          <w:lang w:val="ru-RU"/>
-        </w:rPr>
-      </w:pPr>
-      <w:r>
-        <w:rPr>
-          <w:lang w:val="ru-RU"/>
-        </w:rPr>
-        <w:t xml:space="preserve">Раздел 4 – </w:t>
-      </w:r>
-      <w:r>
-        <w:rPr>
-          <w:color w:val="00B050"/>
-          <w:lang w:val="ru-RU"/>
-        </w:rPr>
-        <w:t>готово</w:t>
-      </w:r>
-    </w:p>
-    <w:p>
-      <w:pPr>
-        <w:rPr>
-          <w:lang w:val="ru-RU"/>
-        </w:rPr>
-      </w:pPr>
-      <w:r>
-        <w:rPr>
-          <w:lang w:val="ru-RU"/>
-        </w:rPr>
-        <w:t xml:space="preserve">Раздел 5 – </w:t>
-      </w:r>
-      <w:r>
-        <w:rPr>
-          <w:color w:val="00B050"/>
-          <w:lang w:val="ru-RU"/>
-        </w:rPr>
-        <w:t>готово</w:t>
-      </w:r>
-    </w:p>
-    <w:p>
-      <w:pPr>
-        <w:rPr>
-          <w:lang w:val="ru-RU"/>
-        </w:rPr>
-      </w:pPr>
-      <w:r>
-        <w:rPr>
-          <w:lang w:val="ru-RU"/>
-        </w:rPr>
-        <w:t xml:space="preserve">Заключение - </w:t>
-      </w:r>
-      <w:r>
-        <w:rPr>
-          <w:color w:val="EE0000"/>
-          <w:lang w:val="ru-RU"/>
-        </w:rPr>
-        <w:t>нет</w:t>
-      </w:r>
-    </w:p>
-    <w:p>
-      <w:pPr>
-        <w:rPr>
-          <w:lang w:val="ru-RU"/>
-        </w:rPr>
-      </w:pPr>
-    </w:p>
+    <w:sdt>
+      <w:sdtPr>
+        <w:rPr>
+          <w:lang w:val="ru-RU"/>
+        </w:rPr>
+        <w:id w:val="786777568"/>
+        <w:docPartObj>
+          <w:docPartGallery w:val="Table of Contents"/>
+          <w:docPartUnique/>
+        </w:docPartObj>
+      </w:sdtPr>
+      <w:sdtEndPr>
+        <w:rPr>
+          <w:b/>
+          <w:bCs/>
+          <w:noProof/>
+          <w:lang w:val="ru-US"/>
+        </w:rPr>
+      </w:sdtEndPr>
+      <w:sdtContent>
+        <w:p>
+          <w:pPr>
+            <w:spacing w:line="720" w:lineRule="auto"/>
+            <w:ind w:firstLine="0"/>
+            <w:jc w:val="center"/>
+            <w:rPr>
+              <w:rStyle w:val="20"/>
+              <w:rFonts w:cs="Times New Roman"/>
+              <w:szCs w:val="28"/>
+              <w:lang w:val="ru-RU"/>
+            </w:rPr>
+          </w:pPr>
+          <w:r>
+            <w:rPr>
+              <w:rStyle w:val="20"/>
+              <w:rFonts w:cs="Times New Roman"/>
+              <w:szCs w:val="28"/>
+            </w:rPr>
+            <w:t>Оглавление</w:t>
+          </w:r>
+        </w:p>
+        <w:p>
+          <w:pPr>
+            <w:pStyle w:val="11"/>
+            <w:ind w:firstLine="0"/>
+            <w:rPr>
+              <w:rFonts w:ascii="Times New Roman" w:hAnsi="Times New Roman" w:cs="Times New Roman"/>
+              <w:b w:val="0"/>
+              <w:bCs w:val="0"/>
+              <w:i w:val="0"/>
+              <w:iCs w:val="0"/>
+              <w:noProof/>
+              <w:sz w:val="28"/>
+              <w:szCs w:val="28"/>
+            </w:rPr>
+          </w:pPr>
+          <w:r>
+            <w:rPr>
+              <w:rFonts w:ascii="Times New Roman" w:hAnsi="Times New Roman" w:cs="Times New Roman"/>
+              <w:b w:val="0"/>
+              <w:bCs w:val="0"/>
+              <w:i w:val="0"/>
+              <w:iCs w:val="0"/>
+              <w:sz w:val="28"/>
+              <w:szCs w:val="28"/>
+            </w:rPr>
+            <w:fldChar w:fldCharType="begin"/>
+          </w:r>
+          <w:r>
+            <w:rPr>
+              <w:rFonts w:ascii="Times New Roman" w:hAnsi="Times New Roman" w:cs="Times New Roman"/>
+              <w:b w:val="0"/>
+              <w:bCs w:val="0"/>
+              <w:i w:val="0"/>
+              <w:iCs w:val="0"/>
+              <w:sz w:val="28"/>
+              <w:szCs w:val="28"/>
+            </w:rPr>
+            <w:instrText>TOC \o "1-3" \h \z \u</w:instrText>
+          </w:r>
+          <w:r>
+            <w:rPr>
+              <w:rFonts w:ascii="Times New Roman" w:hAnsi="Times New Roman" w:cs="Times New Roman"/>
+              <w:b w:val="0"/>
+              <w:bCs w:val="0"/>
+              <w:i w:val="0"/>
+              <w:iCs w:val="0"/>
+              <w:sz w:val="28"/>
+              <w:szCs w:val="28"/>
+            </w:rPr>
+            <w:fldChar w:fldCharType="separate"/>
+          </w:r>
+          <w:hyperlink w:anchor="_Toc216476068" w:history="1">
+            <w:r>
+              <w:rPr>
+                <w:rStyle w:val="ac"/>
+                <w:rFonts w:ascii="Times New Roman" w:hAnsi="Times New Roman" w:cs="Times New Roman"/>
+                <w:b w:val="0"/>
+                <w:bCs w:val="0"/>
+                <w:i w:val="0"/>
+                <w:iCs w:val="0"/>
+                <w:noProof/>
+                <w:sz w:val="28"/>
+                <w:szCs w:val="28"/>
+                <w:lang w:val="ru-RU"/>
+              </w:rPr>
+              <w:t>Введение</w:t>
+            </w:r>
+            <w:r>
+              <w:rPr>
+                <w:rFonts w:ascii="Times New Roman" w:hAnsi="Times New Roman" w:cs="Times New Roman"/>
+                <w:b w:val="0"/>
+                <w:bCs w:val="0"/>
+                <w:i w:val="0"/>
+                <w:iCs w:val="0"/>
+                <w:noProof/>
+                <w:webHidden/>
+                <w:sz w:val="28"/>
+                <w:szCs w:val="28"/>
+              </w:rPr>
+              <w:tab/>
+            </w:r>
+            <w:r>
+              <w:rPr>
+                <w:rFonts w:ascii="Times New Roman" w:hAnsi="Times New Roman" w:cs="Times New Roman"/>
+                <w:b w:val="0"/>
+                <w:bCs w:val="0"/>
+                <w:i w:val="0"/>
+                <w:iCs w:val="0"/>
+                <w:noProof/>
+                <w:webHidden/>
+                <w:sz w:val="28"/>
+                <w:szCs w:val="28"/>
+              </w:rPr>
+              <w:fldChar w:fldCharType="begin"/>
+            </w:r>
+            <w:r>
+              <w:rPr>
+                <w:rFonts w:ascii="Times New Roman" w:hAnsi="Times New Roman" w:cs="Times New Roman"/>
+                <w:b w:val="0"/>
+                <w:bCs w:val="0"/>
+                <w:i w:val="0"/>
+                <w:iCs w:val="0"/>
+                <w:noProof/>
+                <w:webHidden/>
+                <w:sz w:val="28"/>
+                <w:szCs w:val="28"/>
+              </w:rPr>
+              <w:instrText xml:space="preserve"> PAGEREF _Toc216476068 \h </w:instrText>
+            </w:r>
+            <w:r>
+              <w:rPr>
+                <w:rFonts w:ascii="Times New Roman" w:hAnsi="Times New Roman" w:cs="Times New Roman"/>
+                <w:b w:val="0"/>
+                <w:bCs w:val="0"/>
+                <w:i w:val="0"/>
+                <w:iCs w:val="0"/>
+                <w:noProof/>
+                <w:webHidden/>
+                <w:sz w:val="28"/>
+                <w:szCs w:val="28"/>
+              </w:rPr>
+            </w:r>
+            <w:r>
+              <w:rPr>
+                <w:rFonts w:ascii="Times New Roman" w:hAnsi="Times New Roman" w:cs="Times New Roman"/>
+                <w:b w:val="0"/>
+                <w:bCs w:val="0"/>
+                <w:i w:val="0"/>
+                <w:iCs w:val="0"/>
+                <w:noProof/>
+                <w:webHidden/>
+                <w:sz w:val="28"/>
+                <w:szCs w:val="28"/>
+              </w:rPr>
+              <w:fldChar w:fldCharType="separate"/>
+            </w:r>
+            <w:r>
+              <w:rPr>
+                <w:rFonts w:ascii="Times New Roman" w:hAnsi="Times New Roman" w:cs="Times New Roman"/>
+                <w:b w:val="0"/>
+                <w:bCs w:val="0"/>
+                <w:i w:val="0"/>
+                <w:iCs w:val="0"/>
+                <w:noProof/>
+                <w:webHidden/>
+                <w:sz w:val="28"/>
+                <w:szCs w:val="28"/>
+              </w:rPr>
+              <w:t>3</w:t>
+            </w:r>
+            <w:r>
+              <w:rPr>
+                <w:rFonts w:ascii="Times New Roman" w:hAnsi="Times New Roman" w:cs="Times New Roman"/>
+                <w:b w:val="0"/>
+                <w:bCs w:val="0"/>
+                <w:i w:val="0"/>
+                <w:iCs w:val="0"/>
+                <w:noProof/>
+                <w:webHidden/>
+                <w:sz w:val="28"/>
+                <w:szCs w:val="28"/>
+              </w:rPr>
+              <w:fldChar w:fldCharType="end"/>
+            </w:r>
+          </w:hyperlink>
+        </w:p>
+        <w:p>
+          <w:pPr>
+            <w:pStyle w:val="11"/>
+            <w:ind w:firstLine="0"/>
+            <w:rPr>
+              <w:rFonts w:ascii="Times New Roman" w:hAnsi="Times New Roman" w:cs="Times New Roman"/>
+              <w:b w:val="0"/>
+              <w:bCs w:val="0"/>
+              <w:i w:val="0"/>
+              <w:iCs w:val="0"/>
+              <w:noProof/>
+              <w:sz w:val="28"/>
+              <w:szCs w:val="28"/>
+            </w:rPr>
+          </w:pPr>
+          <w:hyperlink w:anchor="_Toc216476069" w:history="1">
+            <w:r>
+              <w:rPr>
+                <w:rStyle w:val="ac"/>
+                <w:rFonts w:ascii="Times New Roman" w:hAnsi="Times New Roman" w:cs="Times New Roman"/>
+                <w:b w:val="0"/>
+                <w:bCs w:val="0"/>
+                <w:i w:val="0"/>
+                <w:iCs w:val="0"/>
+                <w:noProof/>
+                <w:sz w:val="28"/>
+                <w:szCs w:val="28"/>
+                <w:lang w:val="ru-RU"/>
+              </w:rPr>
+              <w:t>Основная часть</w:t>
+            </w:r>
+            <w:r>
+              <w:rPr>
+                <w:rFonts w:ascii="Times New Roman" w:hAnsi="Times New Roman" w:cs="Times New Roman"/>
+                <w:b w:val="0"/>
+                <w:bCs w:val="0"/>
+                <w:i w:val="0"/>
+                <w:iCs w:val="0"/>
+                <w:noProof/>
+                <w:webHidden/>
+                <w:sz w:val="28"/>
+                <w:szCs w:val="28"/>
+              </w:rPr>
+              <w:tab/>
+            </w:r>
+            <w:r>
+              <w:rPr>
+                <w:rFonts w:ascii="Times New Roman" w:hAnsi="Times New Roman" w:cs="Times New Roman"/>
+                <w:b w:val="0"/>
+                <w:bCs w:val="0"/>
+                <w:i w:val="0"/>
+                <w:iCs w:val="0"/>
+                <w:noProof/>
+                <w:webHidden/>
+                <w:sz w:val="28"/>
+                <w:szCs w:val="28"/>
+              </w:rPr>
+              <w:fldChar w:fldCharType="begin"/>
+            </w:r>
+            <w:r>
+              <w:rPr>
+                <w:rFonts w:ascii="Times New Roman" w:hAnsi="Times New Roman" w:cs="Times New Roman"/>
+                <w:b w:val="0"/>
+                <w:bCs w:val="0"/>
+                <w:i w:val="0"/>
+                <w:iCs w:val="0"/>
+                <w:noProof/>
+                <w:webHidden/>
+                <w:sz w:val="28"/>
+                <w:szCs w:val="28"/>
+              </w:rPr>
+              <w:instrText xml:space="preserve"> PAGEREF _Toc216476069 \h </w:instrText>
+            </w:r>
+            <w:r>
+              <w:rPr>
+                <w:rFonts w:ascii="Times New Roman" w:hAnsi="Times New Roman" w:cs="Times New Roman"/>
+                <w:b w:val="0"/>
+                <w:bCs w:val="0"/>
+                <w:i w:val="0"/>
+                <w:iCs w:val="0"/>
+                <w:noProof/>
+                <w:webHidden/>
+                <w:sz w:val="28"/>
+                <w:szCs w:val="28"/>
+              </w:rPr>
+            </w:r>
+            <w:r>
+              <w:rPr>
+                <w:rFonts w:ascii="Times New Roman" w:hAnsi="Times New Roman" w:cs="Times New Roman"/>
+                <w:b w:val="0"/>
+                <w:bCs w:val="0"/>
+                <w:i w:val="0"/>
+                <w:iCs w:val="0"/>
+                <w:noProof/>
+                <w:webHidden/>
+                <w:sz w:val="28"/>
+                <w:szCs w:val="28"/>
+              </w:rPr>
+              <w:fldChar w:fldCharType="separate"/>
+            </w:r>
+            <w:r>
+              <w:rPr>
+                <w:rFonts w:ascii="Times New Roman" w:hAnsi="Times New Roman" w:cs="Times New Roman"/>
+                <w:b w:val="0"/>
+                <w:bCs w:val="0"/>
+                <w:i w:val="0"/>
+                <w:iCs w:val="0"/>
+                <w:noProof/>
+                <w:webHidden/>
+                <w:sz w:val="28"/>
+                <w:szCs w:val="28"/>
+              </w:rPr>
+              <w:t>4</w:t>
+            </w:r>
+            <w:r>
+              <w:rPr>
+                <w:rFonts w:ascii="Times New Roman" w:hAnsi="Times New Roman" w:cs="Times New Roman"/>
+                <w:b w:val="0"/>
+                <w:bCs w:val="0"/>
+                <w:i w:val="0"/>
+                <w:iCs w:val="0"/>
+                <w:noProof/>
+                <w:webHidden/>
+                <w:sz w:val="28"/>
+                <w:szCs w:val="28"/>
+              </w:rPr>
+              <w:fldChar w:fldCharType="end"/>
+            </w:r>
+          </w:hyperlink>
+        </w:p>
+        <w:p>
+          <w:pPr>
+            <w:pStyle w:val="23"/>
+            <w:tabs>
+              <w:tab w:val="right" w:leader="dot" w:pos="9345"/>
+            </w:tabs>
+            <w:ind w:left="0" w:firstLine="0"/>
+            <w:rPr>
+              <w:rFonts w:ascii="Times New Roman" w:hAnsi="Times New Roman" w:cs="Times New Roman"/>
+              <w:b w:val="0"/>
+              <w:bCs w:val="0"/>
+              <w:noProof/>
+              <w:sz w:val="28"/>
+              <w:szCs w:val="28"/>
+            </w:rPr>
+          </w:pPr>
+          <w:hyperlink w:anchor="_Toc216476070" w:history="1">
+            <w:r>
+              <w:rPr>
+                <w:rStyle w:val="ac"/>
+                <w:rFonts w:ascii="Times New Roman" w:hAnsi="Times New Roman" w:cs="Times New Roman"/>
+                <w:b w:val="0"/>
+                <w:bCs w:val="0"/>
+                <w:noProof/>
+                <w:sz w:val="28"/>
+                <w:szCs w:val="28"/>
+                <w:lang w:val="ru-RU"/>
+              </w:rPr>
+              <w:t>1. Изучение предметной области. Определение темы ВКР. Описаниепредметной области как объекта.</w:t>
+            </w:r>
+            <w:r>
+              <w:rPr>
+                <w:rFonts w:ascii="Times New Roman" w:hAnsi="Times New Roman" w:cs="Times New Roman"/>
+                <w:b w:val="0"/>
+                <w:bCs w:val="0"/>
+                <w:noProof/>
+                <w:webHidden/>
+                <w:sz w:val="28"/>
+                <w:szCs w:val="28"/>
+              </w:rPr>
+              <w:tab/>
+            </w:r>
+            <w:r>
+              <w:rPr>
+                <w:rFonts w:ascii="Times New Roman" w:hAnsi="Times New Roman" w:cs="Times New Roman"/>
+                <w:b w:val="0"/>
+                <w:bCs w:val="0"/>
+                <w:noProof/>
+                <w:webHidden/>
+                <w:sz w:val="28"/>
+                <w:szCs w:val="28"/>
+              </w:rPr>
+              <w:fldChar w:fldCharType="begin"/>
+            </w:r>
+            <w:r>
+              <w:rPr>
+                <w:rFonts w:ascii="Times New Roman" w:hAnsi="Times New Roman" w:cs="Times New Roman"/>
+                <w:b w:val="0"/>
+                <w:bCs w:val="0"/>
+                <w:noProof/>
+                <w:webHidden/>
+                <w:sz w:val="28"/>
+                <w:szCs w:val="28"/>
+              </w:rPr>
+              <w:instrText xml:space="preserve"> PAGEREF _Toc216476070 \h </w:instrText>
+            </w:r>
+            <w:r>
+              <w:rPr>
+                <w:rFonts w:ascii="Times New Roman" w:hAnsi="Times New Roman" w:cs="Times New Roman"/>
+                <w:b w:val="0"/>
+                <w:bCs w:val="0"/>
+                <w:noProof/>
+                <w:webHidden/>
+                <w:sz w:val="28"/>
+                <w:szCs w:val="28"/>
+              </w:rPr>
+            </w:r>
+            <w:r>
+              <w:rPr>
+                <w:rFonts w:ascii="Times New Roman" w:hAnsi="Times New Roman" w:cs="Times New Roman"/>
+                <w:b w:val="0"/>
+                <w:bCs w:val="0"/>
+                <w:noProof/>
+                <w:webHidden/>
+                <w:sz w:val="28"/>
+                <w:szCs w:val="28"/>
+              </w:rPr>
+              <w:fldChar w:fldCharType="separate"/>
+            </w:r>
+            <w:r>
+              <w:rPr>
+                <w:rFonts w:ascii="Times New Roman" w:hAnsi="Times New Roman" w:cs="Times New Roman"/>
+                <w:b w:val="0"/>
+                <w:bCs w:val="0"/>
+                <w:noProof/>
+                <w:webHidden/>
+                <w:sz w:val="28"/>
+                <w:szCs w:val="28"/>
+              </w:rPr>
+              <w:t>4</w:t>
+            </w:r>
+            <w:r>
+              <w:rPr>
+                <w:rFonts w:ascii="Times New Roman" w:hAnsi="Times New Roman" w:cs="Times New Roman"/>
+                <w:b w:val="0"/>
+                <w:bCs w:val="0"/>
+                <w:noProof/>
+                <w:webHidden/>
+                <w:sz w:val="28"/>
+                <w:szCs w:val="28"/>
+              </w:rPr>
+              <w:fldChar w:fldCharType="end"/>
+            </w:r>
+          </w:hyperlink>
+        </w:p>
+        <w:p>
+          <w:pPr>
+            <w:pStyle w:val="23"/>
+            <w:tabs>
+              <w:tab w:val="right" w:leader="dot" w:pos="9345"/>
+            </w:tabs>
+            <w:ind w:left="0" w:firstLine="0"/>
+            <w:rPr>
+              <w:rFonts w:ascii="Times New Roman" w:hAnsi="Times New Roman" w:cs="Times New Roman"/>
+              <w:b w:val="0"/>
+              <w:bCs w:val="0"/>
+              <w:noProof/>
+              <w:sz w:val="28"/>
+              <w:szCs w:val="28"/>
+            </w:rPr>
+          </w:pPr>
+          <w:hyperlink w:anchor="_Toc216476071" w:history="1">
+            <w:r>
+              <w:rPr>
+                <w:rStyle w:val="ac"/>
+                <w:rFonts w:ascii="Times New Roman" w:hAnsi="Times New Roman" w:cs="Times New Roman"/>
+                <w:b w:val="0"/>
+                <w:bCs w:val="0"/>
+                <w:noProof/>
+                <w:sz w:val="28"/>
+                <w:szCs w:val="28"/>
+                <w:lang w:val="ru-RU"/>
+              </w:rPr>
+              <w:t>2. Планирование работ по проекту</w:t>
+            </w:r>
+            <w:r>
+              <w:rPr>
+                <w:rFonts w:ascii="Times New Roman" w:hAnsi="Times New Roman" w:cs="Times New Roman"/>
+                <w:b w:val="0"/>
+                <w:bCs w:val="0"/>
+                <w:noProof/>
+                <w:webHidden/>
+                <w:sz w:val="28"/>
+                <w:szCs w:val="28"/>
+              </w:rPr>
+              <w:tab/>
+            </w:r>
+            <w:r>
+              <w:rPr>
+                <w:rFonts w:ascii="Times New Roman" w:hAnsi="Times New Roman" w:cs="Times New Roman"/>
+                <w:b w:val="0"/>
+                <w:bCs w:val="0"/>
+                <w:noProof/>
+                <w:webHidden/>
+                <w:sz w:val="28"/>
+                <w:szCs w:val="28"/>
+              </w:rPr>
+              <w:fldChar w:fldCharType="begin"/>
+            </w:r>
+            <w:r>
+              <w:rPr>
+                <w:rFonts w:ascii="Times New Roman" w:hAnsi="Times New Roman" w:cs="Times New Roman"/>
+                <w:b w:val="0"/>
+                <w:bCs w:val="0"/>
+                <w:noProof/>
+                <w:webHidden/>
+                <w:sz w:val="28"/>
+                <w:szCs w:val="28"/>
+              </w:rPr>
+              <w:instrText xml:space="preserve"> PAGEREF _Toc216476071 \h </w:instrText>
+            </w:r>
+            <w:r>
+              <w:rPr>
+                <w:rFonts w:ascii="Times New Roman" w:hAnsi="Times New Roman" w:cs="Times New Roman"/>
+                <w:b w:val="0"/>
+                <w:bCs w:val="0"/>
+                <w:noProof/>
+                <w:webHidden/>
+                <w:sz w:val="28"/>
+                <w:szCs w:val="28"/>
+              </w:rPr>
+            </w:r>
+            <w:r>
+              <w:rPr>
+                <w:rFonts w:ascii="Times New Roman" w:hAnsi="Times New Roman" w:cs="Times New Roman"/>
+                <w:b w:val="0"/>
+                <w:bCs w:val="0"/>
+                <w:noProof/>
+                <w:webHidden/>
+                <w:sz w:val="28"/>
+                <w:szCs w:val="28"/>
+              </w:rPr>
+              <w:fldChar w:fldCharType="separate"/>
+            </w:r>
+            <w:r>
+              <w:rPr>
+                <w:rFonts w:ascii="Times New Roman" w:hAnsi="Times New Roman" w:cs="Times New Roman"/>
+                <w:b w:val="0"/>
+                <w:bCs w:val="0"/>
+                <w:noProof/>
+                <w:webHidden/>
+                <w:sz w:val="28"/>
+                <w:szCs w:val="28"/>
+              </w:rPr>
+              <w:t>8</w:t>
+            </w:r>
+            <w:r>
+              <w:rPr>
+                <w:rFonts w:ascii="Times New Roman" w:hAnsi="Times New Roman" w:cs="Times New Roman"/>
+                <w:b w:val="0"/>
+                <w:bCs w:val="0"/>
+                <w:noProof/>
+                <w:webHidden/>
+                <w:sz w:val="28"/>
+                <w:szCs w:val="28"/>
+              </w:rPr>
+              <w:fldChar w:fldCharType="end"/>
+            </w:r>
+          </w:hyperlink>
+        </w:p>
+        <w:p>
+          <w:pPr>
+            <w:pStyle w:val="23"/>
+            <w:tabs>
+              <w:tab w:val="right" w:leader="dot" w:pos="9345"/>
+            </w:tabs>
+            <w:ind w:left="0" w:firstLine="0"/>
+            <w:rPr>
+              <w:rFonts w:ascii="Times New Roman" w:hAnsi="Times New Roman" w:cs="Times New Roman"/>
+              <w:b w:val="0"/>
+              <w:bCs w:val="0"/>
+              <w:noProof/>
+              <w:sz w:val="28"/>
+              <w:szCs w:val="28"/>
+            </w:rPr>
+          </w:pPr>
+          <w:hyperlink w:anchor="_Toc216476072" w:history="1">
+            <w:r>
+              <w:rPr>
+                <w:rStyle w:val="ac"/>
+                <w:rFonts w:ascii="Times New Roman" w:hAnsi="Times New Roman" w:cs="Times New Roman"/>
+                <w:b w:val="0"/>
+                <w:bCs w:val="0"/>
+                <w:noProof/>
+                <w:sz w:val="28"/>
+                <w:szCs w:val="28"/>
+                <w:lang w:val="ru-RU"/>
+              </w:rPr>
+              <w:t>3. Выбор технологии и инструментальных средств реализации проекта</w:t>
+            </w:r>
+            <w:r>
+              <w:rPr>
+                <w:rFonts w:ascii="Times New Roman" w:hAnsi="Times New Roman" w:cs="Times New Roman"/>
+                <w:b w:val="0"/>
+                <w:bCs w:val="0"/>
+                <w:noProof/>
+                <w:webHidden/>
+                <w:sz w:val="28"/>
+                <w:szCs w:val="28"/>
+              </w:rPr>
+              <w:tab/>
+            </w:r>
+            <w:r>
+              <w:rPr>
+                <w:rFonts w:ascii="Times New Roman" w:hAnsi="Times New Roman" w:cs="Times New Roman"/>
+                <w:b w:val="0"/>
+                <w:bCs w:val="0"/>
+                <w:noProof/>
+                <w:webHidden/>
+                <w:sz w:val="28"/>
+                <w:szCs w:val="28"/>
+              </w:rPr>
+              <w:fldChar w:fldCharType="begin"/>
+            </w:r>
+            <w:r>
+              <w:rPr>
+                <w:rFonts w:ascii="Times New Roman" w:hAnsi="Times New Roman" w:cs="Times New Roman"/>
+                <w:b w:val="0"/>
+                <w:bCs w:val="0"/>
+                <w:noProof/>
+                <w:webHidden/>
+                <w:sz w:val="28"/>
+                <w:szCs w:val="28"/>
+              </w:rPr>
+              <w:instrText xml:space="preserve"> PAGEREF _Toc216476072 \h </w:instrText>
+            </w:r>
+            <w:r>
+              <w:rPr>
+                <w:rFonts w:ascii="Times New Roman" w:hAnsi="Times New Roman" w:cs="Times New Roman"/>
+                <w:b w:val="0"/>
+                <w:bCs w:val="0"/>
+                <w:noProof/>
+                <w:webHidden/>
+                <w:sz w:val="28"/>
+                <w:szCs w:val="28"/>
+              </w:rPr>
+            </w:r>
+            <w:r>
+              <w:rPr>
+                <w:rFonts w:ascii="Times New Roman" w:hAnsi="Times New Roman" w:cs="Times New Roman"/>
+                <w:b w:val="0"/>
+                <w:bCs w:val="0"/>
+                <w:noProof/>
+                <w:webHidden/>
+                <w:sz w:val="28"/>
+                <w:szCs w:val="28"/>
+              </w:rPr>
+              <w:fldChar w:fldCharType="separate"/>
+            </w:r>
+            <w:r>
+              <w:rPr>
+                <w:rFonts w:ascii="Times New Roman" w:hAnsi="Times New Roman" w:cs="Times New Roman"/>
+                <w:b w:val="0"/>
+                <w:bCs w:val="0"/>
+                <w:noProof/>
+                <w:webHidden/>
+                <w:sz w:val="28"/>
+                <w:szCs w:val="28"/>
+              </w:rPr>
+              <w:t>11</w:t>
+            </w:r>
+            <w:r>
+              <w:rPr>
+                <w:rFonts w:ascii="Times New Roman" w:hAnsi="Times New Roman" w:cs="Times New Roman"/>
+                <w:b w:val="0"/>
+                <w:bCs w:val="0"/>
+                <w:noProof/>
+                <w:webHidden/>
+                <w:sz w:val="28"/>
+                <w:szCs w:val="28"/>
+              </w:rPr>
+              <w:fldChar w:fldCharType="end"/>
+            </w:r>
+          </w:hyperlink>
+        </w:p>
+        <w:p>
+          <w:pPr>
+            <w:pStyle w:val="23"/>
+            <w:tabs>
+              <w:tab w:val="right" w:leader="dot" w:pos="9345"/>
+            </w:tabs>
+            <w:ind w:left="0" w:firstLine="0"/>
+            <w:rPr>
+              <w:rFonts w:ascii="Times New Roman" w:hAnsi="Times New Roman" w:cs="Times New Roman"/>
+              <w:b w:val="0"/>
+              <w:bCs w:val="0"/>
+              <w:noProof/>
+              <w:sz w:val="28"/>
+              <w:szCs w:val="28"/>
+            </w:rPr>
+          </w:pPr>
+          <w:hyperlink w:anchor="_Toc216476073" w:history="1">
+            <w:r>
+              <w:rPr>
+                <w:rStyle w:val="ac"/>
+                <w:rFonts w:ascii="Times New Roman" w:hAnsi="Times New Roman" w:cs="Times New Roman"/>
+                <w:b w:val="0"/>
+                <w:bCs w:val="0"/>
+                <w:noProof/>
+                <w:sz w:val="28"/>
+                <w:szCs w:val="28"/>
+                <w:lang w:val="ru-RU"/>
+              </w:rPr>
+              <w:t xml:space="preserve">4. Анализ </w:t>
+            </w:r>
+            <w:r>
+              <w:rPr>
+                <w:rStyle w:val="ac"/>
+                <w:rFonts w:ascii="Times New Roman" w:hAnsi="Times New Roman" w:cs="Times New Roman"/>
+                <w:b w:val="0"/>
+                <w:bCs w:val="0"/>
+                <w:noProof/>
+                <w:sz w:val="28"/>
+                <w:szCs w:val="28"/>
+                <w:lang w:val="ru-RU"/>
+              </w:rPr>
+              <w:t>с</w:t>
+            </w:r>
+            <w:r>
+              <w:rPr>
+                <w:rStyle w:val="ac"/>
+                <w:rFonts w:ascii="Times New Roman" w:hAnsi="Times New Roman" w:cs="Times New Roman"/>
+                <w:b w:val="0"/>
+                <w:bCs w:val="0"/>
+                <w:noProof/>
+                <w:sz w:val="28"/>
+                <w:szCs w:val="28"/>
+                <w:lang w:val="ru-RU"/>
+              </w:rPr>
+              <w:t>уществующих технических решений</w:t>
+            </w:r>
+            <w:r>
+              <w:rPr>
+                <w:rFonts w:ascii="Times New Roman" w:hAnsi="Times New Roman" w:cs="Times New Roman"/>
+                <w:b w:val="0"/>
+                <w:bCs w:val="0"/>
+                <w:noProof/>
+                <w:webHidden/>
+                <w:sz w:val="28"/>
+                <w:szCs w:val="28"/>
+              </w:rPr>
+              <w:tab/>
+            </w:r>
+            <w:r>
+              <w:rPr>
+                <w:rFonts w:ascii="Times New Roman" w:hAnsi="Times New Roman" w:cs="Times New Roman"/>
+                <w:b w:val="0"/>
+                <w:bCs w:val="0"/>
+                <w:noProof/>
+                <w:webHidden/>
+                <w:sz w:val="28"/>
+                <w:szCs w:val="28"/>
+              </w:rPr>
+              <w:fldChar w:fldCharType="begin"/>
+            </w:r>
+            <w:r>
+              <w:rPr>
+                <w:rFonts w:ascii="Times New Roman" w:hAnsi="Times New Roman" w:cs="Times New Roman"/>
+                <w:b w:val="0"/>
+                <w:bCs w:val="0"/>
+                <w:noProof/>
+                <w:webHidden/>
+                <w:sz w:val="28"/>
+                <w:szCs w:val="28"/>
+              </w:rPr>
+              <w:instrText xml:space="preserve"> PAGEREF _Toc216476073 \h </w:instrText>
+            </w:r>
+            <w:r>
+              <w:rPr>
+                <w:rFonts w:ascii="Times New Roman" w:hAnsi="Times New Roman" w:cs="Times New Roman"/>
+                <w:b w:val="0"/>
+                <w:bCs w:val="0"/>
+                <w:noProof/>
+                <w:webHidden/>
+                <w:sz w:val="28"/>
+                <w:szCs w:val="28"/>
+              </w:rPr>
+            </w:r>
+            <w:r>
+              <w:rPr>
+                <w:rFonts w:ascii="Times New Roman" w:hAnsi="Times New Roman" w:cs="Times New Roman"/>
+                <w:b w:val="0"/>
+                <w:bCs w:val="0"/>
+                <w:noProof/>
+                <w:webHidden/>
+                <w:sz w:val="28"/>
+                <w:szCs w:val="28"/>
+              </w:rPr>
+              <w:fldChar w:fldCharType="separate"/>
+            </w:r>
+            <w:r>
+              <w:rPr>
+                <w:rFonts w:ascii="Times New Roman" w:hAnsi="Times New Roman" w:cs="Times New Roman"/>
+                <w:b w:val="0"/>
+                <w:bCs w:val="0"/>
+                <w:noProof/>
+                <w:webHidden/>
+                <w:sz w:val="28"/>
+                <w:szCs w:val="28"/>
+              </w:rPr>
+              <w:t>18</w:t>
+            </w:r>
+            <w:r>
+              <w:rPr>
+                <w:rFonts w:ascii="Times New Roman" w:hAnsi="Times New Roman" w:cs="Times New Roman"/>
+                <w:b w:val="0"/>
+                <w:bCs w:val="0"/>
+                <w:noProof/>
+                <w:webHidden/>
+                <w:sz w:val="28"/>
+                <w:szCs w:val="28"/>
+              </w:rPr>
+              <w:fldChar w:fldCharType="end"/>
+            </w:r>
+          </w:hyperlink>
+        </w:p>
+        <w:p>
+          <w:pPr>
+            <w:pStyle w:val="23"/>
+            <w:tabs>
+              <w:tab w:val="right" w:leader="dot" w:pos="9345"/>
+            </w:tabs>
+            <w:ind w:left="0" w:firstLine="0"/>
+            <w:rPr>
+              <w:rFonts w:ascii="Times New Roman" w:hAnsi="Times New Roman" w:cs="Times New Roman"/>
+              <w:b w:val="0"/>
+              <w:bCs w:val="0"/>
+              <w:noProof/>
+              <w:sz w:val="28"/>
+              <w:szCs w:val="28"/>
+            </w:rPr>
+          </w:pPr>
+          <w:hyperlink w:anchor="_Toc216476074" w:history="1">
+            <w:r>
+              <w:rPr>
+                <w:rStyle w:val="ac"/>
+                <w:rFonts w:ascii="Times New Roman" w:hAnsi="Times New Roman" w:cs="Times New Roman"/>
+                <w:b w:val="0"/>
+                <w:bCs w:val="0"/>
+                <w:noProof/>
+                <w:sz w:val="28"/>
+                <w:szCs w:val="28"/>
+                <w:lang w:val="ru-RU"/>
+              </w:rPr>
+              <w:t>5. Подбор математического аппарата</w:t>
+            </w:r>
+            <w:r>
+              <w:rPr>
+                <w:rFonts w:ascii="Times New Roman" w:hAnsi="Times New Roman" w:cs="Times New Roman"/>
+                <w:b w:val="0"/>
+                <w:bCs w:val="0"/>
+                <w:noProof/>
+                <w:webHidden/>
+                <w:sz w:val="28"/>
+                <w:szCs w:val="28"/>
+              </w:rPr>
+              <w:tab/>
+            </w:r>
+            <w:r>
+              <w:rPr>
+                <w:rFonts w:ascii="Times New Roman" w:hAnsi="Times New Roman" w:cs="Times New Roman"/>
+                <w:b w:val="0"/>
+                <w:bCs w:val="0"/>
+                <w:noProof/>
+                <w:webHidden/>
+                <w:sz w:val="28"/>
+                <w:szCs w:val="28"/>
+              </w:rPr>
+              <w:fldChar w:fldCharType="begin"/>
+            </w:r>
+            <w:r>
+              <w:rPr>
+                <w:rFonts w:ascii="Times New Roman" w:hAnsi="Times New Roman" w:cs="Times New Roman"/>
+                <w:b w:val="0"/>
+                <w:bCs w:val="0"/>
+                <w:noProof/>
+                <w:webHidden/>
+                <w:sz w:val="28"/>
+                <w:szCs w:val="28"/>
+              </w:rPr>
+              <w:instrText xml:space="preserve"> PAGEREF _Toc216476074 \h </w:instrText>
+            </w:r>
+            <w:r>
+              <w:rPr>
+                <w:rFonts w:ascii="Times New Roman" w:hAnsi="Times New Roman" w:cs="Times New Roman"/>
+                <w:b w:val="0"/>
+                <w:bCs w:val="0"/>
+                <w:noProof/>
+                <w:webHidden/>
+                <w:sz w:val="28"/>
+                <w:szCs w:val="28"/>
+              </w:rPr>
+            </w:r>
+            <w:r>
+              <w:rPr>
+                <w:rFonts w:ascii="Times New Roman" w:hAnsi="Times New Roman" w:cs="Times New Roman"/>
+                <w:b w:val="0"/>
+                <w:bCs w:val="0"/>
+                <w:noProof/>
+                <w:webHidden/>
+                <w:sz w:val="28"/>
+                <w:szCs w:val="28"/>
+              </w:rPr>
+              <w:fldChar w:fldCharType="separate"/>
+            </w:r>
+            <w:r>
+              <w:rPr>
+                <w:rFonts w:ascii="Times New Roman" w:hAnsi="Times New Roman" w:cs="Times New Roman"/>
+                <w:b w:val="0"/>
+                <w:bCs w:val="0"/>
+                <w:noProof/>
+                <w:webHidden/>
+                <w:sz w:val="28"/>
+                <w:szCs w:val="28"/>
+              </w:rPr>
+              <w:t>20</w:t>
+            </w:r>
+            <w:r>
+              <w:rPr>
+                <w:rFonts w:ascii="Times New Roman" w:hAnsi="Times New Roman" w:cs="Times New Roman"/>
+                <w:b w:val="0"/>
+                <w:bCs w:val="0"/>
+                <w:noProof/>
+                <w:webHidden/>
+                <w:sz w:val="28"/>
+                <w:szCs w:val="28"/>
+              </w:rPr>
+              <w:fldChar w:fldCharType="end"/>
+            </w:r>
+          </w:hyperlink>
+        </w:p>
+        <w:p>
+          <w:pPr>
+            <w:pStyle w:val="11"/>
+            <w:ind w:firstLine="0"/>
+            <w:rPr>
+              <w:rFonts w:ascii="Times New Roman" w:hAnsi="Times New Roman" w:cs="Times New Roman"/>
+              <w:b w:val="0"/>
+              <w:bCs w:val="0"/>
+              <w:i w:val="0"/>
+              <w:iCs w:val="0"/>
+              <w:noProof/>
+              <w:sz w:val="28"/>
+              <w:szCs w:val="28"/>
+            </w:rPr>
+          </w:pPr>
+          <w:hyperlink w:anchor="_Toc216476075" w:history="1">
+            <w:r>
+              <w:rPr>
+                <w:rStyle w:val="ac"/>
+                <w:rFonts w:ascii="Times New Roman" w:hAnsi="Times New Roman" w:cs="Times New Roman"/>
+                <w:b w:val="0"/>
+                <w:bCs w:val="0"/>
+                <w:i w:val="0"/>
+                <w:iCs w:val="0"/>
+                <w:noProof/>
+                <w:sz w:val="28"/>
+                <w:szCs w:val="28"/>
+                <w:lang w:val="ru-RU"/>
+              </w:rPr>
+              <w:t>Заключение</w:t>
+            </w:r>
+            <w:r>
+              <w:rPr>
+                <w:rFonts w:ascii="Times New Roman" w:hAnsi="Times New Roman" w:cs="Times New Roman"/>
+                <w:b w:val="0"/>
+                <w:bCs w:val="0"/>
+                <w:i w:val="0"/>
+                <w:iCs w:val="0"/>
+                <w:noProof/>
+                <w:webHidden/>
+                <w:sz w:val="28"/>
+                <w:szCs w:val="28"/>
+              </w:rPr>
+              <w:tab/>
+            </w:r>
+            <w:r>
+              <w:rPr>
+                <w:rFonts w:ascii="Times New Roman" w:hAnsi="Times New Roman" w:cs="Times New Roman"/>
+                <w:b w:val="0"/>
+                <w:bCs w:val="0"/>
+                <w:i w:val="0"/>
+                <w:iCs w:val="0"/>
+                <w:noProof/>
+                <w:webHidden/>
+                <w:sz w:val="28"/>
+                <w:szCs w:val="28"/>
+              </w:rPr>
+              <w:fldChar w:fldCharType="begin"/>
+            </w:r>
+            <w:r>
+              <w:rPr>
+                <w:rFonts w:ascii="Times New Roman" w:hAnsi="Times New Roman" w:cs="Times New Roman"/>
+                <w:b w:val="0"/>
+                <w:bCs w:val="0"/>
+                <w:i w:val="0"/>
+                <w:iCs w:val="0"/>
+                <w:noProof/>
+                <w:webHidden/>
+                <w:sz w:val="28"/>
+                <w:szCs w:val="28"/>
+              </w:rPr>
+              <w:instrText xml:space="preserve"> PAGEREF _Toc216476075 \h </w:instrText>
+            </w:r>
+            <w:r>
+              <w:rPr>
+                <w:rFonts w:ascii="Times New Roman" w:hAnsi="Times New Roman" w:cs="Times New Roman"/>
+                <w:b w:val="0"/>
+                <w:bCs w:val="0"/>
+                <w:i w:val="0"/>
+                <w:iCs w:val="0"/>
+                <w:noProof/>
+                <w:webHidden/>
+                <w:sz w:val="28"/>
+                <w:szCs w:val="28"/>
+              </w:rPr>
+            </w:r>
+            <w:r>
+              <w:rPr>
+                <w:rFonts w:ascii="Times New Roman" w:hAnsi="Times New Roman" w:cs="Times New Roman"/>
+                <w:b w:val="0"/>
+                <w:bCs w:val="0"/>
+                <w:i w:val="0"/>
+                <w:iCs w:val="0"/>
+                <w:noProof/>
+                <w:webHidden/>
+                <w:sz w:val="28"/>
+                <w:szCs w:val="28"/>
+              </w:rPr>
+              <w:fldChar w:fldCharType="separate"/>
+            </w:r>
+            <w:r>
+              <w:rPr>
+                <w:rFonts w:ascii="Times New Roman" w:hAnsi="Times New Roman" w:cs="Times New Roman"/>
+                <w:b w:val="0"/>
+                <w:bCs w:val="0"/>
+                <w:i w:val="0"/>
+                <w:iCs w:val="0"/>
+                <w:noProof/>
+                <w:webHidden/>
+                <w:sz w:val="28"/>
+                <w:szCs w:val="28"/>
+              </w:rPr>
+              <w:t>24</w:t>
+            </w:r>
+            <w:r>
+              <w:rPr>
+                <w:rFonts w:ascii="Times New Roman" w:hAnsi="Times New Roman" w:cs="Times New Roman"/>
+                <w:b w:val="0"/>
+                <w:bCs w:val="0"/>
+                <w:i w:val="0"/>
+                <w:iCs w:val="0"/>
+                <w:noProof/>
+                <w:webHidden/>
+                <w:sz w:val="28"/>
+                <w:szCs w:val="28"/>
+              </w:rPr>
+              <w:fldChar w:fldCharType="end"/>
+            </w:r>
+          </w:hyperlink>
+        </w:p>
+        <w:p>
+          <w:pPr>
+            <w:pStyle w:val="11"/>
+            <w:ind w:firstLine="0"/>
+            <w:rPr>
+              <w:rFonts w:ascii="Times New Roman" w:hAnsi="Times New Roman" w:cs="Times New Roman"/>
+              <w:b w:val="0"/>
+              <w:bCs w:val="0"/>
+              <w:i w:val="0"/>
+              <w:iCs w:val="0"/>
+              <w:noProof/>
+              <w:sz w:val="28"/>
+              <w:szCs w:val="28"/>
+            </w:rPr>
+          </w:pPr>
+          <w:hyperlink w:anchor="_Toc216476076" w:history="1">
+            <w:r>
+              <w:rPr>
+                <w:rStyle w:val="ac"/>
+                <w:rFonts w:ascii="Times New Roman" w:hAnsi="Times New Roman" w:cs="Times New Roman"/>
+                <w:b w:val="0"/>
+                <w:bCs w:val="0"/>
+                <w:i w:val="0"/>
+                <w:iCs w:val="0"/>
+                <w:noProof/>
+                <w:sz w:val="28"/>
+                <w:szCs w:val="28"/>
+                <w:lang w:val="ru-RU"/>
+              </w:rPr>
+              <w:t>Список литературы</w:t>
+            </w:r>
+            <w:r>
+              <w:rPr>
+                <w:rFonts w:ascii="Times New Roman" w:hAnsi="Times New Roman" w:cs="Times New Roman"/>
+                <w:b w:val="0"/>
+                <w:bCs w:val="0"/>
+                <w:i w:val="0"/>
+                <w:iCs w:val="0"/>
+                <w:noProof/>
+                <w:webHidden/>
+                <w:sz w:val="28"/>
+                <w:szCs w:val="28"/>
+              </w:rPr>
+              <w:tab/>
+            </w:r>
+            <w:r>
+              <w:rPr>
+                <w:rFonts w:ascii="Times New Roman" w:hAnsi="Times New Roman" w:cs="Times New Roman"/>
+                <w:b w:val="0"/>
+                <w:bCs w:val="0"/>
+                <w:i w:val="0"/>
+                <w:iCs w:val="0"/>
+                <w:noProof/>
+                <w:webHidden/>
+                <w:sz w:val="28"/>
+                <w:szCs w:val="28"/>
+              </w:rPr>
+              <w:fldChar w:fldCharType="begin"/>
+            </w:r>
+            <w:r>
+              <w:rPr>
+                <w:rFonts w:ascii="Times New Roman" w:hAnsi="Times New Roman" w:cs="Times New Roman"/>
+                <w:b w:val="0"/>
+                <w:bCs w:val="0"/>
+                <w:i w:val="0"/>
+                <w:iCs w:val="0"/>
+                <w:noProof/>
+                <w:webHidden/>
+                <w:sz w:val="28"/>
+                <w:szCs w:val="28"/>
+              </w:rPr>
+              <w:instrText xml:space="preserve"> PAGEREF _Toc216476076 \h </w:instrText>
+            </w:r>
+            <w:r>
+              <w:rPr>
+                <w:rFonts w:ascii="Times New Roman" w:hAnsi="Times New Roman" w:cs="Times New Roman"/>
+                <w:b w:val="0"/>
+                <w:bCs w:val="0"/>
+                <w:i w:val="0"/>
+                <w:iCs w:val="0"/>
+                <w:noProof/>
+                <w:webHidden/>
+                <w:sz w:val="28"/>
+                <w:szCs w:val="28"/>
+              </w:rPr>
+            </w:r>
+            <w:r>
+              <w:rPr>
+                <w:rFonts w:ascii="Times New Roman" w:hAnsi="Times New Roman" w:cs="Times New Roman"/>
+                <w:b w:val="0"/>
+                <w:bCs w:val="0"/>
+                <w:i w:val="0"/>
+                <w:iCs w:val="0"/>
+                <w:noProof/>
+                <w:webHidden/>
+                <w:sz w:val="28"/>
+                <w:szCs w:val="28"/>
+              </w:rPr>
+              <w:fldChar w:fldCharType="separate"/>
+            </w:r>
+            <w:r>
+              <w:rPr>
+                <w:rFonts w:ascii="Times New Roman" w:hAnsi="Times New Roman" w:cs="Times New Roman"/>
+                <w:b w:val="0"/>
+                <w:bCs w:val="0"/>
+                <w:i w:val="0"/>
+                <w:iCs w:val="0"/>
+                <w:noProof/>
+                <w:webHidden/>
+                <w:sz w:val="28"/>
+                <w:szCs w:val="28"/>
+              </w:rPr>
+              <w:t>25</w:t>
+            </w:r>
+            <w:r>
+              <w:rPr>
+                <w:rFonts w:ascii="Times New Roman" w:hAnsi="Times New Roman" w:cs="Times New Roman"/>
+                <w:b w:val="0"/>
+                <w:bCs w:val="0"/>
+                <w:i w:val="0"/>
+                <w:iCs w:val="0"/>
+                <w:noProof/>
+                <w:webHidden/>
+                <w:sz w:val="28"/>
+                <w:szCs w:val="28"/>
+              </w:rPr>
+              <w:fldChar w:fldCharType="end"/>
+            </w:r>
+          </w:hyperlink>
+        </w:p>
+        <w:p>
+          <w:r>
+            <w:rPr>
+              <w:rFonts w:cs="Times New Roman"/>
+              <w:noProof/>
+              <w:szCs w:val="28"/>
+            </w:rPr>
+            <w:fldChar w:fldCharType="end"/>
+          </w:r>
+        </w:p>
+      </w:sdtContent>
+    </w:sdt>
     <w:p>
       <w:pPr>
         <w:spacing w:after="160" w:line="278" w:lineRule="auto"/>
@@ -1275,11 +2311,12 @@
     </w:p>
     <w:p>
       <w:pPr>
-        <w:jc w:val="center"/>
-        <w:rPr>
-          <w:lang w:val="ru-RU"/>
-        </w:rPr>
-      </w:pPr>
+        <w:pStyle w:val="1"/>
+        <w:rPr>
+          <w:lang w:val="ru-RU"/>
+        </w:rPr>
+      </w:pPr>
+      <w:bookmarkStart w:id="0" w:name="_Toc216476068"/>
       <w:r>
         <w:rPr>
           <w:lang w:val="ru-RU"/>
@@ -1287,6 +2324,7 @@
         <w:lastRenderedPageBreak/>
         <w:t>Введение</w:t>
       </w:r>
+      <w:bookmarkEnd w:id="0"/>
     </w:p>
     <w:p>
       <w:pPr>
@@ -1401,11 +2439,12 @@
     </w:p>
     <w:p>
       <w:pPr>
-        <w:jc w:val="center"/>
-        <w:rPr>
-          <w:lang w:val="ru-RU"/>
-        </w:rPr>
-      </w:pPr>
+        <w:pStyle w:val="1"/>
+        <w:rPr>
+          <w:lang w:val="ru-RU"/>
+        </w:rPr>
+      </w:pPr>
+      <w:bookmarkStart w:id="1" w:name="_Toc216476069"/>
       <w:r>
         <w:rPr>
           <w:lang w:val="ru-RU"/>
@@ -1413,14 +2452,16 @@
         <w:lastRenderedPageBreak/>
         <w:t>Основная часть</w:t>
       </w:r>
+      <w:bookmarkEnd w:id="1"/>
     </w:p>
     <w:p>
       <w:pPr>
-        <w:pStyle w:val="1"/>
-        <w:rPr>
-          <w:lang w:val="ru-RU"/>
-        </w:rPr>
-      </w:pPr>
+        <w:pStyle w:val="2"/>
+        <w:rPr>
+          <w:lang w:val="ru-RU"/>
+        </w:rPr>
+      </w:pPr>
+      <w:bookmarkStart w:id="2" w:name="_Toc216476070"/>
       <w:r>
         <w:rPr>
           <w:lang w:val="ru-RU"/>
@@ -1439,6 +2480,7 @@
         </w:rPr>
         <w:t>.</w:t>
       </w:r>
+      <w:bookmarkEnd w:id="2"/>
     </w:p>
     <w:p>
       <w:pPr>
@@ -1781,7 +2823,7 @@
       </w:r>
       <w:r>
         <w:rPr>
-          <w:lang w:val="en-US" w:eastAsia="ru-RU"/>
+          <w:lang w:val="ru-RU" w:eastAsia="ru-RU"/>
         </w:rPr>
         <w:t>30</w:t>
       </w:r>
@@ -1809,7 +2851,7 @@
           <w:szCs w:val="28"/>
           <w:lang w:eastAsia="ru-RU"/>
         </w:rPr>
-        <w:t xml:space="preserve">Технологическая транскрипция использует программное обеспечение для преобразования аудиофайлов в текстовый формат. Этот тип транскрипции предлагает </w:t>
+        <w:t xml:space="preserve">Технологическая транскрипция использует программное обеспечение для преобразования </w:t>
       </w:r>
       <w:r>
         <w:rPr>
@@ -1818,7 +2860,7 @@
           <w:lang w:eastAsia="ru-RU"/>
         </w:rPr>
         <w:lastRenderedPageBreak/>
-        <w:t xml:space="preserve">несколько преимуществ по сравнению с ручной транскрипцией, включая скорость, точность и экономичность. </w:t>
+        <w:t xml:space="preserve">аудиофайлов в текстовый формат. Этот тип транскрипции предлагает несколько преимуществ по сравнению с ручной транскрипцией, включая скорость, точность и экономичность. </w:t>
       </w:r>
     </w:p>
     <w:p>
@@ -2018,14 +3060,8 @@
         <w:rPr>
           <w:lang w:eastAsia="ru-RU"/>
         </w:rPr>
-        <w:t xml:space="preserve">Во-вторых, результат транскрибации зависит от того, является ли транскрибация потоковой или создается транскрипт аудио/видео записи. </w:t>
-      </w:r>
-      <w:r>
-        <w:rPr>
-          <w:lang w:eastAsia="ru-RU"/>
-        </w:rPr>
         <w:lastRenderedPageBreak/>
-        <w:t xml:space="preserve">Потоковая транскрибация может выдавать большее количество ошибок, чем транскрибация аудио/видео записи. </w:t>
+        <w:t xml:space="preserve">Во-вторых, результат транскрибации зависит от того, является ли транскрибация потоковой или создается транскрипт аудио/видео записи. Потоковая транскрибация может выдавать большее количество ошибок, чем транскрибация аудио/видео записи. </w:t>
       </w:r>
     </w:p>
     <w:p>
@@ -2228,7 +3264,7 @@
       </w:r>
       <w:r>
         <w:rPr>
-          <w:lang w:val="en-US" w:eastAsia="ru-RU"/>
+          <w:lang w:val="ru-RU" w:eastAsia="ru-RU"/>
         </w:rPr>
         <w:t>6</w:t>
       </w:r>
@@ -2350,14 +3386,8 @@
         <w:rPr>
           <w:lang w:val="ru-RU" w:eastAsia="ru-RU"/>
         </w:rPr>
-        <w:t xml:space="preserve">В общем и целом, автоматическое транскрибирование при помощи технологии искусственного интеллекта позволяет сильно повысить </w:t>
-      </w:r>
-      <w:r>
-        <w:rPr>
-          <w:lang w:val="ru-RU" w:eastAsia="ru-RU"/>
-        </w:rPr>
         <w:lastRenderedPageBreak/>
-        <w:t>эффективность работы путём сокращения временных затрат, отсутствия необходимости воспринимать аудио и видео материал, а также исключая фактор человеческих ошибок. Подробнее обо всех преимуществах и возможных трудностях описано в статье</w:t>
+        <w:t>В общем и целом, автоматическое транскрибирование при помощи технологии искусственного интеллекта позволяет сильно повысить эффективность работы путём сокращения временных затрат, отсутствия необходимости воспринимать аудио и видео материал, а также исключая фактор человеческих ошибок. Подробнее обо всех преимуществах и возможных трудностях описано в статье</w:t>
       </w:r>
       <w:r>
         <w:rPr>
@@ -2484,7 +3514,7 @@
       </w:r>
       <w:r>
         <w:rPr>
-          <w:lang w:val="en-US"/>
+          <w:lang w:val="ru-RU"/>
         </w:rPr>
         <w:t>45</w:t>
       </w:r>
@@ -2505,7 +3535,7 @@
       <w:pPr>
         <w:ind w:firstLine="426"/>
         <w:rPr>
-          <w:lang w:val="en-US" w:eastAsia="ru-RU"/>
+          <w:lang w:val="ru-RU" w:eastAsia="ru-RU"/>
         </w:rPr>
       </w:pPr>
       <w:r>
@@ -2643,11 +3673,12 @@
     </w:p>
     <w:p>
       <w:pPr>
-        <w:pStyle w:val="1"/>
-        <w:rPr>
-          <w:lang w:val="ru-RU"/>
-        </w:rPr>
-      </w:pPr>
+        <w:pStyle w:val="2"/>
+        <w:rPr>
+          <w:lang w:val="ru-RU"/>
+        </w:rPr>
+      </w:pPr>
+      <w:bookmarkStart w:id="3" w:name="_Toc216476071"/>
       <w:r>
         <w:rPr>
           <w:lang w:val="ru-RU"/>
@@ -2655,6 +3686,7 @@
         <w:lastRenderedPageBreak/>
         <w:t>2. Планирование работ по проекту</w:t>
       </w:r>
+      <w:bookmarkEnd w:id="3"/>
     </w:p>
     <w:p>
       <w:pPr>
@@ -6957,11 +7989,12 @@
     </w:p>
     <w:p>
       <w:pPr>
-        <w:pStyle w:val="1"/>
-        <w:rPr>
-          <w:lang w:val="ru-RU"/>
-        </w:rPr>
-      </w:pPr>
+        <w:pStyle w:val="2"/>
+        <w:rPr>
+          <w:lang w:val="ru-RU"/>
+        </w:rPr>
+      </w:pPr>
+      <w:bookmarkStart w:id="4" w:name="_Toc216476072"/>
       <w:r>
         <w:rPr>
           <w:lang w:val="ru-RU"/>
@@ -6969,6 +8002,7 @@
         <w:lastRenderedPageBreak/>
         <w:t>3. Выбор технологии и инструментальных средств реализации проекта</w:t>
       </w:r>
+      <w:bookmarkEnd w:id="4"/>
     </w:p>
     <w:p>
       <w:pPr>
@@ -7394,7 +8428,7 @@
       </w:r>
       <w:r>
         <w:rPr>
-          <w:lang w:val="en-US"/>
+          <w:lang w:val="ru-RU"/>
         </w:rPr>
         <w:t>34</w:t>
       </w:r>
@@ -7715,7 +8749,7 @@
       </w:r>
       <w:r>
         <w:rPr>
-          <w:lang w:val="en-US"/>
+          <w:lang w:val="ru-RU"/>
         </w:rPr>
         <w:t>49</w:t>
       </w:r>
@@ -7847,7 +8881,7 @@
       </w:r>
       <w:r>
         <w:rPr>
-          <w:lang w:val="en-US"/>
+          <w:lang w:val="ru-RU"/>
         </w:rPr>
         <w:t>14</w:t>
       </w:r>
@@ -8162,7 +9196,7 @@
       </w:r>
       <w:r>
         <w:rPr>
-          <w:lang w:val="en-US"/>
+          <w:lang w:val="ru-RU"/>
         </w:rPr>
         <w:t>42</w:t>
       </w:r>
@@ -8428,7 +9462,7 @@
     <w:p>
       <w:pPr>
         <w:rPr>
-          <w:lang w:val="en-US"/>
+          <w:lang w:val="ru-RU"/>
         </w:rPr>
       </w:pPr>
       <w:r>
@@ -8883,19 +9917,19 @@
         <w:rPr>
           <w:lang w:val="ru-RU"/>
         </w:rPr>
-        <w:t xml:space="preserve"> Software Foundation в 2005 году.</w:t>
-      </w:r>
-      <w:r>
-        <w:rPr>
-          <w:lang w:val="ru-RU"/>
-        </w:rPr>
-        <w:t xml:space="preserve"> </w:t>
-      </w:r>
-      <w:r>
-        <w:rPr>
-          <w:lang w:val="en-US"/>
-        </w:rPr>
-        <w:t xml:space="preserve">Django </w:t>
+        <w:t xml:space="preserve"> Software Foundation в 2005 году. </w:t>
+      </w:r>
+      <w:r>
+        <w:rPr>
+          <w:lang w:val="en-US"/>
+        </w:rPr>
+        <w:t>Django</w:t>
+      </w:r>
+      <w:r>
+        <w:rPr>
+          <w:lang w:val="ru-RU"/>
+        </w:rPr>
+        <w:t xml:space="preserve"> </w:t>
       </w:r>
       <w:r>
         <w:rPr>
@@ -8905,7 +9939,7 @@
       </w:r>
       <w:r>
         <w:rPr>
-          <w:lang w:val="en-US"/>
+          <w:lang w:val="ru-RU"/>
         </w:rPr>
         <w:t xml:space="preserve"> </w:t>
       </w:r>
@@ -8917,7 +9951,7 @@
       </w:r>
       <w:r>
         <w:rPr>
-          <w:lang w:val="en-US"/>
+          <w:lang w:val="ru-RU"/>
         </w:rPr>
         <w:t xml:space="preserve"> </w:t>
       </w:r>
@@ -8929,9 +9963,69 @@
       </w:r>
       <w:r>
         <w:rPr>
-          <w:lang w:val="en-US"/>
-        </w:rPr>
-        <w:t xml:space="preserve"> 3-clause BSD (Berkeley Software Distribution). </w:t>
+          <w:lang w:val="ru-RU"/>
+        </w:rPr>
+        <w:t xml:space="preserve"> 3-</w:t>
+      </w:r>
+      <w:r>
+        <w:rPr>
+          <w:lang w:val="en-US"/>
+        </w:rPr>
+        <w:t>clause</w:t>
+      </w:r>
+      <w:r>
+        <w:rPr>
+          <w:lang w:val="ru-RU"/>
+        </w:rPr>
+        <w:t xml:space="preserve"> </w:t>
+      </w:r>
+      <w:r>
+        <w:rPr>
+          <w:lang w:val="en-US"/>
+        </w:rPr>
+        <w:t>BSD</w:t>
+      </w:r>
+      <w:r>
+        <w:rPr>
+          <w:lang w:val="ru-RU"/>
+        </w:rPr>
+        <w:t xml:space="preserve"> (</w:t>
+      </w:r>
+      <w:r>
+        <w:rPr>
+          <w:lang w:val="en-US"/>
+        </w:rPr>
+        <w:t>Berkeley</w:t>
+      </w:r>
+      <w:r>
+        <w:rPr>
+          <w:lang w:val="ru-RU"/>
+        </w:rPr>
+        <w:t xml:space="preserve"> </w:t>
+      </w:r>
+      <w:r>
+        <w:rPr>
+          <w:lang w:val="en-US"/>
+        </w:rPr>
+        <w:t>Software</w:t>
+      </w:r>
+      <w:r>
+        <w:rPr>
+          <w:lang w:val="ru-RU"/>
+        </w:rPr>
+        <w:t xml:space="preserve"> </w:t>
+      </w:r>
+      <w:r>
+        <w:rPr>
+          <w:lang w:val="en-US"/>
+        </w:rPr>
+        <w:t>Distribution</w:t>
+      </w:r>
+      <w:r>
+        <w:rPr>
+          <w:lang w:val="ru-RU"/>
+        </w:rPr>
+        <w:t xml:space="preserve">). </w:t>
       </w:r>
       <w:r>
         <w:rPr>
@@ -8941,7 +10035,7 @@
       </w:r>
       <w:r>
         <w:rPr>
-          <w:lang w:val="en-US"/>
+          <w:lang w:val="ru-RU"/>
         </w:rPr>
         <w:t xml:space="preserve"> </w:t>
       </w:r>
@@ -8953,7 +10047,7 @@
       </w:r>
       <w:r>
         <w:rPr>
-          <w:lang w:val="en-US"/>
+          <w:lang w:val="ru-RU"/>
         </w:rPr>
         <w:t xml:space="preserve"> </w:t>
       </w:r>
@@ -8965,7 +10059,7 @@
       </w:r>
       <w:r>
         <w:rPr>
-          <w:lang w:val="en-US"/>
+          <w:lang w:val="ru-RU"/>
         </w:rPr>
         <w:t xml:space="preserve"> </w:t>
       </w:r>
@@ -8977,7 +10071,7 @@
       </w:r>
       <w:r>
         <w:rPr>
-          <w:lang w:val="en-US"/>
+          <w:lang w:val="ru-RU"/>
         </w:rPr>
         <w:t xml:space="preserve"> </w:t>
       </w:r>
@@ -8989,7 +10083,7 @@
       </w:r>
       <w:r>
         <w:rPr>
-          <w:lang w:val="en-US"/>
+          <w:lang w:val="ru-RU"/>
         </w:rPr>
         <w:t xml:space="preserve"> </w:t>
       </w:r>
@@ -9001,7 +10095,7 @@
       </w:r>
       <w:r>
         <w:rPr>
-          <w:lang w:val="en-US"/>
+          <w:lang w:val="ru-RU"/>
         </w:rPr>
         <w:t>-</w:t>
       </w:r>
@@ -9013,7 +10107,7 @@
       </w:r>
       <w:r>
         <w:rPr>
-          <w:lang w:val="en-US"/>
+          <w:lang w:val="ru-RU"/>
         </w:rPr>
         <w:t xml:space="preserve">, </w:t>
       </w:r>
@@ -9025,7 +10119,7 @@
       </w:r>
       <w:r>
         <w:rPr>
-          <w:lang w:val="en-US"/>
+          <w:lang w:val="ru-RU"/>
         </w:rPr>
         <w:t xml:space="preserve"> </w:t>
       </w:r>
@@ -9037,21 +10131,57 @@
       </w:r>
       <w:r>
         <w:rPr>
-          <w:lang w:val="en-US"/>
-        </w:rPr>
-        <w:t xml:space="preserve"> Mozilla, Instagram, Bitbucket,</w:t>
-      </w:r>
-      <w:r>
-        <w:rPr>
-          <w:lang w:val="en-US"/>
-        </w:rPr>
-        <w:t xml:space="preserve"> </w:t>
-      </w:r>
-      <w:r>
-        <w:rPr>
-          <w:lang w:val="en-US"/>
-        </w:rPr>
-        <w:t xml:space="preserve">Pinterest </w:t>
+          <w:lang w:val="ru-RU"/>
+        </w:rPr>
+        <w:t xml:space="preserve"> </w:t>
+      </w:r>
+      <w:r>
+        <w:rPr>
+          <w:lang w:val="en-US"/>
+        </w:rPr>
+        <w:t>Mozilla</w:t>
+      </w:r>
+      <w:r>
+        <w:rPr>
+          <w:lang w:val="ru-RU"/>
+        </w:rPr>
+        <w:t xml:space="preserve">, </w:t>
+      </w:r>
+      <w:r>
+        <w:rPr>
+          <w:lang w:val="en-US"/>
+        </w:rPr>
+        <w:t>Instagram</w:t>
+      </w:r>
+      <w:r>
+        <w:rPr>
+          <w:lang w:val="ru-RU"/>
+        </w:rPr>
+        <w:t xml:space="preserve">, </w:t>
+      </w:r>
+      <w:r>
+        <w:rPr>
+          <w:lang w:val="en-US"/>
+        </w:rPr>
+        <w:t>Bitbucket</w:t>
+      </w:r>
+      <w:r>
+        <w:rPr>
+          <w:lang w:val="ru-RU"/>
+        </w:rPr>
+        <w:t xml:space="preserve">, </w:t>
+      </w:r>
+      <w:r>
+        <w:rPr>
+          <w:lang w:val="en-US"/>
+        </w:rPr>
+        <w:t>Pinterest</w:t>
+      </w:r>
+      <w:r>
+        <w:rPr>
+          <w:lang w:val="ru-RU"/>
+        </w:rPr>
+        <w:t xml:space="preserve"> </w:t>
       </w:r>
       <w:r>
         <w:rPr>
@@ -9061,7 +10191,7 @@
       </w:r>
       <w:r>
         <w:rPr>
-          <w:lang w:val="en-US"/>
+          <w:lang w:val="ru-RU"/>
         </w:rPr>
         <w:t xml:space="preserve"> </w:t>
       </w:r>
@@ -9073,7 +10203,7 @@
       </w:r>
       <w:r>
         <w:rPr>
-          <w:lang w:val="en-US"/>
+          <w:lang w:val="ru-RU"/>
         </w:rPr>
         <w:t>.</w:t>
       </w:r>
@@ -9085,7 +10215,7 @@
       </w:r>
       <w:r>
         <w:rPr>
-          <w:lang w:val="en-US"/>
+          <w:lang w:val="ru-RU"/>
         </w:rPr>
         <w:t xml:space="preserve">. </w:t>
       </w:r>
@@ -9097,7 +10227,7 @@
       </w:r>
       <w:r>
         <w:rPr>
-          <w:lang w:val="en-US"/>
+          <w:lang w:val="ru-RU"/>
         </w:rPr>
         <w:t xml:space="preserve"> </w:t>
       </w:r>
@@ -9109,7 +10239,7 @@
       </w:r>
       <w:r>
         <w:rPr>
-          <w:lang w:val="en-US"/>
+          <w:lang w:val="ru-RU"/>
         </w:rPr>
         <w:t xml:space="preserve"> </w:t>
       </w:r>
@@ -9121,7 +10251,7 @@
       </w:r>
       <w:r>
         <w:rPr>
-          <w:lang w:val="en-US"/>
+          <w:lang w:val="ru-RU"/>
         </w:rPr>
         <w:t xml:space="preserve"> </w:t>
       </w:r>
@@ -9133,7 +10263,7 @@
       </w:r>
       <w:r>
         <w:rPr>
-          <w:lang w:val="en-US"/>
+          <w:lang w:val="ru-RU"/>
         </w:rPr>
         <w:t xml:space="preserve"> </w:t>
       </w:r>
@@ -9145,9 +10275,39 @@
       </w:r>
       <w:r>
         <w:rPr>
-          <w:lang w:val="en-US"/>
-        </w:rPr>
-        <w:t xml:space="preserve"> Django Software Foundatio</w:t>
+          <w:lang w:val="ru-RU"/>
+        </w:rPr>
+        <w:t xml:space="preserve"> </w:t>
+      </w:r>
+      <w:r>
+        <w:rPr>
+          <w:lang w:val="en-US"/>
+        </w:rPr>
+        <w:t>Django</w:t>
+      </w:r>
+      <w:r>
+        <w:rPr>
+          <w:lang w:val="ru-RU"/>
+        </w:rPr>
+        <w:t xml:space="preserve"> </w:t>
+      </w:r>
+      <w:r>
+        <w:rPr>
+          <w:lang w:val="en-US"/>
+        </w:rPr>
+        <w:t>Software</w:t>
+      </w:r>
+      <w:r>
+        <w:rPr>
+          <w:lang w:val="ru-RU"/>
+        </w:rPr>
+        <w:t xml:space="preserve"> </w:t>
+      </w:r>
+      <w:r>
+        <w:rPr>
+          <w:lang w:val="en-US"/>
+        </w:rPr>
+        <w:t>Foundatio</w:t>
       </w:r>
       <w:r>
         <w:rPr>
@@ -9157,7 +10317,7 @@
       </w:r>
       <w:r>
         <w:rPr>
-          <w:lang w:val="en-US"/>
+          <w:lang w:val="ru-RU"/>
         </w:rPr>
         <w:t xml:space="preserve">. </w:t>
       </w:r>
@@ -9173,19 +10333,7 @@
         <w:rPr>
           <w:lang w:val="ru-RU"/>
         </w:rPr>
-        <w:t xml:space="preserve"> легок и имеет автономную функцию для целей разработки и тестирования.</w:t>
-      </w:r>
-      <w:r>
-        <w:rPr>
-          <w:lang w:val="ru-RU"/>
-        </w:rPr>
-        <w:t xml:space="preserve"> </w:t>
-      </w:r>
-      <w:r>
-        <w:rPr>
-          <w:lang w:val="ru-RU"/>
-        </w:rPr>
-        <w:t xml:space="preserve">Основная цель инфраструктуры </w:t>
+        <w:t xml:space="preserve"> легок и имеет автономную функцию для целей разработки и тестирования. Основная цель инфраструктуры </w:t>
       </w:r>
       <w:proofErr w:type="spellStart"/>
       <w:r>
@@ -9199,85 +10347,7 @@
         <w:rPr>
           <w:lang w:val="ru-RU"/>
         </w:rPr>
-        <w:t xml:space="preserve"> – облегчить разработку сложных веб-приложений</w:t>
-      </w:r>
-      <w:r>
-        <w:rPr>
-          <w:lang w:val="ru-RU"/>
-        </w:rPr>
-        <w:t xml:space="preserve"> </w:t>
-      </w:r>
-      <w:r>
-        <w:rPr>
-          <w:lang w:val="ru-RU"/>
-        </w:rPr>
-        <w:t>за меньшее время.</w:t>
-      </w:r>
-      <w:r>
-        <w:rPr>
-          <w:lang w:val="ru-RU"/>
-        </w:rPr>
-        <w:t xml:space="preserve"> </w:t>
-      </w:r>
-      <w:r>
-        <w:rPr>
-          <w:lang w:val="ru-RU"/>
-        </w:rPr>
-        <w:t>Это подчеркивает возможность многократного использования компонентов, меньше</w:t>
-      </w:r>
-      <w:r>
-        <w:rPr>
-          <w:lang w:val="ru-RU"/>
-        </w:rPr>
-        <w:t xml:space="preserve"> </w:t>
-      </w:r>
-      <w:r>
-        <w:rPr>
-          <w:lang w:val="ru-RU"/>
-        </w:rPr>
-        <w:t>кода, слабое связывание и быструю разработку. Он также предоставляет создание,</w:t>
-      </w:r>
-      <w:r>
-        <w:rPr>
-          <w:lang w:val="ru-RU"/>
-        </w:rPr>
-        <w:t xml:space="preserve"> </w:t>
-      </w:r>
-      <w:r>
-        <w:rPr>
-          <w:lang w:val="ru-RU"/>
-        </w:rPr>
-        <w:t>обновление, чтение и удаление интерфейса, созданного посредством самоанализа и</w:t>
-      </w:r>
-      <w:r>
-        <w:rPr>
-          <w:lang w:val="ru-RU"/>
-        </w:rPr>
-        <w:t xml:space="preserve"> </w:t>
-      </w:r>
-      <w:r>
-        <w:rPr>
-          <w:lang w:val="ru-RU"/>
-        </w:rPr>
-        <w:t>созданного с помощью моделей администратора. Они используют разные подходы для</w:t>
-      </w:r>
-      <w:r>
-        <w:rPr>
-          <w:lang w:val="ru-RU"/>
-        </w:rPr>
-        <w:t xml:space="preserve"> </w:t>
-      </w:r>
-      <w:r>
-        <w:rPr>
-          <w:lang w:val="ru-RU"/>
-        </w:rPr>
-        <w:t>разработки веб-приложения и создания дизайна API на основе REST. Инфраструктура</w:t>
-      </w:r>
-      <w:r>
-        <w:rPr>
-          <w:lang w:val="ru-RU"/>
-        </w:rPr>
-        <w:t xml:space="preserve"> </w:t>
+        <w:t xml:space="preserve"> – облегчить разработку сложных веб-приложений за меньшее время. Это подчеркивает возможность многократного использования компонентов, меньше кода, слабое связывание и быструю разработку. Он также предоставляет создание, обновление, чтение и удаление интерфейса, созданного посредством самоанализа и созданного с помощью моделей администратора. Они используют разные подходы для разработки веб-приложения и создания дизайна API на основе REST. Инфраструктура </w:t>
       </w:r>
       <w:proofErr w:type="spellStart"/>
       <w:r>
@@ -9291,19 +10361,7 @@
         <w:rPr>
           <w:lang w:val="ru-RU"/>
         </w:rPr>
-        <w:t xml:space="preserve"> использует собственную встроенную пользовательскую модель, которая облегчает</w:t>
-      </w:r>
-      <w:r>
-        <w:rPr>
-          <w:lang w:val="ru-RU"/>
-        </w:rPr>
-        <w:t xml:space="preserve"> </w:t>
-      </w:r>
-      <w:r>
-        <w:rPr>
-          <w:lang w:val="ru-RU"/>
-        </w:rPr>
-        <w:t>авторизацию и аутентификацию API</w:t>
+        <w:t xml:space="preserve"> использует собственную встроенную пользовательскую модель, которая облегчает авторизацию и аутентификацию API</w:t>
       </w:r>
       <w:r>
         <w:rPr>
@@ -9327,13 +10385,7 @@
         <w:rPr>
           <w:lang w:val="ru-RU"/>
         </w:rPr>
-        <w:t>.</w:t>
-      </w:r>
-      <w:r>
-        <w:rPr>
-          <w:lang w:val="ru-RU"/>
-        </w:rPr>
-        <w:t xml:space="preserve"> </w:t>
+        <w:t xml:space="preserve">. </w:t>
       </w:r>
     </w:p>
     <w:p>
@@ -9854,11 +10906,12 @@
     </w:p>
     <w:p>
       <w:pPr>
-        <w:pStyle w:val="1"/>
-        <w:rPr>
-          <w:lang w:val="ru-RU"/>
-        </w:rPr>
-      </w:pPr>
+        <w:pStyle w:val="2"/>
+        <w:rPr>
+          <w:lang w:val="ru-RU"/>
+        </w:rPr>
+      </w:pPr>
+      <w:bookmarkStart w:id="5" w:name="_Toc216476073"/>
       <w:r>
         <w:rPr>
           <w:lang w:val="ru-RU"/>
@@ -9866,6 +10919,7 @@
         <w:lastRenderedPageBreak/>
         <w:t>4. Анализ существующих технических решений</w:t>
       </w:r>
+      <w:bookmarkEnd w:id="5"/>
     </w:p>
     <w:p>
       <w:pPr>
@@ -9913,13 +10967,7 @@
         <w:rPr>
           <w:lang w:val="ru-RU"/>
         </w:rPr>
-        <w:t>]</w:t>
-      </w:r>
-      <w:r>
-        <w:rPr>
-          <w:lang w:val="ru-RU"/>
-        </w:rPr>
-        <w:t>.</w:t>
+        <w:t>].</w:t>
       </w:r>
       <w:r>
         <w:rPr>
@@ -10563,7 +11611,7 @@
       </w:r>
       <w:r>
         <w:rPr>
-          <w:lang w:val="en-US"/>
+          <w:lang w:val="ru-RU"/>
         </w:rPr>
         <w:t>6</w:t>
       </w:r>
@@ -10901,11 +11949,12 @@
     </w:p>
     <w:p>
       <w:pPr>
-        <w:pStyle w:val="1"/>
-        <w:rPr>
-          <w:lang w:val="ru-RU"/>
-        </w:rPr>
-      </w:pPr>
+        <w:pStyle w:val="2"/>
+        <w:rPr>
+          <w:lang w:val="ru-RU"/>
+        </w:rPr>
+      </w:pPr>
+      <w:bookmarkStart w:id="6" w:name="_Toc216476074"/>
       <w:r>
         <w:rPr>
           <w:lang w:val="ru-RU"/>
@@ -10913,6 +11962,7 @@
         <w:lastRenderedPageBreak/>
         <w:t>5. Подбор математического аппарата</w:t>
       </w:r>
+      <w:bookmarkEnd w:id="6"/>
     </w:p>
     <w:p>
       <w:pPr>
@@ -10992,19 +12042,7 @@
         <w:rPr>
           <w:lang w:val="ru-RU"/>
         </w:rPr>
-        <w:t xml:space="preserve">Регрессия </w:t>
-      </w:r>
-      <w:r>
-        <w:rPr>
-          <w:lang w:val="ru-RU"/>
-        </w:rPr>
-        <w:t>— это</w:t>
-      </w:r>
-      <w:r>
-        <w:rPr>
-          <w:lang w:val="ru-RU"/>
-        </w:rPr>
-        <w:t xml:space="preserve"> метод моделирования целевого значения на основе независимых предикторов. Этот метод, как правило, используется для прогнозирования и выяснения причинно-следственных связей между переменными. Методы регрессии различаются в зависимости от количества независимых переменных и типа отношений между независимыми и зависимыми переменными</w:t>
+        <w:t>Регрессия — это метод моделирования целевого значения на основе независимых предикторов. Этот метод, как правило, используется для прогнозирования и выяснения причинно-следственных связей между переменными. Методы регрессии различаются в зависимости от количества независимых переменных и типа отношений между независимыми и зависимыми переменными</w:t>
       </w:r>
       <w:r>
         <w:rPr>
@@ -11047,13 +12085,7 @@
         <w:rPr>
           <w:lang w:val="ru-RU"/>
         </w:rPr>
-        <w:t>Основной смысл алгоритма линейной регрессии заключается в том, чтобы найти наилучшие значения для а0 и a</w:t>
-      </w:r>
-      <w:r>
-        <w:rPr>
-          <w:lang w:val="ru-RU"/>
-        </w:rPr>
-        <w:t>1</w:t>
+        <w:t>Основной смысл алгоритма линейной регрессии заключается в том, чтобы найти наилучшие значения для а0 и a1</w:t>
       </w:r>
       <w:r>
         <w:rPr>
@@ -11177,28 +12209,7 @@
             <w:rFonts w:ascii="Cambria Math" w:hAnsi="Cambria Math"/>
             <w:lang w:val="ru-RU"/>
           </w:rPr>
-          <m:t>f</m:t>
-        </m:r>
-        <m:r>
-          <w:rPr>
-            <w:rFonts w:ascii="Cambria Math" w:hAnsi="Cambria Math"/>
-            <w:lang w:val="ru-RU"/>
-          </w:rPr>
-          <m:t>(</m:t>
-        </m:r>
-        <m:r>
-          <w:rPr>
-            <w:rFonts w:ascii="Cambria Math" w:hAnsi="Cambria Math"/>
-            <w:lang w:val="ru-RU"/>
-          </w:rPr>
-          <m:t>x</m:t>
-        </m:r>
-        <m:r>
-          <w:rPr>
-            <w:rFonts w:ascii="Cambria Math" w:hAnsi="Cambria Math"/>
-            <w:lang w:val="ru-RU"/>
-          </w:rPr>
-          <m:t>,</m:t>
+          <m:t>f(x,</m:t>
         </m:r>
         <m:r>
           <w:rPr>
@@ -11212,42 +12223,14 @@
             <w:rFonts w:ascii="Cambria Math" w:hAnsi="Cambria Math"/>
             <w:lang w:val="ru-RU"/>
           </w:rPr>
-          <m:t>,</m:t>
-        </m:r>
-        <m:r>
-          <w:rPr>
-            <w:rFonts w:ascii="Cambria Math" w:hAnsi="Cambria Math"/>
-            <w:lang w:val="ru-RU"/>
-          </w:rPr>
-          <m:t>z</m:t>
-        </m:r>
-        <m:r>
-          <w:rPr>
-            <w:rFonts w:ascii="Cambria Math" w:hAnsi="Cambria Math"/>
-            <w:lang w:val="ru-RU"/>
-          </w:rPr>
-          <m:t>)</m:t>
+          <m:t>,z)</m:t>
         </m:r>
       </m:oMath>
       <w:r>
         <w:rPr>
           <w:lang w:val="ru-RU"/>
         </w:rPr>
-        <w:t>, то градиент рассчиты</w:t>
-      </w:r>
-      <w:proofErr w:type="spellStart"/>
-      <w:r>
-        <w:rPr>
-          <w:lang w:val="ru-RU"/>
-        </w:rPr>
-        <w:t>вается</w:t>
-      </w:r>
-      <w:proofErr w:type="spellEnd"/>
-      <w:r>
-        <w:rPr>
-          <w:lang w:val="ru-RU"/>
-        </w:rPr>
-        <w:t xml:space="preserve"> по следующей формуле [</w:t>
+        <w:t>, то градиент рассчитывается по следующей формуле [</w:t>
       </w:r>
       <w:r>
         <w:rPr>
@@ -11617,35 +12600,11 @@
         <w:rPr>
           <w:lang w:val="ru-RU"/>
         </w:rPr>
-        <w:t>).</w:t>
-      </w:r>
-      <w:r>
-        <w:rPr>
-          <w:lang w:val="ru-RU"/>
-        </w:rPr>
-        <w:t xml:space="preserve"> </w:t>
-      </w:r>
-      <w:r>
-        <w:rPr>
-          <w:lang w:val="ru-RU"/>
-        </w:rPr>
-        <w:t>MFCC – это своеобразное представление энергии спектра сигнала.</w:t>
-      </w:r>
-      <w:r>
-        <w:rPr>
-          <w:lang w:val="ru-RU"/>
-        </w:rPr>
-        <w:t xml:space="preserve"> </w:t>
-      </w:r>
-      <w:r>
-        <w:rPr>
-          <w:lang w:val="ru-RU"/>
-        </w:rPr>
-        <w:t>[</w:t>
-      </w:r>
-      <w:r>
-        <w:rPr>
-          <w:lang w:val="en-US"/>
+        <w:t>). MFCC – это своеобразное представление энергии спектра сигнала. [</w:t>
+      </w:r>
+      <w:r>
+        <w:rPr>
+          <w:lang w:val="ru-RU"/>
         </w:rPr>
         <w:t>41</w:t>
       </w:r>
@@ -11830,13 +12789,7 @@
         <w:rPr>
           <w:lang w:val="ru-RU"/>
         </w:rPr>
-        <w:t>и второй производными</w:t>
-      </w:r>
-      <w:r>
-        <w:rPr>
-          <w:lang w:val="ru-RU"/>
-        </w:rPr>
-        <w:t xml:space="preserve"> [</w:t>
+        <w:t>и второй производными [</w:t>
       </w:r>
       <w:r>
         <w:rPr>
@@ -11848,13 +12801,7 @@
         <w:rPr>
           <w:lang w:val="ru-RU"/>
         </w:rPr>
-        <w:t>]</w:t>
-      </w:r>
-      <w:r>
-        <w:rPr>
-          <w:lang w:val="ru-RU"/>
-        </w:rPr>
-        <w:t>.</w:t>
+        <w:t>].</w:t>
       </w:r>
     </w:p>
     <w:p>
@@ -11879,7 +12826,7 @@
     <w:p>
       <w:pPr>
         <w:rPr>
-          <w:lang w:val="en-US"/>
+          <w:lang w:val="ru-RU"/>
         </w:rPr>
       </w:pPr>
       <w:r>
@@ -11968,13 +12915,7 @@
         <w:rPr>
           <w:lang w:val="ru-RU"/>
         </w:rPr>
-        <w:t xml:space="preserve"> </w:t>
-      </w:r>
-      <w:r>
-        <w:rPr>
-          <w:lang w:val="ru-RU"/>
-        </w:rPr>
-        <w:t xml:space="preserve">Суть </w:t>
+        <w:t xml:space="preserve"> Суть </w:t>
       </w:r>
       <w:proofErr w:type="spellStart"/>
       <w:r>
@@ -12002,19 +12943,7 @@
         <w:rPr>
           <w:lang w:val="ru-RU"/>
         </w:rPr>
-        <w:t>. Затем</w:t>
-      </w:r>
-      <w:r>
-        <w:rPr>
-          <w:lang w:val="ru-RU"/>
-        </w:rPr>
-        <w:t xml:space="preserve"> </w:t>
-      </w:r>
-      <w:r>
-        <w:rPr>
-          <w:lang w:val="ru-RU"/>
-        </w:rPr>
-        <w:t xml:space="preserve">каждый </w:t>
+        <w:t xml:space="preserve">. Затем каждый </w:t>
       </w:r>
       <w:proofErr w:type="spellStart"/>
       <w:r>
@@ -12028,19 +12957,7 @@
         <w:rPr>
           <w:lang w:val="ru-RU"/>
         </w:rPr>
-        <w:t xml:space="preserve"> сортируется алгоритмом сортировки вставками,</w:t>
-      </w:r>
-      <w:r>
-        <w:rPr>
-          <w:lang w:val="ru-RU"/>
-        </w:rPr>
-        <w:t xml:space="preserve"> </w:t>
-      </w:r>
-      <w:r>
-        <w:rPr>
-          <w:lang w:val="ru-RU"/>
-        </w:rPr>
-        <w:t xml:space="preserve">затем при помощи сортировки слиянием </w:t>
+        <w:t xml:space="preserve"> сортируется алгоритмом сортировки вставками, затем при помощи сортировки слиянием </w:t>
       </w:r>
       <w:proofErr w:type="spellStart"/>
       <w:r>
@@ -12054,68 +12971,14 @@
         <w:rPr>
           <w:lang w:val="ru-RU"/>
         </w:rPr>
-        <w:t xml:space="preserve"> сливаются в</w:t>
-      </w:r>
-      <w:r>
-        <w:rPr>
-          <w:lang w:val="ru-RU"/>
-        </w:rPr>
-        <w:t xml:space="preserve"> </w:t>
-      </w:r>
-      <w:r>
-        <w:rPr>
-          <w:lang w:val="ru-RU"/>
-        </w:rPr>
-        <w:t>результирующий массив. Была реализована последовательная версия</w:t>
-      </w:r>
-      <w:r>
-        <w:rPr>
-          <w:lang w:val="ru-RU"/>
-        </w:rPr>
-        <w:t xml:space="preserve"> </w:t>
-      </w:r>
-      <w:r>
-        <w:rPr>
-          <w:lang w:val="ru-RU"/>
-        </w:rPr>
-        <w:t xml:space="preserve">алгоритма, при использовании модификации </w:t>
+        <w:t xml:space="preserve"> сливаются в результирующий массив. Была реализована последовательная версия алгоритма, при использовании модификации </w:t>
       </w:r>
       <w:r>
         <w:rPr>
           <w:lang w:val="ru-RU"/>
         </w:rPr>
         <w:lastRenderedPageBreak/>
-        <w:t>«галоп». Также была</w:t>
-      </w:r>
-      <w:r>
-        <w:rPr>
-          <w:lang w:val="ru-RU"/>
-        </w:rPr>
-        <w:t xml:space="preserve"> </w:t>
-      </w:r>
-      <w:r>
-        <w:rPr>
-          <w:lang w:val="ru-RU"/>
-        </w:rPr>
-        <w:t>выявлена возможность добавления распараллеливания отдельных</w:t>
-      </w:r>
-      <w:r>
-        <w:rPr>
-          <w:lang w:val="ru-RU"/>
-        </w:rPr>
-        <w:t xml:space="preserve"> </w:t>
-      </w:r>
-      <w:r>
-        <w:rPr>
-          <w:lang w:val="ru-RU"/>
-        </w:rPr>
-        <w:t>частей алгоритма для увеличения его эффективности.</w:t>
-      </w:r>
-      <w:r>
-        <w:rPr>
-          <w:lang w:val="ru-RU"/>
-        </w:rPr>
-        <w:t xml:space="preserve"> </w:t>
+        <w:t xml:space="preserve">«галоп». Также была выявлена возможность добавления распараллеливания отдельных частей алгоритма для увеличения его эффективности. </w:t>
       </w:r>
     </w:p>
     <w:p>
@@ -12128,19 +12991,7 @@
         <w:rPr>
           <w:lang w:val="ru-RU"/>
         </w:rPr>
-        <w:t>На этапе сортировок вставками одновременно сортируется</w:t>
-      </w:r>
-      <w:r>
-        <w:rPr>
-          <w:lang w:val="ru-RU"/>
-        </w:rPr>
-        <w:t xml:space="preserve"> </w:t>
-      </w:r>
-      <w:r>
-        <w:rPr>
-          <w:lang w:val="ru-RU"/>
-        </w:rPr>
-        <w:t xml:space="preserve">несколько </w:t>
+        <w:t xml:space="preserve">На этапе сортировок вставками одновременно сортируется несколько </w:t>
       </w:r>
       <w:proofErr w:type="spellStart"/>
       <w:r>
@@ -12154,19 +13005,7 @@
         <w:rPr>
           <w:lang w:val="ru-RU"/>
         </w:rPr>
-        <w:t>. При прохождении этапа слияния параллельно</w:t>
-      </w:r>
-      <w:r>
-        <w:rPr>
-          <w:lang w:val="ru-RU"/>
-        </w:rPr>
-        <w:t xml:space="preserve"> </w:t>
-      </w:r>
-      <w:r>
-        <w:rPr>
-          <w:lang w:val="ru-RU"/>
-        </w:rPr>
-        <w:t xml:space="preserve">сливается множество пар соседних </w:t>
+        <w:t xml:space="preserve">. При прохождении этапа слияния параллельно сливается множество пар соседних </w:t>
       </w:r>
       <w:proofErr w:type="spellStart"/>
       <w:r>
@@ -12180,31 +13019,7 @@
         <w:rPr>
           <w:lang w:val="ru-RU"/>
         </w:rPr>
-        <w:t>. Количество</w:t>
-      </w:r>
-      <w:r>
-        <w:rPr>
-          <w:lang w:val="ru-RU"/>
-        </w:rPr>
-        <w:t xml:space="preserve"> </w:t>
-      </w:r>
-      <w:r>
-        <w:rPr>
-          <w:lang w:val="ru-RU"/>
-        </w:rPr>
-        <w:t>одновременно выполняемых задач зависит от используемой системы и</w:t>
-      </w:r>
-      <w:r>
-        <w:rPr>
-          <w:lang w:val="ru-RU"/>
-        </w:rPr>
-        <w:t xml:space="preserve"> </w:t>
-      </w:r>
-      <w:r>
-        <w:rPr>
-          <w:lang w:val="ru-RU"/>
-        </w:rPr>
-        <w:t>аппаратного обеспечения.</w:t>
+        <w:t>. Количество одновременно выполняемых задач зависит от используемой системы и аппаратного обеспечения.</w:t>
       </w:r>
       <w:r>
         <w:rPr>
@@ -12903,12 +13718,12 @@
     </w:p>
     <w:p>
       <w:pPr>
-        <w:ind w:firstLine="0"/>
-        <w:jc w:val="center"/>
-        <w:rPr>
-          <w:lang w:val="ru-RU"/>
-        </w:rPr>
-      </w:pPr>
+        <w:pStyle w:val="1"/>
+        <w:rPr>
+          <w:lang w:val="ru-RU"/>
+        </w:rPr>
+      </w:pPr>
+      <w:bookmarkStart w:id="7" w:name="_Toc216476075"/>
       <w:r>
         <w:rPr>
           <w:lang w:val="ru-RU"/>
@@ -12916,6 +13731,7 @@
         <w:lastRenderedPageBreak/>
         <w:t>Заключение</w:t>
       </w:r>
+      <w:bookmarkEnd w:id="7"/>
     </w:p>
     <w:p>
       <w:pPr>
@@ -12948,12 +13764,12 @@
     </w:p>
     <w:p>
       <w:pPr>
-        <w:ind w:firstLine="0"/>
-        <w:jc w:val="center"/>
-        <w:rPr>
-          <w:lang w:val="ru-RU"/>
-        </w:rPr>
-      </w:pPr>
+        <w:pStyle w:val="1"/>
+        <w:rPr>
+          <w:lang w:val="ru-RU"/>
+        </w:rPr>
+      </w:pPr>
+      <w:bookmarkStart w:id="8" w:name="_Toc216476076"/>
       <w:r>
         <w:rPr>
           <w:lang w:val="ru-RU"/>
@@ -12961,6 +13777,7 @@
         <w:lastRenderedPageBreak/>
         <w:t>Список литературы</w:t>
       </w:r>
+      <w:bookmarkEnd w:id="8"/>
     </w:p>
     <w:p>
       <w:pPr>
@@ -12989,13 +13806,7 @@
         <w:rPr>
           <w:lang w:val="ru-RU"/>
         </w:rPr>
-        <w:t xml:space="preserve"> </w:t>
-      </w:r>
-      <w:r>
-        <w:rPr>
-          <w:lang w:val="ru-RU"/>
-        </w:rPr>
-        <w:t>Режим доступа</w:t>
+        <w:t xml:space="preserve"> Режим доступа</w:t>
       </w:r>
       <w:r>
         <w:rPr>
@@ -13004,43 +13815,16 @@
         <w:t xml:space="preserve">: </w:t>
       </w:r>
       <w:r>
-        <w:t>https://elibrary.ru/item.asp?id=5</w:t>
-      </w:r>
-      <w:r>
-        <w:t>3</w:t>
-      </w:r>
-      <w:r>
-        <w:t>93</w:t>
-      </w:r>
-      <w:r>
-        <w:t>5</w:t>
-      </w:r>
-      <w:r>
-        <w:t>1</w:t>
-      </w:r>
-      <w:r>
-        <w:t>5</w:t>
-      </w:r>
-      <w:r>
-        <w:t>8</w:t>
-      </w:r>
-      <w:r>
-        <w:t xml:space="preserve"> </w:t>
-      </w:r>
-      <w:r>
-        <w:t>(</w:t>
-      </w:r>
-      <w:r>
-        <w:rPr>
-          <w:lang w:val="ru-RU"/>
-        </w:rPr>
-        <w:t>д</w:t>
-      </w:r>
-      <w:r>
-        <w:rPr>
-          <w:lang w:val="ru-RU"/>
-        </w:rPr>
-        <w:t xml:space="preserve">ата обращения: </w:t>
+        <w:t>https://elibrary.ru/item.asp?id=53935158</w:t>
+      </w:r>
+      <w:r>
+        <w:t xml:space="preserve"> (</w:t>
+      </w:r>
+      <w:r>
+        <w:rPr>
+          <w:lang w:val="ru-RU"/>
+        </w:rPr>
+        <w:t xml:space="preserve">дата обращения: </w:t>
       </w:r>
       <w:r>
         <w:rPr>
@@ -13073,13 +13857,7 @@
         <w:rPr>
           <w:lang w:val="ru-RU"/>
         </w:rPr>
-        <w:t xml:space="preserve"> </w:t>
-      </w:r>
-      <w:r>
-        <w:rPr>
-          <w:lang w:val="ru-RU"/>
-        </w:rPr>
-        <w:t>Режим доступа</w:t>
+        <w:t xml:space="preserve"> Режим доступа</w:t>
       </w:r>
       <w:r>
         <w:rPr>
@@ -13088,13 +13866,7 @@
         <w:t xml:space="preserve">: </w:t>
       </w:r>
       <w:r>
-        <w:t>https://www.elibrary.ru/ite</w:t>
-      </w:r>
-      <w:r>
-        <w:t>m</w:t>
-      </w:r>
-      <w:r>
-        <w:t>.asp?id=47571509</w:t>
+        <w:t>https://www.elibrary.ru/item.asp?id=47571509</w:t>
       </w:r>
       <w:r>
         <w:t xml:space="preserve"> </w:t>
@@ -13118,10 +13890,7 @@
         </w:rPr>
       </w:pPr>
       <w:r>
-        <w:t xml:space="preserve">Брыжинская А. В., Чернова С. В. </w:t>
-      </w:r>
-      <w:r>
-        <w:t xml:space="preserve">Кратко про </w:t>
+        <w:t xml:space="preserve">Брыжинская А. В., Чернова С. В. Кратко про </w:t>
       </w:r>
       <w:r>
         <w:rPr>
@@ -13130,10 +13899,7 @@
         <w:t>D</w:t>
       </w:r>
       <w:r>
-        <w:t xml:space="preserve">ocker </w:t>
-      </w:r>
-      <w:r>
-        <w:t xml:space="preserve">// Теория и практика современной науки. 2019. №10 (52). </w:t>
+        <w:t xml:space="preserve">ocker // Теория и практика современной науки. 2019. №10 (52). </w:t>
       </w:r>
       <w:r>
         <w:rPr>
@@ -13169,13 +13935,7 @@
         <w:rPr>
           <w:lang w:val="ru-RU"/>
         </w:rPr>
-        <w:t xml:space="preserve"> </w:t>
-      </w:r>
-      <w:r>
-        <w:rPr>
-          <w:lang w:val="ru-RU"/>
-        </w:rPr>
-        <w:t>Режим доступа</w:t>
+        <w:t xml:space="preserve"> Режим доступа</w:t>
       </w:r>
       <w:r>
         <w:rPr>
@@ -13239,6 +13999,7 @@
         <w:rPr>
           <w:lang w:val="ru-RU"/>
         </w:rPr>
+        <w:lastRenderedPageBreak/>
         <w:t>Вучков</w:t>
       </w:r>
       <w:proofErr w:type="spellEnd"/>
@@ -13272,7 +14033,6 @@
         </w:numPr>
       </w:pPr>
       <w:r>
-        <w:lastRenderedPageBreak/>
         <w:t>Грачев М. К. Aspect. Net Framework и его применение в задаче протоколирования – Текст : электронный // Вестник Санкт-Петербургского университета. Прикладная математика. Информатика. Процессы управления. – 2008. – № 4.</w:t>
       </w:r>
     </w:p>
@@ -13285,10 +14045,7 @@
         </w:numPr>
       </w:pPr>
       <w:r>
-        <w:t>Грузин, Н. А. Сравнение фреймворков для разработки веб-приложений: LARAVEL, DJANGO и FLASK / Н. А. Грузин // Modern Science. – 2020. – № 2-1. – С. 359-364. – EDN UQVAGU.</w:t>
-      </w:r>
-      <w:r>
-        <w:t xml:space="preserve"> </w:t>
+        <w:t xml:space="preserve">Грузин, Н. А. Сравнение фреймворков для разработки веб-приложений: LARAVEL, DJANGO и FLASK / Н. А. Грузин // Modern Science. – 2020. – № 2-1. – С. 359-364. – EDN UQVAGU. </w:t>
       </w:r>
       <w:r>
         <w:rPr>
@@ -13330,13 +14087,7 @@
         </w:rPr>
       </w:pPr>
       <w:r>
-        <w:t xml:space="preserve">Гурбангылычева М. Б. </w:t>
-      </w:r>
-      <w:r>
-        <w:t>Языки программирования – какими бывают и какой выбрать</w:t>
-      </w:r>
-      <w:r>
-        <w:t xml:space="preserve"> // Символ науки. 2023. №12-2. </w:t>
+        <w:t xml:space="preserve">Гурбангылычева М. Б. Языки программирования – какими бывают и какой выбрать // Символ науки. 2023. №12-2. </w:t>
       </w:r>
       <w:r>
         <w:rPr>
@@ -13580,10 +14331,7 @@
         </w:numPr>
       </w:pPr>
       <w:r>
-        <w:t>Елизаров, Д.А. Разработка системы транскрибации аудиои видеоконтента // Д.А. Елизаров // Вестник Российского нового университета серия «Сложные системы: модели, анализ, управление». - 2023. № 4. - 87-95</w:t>
-      </w:r>
-      <w:r>
-        <w:t>.</w:t>
+        <w:t>Елизаров, Д.А. Разработка системы транскрибации аудиои видеоконтента // Д.А. Елизаров // Вестник Российского нового университета серия «Сложные системы: модели, анализ, управление». - 2023. № 4. - 87-95.</w:t>
       </w:r>
     </w:p>
     <w:p>
@@ -13598,13 +14346,8 @@
         </w:rPr>
       </w:pPr>
       <w:r>
-        <w:t xml:space="preserve">Жауров С. Н. </w:t>
-      </w:r>
-      <w:r>
-        <w:t xml:space="preserve">Метод оптимального выбора библиотек для транскрибации аудиофайлов </w:t>
-      </w:r>
-      <w:r>
-        <w:t xml:space="preserve">// Инновационная наука. 2025. №6-2. </w:t>
+        <w:lastRenderedPageBreak/>
+        <w:t xml:space="preserve">Жауров С. Н. Метод оптимального выбора библиотек для транскрибации аудиофайлов // Инновационная наука. 2025. №6-2. </w:t>
       </w:r>
       <w:r>
         <w:rPr>
@@ -13613,11 +14356,7 @@
         <w:t>Режим доступа</w:t>
       </w:r>
       <w:r>
-        <w:t xml:space="preserve">: </w:t>
-      </w:r>
-      <w:r>
-        <w:lastRenderedPageBreak/>
-        <w:t>https://cyberleninka.ru/article/n/metod-optimalnogo-vybora-bibliotek-dlya-transkribatsii-audiofaylov (дата обращения: 1</w:t>
+        <w:t>: https://cyberleninka.ru/article/n/metod-optimalnogo-vybora-bibliotek-dlya-transkribatsii-audiofaylov (дата обращения: 1</w:t>
       </w:r>
       <w:r>
         <w:rPr>
@@ -13689,19 +14428,7 @@
         <w:rPr>
           <w:lang w:eastAsia="ru-RU"/>
         </w:rPr>
-        <w:t>https://www.interfax.ru/pressreleases/1017</w:t>
-      </w:r>
-      <w:r>
-        <w:rPr>
-          <w:lang w:eastAsia="ru-RU"/>
-        </w:rPr>
-        <w:t>5</w:t>
-      </w:r>
-      <w:r>
-        <w:rPr>
-          <w:lang w:eastAsia="ru-RU"/>
-        </w:rPr>
-        <w:t>11</w:t>
+        <w:t>https://www.interfax.ru/pressreleases/1017511</w:t>
       </w:r>
       <w:r>
         <w:rPr>
@@ -13728,10 +14455,7 @@
         </w:rPr>
       </w:pPr>
       <w:r>
-        <w:t>Каменская, А. С. Адаптация Google Cloud Speech-to-text API для автоматической транскрибации веб-конференций в реальном времени / А. С. Каменская // Автоматика и программная инженерия. – 2019. – № 2(28). – С. 19-23. – EDN NQOKPT.</w:t>
-      </w:r>
-      <w:r>
-        <w:t xml:space="preserve"> </w:t>
+        <w:t xml:space="preserve">Каменская, А. С. Адаптация Google Cloud Speech-to-text API для автоматической транскрибации веб-конференций в реальном времени / А. С. Каменская // Автоматика и программная инженерия. – 2019. – № 2(28). – С. 19-23. – EDN NQOKPT. </w:t>
       </w:r>
       <w:r>
         <w:rPr>
@@ -13803,13 +14527,7 @@
         <w:rPr>
           <w:lang w:val="ru-RU"/>
         </w:rPr>
-        <w:t xml:space="preserve"> </w:t>
-      </w:r>
-      <w:r>
-        <w:rPr>
-          <w:lang w:val="ru-RU"/>
-        </w:rPr>
-        <w:t>Режим доступа</w:t>
+        <w:t xml:space="preserve"> Режим доступа</w:t>
       </w:r>
       <w:r>
         <w:rPr>
@@ -13845,13 +14563,7 @@
         <w:rPr>
           <w:lang w:val="ru-RU"/>
         </w:rPr>
-        <w:t xml:space="preserve"> </w:t>
-      </w:r>
-      <w:r>
-        <w:rPr>
-          <w:lang w:val="ru-RU"/>
-        </w:rPr>
-        <w:t>Режим доступа</w:t>
+        <w:t xml:space="preserve"> Режим доступа</w:t>
       </w:r>
       <w:r>
         <w:rPr>
@@ -13860,13 +14572,7 @@
         <w:t xml:space="preserve">: </w:t>
       </w:r>
       <w:r>
-        <w:t>https://www.elibrary.ru/item.asp?id=5488</w:t>
-      </w:r>
-      <w:r>
-        <w:t>8</w:t>
-      </w:r>
-      <w:r>
-        <w:t>909</w:t>
+        <w:t>https://www.elibrary.ru/item.asp?id=54888909</w:t>
       </w:r>
       <w:r>
         <w:t xml:space="preserve"> </w:t>
@@ -13890,14 +14596,11 @@
         </w:rPr>
       </w:pPr>
       <w:r>
-        <w:t xml:space="preserve">Кочетков, М. А. Исследование востребованности на рынке специалистов, освоивших инструменты бережливого производства «диаграмма Ганта», «диаграмма Исикавы» и «диаграмма спагетти» / М. А. Кочетков // Бизнес-трансформация: управление улучшениями. – 2023. </w:t>
+        <w:t xml:space="preserve">Кочетков, М. А. Исследование востребованности на рынке специалистов, освоивших инструменты бережливого производства </w:t>
       </w:r>
       <w:r>
         <w:lastRenderedPageBreak/>
-        <w:t>– № 4. – С. 48-54. – EDN WSQWCV.</w:t>
-      </w:r>
-      <w:r>
-        <w:t xml:space="preserve"> </w:t>
+        <w:t xml:space="preserve">«диаграмма Ганта», «диаграмма Исикавы» и «диаграмма спагетти» / М. А. Кочетков // Бизнес-трансформация: управление улучшениями. – 2023. – № 4. – С. 48-54. – EDN WSQWCV. </w:t>
       </w:r>
       <w:r>
         <w:rPr>
@@ -13930,13 +14633,7 @@
         <w:rPr>
           <w:lang w:val="ru-RU"/>
         </w:rPr>
-        <w:t>д</w:t>
-      </w:r>
-      <w:r>
-        <w:rPr>
-          <w:lang w:val="ru-RU"/>
-        </w:rPr>
-        <w:t xml:space="preserve">ата обращения: </w:t>
+        <w:t xml:space="preserve">дата обращения: </w:t>
       </w:r>
       <w:r>
         <w:rPr>
@@ -13969,13 +14666,7 @@
         <w:rPr>
           <w:lang w:val="ru-RU"/>
         </w:rPr>
-        <w:t xml:space="preserve"> </w:t>
-      </w:r>
-      <w:r>
-        <w:rPr>
-          <w:lang w:val="ru-RU"/>
-        </w:rPr>
-        <w:t>Режим доступа</w:t>
+        <w:t xml:space="preserve"> Режим доступа</w:t>
       </w:r>
       <w:r>
         <w:rPr>
@@ -13984,13 +14675,7 @@
         <w:t xml:space="preserve">: </w:t>
       </w:r>
       <w:r>
-        <w:t>https://www.elibrary</w:t>
-      </w:r>
-      <w:r>
-        <w:t>.</w:t>
-      </w:r>
-      <w:r>
-        <w:t>ru/item.asp?id=48004881</w:t>
+        <w:t>https://www.elibrary.ru/item.asp?id=48004881</w:t>
       </w:r>
       <w:r>
         <w:rPr>
@@ -14014,13 +14699,7 @@
         <w:rPr>
           <w:lang w:val="ru-RU"/>
         </w:rPr>
-        <w:t xml:space="preserve"> </w:t>
-      </w:r>
-      <w:r>
-        <w:rPr>
-          <w:lang w:val="ru-RU"/>
-        </w:rPr>
-        <w:t>Режим доступа</w:t>
+        <w:t xml:space="preserve"> Режим доступа</w:t>
       </w:r>
       <w:r>
         <w:rPr>
@@ -14029,13 +14708,7 @@
         <w:t xml:space="preserve">: </w:t>
       </w:r>
       <w:r>
-        <w:t>https://www.elibrary.ru/i</w:t>
-      </w:r>
-      <w:r>
-        <w:t>t</w:t>
-      </w:r>
-      <w:r>
-        <w:t>em.asp?id=49988015</w:t>
+        <w:t>https://www.elibrary.ru/item.asp?id=49988015</w:t>
       </w:r>
       <w:r>
         <w:rPr>
@@ -14059,13 +14732,7 @@
         <w:rPr>
           <w:lang w:val="ru-RU"/>
         </w:rPr>
-        <w:t xml:space="preserve"> </w:t>
-      </w:r>
-      <w:r>
-        <w:rPr>
-          <w:lang w:val="ru-RU"/>
-        </w:rPr>
-        <w:t>Режим доступа</w:t>
+        <w:t xml:space="preserve"> Режим доступа</w:t>
       </w:r>
       <w:r>
         <w:rPr>
@@ -14098,7 +14765,11 @@
         </w:rPr>
       </w:pPr>
       <w:r>
-        <w:t>Паскевичян, А. А. Анализ и сравнение популярны средств разработки в рамках обучения программированию на языке C, C++ / А. А. Паскевичян, А. В. Свищев // Моя профессиональная карьера. – 2023. – Т. 3, № 55. – С. 218-223. – EDN HTPUIH.</w:t>
+        <w:t xml:space="preserve">Паскевичян, А. А. Анализ и сравнение популярны средств разработки в рамках обучения программированию на языке C, C++ / А. А. Паскевичян, А. В. Свищев // Моя профессиональная карьера. – 2023. – Т. 3, № 55. – С. </w:t>
+      </w:r>
+      <w:r>
+        <w:lastRenderedPageBreak/>
+        <w:t>218-223. – EDN HTPUIH.</w:t>
       </w:r>
       <w:r>
         <w:t xml:space="preserve"> </w:t>
@@ -14119,31 +14790,7 @@
         <w:rPr>
           <w:lang w:val="ru-RU"/>
         </w:rPr>
-        <w:t>https://elibrary.ru/item.asp?id</w:t>
-      </w:r>
-      <w:r>
-        <w:rPr>
-          <w:lang w:val="ru-RU"/>
-        </w:rPr>
-        <w:t>=</w:t>
-      </w:r>
-      <w:r>
-        <w:rPr>
-          <w:lang w:val="ru-RU"/>
-        </w:rPr>
-        <w:t>5880</w:t>
-      </w:r>
-      <w:r>
-        <w:rPr>
-          <w:lang w:val="ru-RU"/>
-        </w:rPr>
-        <w:t>3</w:t>
-      </w:r>
-      <w:r>
-        <w:rPr>
-          <w:lang w:val="ru-RU"/>
-        </w:rPr>
-        <w:t>818</w:t>
+        <w:t>https://elibrary.ru/item.asp?id=58803818</w:t>
       </w:r>
       <w:r>
         <w:rPr>
@@ -14158,13 +14805,7 @@
         <w:rPr>
           <w:lang w:val="ru-RU"/>
         </w:rPr>
-        <w:t>д</w:t>
-      </w:r>
-      <w:r>
-        <w:rPr>
-          <w:lang w:val="ru-RU"/>
-        </w:rPr>
-        <w:t xml:space="preserve">ата обращения: </w:t>
+        <w:t xml:space="preserve">дата обращения: </w:t>
       </w:r>
       <w:r>
         <w:rPr>
@@ -14191,7 +14832,6 @@
         </w:numPr>
       </w:pPr>
       <w:r>
-        <w:lastRenderedPageBreak/>
         <w:t>Политическая журналистика : учебник для бакалавриата и магистратуры / С. Г. Корконосенко [и др.] ; под ред. С. Г. Корконосенко. — М. : Издательство Юрайт, 2015. — 319 с.</w:t>
       </w:r>
     </w:p>
@@ -14284,13 +14924,7 @@
         </w:rPr>
       </w:pPr>
       <w:r>
-        <w:t xml:space="preserve">Ротова О. М., Шибанова А. Д. </w:t>
-      </w:r>
-      <w:r>
-        <w:t>Основные принципы метода линейной регрессии</w:t>
-      </w:r>
-      <w:r>
-        <w:t xml:space="preserve"> // Теория и практика современной науки. 2020. №1 (55). </w:t>
+        <w:t xml:space="preserve">Ротова О. М., Шибанова А. Д. Основные принципы метода линейной регрессии // Теория и практика современной науки. 2020. №1 (55). </w:t>
       </w:r>
       <w:r>
         <w:rPr>
@@ -14308,10 +14942,7 @@
         <w:t>2</w:t>
       </w:r>
       <w:r>
-        <w:t>.12.2025).</w:t>
-      </w:r>
-      <w:r>
-        <w:t>37</w:t>
+        <w:t>.12.2025).37</w:t>
       </w:r>
     </w:p>
     <w:p>
@@ -14326,10 +14957,7 @@
         </w:rPr>
       </w:pPr>
       <w:r>
-        <w:t xml:space="preserve">Рылёва А. А., Мелузов О. В. </w:t>
-      </w:r>
-      <w:r>
-        <w:t xml:space="preserve">Обзор различных </w:t>
+        <w:t xml:space="preserve">Рылёва А. А., Мелузов О. В. Обзор различных </w:t>
       </w:r>
       <w:r>
         <w:rPr>
@@ -14338,10 +14966,7 @@
         <w:t>W</w:t>
       </w:r>
       <w:r>
-        <w:t>eb-серверов</w:t>
-      </w:r>
-      <w:r>
-        <w:t xml:space="preserve"> // Форум молодых ученых. 2018. №12-3 (28). </w:t>
+        <w:t xml:space="preserve">eb-серверов // Форум молодых ученых. 2018. №12-3 (28). </w:t>
       </w:r>
       <w:r>
         <w:rPr>
@@ -14407,14 +15032,14 @@
         <w:rPr>
           <w:lang w:eastAsia="ru-RU"/>
         </w:rPr>
-        <w:t xml:space="preserve">Толкачева, Е. В. Применение систем автоматического транскрибирования данных фокус-групп при проведении исследований в организациях / Е. В. Толкачева // Инновационная парадигма экономических механизмов хозяйствования : Сборник научных трудов IX Международной научно-практической конференции, Симферополь, 15 мая 2024 года. – Симферополь: ООО "Издательство Типография </w:t>
+        <w:t xml:space="preserve">Толкачева, Е. В. Применение систем автоматического транскрибирования данных фокус-групп при проведении исследований в организациях / Е. В. Толкачева // Инновационная парадигма экономических механизмов хозяйствования : Сборник научных трудов </w:t>
       </w:r>
       <w:r>
         <w:rPr>
           <w:lang w:eastAsia="ru-RU"/>
         </w:rPr>
         <w:lastRenderedPageBreak/>
-        <w:t>"Ариал", 2024. – С. 656-658. – EDN PZLBXI.</w:t>
+        <w:t>IX Международной научно-практической конференции, Симферополь, 15 мая 2024 года. – Симферополь: ООО "Издательство Типография "Ариал", 2024. – С. 656-658. – EDN PZLBXI.</w:t>
       </w:r>
       <w:r>
         <w:rPr>
@@ -14636,10 +15261,7 @@
         <w:t>М</w:t>
       </w:r>
       <w:r>
-        <w:t xml:space="preserve">одель голосового управления движением поездов на станции </w:t>
-      </w:r>
-      <w:r>
-        <w:t xml:space="preserve">// Сборник научных трудов ДОНИЖТ. 2024. №1 (72). </w:t>
+        <w:t xml:space="preserve">одель голосового управления движением поездов на станции // Сборник научных трудов ДОНИЖТ. 2024. №1 (72). </w:t>
       </w:r>
       <w:r>
         <w:rPr>
@@ -14918,13 +15540,7 @@
         <w:rPr>
           <w:lang w:val="en-US"/>
         </w:rPr>
-        <w:t>find</w:t>
-      </w:r>
-      <w:r>
-        <w:rPr>
-          <w:lang w:val="en-US"/>
-        </w:rPr>
-        <w:t>index</w:t>
+        <w:t>findindex</w:t>
       </w:r>
       <w:proofErr w:type="spellEnd"/>
       <w:r>
@@ -14934,10 +15550,7 @@
         <w:t xml:space="preserve"> method</w:t>
       </w:r>
       <w:r>
-        <w:t xml:space="preserve"> </w:t>
-      </w:r>
-      <w:r>
-        <w:t>source code</w:t>
+        <w:t xml:space="preserve"> source code</w:t>
       </w:r>
       <w:r>
         <w:t xml:space="preserve"> </w:t>
@@ -14959,7 +15572,7 @@
       </w:r>
       <w:r>
         <w:rPr>
-          <w:lang w:val="en-US"/>
+          <w:lang w:val="ru-RU"/>
         </w:rPr>
         <w:t xml:space="preserve"> </w:t>
       </w:r>
@@ -14974,7 +15587,7 @@
       </w:r>
       <w:r>
         <w:rPr>
-          <w:lang w:val="en-US"/>
+          <w:lang w:val="ru-RU"/>
         </w:rPr>
         <w:t xml:space="preserve">. </w:t>
       </w:r>
@@ -14985,6 +15598,7 @@
         <w:t xml:space="preserve">Режим доступа: </w:t>
       </w:r>
       <w:r>
+        <w:lastRenderedPageBreak/>
         <w:t>https://github.com/python/cpython/blob/e6373c0d8b59512aa7f0dea7f3fb162b6ed10fa4/Objects/listobject.c#L2601</w:t>
       </w:r>
       <w:r>
@@ -15009,8 +15623,25 @@
         <w:rPr>
           <w:lang w:val="en-US"/>
         </w:rPr>
-        <w:lastRenderedPageBreak/>
-        <w:t xml:space="preserve">faster-whisper </w:t>
+        <w:t>faster</w:t>
+      </w:r>
+      <w:r>
+        <w:rPr>
+          <w:lang w:val="ru-RU"/>
+        </w:rPr>
+        <w:t>-</w:t>
+      </w:r>
+      <w:r>
+        <w:rPr>
+          <w:lang w:val="en-US"/>
+        </w:rPr>
+        <w:t>whisper</w:t>
+      </w:r>
+      <w:r>
+        <w:rPr>
+          <w:lang w:val="ru-RU"/>
+        </w:rPr>
+        <w:t xml:space="preserve"> </w:t>
       </w:r>
       <w:r>
         <w:rPr>
@@ -15244,9 +15875,39 @@
       </w:r>
       <w:r>
         <w:rPr>
-          <w:lang w:val="ru-RU"/>
-        </w:rPr>
-        <w:t xml:space="preserve">[Электронный ресурс]. Режим доступа: </w:t>
+          <w:lang w:val="en-US"/>
+        </w:rPr>
+        <w:t>[</w:t>
+      </w:r>
+      <w:r>
+        <w:rPr>
+          <w:lang w:val="ru-RU"/>
+        </w:rPr>
+        <w:t>Электронный</w:t>
+      </w:r>
+      <w:r>
+        <w:rPr>
+          <w:lang w:val="en-US"/>
+        </w:rPr>
+        <w:t xml:space="preserve"> </w:t>
+      </w:r>
+      <w:r>
+        <w:rPr>
+          <w:lang w:val="ru-RU"/>
+        </w:rPr>
+        <w:t>ресурс</w:t>
+      </w:r>
+      <w:r>
+        <w:rPr>
+          <w:lang w:val="en-US"/>
+        </w:rPr>
+        <w:t xml:space="preserve">]. </w:t>
+      </w:r>
+      <w:r>
+        <w:rPr>
+          <w:lang w:val="ru-RU"/>
+        </w:rPr>
+        <w:t xml:space="preserve">Режим доступа: </w:t>
       </w:r>
       <w:r>
         <w:rPr>
@@ -15362,31 +16023,13 @@
         <w:rPr>
           <w:lang w:val="ru-RU"/>
         </w:rPr>
-        <w:t xml:space="preserve">. </w:t>
-      </w:r>
-      <w:r>
-        <w:rPr>
-          <w:lang w:val="ru-RU"/>
-        </w:rPr>
-        <w:t xml:space="preserve">[Электронный ресурс]. Режим доступа: </w:t>
-      </w:r>
-      <w:r>
-        <w:rPr>
-          <w:lang w:val="ru-RU"/>
-        </w:rPr>
-        <w:t>https://github.com/OpenVoiceO</w:t>
-      </w:r>
-      <w:r>
-        <w:rPr>
-          <w:lang w:val="ru-RU"/>
-        </w:rPr>
-        <w:t>S</w:t>
-      </w:r>
-      <w:r>
-        <w:rPr>
-          <w:lang w:val="ru-RU"/>
-        </w:rPr>
-        <w:t>/ovos-docker-stt</w:t>
+        <w:t xml:space="preserve">. [Электронный ресурс]. Режим доступа: </w:t>
+      </w:r>
+      <w:r>
+        <w:rPr>
+          <w:lang w:val="ru-RU"/>
+        </w:rPr>
+        <w:t>https://github.com/OpenVoiceOS/ovos-docker-stt</w:t>
       </w:r>
       <w:r>
         <w:rPr>
@@ -15422,9 +16065,21 @@
       <w:proofErr w:type="spellEnd"/>
       <w:r>
         <w:rPr>
-          <w:lang w:val="en-US"/>
-        </w:rPr>
-        <w:t xml:space="preserve">-audio </w:t>
+          <w:lang w:val="ru-RU"/>
+        </w:rPr>
+        <w:t>-</w:t>
+      </w:r>
+      <w:r>
+        <w:rPr>
+          <w:lang w:val="en-US"/>
+        </w:rPr>
+        <w:t>audio</w:t>
+      </w:r>
+      <w:r>
+        <w:rPr>
+          <w:lang w:val="ru-RU"/>
+        </w:rPr>
+        <w:t xml:space="preserve"> </w:t>
       </w:r>
       <w:r>
         <w:rPr>
@@ -15815,7 +16470,13 @@
         <w:rPr>
           <w:lang w:val="en-US"/>
         </w:rPr>
-        <w:t xml:space="preserve">whisper </w:t>
+        <w:t>whisper</w:t>
+      </w:r>
+      <w:r>
+        <w:rPr>
+          <w:lang w:val="ru-RU"/>
+        </w:rPr>
+        <w:t xml:space="preserve"> </w:t>
       </w:r>
       <w:r>
         <w:rPr>
@@ -15941,7 +16602,25 @@
         <w:rPr>
           <w:lang w:val="en-US"/>
         </w:rPr>
-        <w:t xml:space="preserve">Wing IDE – </w:t>
+        <w:t>Wing</w:t>
+      </w:r>
+      <w:r>
+        <w:rPr>
+          <w:lang w:val="ru-RU"/>
+        </w:rPr>
+        <w:t xml:space="preserve"> </w:t>
+      </w:r>
+      <w:r>
+        <w:rPr>
+          <w:lang w:val="en-US"/>
+        </w:rPr>
+        <w:t>IDE</w:t>
+      </w:r>
+      <w:r>
+        <w:rPr>
+          <w:lang w:val="ru-RU"/>
+        </w:rPr>
+        <w:t xml:space="preserve"> – </w:t>
       </w:r>
       <w:proofErr w:type="spellStart"/>
       <w:r>
@@ -15953,7 +16632,7 @@
       <w:proofErr w:type="spellEnd"/>
       <w:r>
         <w:rPr>
-          <w:lang w:val="en-US"/>
+          <w:lang w:val="ru-RU"/>
         </w:rPr>
         <w:t xml:space="preserve">. </w:t>
       </w:r>
@@ -15980,19 +16659,7 @@
         <w:rPr>
           <w:lang w:val="en-US"/>
         </w:rPr>
-        <w:t>wingw</w:t>
-      </w:r>
-      <w:r>
-        <w:rPr>
-          <w:lang w:val="en-US"/>
-        </w:rPr>
-        <w:t>a</w:t>
-      </w:r>
-      <w:r>
-        <w:rPr>
-          <w:lang w:val="en-US"/>
-        </w:rPr>
-        <w:t>re</w:t>
+        <w:t>wingware</w:t>
       </w:r>
       <w:proofErr w:type="spellEnd"/>
       <w:r>
@@ -16066,13 +16733,7 @@
         <w:t xml:space="preserve">[Электронный ресурс]. Режим доступа: </w:t>
       </w:r>
       <w:r>
-        <w:t>https://yandex.cloud/ru/docs/spee</w:t>
-      </w:r>
-      <w:r>
-        <w:t>c</w:t>
-      </w:r>
-      <w:r>
-        <w:t>hkit/</w:t>
+        <w:t>https://yandex.cloud/ru/docs/speechkit/</w:t>
       </w:r>
       <w:r>
         <w:rPr>
@@ -18015,12 +18676,13 @@
     <w:link w:val="10"/>
     <w:uiPriority w:val="9"/>
     <w:qFormat/>
-    <w:rsid w:val="00CF30C8"/>
+    <w:rsid w:val="00986711"/>
     <w:pPr>
       <w:keepNext/>
       <w:keepLines/>
+      <w:spacing w:line="720" w:lineRule="auto"/>
       <w:ind w:firstLine="0"/>
-      <w:jc w:val="left"/>
+      <w:jc w:val="center"/>
       <w:outlineLvl w:val="0"/>
     </w:pPr>
     <w:rPr>
@@ -18035,20 +18697,19 @@
     <w:next w:val="a"/>
     <w:link w:val="20"/>
     <w:uiPriority w:val="9"/>
-    <w:semiHidden/>
     <w:unhideWhenUsed/>
     <w:qFormat/>
-    <w:rsid w:val="001C2B37"/>
+    <w:rsid w:val="00986711"/>
     <w:pPr>
       <w:keepNext/>
       <w:keepLines/>
-      <w:spacing w:before="160" w:after="80"/>
+      <w:ind w:firstLine="0"/>
+      <w:jc w:val="left"/>
       <w:outlineLvl w:val="1"/>
     </w:pPr>
     <w:rPr>
-      <w:rFonts w:asciiTheme="majorHAnsi" w:eastAsiaTheme="majorEastAsia" w:hAnsiTheme="majorHAnsi" w:cstheme="majorBidi"/>
-      <w:color w:val="2F5496" w:themeColor="accent1" w:themeShade="BF"/>
-      <w:sz w:val="32"/>
+      <w:rFonts w:eastAsiaTheme="majorEastAsia" w:cstheme="majorBidi"/>
+      <w:color w:val="000000" w:themeColor="text1"/>
       <w:szCs w:val="32"/>
     </w:rPr>
   </w:style>
@@ -18207,6 +18868,7 @@
   <w:style w:type="character" w:default="1" w:styleId="a0">
     <w:name w:val="Default Paragraph Font"/>
     <w:uiPriority w:val="1"/>
+    <w:semiHidden/>
     <w:unhideWhenUsed/>
   </w:style>
   <w:style w:type="table" w:default="1" w:styleId="a1">
@@ -18235,7 +18897,7 @@
     <w:basedOn w:val="a0"/>
     <w:link w:val="1"/>
     <w:uiPriority w:val="9"/>
-    <w:rsid w:val="00CF30C8"/>
+    <w:rsid w:val="00986711"/>
     <w:rPr>
       <w:rFonts w:ascii="Times New Roman" w:eastAsiaTheme="majorEastAsia" w:hAnsi="Times New Roman" w:cstheme="majorBidi"/>
       <w:color w:val="000000" w:themeColor="text1"/>
@@ -18248,12 +18910,11 @@
     <w:basedOn w:val="a0"/>
     <w:link w:val="2"/>
     <w:uiPriority w:val="9"/>
-    <w:semiHidden/>
-    <w:rsid w:val="001C2B37"/>
+    <w:rsid w:val="00986711"/>
     <w:rPr>
-      <w:rFonts w:asciiTheme="majorHAnsi" w:eastAsiaTheme="majorEastAsia" w:hAnsiTheme="majorHAnsi" w:cstheme="majorBidi"/>
-      <w:color w:val="2F5496" w:themeColor="accent1" w:themeShade="BF"/>
-      <w:sz w:val="32"/>
+      <w:rFonts w:ascii="Times New Roman" w:eastAsiaTheme="majorEastAsia" w:hAnsi="Times New Roman" w:cstheme="majorBidi"/>
+      <w:color w:val="000000" w:themeColor="text1"/>
+      <w:sz w:val="28"/>
       <w:szCs w:val="32"/>
     </w:rPr>
   </w:style>
@@ -18605,6 +19266,208 @@
       <w:bCs/>
     </w:rPr>
   </w:style>
+  <w:style w:type="paragraph" w:styleId="af2">
+    <w:name w:val="TOC Heading"/>
+    <w:basedOn w:val="1"/>
+    <w:next w:val="a"/>
+    <w:uiPriority w:val="39"/>
+    <w:unhideWhenUsed/>
+    <w:qFormat/>
+    <w:rsid w:val="00D31F33"/>
+    <w:pPr>
+      <w:spacing w:before="480" w:line="276" w:lineRule="auto"/>
+      <w:jc w:val="left"/>
+      <w:outlineLvl w:val="9"/>
+    </w:pPr>
+    <w:rPr>
+      <w:rFonts w:asciiTheme="majorHAnsi" w:hAnsiTheme="majorHAnsi"/>
+      <w:b/>
+      <w:bCs/>
+      <w:color w:val="2F5496" w:themeColor="accent1" w:themeShade="BF"/>
+      <w:kern w:val="0"/>
+      <w:szCs w:val="28"/>
+      <w:lang w:eastAsia="ru-RU"/>
+      <w14:ligatures w14:val="none"/>
+    </w:rPr>
+  </w:style>
+  <w:style w:type="paragraph" w:styleId="11">
+    <w:name w:val="toc 1"/>
+    <w:basedOn w:val="a"/>
+    <w:next w:val="a"/>
+    <w:autoRedefine/>
+    <w:uiPriority w:val="39"/>
+    <w:unhideWhenUsed/>
+    <w:rsid w:val="00D31F33"/>
+    <w:pPr>
+      <w:tabs>
+        <w:tab w:val="right" w:leader="dot" w:pos="9345"/>
+      </w:tabs>
+      <w:spacing w:before="120"/>
+      <w:jc w:val="left"/>
+    </w:pPr>
+    <w:rPr>
+      <w:rFonts w:asciiTheme="minorHAnsi" w:hAnsiTheme="minorHAnsi" w:cstheme="minorHAnsi"/>
+      <w:b/>
+      <w:bCs/>
+      <w:i/>
+      <w:iCs/>
+      <w:sz w:val="24"/>
+    </w:rPr>
+  </w:style>
+  <w:style w:type="paragraph" w:styleId="23">
+    <w:name w:val="toc 2"/>
+    <w:basedOn w:val="a"/>
+    <w:next w:val="a"/>
+    <w:autoRedefine/>
+    <w:uiPriority w:val="39"/>
+    <w:unhideWhenUsed/>
+    <w:rsid w:val="00D31F33"/>
+    <w:pPr>
+      <w:spacing w:before="120"/>
+      <w:ind w:left="280"/>
+      <w:jc w:val="left"/>
+    </w:pPr>
+    <w:rPr>
+      <w:rFonts w:asciiTheme="minorHAnsi" w:hAnsiTheme="minorHAnsi" w:cstheme="minorHAnsi"/>
+      <w:b/>
+      <w:bCs/>
+      <w:sz w:val="22"/>
+      <w:szCs w:val="22"/>
+    </w:rPr>
+  </w:style>
+  <w:style w:type="paragraph" w:styleId="31">
+    <w:name w:val="toc 3"/>
+    <w:basedOn w:val="a"/>
+    <w:next w:val="a"/>
+    <w:autoRedefine/>
+    <w:uiPriority w:val="39"/>
+    <w:semiHidden/>
+    <w:unhideWhenUsed/>
+    <w:rsid w:val="00D31F33"/>
+    <w:pPr>
+      <w:ind w:left="560"/>
+      <w:jc w:val="left"/>
+    </w:pPr>
+    <w:rPr>
+      <w:rFonts w:asciiTheme="minorHAnsi" w:hAnsiTheme="minorHAnsi" w:cstheme="minorHAnsi"/>
+      <w:sz w:val="20"/>
+      <w:szCs w:val="20"/>
+    </w:rPr>
+  </w:style>
+  <w:style w:type="paragraph" w:styleId="41">
+    <w:name w:val="toc 4"/>
+    <w:basedOn w:val="a"/>
+    <w:next w:val="a"/>
+    <w:autoRedefine/>
+    <w:uiPriority w:val="39"/>
+    <w:semiHidden/>
+    <w:unhideWhenUsed/>
+    <w:rsid w:val="00D31F33"/>
+    <w:pPr>
+      <w:ind w:left="840"/>
+      <w:jc w:val="left"/>
+    </w:pPr>
+    <w:rPr>
+      <w:rFonts w:asciiTheme="minorHAnsi" w:hAnsiTheme="minorHAnsi" w:cstheme="minorHAnsi"/>
+      <w:sz w:val="20"/>
+      <w:szCs w:val="20"/>
+    </w:rPr>
+  </w:style>
+  <w:style w:type="paragraph" w:styleId="51">
+    <w:name w:val="toc 5"/>
+    <w:basedOn w:val="a"/>
+    <w:next w:val="a"/>
+    <w:autoRedefine/>
+    <w:uiPriority w:val="39"/>
+    <w:semiHidden/>
+    <w:unhideWhenUsed/>
+    <w:rsid w:val="00D31F33"/>
+    <w:pPr>
+      <w:ind w:left="1120"/>
+      <w:jc w:val="left"/>
+    </w:pPr>
+    <w:rPr>
+      <w:rFonts w:asciiTheme="minorHAnsi" w:hAnsiTheme="minorHAnsi" w:cstheme="minorHAnsi"/>
+      <w:sz w:val="20"/>
+      <w:szCs w:val="20"/>
+    </w:rPr>
+  </w:style>
+  <w:style w:type="paragraph" w:styleId="61">
+    <w:name w:val="toc 6"/>
+    <w:basedOn w:val="a"/>
+    <w:next w:val="a"/>
+    <w:autoRedefine/>
+    <w:uiPriority w:val="39"/>
+    <w:semiHidden/>
+    <w:unhideWhenUsed/>
+    <w:rsid w:val="00D31F33"/>
+    <w:pPr>
+      <w:ind w:left="1400"/>
+      <w:jc w:val="left"/>
+    </w:pPr>
+    <w:rPr>
+      <w:rFonts w:asciiTheme="minorHAnsi" w:hAnsiTheme="minorHAnsi" w:cstheme="minorHAnsi"/>
+      <w:sz w:val="20"/>
+      <w:szCs w:val="20"/>
+    </w:rPr>
+  </w:style>
+  <w:style w:type="paragraph" w:styleId="71">
+    <w:name w:val="toc 7"/>
+    <w:basedOn w:val="a"/>
+    <w:next w:val="a"/>
+    <w:autoRedefine/>
+    <w:uiPriority w:val="39"/>
+    <w:semiHidden/>
+    <w:unhideWhenUsed/>
+    <w:rsid w:val="00D31F33"/>
+    <w:pPr>
+      <w:ind w:left="1680"/>
+      <w:jc w:val="left"/>
+    </w:pPr>
+    <w:rPr>
+      <w:rFonts w:asciiTheme="minorHAnsi" w:hAnsiTheme="minorHAnsi" w:cstheme="minorHAnsi"/>
+      <w:sz w:val="20"/>
+      <w:szCs w:val="20"/>
+    </w:rPr>
+  </w:style>
+  <w:style w:type="paragraph" w:styleId="81">
+    <w:name w:val="toc 8"/>
+    <w:basedOn w:val="a"/>
+    <w:next w:val="a"/>
+    <w:autoRedefine/>
+    <w:uiPriority w:val="39"/>
+    <w:semiHidden/>
+    <w:unhideWhenUsed/>
+    <w:rsid w:val="00D31F33"/>
+    <w:pPr>
+      <w:ind w:left="1960"/>
+      <w:jc w:val="left"/>
+    </w:pPr>
+    <w:rPr>
+      <w:rFonts w:asciiTheme="minorHAnsi" w:hAnsiTheme="minorHAnsi" w:cstheme="minorHAnsi"/>
+      <w:sz w:val="20"/>
+      <w:szCs w:val="20"/>
+    </w:rPr>
+  </w:style>
+  <w:style w:type="paragraph" w:styleId="91">
+    <w:name w:val="toc 9"/>
+    <w:basedOn w:val="a"/>
+    <w:next w:val="a"/>
+    <w:autoRedefine/>
+    <w:uiPriority w:val="39"/>
+    <w:semiHidden/>
+    <w:unhideWhenUsed/>
+    <w:rsid w:val="00D31F33"/>
+    <w:pPr>
+      <w:ind w:left="2240"/>
+      <w:jc w:val="left"/>
+    </w:pPr>
+    <w:rPr>
+      <w:rFonts w:asciiTheme="minorHAnsi" w:hAnsiTheme="minorHAnsi" w:cstheme="minorHAnsi"/>
+      <w:sz w:val="20"/>
+      <w:szCs w:val="20"/>
+    </w:rPr>
+  </w:style>
 </w:styles>
 </file>
 

--- a/Курс 3/НИР/НИР_Кринкин.docx
+++ b/Курс 3/НИР/НИР_Кринкин.docx
@@ -454,7 +454,17 @@
           <w:lang w:val="ru-RU" w:eastAsia="ru-RU"/>
           <w14:ligatures w14:val="none"/>
         </w:rPr>
-        <w:t>Листов ____</w:t>
+        <w:t xml:space="preserve">Листов </w:t>
+      </w:r>
+      <w:r>
+        <w:rPr>
+          <w:rFonts w:eastAsia="Times New Roman" w:cs="Times New Roman"/>
+          <w:kern w:val="0"/>
+          <w:szCs w:val="28"/>
+          <w:lang w:val="ru-RU" w:eastAsia="ru-RU"/>
+          <w14:ligatures w14:val="none"/>
+        </w:rPr>
+        <w:t>33</w:t>
       </w:r>
     </w:p>
     <w:p>
@@ -1129,7 +1139,7 @@
             <w:pStyle w:val="11"/>
             <w:ind w:firstLine="0"/>
             <w:rPr>
-              <w:rFonts w:ascii="Times New Roman" w:hAnsi="Times New Roman" w:cs="Times New Roman"/>
+              <w:rFonts w:ascii="Times New Roman" w:eastAsiaTheme="minorEastAsia" w:hAnsi="Times New Roman" w:cs="Times New Roman"/>
               <w:b w:val="0"/>
               <w:bCs w:val="0"/>
               <w:i w:val="0"/>
@@ -1137,6 +1147,7 @@
               <w:noProof/>
               <w:sz w:val="28"/>
               <w:szCs w:val="28"/>
+              <w:lang w:eastAsia="ru-RU"/>
             </w:rPr>
           </w:pPr>
           <w:r>
@@ -1175,7 +1186,7 @@
             </w:rPr>
             <w:fldChar w:fldCharType="separate"/>
           </w:r>
-          <w:hyperlink w:anchor="_Toc216476068" w:history="1">
+          <w:hyperlink w:anchor="_Toc216869402" w:history="1">
             <w:r>
               <w:rPr>
                 <w:rStyle w:val="ac"/>
@@ -1231,7 +1242,7 @@
                 <w:sz w:val="28"/>
                 <w:szCs w:val="28"/>
               </w:rPr>
-              <w:instrText xml:space="preserve"> PAGEREF _Toc216476068 \h </w:instrText>
+              <w:instrText xml:space="preserve"> PAGEREF _Toc216869402 \h </w:instrText>
             </w:r>
             <w:r>
               <w:rPr>
@@ -1295,7 +1306,7 @@
             <w:pStyle w:val="11"/>
             <w:ind w:firstLine="0"/>
             <w:rPr>
-              <w:rFonts w:ascii="Times New Roman" w:hAnsi="Times New Roman" w:cs="Times New Roman"/>
+              <w:rFonts w:ascii="Times New Roman" w:eastAsiaTheme="minorEastAsia" w:hAnsi="Times New Roman" w:cs="Times New Roman"/>
               <w:b w:val="0"/>
               <w:bCs w:val="0"/>
               <w:i w:val="0"/>
@@ -1303,9 +1314,10 @@
               <w:noProof/>
               <w:sz w:val="28"/>
               <w:szCs w:val="28"/>
+              <w:lang w:eastAsia="ru-RU"/>
             </w:rPr>
           </w:pPr>
-          <w:hyperlink w:anchor="_Toc216476069" w:history="1">
+          <w:hyperlink w:anchor="_Toc216869403" w:history="1">
             <w:r>
               <w:rPr>
                 <w:rStyle w:val="ac"/>
@@ -1361,7 +1373,7 @@
                 <w:sz w:val="28"/>
                 <w:szCs w:val="28"/>
               </w:rPr>
-              <w:instrText xml:space="preserve"> PAGEREF _Toc216476069 \h </w:instrText>
+              <w:instrText xml:space="preserve"> PAGEREF _Toc216869403 \h </w:instrText>
             </w:r>
             <w:r>
               <w:rPr>
@@ -1428,15 +1440,16 @@
             </w:tabs>
             <w:ind w:left="0" w:firstLine="0"/>
             <w:rPr>
-              <w:rFonts w:ascii="Times New Roman" w:hAnsi="Times New Roman" w:cs="Times New Roman"/>
+              <w:rFonts w:ascii="Times New Roman" w:eastAsiaTheme="minorEastAsia" w:hAnsi="Times New Roman" w:cs="Times New Roman"/>
               <w:b w:val="0"/>
               <w:bCs w:val="0"/>
               <w:noProof/>
               <w:sz w:val="28"/>
               <w:szCs w:val="28"/>
+              <w:lang w:eastAsia="ru-RU"/>
             </w:rPr>
           </w:pPr>
-          <w:hyperlink w:anchor="_Toc216476070" w:history="1">
+          <w:hyperlink w:anchor="_Toc216869404" w:history="1">
             <w:r>
               <w:rPr>
                 <w:rStyle w:val="ac"/>
@@ -1448,7 +1461,7 @@
                 <w:szCs w:val="28"/>
                 <w:lang w:val="ru-RU"/>
               </w:rPr>
-              <w:t>1. Изучение предметной области. Определение темы ВКР. Описаниепредметной области как объекта.</w:t>
+              <w:t>1. Изучение предметной области. Определение темы ВКР. Описание предметной области как объекта.</w:t>
             </w:r>
             <w:r>
               <w:rPr>
@@ -1484,7 +1497,7 @@
                 <w:sz w:val="28"/>
                 <w:szCs w:val="28"/>
               </w:rPr>
-              <w:instrText xml:space="preserve"> PAGEREF _Toc216476070 \h </w:instrText>
+              <w:instrText xml:space="preserve"> PAGEREF _Toc216869404 \h </w:instrText>
             </w:r>
             <w:r>
               <w:rPr>
@@ -1543,15 +1556,16 @@
             </w:tabs>
             <w:ind w:left="0" w:firstLine="0"/>
             <w:rPr>
-              <w:rFonts w:ascii="Times New Roman" w:hAnsi="Times New Roman" w:cs="Times New Roman"/>
+              <w:rFonts w:ascii="Times New Roman" w:eastAsiaTheme="minorEastAsia" w:hAnsi="Times New Roman" w:cs="Times New Roman"/>
               <w:b w:val="0"/>
               <w:bCs w:val="0"/>
               <w:noProof/>
               <w:sz w:val="28"/>
               <w:szCs w:val="28"/>
+              <w:lang w:eastAsia="ru-RU"/>
             </w:rPr>
           </w:pPr>
-          <w:hyperlink w:anchor="_Toc216476071" w:history="1">
+          <w:hyperlink w:anchor="_Toc216869405" w:history="1">
             <w:r>
               <w:rPr>
                 <w:rStyle w:val="ac"/>
@@ -1599,7 +1613,7 @@
                 <w:sz w:val="28"/>
                 <w:szCs w:val="28"/>
               </w:rPr>
-              <w:instrText xml:space="preserve"> PAGEREF _Toc216476071 \h </w:instrText>
+              <w:instrText xml:space="preserve"> PAGEREF _Toc216869405 \h </w:instrText>
             </w:r>
             <w:r>
               <w:rPr>
@@ -1658,15 +1672,16 @@
             </w:tabs>
             <w:ind w:left="0" w:firstLine="0"/>
             <w:rPr>
-              <w:rFonts w:ascii="Times New Roman" w:hAnsi="Times New Roman" w:cs="Times New Roman"/>
+              <w:rFonts w:ascii="Times New Roman" w:eastAsiaTheme="minorEastAsia" w:hAnsi="Times New Roman" w:cs="Times New Roman"/>
               <w:b w:val="0"/>
               <w:bCs w:val="0"/>
               <w:noProof/>
               <w:sz w:val="28"/>
               <w:szCs w:val="28"/>
+              <w:lang w:eastAsia="ru-RU"/>
             </w:rPr>
           </w:pPr>
-          <w:hyperlink w:anchor="_Toc216476072" w:history="1">
+          <w:hyperlink w:anchor="_Toc216869406" w:history="1">
             <w:r>
               <w:rPr>
                 <w:rStyle w:val="ac"/>
@@ -1714,7 +1729,7 @@
                 <w:sz w:val="28"/>
                 <w:szCs w:val="28"/>
               </w:rPr>
-              <w:instrText xml:space="preserve"> PAGEREF _Toc216476072 \h </w:instrText>
+              <w:instrText xml:space="preserve"> PAGEREF _Toc216869406 \h </w:instrText>
             </w:r>
             <w:r>
               <w:rPr>
@@ -1773,15 +1788,16 @@
             </w:tabs>
             <w:ind w:left="0" w:firstLine="0"/>
             <w:rPr>
-              <w:rFonts w:ascii="Times New Roman" w:hAnsi="Times New Roman" w:cs="Times New Roman"/>
+              <w:rFonts w:ascii="Times New Roman" w:eastAsiaTheme="minorEastAsia" w:hAnsi="Times New Roman" w:cs="Times New Roman"/>
               <w:b w:val="0"/>
               <w:bCs w:val="0"/>
               <w:noProof/>
               <w:sz w:val="28"/>
               <w:szCs w:val="28"/>
+              <w:lang w:eastAsia="ru-RU"/>
             </w:rPr>
           </w:pPr>
-          <w:hyperlink w:anchor="_Toc216476073" w:history="1">
+          <w:hyperlink w:anchor="_Toc216869407" w:history="1">
             <w:r>
               <w:rPr>
                 <w:rStyle w:val="ac"/>
@@ -1793,33 +1809,7 @@
                 <w:szCs w:val="28"/>
                 <w:lang w:val="ru-RU"/>
               </w:rPr>
-              <w:t xml:space="preserve">4. Анализ </w:t>
-            </w:r>
-            <w:r>
-              <w:rPr>
-                <w:rStyle w:val="ac"/>
-                <w:rFonts w:ascii="Times New Roman" w:hAnsi="Times New Roman" w:cs="Times New Roman"/>
-                <w:b w:val="0"/>
-                <w:bCs w:val="0"/>
-                <w:noProof/>
-                <w:sz w:val="28"/>
-                <w:szCs w:val="28"/>
-                <w:lang w:val="ru-RU"/>
-              </w:rPr>
-              <w:t>с</w:t>
-            </w:r>
-            <w:r>
-              <w:rPr>
-                <w:rStyle w:val="ac"/>
-                <w:rFonts w:ascii="Times New Roman" w:hAnsi="Times New Roman" w:cs="Times New Roman"/>
-                <w:b w:val="0"/>
-                <w:bCs w:val="0"/>
-                <w:noProof/>
-                <w:sz w:val="28"/>
-                <w:szCs w:val="28"/>
-                <w:lang w:val="ru-RU"/>
-              </w:rPr>
-              <w:t>уществующих технических решений</w:t>
+              <w:t>4. Анализ существующих технических решений</w:t>
             </w:r>
             <w:r>
               <w:rPr>
@@ -1855,7 +1845,7 @@
                 <w:sz w:val="28"/>
                 <w:szCs w:val="28"/>
               </w:rPr>
-              <w:instrText xml:space="preserve"> PAGEREF _Toc216476073 \h </w:instrText>
+              <w:instrText xml:space="preserve"> PAGEREF _Toc216869407 \h </w:instrText>
             </w:r>
             <w:r>
               <w:rPr>
@@ -1914,15 +1904,16 @@
             </w:tabs>
             <w:ind w:left="0" w:firstLine="0"/>
             <w:rPr>
-              <w:rFonts w:ascii="Times New Roman" w:hAnsi="Times New Roman" w:cs="Times New Roman"/>
+              <w:rFonts w:ascii="Times New Roman" w:eastAsiaTheme="minorEastAsia" w:hAnsi="Times New Roman" w:cs="Times New Roman"/>
               <w:b w:val="0"/>
               <w:bCs w:val="0"/>
               <w:noProof/>
               <w:sz w:val="28"/>
               <w:szCs w:val="28"/>
+              <w:lang w:eastAsia="ru-RU"/>
             </w:rPr>
           </w:pPr>
-          <w:hyperlink w:anchor="_Toc216476074" w:history="1">
+          <w:hyperlink w:anchor="_Toc216869408" w:history="1">
             <w:r>
               <w:rPr>
                 <w:rStyle w:val="ac"/>
@@ -1970,7 +1961,7 @@
                 <w:sz w:val="28"/>
                 <w:szCs w:val="28"/>
               </w:rPr>
-              <w:instrText xml:space="preserve"> PAGEREF _Toc216476074 \h </w:instrText>
+              <w:instrText xml:space="preserve"> PAGEREF _Toc216869408 \h </w:instrText>
             </w:r>
             <w:r>
               <w:rPr>
@@ -2026,7 +2017,7 @@
             <w:pStyle w:val="11"/>
             <w:ind w:firstLine="0"/>
             <w:rPr>
-              <w:rFonts w:ascii="Times New Roman" w:hAnsi="Times New Roman" w:cs="Times New Roman"/>
+              <w:rFonts w:ascii="Times New Roman" w:eastAsiaTheme="minorEastAsia" w:hAnsi="Times New Roman" w:cs="Times New Roman"/>
               <w:b w:val="0"/>
               <w:bCs w:val="0"/>
               <w:i w:val="0"/>
@@ -2034,9 +2025,10 @@
               <w:noProof/>
               <w:sz w:val="28"/>
               <w:szCs w:val="28"/>
+              <w:lang w:eastAsia="ru-RU"/>
             </w:rPr>
           </w:pPr>
-          <w:hyperlink w:anchor="_Toc216476075" w:history="1">
+          <w:hyperlink w:anchor="_Toc216869409" w:history="1">
             <w:r>
               <w:rPr>
                 <w:rStyle w:val="ac"/>
@@ -2092,7 +2084,7 @@
                 <w:sz w:val="28"/>
                 <w:szCs w:val="28"/>
               </w:rPr>
-              <w:instrText xml:space="preserve"> PAGEREF _Toc216476075 \h </w:instrText>
+              <w:instrText xml:space="preserve"> PAGEREF _Toc216869409 \h </w:instrText>
             </w:r>
             <w:r>
               <w:rPr>
@@ -2156,7 +2148,7 @@
             <w:pStyle w:val="11"/>
             <w:ind w:firstLine="0"/>
             <w:rPr>
-              <w:rFonts w:ascii="Times New Roman" w:hAnsi="Times New Roman" w:cs="Times New Roman"/>
+              <w:rFonts w:ascii="Times New Roman" w:eastAsiaTheme="minorEastAsia" w:hAnsi="Times New Roman" w:cs="Times New Roman"/>
               <w:b w:val="0"/>
               <w:bCs w:val="0"/>
               <w:i w:val="0"/>
@@ -2164,9 +2156,10 @@
               <w:noProof/>
               <w:sz w:val="28"/>
               <w:szCs w:val="28"/>
+              <w:lang w:eastAsia="ru-RU"/>
             </w:rPr>
           </w:pPr>
-          <w:hyperlink w:anchor="_Toc216476076" w:history="1">
+          <w:hyperlink w:anchor="_Toc216869410" w:history="1">
             <w:r>
               <w:rPr>
                 <w:rStyle w:val="ac"/>
@@ -2222,7 +2215,7 @@
                 <w:sz w:val="28"/>
                 <w:szCs w:val="28"/>
               </w:rPr>
-              <w:instrText xml:space="preserve"> PAGEREF _Toc216476076 \h </w:instrText>
+              <w:instrText xml:space="preserve"> PAGEREF _Toc216869410 \h </w:instrText>
             </w:r>
             <w:r>
               <w:rPr>
@@ -2264,6 +2257,152 @@
                 <w:szCs w:val="28"/>
               </w:rPr>
               <w:t>25</w:t>
+            </w:r>
+            <w:r>
+              <w:rPr>
+                <w:rFonts w:ascii="Times New Roman" w:hAnsi="Times New Roman" w:cs="Times New Roman"/>
+                <w:b w:val="0"/>
+                <w:bCs w:val="0"/>
+                <w:i w:val="0"/>
+                <w:iCs w:val="0"/>
+                <w:noProof/>
+                <w:webHidden/>
+                <w:sz w:val="28"/>
+                <w:szCs w:val="28"/>
+              </w:rPr>
+              <w:fldChar w:fldCharType="end"/>
+            </w:r>
+          </w:hyperlink>
+        </w:p>
+        <w:p>
+          <w:pPr>
+            <w:pStyle w:val="11"/>
+            <w:ind w:firstLine="0"/>
+            <w:rPr>
+              <w:rFonts w:ascii="Times New Roman" w:eastAsiaTheme="minorEastAsia" w:hAnsi="Times New Roman" w:cs="Times New Roman"/>
+              <w:b w:val="0"/>
+              <w:bCs w:val="0"/>
+              <w:i w:val="0"/>
+              <w:iCs w:val="0"/>
+              <w:noProof/>
+              <w:sz w:val="28"/>
+              <w:szCs w:val="28"/>
+              <w:lang w:eastAsia="ru-RU"/>
+            </w:rPr>
+          </w:pPr>
+          <w:hyperlink w:anchor="_Toc216869411" w:history="1">
+            <w:r>
+              <w:rPr>
+                <w:rStyle w:val="ac"/>
+                <w:rFonts w:ascii="Times New Roman" w:hAnsi="Times New Roman" w:cs="Times New Roman"/>
+                <w:b w:val="0"/>
+                <w:bCs w:val="0"/>
+                <w:i w:val="0"/>
+                <w:iCs w:val="0"/>
+                <w:noProof/>
+                <w:sz w:val="28"/>
+                <w:szCs w:val="28"/>
+                <w:lang w:val="ru-RU"/>
+              </w:rPr>
+              <w:t>Приложение 1</w:t>
+            </w:r>
+            <w:r>
+              <w:rPr>
+                <w:rStyle w:val="ac"/>
+                <w:rFonts w:ascii="Times New Roman" w:hAnsi="Times New Roman" w:cs="Times New Roman"/>
+                <w:b w:val="0"/>
+                <w:bCs w:val="0"/>
+                <w:i w:val="0"/>
+                <w:iCs w:val="0"/>
+                <w:noProof/>
+                <w:sz w:val="28"/>
+                <w:szCs w:val="28"/>
+                <w:lang w:val="ru-RU"/>
+              </w:rPr>
+              <w:t>. Граф сроков реализации проекта</w:t>
+            </w:r>
+            <w:r>
+              <w:rPr>
+                <w:rFonts w:ascii="Times New Roman" w:hAnsi="Times New Roman" w:cs="Times New Roman"/>
+                <w:b w:val="0"/>
+                <w:bCs w:val="0"/>
+                <w:i w:val="0"/>
+                <w:iCs w:val="0"/>
+                <w:noProof/>
+                <w:webHidden/>
+                <w:sz w:val="28"/>
+                <w:szCs w:val="28"/>
+              </w:rPr>
+              <w:tab/>
+            </w:r>
+            <w:r>
+              <w:rPr>
+                <w:rFonts w:ascii="Times New Roman" w:hAnsi="Times New Roman" w:cs="Times New Roman"/>
+                <w:b w:val="0"/>
+                <w:bCs w:val="0"/>
+                <w:i w:val="0"/>
+                <w:iCs w:val="0"/>
+                <w:noProof/>
+                <w:webHidden/>
+                <w:sz w:val="28"/>
+                <w:szCs w:val="28"/>
+              </w:rPr>
+              <w:fldChar w:fldCharType="begin"/>
+            </w:r>
+            <w:r>
+              <w:rPr>
+                <w:rFonts w:ascii="Times New Roman" w:hAnsi="Times New Roman" w:cs="Times New Roman"/>
+                <w:b w:val="0"/>
+                <w:bCs w:val="0"/>
+                <w:i w:val="0"/>
+                <w:iCs w:val="0"/>
+                <w:noProof/>
+                <w:webHidden/>
+                <w:sz w:val="28"/>
+                <w:szCs w:val="28"/>
+              </w:rPr>
+              <w:instrText xml:space="preserve"> PAGEREF _Toc216869411 \h </w:instrText>
+            </w:r>
+            <w:r>
+              <w:rPr>
+                <w:rFonts w:ascii="Times New Roman" w:hAnsi="Times New Roman" w:cs="Times New Roman"/>
+                <w:b w:val="0"/>
+                <w:bCs w:val="0"/>
+                <w:i w:val="0"/>
+                <w:iCs w:val="0"/>
+                <w:noProof/>
+                <w:webHidden/>
+                <w:sz w:val="28"/>
+                <w:szCs w:val="28"/>
+              </w:rPr>
+            </w:r>
+            <w:r>
+              <w:rPr>
+                <w:rFonts w:ascii="Times New Roman" w:hAnsi="Times New Roman" w:cs="Times New Roman"/>
+                <w:b w:val="0"/>
+                <w:bCs w:val="0"/>
+                <w:i w:val="0"/>
+                <w:iCs w:val="0"/>
+                <w:noProof/>
+                <w:webHidden/>
+                <w:sz w:val="28"/>
+                <w:szCs w:val="28"/>
+              </w:rPr>
+              <w:fldChar w:fldCharType="separate"/>
+            </w:r>
+            <w:r>
+              <w:rPr>
+                <w:rFonts w:ascii="Times New Roman" w:hAnsi="Times New Roman" w:cs="Times New Roman"/>
+                <w:b w:val="0"/>
+                <w:bCs w:val="0"/>
+                <w:i w:val="0"/>
+                <w:iCs w:val="0"/>
+                <w:noProof/>
+                <w:webHidden/>
+                <w:sz w:val="28"/>
+                <w:szCs w:val="28"/>
+              </w:rPr>
+              <w:t>33</w:t>
             </w:r>
             <w:r>
               <w:rPr>
@@ -2316,7 +2455,7 @@
           <w:lang w:val="ru-RU"/>
         </w:rPr>
       </w:pPr>
-      <w:bookmarkStart w:id="0" w:name="_Toc216476068"/>
+      <w:bookmarkStart w:id="0" w:name="_Toc216869402"/>
       <w:r>
         <w:rPr>
           <w:lang w:val="ru-RU"/>
@@ -2444,7 +2583,7 @@
           <w:lang w:val="ru-RU"/>
         </w:rPr>
       </w:pPr>
-      <w:bookmarkStart w:id="1" w:name="_Toc216476069"/>
+      <w:bookmarkStart w:id="1" w:name="_Toc216869403"/>
       <w:r>
         <w:rPr>
           <w:lang w:val="ru-RU"/>
@@ -2461,7 +2600,7 @@
           <w:lang w:val="ru-RU"/>
         </w:rPr>
       </w:pPr>
-      <w:bookmarkStart w:id="2" w:name="_Toc216476070"/>
+      <w:bookmarkStart w:id="2" w:name="_Toc216869404"/>
       <w:r>
         <w:rPr>
           <w:lang w:val="ru-RU"/>
@@ -3678,7 +3817,7 @@
           <w:lang w:val="ru-RU"/>
         </w:rPr>
       </w:pPr>
-      <w:bookmarkStart w:id="3" w:name="_Toc216476071"/>
+      <w:bookmarkStart w:id="3" w:name="_Toc216869405"/>
       <w:r>
         <w:rPr>
           <w:lang w:val="ru-RU"/>
@@ -3789,10 +3928,10 @@
       </w:tblPr>
       <w:tblGrid>
         <w:gridCol w:w="561"/>
-        <w:gridCol w:w="2198"/>
-        <w:gridCol w:w="1489"/>
+        <w:gridCol w:w="2129"/>
+        <w:gridCol w:w="1560"/>
         <w:gridCol w:w="2692"/>
-        <w:gridCol w:w="2356"/>
+        <w:gridCol w:w="2354"/>
       </w:tblGrid>
       <w:tr>
         <w:trPr>
@@ -3827,7 +3966,7 @@
         </w:tc>
         <w:tc>
           <w:tcPr>
-            <w:tcW w:w="1182" w:type="pct"/>
+            <w:tcW w:w="1145" w:type="pct"/>
           </w:tcPr>
           <w:p>
             <w:pPr>
@@ -3850,7 +3989,7 @@
         </w:tc>
         <w:tc>
           <w:tcPr>
-            <w:tcW w:w="801" w:type="pct"/>
+            <w:tcW w:w="839" w:type="pct"/>
           </w:tcPr>
           <w:p>
             <w:pPr>
@@ -4044,7 +4183,7 @@
         </w:tc>
         <w:tc>
           <w:tcPr>
-            <w:tcW w:w="1182" w:type="pct"/>
+            <w:tcW w:w="1145" w:type="pct"/>
           </w:tcPr>
           <w:p>
             <w:pPr>
@@ -4069,13 +4208,13 @@
         </w:tc>
         <w:tc>
           <w:tcPr>
-            <w:tcW w:w="801" w:type="pct"/>
+            <w:tcW w:w="839" w:type="pct"/>
           </w:tcPr>
           <w:p>
             <w:pPr>
               <w:spacing w:line="23" w:lineRule="atLeast"/>
               <w:ind w:firstLine="0"/>
-              <w:jc w:val="left"/>
+              <w:jc w:val="right"/>
               <w:rPr>
                 <w:rFonts w:eastAsia="Calibri"/>
                 <w:bCs/>
@@ -4209,7 +4348,7 @@
         </w:tc>
         <w:tc>
           <w:tcPr>
-            <w:tcW w:w="1182" w:type="pct"/>
+            <w:tcW w:w="1145" w:type="pct"/>
           </w:tcPr>
           <w:p>
             <w:pPr>
@@ -4234,13 +4373,13 @@
         </w:tc>
         <w:tc>
           <w:tcPr>
-            <w:tcW w:w="801" w:type="pct"/>
+            <w:tcW w:w="839" w:type="pct"/>
           </w:tcPr>
           <w:p>
             <w:pPr>
               <w:spacing w:line="23" w:lineRule="atLeast"/>
               <w:ind w:firstLine="0"/>
-              <w:jc w:val="left"/>
+              <w:jc w:val="right"/>
               <w:rPr>
                 <w:rFonts w:eastAsia="Calibri"/>
                 <w:bCs/>
@@ -4350,7 +4489,7 @@
         </w:tc>
         <w:tc>
           <w:tcPr>
-            <w:tcW w:w="1182" w:type="pct"/>
+            <w:tcW w:w="1145" w:type="pct"/>
           </w:tcPr>
           <w:p>
             <w:pPr>
@@ -4375,13 +4514,13 @@
         </w:tc>
         <w:tc>
           <w:tcPr>
-            <w:tcW w:w="801" w:type="pct"/>
+            <w:tcW w:w="839" w:type="pct"/>
           </w:tcPr>
           <w:p>
             <w:pPr>
               <w:spacing w:line="23" w:lineRule="atLeast"/>
               <w:ind w:firstLine="0"/>
-              <w:jc w:val="left"/>
+              <w:jc w:val="right"/>
               <w:rPr>
                 <w:rFonts w:eastAsia="Calibri"/>
                 <w:bCs/>
@@ -4540,7 +4679,7 @@
         </w:tc>
         <w:tc>
           <w:tcPr>
-            <w:tcW w:w="1182" w:type="pct"/>
+            <w:tcW w:w="1145" w:type="pct"/>
           </w:tcPr>
           <w:p>
             <w:pPr>
@@ -4565,13 +4704,13 @@
         </w:tc>
         <w:tc>
           <w:tcPr>
-            <w:tcW w:w="801" w:type="pct"/>
+            <w:tcW w:w="839" w:type="pct"/>
           </w:tcPr>
           <w:p>
             <w:pPr>
               <w:spacing w:line="23" w:lineRule="atLeast"/>
               <w:ind w:firstLine="0"/>
-              <w:jc w:val="left"/>
+              <w:jc w:val="right"/>
               <w:rPr>
                 <w:rFonts w:eastAsia="Calibri"/>
                 <w:bCs/>
@@ -4712,7 +4851,7 @@
         </w:tc>
         <w:tc>
           <w:tcPr>
-            <w:tcW w:w="1182" w:type="pct"/>
+            <w:tcW w:w="1145" w:type="pct"/>
           </w:tcPr>
           <w:p>
             <w:pPr>
@@ -4737,13 +4876,13 @@
         </w:tc>
         <w:tc>
           <w:tcPr>
-            <w:tcW w:w="801" w:type="pct"/>
+            <w:tcW w:w="839" w:type="pct"/>
           </w:tcPr>
           <w:p>
             <w:pPr>
               <w:spacing w:line="23" w:lineRule="atLeast"/>
               <w:ind w:firstLine="0"/>
-              <w:jc w:val="left"/>
+              <w:jc w:val="right"/>
               <w:rPr>
                 <w:rFonts w:eastAsia="Calibri"/>
                 <w:bCs/>
@@ -4864,7 +5003,7 @@
         </w:tc>
         <w:tc>
           <w:tcPr>
-            <w:tcW w:w="1182" w:type="pct"/>
+            <w:tcW w:w="1145" w:type="pct"/>
           </w:tcPr>
           <w:p>
             <w:pPr>
@@ -4889,13 +5028,13 @@
         </w:tc>
         <w:tc>
           <w:tcPr>
-            <w:tcW w:w="801" w:type="pct"/>
+            <w:tcW w:w="839" w:type="pct"/>
           </w:tcPr>
           <w:p>
             <w:pPr>
               <w:spacing w:line="23" w:lineRule="atLeast"/>
               <w:ind w:firstLine="0"/>
-              <w:jc w:val="left"/>
+              <w:jc w:val="right"/>
               <w:rPr>
                 <w:rFonts w:eastAsia="Calibri"/>
                 <w:bCs/>
@@ -5033,7 +5172,7 @@
         </w:tc>
         <w:tc>
           <w:tcPr>
-            <w:tcW w:w="1182" w:type="pct"/>
+            <w:tcW w:w="1145" w:type="pct"/>
           </w:tcPr>
           <w:p>
             <w:pPr>
@@ -5058,13 +5197,13 @@
         </w:tc>
         <w:tc>
           <w:tcPr>
-            <w:tcW w:w="801" w:type="pct"/>
+            <w:tcW w:w="839" w:type="pct"/>
           </w:tcPr>
           <w:p>
             <w:pPr>
               <w:spacing w:line="23" w:lineRule="atLeast"/>
               <w:ind w:firstLine="0"/>
-              <w:jc w:val="left"/>
+              <w:jc w:val="right"/>
               <w:rPr>
                 <w:rFonts w:eastAsia="Calibri"/>
                 <w:bCs/>
@@ -5215,6 +5354,290 @@
           </w:p>
         </w:tc>
       </w:tr>
+      <w:tr>
+        <w:trPr>
+          <w:cantSplit/>
+          <w:trHeight w:val="454"/>
+        </w:trPr>
+        <w:tc>
+          <w:tcPr>
+            <w:tcW w:w="302" w:type="pct"/>
+          </w:tcPr>
+          <w:p>
+            <w:pPr>
+              <w:spacing w:line="23" w:lineRule="atLeast"/>
+              <w:ind w:firstLine="0"/>
+              <w:jc w:val="left"/>
+              <w:rPr>
+                <w:rFonts w:eastAsia="Calibri"/>
+                <w:bCs/>
+                <w:sz w:val="24"/>
+              </w:rPr>
+            </w:pPr>
+            <w:r>
+              <w:rPr>
+                <w:rFonts w:eastAsia="Calibri"/>
+                <w:bCs/>
+                <w:sz w:val="24"/>
+              </w:rPr>
+              <w:t>2.2</w:t>
+            </w:r>
+          </w:p>
+        </w:tc>
+        <w:tc>
+          <w:tcPr>
+            <w:tcW w:w="1145" w:type="pct"/>
+          </w:tcPr>
+          <w:p>
+            <w:pPr>
+              <w:spacing w:line="23" w:lineRule="atLeast"/>
+              <w:ind w:firstLine="0"/>
+              <w:jc w:val="left"/>
+              <w:rPr>
+                <w:rFonts w:eastAsia="Calibri"/>
+                <w:bCs/>
+                <w:sz w:val="24"/>
+              </w:rPr>
+            </w:pPr>
+            <w:r>
+              <w:rPr>
+                <w:rFonts w:eastAsia="Calibri"/>
+                <w:bCs/>
+                <w:sz w:val="24"/>
+              </w:rPr>
+              <w:t>Создание макета продукта</w:t>
+            </w:r>
+          </w:p>
+        </w:tc>
+        <w:tc>
+          <w:tcPr>
+            <w:tcW w:w="839" w:type="pct"/>
+          </w:tcPr>
+          <w:p>
+            <w:pPr>
+              <w:spacing w:line="23" w:lineRule="atLeast"/>
+              <w:ind w:firstLine="0"/>
+              <w:jc w:val="right"/>
+              <w:rPr>
+                <w:rFonts w:eastAsia="Calibri"/>
+                <w:bCs/>
+                <w:sz w:val="24"/>
+                <w:lang w:val="en-US"/>
+              </w:rPr>
+            </w:pPr>
+            <w:r>
+              <w:rPr>
+                <w:rFonts w:eastAsia="Calibri"/>
+                <w:bCs/>
+                <w:sz w:val="24"/>
+              </w:rPr>
+              <w:t>25</w:t>
+            </w:r>
+            <w:r>
+              <w:rPr>
+                <w:rFonts w:eastAsia="Calibri"/>
+                <w:bCs/>
+                <w:sz w:val="24"/>
+                <w:lang w:val="en-US"/>
+              </w:rPr>
+              <w:t>.</w:t>
+            </w:r>
+            <w:r>
+              <w:rPr>
+                <w:rFonts w:eastAsia="Calibri"/>
+                <w:bCs/>
+                <w:sz w:val="24"/>
+              </w:rPr>
+              <w:t>06</w:t>
+            </w:r>
+            <w:r>
+              <w:rPr>
+                <w:rFonts w:eastAsia="Calibri"/>
+                <w:bCs/>
+                <w:sz w:val="24"/>
+                <w:lang w:val="en-US"/>
+              </w:rPr>
+              <w:t>.2025</w:t>
+            </w:r>
+            <w:r>
+              <w:rPr>
+                <w:rFonts w:eastAsia="Calibri"/>
+                <w:bCs/>
+                <w:sz w:val="24"/>
+              </w:rPr>
+              <w:t xml:space="preserve"> </w:t>
+            </w:r>
+            <w:r>
+              <w:rPr>
+                <w:bCs/>
+                <w:sz w:val="24"/>
+              </w:rPr>
+              <w:t>–</w:t>
+            </w:r>
+            <w:r>
+              <w:rPr>
+                <w:rFonts w:eastAsia="Calibri"/>
+                <w:bCs/>
+                <w:sz w:val="24"/>
+              </w:rPr>
+              <w:t xml:space="preserve"> 09</w:t>
+            </w:r>
+            <w:r>
+              <w:rPr>
+                <w:rFonts w:eastAsia="Calibri"/>
+                <w:bCs/>
+                <w:sz w:val="24"/>
+                <w:lang w:val="en-US"/>
+              </w:rPr>
+              <w:t>.</w:t>
+            </w:r>
+            <w:r>
+              <w:rPr>
+                <w:rFonts w:eastAsia="Calibri"/>
+                <w:bCs/>
+                <w:sz w:val="24"/>
+              </w:rPr>
+              <w:t>07</w:t>
+            </w:r>
+            <w:r>
+              <w:rPr>
+                <w:rFonts w:eastAsia="Calibri"/>
+                <w:bCs/>
+                <w:sz w:val="24"/>
+                <w:lang w:val="en-US"/>
+              </w:rPr>
+              <w:t>.2025</w:t>
+            </w:r>
+          </w:p>
+        </w:tc>
+        <w:tc>
+          <w:tcPr>
+            <w:tcW w:w="1448" w:type="pct"/>
+          </w:tcPr>
+          <w:p>
+            <w:pPr>
+              <w:spacing w:line="23" w:lineRule="atLeast"/>
+              <w:ind w:firstLine="0"/>
+              <w:jc w:val="left"/>
+              <w:rPr>
+                <w:rFonts w:eastAsia="Calibri"/>
+                <w:bCs/>
+                <w:sz w:val="24"/>
+              </w:rPr>
+            </w:pPr>
+            <w:r>
+              <w:rPr>
+                <w:bCs/>
+                <w:sz w:val="24"/>
+              </w:rPr>
+              <w:t xml:space="preserve">О – </w:t>
+            </w:r>
+            <w:r>
+              <w:rPr>
+                <w:rFonts w:eastAsia="Calibri"/>
+                <w:bCs/>
+                <w:sz w:val="24"/>
+              </w:rPr>
+              <w:t>Мурашов Г.А.</w:t>
+            </w:r>
+            <w:r>
+              <w:rPr>
+                <w:rFonts w:eastAsia="Calibri"/>
+                <w:bCs/>
+                <w:sz w:val="24"/>
+              </w:rPr>
+              <w:br/>
+            </w:r>
+            <w:r>
+              <w:rPr>
+                <w:bCs/>
+                <w:sz w:val="24"/>
+              </w:rPr>
+              <w:t xml:space="preserve">У – </w:t>
+            </w:r>
+            <w:r>
+              <w:rPr>
+                <w:rFonts w:eastAsia="Calibri"/>
+                <w:bCs/>
+                <w:sz w:val="24"/>
+              </w:rPr>
+              <w:t>Кринкин О.А., Савкина Ю.В., Калинин. И.С., Яичков Н.И.</w:t>
+            </w:r>
+          </w:p>
+        </w:tc>
+        <w:tc>
+          <w:tcPr>
+            <w:tcW w:w="1267" w:type="pct"/>
+          </w:tcPr>
+          <w:p>
+            <w:pPr>
+              <w:spacing w:line="23" w:lineRule="atLeast"/>
+              <w:ind w:firstLine="0"/>
+              <w:jc w:val="left"/>
+              <w:rPr>
+                <w:rFonts w:eastAsia="Calibri"/>
+                <w:bCs/>
+                <w:sz w:val="24"/>
+              </w:rPr>
+            </w:pPr>
+            <w:r>
+              <w:rPr>
+                <w:rFonts w:eastAsia="Calibri"/>
+                <w:bCs/>
+                <w:sz w:val="24"/>
+              </w:rPr>
+              <w:t xml:space="preserve">Разработан макет интерфейса и функций продукта в </w:t>
+            </w:r>
+            <w:r>
+              <w:rPr>
+                <w:rFonts w:eastAsia="Calibri"/>
+                <w:bCs/>
+                <w:sz w:val="24"/>
+                <w:lang w:val="en-US"/>
+              </w:rPr>
+              <w:t>Figma</w:t>
+            </w:r>
+          </w:p>
+        </w:tc>
+      </w:tr>
+    </w:tbl>
+    <w:p>
+      <w:pPr>
+        <w:ind w:firstLine="0"/>
+        <w:jc w:val="right"/>
+        <w:rPr>
+          <w:lang w:val="ru-RU"/>
+        </w:rPr>
+      </w:pPr>
+      <w:r>
+        <w:rPr>
+          <w:lang w:val="ru-RU"/>
+        </w:rPr>
+        <w:lastRenderedPageBreak/>
+        <w:t>Таблица 1. Продолжение</w:t>
+      </w:r>
+    </w:p>
+    <w:tbl>
+      <w:tblPr>
+        <w:tblW w:w="4974" w:type="pct"/>
+        <w:tblBorders>
+          <w:top w:val="single" w:sz="4" w:space="0" w:color="auto"/>
+          <w:left w:val="single" w:sz="4" w:space="0" w:color="auto"/>
+          <w:bottom w:val="single" w:sz="4" w:space="0" w:color="auto"/>
+          <w:right w:val="single" w:sz="4" w:space="0" w:color="auto"/>
+          <w:insideH w:val="single" w:sz="4" w:space="0" w:color="auto"/>
+          <w:insideV w:val="single" w:sz="4" w:space="0" w:color="auto"/>
+        </w:tblBorders>
+        <w:tblLayout w:type="fixed"/>
+        <w:tblLook w:val="04A0" w:firstRow="1" w:lastRow="0" w:firstColumn="1" w:lastColumn="0" w:noHBand="0" w:noVBand="1"/>
+      </w:tblPr>
+      <w:tblGrid>
+        <w:gridCol w:w="561"/>
+        <w:gridCol w:w="2129"/>
+        <w:gridCol w:w="1560"/>
+        <w:gridCol w:w="2692"/>
+        <w:gridCol w:w="2354"/>
+      </w:tblGrid>
       <w:tr>
         <w:trPr>
           <w:cantSplit/>
@@ -5234,6 +5657,7 @@
                 <w:rFonts w:eastAsia="Calibri"/>
                 <w:bCs/>
                 <w:sz w:val="24"/>
+                <w:lang w:val="ru-RU"/>
               </w:rPr>
             </w:pPr>
             <w:r>
@@ -5241,25 +5665,27 @@
                 <w:rFonts w:eastAsia="Calibri"/>
                 <w:bCs/>
                 <w:sz w:val="24"/>
-              </w:rPr>
-              <w:t>2.2</w:t>
+                <w:lang w:val="ru-RU"/>
+              </w:rPr>
+              <w:t>1</w:t>
             </w:r>
           </w:p>
         </w:tc>
         <w:tc>
           <w:tcPr>
-            <w:tcW w:w="1182" w:type="pct"/>
+            <w:tcW w:w="1145" w:type="pct"/>
             <w:vAlign w:val="center"/>
           </w:tcPr>
           <w:p>
             <w:pPr>
               <w:spacing w:line="23" w:lineRule="atLeast"/>
               <w:ind w:firstLine="0"/>
-              <w:jc w:val="left"/>
-              <w:rPr>
-                <w:rFonts w:eastAsia="Calibri"/>
-                <w:bCs/>
-                <w:sz w:val="24"/>
+              <w:jc w:val="center"/>
+              <w:rPr>
+                <w:rFonts w:eastAsia="Calibri"/>
+                <w:bCs/>
+                <w:sz w:val="24"/>
+                <w:lang w:val="ru-RU"/>
               </w:rPr>
             </w:pPr>
             <w:r>
@@ -5267,25 +5693,27 @@
                 <w:rFonts w:eastAsia="Calibri"/>
                 <w:bCs/>
                 <w:sz w:val="24"/>
-              </w:rPr>
-              <w:t>Создание макета продукта</w:t>
+                <w:lang w:val="ru-RU"/>
+              </w:rPr>
+              <w:t>2</w:t>
             </w:r>
           </w:p>
         </w:tc>
         <w:tc>
           <w:tcPr>
-            <w:tcW w:w="801" w:type="pct"/>
+            <w:tcW w:w="839" w:type="pct"/>
+            <w:vAlign w:val="center"/>
           </w:tcPr>
           <w:p>
             <w:pPr>
               <w:spacing w:line="23" w:lineRule="atLeast"/>
               <w:ind w:firstLine="0"/>
-              <w:jc w:val="left"/>
-              <w:rPr>
-                <w:rFonts w:eastAsia="Calibri"/>
-                <w:bCs/>
-                <w:sz w:val="24"/>
-                <w:lang w:val="en-US"/>
+              <w:jc w:val="center"/>
+              <w:rPr>
+                <w:rFonts w:eastAsia="Calibri"/>
+                <w:bCs/>
+                <w:sz w:val="24"/>
+                <w:lang w:val="ru-RU"/>
               </w:rPr>
             </w:pPr>
             <w:r>
@@ -5293,83 +5721,9 @@
                 <w:rFonts w:eastAsia="Calibri"/>
                 <w:bCs/>
                 <w:sz w:val="24"/>
-              </w:rPr>
-              <w:t>25</w:t>
-            </w:r>
-            <w:r>
-              <w:rPr>
-                <w:rFonts w:eastAsia="Calibri"/>
-                <w:bCs/>
-                <w:sz w:val="24"/>
-                <w:lang w:val="en-US"/>
-              </w:rPr>
-              <w:t>.</w:t>
-            </w:r>
-            <w:r>
-              <w:rPr>
-                <w:rFonts w:eastAsia="Calibri"/>
-                <w:bCs/>
-                <w:sz w:val="24"/>
-              </w:rPr>
-              <w:t>06</w:t>
-            </w:r>
-            <w:r>
-              <w:rPr>
-                <w:rFonts w:eastAsia="Calibri"/>
-                <w:bCs/>
-                <w:sz w:val="24"/>
-                <w:lang w:val="en-US"/>
-              </w:rPr>
-              <w:t>.2025</w:t>
-            </w:r>
-            <w:r>
-              <w:rPr>
-                <w:rFonts w:eastAsia="Calibri"/>
-                <w:bCs/>
-                <w:sz w:val="24"/>
-              </w:rPr>
-              <w:t xml:space="preserve"> </w:t>
-            </w:r>
-            <w:r>
-              <w:rPr>
-                <w:bCs/>
-                <w:sz w:val="24"/>
-              </w:rPr>
-              <w:t>–</w:t>
-            </w:r>
-            <w:r>
-              <w:rPr>
-                <w:rFonts w:eastAsia="Calibri"/>
-                <w:bCs/>
-                <w:sz w:val="24"/>
-              </w:rPr>
-              <w:t xml:space="preserve"> 09</w:t>
-            </w:r>
-            <w:r>
-              <w:rPr>
-                <w:rFonts w:eastAsia="Calibri"/>
-                <w:bCs/>
-                <w:sz w:val="24"/>
-                <w:lang w:val="en-US"/>
-              </w:rPr>
-              <w:t>.</w:t>
-            </w:r>
-            <w:r>
-              <w:rPr>
-                <w:rFonts w:eastAsia="Calibri"/>
-                <w:bCs/>
-                <w:sz w:val="24"/>
-              </w:rPr>
-              <w:t>07</w:t>
-            </w:r>
-            <w:r>
-              <w:rPr>
-                <w:rFonts w:eastAsia="Calibri"/>
-                <w:bCs/>
-                <w:sz w:val="24"/>
-                <w:lang w:val="en-US"/>
-              </w:rPr>
-              <w:t>.2025</w:t>
+                <w:lang w:val="ru-RU"/>
+              </w:rPr>
+              <w:t>3</w:t>
             </w:r>
           </w:p>
         </w:tc>
@@ -5382,50 +5736,20 @@
             <w:pPr>
               <w:spacing w:line="23" w:lineRule="atLeast"/>
               <w:ind w:firstLine="0"/>
-              <w:jc w:val="left"/>
-              <w:rPr>
-                <w:rFonts w:eastAsia="Calibri"/>
-                <w:bCs/>
-                <w:sz w:val="24"/>
+              <w:jc w:val="center"/>
+              <w:rPr>
+                <w:bCs/>
+                <w:sz w:val="24"/>
+                <w:lang w:val="ru-RU"/>
               </w:rPr>
             </w:pPr>
             <w:r>
               <w:rPr>
                 <w:bCs/>
                 <w:sz w:val="24"/>
-              </w:rPr>
-              <w:t xml:space="preserve">О – </w:t>
-            </w:r>
-            <w:r>
-              <w:rPr>
-                <w:rFonts w:eastAsia="Calibri"/>
-                <w:bCs/>
-                <w:sz w:val="24"/>
-              </w:rPr>
-              <w:t>Мурашов Г.А.</w:t>
-            </w:r>
-            <w:r>
-              <w:rPr>
-                <w:rFonts w:eastAsia="Calibri"/>
-                <w:bCs/>
-                <w:sz w:val="24"/>
-              </w:rPr>
-              <w:br/>
-            </w:r>
-            <w:r>
-              <w:rPr>
-                <w:bCs/>
-                <w:sz w:val="24"/>
-              </w:rPr>
-              <w:t xml:space="preserve">У – </w:t>
-            </w:r>
-            <w:r>
-              <w:rPr>
-                <w:rFonts w:eastAsia="Calibri"/>
-                <w:bCs/>
-                <w:sz w:val="24"/>
-              </w:rPr>
-              <w:t>Кринкин О.А., Савкина Ю.В., Калинин. И.С., Яичков Н.И.</w:t>
+                <w:lang w:val="ru-RU"/>
+              </w:rPr>
+              <w:t>4</w:t>
             </w:r>
           </w:p>
         </w:tc>
@@ -5438,11 +5762,12 @@
             <w:pPr>
               <w:spacing w:line="23" w:lineRule="atLeast"/>
               <w:ind w:firstLine="0"/>
-              <w:jc w:val="left"/>
-              <w:rPr>
-                <w:rFonts w:eastAsia="Calibri"/>
-                <w:bCs/>
-                <w:sz w:val="24"/>
+              <w:jc w:val="center"/>
+              <w:rPr>
+                <w:rFonts w:eastAsia="Calibri"/>
+                <w:bCs/>
+                <w:sz w:val="24"/>
+                <w:lang w:val="ru-RU"/>
               </w:rPr>
             </w:pPr>
             <w:r>
@@ -5450,21 +5775,1660 @@
                 <w:rFonts w:eastAsia="Calibri"/>
                 <w:bCs/>
                 <w:sz w:val="24"/>
-              </w:rPr>
-              <w:t xml:space="preserve">Разработан макет интерфейса и функций продукта в </w:t>
-            </w:r>
-            <w:r>
-              <w:rPr>
-                <w:rFonts w:eastAsia="Calibri"/>
-                <w:bCs/>
-                <w:sz w:val="24"/>
-                <w:lang w:val="en-US"/>
-              </w:rPr>
-              <w:t>Figma</w:t>
+                <w:lang w:val="ru-RU"/>
+              </w:rPr>
+              <w:t>5</w:t>
             </w:r>
           </w:p>
         </w:tc>
       </w:tr>
+      <w:tr>
+        <w:trPr>
+          <w:cantSplit/>
+          <w:trHeight w:val="454"/>
+        </w:trPr>
+        <w:tc>
+          <w:tcPr>
+            <w:tcW w:w="302" w:type="pct"/>
+          </w:tcPr>
+          <w:p>
+            <w:pPr>
+              <w:spacing w:line="23" w:lineRule="atLeast"/>
+              <w:ind w:firstLine="0"/>
+              <w:jc w:val="left"/>
+              <w:rPr>
+                <w:rFonts w:eastAsia="Calibri"/>
+                <w:bCs/>
+                <w:sz w:val="24"/>
+              </w:rPr>
+            </w:pPr>
+            <w:r>
+              <w:rPr>
+                <w:rFonts w:eastAsia="Calibri"/>
+                <w:bCs/>
+                <w:sz w:val="24"/>
+              </w:rPr>
+              <w:t>2.3</w:t>
+            </w:r>
+          </w:p>
+        </w:tc>
+        <w:tc>
+          <w:tcPr>
+            <w:tcW w:w="1145" w:type="pct"/>
+          </w:tcPr>
+          <w:p>
+            <w:pPr>
+              <w:spacing w:line="23" w:lineRule="atLeast"/>
+              <w:ind w:firstLine="0"/>
+              <w:jc w:val="left"/>
+              <w:rPr>
+                <w:rFonts w:eastAsia="Calibri"/>
+                <w:bCs/>
+                <w:sz w:val="24"/>
+              </w:rPr>
+            </w:pPr>
+            <w:r>
+              <w:rPr>
+                <w:rFonts w:eastAsia="Calibri"/>
+                <w:bCs/>
+                <w:sz w:val="24"/>
+              </w:rPr>
+              <w:t>Согласование макета</w:t>
+            </w:r>
+          </w:p>
+        </w:tc>
+        <w:tc>
+          <w:tcPr>
+            <w:tcW w:w="839" w:type="pct"/>
+          </w:tcPr>
+          <w:p>
+            <w:pPr>
+              <w:spacing w:line="23" w:lineRule="atLeast"/>
+              <w:ind w:firstLine="0"/>
+              <w:jc w:val="right"/>
+              <w:rPr>
+                <w:rFonts w:eastAsia="Calibri"/>
+                <w:bCs/>
+                <w:sz w:val="24"/>
+                <w:lang w:val="en-US"/>
+              </w:rPr>
+            </w:pPr>
+            <w:r>
+              <w:rPr>
+                <w:rFonts w:eastAsia="Calibri"/>
+                <w:bCs/>
+                <w:sz w:val="24"/>
+              </w:rPr>
+              <w:t>10</w:t>
+            </w:r>
+            <w:r>
+              <w:rPr>
+                <w:rFonts w:eastAsia="Calibri"/>
+                <w:bCs/>
+                <w:sz w:val="24"/>
+                <w:lang w:val="en-US"/>
+              </w:rPr>
+              <w:t>.</w:t>
+            </w:r>
+            <w:r>
+              <w:rPr>
+                <w:rFonts w:eastAsia="Calibri"/>
+                <w:bCs/>
+                <w:sz w:val="24"/>
+              </w:rPr>
+              <w:t>07</w:t>
+            </w:r>
+            <w:r>
+              <w:rPr>
+                <w:rFonts w:eastAsia="Calibri"/>
+                <w:bCs/>
+                <w:sz w:val="24"/>
+                <w:lang w:val="en-US"/>
+              </w:rPr>
+              <w:t>.2025</w:t>
+            </w:r>
+          </w:p>
+        </w:tc>
+        <w:tc>
+          <w:tcPr>
+            <w:tcW w:w="1448" w:type="pct"/>
+          </w:tcPr>
+          <w:p>
+            <w:pPr>
+              <w:spacing w:line="23" w:lineRule="atLeast"/>
+              <w:ind w:firstLine="0"/>
+              <w:jc w:val="left"/>
+              <w:rPr>
+                <w:rFonts w:eastAsia="Calibri"/>
+                <w:bCs/>
+                <w:sz w:val="24"/>
+              </w:rPr>
+            </w:pPr>
+            <w:r>
+              <w:rPr>
+                <w:bCs/>
+                <w:sz w:val="24"/>
+              </w:rPr>
+              <w:t xml:space="preserve">О – </w:t>
+            </w:r>
+            <w:r>
+              <w:rPr>
+                <w:rFonts w:eastAsia="Calibri"/>
+                <w:bCs/>
+                <w:sz w:val="24"/>
+              </w:rPr>
+              <w:t>Кринкин О.А., Мурашов Г.А., Савкина Ю.В., Калинин. И.С., Яичков Н.И.</w:t>
+            </w:r>
+          </w:p>
+        </w:tc>
+        <w:tc>
+          <w:tcPr>
+            <w:tcW w:w="1267" w:type="pct"/>
+          </w:tcPr>
+          <w:p>
+            <w:pPr>
+              <w:spacing w:line="23" w:lineRule="atLeast"/>
+              <w:ind w:firstLine="0"/>
+              <w:jc w:val="left"/>
+              <w:rPr>
+                <w:rFonts w:eastAsia="Calibri"/>
+                <w:bCs/>
+                <w:sz w:val="24"/>
+              </w:rPr>
+            </w:pPr>
+            <w:r>
+              <w:rPr>
+                <w:rFonts w:eastAsia="Calibri"/>
+                <w:bCs/>
+                <w:sz w:val="24"/>
+              </w:rPr>
+              <w:t>Макет согласован с заказчиком, все вопросы и предпочтения учтены</w:t>
+            </w:r>
+          </w:p>
+        </w:tc>
+      </w:tr>
+      <w:tr>
+        <w:trPr>
+          <w:cantSplit/>
+          <w:trHeight w:val="454"/>
+        </w:trPr>
+        <w:tc>
+          <w:tcPr>
+            <w:tcW w:w="5000" w:type="pct"/>
+            <w:gridSpan w:val="5"/>
+          </w:tcPr>
+          <w:p>
+            <w:pPr>
+              <w:spacing w:line="23" w:lineRule="atLeast"/>
+              <w:ind w:firstLine="0"/>
+              <w:jc w:val="left"/>
+              <w:rPr>
+                <w:rFonts w:eastAsia="Calibri"/>
+                <w:bCs/>
+                <w:sz w:val="24"/>
+              </w:rPr>
+            </w:pPr>
+            <w:r>
+              <w:rPr>
+                <w:rFonts w:eastAsia="Calibri"/>
+                <w:bCs/>
+                <w:sz w:val="24"/>
+              </w:rPr>
+              <w:t>Этап 3. Разработка</w:t>
+            </w:r>
+          </w:p>
+        </w:tc>
+      </w:tr>
+      <w:tr>
+        <w:trPr>
+          <w:cantSplit/>
+          <w:trHeight w:val="454"/>
+        </w:trPr>
+        <w:tc>
+          <w:tcPr>
+            <w:tcW w:w="302" w:type="pct"/>
+          </w:tcPr>
+          <w:p>
+            <w:pPr>
+              <w:spacing w:line="23" w:lineRule="atLeast"/>
+              <w:ind w:firstLine="0"/>
+              <w:jc w:val="left"/>
+              <w:rPr>
+                <w:rFonts w:eastAsia="Calibri"/>
+                <w:bCs/>
+                <w:sz w:val="24"/>
+              </w:rPr>
+            </w:pPr>
+            <w:r>
+              <w:rPr>
+                <w:rFonts w:eastAsia="Calibri"/>
+                <w:bCs/>
+                <w:sz w:val="24"/>
+              </w:rPr>
+              <w:t>3.1</w:t>
+            </w:r>
+          </w:p>
+        </w:tc>
+        <w:tc>
+          <w:tcPr>
+            <w:tcW w:w="1145" w:type="pct"/>
+          </w:tcPr>
+          <w:p>
+            <w:pPr>
+              <w:spacing w:line="23" w:lineRule="atLeast"/>
+              <w:ind w:firstLine="0"/>
+              <w:jc w:val="left"/>
+              <w:rPr>
+                <w:rFonts w:eastAsia="Calibri"/>
+                <w:bCs/>
+                <w:sz w:val="24"/>
+              </w:rPr>
+            </w:pPr>
+            <w:r>
+              <w:rPr>
+                <w:rFonts w:eastAsia="Calibri"/>
+                <w:bCs/>
+                <w:sz w:val="24"/>
+              </w:rPr>
+              <w:t>Разработка прототипа продукта</w:t>
+            </w:r>
+          </w:p>
+        </w:tc>
+        <w:tc>
+          <w:tcPr>
+            <w:tcW w:w="839" w:type="pct"/>
+          </w:tcPr>
+          <w:p>
+            <w:pPr>
+              <w:spacing w:line="23" w:lineRule="atLeast"/>
+              <w:ind w:firstLine="0"/>
+              <w:jc w:val="right"/>
+              <w:rPr>
+                <w:rFonts w:eastAsia="Calibri"/>
+                <w:bCs/>
+                <w:sz w:val="24"/>
+              </w:rPr>
+            </w:pPr>
+            <w:r>
+              <w:rPr>
+                <w:rFonts w:eastAsia="Calibri"/>
+                <w:bCs/>
+                <w:sz w:val="24"/>
+              </w:rPr>
+              <w:t>14</w:t>
+            </w:r>
+            <w:r>
+              <w:rPr>
+                <w:rFonts w:eastAsia="Calibri"/>
+                <w:bCs/>
+                <w:sz w:val="24"/>
+                <w:lang w:val="en-US"/>
+              </w:rPr>
+              <w:t>.</w:t>
+            </w:r>
+            <w:r>
+              <w:rPr>
+                <w:rFonts w:eastAsia="Calibri"/>
+                <w:bCs/>
+                <w:sz w:val="24"/>
+              </w:rPr>
+              <w:t>07</w:t>
+            </w:r>
+            <w:r>
+              <w:rPr>
+                <w:rFonts w:eastAsia="Calibri"/>
+                <w:bCs/>
+                <w:sz w:val="24"/>
+                <w:lang w:val="en-US"/>
+              </w:rPr>
+              <w:t>.2025</w:t>
+            </w:r>
+            <w:r>
+              <w:rPr>
+                <w:rFonts w:eastAsia="Calibri"/>
+                <w:bCs/>
+                <w:sz w:val="24"/>
+              </w:rPr>
+              <w:t xml:space="preserve"> </w:t>
+            </w:r>
+            <w:r>
+              <w:rPr>
+                <w:bCs/>
+                <w:sz w:val="24"/>
+              </w:rPr>
+              <w:t>–</w:t>
+            </w:r>
+            <w:r>
+              <w:rPr>
+                <w:rFonts w:eastAsia="Calibri"/>
+                <w:bCs/>
+                <w:sz w:val="24"/>
+              </w:rPr>
+              <w:t xml:space="preserve"> 14</w:t>
+            </w:r>
+            <w:r>
+              <w:rPr>
+                <w:rFonts w:eastAsia="Calibri"/>
+                <w:bCs/>
+                <w:sz w:val="24"/>
+                <w:lang w:val="en-US"/>
+              </w:rPr>
+              <w:t>.</w:t>
+            </w:r>
+            <w:r>
+              <w:rPr>
+                <w:rFonts w:eastAsia="Calibri"/>
+                <w:bCs/>
+                <w:sz w:val="24"/>
+              </w:rPr>
+              <w:t>08</w:t>
+            </w:r>
+            <w:r>
+              <w:rPr>
+                <w:rFonts w:eastAsia="Calibri"/>
+                <w:bCs/>
+                <w:sz w:val="24"/>
+                <w:lang w:val="en-US"/>
+              </w:rPr>
+              <w:t>.2025</w:t>
+            </w:r>
+          </w:p>
+        </w:tc>
+        <w:tc>
+          <w:tcPr>
+            <w:tcW w:w="1448" w:type="pct"/>
+          </w:tcPr>
+          <w:p>
+            <w:pPr>
+              <w:spacing w:line="23" w:lineRule="atLeast"/>
+              <w:ind w:firstLine="0"/>
+              <w:jc w:val="left"/>
+              <w:rPr>
+                <w:rFonts w:eastAsia="Calibri"/>
+                <w:bCs/>
+                <w:sz w:val="24"/>
+              </w:rPr>
+            </w:pPr>
+            <w:r>
+              <w:rPr>
+                <w:bCs/>
+                <w:sz w:val="24"/>
+              </w:rPr>
+              <w:t xml:space="preserve">О – </w:t>
+            </w:r>
+            <w:r>
+              <w:rPr>
+                <w:rFonts w:eastAsia="Calibri"/>
+                <w:bCs/>
+                <w:sz w:val="24"/>
+              </w:rPr>
+              <w:t>Кринкин О.А., Мурашов Г.А., Савкина Ю.В., Калинин. И.С., Яичков Н.И.</w:t>
+            </w:r>
+          </w:p>
+        </w:tc>
+        <w:tc>
+          <w:tcPr>
+            <w:tcW w:w="1267" w:type="pct"/>
+          </w:tcPr>
+          <w:p>
+            <w:pPr>
+              <w:spacing w:line="23" w:lineRule="atLeast"/>
+              <w:ind w:firstLine="0"/>
+              <w:jc w:val="left"/>
+              <w:rPr>
+                <w:rFonts w:eastAsia="Calibri"/>
+                <w:bCs/>
+                <w:sz w:val="24"/>
+              </w:rPr>
+            </w:pPr>
+            <w:r>
+              <w:rPr>
+                <w:rFonts w:eastAsia="Calibri"/>
+                <w:bCs/>
+                <w:sz w:val="24"/>
+              </w:rPr>
+              <w:t>Разработан прототип продукта с базовой функциональностью</w:t>
+            </w:r>
+          </w:p>
+        </w:tc>
+      </w:tr>
+      <w:tr>
+        <w:trPr>
+          <w:cantSplit/>
+          <w:trHeight w:val="454"/>
+        </w:trPr>
+        <w:tc>
+          <w:tcPr>
+            <w:tcW w:w="302" w:type="pct"/>
+          </w:tcPr>
+          <w:p>
+            <w:pPr>
+              <w:spacing w:line="23" w:lineRule="atLeast"/>
+              <w:ind w:firstLine="0"/>
+              <w:jc w:val="left"/>
+              <w:rPr>
+                <w:rFonts w:eastAsia="Calibri"/>
+                <w:bCs/>
+                <w:sz w:val="24"/>
+              </w:rPr>
+            </w:pPr>
+            <w:r>
+              <w:rPr>
+                <w:rFonts w:eastAsia="Calibri"/>
+                <w:bCs/>
+                <w:sz w:val="24"/>
+              </w:rPr>
+              <w:t>3.2</w:t>
+            </w:r>
+          </w:p>
+        </w:tc>
+        <w:tc>
+          <w:tcPr>
+            <w:tcW w:w="1145" w:type="pct"/>
+          </w:tcPr>
+          <w:p>
+            <w:pPr>
+              <w:spacing w:line="23" w:lineRule="atLeast"/>
+              <w:ind w:firstLine="0"/>
+              <w:jc w:val="left"/>
+              <w:rPr>
+                <w:rFonts w:eastAsia="Calibri"/>
+                <w:bCs/>
+                <w:sz w:val="24"/>
+              </w:rPr>
+            </w:pPr>
+            <w:r>
+              <w:rPr>
+                <w:rFonts w:eastAsia="Calibri"/>
+                <w:bCs/>
+                <w:sz w:val="24"/>
+              </w:rPr>
+              <w:t>Утверждение прототипа продукта</w:t>
+            </w:r>
+          </w:p>
+        </w:tc>
+        <w:tc>
+          <w:tcPr>
+            <w:tcW w:w="839" w:type="pct"/>
+          </w:tcPr>
+          <w:p>
+            <w:pPr>
+              <w:spacing w:line="23" w:lineRule="atLeast"/>
+              <w:ind w:firstLine="0"/>
+              <w:jc w:val="right"/>
+              <w:rPr>
+                <w:rFonts w:eastAsia="Calibri"/>
+                <w:bCs/>
+                <w:sz w:val="24"/>
+              </w:rPr>
+            </w:pPr>
+            <w:r>
+              <w:rPr>
+                <w:rFonts w:eastAsia="Calibri"/>
+                <w:bCs/>
+                <w:sz w:val="24"/>
+              </w:rPr>
+              <w:t>15</w:t>
+            </w:r>
+            <w:r>
+              <w:rPr>
+                <w:rFonts w:eastAsia="Calibri"/>
+                <w:bCs/>
+                <w:sz w:val="24"/>
+                <w:lang w:val="en-US"/>
+              </w:rPr>
+              <w:t>.</w:t>
+            </w:r>
+            <w:r>
+              <w:rPr>
+                <w:rFonts w:eastAsia="Calibri"/>
+                <w:bCs/>
+                <w:sz w:val="24"/>
+              </w:rPr>
+              <w:t>08</w:t>
+            </w:r>
+            <w:r>
+              <w:rPr>
+                <w:rFonts w:eastAsia="Calibri"/>
+                <w:bCs/>
+                <w:sz w:val="24"/>
+                <w:lang w:val="en-US"/>
+              </w:rPr>
+              <w:t>.2025</w:t>
+            </w:r>
+          </w:p>
+        </w:tc>
+        <w:tc>
+          <w:tcPr>
+            <w:tcW w:w="1448" w:type="pct"/>
+          </w:tcPr>
+          <w:p>
+            <w:pPr>
+              <w:spacing w:line="23" w:lineRule="atLeast"/>
+              <w:ind w:firstLine="0"/>
+              <w:jc w:val="left"/>
+              <w:rPr>
+                <w:rFonts w:eastAsia="Calibri"/>
+                <w:bCs/>
+                <w:sz w:val="24"/>
+              </w:rPr>
+            </w:pPr>
+            <w:r>
+              <w:rPr>
+                <w:bCs/>
+                <w:sz w:val="24"/>
+              </w:rPr>
+              <w:t xml:space="preserve">О – </w:t>
+            </w:r>
+            <w:r>
+              <w:rPr>
+                <w:rFonts w:eastAsia="Calibri"/>
+                <w:bCs/>
+                <w:sz w:val="24"/>
+              </w:rPr>
+              <w:t>Кринкин О.А., Мурашов Г.А., Савкина Ю.В., Калинин. И.С., Яичков Н.И.</w:t>
+            </w:r>
+          </w:p>
+        </w:tc>
+        <w:tc>
+          <w:tcPr>
+            <w:tcW w:w="1267" w:type="pct"/>
+          </w:tcPr>
+          <w:p>
+            <w:pPr>
+              <w:spacing w:line="23" w:lineRule="atLeast"/>
+              <w:ind w:firstLine="0"/>
+              <w:jc w:val="left"/>
+              <w:rPr>
+                <w:rFonts w:eastAsia="Calibri"/>
+                <w:bCs/>
+                <w:sz w:val="24"/>
+              </w:rPr>
+            </w:pPr>
+            <w:r>
+              <w:rPr>
+                <w:rFonts w:eastAsia="Calibri"/>
+                <w:bCs/>
+                <w:sz w:val="24"/>
+              </w:rPr>
+              <w:t>Прототип утверждён заказчиком, все жалобы и предпочтения учтены</w:t>
+            </w:r>
+          </w:p>
+        </w:tc>
+      </w:tr>
+      <w:tr>
+        <w:trPr>
+          <w:cantSplit/>
+          <w:trHeight w:val="454"/>
+        </w:trPr>
+        <w:tc>
+          <w:tcPr>
+            <w:tcW w:w="302" w:type="pct"/>
+          </w:tcPr>
+          <w:p>
+            <w:pPr>
+              <w:spacing w:line="23" w:lineRule="atLeast"/>
+              <w:ind w:firstLine="0"/>
+              <w:jc w:val="left"/>
+              <w:rPr>
+                <w:rFonts w:eastAsia="Calibri"/>
+                <w:bCs/>
+                <w:sz w:val="24"/>
+              </w:rPr>
+            </w:pPr>
+            <w:r>
+              <w:rPr>
+                <w:rFonts w:eastAsia="Calibri"/>
+                <w:bCs/>
+                <w:sz w:val="24"/>
+              </w:rPr>
+              <w:t>3.3</w:t>
+            </w:r>
+          </w:p>
+        </w:tc>
+        <w:tc>
+          <w:tcPr>
+            <w:tcW w:w="1145" w:type="pct"/>
+          </w:tcPr>
+          <w:p>
+            <w:pPr>
+              <w:spacing w:line="23" w:lineRule="atLeast"/>
+              <w:ind w:firstLine="0"/>
+              <w:jc w:val="left"/>
+              <w:rPr>
+                <w:rFonts w:eastAsia="Calibri"/>
+                <w:bCs/>
+                <w:sz w:val="24"/>
+              </w:rPr>
+            </w:pPr>
+            <w:r>
+              <w:rPr>
+                <w:rFonts w:eastAsia="Calibri"/>
+                <w:bCs/>
+                <w:sz w:val="24"/>
+              </w:rPr>
+              <w:t>Доработка прототипа</w:t>
+            </w:r>
+          </w:p>
+        </w:tc>
+        <w:tc>
+          <w:tcPr>
+            <w:tcW w:w="839" w:type="pct"/>
+          </w:tcPr>
+          <w:p>
+            <w:pPr>
+              <w:spacing w:line="23" w:lineRule="atLeast"/>
+              <w:ind w:firstLine="0"/>
+              <w:jc w:val="right"/>
+              <w:rPr>
+                <w:rFonts w:eastAsia="Calibri"/>
+                <w:bCs/>
+                <w:sz w:val="24"/>
+                <w:lang w:val="en-US"/>
+              </w:rPr>
+            </w:pPr>
+            <w:r>
+              <w:rPr>
+                <w:rFonts w:eastAsia="Calibri"/>
+                <w:bCs/>
+                <w:sz w:val="24"/>
+              </w:rPr>
+              <w:t>16</w:t>
+            </w:r>
+            <w:r>
+              <w:rPr>
+                <w:rFonts w:eastAsia="Calibri"/>
+                <w:bCs/>
+                <w:sz w:val="24"/>
+                <w:lang w:val="en-US"/>
+              </w:rPr>
+              <w:t>.</w:t>
+            </w:r>
+            <w:r>
+              <w:rPr>
+                <w:rFonts w:eastAsia="Calibri"/>
+                <w:bCs/>
+                <w:sz w:val="24"/>
+              </w:rPr>
+              <w:t>08</w:t>
+            </w:r>
+            <w:r>
+              <w:rPr>
+                <w:rFonts w:eastAsia="Calibri"/>
+                <w:bCs/>
+                <w:sz w:val="24"/>
+                <w:lang w:val="en-US"/>
+              </w:rPr>
+              <w:t>.2025</w:t>
+            </w:r>
+            <w:r>
+              <w:rPr>
+                <w:rFonts w:eastAsia="Calibri"/>
+                <w:bCs/>
+                <w:sz w:val="24"/>
+              </w:rPr>
+              <w:t xml:space="preserve"> </w:t>
+            </w:r>
+            <w:r>
+              <w:rPr>
+                <w:bCs/>
+                <w:sz w:val="24"/>
+              </w:rPr>
+              <w:t>–</w:t>
+            </w:r>
+            <w:r>
+              <w:rPr>
+                <w:rFonts w:eastAsia="Calibri"/>
+                <w:bCs/>
+                <w:sz w:val="24"/>
+              </w:rPr>
+              <w:t xml:space="preserve"> 16</w:t>
+            </w:r>
+            <w:r>
+              <w:rPr>
+                <w:rFonts w:eastAsia="Calibri"/>
+                <w:bCs/>
+                <w:sz w:val="24"/>
+                <w:lang w:val="en-US"/>
+              </w:rPr>
+              <w:t>.</w:t>
+            </w:r>
+            <w:r>
+              <w:rPr>
+                <w:rFonts w:eastAsia="Calibri"/>
+                <w:bCs/>
+                <w:sz w:val="24"/>
+              </w:rPr>
+              <w:t>09</w:t>
+            </w:r>
+            <w:r>
+              <w:rPr>
+                <w:rFonts w:eastAsia="Calibri"/>
+                <w:bCs/>
+                <w:sz w:val="24"/>
+                <w:lang w:val="en-US"/>
+              </w:rPr>
+              <w:t>.2025</w:t>
+            </w:r>
+          </w:p>
+        </w:tc>
+        <w:tc>
+          <w:tcPr>
+            <w:tcW w:w="1448" w:type="pct"/>
+          </w:tcPr>
+          <w:p>
+            <w:pPr>
+              <w:spacing w:line="23" w:lineRule="atLeast"/>
+              <w:ind w:firstLine="0"/>
+              <w:jc w:val="left"/>
+              <w:rPr>
+                <w:rFonts w:eastAsia="Calibri"/>
+                <w:bCs/>
+                <w:sz w:val="24"/>
+              </w:rPr>
+            </w:pPr>
+            <w:r>
+              <w:rPr>
+                <w:bCs/>
+                <w:sz w:val="24"/>
+              </w:rPr>
+              <w:t xml:space="preserve">О – </w:t>
+            </w:r>
+            <w:r>
+              <w:rPr>
+                <w:rFonts w:eastAsia="Calibri"/>
+                <w:bCs/>
+                <w:sz w:val="24"/>
+              </w:rPr>
+              <w:t>Кринкин О.А., Мурашов Г.А., Савкина Ю.В., Калинин. И.С., Яичков Н.И.</w:t>
+            </w:r>
+          </w:p>
+        </w:tc>
+        <w:tc>
+          <w:tcPr>
+            <w:tcW w:w="1267" w:type="pct"/>
+          </w:tcPr>
+          <w:p>
+            <w:pPr>
+              <w:spacing w:line="23" w:lineRule="atLeast"/>
+              <w:ind w:firstLine="0"/>
+              <w:jc w:val="left"/>
+              <w:rPr>
+                <w:rFonts w:eastAsia="Calibri"/>
+                <w:bCs/>
+                <w:sz w:val="24"/>
+              </w:rPr>
+            </w:pPr>
+            <w:r>
+              <w:rPr>
+                <w:rFonts w:eastAsia="Calibri"/>
+                <w:bCs/>
+                <w:sz w:val="24"/>
+              </w:rPr>
+              <w:t>Прототип доработан с учётом пожеланий заказчика</w:t>
+            </w:r>
+          </w:p>
+        </w:tc>
+      </w:tr>
+      <w:tr>
+        <w:trPr>
+          <w:cantSplit/>
+          <w:trHeight w:val="454"/>
+        </w:trPr>
+        <w:tc>
+          <w:tcPr>
+            <w:tcW w:w="302" w:type="pct"/>
+          </w:tcPr>
+          <w:p>
+            <w:pPr>
+              <w:spacing w:line="23" w:lineRule="atLeast"/>
+              <w:ind w:firstLine="0"/>
+              <w:jc w:val="left"/>
+              <w:rPr>
+                <w:rFonts w:eastAsia="Calibri"/>
+                <w:bCs/>
+                <w:sz w:val="24"/>
+              </w:rPr>
+            </w:pPr>
+            <w:r>
+              <w:rPr>
+                <w:rFonts w:eastAsia="Calibri"/>
+                <w:bCs/>
+                <w:sz w:val="24"/>
+              </w:rPr>
+              <w:t>3.4</w:t>
+            </w:r>
+          </w:p>
+        </w:tc>
+        <w:tc>
+          <w:tcPr>
+            <w:tcW w:w="1145" w:type="pct"/>
+          </w:tcPr>
+          <w:p>
+            <w:pPr>
+              <w:spacing w:line="23" w:lineRule="atLeast"/>
+              <w:ind w:firstLine="0"/>
+              <w:jc w:val="left"/>
+              <w:rPr>
+                <w:rFonts w:eastAsia="Calibri"/>
+                <w:bCs/>
+                <w:sz w:val="24"/>
+              </w:rPr>
+            </w:pPr>
+            <w:r>
+              <w:rPr>
+                <w:rFonts w:eastAsia="Calibri"/>
+                <w:bCs/>
+                <w:sz w:val="24"/>
+              </w:rPr>
+              <w:t>Разработка конечного продукта</w:t>
+            </w:r>
+          </w:p>
+        </w:tc>
+        <w:tc>
+          <w:tcPr>
+            <w:tcW w:w="839" w:type="pct"/>
+          </w:tcPr>
+          <w:p>
+            <w:pPr>
+              <w:spacing w:line="23" w:lineRule="atLeast"/>
+              <w:ind w:firstLine="0"/>
+              <w:jc w:val="right"/>
+              <w:rPr>
+                <w:rFonts w:eastAsia="Calibri"/>
+                <w:bCs/>
+                <w:sz w:val="24"/>
+                <w:lang w:val="en-US"/>
+              </w:rPr>
+            </w:pPr>
+            <w:r>
+              <w:rPr>
+                <w:rFonts w:eastAsia="Calibri"/>
+                <w:bCs/>
+                <w:sz w:val="24"/>
+              </w:rPr>
+              <w:t>17</w:t>
+            </w:r>
+            <w:r>
+              <w:rPr>
+                <w:rFonts w:eastAsia="Calibri"/>
+                <w:bCs/>
+                <w:sz w:val="24"/>
+                <w:lang w:val="en-US"/>
+              </w:rPr>
+              <w:t>.</w:t>
+            </w:r>
+            <w:r>
+              <w:rPr>
+                <w:rFonts w:eastAsia="Calibri"/>
+                <w:bCs/>
+                <w:sz w:val="24"/>
+              </w:rPr>
+              <w:t>09</w:t>
+            </w:r>
+            <w:r>
+              <w:rPr>
+                <w:rFonts w:eastAsia="Calibri"/>
+                <w:bCs/>
+                <w:sz w:val="24"/>
+                <w:lang w:val="en-US"/>
+              </w:rPr>
+              <w:t>.2025</w:t>
+            </w:r>
+            <w:r>
+              <w:rPr>
+                <w:rFonts w:eastAsia="Calibri"/>
+                <w:bCs/>
+                <w:sz w:val="24"/>
+              </w:rPr>
+              <w:t xml:space="preserve"> </w:t>
+            </w:r>
+            <w:r>
+              <w:rPr>
+                <w:bCs/>
+                <w:sz w:val="24"/>
+              </w:rPr>
+              <w:t>–</w:t>
+            </w:r>
+            <w:r>
+              <w:rPr>
+                <w:rFonts w:eastAsia="Calibri"/>
+                <w:bCs/>
+                <w:sz w:val="24"/>
+              </w:rPr>
+              <w:t xml:space="preserve"> 09</w:t>
+            </w:r>
+            <w:r>
+              <w:rPr>
+                <w:rFonts w:eastAsia="Calibri"/>
+                <w:bCs/>
+                <w:sz w:val="24"/>
+                <w:lang w:val="en-US"/>
+              </w:rPr>
+              <w:t>.</w:t>
+            </w:r>
+            <w:r>
+              <w:rPr>
+                <w:rFonts w:eastAsia="Calibri"/>
+                <w:bCs/>
+                <w:sz w:val="24"/>
+              </w:rPr>
+              <w:t>11</w:t>
+            </w:r>
+            <w:r>
+              <w:rPr>
+                <w:rFonts w:eastAsia="Calibri"/>
+                <w:bCs/>
+                <w:sz w:val="24"/>
+                <w:lang w:val="en-US"/>
+              </w:rPr>
+              <w:t>.2025</w:t>
+            </w:r>
+          </w:p>
+        </w:tc>
+        <w:tc>
+          <w:tcPr>
+            <w:tcW w:w="1448" w:type="pct"/>
+          </w:tcPr>
+          <w:p>
+            <w:pPr>
+              <w:spacing w:line="23" w:lineRule="atLeast"/>
+              <w:ind w:firstLine="0"/>
+              <w:jc w:val="left"/>
+              <w:rPr>
+                <w:rFonts w:eastAsia="Calibri"/>
+                <w:bCs/>
+                <w:sz w:val="24"/>
+              </w:rPr>
+            </w:pPr>
+            <w:r>
+              <w:rPr>
+                <w:bCs/>
+                <w:sz w:val="24"/>
+              </w:rPr>
+              <w:t xml:space="preserve">О – </w:t>
+            </w:r>
+            <w:r>
+              <w:rPr>
+                <w:rFonts w:eastAsia="Calibri"/>
+                <w:bCs/>
+                <w:sz w:val="24"/>
+              </w:rPr>
+              <w:t>Кринкин О.А., Мурашов Г.А., Савкина Ю.В., Калинин. И.С., Яичков Н.И.</w:t>
+            </w:r>
+          </w:p>
+        </w:tc>
+        <w:tc>
+          <w:tcPr>
+            <w:tcW w:w="1267" w:type="pct"/>
+          </w:tcPr>
+          <w:p>
+            <w:pPr>
+              <w:spacing w:line="23" w:lineRule="atLeast"/>
+              <w:ind w:firstLine="0"/>
+              <w:jc w:val="left"/>
+              <w:rPr>
+                <w:rFonts w:eastAsia="Calibri"/>
+                <w:bCs/>
+                <w:sz w:val="24"/>
+              </w:rPr>
+            </w:pPr>
+            <w:r>
+              <w:rPr>
+                <w:rFonts w:eastAsia="Calibri"/>
+                <w:bCs/>
+                <w:sz w:val="24"/>
+              </w:rPr>
+              <w:t>Произведена разработка конечного продукта с полной функциональностью</w:t>
+            </w:r>
+          </w:p>
+        </w:tc>
+      </w:tr>
+      <w:tr>
+        <w:trPr>
+          <w:cantSplit/>
+          <w:trHeight w:val="454"/>
+        </w:trPr>
+        <w:tc>
+          <w:tcPr>
+            <w:tcW w:w="302" w:type="pct"/>
+          </w:tcPr>
+          <w:p>
+            <w:pPr>
+              <w:spacing w:line="23" w:lineRule="atLeast"/>
+              <w:ind w:firstLine="0"/>
+              <w:jc w:val="left"/>
+              <w:rPr>
+                <w:rFonts w:eastAsia="Calibri"/>
+                <w:bCs/>
+                <w:sz w:val="24"/>
+              </w:rPr>
+            </w:pPr>
+            <w:r>
+              <w:rPr>
+                <w:rFonts w:eastAsia="Calibri"/>
+                <w:bCs/>
+                <w:sz w:val="24"/>
+              </w:rPr>
+              <w:t>3.5</w:t>
+            </w:r>
+          </w:p>
+        </w:tc>
+        <w:tc>
+          <w:tcPr>
+            <w:tcW w:w="1145" w:type="pct"/>
+          </w:tcPr>
+          <w:p>
+            <w:pPr>
+              <w:spacing w:line="23" w:lineRule="atLeast"/>
+              <w:ind w:firstLine="0"/>
+              <w:jc w:val="left"/>
+              <w:rPr>
+                <w:rFonts w:eastAsia="Calibri"/>
+                <w:bCs/>
+                <w:sz w:val="24"/>
+              </w:rPr>
+            </w:pPr>
+            <w:r>
+              <w:rPr>
+                <w:rFonts w:eastAsia="Calibri"/>
+                <w:bCs/>
+                <w:sz w:val="24"/>
+              </w:rPr>
+              <w:t>Тестирование конечного продукта</w:t>
+            </w:r>
+          </w:p>
+        </w:tc>
+        <w:tc>
+          <w:tcPr>
+            <w:tcW w:w="839" w:type="pct"/>
+          </w:tcPr>
+          <w:p>
+            <w:pPr>
+              <w:spacing w:line="23" w:lineRule="atLeast"/>
+              <w:ind w:firstLine="0"/>
+              <w:jc w:val="right"/>
+              <w:rPr>
+                <w:rFonts w:eastAsia="Calibri"/>
+                <w:bCs/>
+                <w:sz w:val="24"/>
+                <w:lang w:val="en-US"/>
+              </w:rPr>
+            </w:pPr>
+            <w:r>
+              <w:rPr>
+                <w:rFonts w:eastAsia="Calibri"/>
+                <w:bCs/>
+                <w:sz w:val="24"/>
+              </w:rPr>
+              <w:t>10</w:t>
+            </w:r>
+            <w:r>
+              <w:rPr>
+                <w:rFonts w:eastAsia="Calibri"/>
+                <w:bCs/>
+                <w:sz w:val="24"/>
+                <w:lang w:val="en-US"/>
+              </w:rPr>
+              <w:t>.</w:t>
+            </w:r>
+            <w:r>
+              <w:rPr>
+                <w:rFonts w:eastAsia="Calibri"/>
+                <w:bCs/>
+                <w:sz w:val="24"/>
+              </w:rPr>
+              <w:t>11</w:t>
+            </w:r>
+            <w:r>
+              <w:rPr>
+                <w:rFonts w:eastAsia="Calibri"/>
+                <w:bCs/>
+                <w:sz w:val="24"/>
+                <w:lang w:val="en-US"/>
+              </w:rPr>
+              <w:t>.2025</w:t>
+            </w:r>
+            <w:r>
+              <w:rPr>
+                <w:rFonts w:eastAsia="Calibri"/>
+                <w:bCs/>
+                <w:sz w:val="24"/>
+              </w:rPr>
+              <w:t xml:space="preserve"> </w:t>
+            </w:r>
+            <w:r>
+              <w:rPr>
+                <w:bCs/>
+                <w:sz w:val="24"/>
+              </w:rPr>
+              <w:t>–</w:t>
+            </w:r>
+            <w:r>
+              <w:rPr>
+                <w:rFonts w:eastAsia="Calibri"/>
+                <w:bCs/>
+                <w:sz w:val="24"/>
+              </w:rPr>
+              <w:t xml:space="preserve"> 24</w:t>
+            </w:r>
+            <w:r>
+              <w:rPr>
+                <w:rFonts w:eastAsia="Calibri"/>
+                <w:bCs/>
+                <w:sz w:val="24"/>
+                <w:lang w:val="en-US"/>
+              </w:rPr>
+              <w:t>.</w:t>
+            </w:r>
+            <w:r>
+              <w:rPr>
+                <w:rFonts w:eastAsia="Calibri"/>
+                <w:bCs/>
+                <w:sz w:val="24"/>
+              </w:rPr>
+              <w:t>11</w:t>
+            </w:r>
+            <w:r>
+              <w:rPr>
+                <w:rFonts w:eastAsia="Calibri"/>
+                <w:bCs/>
+                <w:sz w:val="24"/>
+                <w:lang w:val="en-US"/>
+              </w:rPr>
+              <w:t>.2025</w:t>
+            </w:r>
+          </w:p>
+        </w:tc>
+        <w:tc>
+          <w:tcPr>
+            <w:tcW w:w="1448" w:type="pct"/>
+          </w:tcPr>
+          <w:p>
+            <w:pPr>
+              <w:spacing w:line="23" w:lineRule="atLeast"/>
+              <w:ind w:firstLine="0"/>
+              <w:jc w:val="left"/>
+              <w:rPr>
+                <w:rFonts w:eastAsia="Calibri"/>
+                <w:bCs/>
+                <w:sz w:val="24"/>
+              </w:rPr>
+            </w:pPr>
+            <w:r>
+              <w:rPr>
+                <w:bCs/>
+                <w:sz w:val="24"/>
+              </w:rPr>
+              <w:t xml:space="preserve">О – </w:t>
+            </w:r>
+            <w:r>
+              <w:rPr>
+                <w:rFonts w:eastAsia="Calibri"/>
+                <w:bCs/>
+                <w:sz w:val="24"/>
+              </w:rPr>
+              <w:t>Кринкин О.А., Мурашов Г.А., Савкина Ю.В., Калинин. И.С., Яичков Н.И.</w:t>
+            </w:r>
+          </w:p>
+        </w:tc>
+        <w:tc>
+          <w:tcPr>
+            <w:tcW w:w="1267" w:type="pct"/>
+          </w:tcPr>
+          <w:p>
+            <w:pPr>
+              <w:spacing w:line="23" w:lineRule="atLeast"/>
+              <w:ind w:firstLine="0"/>
+              <w:jc w:val="left"/>
+              <w:rPr>
+                <w:rFonts w:eastAsia="Calibri"/>
+                <w:bCs/>
+                <w:sz w:val="24"/>
+              </w:rPr>
+            </w:pPr>
+            <w:r>
+              <w:rPr>
+                <w:rFonts w:eastAsia="Calibri"/>
+                <w:bCs/>
+                <w:sz w:val="24"/>
+              </w:rPr>
+              <w:t>Продукт протестирован на различных тестовых наборах данных</w:t>
+            </w:r>
+          </w:p>
+        </w:tc>
+      </w:tr>
+      <w:tr>
+        <w:trPr>
+          <w:cantSplit/>
+          <w:trHeight w:val="454"/>
+        </w:trPr>
+        <w:tc>
+          <w:tcPr>
+            <w:tcW w:w="302" w:type="pct"/>
+          </w:tcPr>
+          <w:p>
+            <w:pPr>
+              <w:spacing w:line="23" w:lineRule="atLeast"/>
+              <w:ind w:firstLine="0"/>
+              <w:jc w:val="left"/>
+              <w:rPr>
+                <w:rFonts w:eastAsia="Calibri"/>
+                <w:bCs/>
+                <w:sz w:val="24"/>
+              </w:rPr>
+            </w:pPr>
+            <w:r>
+              <w:rPr>
+                <w:rFonts w:eastAsia="Calibri"/>
+                <w:bCs/>
+                <w:sz w:val="24"/>
+              </w:rPr>
+              <w:t>3.6</w:t>
+            </w:r>
+          </w:p>
+        </w:tc>
+        <w:tc>
+          <w:tcPr>
+            <w:tcW w:w="1145" w:type="pct"/>
+          </w:tcPr>
+          <w:p>
+            <w:pPr>
+              <w:spacing w:line="23" w:lineRule="atLeast"/>
+              <w:ind w:firstLine="0"/>
+              <w:jc w:val="left"/>
+              <w:rPr>
+                <w:rFonts w:eastAsia="Calibri"/>
+                <w:bCs/>
+                <w:sz w:val="24"/>
+              </w:rPr>
+            </w:pPr>
+            <w:r>
+              <w:rPr>
+                <w:rFonts w:eastAsia="Calibri"/>
+                <w:bCs/>
+                <w:sz w:val="24"/>
+              </w:rPr>
+              <w:t>Представление конечного продукта</w:t>
+            </w:r>
+          </w:p>
+        </w:tc>
+        <w:tc>
+          <w:tcPr>
+            <w:tcW w:w="839" w:type="pct"/>
+          </w:tcPr>
+          <w:p>
+            <w:pPr>
+              <w:spacing w:line="23" w:lineRule="atLeast"/>
+              <w:ind w:firstLine="0"/>
+              <w:jc w:val="right"/>
+              <w:rPr>
+                <w:rFonts w:eastAsia="Calibri"/>
+                <w:bCs/>
+                <w:sz w:val="24"/>
+              </w:rPr>
+            </w:pPr>
+            <w:r>
+              <w:rPr>
+                <w:rFonts w:eastAsia="Calibri"/>
+                <w:bCs/>
+                <w:sz w:val="24"/>
+              </w:rPr>
+              <w:t>25</w:t>
+            </w:r>
+            <w:r>
+              <w:rPr>
+                <w:rFonts w:eastAsia="Calibri"/>
+                <w:bCs/>
+                <w:sz w:val="24"/>
+                <w:lang w:val="en-US"/>
+              </w:rPr>
+              <w:t>.</w:t>
+            </w:r>
+            <w:r>
+              <w:rPr>
+                <w:rFonts w:eastAsia="Calibri"/>
+                <w:bCs/>
+                <w:sz w:val="24"/>
+              </w:rPr>
+              <w:t>11</w:t>
+            </w:r>
+            <w:r>
+              <w:rPr>
+                <w:rFonts w:eastAsia="Calibri"/>
+                <w:bCs/>
+                <w:sz w:val="24"/>
+                <w:lang w:val="en-US"/>
+              </w:rPr>
+              <w:t>.2025</w:t>
+            </w:r>
+          </w:p>
+        </w:tc>
+        <w:tc>
+          <w:tcPr>
+            <w:tcW w:w="1448" w:type="pct"/>
+          </w:tcPr>
+          <w:p>
+            <w:pPr>
+              <w:spacing w:line="23" w:lineRule="atLeast"/>
+              <w:ind w:firstLine="0"/>
+              <w:jc w:val="left"/>
+              <w:rPr>
+                <w:rFonts w:eastAsia="Calibri"/>
+                <w:bCs/>
+                <w:sz w:val="24"/>
+              </w:rPr>
+            </w:pPr>
+            <w:r>
+              <w:rPr>
+                <w:bCs/>
+                <w:sz w:val="24"/>
+              </w:rPr>
+              <w:t xml:space="preserve">О – </w:t>
+            </w:r>
+            <w:r>
+              <w:rPr>
+                <w:rFonts w:eastAsia="Calibri"/>
+                <w:bCs/>
+                <w:sz w:val="24"/>
+              </w:rPr>
+              <w:t>Кринкин О.А., Мурашов Г.А., Савкина Ю.В., Калинин. И.С., Яичков Н.И.</w:t>
+            </w:r>
+          </w:p>
+        </w:tc>
+        <w:tc>
+          <w:tcPr>
+            <w:tcW w:w="1267" w:type="pct"/>
+          </w:tcPr>
+          <w:p>
+            <w:pPr>
+              <w:spacing w:line="23" w:lineRule="atLeast"/>
+              <w:ind w:firstLine="0"/>
+              <w:jc w:val="left"/>
+              <w:rPr>
+                <w:rFonts w:eastAsia="Calibri"/>
+                <w:bCs/>
+                <w:sz w:val="24"/>
+              </w:rPr>
+            </w:pPr>
+            <w:r>
+              <w:rPr>
+                <w:rFonts w:eastAsia="Calibri"/>
+                <w:bCs/>
+                <w:sz w:val="24"/>
+              </w:rPr>
+              <w:t>Конечный продукт представлен заказчику</w:t>
+            </w:r>
+          </w:p>
+        </w:tc>
+      </w:tr>
+      <w:tr>
+        <w:trPr>
+          <w:cantSplit/>
+          <w:trHeight w:val="454"/>
+        </w:trPr>
+        <w:tc>
+          <w:tcPr>
+            <w:tcW w:w="302" w:type="pct"/>
+          </w:tcPr>
+          <w:p>
+            <w:pPr>
+              <w:spacing w:line="23" w:lineRule="atLeast"/>
+              <w:ind w:firstLine="0"/>
+              <w:jc w:val="left"/>
+              <w:rPr>
+                <w:rFonts w:eastAsia="Calibri"/>
+                <w:bCs/>
+                <w:sz w:val="24"/>
+              </w:rPr>
+            </w:pPr>
+            <w:r>
+              <w:rPr>
+                <w:rFonts w:eastAsia="Calibri"/>
+                <w:bCs/>
+                <w:sz w:val="24"/>
+              </w:rPr>
+              <w:t>3.7</w:t>
+            </w:r>
+          </w:p>
+        </w:tc>
+        <w:tc>
+          <w:tcPr>
+            <w:tcW w:w="1145" w:type="pct"/>
+          </w:tcPr>
+          <w:p>
+            <w:pPr>
+              <w:spacing w:line="23" w:lineRule="atLeast"/>
+              <w:ind w:firstLine="0"/>
+              <w:jc w:val="left"/>
+              <w:rPr>
+                <w:rFonts w:eastAsia="Calibri"/>
+                <w:bCs/>
+                <w:sz w:val="24"/>
+              </w:rPr>
+            </w:pPr>
+            <w:r>
+              <w:rPr>
+                <w:rFonts w:eastAsia="Calibri"/>
+                <w:bCs/>
+                <w:sz w:val="24"/>
+              </w:rPr>
+              <w:t>Разработка технической документации</w:t>
+            </w:r>
+          </w:p>
+        </w:tc>
+        <w:tc>
+          <w:tcPr>
+            <w:tcW w:w="839" w:type="pct"/>
+          </w:tcPr>
+          <w:p>
+            <w:pPr>
+              <w:spacing w:line="23" w:lineRule="atLeast"/>
+              <w:ind w:firstLine="0"/>
+              <w:jc w:val="right"/>
+              <w:rPr>
+                <w:rFonts w:eastAsia="Calibri"/>
+                <w:bCs/>
+                <w:sz w:val="24"/>
+                <w:lang w:val="en-US"/>
+              </w:rPr>
+            </w:pPr>
+            <w:r>
+              <w:rPr>
+                <w:rFonts w:eastAsia="Calibri"/>
+                <w:bCs/>
+                <w:sz w:val="24"/>
+              </w:rPr>
+              <w:t>26</w:t>
+            </w:r>
+            <w:r>
+              <w:rPr>
+                <w:rFonts w:eastAsia="Calibri"/>
+                <w:bCs/>
+                <w:sz w:val="24"/>
+                <w:lang w:val="en-US"/>
+              </w:rPr>
+              <w:t>.</w:t>
+            </w:r>
+            <w:r>
+              <w:rPr>
+                <w:rFonts w:eastAsia="Calibri"/>
+                <w:bCs/>
+                <w:sz w:val="24"/>
+              </w:rPr>
+              <w:t>11</w:t>
+            </w:r>
+            <w:r>
+              <w:rPr>
+                <w:rFonts w:eastAsia="Calibri"/>
+                <w:bCs/>
+                <w:sz w:val="24"/>
+                <w:lang w:val="en-US"/>
+              </w:rPr>
+              <w:t>.2025</w:t>
+            </w:r>
+            <w:r>
+              <w:rPr>
+                <w:rFonts w:eastAsia="Calibri"/>
+                <w:bCs/>
+                <w:sz w:val="24"/>
+              </w:rPr>
+              <w:t xml:space="preserve"> </w:t>
+            </w:r>
+            <w:r>
+              <w:rPr>
+                <w:bCs/>
+                <w:sz w:val="24"/>
+              </w:rPr>
+              <w:t>–</w:t>
+            </w:r>
+            <w:r>
+              <w:rPr>
+                <w:rFonts w:eastAsia="Calibri"/>
+                <w:bCs/>
+                <w:sz w:val="24"/>
+              </w:rPr>
+              <w:t xml:space="preserve"> 20</w:t>
+            </w:r>
+            <w:r>
+              <w:rPr>
+                <w:rFonts w:eastAsia="Calibri"/>
+                <w:bCs/>
+                <w:sz w:val="24"/>
+                <w:lang w:val="en-US"/>
+              </w:rPr>
+              <w:t>.</w:t>
+            </w:r>
+            <w:r>
+              <w:rPr>
+                <w:rFonts w:eastAsia="Calibri"/>
+                <w:bCs/>
+                <w:sz w:val="24"/>
+              </w:rPr>
+              <w:t>12</w:t>
+            </w:r>
+            <w:r>
+              <w:rPr>
+                <w:rFonts w:eastAsia="Calibri"/>
+                <w:bCs/>
+                <w:sz w:val="24"/>
+                <w:lang w:val="en-US"/>
+              </w:rPr>
+              <w:t>.2025</w:t>
+            </w:r>
+          </w:p>
+        </w:tc>
+        <w:tc>
+          <w:tcPr>
+            <w:tcW w:w="1448" w:type="pct"/>
+          </w:tcPr>
+          <w:p>
+            <w:pPr>
+              <w:spacing w:line="23" w:lineRule="atLeast"/>
+              <w:ind w:firstLine="0"/>
+              <w:jc w:val="left"/>
+              <w:rPr>
+                <w:rFonts w:eastAsia="Calibri"/>
+                <w:bCs/>
+                <w:sz w:val="24"/>
+              </w:rPr>
+            </w:pPr>
+            <w:r>
+              <w:rPr>
+                <w:bCs/>
+                <w:sz w:val="24"/>
+              </w:rPr>
+              <w:t xml:space="preserve">О – </w:t>
+            </w:r>
+            <w:r>
+              <w:rPr>
+                <w:rFonts w:eastAsia="Calibri"/>
+                <w:bCs/>
+                <w:sz w:val="24"/>
+              </w:rPr>
+              <w:t>Кринкин О.А., Мурашов Г.А., Савкина Ю.В., Калинин. И.С., Яичков Н.И.</w:t>
+            </w:r>
+          </w:p>
+        </w:tc>
+        <w:tc>
+          <w:tcPr>
+            <w:tcW w:w="1267" w:type="pct"/>
+          </w:tcPr>
+          <w:p>
+            <w:pPr>
+              <w:spacing w:line="23" w:lineRule="atLeast"/>
+              <w:ind w:firstLine="0"/>
+              <w:jc w:val="left"/>
+              <w:rPr>
+                <w:rFonts w:eastAsia="Calibri"/>
+                <w:bCs/>
+                <w:sz w:val="24"/>
+              </w:rPr>
+            </w:pPr>
+            <w:r>
+              <w:rPr>
+                <w:rFonts w:eastAsia="Calibri"/>
+                <w:bCs/>
+                <w:sz w:val="24"/>
+              </w:rPr>
+              <w:t>Разработана техническая документация для конечного продукта</w:t>
+            </w:r>
+          </w:p>
+        </w:tc>
+      </w:tr>
+    </w:tbl>
+    <w:p>
+      <w:pPr>
+        <w:ind w:firstLine="0"/>
+      </w:pPr>
+    </w:p>
+    <w:p>
+      <w:pPr>
+        <w:spacing w:after="160" w:line="278" w:lineRule="auto"/>
+        <w:ind w:firstLine="0"/>
+        <w:jc w:val="left"/>
+      </w:pPr>
+      <w:r>
+        <w:br w:type="page"/>
+      </w:r>
+    </w:p>
+    <w:p>
+      <w:pPr>
+        <w:ind w:firstLine="0"/>
+        <w:jc w:val="right"/>
+        <w:rPr>
+          <w:lang w:val="en-US"/>
+        </w:rPr>
+      </w:pPr>
+      <w:r>
+        <w:rPr>
+          <w:lang w:val="ru-RU"/>
+        </w:rPr>
+        <w:lastRenderedPageBreak/>
+        <w:t>Таблица 1. Продолжение</w:t>
+      </w:r>
+    </w:p>
+    <w:tbl>
+      <w:tblPr>
+        <w:tblW w:w="4932" w:type="pct"/>
+        <w:tblBorders>
+          <w:top w:val="single" w:sz="4" w:space="0" w:color="auto"/>
+          <w:left w:val="single" w:sz="4" w:space="0" w:color="auto"/>
+          <w:bottom w:val="single" w:sz="4" w:space="0" w:color="auto"/>
+          <w:right w:val="single" w:sz="4" w:space="0" w:color="auto"/>
+          <w:insideH w:val="single" w:sz="4" w:space="0" w:color="auto"/>
+          <w:insideV w:val="single" w:sz="4" w:space="0" w:color="auto"/>
+        </w:tblBorders>
+        <w:tblLayout w:type="fixed"/>
+        <w:tblLook w:val="04A0" w:firstRow="1" w:lastRow="0" w:firstColumn="1" w:lastColumn="0" w:noHBand="0" w:noVBand="1"/>
+      </w:tblPr>
+      <w:tblGrid>
+        <w:gridCol w:w="557"/>
+        <w:gridCol w:w="2131"/>
+        <w:gridCol w:w="1538"/>
+        <w:gridCol w:w="2664"/>
+        <w:gridCol w:w="2328"/>
+      </w:tblGrid>
       <w:tr>
         <w:trPr>
           <w:cantSplit/>
@@ -5492,21 +7456,20 @@
                 <w:bCs/>
                 <w:sz w:val="24"/>
               </w:rPr>
-              <w:lastRenderedPageBreak/>
-              <w:t>2.3</w:t>
+              <w:t>1</w:t>
             </w:r>
           </w:p>
         </w:tc>
         <w:tc>
           <w:tcPr>
-            <w:tcW w:w="1182" w:type="pct"/>
+            <w:tcW w:w="1156" w:type="pct"/>
             <w:vAlign w:val="center"/>
           </w:tcPr>
           <w:p>
             <w:pPr>
               <w:spacing w:line="23" w:lineRule="atLeast"/>
               <w:ind w:firstLine="0"/>
-              <w:jc w:val="left"/>
+              <w:jc w:val="center"/>
               <w:rPr>
                 <w:rFonts w:eastAsia="Calibri"/>
                 <w:bCs/>
@@ -5519,72 +7482,20 @@
                 <w:bCs/>
                 <w:sz w:val="24"/>
               </w:rPr>
-              <w:t>Согласование макета</w:t>
+              <w:t>2</w:t>
             </w:r>
           </w:p>
         </w:tc>
         <w:tc>
           <w:tcPr>
-            <w:tcW w:w="801" w:type="pct"/>
-          </w:tcPr>
-          <w:p>
-            <w:pPr>
-              <w:spacing w:line="23" w:lineRule="atLeast"/>
-              <w:ind w:firstLine="0"/>
-              <w:jc w:val="left"/>
-              <w:rPr>
-                <w:rFonts w:eastAsia="Calibri"/>
-                <w:bCs/>
-                <w:sz w:val="24"/>
-                <w:lang w:val="en-US"/>
-              </w:rPr>
-            </w:pPr>
-            <w:r>
-              <w:rPr>
-                <w:rFonts w:eastAsia="Calibri"/>
-                <w:bCs/>
-                <w:sz w:val="24"/>
-              </w:rPr>
-              <w:t>10</w:t>
-            </w:r>
-            <w:r>
-              <w:rPr>
-                <w:rFonts w:eastAsia="Calibri"/>
-                <w:bCs/>
-                <w:sz w:val="24"/>
-                <w:lang w:val="en-US"/>
-              </w:rPr>
-              <w:t>.</w:t>
-            </w:r>
-            <w:r>
-              <w:rPr>
-                <w:rFonts w:eastAsia="Calibri"/>
-                <w:bCs/>
-                <w:sz w:val="24"/>
-              </w:rPr>
-              <w:t>07</w:t>
-            </w:r>
-            <w:r>
-              <w:rPr>
-                <w:rFonts w:eastAsia="Calibri"/>
-                <w:bCs/>
-                <w:sz w:val="24"/>
-                <w:lang w:val="en-US"/>
-              </w:rPr>
-              <w:t>.2025</w:t>
-            </w:r>
-          </w:p>
-        </w:tc>
-        <w:tc>
-          <w:tcPr>
-            <w:tcW w:w="1448" w:type="pct"/>
+            <w:tcW w:w="834" w:type="pct"/>
             <w:vAlign w:val="center"/>
           </w:tcPr>
           <w:p>
             <w:pPr>
               <w:spacing w:line="23" w:lineRule="atLeast"/>
               <w:ind w:firstLine="0"/>
-              <w:jc w:val="left"/>
+              <w:jc w:val="center"/>
               <w:rPr>
                 <w:rFonts w:eastAsia="Calibri"/>
                 <w:bCs/>
@@ -5593,44 +7504,61 @@
             </w:pPr>
             <w:r>
               <w:rPr>
-                <w:bCs/>
-                <w:sz w:val="24"/>
-              </w:rPr>
-              <w:t xml:space="preserve">О – </w:t>
-            </w:r>
-            <w:r>
-              <w:rPr>
-                <w:rFonts w:eastAsia="Calibri"/>
-                <w:bCs/>
-                <w:sz w:val="24"/>
-              </w:rPr>
-              <w:t>Кринкин О.А., Мурашов Г.А., Савкина Ю.В., Калинин. И.С., Яичков Н.И.</w:t>
+                <w:rFonts w:eastAsia="Calibri"/>
+                <w:bCs/>
+                <w:sz w:val="24"/>
+              </w:rPr>
+              <w:t>3</w:t>
             </w:r>
           </w:p>
         </w:tc>
         <w:tc>
           <w:tcPr>
-            <w:tcW w:w="1267" w:type="pct"/>
+            <w:tcW w:w="1445" w:type="pct"/>
             <w:vAlign w:val="center"/>
           </w:tcPr>
           <w:p>
             <w:pPr>
               <w:spacing w:line="23" w:lineRule="atLeast"/>
               <w:ind w:firstLine="0"/>
-              <w:jc w:val="left"/>
-              <w:rPr>
-                <w:rFonts w:eastAsia="Calibri"/>
+              <w:jc w:val="center"/>
+              <w:rPr>
                 <w:bCs/>
                 <w:sz w:val="24"/>
               </w:rPr>
             </w:pPr>
             <w:r>
               <w:rPr>
-                <w:rFonts w:eastAsia="Calibri"/>
-                <w:bCs/>
-                <w:sz w:val="24"/>
-              </w:rPr>
-              <w:t>Макет согласован с заказчиком, все вопросы и предпочтения учтены</w:t>
+                <w:bCs/>
+                <w:sz w:val="24"/>
+              </w:rPr>
+              <w:t>4</w:t>
+            </w:r>
+          </w:p>
+        </w:tc>
+        <w:tc>
+          <w:tcPr>
+            <w:tcW w:w="1263" w:type="pct"/>
+            <w:vAlign w:val="center"/>
+          </w:tcPr>
+          <w:p>
+            <w:pPr>
+              <w:spacing w:line="23" w:lineRule="atLeast"/>
+              <w:ind w:firstLine="0"/>
+              <w:jc w:val="center"/>
+              <w:rPr>
+                <w:rFonts w:eastAsia="Calibri"/>
+                <w:bCs/>
+                <w:sz w:val="24"/>
+              </w:rPr>
+            </w:pPr>
+            <w:r>
+              <w:rPr>
+                <w:rFonts w:eastAsia="Calibri"/>
+                <w:bCs/>
+                <w:sz w:val="24"/>
+              </w:rPr>
+              <w:t>5</w:t>
             </w:r>
           </w:p>
         </w:tc>
@@ -5663,7 +7591,7 @@
                 <w:bCs/>
                 <w:sz w:val="24"/>
               </w:rPr>
-              <w:t>Этап 3. Разработка</w:t>
+              <w:t>Этап 4. Внедрение</w:t>
             </w:r>
           </w:p>
         </w:tc>
@@ -5676,33 +7604,6 @@
         <w:tc>
           <w:tcPr>
             <w:tcW w:w="302" w:type="pct"/>
-            <w:vAlign w:val="center"/>
-          </w:tcPr>
-          <w:p>
-            <w:pPr>
-              <w:spacing w:line="23" w:lineRule="atLeast"/>
-              <w:ind w:firstLine="0"/>
-              <w:jc w:val="center"/>
-              <w:rPr>
-                <w:rFonts w:eastAsia="Calibri"/>
-                <w:bCs/>
-                <w:sz w:val="24"/>
-              </w:rPr>
-            </w:pPr>
-            <w:r>
-              <w:rPr>
-                <w:rFonts w:eastAsia="Calibri"/>
-                <w:bCs/>
-                <w:sz w:val="24"/>
-              </w:rPr>
-              <w:t>3.1</w:t>
-            </w:r>
-          </w:p>
-        </w:tc>
-        <w:tc>
-          <w:tcPr>
-            <w:tcW w:w="1182" w:type="pct"/>
-            <w:vAlign w:val="center"/>
           </w:tcPr>
           <w:p>
             <w:pPr>
@@ -5721,13 +7622,13 @@
                 <w:bCs/>
                 <w:sz w:val="24"/>
               </w:rPr>
-              <w:t>Разработка прототипа продукта</w:t>
+              <w:t>4.1</w:t>
             </w:r>
           </w:p>
         </w:tc>
         <w:tc>
           <w:tcPr>
-            <w:tcW w:w="801" w:type="pct"/>
+            <w:tcW w:w="1156" w:type="pct"/>
           </w:tcPr>
           <w:p>
             <w:pPr>
@@ -5746,89 +7647,113 @@
                 <w:bCs/>
                 <w:sz w:val="24"/>
               </w:rPr>
-              <w:t>14</w:t>
-            </w:r>
-            <w:r>
-              <w:rPr>
-                <w:rFonts w:eastAsia="Calibri"/>
-                <w:bCs/>
-                <w:sz w:val="24"/>
-                <w:lang w:val="en-US"/>
-              </w:rPr>
-              <w:t>.</w:t>
-            </w:r>
-            <w:r>
-              <w:rPr>
-                <w:rFonts w:eastAsia="Calibri"/>
-                <w:bCs/>
-                <w:sz w:val="24"/>
-              </w:rPr>
-              <w:t>07</w:t>
-            </w:r>
-            <w:r>
-              <w:rPr>
-                <w:rFonts w:eastAsia="Calibri"/>
-                <w:bCs/>
-                <w:sz w:val="24"/>
-                <w:lang w:val="en-US"/>
-              </w:rPr>
-              <w:t>.2025</w:t>
-            </w:r>
-            <w:r>
-              <w:rPr>
-                <w:rFonts w:eastAsia="Calibri"/>
-                <w:bCs/>
-                <w:sz w:val="24"/>
-              </w:rPr>
-              <w:t xml:space="preserve"> </w:t>
-            </w:r>
-            <w:r>
-              <w:rPr>
-                <w:bCs/>
-                <w:sz w:val="24"/>
-              </w:rPr>
-              <w:t>–</w:t>
-            </w:r>
-            <w:r>
-              <w:rPr>
-                <w:rFonts w:eastAsia="Calibri"/>
-                <w:bCs/>
-                <w:sz w:val="24"/>
-              </w:rPr>
-              <w:t xml:space="preserve"> 14</w:t>
-            </w:r>
-            <w:r>
-              <w:rPr>
-                <w:rFonts w:eastAsia="Calibri"/>
-                <w:bCs/>
-                <w:sz w:val="24"/>
-                <w:lang w:val="en-US"/>
-              </w:rPr>
-              <w:t>.</w:t>
-            </w:r>
-            <w:r>
-              <w:rPr>
-                <w:rFonts w:eastAsia="Calibri"/>
-                <w:bCs/>
-                <w:sz w:val="24"/>
-              </w:rPr>
-              <w:t>08</w:t>
-            </w:r>
-            <w:r>
-              <w:rPr>
-                <w:rFonts w:eastAsia="Calibri"/>
-                <w:bCs/>
-                <w:sz w:val="24"/>
-                <w:lang w:val="en-US"/>
-              </w:rPr>
-              <w:t>.2025</w:t>
+              <w:t>Создание руководства пользователя</w:t>
             </w:r>
           </w:p>
         </w:tc>
         <w:tc>
           <w:tcPr>
-            <w:tcW w:w="1448" w:type="pct"/>
-            <w:vAlign w:val="center"/>
+            <w:tcW w:w="834" w:type="pct"/>
+          </w:tcPr>
+          <w:p>
+            <w:pPr>
+              <w:spacing w:line="23" w:lineRule="atLeast"/>
+              <w:ind w:firstLine="0"/>
+              <w:jc w:val="right"/>
+              <w:rPr>
+                <w:rFonts w:eastAsia="Calibri"/>
+                <w:bCs/>
+                <w:sz w:val="24"/>
+              </w:rPr>
+            </w:pPr>
+            <w:r>
+              <w:rPr>
+                <w:rFonts w:eastAsia="Calibri"/>
+                <w:bCs/>
+                <w:sz w:val="24"/>
+              </w:rPr>
+              <w:t>20</w:t>
+            </w:r>
+            <w:r>
+              <w:rPr>
+                <w:rFonts w:eastAsia="Calibri"/>
+                <w:bCs/>
+                <w:sz w:val="24"/>
+                <w:lang w:val="en-US"/>
+              </w:rPr>
+              <w:t>.</w:t>
+            </w:r>
+            <w:r>
+              <w:rPr>
+                <w:rFonts w:eastAsia="Calibri"/>
+                <w:bCs/>
+                <w:sz w:val="24"/>
+              </w:rPr>
+              <w:t>12</w:t>
+            </w:r>
+            <w:r>
+              <w:rPr>
+                <w:rFonts w:eastAsia="Calibri"/>
+                <w:bCs/>
+                <w:sz w:val="24"/>
+                <w:lang w:val="en-US"/>
+              </w:rPr>
+              <w:t>.2025</w:t>
+            </w:r>
+            <w:r>
+              <w:rPr>
+                <w:rFonts w:eastAsia="Calibri"/>
+                <w:bCs/>
+                <w:sz w:val="24"/>
+              </w:rPr>
+              <w:t xml:space="preserve"> </w:t>
+            </w:r>
+            <w:r>
+              <w:rPr>
+                <w:bCs/>
+                <w:sz w:val="24"/>
+              </w:rPr>
+              <w:t>–</w:t>
+            </w:r>
+            <w:r>
+              <w:rPr>
+                <w:rFonts w:eastAsia="Calibri"/>
+                <w:bCs/>
+                <w:sz w:val="24"/>
+              </w:rPr>
+              <w:t xml:space="preserve"> 24</w:t>
+            </w:r>
+            <w:r>
+              <w:rPr>
+                <w:rFonts w:eastAsia="Calibri"/>
+                <w:bCs/>
+                <w:sz w:val="24"/>
+                <w:lang w:val="en-US"/>
+              </w:rPr>
+              <w:t>.</w:t>
+            </w:r>
+            <w:r>
+              <w:rPr>
+                <w:rFonts w:eastAsia="Calibri"/>
+                <w:bCs/>
+                <w:sz w:val="24"/>
+              </w:rPr>
+              <w:t>12</w:t>
+            </w:r>
+            <w:r>
+              <w:rPr>
+                <w:rFonts w:eastAsia="Calibri"/>
+                <w:bCs/>
+                <w:sz w:val="24"/>
+                <w:lang w:val="en-US"/>
+              </w:rPr>
+              <w:t>.2025</w:t>
+            </w:r>
+          </w:p>
+        </w:tc>
+        <w:tc>
+          <w:tcPr>
+            <w:tcW w:w="1445" w:type="pct"/>
           </w:tcPr>
           <w:p>
             <w:pPr>
@@ -5860,8 +7785,7 @@
         </w:tc>
         <w:tc>
           <w:tcPr>
-            <w:tcW w:w="1267" w:type="pct"/>
-            <w:vAlign w:val="center"/>
+            <w:tcW w:w="1263" w:type="pct"/>
           </w:tcPr>
           <w:p>
             <w:pPr>
@@ -5880,7 +7804,7 @@
                 <w:bCs/>
                 <w:sz w:val="24"/>
               </w:rPr>
-              <w:t>Разработан прототип продукта с базовой функциональностью</w:t>
+              <w:t>Создано руководство пользователя для продукта</w:t>
             </w:r>
           </w:p>
         </w:tc>
@@ -5893,33 +7817,6 @@
         <w:tc>
           <w:tcPr>
             <w:tcW w:w="302" w:type="pct"/>
-            <w:vAlign w:val="center"/>
-          </w:tcPr>
-          <w:p>
-            <w:pPr>
-              <w:spacing w:line="23" w:lineRule="atLeast"/>
-              <w:ind w:firstLine="0"/>
-              <w:jc w:val="center"/>
-              <w:rPr>
-                <w:rFonts w:eastAsia="Calibri"/>
-                <w:bCs/>
-                <w:sz w:val="24"/>
-              </w:rPr>
-            </w:pPr>
-            <w:r>
-              <w:rPr>
-                <w:rFonts w:eastAsia="Calibri"/>
-                <w:bCs/>
-                <w:sz w:val="24"/>
-              </w:rPr>
-              <w:t>3.2</w:t>
-            </w:r>
-          </w:p>
-        </w:tc>
-        <w:tc>
-          <w:tcPr>
-            <w:tcW w:w="1182" w:type="pct"/>
-            <w:vAlign w:val="center"/>
           </w:tcPr>
           <w:p>
             <w:pPr>
@@ -5938,13 +7835,13 @@
                 <w:bCs/>
                 <w:sz w:val="24"/>
               </w:rPr>
-              <w:t>Утверждение прототипа продукта</w:t>
+              <w:t>4.2</w:t>
             </w:r>
           </w:p>
         </w:tc>
         <w:tc>
           <w:tcPr>
-            <w:tcW w:w="801" w:type="pct"/>
+            <w:tcW w:w="1156" w:type="pct"/>
           </w:tcPr>
           <w:p>
             <w:pPr>
@@ -5963,40 +7860,120 @@
                 <w:bCs/>
                 <w:sz w:val="24"/>
               </w:rPr>
-              <w:t>15</w:t>
-            </w:r>
-            <w:r>
-              <w:rPr>
-                <w:rFonts w:eastAsia="Calibri"/>
-                <w:bCs/>
-                <w:sz w:val="24"/>
-                <w:lang w:val="en-US"/>
-              </w:rPr>
-              <w:t>.</w:t>
-            </w:r>
-            <w:r>
-              <w:rPr>
-                <w:rFonts w:eastAsia="Calibri"/>
-                <w:bCs/>
-                <w:sz w:val="24"/>
-              </w:rPr>
-              <w:t>08</w:t>
-            </w:r>
-            <w:r>
-              <w:rPr>
-                <w:rFonts w:eastAsia="Calibri"/>
-                <w:bCs/>
-                <w:sz w:val="24"/>
-                <w:lang w:val="en-US"/>
-              </w:rPr>
-              <w:t>.2025</w:t>
+              <w:t xml:space="preserve">Установка продукта на компьютеры сотрудников </w:t>
             </w:r>
           </w:p>
         </w:tc>
         <w:tc>
           <w:tcPr>
-            <w:tcW w:w="1448" w:type="pct"/>
-            <w:vAlign w:val="center"/>
+            <w:tcW w:w="834" w:type="pct"/>
+          </w:tcPr>
+          <w:p>
+            <w:pPr>
+              <w:spacing w:line="23" w:lineRule="atLeast"/>
+              <w:ind w:firstLine="0"/>
+              <w:jc w:val="right"/>
+              <w:rPr>
+                <w:rFonts w:eastAsia="Calibri"/>
+                <w:bCs/>
+                <w:sz w:val="24"/>
+              </w:rPr>
+            </w:pPr>
+            <w:r>
+              <w:rPr>
+                <w:rFonts w:eastAsia="Calibri"/>
+                <w:bCs/>
+                <w:sz w:val="24"/>
+              </w:rPr>
+              <w:t>25</w:t>
+            </w:r>
+            <w:r>
+              <w:rPr>
+                <w:rFonts w:eastAsia="Calibri"/>
+                <w:bCs/>
+                <w:sz w:val="24"/>
+                <w:lang w:val="en-US"/>
+              </w:rPr>
+              <w:t>.</w:t>
+            </w:r>
+            <w:r>
+              <w:rPr>
+                <w:rFonts w:eastAsia="Calibri"/>
+                <w:bCs/>
+                <w:sz w:val="24"/>
+              </w:rPr>
+              <w:t>12</w:t>
+            </w:r>
+            <w:r>
+              <w:rPr>
+                <w:rFonts w:eastAsia="Calibri"/>
+                <w:bCs/>
+                <w:sz w:val="24"/>
+                <w:lang w:val="en-US"/>
+              </w:rPr>
+              <w:t>.2025</w:t>
+            </w:r>
+            <w:r>
+              <w:rPr>
+                <w:rFonts w:eastAsia="Calibri"/>
+                <w:bCs/>
+                <w:sz w:val="24"/>
+              </w:rPr>
+              <w:t xml:space="preserve"> </w:t>
+            </w:r>
+            <w:r>
+              <w:rPr>
+                <w:bCs/>
+                <w:sz w:val="24"/>
+              </w:rPr>
+              <w:t>–</w:t>
+            </w:r>
+            <w:r>
+              <w:rPr>
+                <w:bCs/>
+                <w:sz w:val="24"/>
+              </w:rPr>
+              <w:t xml:space="preserve"> </w:t>
+            </w:r>
+            <w:r>
+              <w:rPr>
+                <w:rFonts w:eastAsia="Calibri"/>
+                <w:bCs/>
+                <w:sz w:val="24"/>
+              </w:rPr>
+              <w:t>26</w:t>
+            </w:r>
+            <w:r>
+              <w:rPr>
+                <w:rFonts w:eastAsia="Calibri"/>
+                <w:bCs/>
+                <w:sz w:val="24"/>
+                <w:lang w:val="en-US"/>
+              </w:rPr>
+              <w:t>.</w:t>
+            </w:r>
+            <w:r>
+              <w:rPr>
+                <w:rFonts w:eastAsia="Calibri"/>
+                <w:bCs/>
+                <w:sz w:val="24"/>
+              </w:rPr>
+              <w:t>12</w:t>
+            </w:r>
+            <w:r>
+              <w:rPr>
+                <w:rFonts w:eastAsia="Calibri"/>
+                <w:bCs/>
+                <w:sz w:val="24"/>
+                <w:lang w:val="en-US"/>
+              </w:rPr>
+              <w:t>.2025</w:t>
+            </w:r>
+          </w:p>
+        </w:tc>
+        <w:tc>
+          <w:tcPr>
+            <w:tcW w:w="1445" w:type="pct"/>
           </w:tcPr>
           <w:p>
             <w:pPr>
@@ -6028,8 +8005,7 @@
         </w:tc>
         <w:tc>
           <w:tcPr>
-            <w:tcW w:w="1267" w:type="pct"/>
-            <w:vAlign w:val="center"/>
+            <w:tcW w:w="1263" w:type="pct"/>
           </w:tcPr>
           <w:p>
             <w:pPr>
@@ -6048,7 +8024,7 @@
                 <w:bCs/>
                 <w:sz w:val="24"/>
               </w:rPr>
-              <w:t>Прототип утверждён заказчиком, все жалобы и предпочтения учтены</w:t>
+              <w:t>Необходимое программное обеспечение установлено и подготовлено к использованию на компьютерах сотрудников компании</w:t>
             </w:r>
           </w:p>
         </w:tc>
@@ -6061,33 +8037,6 @@
         <w:tc>
           <w:tcPr>
             <w:tcW w:w="302" w:type="pct"/>
-            <w:vAlign w:val="center"/>
-          </w:tcPr>
-          <w:p>
-            <w:pPr>
-              <w:spacing w:line="23" w:lineRule="atLeast"/>
-              <w:ind w:firstLine="0"/>
-              <w:jc w:val="center"/>
-              <w:rPr>
-                <w:rFonts w:eastAsia="Calibri"/>
-                <w:bCs/>
-                <w:sz w:val="24"/>
-              </w:rPr>
-            </w:pPr>
-            <w:r>
-              <w:rPr>
-                <w:rFonts w:eastAsia="Calibri"/>
-                <w:bCs/>
-                <w:sz w:val="24"/>
-              </w:rPr>
-              <w:t>3.3</w:t>
-            </w:r>
-          </w:p>
-        </w:tc>
-        <w:tc>
-          <w:tcPr>
-            <w:tcW w:w="1182" w:type="pct"/>
-            <w:vAlign w:val="center"/>
           </w:tcPr>
           <w:p>
             <w:pPr>
@@ -6106,13 +8055,13 @@
                 <w:bCs/>
                 <w:sz w:val="24"/>
               </w:rPr>
-              <w:t>Доработка прототипа</w:t>
+              <w:t>4.3</w:t>
             </w:r>
           </w:p>
         </w:tc>
         <w:tc>
           <w:tcPr>
-            <w:tcW w:w="801" w:type="pct"/>
+            <w:tcW w:w="1156" w:type="pct"/>
           </w:tcPr>
           <w:p>
             <w:pPr>
@@ -6123,7 +8072,6 @@
                 <w:rFonts w:eastAsia="Calibri"/>
                 <w:bCs/>
                 <w:sz w:val="24"/>
-                <w:lang w:val="en-US"/>
               </w:rPr>
             </w:pPr>
             <w:r>
@@ -6132,89 +8080,72 @@
                 <w:bCs/>
                 <w:sz w:val="24"/>
               </w:rPr>
-              <w:t>16</w:t>
-            </w:r>
-            <w:r>
-              <w:rPr>
-                <w:rFonts w:eastAsia="Calibri"/>
-                <w:bCs/>
-                <w:sz w:val="24"/>
-                <w:lang w:val="en-US"/>
-              </w:rPr>
-              <w:t>.</w:t>
-            </w:r>
-            <w:r>
-              <w:rPr>
-                <w:rFonts w:eastAsia="Calibri"/>
-                <w:bCs/>
-                <w:sz w:val="24"/>
-              </w:rPr>
-              <w:t>08</w:t>
-            </w:r>
-            <w:r>
-              <w:rPr>
-                <w:rFonts w:eastAsia="Calibri"/>
-                <w:bCs/>
-                <w:sz w:val="24"/>
-                <w:lang w:val="en-US"/>
-              </w:rPr>
-              <w:t>.2025</w:t>
-            </w:r>
-            <w:r>
-              <w:rPr>
-                <w:rFonts w:eastAsia="Calibri"/>
-                <w:bCs/>
-                <w:sz w:val="24"/>
-              </w:rPr>
-              <w:t xml:space="preserve"> </w:t>
-            </w:r>
-            <w:r>
-              <w:rPr>
-                <w:bCs/>
-                <w:sz w:val="24"/>
-              </w:rPr>
-              <w:t>–</w:t>
-            </w:r>
-            <w:r>
-              <w:rPr>
-                <w:rFonts w:eastAsia="Calibri"/>
-                <w:bCs/>
-                <w:sz w:val="24"/>
-              </w:rPr>
-              <w:t xml:space="preserve"> 16</w:t>
-            </w:r>
-            <w:r>
-              <w:rPr>
-                <w:rFonts w:eastAsia="Calibri"/>
-                <w:bCs/>
-                <w:sz w:val="24"/>
-                <w:lang w:val="en-US"/>
-              </w:rPr>
-              <w:t>.</w:t>
-            </w:r>
-            <w:r>
-              <w:rPr>
-                <w:rFonts w:eastAsia="Calibri"/>
-                <w:bCs/>
-                <w:sz w:val="24"/>
-              </w:rPr>
-              <w:t>09</w:t>
-            </w:r>
-            <w:r>
-              <w:rPr>
-                <w:rFonts w:eastAsia="Calibri"/>
-                <w:bCs/>
-                <w:sz w:val="24"/>
-                <w:lang w:val="en-US"/>
-              </w:rPr>
-              <w:t>.2025</w:t>
+              <w:t>Обучение сотрудников компании работе с продуктом</w:t>
             </w:r>
           </w:p>
         </w:tc>
         <w:tc>
           <w:tcPr>
-            <w:tcW w:w="1448" w:type="pct"/>
-            <w:vAlign w:val="center"/>
+            <w:tcW w:w="834" w:type="pct"/>
+          </w:tcPr>
+          <w:p>
+            <w:pPr>
+              <w:spacing w:line="23" w:lineRule="atLeast"/>
+              <w:ind w:firstLine="0"/>
+              <w:jc w:val="right"/>
+              <w:rPr>
+                <w:rFonts w:eastAsia="Calibri"/>
+                <w:bCs/>
+                <w:sz w:val="24"/>
+              </w:rPr>
+            </w:pPr>
+            <w:r>
+              <w:rPr>
+                <w:rFonts w:eastAsia="Calibri"/>
+                <w:bCs/>
+                <w:sz w:val="24"/>
+              </w:rPr>
+              <w:t>27</w:t>
+            </w:r>
+            <w:r>
+              <w:rPr>
+                <w:rFonts w:eastAsia="Calibri"/>
+                <w:bCs/>
+                <w:sz w:val="24"/>
+                <w:lang w:val="en-US"/>
+              </w:rPr>
+              <w:t>.</w:t>
+            </w:r>
+            <w:r>
+              <w:rPr>
+                <w:rFonts w:eastAsia="Calibri"/>
+                <w:bCs/>
+                <w:sz w:val="24"/>
+              </w:rPr>
+              <w:t>12</w:t>
+            </w:r>
+            <w:r>
+              <w:rPr>
+                <w:rFonts w:eastAsia="Calibri"/>
+                <w:bCs/>
+                <w:sz w:val="24"/>
+                <w:lang w:val="en-US"/>
+              </w:rPr>
+              <w:t>.</w:t>
+            </w:r>
+            <w:r>
+              <w:rPr>
+                <w:rFonts w:eastAsia="Calibri"/>
+                <w:bCs/>
+                <w:sz w:val="24"/>
+              </w:rPr>
+              <w:t>2025</w:t>
+            </w:r>
+          </w:p>
+        </w:tc>
+        <w:tc>
+          <w:tcPr>
+            <w:tcW w:w="1445" w:type="pct"/>
           </w:tcPr>
           <w:p>
             <w:pPr>
@@ -6246,8 +8177,7 @@
         </w:tc>
         <w:tc>
           <w:tcPr>
-            <w:tcW w:w="1267" w:type="pct"/>
-            <w:vAlign w:val="center"/>
+            <w:tcW w:w="1263" w:type="pct"/>
           </w:tcPr>
           <w:p>
             <w:pPr>
@@ -6266,7 +8196,7 @@
                 <w:bCs/>
                 <w:sz w:val="24"/>
               </w:rPr>
-              <w:t>Прототип доработан с учётом пожеланий заказчика</w:t>
+              <w:t>Сотрудники получили все необходимые инструкции и замечания по работе с продуктом</w:t>
             </w:r>
           </w:p>
         </w:tc>
@@ -6279,33 +8209,6 @@
         <w:tc>
           <w:tcPr>
             <w:tcW w:w="302" w:type="pct"/>
-            <w:vAlign w:val="center"/>
-          </w:tcPr>
-          <w:p>
-            <w:pPr>
-              <w:spacing w:line="23" w:lineRule="atLeast"/>
-              <w:ind w:firstLine="0"/>
-              <w:jc w:val="center"/>
-              <w:rPr>
-                <w:rFonts w:eastAsia="Calibri"/>
-                <w:bCs/>
-                <w:sz w:val="24"/>
-              </w:rPr>
-            </w:pPr>
-            <w:r>
-              <w:rPr>
-                <w:rFonts w:eastAsia="Calibri"/>
-                <w:bCs/>
-                <w:sz w:val="24"/>
-              </w:rPr>
-              <w:t>3.4</w:t>
-            </w:r>
-          </w:p>
-        </w:tc>
-        <w:tc>
-          <w:tcPr>
-            <w:tcW w:w="1182" w:type="pct"/>
-            <w:vAlign w:val="center"/>
           </w:tcPr>
           <w:p>
             <w:pPr>
@@ -6324,13 +8227,13 @@
                 <w:bCs/>
                 <w:sz w:val="24"/>
               </w:rPr>
-              <w:t>Разработка конечного продукта</w:t>
+              <w:t>4.4</w:t>
             </w:r>
           </w:p>
         </w:tc>
         <w:tc>
           <w:tcPr>
-            <w:tcW w:w="801" w:type="pct"/>
+            <w:tcW w:w="1156" w:type="pct"/>
           </w:tcPr>
           <w:p>
             <w:pPr>
@@ -6341,7 +8244,6 @@
                 <w:rFonts w:eastAsia="Calibri"/>
                 <w:bCs/>
                 <w:sz w:val="24"/>
-                <w:lang w:val="en-US"/>
               </w:rPr>
             </w:pPr>
             <w:r>
@@ -6350,89 +8252,121 @@
                 <w:bCs/>
                 <w:sz w:val="24"/>
               </w:rPr>
-              <w:t>17</w:t>
-            </w:r>
-            <w:r>
-              <w:rPr>
-                <w:rFonts w:eastAsia="Calibri"/>
-                <w:bCs/>
-                <w:sz w:val="24"/>
-                <w:lang w:val="en-US"/>
-              </w:rPr>
-              <w:t>.</w:t>
-            </w:r>
-            <w:r>
-              <w:rPr>
-                <w:rFonts w:eastAsia="Calibri"/>
-                <w:bCs/>
-                <w:sz w:val="24"/>
-              </w:rPr>
-              <w:t>09</w:t>
-            </w:r>
-            <w:r>
-              <w:rPr>
-                <w:rFonts w:eastAsia="Calibri"/>
-                <w:bCs/>
-                <w:sz w:val="24"/>
-                <w:lang w:val="en-US"/>
-              </w:rPr>
-              <w:t>.2025</w:t>
-            </w:r>
-            <w:r>
-              <w:rPr>
-                <w:rFonts w:eastAsia="Calibri"/>
-                <w:bCs/>
-                <w:sz w:val="24"/>
-              </w:rPr>
-              <w:t xml:space="preserve"> </w:t>
-            </w:r>
-            <w:r>
-              <w:rPr>
-                <w:bCs/>
-                <w:sz w:val="24"/>
-              </w:rPr>
-              <w:t>–</w:t>
-            </w:r>
-            <w:r>
-              <w:rPr>
-                <w:rFonts w:eastAsia="Calibri"/>
-                <w:bCs/>
-                <w:sz w:val="24"/>
-              </w:rPr>
-              <w:t xml:space="preserve"> 09</w:t>
-            </w:r>
-            <w:r>
-              <w:rPr>
-                <w:rFonts w:eastAsia="Calibri"/>
-                <w:bCs/>
-                <w:sz w:val="24"/>
-                <w:lang w:val="en-US"/>
-              </w:rPr>
-              <w:t>.</w:t>
-            </w:r>
-            <w:r>
-              <w:rPr>
-                <w:rFonts w:eastAsia="Calibri"/>
-                <w:bCs/>
-                <w:sz w:val="24"/>
-              </w:rPr>
-              <w:t>11</w:t>
-            </w:r>
-            <w:r>
-              <w:rPr>
-                <w:rFonts w:eastAsia="Calibri"/>
-                <w:bCs/>
-                <w:sz w:val="24"/>
-                <w:lang w:val="en-US"/>
-              </w:rPr>
-              <w:t>.2025</w:t>
+              <w:t>Доработка конечного продукта</w:t>
             </w:r>
           </w:p>
         </w:tc>
         <w:tc>
           <w:tcPr>
-            <w:tcW w:w="1448" w:type="pct"/>
-            <w:vAlign w:val="center"/>
+            <w:tcW w:w="834" w:type="pct"/>
+          </w:tcPr>
+          <w:p>
+            <w:pPr>
+              <w:spacing w:line="23" w:lineRule="atLeast"/>
+              <w:ind w:firstLine="0"/>
+              <w:jc w:val="right"/>
+              <w:rPr>
+                <w:rFonts w:eastAsia="Calibri"/>
+                <w:bCs/>
+                <w:sz w:val="24"/>
+              </w:rPr>
+            </w:pPr>
+            <w:r>
+              <w:rPr>
+                <w:rFonts w:eastAsia="Calibri"/>
+                <w:bCs/>
+                <w:sz w:val="24"/>
+              </w:rPr>
+              <w:t>28</w:t>
+            </w:r>
+            <w:r>
+              <w:rPr>
+                <w:rFonts w:eastAsia="Calibri"/>
+                <w:bCs/>
+                <w:sz w:val="24"/>
+                <w:lang w:val="en-US"/>
+              </w:rPr>
+              <w:t>.</w:t>
+            </w:r>
+            <w:r>
+              <w:rPr>
+                <w:rFonts w:eastAsia="Calibri"/>
+                <w:bCs/>
+                <w:sz w:val="24"/>
+              </w:rPr>
+              <w:t>12</w:t>
+            </w:r>
+            <w:r>
+              <w:rPr>
+                <w:rFonts w:eastAsia="Calibri"/>
+                <w:bCs/>
+                <w:sz w:val="24"/>
+                <w:lang w:val="en-US"/>
+              </w:rPr>
+              <w:t>.2025</w:t>
+            </w:r>
+            <w:r>
+              <w:rPr>
+                <w:rFonts w:eastAsia="Calibri"/>
+                <w:bCs/>
+                <w:sz w:val="24"/>
+              </w:rPr>
+              <w:t xml:space="preserve"> </w:t>
+            </w:r>
+            <w:r>
+              <w:rPr>
+                <w:bCs/>
+                <w:sz w:val="24"/>
+              </w:rPr>
+              <w:t>–</w:t>
+            </w:r>
+            <w:r>
+              <w:rPr>
+                <w:rFonts w:eastAsia="Calibri"/>
+                <w:bCs/>
+                <w:sz w:val="24"/>
+              </w:rPr>
+              <w:t xml:space="preserve"> 15</w:t>
+            </w:r>
+            <w:r>
+              <w:rPr>
+                <w:rFonts w:eastAsia="Calibri"/>
+                <w:bCs/>
+                <w:sz w:val="24"/>
+                <w:lang w:val="en-US"/>
+              </w:rPr>
+              <w:t>.</w:t>
+            </w:r>
+            <w:r>
+              <w:rPr>
+                <w:rFonts w:eastAsia="Calibri"/>
+                <w:bCs/>
+                <w:sz w:val="24"/>
+              </w:rPr>
+              <w:t>05</w:t>
+            </w:r>
+            <w:r>
+              <w:rPr>
+                <w:rFonts w:eastAsia="Calibri"/>
+                <w:bCs/>
+                <w:sz w:val="24"/>
+                <w:lang w:val="en-US"/>
+              </w:rPr>
+              <w:t>.202</w:t>
+            </w:r>
+            <w:r>
+              <w:rPr>
+                <w:rFonts w:eastAsia="Calibri"/>
+                <w:bCs/>
+                <w:sz w:val="24"/>
+              </w:rPr>
+              <w:t>6</w:t>
+            </w:r>
+          </w:p>
+        </w:tc>
+        <w:tc>
+          <w:tcPr>
+            <w:tcW w:w="1445" w:type="pct"/>
           </w:tcPr>
           <w:p>
             <w:pPr>
@@ -6464,8 +8398,7 @@
         </w:tc>
         <w:tc>
           <w:tcPr>
-            <w:tcW w:w="1267" w:type="pct"/>
-            <w:vAlign w:val="center"/>
+            <w:tcW w:w="1263" w:type="pct"/>
           </w:tcPr>
           <w:p>
             <w:pPr>
@@ -6484,1479 +8417,6 @@
                 <w:bCs/>
                 <w:sz w:val="24"/>
               </w:rPr>
-              <w:t>Произведена разработка конечного продукта с полной функциональностью</w:t>
-            </w:r>
-          </w:p>
-        </w:tc>
-      </w:tr>
-      <w:tr>
-        <w:trPr>
-          <w:cantSplit/>
-          <w:trHeight w:val="454"/>
-        </w:trPr>
-        <w:tc>
-          <w:tcPr>
-            <w:tcW w:w="302" w:type="pct"/>
-            <w:vAlign w:val="center"/>
-          </w:tcPr>
-          <w:p>
-            <w:pPr>
-              <w:spacing w:line="23" w:lineRule="atLeast"/>
-              <w:ind w:firstLine="0"/>
-              <w:jc w:val="center"/>
-              <w:rPr>
-                <w:rFonts w:eastAsia="Calibri"/>
-                <w:bCs/>
-                <w:sz w:val="24"/>
-              </w:rPr>
-            </w:pPr>
-            <w:r>
-              <w:rPr>
-                <w:rFonts w:eastAsia="Calibri"/>
-                <w:bCs/>
-                <w:sz w:val="24"/>
-              </w:rPr>
-              <w:t>3.5</w:t>
-            </w:r>
-          </w:p>
-        </w:tc>
-        <w:tc>
-          <w:tcPr>
-            <w:tcW w:w="1182" w:type="pct"/>
-            <w:vAlign w:val="center"/>
-          </w:tcPr>
-          <w:p>
-            <w:pPr>
-              <w:spacing w:line="23" w:lineRule="atLeast"/>
-              <w:ind w:firstLine="0"/>
-              <w:jc w:val="left"/>
-              <w:rPr>
-                <w:rFonts w:eastAsia="Calibri"/>
-                <w:bCs/>
-                <w:sz w:val="24"/>
-              </w:rPr>
-            </w:pPr>
-            <w:r>
-              <w:rPr>
-                <w:rFonts w:eastAsia="Calibri"/>
-                <w:bCs/>
-                <w:sz w:val="24"/>
-              </w:rPr>
-              <w:t>Тестирование конечного продукта</w:t>
-            </w:r>
-          </w:p>
-        </w:tc>
-        <w:tc>
-          <w:tcPr>
-            <w:tcW w:w="801" w:type="pct"/>
-          </w:tcPr>
-          <w:p>
-            <w:pPr>
-              <w:spacing w:line="23" w:lineRule="atLeast"/>
-              <w:ind w:firstLine="0"/>
-              <w:jc w:val="left"/>
-              <w:rPr>
-                <w:rFonts w:eastAsia="Calibri"/>
-                <w:bCs/>
-                <w:sz w:val="24"/>
-                <w:lang w:val="en-US"/>
-              </w:rPr>
-            </w:pPr>
-            <w:r>
-              <w:rPr>
-                <w:rFonts w:eastAsia="Calibri"/>
-                <w:bCs/>
-                <w:sz w:val="24"/>
-              </w:rPr>
-              <w:t>10</w:t>
-            </w:r>
-            <w:r>
-              <w:rPr>
-                <w:rFonts w:eastAsia="Calibri"/>
-                <w:bCs/>
-                <w:sz w:val="24"/>
-                <w:lang w:val="en-US"/>
-              </w:rPr>
-              <w:t>.</w:t>
-            </w:r>
-            <w:r>
-              <w:rPr>
-                <w:rFonts w:eastAsia="Calibri"/>
-                <w:bCs/>
-                <w:sz w:val="24"/>
-              </w:rPr>
-              <w:t>11</w:t>
-            </w:r>
-            <w:r>
-              <w:rPr>
-                <w:rFonts w:eastAsia="Calibri"/>
-                <w:bCs/>
-                <w:sz w:val="24"/>
-                <w:lang w:val="en-US"/>
-              </w:rPr>
-              <w:t>.2025</w:t>
-            </w:r>
-            <w:r>
-              <w:rPr>
-                <w:rFonts w:eastAsia="Calibri"/>
-                <w:bCs/>
-                <w:sz w:val="24"/>
-              </w:rPr>
-              <w:t xml:space="preserve"> </w:t>
-            </w:r>
-            <w:r>
-              <w:rPr>
-                <w:bCs/>
-                <w:sz w:val="24"/>
-              </w:rPr>
-              <w:t>–</w:t>
-            </w:r>
-            <w:r>
-              <w:rPr>
-                <w:rFonts w:eastAsia="Calibri"/>
-                <w:bCs/>
-                <w:sz w:val="24"/>
-              </w:rPr>
-              <w:t xml:space="preserve"> 24</w:t>
-            </w:r>
-            <w:r>
-              <w:rPr>
-                <w:rFonts w:eastAsia="Calibri"/>
-                <w:bCs/>
-                <w:sz w:val="24"/>
-                <w:lang w:val="en-US"/>
-              </w:rPr>
-              <w:t>.</w:t>
-            </w:r>
-            <w:r>
-              <w:rPr>
-                <w:rFonts w:eastAsia="Calibri"/>
-                <w:bCs/>
-                <w:sz w:val="24"/>
-              </w:rPr>
-              <w:t>11</w:t>
-            </w:r>
-            <w:r>
-              <w:rPr>
-                <w:rFonts w:eastAsia="Calibri"/>
-                <w:bCs/>
-                <w:sz w:val="24"/>
-                <w:lang w:val="en-US"/>
-              </w:rPr>
-              <w:t>.2025</w:t>
-            </w:r>
-          </w:p>
-        </w:tc>
-        <w:tc>
-          <w:tcPr>
-            <w:tcW w:w="1448" w:type="pct"/>
-            <w:vAlign w:val="center"/>
-          </w:tcPr>
-          <w:p>
-            <w:pPr>
-              <w:spacing w:line="23" w:lineRule="atLeast"/>
-              <w:ind w:firstLine="0"/>
-              <w:jc w:val="left"/>
-              <w:rPr>
-                <w:rFonts w:eastAsia="Calibri"/>
-                <w:bCs/>
-                <w:sz w:val="24"/>
-              </w:rPr>
-            </w:pPr>
-            <w:r>
-              <w:rPr>
-                <w:bCs/>
-                <w:sz w:val="24"/>
-              </w:rPr>
-              <w:t xml:space="preserve">О – </w:t>
-            </w:r>
-            <w:r>
-              <w:rPr>
-                <w:rFonts w:eastAsia="Calibri"/>
-                <w:bCs/>
-                <w:sz w:val="24"/>
-              </w:rPr>
-              <w:t>Кринкин О.А., Мурашов Г.А., Савкина Ю.В., Калинин. И.С., Яичков Н.И.</w:t>
-            </w:r>
-          </w:p>
-        </w:tc>
-        <w:tc>
-          <w:tcPr>
-            <w:tcW w:w="1267" w:type="pct"/>
-            <w:vAlign w:val="center"/>
-          </w:tcPr>
-          <w:p>
-            <w:pPr>
-              <w:spacing w:line="23" w:lineRule="atLeast"/>
-              <w:ind w:firstLine="0"/>
-              <w:jc w:val="left"/>
-              <w:rPr>
-                <w:rFonts w:eastAsia="Calibri"/>
-                <w:bCs/>
-                <w:sz w:val="24"/>
-              </w:rPr>
-            </w:pPr>
-            <w:r>
-              <w:rPr>
-                <w:rFonts w:eastAsia="Calibri"/>
-                <w:bCs/>
-                <w:sz w:val="24"/>
-              </w:rPr>
-              <w:t>Продукт протестирован на различных тестовых наборах данных</w:t>
-            </w:r>
-          </w:p>
-        </w:tc>
-      </w:tr>
-      <w:tr>
-        <w:trPr>
-          <w:cantSplit/>
-          <w:trHeight w:val="454"/>
-        </w:trPr>
-        <w:tc>
-          <w:tcPr>
-            <w:tcW w:w="302" w:type="pct"/>
-            <w:vAlign w:val="center"/>
-          </w:tcPr>
-          <w:p>
-            <w:pPr>
-              <w:spacing w:line="23" w:lineRule="atLeast"/>
-              <w:ind w:firstLine="0"/>
-              <w:jc w:val="center"/>
-              <w:rPr>
-                <w:rFonts w:eastAsia="Calibri"/>
-                <w:bCs/>
-                <w:sz w:val="24"/>
-              </w:rPr>
-            </w:pPr>
-            <w:r>
-              <w:rPr>
-                <w:rFonts w:eastAsia="Calibri"/>
-                <w:bCs/>
-                <w:sz w:val="24"/>
-              </w:rPr>
-              <w:t>3.6</w:t>
-            </w:r>
-          </w:p>
-        </w:tc>
-        <w:tc>
-          <w:tcPr>
-            <w:tcW w:w="1182" w:type="pct"/>
-            <w:vAlign w:val="center"/>
-          </w:tcPr>
-          <w:p>
-            <w:pPr>
-              <w:spacing w:line="23" w:lineRule="atLeast"/>
-              <w:ind w:firstLine="0"/>
-              <w:jc w:val="left"/>
-              <w:rPr>
-                <w:rFonts w:eastAsia="Calibri"/>
-                <w:bCs/>
-                <w:sz w:val="24"/>
-              </w:rPr>
-            </w:pPr>
-            <w:r>
-              <w:rPr>
-                <w:rFonts w:eastAsia="Calibri"/>
-                <w:bCs/>
-                <w:sz w:val="24"/>
-              </w:rPr>
-              <w:t>Представление конечного продукта</w:t>
-            </w:r>
-          </w:p>
-        </w:tc>
-        <w:tc>
-          <w:tcPr>
-            <w:tcW w:w="801" w:type="pct"/>
-          </w:tcPr>
-          <w:p>
-            <w:pPr>
-              <w:spacing w:line="23" w:lineRule="atLeast"/>
-              <w:ind w:firstLine="0"/>
-              <w:jc w:val="left"/>
-              <w:rPr>
-                <w:rFonts w:eastAsia="Calibri"/>
-                <w:bCs/>
-                <w:sz w:val="24"/>
-              </w:rPr>
-            </w:pPr>
-            <w:r>
-              <w:rPr>
-                <w:rFonts w:eastAsia="Calibri"/>
-                <w:bCs/>
-                <w:sz w:val="24"/>
-              </w:rPr>
-              <w:t>25</w:t>
-            </w:r>
-            <w:r>
-              <w:rPr>
-                <w:rFonts w:eastAsia="Calibri"/>
-                <w:bCs/>
-                <w:sz w:val="24"/>
-                <w:lang w:val="en-US"/>
-              </w:rPr>
-              <w:t>.</w:t>
-            </w:r>
-            <w:r>
-              <w:rPr>
-                <w:rFonts w:eastAsia="Calibri"/>
-                <w:bCs/>
-                <w:sz w:val="24"/>
-              </w:rPr>
-              <w:t>11</w:t>
-            </w:r>
-            <w:r>
-              <w:rPr>
-                <w:rFonts w:eastAsia="Calibri"/>
-                <w:bCs/>
-                <w:sz w:val="24"/>
-                <w:lang w:val="en-US"/>
-              </w:rPr>
-              <w:t>.2025</w:t>
-            </w:r>
-          </w:p>
-        </w:tc>
-        <w:tc>
-          <w:tcPr>
-            <w:tcW w:w="1448" w:type="pct"/>
-            <w:vAlign w:val="center"/>
-          </w:tcPr>
-          <w:p>
-            <w:pPr>
-              <w:spacing w:line="23" w:lineRule="atLeast"/>
-              <w:ind w:firstLine="0"/>
-              <w:jc w:val="left"/>
-              <w:rPr>
-                <w:rFonts w:eastAsia="Calibri"/>
-                <w:bCs/>
-                <w:sz w:val="24"/>
-              </w:rPr>
-            </w:pPr>
-            <w:r>
-              <w:rPr>
-                <w:bCs/>
-                <w:sz w:val="24"/>
-              </w:rPr>
-              <w:t xml:space="preserve">О – </w:t>
-            </w:r>
-            <w:r>
-              <w:rPr>
-                <w:rFonts w:eastAsia="Calibri"/>
-                <w:bCs/>
-                <w:sz w:val="24"/>
-              </w:rPr>
-              <w:t>Кринкин О.А., Мурашов Г.А., Савкина Ю.В., Калинин. И.С., Яичков Н.И.</w:t>
-            </w:r>
-          </w:p>
-        </w:tc>
-        <w:tc>
-          <w:tcPr>
-            <w:tcW w:w="1267" w:type="pct"/>
-            <w:vAlign w:val="center"/>
-          </w:tcPr>
-          <w:p>
-            <w:pPr>
-              <w:spacing w:line="23" w:lineRule="atLeast"/>
-              <w:ind w:firstLine="0"/>
-              <w:jc w:val="left"/>
-              <w:rPr>
-                <w:rFonts w:eastAsia="Calibri"/>
-                <w:bCs/>
-                <w:sz w:val="24"/>
-              </w:rPr>
-            </w:pPr>
-            <w:r>
-              <w:rPr>
-                <w:rFonts w:eastAsia="Calibri"/>
-                <w:bCs/>
-                <w:sz w:val="24"/>
-              </w:rPr>
-              <w:t>Конечный продукт представлен заказчику</w:t>
-            </w:r>
-          </w:p>
-        </w:tc>
-      </w:tr>
-      <w:tr>
-        <w:trPr>
-          <w:cantSplit/>
-          <w:trHeight w:val="454"/>
-        </w:trPr>
-        <w:tc>
-          <w:tcPr>
-            <w:tcW w:w="302" w:type="pct"/>
-            <w:vAlign w:val="center"/>
-          </w:tcPr>
-          <w:p>
-            <w:pPr>
-              <w:spacing w:line="23" w:lineRule="atLeast"/>
-              <w:ind w:firstLine="0"/>
-              <w:jc w:val="center"/>
-              <w:rPr>
-                <w:rFonts w:eastAsia="Calibri"/>
-                <w:bCs/>
-                <w:sz w:val="24"/>
-              </w:rPr>
-            </w:pPr>
-            <w:r>
-              <w:rPr>
-                <w:rFonts w:eastAsia="Calibri"/>
-                <w:bCs/>
-                <w:sz w:val="24"/>
-              </w:rPr>
-              <w:t>3.7</w:t>
-            </w:r>
-          </w:p>
-        </w:tc>
-        <w:tc>
-          <w:tcPr>
-            <w:tcW w:w="1182" w:type="pct"/>
-            <w:vAlign w:val="center"/>
-          </w:tcPr>
-          <w:p>
-            <w:pPr>
-              <w:spacing w:line="23" w:lineRule="atLeast"/>
-              <w:ind w:firstLine="0"/>
-              <w:jc w:val="left"/>
-              <w:rPr>
-                <w:rFonts w:eastAsia="Calibri"/>
-                <w:bCs/>
-                <w:sz w:val="24"/>
-              </w:rPr>
-            </w:pPr>
-            <w:r>
-              <w:rPr>
-                <w:rFonts w:eastAsia="Calibri"/>
-                <w:bCs/>
-                <w:sz w:val="24"/>
-              </w:rPr>
-              <w:t>Разработка технической документации</w:t>
-            </w:r>
-          </w:p>
-        </w:tc>
-        <w:tc>
-          <w:tcPr>
-            <w:tcW w:w="801" w:type="pct"/>
-          </w:tcPr>
-          <w:p>
-            <w:pPr>
-              <w:spacing w:line="23" w:lineRule="atLeast"/>
-              <w:ind w:firstLine="0"/>
-              <w:jc w:val="left"/>
-              <w:rPr>
-                <w:rFonts w:eastAsia="Calibri"/>
-                <w:bCs/>
-                <w:sz w:val="24"/>
-                <w:lang w:val="en-US"/>
-              </w:rPr>
-            </w:pPr>
-            <w:r>
-              <w:rPr>
-                <w:rFonts w:eastAsia="Calibri"/>
-                <w:bCs/>
-                <w:sz w:val="24"/>
-              </w:rPr>
-              <w:t>26</w:t>
-            </w:r>
-            <w:r>
-              <w:rPr>
-                <w:rFonts w:eastAsia="Calibri"/>
-                <w:bCs/>
-                <w:sz w:val="24"/>
-                <w:lang w:val="en-US"/>
-              </w:rPr>
-              <w:t>.</w:t>
-            </w:r>
-            <w:r>
-              <w:rPr>
-                <w:rFonts w:eastAsia="Calibri"/>
-                <w:bCs/>
-                <w:sz w:val="24"/>
-              </w:rPr>
-              <w:t>11</w:t>
-            </w:r>
-            <w:r>
-              <w:rPr>
-                <w:rFonts w:eastAsia="Calibri"/>
-                <w:bCs/>
-                <w:sz w:val="24"/>
-                <w:lang w:val="en-US"/>
-              </w:rPr>
-              <w:t>.2025</w:t>
-            </w:r>
-            <w:r>
-              <w:rPr>
-                <w:rFonts w:eastAsia="Calibri"/>
-                <w:bCs/>
-                <w:sz w:val="24"/>
-              </w:rPr>
-              <w:t xml:space="preserve"> </w:t>
-            </w:r>
-            <w:r>
-              <w:rPr>
-                <w:bCs/>
-                <w:sz w:val="24"/>
-              </w:rPr>
-              <w:t>–</w:t>
-            </w:r>
-            <w:r>
-              <w:rPr>
-                <w:rFonts w:eastAsia="Calibri"/>
-                <w:bCs/>
-                <w:sz w:val="24"/>
-              </w:rPr>
-              <w:t xml:space="preserve"> 20</w:t>
-            </w:r>
-            <w:r>
-              <w:rPr>
-                <w:rFonts w:eastAsia="Calibri"/>
-                <w:bCs/>
-                <w:sz w:val="24"/>
-                <w:lang w:val="en-US"/>
-              </w:rPr>
-              <w:t>.</w:t>
-            </w:r>
-            <w:r>
-              <w:rPr>
-                <w:rFonts w:eastAsia="Calibri"/>
-                <w:bCs/>
-                <w:sz w:val="24"/>
-              </w:rPr>
-              <w:t>12</w:t>
-            </w:r>
-            <w:r>
-              <w:rPr>
-                <w:rFonts w:eastAsia="Calibri"/>
-                <w:bCs/>
-                <w:sz w:val="24"/>
-                <w:lang w:val="en-US"/>
-              </w:rPr>
-              <w:t>.2025</w:t>
-            </w:r>
-          </w:p>
-        </w:tc>
-        <w:tc>
-          <w:tcPr>
-            <w:tcW w:w="1448" w:type="pct"/>
-            <w:vAlign w:val="center"/>
-          </w:tcPr>
-          <w:p>
-            <w:pPr>
-              <w:spacing w:line="23" w:lineRule="atLeast"/>
-              <w:ind w:firstLine="0"/>
-              <w:jc w:val="left"/>
-              <w:rPr>
-                <w:rFonts w:eastAsia="Calibri"/>
-                <w:bCs/>
-                <w:sz w:val="24"/>
-              </w:rPr>
-            </w:pPr>
-            <w:r>
-              <w:rPr>
-                <w:bCs/>
-                <w:sz w:val="24"/>
-              </w:rPr>
-              <w:t xml:space="preserve">О – </w:t>
-            </w:r>
-            <w:r>
-              <w:rPr>
-                <w:rFonts w:eastAsia="Calibri"/>
-                <w:bCs/>
-                <w:sz w:val="24"/>
-              </w:rPr>
-              <w:t>Кринкин О.А., Мурашов Г.А., Савкина Ю.В., Калинин. И.С., Яичков Н.И.</w:t>
-            </w:r>
-          </w:p>
-        </w:tc>
-        <w:tc>
-          <w:tcPr>
-            <w:tcW w:w="1267" w:type="pct"/>
-            <w:vAlign w:val="center"/>
-          </w:tcPr>
-          <w:p>
-            <w:pPr>
-              <w:spacing w:line="23" w:lineRule="atLeast"/>
-              <w:ind w:firstLine="0"/>
-              <w:jc w:val="left"/>
-              <w:rPr>
-                <w:rFonts w:eastAsia="Calibri"/>
-                <w:bCs/>
-                <w:sz w:val="24"/>
-              </w:rPr>
-            </w:pPr>
-            <w:r>
-              <w:rPr>
-                <w:rFonts w:eastAsia="Calibri"/>
-                <w:bCs/>
-                <w:sz w:val="24"/>
-              </w:rPr>
-              <w:t>Разработана техническая документация для конечного продукта</w:t>
-            </w:r>
-          </w:p>
-        </w:tc>
-      </w:tr>
-      <w:tr>
-        <w:trPr>
-          <w:cantSplit/>
-          <w:trHeight w:val="454"/>
-        </w:trPr>
-        <w:tc>
-          <w:tcPr>
-            <w:tcW w:w="5000" w:type="pct"/>
-            <w:gridSpan w:val="5"/>
-            <w:vAlign w:val="center"/>
-          </w:tcPr>
-          <w:p>
-            <w:pPr>
-              <w:spacing w:line="23" w:lineRule="atLeast"/>
-              <w:ind w:firstLine="0"/>
-              <w:jc w:val="left"/>
-              <w:rPr>
-                <w:rFonts w:eastAsia="Calibri"/>
-                <w:bCs/>
-                <w:sz w:val="24"/>
-              </w:rPr>
-            </w:pPr>
-            <w:r>
-              <w:rPr>
-                <w:rFonts w:eastAsia="Calibri"/>
-                <w:bCs/>
-                <w:sz w:val="24"/>
-              </w:rPr>
-              <w:t>Этап 4. Внедрение</w:t>
-            </w:r>
-          </w:p>
-        </w:tc>
-      </w:tr>
-      <w:tr>
-        <w:trPr>
-          <w:cantSplit/>
-          <w:trHeight w:val="454"/>
-        </w:trPr>
-        <w:tc>
-          <w:tcPr>
-            <w:tcW w:w="302" w:type="pct"/>
-            <w:vAlign w:val="center"/>
-          </w:tcPr>
-          <w:p>
-            <w:pPr>
-              <w:spacing w:line="23" w:lineRule="atLeast"/>
-              <w:ind w:firstLine="0"/>
-              <w:jc w:val="center"/>
-              <w:rPr>
-                <w:rFonts w:eastAsia="Calibri"/>
-                <w:bCs/>
-                <w:sz w:val="24"/>
-              </w:rPr>
-            </w:pPr>
-            <w:r>
-              <w:rPr>
-                <w:rFonts w:eastAsia="Calibri"/>
-                <w:bCs/>
-                <w:sz w:val="24"/>
-              </w:rPr>
-              <w:t>4.1</w:t>
-            </w:r>
-          </w:p>
-        </w:tc>
-        <w:tc>
-          <w:tcPr>
-            <w:tcW w:w="1182" w:type="pct"/>
-            <w:vAlign w:val="center"/>
-          </w:tcPr>
-          <w:p>
-            <w:pPr>
-              <w:spacing w:line="23" w:lineRule="atLeast"/>
-              <w:ind w:firstLine="0"/>
-              <w:jc w:val="left"/>
-              <w:rPr>
-                <w:rFonts w:eastAsia="Calibri"/>
-                <w:bCs/>
-                <w:sz w:val="24"/>
-              </w:rPr>
-            </w:pPr>
-            <w:r>
-              <w:rPr>
-                <w:rFonts w:eastAsia="Calibri"/>
-                <w:bCs/>
-                <w:sz w:val="24"/>
-              </w:rPr>
-              <w:t>Создание руководства пользователя</w:t>
-            </w:r>
-          </w:p>
-        </w:tc>
-        <w:tc>
-          <w:tcPr>
-            <w:tcW w:w="801" w:type="pct"/>
-          </w:tcPr>
-          <w:p>
-            <w:pPr>
-              <w:spacing w:line="23" w:lineRule="atLeast"/>
-              <w:ind w:firstLine="0"/>
-              <w:jc w:val="left"/>
-              <w:rPr>
-                <w:rFonts w:eastAsia="Calibri"/>
-                <w:bCs/>
-                <w:sz w:val="24"/>
-              </w:rPr>
-            </w:pPr>
-            <w:r>
-              <w:rPr>
-                <w:rFonts w:eastAsia="Calibri"/>
-                <w:bCs/>
-                <w:sz w:val="24"/>
-              </w:rPr>
-              <w:t>20</w:t>
-            </w:r>
-            <w:r>
-              <w:rPr>
-                <w:rFonts w:eastAsia="Calibri"/>
-                <w:bCs/>
-                <w:sz w:val="24"/>
-                <w:lang w:val="en-US"/>
-              </w:rPr>
-              <w:t>.</w:t>
-            </w:r>
-            <w:r>
-              <w:rPr>
-                <w:rFonts w:eastAsia="Calibri"/>
-                <w:bCs/>
-                <w:sz w:val="24"/>
-              </w:rPr>
-              <w:t>12</w:t>
-            </w:r>
-            <w:r>
-              <w:rPr>
-                <w:rFonts w:eastAsia="Calibri"/>
-                <w:bCs/>
-                <w:sz w:val="24"/>
-                <w:lang w:val="en-US"/>
-              </w:rPr>
-              <w:t>.2025</w:t>
-            </w:r>
-            <w:r>
-              <w:rPr>
-                <w:rFonts w:eastAsia="Calibri"/>
-                <w:bCs/>
-                <w:sz w:val="24"/>
-              </w:rPr>
-              <w:t xml:space="preserve"> </w:t>
-            </w:r>
-            <w:r>
-              <w:rPr>
-                <w:bCs/>
-                <w:sz w:val="24"/>
-              </w:rPr>
-              <w:t>–</w:t>
-            </w:r>
-            <w:r>
-              <w:rPr>
-                <w:rFonts w:eastAsia="Calibri"/>
-                <w:bCs/>
-                <w:sz w:val="24"/>
-              </w:rPr>
-              <w:t xml:space="preserve"> 24</w:t>
-            </w:r>
-            <w:r>
-              <w:rPr>
-                <w:rFonts w:eastAsia="Calibri"/>
-                <w:bCs/>
-                <w:sz w:val="24"/>
-                <w:lang w:val="en-US"/>
-              </w:rPr>
-              <w:t>.</w:t>
-            </w:r>
-            <w:r>
-              <w:rPr>
-                <w:rFonts w:eastAsia="Calibri"/>
-                <w:bCs/>
-                <w:sz w:val="24"/>
-              </w:rPr>
-              <w:t>12</w:t>
-            </w:r>
-            <w:r>
-              <w:rPr>
-                <w:rFonts w:eastAsia="Calibri"/>
-                <w:bCs/>
-                <w:sz w:val="24"/>
-                <w:lang w:val="en-US"/>
-              </w:rPr>
-              <w:t>.2025</w:t>
-            </w:r>
-          </w:p>
-        </w:tc>
-        <w:tc>
-          <w:tcPr>
-            <w:tcW w:w="1448" w:type="pct"/>
-            <w:vAlign w:val="center"/>
-          </w:tcPr>
-          <w:p>
-            <w:pPr>
-              <w:spacing w:line="23" w:lineRule="atLeast"/>
-              <w:ind w:firstLine="0"/>
-              <w:jc w:val="left"/>
-              <w:rPr>
-                <w:rFonts w:eastAsia="Calibri"/>
-                <w:bCs/>
-                <w:sz w:val="24"/>
-              </w:rPr>
-            </w:pPr>
-            <w:r>
-              <w:rPr>
-                <w:bCs/>
-                <w:sz w:val="24"/>
-              </w:rPr>
-              <w:t xml:space="preserve">О – </w:t>
-            </w:r>
-            <w:r>
-              <w:rPr>
-                <w:rFonts w:eastAsia="Calibri"/>
-                <w:bCs/>
-                <w:sz w:val="24"/>
-              </w:rPr>
-              <w:t>Кринкин О.А., Мурашов Г.А., Савкина Ю.В., Калинин. И.С., Яичков Н.И.</w:t>
-            </w:r>
-          </w:p>
-        </w:tc>
-        <w:tc>
-          <w:tcPr>
-            <w:tcW w:w="1267" w:type="pct"/>
-            <w:vAlign w:val="center"/>
-          </w:tcPr>
-          <w:p>
-            <w:pPr>
-              <w:spacing w:line="23" w:lineRule="atLeast"/>
-              <w:ind w:firstLine="0"/>
-              <w:jc w:val="left"/>
-              <w:rPr>
-                <w:rFonts w:eastAsia="Calibri"/>
-                <w:bCs/>
-                <w:sz w:val="24"/>
-              </w:rPr>
-            </w:pPr>
-            <w:r>
-              <w:rPr>
-                <w:rFonts w:eastAsia="Calibri"/>
-                <w:bCs/>
-                <w:sz w:val="24"/>
-              </w:rPr>
-              <w:t>Создано руководство пользователя для продукта</w:t>
-            </w:r>
-          </w:p>
-        </w:tc>
-      </w:tr>
-      <w:tr>
-        <w:trPr>
-          <w:cantSplit/>
-          <w:trHeight w:val="454"/>
-        </w:trPr>
-        <w:tc>
-          <w:tcPr>
-            <w:tcW w:w="302" w:type="pct"/>
-            <w:vAlign w:val="center"/>
-          </w:tcPr>
-          <w:p>
-            <w:pPr>
-              <w:spacing w:line="23" w:lineRule="atLeast"/>
-              <w:ind w:firstLine="0"/>
-              <w:jc w:val="center"/>
-              <w:rPr>
-                <w:rFonts w:eastAsia="Calibri"/>
-                <w:bCs/>
-                <w:sz w:val="24"/>
-              </w:rPr>
-            </w:pPr>
-            <w:r>
-              <w:rPr>
-                <w:rFonts w:eastAsia="Calibri"/>
-                <w:bCs/>
-                <w:sz w:val="24"/>
-              </w:rPr>
-              <w:lastRenderedPageBreak/>
-              <w:t>4.2</w:t>
-            </w:r>
-          </w:p>
-        </w:tc>
-        <w:tc>
-          <w:tcPr>
-            <w:tcW w:w="1182" w:type="pct"/>
-            <w:vAlign w:val="center"/>
-          </w:tcPr>
-          <w:p>
-            <w:pPr>
-              <w:spacing w:line="23" w:lineRule="atLeast"/>
-              <w:ind w:firstLine="0"/>
-              <w:jc w:val="left"/>
-              <w:rPr>
-                <w:rFonts w:eastAsia="Calibri"/>
-                <w:bCs/>
-                <w:sz w:val="24"/>
-              </w:rPr>
-            </w:pPr>
-            <w:r>
-              <w:rPr>
-                <w:rFonts w:eastAsia="Calibri"/>
-                <w:bCs/>
-                <w:sz w:val="24"/>
-              </w:rPr>
-              <w:t xml:space="preserve">Установка продукта на компьютеры сотрудников </w:t>
-            </w:r>
-          </w:p>
-        </w:tc>
-        <w:tc>
-          <w:tcPr>
-            <w:tcW w:w="801" w:type="pct"/>
-          </w:tcPr>
-          <w:p>
-            <w:pPr>
-              <w:spacing w:line="23" w:lineRule="atLeast"/>
-              <w:ind w:firstLine="0"/>
-              <w:jc w:val="left"/>
-              <w:rPr>
-                <w:rFonts w:eastAsia="Calibri"/>
-                <w:bCs/>
-                <w:sz w:val="24"/>
-              </w:rPr>
-            </w:pPr>
-            <w:r>
-              <w:rPr>
-                <w:rFonts w:eastAsia="Calibri"/>
-                <w:bCs/>
-                <w:sz w:val="24"/>
-              </w:rPr>
-              <w:t>25</w:t>
-            </w:r>
-            <w:r>
-              <w:rPr>
-                <w:rFonts w:eastAsia="Calibri"/>
-                <w:bCs/>
-                <w:sz w:val="24"/>
-                <w:lang w:val="en-US"/>
-              </w:rPr>
-              <w:t>.</w:t>
-            </w:r>
-            <w:r>
-              <w:rPr>
-                <w:rFonts w:eastAsia="Calibri"/>
-                <w:bCs/>
-                <w:sz w:val="24"/>
-              </w:rPr>
-              <w:t>12</w:t>
-            </w:r>
-            <w:r>
-              <w:rPr>
-                <w:rFonts w:eastAsia="Calibri"/>
-                <w:bCs/>
-                <w:sz w:val="24"/>
-                <w:lang w:val="en-US"/>
-              </w:rPr>
-              <w:t>.2025</w:t>
-            </w:r>
-            <w:r>
-              <w:rPr>
-                <w:rFonts w:eastAsia="Calibri"/>
-                <w:bCs/>
-                <w:sz w:val="24"/>
-              </w:rPr>
-              <w:t xml:space="preserve"> </w:t>
-            </w:r>
-            <w:r>
-              <w:rPr>
-                <w:bCs/>
-                <w:sz w:val="24"/>
-              </w:rPr>
-              <w:t>–</w:t>
-            </w:r>
-            <w:r>
-              <w:rPr>
-                <w:rFonts w:eastAsia="Calibri"/>
-                <w:bCs/>
-                <w:sz w:val="24"/>
-              </w:rPr>
-              <w:t xml:space="preserve"> 26</w:t>
-            </w:r>
-            <w:r>
-              <w:rPr>
-                <w:rFonts w:eastAsia="Calibri"/>
-                <w:bCs/>
-                <w:sz w:val="24"/>
-                <w:lang w:val="en-US"/>
-              </w:rPr>
-              <w:t>.</w:t>
-            </w:r>
-            <w:r>
-              <w:rPr>
-                <w:rFonts w:eastAsia="Calibri"/>
-                <w:bCs/>
-                <w:sz w:val="24"/>
-              </w:rPr>
-              <w:t>12</w:t>
-            </w:r>
-            <w:r>
-              <w:rPr>
-                <w:rFonts w:eastAsia="Calibri"/>
-                <w:bCs/>
-                <w:sz w:val="24"/>
-                <w:lang w:val="en-US"/>
-              </w:rPr>
-              <w:t>.2025</w:t>
-            </w:r>
-          </w:p>
-        </w:tc>
-        <w:tc>
-          <w:tcPr>
-            <w:tcW w:w="1448" w:type="pct"/>
-            <w:vAlign w:val="center"/>
-          </w:tcPr>
-          <w:p>
-            <w:pPr>
-              <w:spacing w:line="23" w:lineRule="atLeast"/>
-              <w:ind w:firstLine="0"/>
-              <w:jc w:val="left"/>
-              <w:rPr>
-                <w:rFonts w:eastAsia="Calibri"/>
-                <w:bCs/>
-                <w:sz w:val="24"/>
-              </w:rPr>
-            </w:pPr>
-            <w:r>
-              <w:rPr>
-                <w:bCs/>
-                <w:sz w:val="24"/>
-              </w:rPr>
-              <w:t xml:space="preserve">О – </w:t>
-            </w:r>
-            <w:r>
-              <w:rPr>
-                <w:rFonts w:eastAsia="Calibri"/>
-                <w:bCs/>
-                <w:sz w:val="24"/>
-              </w:rPr>
-              <w:t>Кринкин О.А., Мурашов Г.А., Савкина Ю.В., Калинин. И.С., Яичков Н.И.</w:t>
-            </w:r>
-          </w:p>
-        </w:tc>
-        <w:tc>
-          <w:tcPr>
-            <w:tcW w:w="1267" w:type="pct"/>
-            <w:vAlign w:val="center"/>
-          </w:tcPr>
-          <w:p>
-            <w:pPr>
-              <w:spacing w:line="23" w:lineRule="atLeast"/>
-              <w:ind w:firstLine="0"/>
-              <w:jc w:val="left"/>
-              <w:rPr>
-                <w:rFonts w:eastAsia="Calibri"/>
-                <w:bCs/>
-                <w:sz w:val="24"/>
-              </w:rPr>
-            </w:pPr>
-            <w:r>
-              <w:rPr>
-                <w:rFonts w:eastAsia="Calibri"/>
-                <w:bCs/>
-                <w:sz w:val="24"/>
-              </w:rPr>
-              <w:t>Необходимое программное обеспечение установлено и подготовлено к использованию на компьютерах сотрудников компании</w:t>
-            </w:r>
-          </w:p>
-        </w:tc>
-      </w:tr>
-      <w:tr>
-        <w:trPr>
-          <w:cantSplit/>
-          <w:trHeight w:val="454"/>
-        </w:trPr>
-        <w:tc>
-          <w:tcPr>
-            <w:tcW w:w="302" w:type="pct"/>
-            <w:vAlign w:val="center"/>
-          </w:tcPr>
-          <w:p>
-            <w:pPr>
-              <w:spacing w:line="23" w:lineRule="atLeast"/>
-              <w:ind w:firstLine="0"/>
-              <w:jc w:val="center"/>
-              <w:rPr>
-                <w:rFonts w:eastAsia="Calibri"/>
-                <w:bCs/>
-                <w:sz w:val="24"/>
-              </w:rPr>
-            </w:pPr>
-            <w:r>
-              <w:rPr>
-                <w:rFonts w:eastAsia="Calibri"/>
-                <w:bCs/>
-                <w:sz w:val="24"/>
-              </w:rPr>
-              <w:t>4.3</w:t>
-            </w:r>
-          </w:p>
-        </w:tc>
-        <w:tc>
-          <w:tcPr>
-            <w:tcW w:w="1182" w:type="pct"/>
-            <w:vAlign w:val="center"/>
-          </w:tcPr>
-          <w:p>
-            <w:pPr>
-              <w:spacing w:line="23" w:lineRule="atLeast"/>
-              <w:ind w:firstLine="0"/>
-              <w:jc w:val="left"/>
-              <w:rPr>
-                <w:rFonts w:eastAsia="Calibri"/>
-                <w:bCs/>
-                <w:sz w:val="24"/>
-              </w:rPr>
-            </w:pPr>
-            <w:r>
-              <w:rPr>
-                <w:rFonts w:eastAsia="Calibri"/>
-                <w:bCs/>
-                <w:sz w:val="24"/>
-              </w:rPr>
-              <w:t>Обучение сотрудников компании работе с продуктом</w:t>
-            </w:r>
-          </w:p>
-        </w:tc>
-        <w:tc>
-          <w:tcPr>
-            <w:tcW w:w="801" w:type="pct"/>
-          </w:tcPr>
-          <w:p>
-            <w:pPr>
-              <w:spacing w:line="23" w:lineRule="atLeast"/>
-              <w:ind w:firstLine="0"/>
-              <w:jc w:val="left"/>
-              <w:rPr>
-                <w:rFonts w:eastAsia="Calibri"/>
-                <w:bCs/>
-                <w:sz w:val="24"/>
-              </w:rPr>
-            </w:pPr>
-            <w:r>
-              <w:rPr>
-                <w:rFonts w:eastAsia="Calibri"/>
-                <w:bCs/>
-                <w:sz w:val="24"/>
-              </w:rPr>
-              <w:t>27</w:t>
-            </w:r>
-            <w:r>
-              <w:rPr>
-                <w:rFonts w:eastAsia="Calibri"/>
-                <w:bCs/>
-                <w:sz w:val="24"/>
-                <w:lang w:val="en-US"/>
-              </w:rPr>
-              <w:t>.</w:t>
-            </w:r>
-            <w:r>
-              <w:rPr>
-                <w:rFonts w:eastAsia="Calibri"/>
-                <w:bCs/>
-                <w:sz w:val="24"/>
-              </w:rPr>
-              <w:t>12</w:t>
-            </w:r>
-            <w:r>
-              <w:rPr>
-                <w:rFonts w:eastAsia="Calibri"/>
-                <w:bCs/>
-                <w:sz w:val="24"/>
-                <w:lang w:val="en-US"/>
-              </w:rPr>
-              <w:t>.</w:t>
-            </w:r>
-            <w:r>
-              <w:rPr>
-                <w:rFonts w:eastAsia="Calibri"/>
-                <w:bCs/>
-                <w:sz w:val="24"/>
-              </w:rPr>
-              <w:t>2025</w:t>
-            </w:r>
-          </w:p>
-        </w:tc>
-        <w:tc>
-          <w:tcPr>
-            <w:tcW w:w="1448" w:type="pct"/>
-            <w:vAlign w:val="center"/>
-          </w:tcPr>
-          <w:p>
-            <w:pPr>
-              <w:spacing w:line="23" w:lineRule="atLeast"/>
-              <w:ind w:firstLine="0"/>
-              <w:jc w:val="left"/>
-              <w:rPr>
-                <w:rFonts w:eastAsia="Calibri"/>
-                <w:bCs/>
-                <w:sz w:val="24"/>
-              </w:rPr>
-            </w:pPr>
-            <w:r>
-              <w:rPr>
-                <w:bCs/>
-                <w:sz w:val="24"/>
-              </w:rPr>
-              <w:t xml:space="preserve">О – </w:t>
-            </w:r>
-            <w:r>
-              <w:rPr>
-                <w:rFonts w:eastAsia="Calibri"/>
-                <w:bCs/>
-                <w:sz w:val="24"/>
-              </w:rPr>
-              <w:t>Кринкин О.А., Мурашов Г.А., Савкина Ю.В., Калинин. И.С., Яичков Н.И.</w:t>
-            </w:r>
-          </w:p>
-        </w:tc>
-        <w:tc>
-          <w:tcPr>
-            <w:tcW w:w="1267" w:type="pct"/>
-            <w:vAlign w:val="center"/>
-          </w:tcPr>
-          <w:p>
-            <w:pPr>
-              <w:spacing w:line="23" w:lineRule="atLeast"/>
-              <w:ind w:firstLine="0"/>
-              <w:jc w:val="left"/>
-              <w:rPr>
-                <w:rFonts w:eastAsia="Calibri"/>
-                <w:bCs/>
-                <w:sz w:val="24"/>
-              </w:rPr>
-            </w:pPr>
-            <w:r>
-              <w:rPr>
-                <w:rFonts w:eastAsia="Calibri"/>
-                <w:bCs/>
-                <w:sz w:val="24"/>
-              </w:rPr>
-              <w:t>Сотрудники получили все необходимые инструкции и замечания по работе с продуктом</w:t>
-            </w:r>
-          </w:p>
-        </w:tc>
-      </w:tr>
-      <w:tr>
-        <w:trPr>
-          <w:cantSplit/>
-          <w:trHeight w:val="454"/>
-        </w:trPr>
-        <w:tc>
-          <w:tcPr>
-            <w:tcW w:w="302" w:type="pct"/>
-            <w:vAlign w:val="center"/>
-          </w:tcPr>
-          <w:p>
-            <w:pPr>
-              <w:spacing w:line="23" w:lineRule="atLeast"/>
-              <w:ind w:firstLine="0"/>
-              <w:jc w:val="center"/>
-              <w:rPr>
-                <w:rFonts w:eastAsia="Calibri"/>
-                <w:bCs/>
-                <w:sz w:val="24"/>
-              </w:rPr>
-            </w:pPr>
-            <w:r>
-              <w:rPr>
-                <w:rFonts w:eastAsia="Calibri"/>
-                <w:bCs/>
-                <w:sz w:val="24"/>
-              </w:rPr>
-              <w:t>4.4</w:t>
-            </w:r>
-          </w:p>
-        </w:tc>
-        <w:tc>
-          <w:tcPr>
-            <w:tcW w:w="1182" w:type="pct"/>
-            <w:vAlign w:val="center"/>
-          </w:tcPr>
-          <w:p>
-            <w:pPr>
-              <w:spacing w:line="23" w:lineRule="atLeast"/>
-              <w:ind w:firstLine="0"/>
-              <w:jc w:val="left"/>
-              <w:rPr>
-                <w:rFonts w:eastAsia="Calibri"/>
-                <w:bCs/>
-                <w:sz w:val="24"/>
-              </w:rPr>
-            </w:pPr>
-            <w:r>
-              <w:rPr>
-                <w:rFonts w:eastAsia="Calibri"/>
-                <w:bCs/>
-                <w:sz w:val="24"/>
-              </w:rPr>
-              <w:t>Доработка конечного продукта</w:t>
-            </w:r>
-          </w:p>
-        </w:tc>
-        <w:tc>
-          <w:tcPr>
-            <w:tcW w:w="801" w:type="pct"/>
-          </w:tcPr>
-          <w:p>
-            <w:pPr>
-              <w:spacing w:line="23" w:lineRule="atLeast"/>
-              <w:ind w:firstLine="0"/>
-              <w:jc w:val="left"/>
-              <w:rPr>
-                <w:rFonts w:eastAsia="Calibri"/>
-                <w:bCs/>
-                <w:sz w:val="24"/>
-              </w:rPr>
-            </w:pPr>
-            <w:r>
-              <w:rPr>
-                <w:rFonts w:eastAsia="Calibri"/>
-                <w:bCs/>
-                <w:sz w:val="24"/>
-              </w:rPr>
-              <w:t>28</w:t>
-            </w:r>
-            <w:r>
-              <w:rPr>
-                <w:rFonts w:eastAsia="Calibri"/>
-                <w:bCs/>
-                <w:sz w:val="24"/>
-                <w:lang w:val="en-US"/>
-              </w:rPr>
-              <w:t>.</w:t>
-            </w:r>
-            <w:r>
-              <w:rPr>
-                <w:rFonts w:eastAsia="Calibri"/>
-                <w:bCs/>
-                <w:sz w:val="24"/>
-              </w:rPr>
-              <w:t>12</w:t>
-            </w:r>
-            <w:r>
-              <w:rPr>
-                <w:rFonts w:eastAsia="Calibri"/>
-                <w:bCs/>
-                <w:sz w:val="24"/>
-                <w:lang w:val="en-US"/>
-              </w:rPr>
-              <w:t>.2025</w:t>
-            </w:r>
-            <w:r>
-              <w:rPr>
-                <w:rFonts w:eastAsia="Calibri"/>
-                <w:bCs/>
-                <w:sz w:val="24"/>
-              </w:rPr>
-              <w:t xml:space="preserve"> </w:t>
-            </w:r>
-            <w:r>
-              <w:rPr>
-                <w:bCs/>
-                <w:sz w:val="24"/>
-              </w:rPr>
-              <w:t>–</w:t>
-            </w:r>
-            <w:r>
-              <w:rPr>
-                <w:rFonts w:eastAsia="Calibri"/>
-                <w:bCs/>
-                <w:sz w:val="24"/>
-              </w:rPr>
-              <w:t xml:space="preserve"> 15</w:t>
-            </w:r>
-            <w:r>
-              <w:rPr>
-                <w:rFonts w:eastAsia="Calibri"/>
-                <w:bCs/>
-                <w:sz w:val="24"/>
-                <w:lang w:val="en-US"/>
-              </w:rPr>
-              <w:t>.</w:t>
-            </w:r>
-            <w:r>
-              <w:rPr>
-                <w:rFonts w:eastAsia="Calibri"/>
-                <w:bCs/>
-                <w:sz w:val="24"/>
-              </w:rPr>
-              <w:t>05</w:t>
-            </w:r>
-            <w:r>
-              <w:rPr>
-                <w:rFonts w:eastAsia="Calibri"/>
-                <w:bCs/>
-                <w:sz w:val="24"/>
-                <w:lang w:val="en-US"/>
-              </w:rPr>
-              <w:t>.202</w:t>
-            </w:r>
-            <w:r>
-              <w:rPr>
-                <w:rFonts w:eastAsia="Calibri"/>
-                <w:bCs/>
-                <w:sz w:val="24"/>
-              </w:rPr>
-              <w:t>6</w:t>
-            </w:r>
-          </w:p>
-        </w:tc>
-        <w:tc>
-          <w:tcPr>
-            <w:tcW w:w="1448" w:type="pct"/>
-            <w:vAlign w:val="center"/>
-          </w:tcPr>
-          <w:p>
-            <w:pPr>
-              <w:spacing w:line="23" w:lineRule="atLeast"/>
-              <w:ind w:firstLine="0"/>
-              <w:jc w:val="left"/>
-              <w:rPr>
-                <w:rFonts w:eastAsia="Calibri"/>
-                <w:bCs/>
-                <w:sz w:val="24"/>
-              </w:rPr>
-            </w:pPr>
-            <w:r>
-              <w:rPr>
-                <w:bCs/>
-                <w:sz w:val="24"/>
-              </w:rPr>
-              <w:t xml:space="preserve">О – </w:t>
-            </w:r>
-            <w:r>
-              <w:rPr>
-                <w:rFonts w:eastAsia="Calibri"/>
-                <w:bCs/>
-                <w:sz w:val="24"/>
-              </w:rPr>
-              <w:t>Кринкин О.А., Мурашов Г.А., Савкина Ю.В., Калинин. И.С., Яичков Н.И.</w:t>
-            </w:r>
-          </w:p>
-        </w:tc>
-        <w:tc>
-          <w:tcPr>
-            <w:tcW w:w="1267" w:type="pct"/>
-            <w:vAlign w:val="center"/>
-          </w:tcPr>
-          <w:p>
-            <w:pPr>
-              <w:spacing w:line="23" w:lineRule="atLeast"/>
-              <w:ind w:firstLine="0"/>
-              <w:jc w:val="left"/>
-              <w:rPr>
-                <w:rFonts w:eastAsia="Calibri"/>
-                <w:bCs/>
-                <w:sz w:val="24"/>
-              </w:rPr>
-            </w:pPr>
-            <w:r>
-              <w:rPr>
-                <w:rFonts w:eastAsia="Calibri"/>
-                <w:bCs/>
-                <w:sz w:val="24"/>
-              </w:rPr>
               <w:t>Конечный продукт доработан с учётом замечаний заказчика во время использования</w:t>
             </w:r>
           </w:p>
@@ -7994,7 +8454,7 @@
           <w:lang w:val="ru-RU"/>
         </w:rPr>
       </w:pPr>
-      <w:bookmarkStart w:id="4" w:name="_Toc216476072"/>
+      <w:bookmarkStart w:id="4" w:name="_Toc216869406"/>
       <w:r>
         <w:rPr>
           <w:lang w:val="ru-RU"/>
@@ -10911,7 +11371,7 @@
           <w:lang w:val="ru-RU"/>
         </w:rPr>
       </w:pPr>
-      <w:bookmarkStart w:id="5" w:name="_Toc216476073"/>
+      <w:bookmarkStart w:id="5" w:name="_Toc216869407"/>
       <w:r>
         <w:rPr>
           <w:lang w:val="ru-RU"/>
@@ -11954,7 +12414,7 @@
           <w:lang w:val="ru-RU"/>
         </w:rPr>
       </w:pPr>
-      <w:bookmarkStart w:id="6" w:name="_Toc216476074"/>
+      <w:bookmarkStart w:id="6" w:name="_Toc216869408"/>
       <w:r>
         <w:rPr>
           <w:lang w:val="ru-RU"/>
@@ -13723,7 +14183,7 @@
           <w:lang w:val="ru-RU"/>
         </w:rPr>
       </w:pPr>
-      <w:bookmarkStart w:id="7" w:name="_Toc216476075"/>
+      <w:bookmarkStart w:id="7" w:name="_Toc216869409"/>
       <w:r>
         <w:rPr>
           <w:lang w:val="ru-RU"/>
@@ -13743,7 +14203,108 @@
         <w:rPr>
           <w:lang w:val="ru-RU"/>
         </w:rPr>
-        <w:t>В заключение хочется отметить, что …</w:t>
+        <w:t>В ходе производственной практики (научно-исследовательской работы) была выполнена работа, посвящённая изучению технологий автоматического перевода устной речи в текст на основе методов искусственного интеллекта. Были рассмотрены теоретические основы транскрибирования, современные подходы к автоматическому распознаванию речи, а также проанализированы существующие программные и технические решения.</w:t>
+      </w:r>
+    </w:p>
+    <w:p>
+      <w:pPr>
+        <w:rPr>
+          <w:lang w:val="ru-RU"/>
+        </w:rPr>
+      </w:pPr>
+      <w:r>
+        <w:rPr>
+          <w:lang w:val="ru-RU"/>
+        </w:rPr>
+        <w:t>В рамках практики была сформулирована и обоснована тема работы, а также определены требования к создаваемому программному продукту с учётом точности распознавания, автономности функционирования, защиты данных и экономической целесообразности. Проведённый анализ показал, что облачные сервисы транскрибирования не всегда отвечают требованиям заказчика, особенно в части обеспечения информационной безопасности, что подтверждает необходимость разработки локального решения.</w:t>
+      </w:r>
+    </w:p>
+    <w:p>
+      <w:pPr>
+        <w:rPr>
+          <w:lang w:val="ru-RU"/>
+        </w:rPr>
+      </w:pPr>
+      <w:r>
+        <w:rPr>
+          <w:lang w:val="ru-RU"/>
+        </w:rPr>
+        <w:t xml:space="preserve">Также был осуществлён выбор технологий и инструментальных средств реализации проекта, включая архитектуру системы и средства распознавания речи. По результатам сравнительного анализа была выбрана система </w:t>
+      </w:r>
+      <w:proofErr w:type="spellStart"/>
+      <w:r>
+        <w:rPr>
+          <w:lang w:val="ru-RU"/>
+        </w:rPr>
+        <w:t>WhisperX</w:t>
+      </w:r>
+      <w:proofErr w:type="spellEnd"/>
+      <w:r>
+        <w:rPr>
+          <w:lang w:val="ru-RU"/>
+        </w:rPr>
+        <w:t xml:space="preserve"> как наиболее подходящая для решения поставленных задач.</w:t>
+      </w:r>
+    </w:p>
+    <w:p>
+      <w:pPr>
+        <w:rPr>
+          <w:lang w:val="ru-RU"/>
+        </w:rPr>
+      </w:pPr>
+      <w:r>
+        <w:rPr>
+          <w:lang w:val="ru-RU"/>
+        </w:rPr>
+        <w:t xml:space="preserve">Дополнительно был изучен математический аппарат, лежащий в основе систем автоматического распознавания речи и </w:t>
+      </w:r>
+      <w:proofErr w:type="spellStart"/>
+      <w:r>
+        <w:rPr>
+          <w:lang w:val="ru-RU"/>
+        </w:rPr>
+        <w:t>диаризации</w:t>
+      </w:r>
+      <w:proofErr w:type="spellEnd"/>
+      <w:r>
+        <w:rPr>
+          <w:lang w:val="ru-RU"/>
+        </w:rPr>
+        <w:t>, что позволило лучше понять принципы работы используемых моделей и алгоритмов</w:t>
+      </w:r>
+      <w:r>
+        <w:rPr>
+          <w:lang w:val="ru-RU"/>
+        </w:rPr>
+        <w:t>.</w:t>
+      </w:r>
+    </w:p>
+    <w:p>
+      <w:pPr>
+        <w:rPr>
+          <w:color w:val="000000"/>
+          <w:lang w:val="ru-RU"/>
+        </w:rPr>
+      </w:pPr>
+      <w:r>
+        <w:rPr>
+          <w:color w:val="000000"/>
+          <w:lang w:val="ru-RU"/>
+        </w:rPr>
+        <w:t>Разработка и внедрение продукта позволили сократить время, затрачиваемое на транскрибирование речи и уменьшить количество ошибок, возникающих во время этого процесса для журналистов в компании-заказчике.</w:t>
+      </w:r>
+    </w:p>
+    <w:p>
+      <w:pPr>
+        <w:rPr>
+          <w:lang w:val="ru-RU"/>
+        </w:rPr>
+      </w:pPr>
+      <w:r>
+        <w:rPr>
+          <w:lang w:val="ru-RU"/>
+        </w:rPr>
+        <w:t>Таким образом все цели и задачи научно-исследовательской работы были выполнены в полном объёме.</w:t>
       </w:r>
     </w:p>
     <w:p>
@@ -13769,7 +14330,7 @@
           <w:lang w:val="ru-RU"/>
         </w:rPr>
       </w:pPr>
-      <w:bookmarkStart w:id="8" w:name="_Toc216476076"/>
+      <w:bookmarkStart w:id="8" w:name="_Toc216869410"/>
       <w:r>
         <w:rPr>
           <w:lang w:val="ru-RU"/>
@@ -16712,9 +17273,35 @@
           <w:ilvl w:val="0"/>
           <w:numId w:val="3"/>
         </w:numPr>
-        <w:rPr>
-          <w:sz w:val="48"/>
-        </w:rPr>
+        <w:sectPr>
+          <w:headerReference w:type="even" r:id="rId8"/>
+          <w:headerReference w:type="default" r:id="rId9"/>
+          <w:headerReference w:type="first" r:id="rId10"/>
+          <w:pgSz w:w="11906" w:h="16838"/>
+          <w:pgMar w:top="1134" w:right="850" w:bottom="1134" w:left="1701" w:header="708" w:footer="708" w:gutter="0"/>
+          <w:cols w:space="708"/>
+          <w:titlePg/>
+          <w:docGrid w:linePitch="360"/>
+        </w:sectPr>
+      </w:pPr>
+    </w:p>
+    <w:p>
+      <w:pPr>
+        <w:pStyle w:val="a7"/>
+        <w:numPr>
+          <w:ilvl w:val="0"/>
+          <w:numId w:val="3"/>
+        </w:numPr>
+        <w:rPr>
+          <w:lang w:val="ru-RU"/>
+        </w:rPr>
+        <w:sectPr>
+          <w:pgSz w:w="11906" w:h="16838"/>
+          <w:pgMar w:top="1134" w:right="850" w:bottom="1134" w:left="1701" w:header="708" w:footer="708" w:gutter="0"/>
+          <w:cols w:space="708"/>
+          <w:titlePg/>
+          <w:docGrid w:linePitch="360"/>
+        </w:sectPr>
       </w:pPr>
       <w:r>
         <w:lastRenderedPageBreak/>
@@ -16741,15 +17328,510 @@
         </w:rPr>
         <w:t xml:space="preserve"> (дата обращения: 08.12.12).</w:t>
       </w:r>
+    </w:p>
+    <w:p>
+      <w:pPr>
+        <w:pStyle w:val="1"/>
+        <w:spacing w:line="360" w:lineRule="auto"/>
+        <w:jc w:val="right"/>
+        <w:rPr>
+          <w:lang w:val="ru-RU"/>
+        </w:rPr>
+      </w:pPr>
+      <w:bookmarkStart w:id="9" w:name="_Toc216869411"/>
+      <w:r>
+        <w:rPr>
+          <w:lang w:val="ru-RU"/>
+        </w:rPr>
+        <w:lastRenderedPageBreak/>
+        <w:t>Приложение 1</w:t>
+      </w:r>
+      <w:bookmarkEnd w:id="9"/>
+    </w:p>
+    <w:p>
+      <w:pPr>
+        <w:jc w:val="center"/>
+        <w:rPr>
+          <w:lang w:val="ru-RU"/>
+        </w:rPr>
+      </w:pPr>
+      <w:r>
+        <w:rPr>
+          <w:lang w:val="ru-RU"/>
+        </w:rPr>
+        <w:t>Граф сроков реализации проекта</w:t>
+      </w:r>
+    </w:p>
+    <w:p>
+      <w:pPr>
+        <w:jc w:val="left"/>
+        <w:rPr>
+          <w:lang w:val="ru-RU"/>
+        </w:rPr>
+      </w:pPr>
+      <w:r>
+        <w:rPr>
+          <w:lang w:val="ru-RU"/>
+        </w:rPr>
+        <w:t>На рис. П1.1 представлен</w:t>
+      </w:r>
+      <w:r>
+        <w:rPr>
+          <w:lang w:val="ru-RU"/>
+        </w:rPr>
+        <w:t>а</w:t>
+      </w:r>
+      <w:r>
+        <w:rPr>
+          <w:lang w:val="ru-RU"/>
+        </w:rPr>
+        <w:t xml:space="preserve"> диаграмма </w:t>
+      </w:r>
+      <w:proofErr w:type="spellStart"/>
+      <w:r>
+        <w:rPr>
+          <w:lang w:val="ru-RU"/>
+        </w:rPr>
+        <w:t>Ганта</w:t>
+      </w:r>
+      <w:proofErr w:type="spellEnd"/>
+      <w:r>
+        <w:rPr>
+          <w:lang w:val="ru-RU"/>
+        </w:rPr>
+        <w:t xml:space="preserve"> проекта</w:t>
+      </w:r>
+      <w:r>
+        <w:rPr>
+          <w:lang w:val="ru-RU"/>
+        </w:rPr>
+        <w:t>:</w:t>
+      </w:r>
+    </w:p>
+    <w:p>
+      <w:pPr>
+        <w:keepNext/>
+        <w:jc w:val="center"/>
+      </w:pPr>
+      <w:r>
+        <w:rPr>
+          <w:noProof/>
+          <w:lang w:val="ru-RU"/>
+        </w:rPr>
+        <w:drawing>
+          <wp:inline distT="0" distB="0" distL="0" distR="0">
+            <wp:extent cx="8015977" cy="4020414"/>
+            <wp:effectExtent l="3810" t="0" r="1905" b="1905"/>
+            <wp:docPr id="1806851053" name="Рисунок 2"/>
+            <wp:cNvGraphicFramePr>
+              <a:graphicFrameLocks xmlns:a="http://schemas.openxmlformats.org/drawingml/2006/main" noChangeAspect="1"/>
+            </wp:cNvGraphicFramePr>
+            <a:graphic xmlns:a="http://schemas.openxmlformats.org/drawingml/2006/main">
+              <a:graphicData uri="http://schemas.openxmlformats.org/drawingml/2006/picture">
+                <pic:pic xmlns:pic="http://schemas.openxmlformats.org/drawingml/2006/picture">
+                  <pic:nvPicPr>
+                    <pic:cNvPr id="1806851053" name="Рисунок 1806851053"/>
+                    <pic:cNvPicPr/>
+                  </pic:nvPicPr>
+                  <pic:blipFill>
+                    <a:blip r:embed="rId11" cstate="print">
+                      <a:extLst>
+                        <a:ext uri="{28A0092B-C50C-407E-A947-70E740481C1C}">
+                          <a14:useLocalDpi xmlns:a14="http://schemas.microsoft.com/office/drawing/2010/main" val="0"/>
+                        </a:ext>
+                      </a:extLst>
+                    </a:blip>
+                    <a:stretch>
+                      <a:fillRect/>
+                    </a:stretch>
+                  </pic:blipFill>
+                  <pic:spPr>
+                    <a:xfrm rot="16200000">
+                      <a:off x="0" y="0"/>
+                      <a:ext cx="8222927" cy="4124210"/>
+                    </a:xfrm>
+                    <a:prstGeom prst="rect">
+                      <a:avLst/>
+                    </a:prstGeom>
+                  </pic:spPr>
+                </pic:pic>
+              </a:graphicData>
+            </a:graphic>
+          </wp:inline>
+        </w:drawing>
+      </w:r>
+    </w:p>
+    <w:p>
+      <w:pPr>
+        <w:pStyle w:val="af8"/>
+        <w:jc w:val="center"/>
+        <w:rPr>
+          <w:i w:val="0"/>
+          <w:iCs w:val="0"/>
+          <w:color w:val="000000" w:themeColor="text1"/>
+          <w:sz w:val="28"/>
+          <w:szCs w:val="28"/>
+          <w:lang w:val="ru-RU"/>
+        </w:rPr>
+      </w:pPr>
+      <w:r>
+        <w:rPr>
+          <w:i w:val="0"/>
+          <w:iCs w:val="0"/>
+          <w:color w:val="000000" w:themeColor="text1"/>
+          <w:sz w:val="28"/>
+          <w:szCs w:val="28"/>
+        </w:rPr>
+        <w:t>Рис. П</w:t>
+      </w:r>
+      <w:r>
+        <w:rPr>
+          <w:i w:val="0"/>
+          <w:iCs w:val="0"/>
+          <w:color w:val="000000" w:themeColor="text1"/>
+          <w:sz w:val="28"/>
+          <w:szCs w:val="28"/>
+          <w:lang w:val="ru-RU"/>
+        </w:rPr>
+        <w:t>1</w:t>
+      </w:r>
+      <w:r>
+        <w:rPr>
+          <w:i w:val="0"/>
+          <w:iCs w:val="0"/>
+          <w:color w:val="000000" w:themeColor="text1"/>
+          <w:sz w:val="28"/>
+          <w:szCs w:val="28"/>
+        </w:rPr>
+        <w:t>.</w:t>
+      </w:r>
+      <w:r>
+        <w:rPr>
+          <w:i w:val="0"/>
+          <w:iCs w:val="0"/>
+          <w:color w:val="000000" w:themeColor="text1"/>
+          <w:sz w:val="28"/>
+          <w:szCs w:val="28"/>
+        </w:rPr>
+        <w:fldChar w:fldCharType="begin"/>
+      </w:r>
+      <w:r>
+        <w:rPr>
+          <w:i w:val="0"/>
+          <w:iCs w:val="0"/>
+          <w:color w:val="000000" w:themeColor="text1"/>
+          <w:sz w:val="28"/>
+          <w:szCs w:val="28"/>
+        </w:rPr>
+        <w:instrText xml:space="preserve"> SEQ Рис._П2. \* ARABIC </w:instrText>
+      </w:r>
+      <w:r>
+        <w:rPr>
+          <w:i w:val="0"/>
+          <w:iCs w:val="0"/>
+          <w:color w:val="000000" w:themeColor="text1"/>
+          <w:sz w:val="28"/>
+          <w:szCs w:val="28"/>
+        </w:rPr>
+        <w:fldChar w:fldCharType="separate"/>
+      </w:r>
+      <w:r>
+        <w:rPr>
+          <w:i w:val="0"/>
+          <w:iCs w:val="0"/>
+          <w:noProof/>
+          <w:color w:val="000000" w:themeColor="text1"/>
+          <w:sz w:val="28"/>
+          <w:szCs w:val="28"/>
+        </w:rPr>
+        <w:t>1</w:t>
+      </w:r>
+      <w:r>
+        <w:rPr>
+          <w:i w:val="0"/>
+          <w:iCs w:val="0"/>
+          <w:color w:val="000000" w:themeColor="text1"/>
+          <w:sz w:val="28"/>
+          <w:szCs w:val="28"/>
+        </w:rPr>
+        <w:fldChar w:fldCharType="end"/>
+      </w:r>
+      <w:r>
+        <w:rPr>
+          <w:i w:val="0"/>
+          <w:iCs w:val="0"/>
+          <w:color w:val="000000" w:themeColor="text1"/>
+          <w:sz w:val="28"/>
+          <w:szCs w:val="28"/>
+          <w:lang w:val="ru-RU"/>
+        </w:rPr>
+        <w:t xml:space="preserve">. Диаграмма </w:t>
+      </w:r>
+      <w:proofErr w:type="spellStart"/>
+      <w:r>
+        <w:rPr>
+          <w:i w:val="0"/>
+          <w:iCs w:val="0"/>
+          <w:color w:val="000000" w:themeColor="text1"/>
+          <w:sz w:val="28"/>
+          <w:szCs w:val="28"/>
+          <w:lang w:val="ru-RU"/>
+        </w:rPr>
+        <w:t>Ганта</w:t>
+      </w:r>
+      <w:proofErr w:type="spellEnd"/>
     </w:p>
     <w:sectPr>
       <w:pgSz w:w="11906" w:h="16838"/>
       <w:pgMar w:top="1134" w:right="850" w:bottom="1134" w:left="1701" w:header="708" w:footer="708" w:gutter="0"/>
       <w:cols w:space="708"/>
-      <w:docGrid w:linePitch="360"/>
+      <w:titlePg/>
+      <w:docGrid w:linePitch="381"/>
     </w:sectPr>
   </w:body>
 </w:document>
+</file>
+
+<file path=word/endnotes.xml><?xml version="1.0" encoding="utf-8"?>
+<w:endnotes xmlns:wpc="http://schemas.microsoft.com/office/word/2010/wordprocessingCanvas" xmlns:cx="http://schemas.microsoft.com/office/drawing/2014/chartex" xmlns:cx1="http://schemas.microsoft.com/office/drawing/2015/9/8/chartex" xmlns:cx2="http://schemas.microsoft.com/office/drawing/2015/10/21/chartex" xmlns:cx3="http://schemas.microsoft.com/office/drawing/2016/5/9/chartex" xmlns:cx4="http://schemas.microsoft.com/office/drawing/2016/5/10/chartex" xmlns:cx5="http://schemas.microsoft.com/office/drawing/2016/5/11/chartex" xmlns:cx6="http://schemas.microsoft.com/office/drawing/2016/5/12/chartex" xmlns:cx7="http://schemas.microsoft.com/office/drawing/2016/5/13/chartex" xmlns:cx8="http://schemas.microsoft.com/office/drawing/2016/5/14/chartex" xmlns:mc="http://schemas.openxmlformats.org/markup-compatibility/2006" xmlns:aink="http://schemas.microsoft.com/office/drawing/2016/ink" xmlns:am3d="http://schemas.microsoft.com/office/drawing/2017/model3d" xmlns:o="urn:schemas-microsoft-com:office:office" xmlns:oel="http://schemas.microsoft.com/office/2019/extlst" xmlns:r="http://schemas.openxmlformats.org/officeDocument/2006/relationships" xmlns:m="http://schemas.openxmlformats.org/officeDocument/2006/math" xmlns:v="urn:schemas-microsoft-com:vml" xmlns:wp14="http://schemas.microsoft.com/office/word/2010/wordprocessingDrawing" xmlns:wp="http://schemas.openxmlformats.org/drawingml/2006/wordprocessingDrawing" xmlns:w10="urn:schemas-microsoft-com:office:word" xmlns:w="http://schemas.openxmlformats.org/wordprocessingml/2006/main" xmlns:w14="http://schemas.microsoft.com/office/word/2010/wordml" xmlns:w15="http://schemas.microsoft.com/office/word/2012/wordml" xmlns:w16cex="http://schemas.microsoft.com/office/word/2018/wordml/cex" xmlns:w16cid="http://schemas.microsoft.com/office/word/2016/wordml/cid" xmlns:w16="http://schemas.microsoft.com/office/word/2018/wordml" xmlns:w16du="http://schemas.microsoft.com/office/word/2023/wordml/word16du" xmlns:w16sdtdh="http://schemas.microsoft.com/office/word/2020/wordml/sdtdatahash" xmlns:w16sdtfl="http://schemas.microsoft.com/office/word/2024/wordml/sdtformatlock" xmlns:w16se="http://schemas.microsoft.com/office/word/2015/wordml/symex" xmlns:wpg="http://schemas.microsoft.com/office/word/2010/wordprocessingGroup" xmlns:wpi="http://schemas.microsoft.com/office/word/2010/wordprocessingInk" xmlns:wne="http://schemas.microsoft.com/office/word/2006/wordml" xmlns:wps="http://schemas.microsoft.com/office/word/2010/wordprocessingShape" mc:Ignorable="w14 w15 w16se w16cid w16 w16cex w16sdtdh w16sdtfl w16du wp14">
+  <w:endnote w:type="separator" w:id="-1">
+    <w:p>
+      <w:pPr>
+        <w:spacing w:line="240" w:lineRule="auto"/>
+      </w:pPr>
+      <w:r>
+        <w:separator/>
+      </w:r>
+    </w:p>
+  </w:endnote>
+  <w:endnote w:type="continuationSeparator" w:id="0">
+    <w:p>
+      <w:pPr>
+        <w:spacing w:line="240" w:lineRule="auto"/>
+      </w:pPr>
+      <w:r>
+        <w:continuationSeparator/>
+      </w:r>
+    </w:p>
+  </w:endnote>
+</w:endnotes>
+</file>
+
+<file path=word/footnotes.xml><?xml version="1.0" encoding="utf-8"?>
+<w:footnotes xmlns:wpc="http://schemas.microsoft.com/office/word/2010/wordprocessingCanvas" xmlns:cx="http://schemas.microsoft.com/office/drawing/2014/chartex" xmlns:cx1="http://schemas.microsoft.com/office/drawing/2015/9/8/chartex" xmlns:cx2="http://schemas.microsoft.com/office/drawing/2015/10/21/chartex" xmlns:cx3="http://schemas.microsoft.com/office/drawing/2016/5/9/chartex" xmlns:cx4="http://schemas.microsoft.com/office/drawing/2016/5/10/chartex" xmlns:cx5="http://schemas.microsoft.com/office/drawing/2016/5/11/chartex" xmlns:cx6="http://schemas.microsoft.com/office/drawing/2016/5/12/chartex" xmlns:cx7="http://schemas.microsoft.com/office/drawing/2016/5/13/chartex" xmlns:cx8="http://schemas.microsoft.com/office/drawing/2016/5/14/chartex" xmlns:mc="http://schemas.openxmlformats.org/markup-compatibility/2006" xmlns:aink="http://schemas.microsoft.com/office/drawing/2016/ink" xmlns:am3d="http://schemas.microsoft.com/office/drawing/2017/model3d" xmlns:o="urn:schemas-microsoft-com:office:office" xmlns:oel="http://schemas.microsoft.com/office/2019/extlst" xmlns:r="http://schemas.openxmlformats.org/officeDocument/2006/relationships" xmlns:m="http://schemas.openxmlformats.org/officeDocument/2006/math" xmlns:v="urn:schemas-microsoft-com:vml" xmlns:wp14="http://schemas.microsoft.com/office/word/2010/wordprocessingDrawing" xmlns:wp="http://schemas.openxmlformats.org/drawingml/2006/wordprocessingDrawing" xmlns:w10="urn:schemas-microsoft-com:office:word" xmlns:w="http://schemas.openxmlformats.org/wordprocessingml/2006/main" xmlns:w14="http://schemas.microsoft.com/office/word/2010/wordml" xmlns:w15="http://schemas.microsoft.com/office/word/2012/wordml" xmlns:w16cex="http://schemas.microsoft.com/office/word/2018/wordml/cex" xmlns:w16cid="http://schemas.microsoft.com/office/word/2016/wordml/cid" xmlns:w16="http://schemas.microsoft.com/office/word/2018/wordml" xmlns:w16du="http://schemas.microsoft.com/office/word/2023/wordml/word16du" xmlns:w16sdtdh="http://schemas.microsoft.com/office/word/2020/wordml/sdtdatahash" xmlns:w16sdtfl="http://schemas.microsoft.com/office/word/2024/wordml/sdtformatlock" xmlns:w16se="http://schemas.microsoft.com/office/word/2015/wordml/symex" xmlns:wpg="http://schemas.microsoft.com/office/word/2010/wordprocessingGroup" xmlns:wpi="http://schemas.microsoft.com/office/word/2010/wordprocessingInk" xmlns:wne="http://schemas.microsoft.com/office/word/2006/wordml" xmlns:wps="http://schemas.microsoft.com/office/word/2010/wordprocessingShape" mc:Ignorable="w14 w15 w16se w16cid w16 w16cex w16sdtdh w16sdtfl w16du wp14">
+  <w:footnote w:type="separator" w:id="-1">
+    <w:p>
+      <w:pPr>
+        <w:spacing w:line="240" w:lineRule="auto"/>
+      </w:pPr>
+      <w:r>
+        <w:separator/>
+      </w:r>
+    </w:p>
+  </w:footnote>
+  <w:footnote w:type="continuationSeparator" w:id="0">
+    <w:p>
+      <w:pPr>
+        <w:spacing w:line="240" w:lineRule="auto"/>
+      </w:pPr>
+      <w:r>
+        <w:continuationSeparator/>
+      </w:r>
+    </w:p>
+  </w:footnote>
+</w:footnotes>
+</file>
+
+<file path=word/header1.xml><?xml version="1.0" encoding="utf-8"?>
+<w:hdr xmlns:wpc="http://schemas.microsoft.com/office/word/2010/wordprocessingCanvas" xmlns:cx="http://schemas.microsoft.com/office/drawing/2014/chartex" xmlns:cx1="http://schemas.microsoft.com/office/drawing/2015/9/8/chartex" xmlns:cx2="http://schemas.microsoft.com/office/drawing/2015/10/21/chartex" xmlns:cx3="http://schemas.microsoft.com/office/drawing/2016/5/9/chartex" xmlns:cx4="http://schemas.microsoft.com/office/drawing/2016/5/10/chartex" xmlns:cx5="http://schemas.microsoft.com/office/drawing/2016/5/11/chartex" xmlns:cx6="http://schemas.microsoft.com/office/drawing/2016/5/12/chartex" xmlns:cx7="http://schemas.microsoft.com/office/drawing/2016/5/13/chartex" xmlns:cx8="http://schemas.microsoft.com/office/drawing/2016/5/14/chartex" xmlns:mc="http://schemas.openxmlformats.org/markup-compatibility/2006" xmlns:aink="http://schemas.microsoft.com/office/drawing/2016/ink" xmlns:am3d="http://schemas.microsoft.com/office/drawing/2017/model3d" xmlns:o="urn:schemas-microsoft-com:office:office" xmlns:oel="http://schemas.microsoft.com/office/2019/extlst" xmlns:r="http://schemas.openxmlformats.org/officeDocument/2006/relationships" xmlns:m="http://schemas.openxmlformats.org/officeDocument/2006/math" xmlns:v="urn:schemas-microsoft-com:vml" xmlns:wp14="http://schemas.microsoft.com/office/word/2010/wordprocessingDrawing" xmlns:wp="http://schemas.openxmlformats.org/drawingml/2006/wordprocessingDrawing" xmlns:w10="urn:schemas-microsoft-com:office:word" xmlns:w="http://schemas.openxmlformats.org/wordprocessingml/2006/main" xmlns:w14="http://schemas.microsoft.com/office/word/2010/wordml" xmlns:w15="http://schemas.microsoft.com/office/word/2012/wordml" xmlns:w16cex="http://schemas.microsoft.com/office/word/2018/wordml/cex" xmlns:w16cid="http://schemas.microsoft.com/office/word/2016/wordml/cid" xmlns:w16="http://schemas.microsoft.com/office/word/2018/wordml" xmlns:w16du="http://schemas.microsoft.com/office/word/2023/wordml/word16du" xmlns:w16sdtdh="http://schemas.microsoft.com/office/word/2020/wordml/sdtdatahash" xmlns:w16sdtfl="http://schemas.microsoft.com/office/word/2024/wordml/sdtformatlock" xmlns:w16se="http://schemas.microsoft.com/office/word/2015/wordml/symex" xmlns:wpg="http://schemas.microsoft.com/office/word/2010/wordprocessingGroup" xmlns:wpi="http://schemas.microsoft.com/office/word/2010/wordprocessingInk" xmlns:wne="http://schemas.microsoft.com/office/word/2006/wordml" xmlns:wps="http://schemas.microsoft.com/office/word/2010/wordprocessingShape" mc:Ignorable="w14 w15 w16se w16cid w16 w16cex w16sdtdh w16sdtfl w16du wp14">
+  <w:sdt>
+    <w:sdtPr>
+      <w:rPr>
+        <w:rStyle w:val="af7"/>
+      </w:rPr>
+      <w:id w:val="-1913836262"/>
+      <w:docPartObj>
+        <w:docPartGallery w:val="Page Numbers (Top of Page)"/>
+        <w:docPartUnique/>
+      </w:docPartObj>
+    </w:sdtPr>
+    <w:sdtContent>
+      <w:p>
+        <w:pPr>
+          <w:pStyle w:val="af3"/>
+          <w:framePr w:wrap="none" w:vAnchor="text" w:hAnchor="margin" w:xAlign="center" w:y="1"/>
+          <w:rPr>
+            <w:rStyle w:val="af7"/>
+          </w:rPr>
+        </w:pPr>
+        <w:r>
+          <w:rPr>
+            <w:rStyle w:val="af7"/>
+          </w:rPr>
+          <w:fldChar w:fldCharType="begin"/>
+        </w:r>
+        <w:r>
+          <w:rPr>
+            <w:rStyle w:val="af7"/>
+          </w:rPr>
+          <w:instrText xml:space="preserve"> PAGE </w:instrText>
+        </w:r>
+        <w:r>
+          <w:rPr>
+            <w:rStyle w:val="af7"/>
+          </w:rPr>
+          <w:fldChar w:fldCharType="separate"/>
+        </w:r>
+        <w:r>
+          <w:rPr>
+            <w:rStyle w:val="af7"/>
+          </w:rPr>
+          <w:fldChar w:fldCharType="end"/>
+        </w:r>
+      </w:p>
+    </w:sdtContent>
+  </w:sdt>
+  <w:p>
+    <w:pPr>
+      <w:pStyle w:val="af3"/>
+    </w:pPr>
+  </w:p>
+</w:hdr>
+</file>
+
+<file path=word/header2.xml><?xml version="1.0" encoding="utf-8"?>
+<w:hdr xmlns:wpc="http://schemas.microsoft.com/office/word/2010/wordprocessingCanvas" xmlns:cx="http://schemas.microsoft.com/office/drawing/2014/chartex" xmlns:cx1="http://schemas.microsoft.com/office/drawing/2015/9/8/chartex" xmlns:cx2="http://schemas.microsoft.com/office/drawing/2015/10/21/chartex" xmlns:cx3="http://schemas.microsoft.com/office/drawing/2016/5/9/chartex" xmlns:cx4="http://schemas.microsoft.com/office/drawing/2016/5/10/chartex" xmlns:cx5="http://schemas.microsoft.com/office/drawing/2016/5/11/chartex" xmlns:cx6="http://schemas.microsoft.com/office/drawing/2016/5/12/chartex" xmlns:cx7="http://schemas.microsoft.com/office/drawing/2016/5/13/chartex" xmlns:cx8="http://schemas.microsoft.com/office/drawing/2016/5/14/chartex" xmlns:mc="http://schemas.openxmlformats.org/markup-compatibility/2006" xmlns:aink="http://schemas.microsoft.com/office/drawing/2016/ink" xmlns:am3d="http://schemas.microsoft.com/office/drawing/2017/model3d" xmlns:o="urn:schemas-microsoft-com:office:office" xmlns:oel="http://schemas.microsoft.com/office/2019/extlst" xmlns:r="http://schemas.openxmlformats.org/officeDocument/2006/relationships" xmlns:m="http://schemas.openxmlformats.org/officeDocument/2006/math" xmlns:v="urn:schemas-microsoft-com:vml" xmlns:wp14="http://schemas.microsoft.com/office/word/2010/wordprocessingDrawing" xmlns:wp="http://schemas.openxmlformats.org/drawingml/2006/wordprocessingDrawing" xmlns:w10="urn:schemas-microsoft-com:office:word" xmlns:w="http://schemas.openxmlformats.org/wordprocessingml/2006/main" xmlns:w14="http://schemas.microsoft.com/office/word/2010/wordml" xmlns:w15="http://schemas.microsoft.com/office/word/2012/wordml" xmlns:w16cex="http://schemas.microsoft.com/office/word/2018/wordml/cex" xmlns:w16cid="http://schemas.microsoft.com/office/word/2016/wordml/cid" xmlns:w16="http://schemas.microsoft.com/office/word/2018/wordml" xmlns:w16du="http://schemas.microsoft.com/office/word/2023/wordml/word16du" xmlns:w16sdtdh="http://schemas.microsoft.com/office/word/2020/wordml/sdtdatahash" xmlns:w16sdtfl="http://schemas.microsoft.com/office/word/2024/wordml/sdtformatlock" xmlns:w16se="http://schemas.microsoft.com/office/word/2015/wordml/symex" xmlns:wpg="http://schemas.microsoft.com/office/word/2010/wordprocessingGroup" xmlns:wpi="http://schemas.microsoft.com/office/word/2010/wordprocessingInk" xmlns:wne="http://schemas.microsoft.com/office/word/2006/wordml" xmlns:wps="http://schemas.microsoft.com/office/word/2010/wordprocessingShape" mc:Ignorable="w14 w15 w16se w16cid w16 w16cex w16sdtdh w16sdtfl w16du wp14">
+  <w:sdt>
+    <w:sdtPr>
+      <w:rPr>
+        <w:rStyle w:val="af7"/>
+      </w:rPr>
+      <w:id w:val="-1855803530"/>
+      <w:docPartObj>
+        <w:docPartGallery w:val="Page Numbers (Top of Page)"/>
+        <w:docPartUnique/>
+      </w:docPartObj>
+    </w:sdtPr>
+    <w:sdtContent>
+      <w:p>
+        <w:pPr>
+          <w:pStyle w:val="af3"/>
+          <w:framePr w:wrap="none" w:vAnchor="text" w:hAnchor="margin" w:xAlign="center" w:y="1"/>
+          <w:rPr>
+            <w:rStyle w:val="af7"/>
+          </w:rPr>
+        </w:pPr>
+        <w:r>
+          <w:rPr>
+            <w:rStyle w:val="af7"/>
+          </w:rPr>
+          <w:fldChar w:fldCharType="begin"/>
+        </w:r>
+        <w:r>
+          <w:rPr>
+            <w:rStyle w:val="af7"/>
+          </w:rPr>
+          <w:instrText xml:space="preserve"> PAGE </w:instrText>
+        </w:r>
+        <w:r>
+          <w:rPr>
+            <w:rStyle w:val="af7"/>
+          </w:rPr>
+          <w:fldChar w:fldCharType="separate"/>
+        </w:r>
+        <w:r>
+          <w:rPr>
+            <w:rStyle w:val="af7"/>
+            <w:noProof/>
+          </w:rPr>
+          <w:t>3</w:t>
+        </w:r>
+        <w:r>
+          <w:rPr>
+            <w:rStyle w:val="af7"/>
+          </w:rPr>
+          <w:fldChar w:fldCharType="end"/>
+        </w:r>
+      </w:p>
+    </w:sdtContent>
+  </w:sdt>
+  <w:p>
+    <w:pPr>
+      <w:pStyle w:val="af3"/>
+    </w:pPr>
+  </w:p>
+</w:hdr>
+</file>
+
+<file path=word/header3.xml><?xml version="1.0" encoding="utf-8"?>
+<w:hdr xmlns:wpc="http://schemas.microsoft.com/office/word/2010/wordprocessingCanvas" xmlns:cx="http://schemas.microsoft.com/office/drawing/2014/chartex" xmlns:cx1="http://schemas.microsoft.com/office/drawing/2015/9/8/chartex" xmlns:cx2="http://schemas.microsoft.com/office/drawing/2015/10/21/chartex" xmlns:cx3="http://schemas.microsoft.com/office/drawing/2016/5/9/chartex" xmlns:cx4="http://schemas.microsoft.com/office/drawing/2016/5/10/chartex" xmlns:cx5="http://schemas.microsoft.com/office/drawing/2016/5/11/chartex" xmlns:cx6="http://schemas.microsoft.com/office/drawing/2016/5/12/chartex" xmlns:cx7="http://schemas.microsoft.com/office/drawing/2016/5/13/chartex" xmlns:cx8="http://schemas.microsoft.com/office/drawing/2016/5/14/chartex" xmlns:mc="http://schemas.openxmlformats.org/markup-compatibility/2006" xmlns:aink="http://schemas.microsoft.com/office/drawing/2016/ink" xmlns:am3d="http://schemas.microsoft.com/office/drawing/2017/model3d" xmlns:o="urn:schemas-microsoft-com:office:office" xmlns:oel="http://schemas.microsoft.com/office/2019/extlst" xmlns:r="http://schemas.openxmlformats.org/officeDocument/2006/relationships" xmlns:m="http://schemas.openxmlformats.org/officeDocument/2006/math" xmlns:v="urn:schemas-microsoft-com:vml" xmlns:wp14="http://schemas.microsoft.com/office/word/2010/wordprocessingDrawing" xmlns:wp="http://schemas.openxmlformats.org/drawingml/2006/wordprocessingDrawing" xmlns:w10="urn:schemas-microsoft-com:office:word" xmlns:w="http://schemas.openxmlformats.org/wordprocessingml/2006/main" xmlns:w14="http://schemas.microsoft.com/office/word/2010/wordml" xmlns:w15="http://schemas.microsoft.com/office/word/2012/wordml" xmlns:w16cex="http://schemas.microsoft.com/office/word/2018/wordml/cex" xmlns:w16cid="http://schemas.microsoft.com/office/word/2016/wordml/cid" xmlns:w16="http://schemas.microsoft.com/office/word/2018/wordml" xmlns:w16du="http://schemas.microsoft.com/office/word/2023/wordml/word16du" xmlns:w16sdtdh="http://schemas.microsoft.com/office/word/2020/wordml/sdtdatahash" xmlns:w16sdtfl="http://schemas.microsoft.com/office/word/2024/wordml/sdtformatlock" xmlns:w16se="http://schemas.microsoft.com/office/word/2015/wordml/symex" xmlns:wpg="http://schemas.microsoft.com/office/word/2010/wordprocessingGroup" xmlns:wpi="http://schemas.microsoft.com/office/word/2010/wordprocessingInk" xmlns:wne="http://schemas.microsoft.com/office/word/2006/wordml" xmlns:wps="http://schemas.microsoft.com/office/word/2010/wordprocessingShape" mc:Ignorable="w14 w15 w16se w16cid w16 w16cex w16sdtdh w16sdtfl w16du wp14">
+  <w:sdt>
+    <w:sdtPr>
+      <w:rPr>
+        <w:rStyle w:val="af7"/>
+      </w:rPr>
+      <w:id w:val="-1410693626"/>
+      <w:docPartObj>
+        <w:docPartGallery w:val="Page Numbers (Top of Page)"/>
+        <w:docPartUnique/>
+      </w:docPartObj>
+    </w:sdtPr>
+    <w:sdtContent>
+      <w:p>
+        <w:pPr>
+          <w:pStyle w:val="af3"/>
+          <w:framePr w:wrap="none" w:vAnchor="text" w:hAnchor="margin" w:xAlign="center" w:y="1"/>
+          <w:rPr>
+            <w:rStyle w:val="af7"/>
+          </w:rPr>
+        </w:pPr>
+        <w:r>
+          <w:rPr>
+            <w:rStyle w:val="af7"/>
+          </w:rPr>
+          <w:fldChar w:fldCharType="begin"/>
+        </w:r>
+        <w:r>
+          <w:rPr>
+            <w:rStyle w:val="af7"/>
+          </w:rPr>
+          <w:instrText xml:space="preserve"> PAGE </w:instrText>
+        </w:r>
+        <w:r>
+          <w:rPr>
+            <w:rStyle w:val="af7"/>
+          </w:rPr>
+          <w:fldChar w:fldCharType="separate"/>
+        </w:r>
+        <w:r>
+          <w:rPr>
+            <w:rStyle w:val="af7"/>
+            <w:noProof/>
+          </w:rPr>
+          <w:t>3</w:t>
+        </w:r>
+        <w:r>
+          <w:rPr>
+            <w:rStyle w:val="af7"/>
+            <w:noProof/>
+          </w:rPr>
+          <w:t>3</w:t>
+        </w:r>
+        <w:r>
+          <w:rPr>
+            <w:rStyle w:val="af7"/>
+          </w:rPr>
+          <w:fldChar w:fldCharType="end"/>
+        </w:r>
+      </w:p>
+    </w:sdtContent>
+  </w:sdt>
+  <w:p>
+    <w:pPr>
+      <w:pStyle w:val="af3"/>
+    </w:pPr>
+  </w:p>
+</w:hdr>
 </file>
 
 <file path=word/numbering.xml><?xml version="1.0" encoding="utf-8"?>
@@ -19468,6 +20550,85 @@
       <w:szCs w:val="20"/>
     </w:rPr>
   </w:style>
+  <w:style w:type="paragraph" w:styleId="af3">
+    <w:name w:val="header"/>
+    <w:basedOn w:val="a"/>
+    <w:link w:val="af4"/>
+    <w:uiPriority w:val="99"/>
+    <w:unhideWhenUsed/>
+    <w:rsid w:val="00B97BEF"/>
+    <w:pPr>
+      <w:tabs>
+        <w:tab w:val="center" w:pos="4513"/>
+        <w:tab w:val="right" w:pos="9026"/>
+      </w:tabs>
+      <w:spacing w:line="240" w:lineRule="auto"/>
+    </w:pPr>
+  </w:style>
+  <w:style w:type="character" w:customStyle="1" w:styleId="af4">
+    <w:name w:val="Верхний колонтитул Знак"/>
+    <w:basedOn w:val="a0"/>
+    <w:link w:val="af3"/>
+    <w:uiPriority w:val="99"/>
+    <w:rsid w:val="00B97BEF"/>
+    <w:rPr>
+      <w:rFonts w:ascii="Times New Roman" w:hAnsi="Times New Roman"/>
+      <w:sz w:val="28"/>
+    </w:rPr>
+  </w:style>
+  <w:style w:type="paragraph" w:styleId="af5">
+    <w:name w:val="footer"/>
+    <w:basedOn w:val="a"/>
+    <w:link w:val="af6"/>
+    <w:uiPriority w:val="99"/>
+    <w:unhideWhenUsed/>
+    <w:rsid w:val="00B97BEF"/>
+    <w:pPr>
+      <w:tabs>
+        <w:tab w:val="center" w:pos="4513"/>
+        <w:tab w:val="right" w:pos="9026"/>
+      </w:tabs>
+      <w:spacing w:line="240" w:lineRule="auto"/>
+    </w:pPr>
+  </w:style>
+  <w:style w:type="character" w:customStyle="1" w:styleId="af6">
+    <w:name w:val="Нижний колонтитул Знак"/>
+    <w:basedOn w:val="a0"/>
+    <w:link w:val="af5"/>
+    <w:uiPriority w:val="99"/>
+    <w:rsid w:val="00B97BEF"/>
+    <w:rPr>
+      <w:rFonts w:ascii="Times New Roman" w:hAnsi="Times New Roman"/>
+      <w:sz w:val="28"/>
+    </w:rPr>
+  </w:style>
+  <w:style w:type="character" w:styleId="af7">
+    <w:name w:val="page number"/>
+    <w:basedOn w:val="a0"/>
+    <w:uiPriority w:val="99"/>
+    <w:semiHidden/>
+    <w:unhideWhenUsed/>
+    <w:rsid w:val="00B97BEF"/>
+  </w:style>
+  <w:style w:type="paragraph" w:styleId="af8">
+    <w:name w:val="caption"/>
+    <w:basedOn w:val="a"/>
+    <w:next w:val="a"/>
+    <w:uiPriority w:val="35"/>
+    <w:unhideWhenUsed/>
+    <w:qFormat/>
+    <w:rsid w:val="001419E9"/>
+    <w:pPr>
+      <w:spacing w:after="200" w:line="240" w:lineRule="auto"/>
+    </w:pPr>
+    <w:rPr>
+      <w:i/>
+      <w:iCs/>
+      <w:color w:val="44546A" w:themeColor="text2"/>
+      <w:sz w:val="18"/>
+      <w:szCs w:val="18"/>
+    </w:rPr>
+  </w:style>
 </w:styles>
 </file>
 

--- a/Курс 3/НИР/НИР_Кринкин.docx
+++ b/Курс 3/НИР/НИР_Кринкин.docx
@@ -17276,7 +17276,6 @@
         <w:sectPr>
           <w:headerReference w:type="even" r:id="rId8"/>
           <w:headerReference w:type="default" r:id="rId9"/>
-          <w:headerReference w:type="first" r:id="rId10"/>
           <w:pgSz w:w="11906" w:h="16838"/>
           <w:pgMar w:top="1134" w:right="850" w:bottom="1134" w:left="1701" w:header="708" w:footer="708" w:gutter="0"/>
           <w:cols w:space="708"/>
@@ -17434,7 +17433,7 @@
                     <pic:cNvPicPr/>
                   </pic:nvPicPr>
                   <pic:blipFill>
-                    <a:blip r:embed="rId11" cstate="print">
+                    <a:blip r:embed="rId10" cstate="print">
                       <a:extLst>
                         <a:ext uri="{28A0092B-C50C-407E-A947-70E740481C1C}">
                           <a14:useLocalDpi xmlns:a14="http://schemas.microsoft.com/office/drawing/2010/main" val="0"/>
@@ -17738,77 +17737,6 @@
             <w:rStyle w:val="af7"/>
           </w:rPr>
           <w:fldChar w:fldCharType="separate"/>
-        </w:r>
-        <w:r>
-          <w:rPr>
-            <w:rStyle w:val="af7"/>
-            <w:noProof/>
-          </w:rPr>
-          <w:t>3</w:t>
-        </w:r>
-        <w:r>
-          <w:rPr>
-            <w:rStyle w:val="af7"/>
-          </w:rPr>
-          <w:fldChar w:fldCharType="end"/>
-        </w:r>
-      </w:p>
-    </w:sdtContent>
-  </w:sdt>
-  <w:p>
-    <w:pPr>
-      <w:pStyle w:val="af3"/>
-    </w:pPr>
-  </w:p>
-</w:hdr>
-</file>
-
-<file path=word/header3.xml><?xml version="1.0" encoding="utf-8"?>
-<w:hdr xmlns:wpc="http://schemas.microsoft.com/office/word/2010/wordprocessingCanvas" xmlns:cx="http://schemas.microsoft.com/office/drawing/2014/chartex" xmlns:cx1="http://schemas.microsoft.com/office/drawing/2015/9/8/chartex" xmlns:cx2="http://schemas.microsoft.com/office/drawing/2015/10/21/chartex" xmlns:cx3="http://schemas.microsoft.com/office/drawing/2016/5/9/chartex" xmlns:cx4="http://schemas.microsoft.com/office/drawing/2016/5/10/chartex" xmlns:cx5="http://schemas.microsoft.com/office/drawing/2016/5/11/chartex" xmlns:cx6="http://schemas.microsoft.com/office/drawing/2016/5/12/chartex" xmlns:cx7="http://schemas.microsoft.com/office/drawing/2016/5/13/chartex" xmlns:cx8="http://schemas.microsoft.com/office/drawing/2016/5/14/chartex" xmlns:mc="http://schemas.openxmlformats.org/markup-compatibility/2006" xmlns:aink="http://schemas.microsoft.com/office/drawing/2016/ink" xmlns:am3d="http://schemas.microsoft.com/office/drawing/2017/model3d" xmlns:o="urn:schemas-microsoft-com:office:office" xmlns:oel="http://schemas.microsoft.com/office/2019/extlst" xmlns:r="http://schemas.openxmlformats.org/officeDocument/2006/relationships" xmlns:m="http://schemas.openxmlformats.org/officeDocument/2006/math" xmlns:v="urn:schemas-microsoft-com:vml" xmlns:wp14="http://schemas.microsoft.com/office/word/2010/wordprocessingDrawing" xmlns:wp="http://schemas.openxmlformats.org/drawingml/2006/wordprocessingDrawing" xmlns:w10="urn:schemas-microsoft-com:office:word" xmlns:w="http://schemas.openxmlformats.org/wordprocessingml/2006/main" xmlns:w14="http://schemas.microsoft.com/office/word/2010/wordml" xmlns:w15="http://schemas.microsoft.com/office/word/2012/wordml" xmlns:w16cex="http://schemas.microsoft.com/office/word/2018/wordml/cex" xmlns:w16cid="http://schemas.microsoft.com/office/word/2016/wordml/cid" xmlns:w16="http://schemas.microsoft.com/office/word/2018/wordml" xmlns:w16du="http://schemas.microsoft.com/office/word/2023/wordml/word16du" xmlns:w16sdtdh="http://schemas.microsoft.com/office/word/2020/wordml/sdtdatahash" xmlns:w16sdtfl="http://schemas.microsoft.com/office/word/2024/wordml/sdtformatlock" xmlns:w16se="http://schemas.microsoft.com/office/word/2015/wordml/symex" xmlns:wpg="http://schemas.microsoft.com/office/word/2010/wordprocessingGroup" xmlns:wpi="http://schemas.microsoft.com/office/word/2010/wordprocessingInk" xmlns:wne="http://schemas.microsoft.com/office/word/2006/wordml" xmlns:wps="http://schemas.microsoft.com/office/word/2010/wordprocessingShape" mc:Ignorable="w14 w15 w16se w16cid w16 w16cex w16sdtdh w16sdtfl w16du wp14">
-  <w:sdt>
-    <w:sdtPr>
-      <w:rPr>
-        <w:rStyle w:val="af7"/>
-      </w:rPr>
-      <w:id w:val="-1410693626"/>
-      <w:docPartObj>
-        <w:docPartGallery w:val="Page Numbers (Top of Page)"/>
-        <w:docPartUnique/>
-      </w:docPartObj>
-    </w:sdtPr>
-    <w:sdtContent>
-      <w:p>
-        <w:pPr>
-          <w:pStyle w:val="af3"/>
-          <w:framePr w:wrap="none" w:vAnchor="text" w:hAnchor="margin" w:xAlign="center" w:y="1"/>
-          <w:rPr>
-            <w:rStyle w:val="af7"/>
-          </w:rPr>
-        </w:pPr>
-        <w:r>
-          <w:rPr>
-            <w:rStyle w:val="af7"/>
-          </w:rPr>
-          <w:fldChar w:fldCharType="begin"/>
-        </w:r>
-        <w:r>
-          <w:rPr>
-            <w:rStyle w:val="af7"/>
-          </w:rPr>
-          <w:instrText xml:space="preserve"> PAGE </w:instrText>
-        </w:r>
-        <w:r>
-          <w:rPr>
-            <w:rStyle w:val="af7"/>
-          </w:rPr>
-          <w:fldChar w:fldCharType="separate"/>
-        </w:r>
-        <w:r>
-          <w:rPr>
-            <w:rStyle w:val="af7"/>
-            <w:noProof/>
-          </w:rPr>
-          <w:t>3</w:t>
         </w:r>
         <w:r>
           <w:rPr>
